--- a/README.docx
+++ b/README.docx
@@ -427,7 +427,7 @@
           <w:sz w:val="22"/>
           <w:szCs w:val="22"/>
         </w:rPr>
-        <w:t xml:space="preserve">Frontend: http://localhost:5173 </w:t>
+        <w:t xml:space="preserve">Frontend: https://localhost:6173 </w:t>
       </w:r>
     </w:p>
     <w:p>
@@ -449,7 +449,7 @@
           <w:sz w:val="22"/>
           <w:szCs w:val="22"/>
         </w:rPr>
-        <w:t xml:space="preserve">API: http://localhost:4000/api/health </w:t>
+        <w:t xml:space="preserve">API: https://localhost:4000/api/health </w:t>
       </w:r>
     </w:p>
     <w:p>
@@ -463,7 +463,698 @@
         <w:rPr>
           <w:rFonts w:ascii="Segoe UI" w:eastAsia="Times New Roman" w:hAnsi="Segoe UI" w:cs="Segoe UI"/>
         </w:rPr>
-        <w:t>Default admin login</w:t>
+        <w:t>Running over HTTPS</w:t>
+      </w:r>
+    </w:p>
+    <w:p>
+      <w:pPr>
+        <w:pStyle w:val="NormalWeb"/>
+        <w:rPr>
+          <w:rFonts w:ascii="Segoe UI" w:hAnsi="Segoe UI" w:cs="Segoe UI"/>
+          <w:sz w:val="22"/>
+          <w:szCs w:val="22"/>
+        </w:rPr>
+      </w:pPr>
+      <w:r>
+        <w:rPr>
+          <w:rFonts w:ascii="Segoe UI" w:hAnsi="Segoe UI" w:cs="Segoe UI"/>
+          <w:b/>
+          <w:bCs/>
+          <w:sz w:val="22"/>
+          <w:szCs w:val="22"/>
+        </w:rPr>
+        <w:t>This is how the app is meant to run, not a hardening step.</w:t>
+      </w:r>
+      <w:r>
+        <w:rPr>
+          <w:rFonts w:ascii="Segoe UI" w:hAnsi="Segoe UI" w:cs="Segoe UI"/>
+          <w:sz w:val="22"/>
+          <w:szCs w:val="22"/>
+        </w:rPr>
+        <w:t xml:space="preserve"> Cameras, screen sharing and face capture are all gated on a secur</w:t>
+      </w:r>
+      <w:r>
+        <w:rPr>
+          <w:rFonts w:ascii="Segoe UI" w:hAnsi="Segoe UI" w:cs="Segoe UI"/>
+          <w:sz w:val="22"/>
+          <w:szCs w:val="22"/>
+        </w:rPr>
+        <w:t xml:space="preserve">e context, and </w:t>
+      </w:r>
+      <w:r>
+        <w:rPr>
+          <w:rStyle w:val="c1"/>
+          <w:rFonts w:cs="Segoe UI"/>
+        </w:rPr>
+        <w:t>localhost</w:t>
+      </w:r>
+      <w:r>
+        <w:rPr>
+          <w:rFonts w:ascii="Segoe UI" w:hAnsi="Segoe UI" w:cs="Segoe UI"/>
+          <w:sz w:val="22"/>
+          <w:szCs w:val="22"/>
+        </w:rPr>
+        <w:t xml:space="preserve"> is the only address a browser grants that over plain </w:t>
+      </w:r>
+      <w:r>
+        <w:rPr>
+          <w:rStyle w:val="c1"/>
+          <w:rFonts w:cs="Segoe UI"/>
+        </w:rPr>
+        <w:t>http://</w:t>
+      </w:r>
+      <w:r>
+        <w:rPr>
+          <w:rFonts w:ascii="Segoe UI" w:hAnsi="Segoe UI" w:cs="Segoe UI"/>
+          <w:sz w:val="22"/>
+          <w:szCs w:val="22"/>
+        </w:rPr>
+        <w:t>. The moment a colleague opens the app from another machine — which is the entire point of a meeting — it has to be https or their camera does not exist as far as the brow</w:t>
+      </w:r>
+      <w:r>
+        <w:rPr>
+          <w:rFonts w:ascii="Segoe UI" w:hAnsi="Segoe UI" w:cs="Segoe UI"/>
+          <w:sz w:val="22"/>
+          <w:szCs w:val="22"/>
+        </w:rPr>
+        <w:t>ser is concerned.</w:t>
+      </w:r>
+    </w:p>
+    <w:p>
+      <w:pPr>
+        <w:pStyle w:val="NormalWeb"/>
+        <w:rPr>
+          <w:rFonts w:ascii="Segoe UI" w:hAnsi="Segoe UI" w:cs="Segoe UI"/>
+          <w:sz w:val="22"/>
+          <w:szCs w:val="22"/>
+        </w:rPr>
+      </w:pPr>
+      <w:r>
+        <w:rPr>
+          <w:rFonts w:ascii="Segoe UI" w:hAnsi="Segoe UI" w:cs="Segoe UI"/>
+          <w:sz w:val="22"/>
+          <w:szCs w:val="22"/>
+        </w:rPr>
+        <w:t xml:space="preserve">Put a certificate and its key at the repository root as </w:t>
+      </w:r>
+      <w:r>
+        <w:rPr>
+          <w:rStyle w:val="c1"/>
+          <w:rFonts w:cs="Segoe UI"/>
+        </w:rPr>
+        <w:t>server.crt</w:t>
+      </w:r>
+      <w:r>
+        <w:rPr>
+          <w:rFonts w:ascii="Segoe UI" w:hAnsi="Segoe UI" w:cs="Segoe UI"/>
+          <w:sz w:val="22"/>
+          <w:szCs w:val="22"/>
+        </w:rPr>
+        <w:t xml:space="preserve"> and </w:t>
+      </w:r>
+      <w:r>
+        <w:rPr>
+          <w:rStyle w:val="c1"/>
+          <w:rFonts w:cs="Segoe UI"/>
+        </w:rPr>
+        <w:t>server.key</w:t>
+      </w:r>
+      <w:r>
+        <w:rPr>
+          <w:rFonts w:ascii="Segoe UI" w:hAnsi="Segoe UI" w:cs="Segoe UI"/>
+          <w:sz w:val="22"/>
+          <w:szCs w:val="22"/>
+        </w:rPr>
+        <w:t xml:space="preserve"> and both halves pick them up on their own: the API serves https, and the Vite dev server serves https </w:t>
+      </w:r>
+      <w:r>
+        <w:rPr>
+          <w:rFonts w:ascii="Segoe UI" w:hAnsi="Segoe UI" w:cs="Segoe UI"/>
+          <w:i/>
+          <w:iCs/>
+          <w:sz w:val="22"/>
+          <w:szCs w:val="22"/>
+        </w:rPr>
+        <w:t>and</w:t>
+      </w:r>
+      <w:r>
+        <w:rPr>
+          <w:rFonts w:ascii="Segoe UI" w:hAnsi="Segoe UI" w:cs="Segoe UI"/>
+          <w:sz w:val="22"/>
+          <w:szCs w:val="22"/>
+        </w:rPr>
+        <w:t xml:space="preserve"> proxies </w:t>
+      </w:r>
+      <w:r>
+        <w:rPr>
+          <w:rStyle w:val="c1"/>
+          <w:rFonts w:cs="Segoe UI"/>
+        </w:rPr>
+        <w:t>/api</w:t>
+      </w:r>
+      <w:r>
+        <w:rPr>
+          <w:rFonts w:ascii="Segoe UI" w:hAnsi="Segoe UI" w:cs="Segoe UI"/>
+          <w:sz w:val="22"/>
+          <w:szCs w:val="22"/>
+        </w:rPr>
+        <w:t xml:space="preserve"> and </w:t>
+      </w:r>
+      <w:r>
+        <w:rPr>
+          <w:rStyle w:val="c1"/>
+          <w:rFonts w:cs="Segoe UI"/>
+        </w:rPr>
+        <w:t>/rtc</w:t>
+      </w:r>
+      <w:r>
+        <w:rPr>
+          <w:rFonts w:ascii="Segoe UI" w:hAnsi="Segoe UI" w:cs="Segoe UI"/>
+          <w:sz w:val="22"/>
+          <w:szCs w:val="22"/>
+        </w:rPr>
+        <w:t xml:space="preserve"> through to the API. Nothing </w:t>
+      </w:r>
+      <w:r>
+        <w:rPr>
+          <w:rFonts w:ascii="Segoe UI" w:hAnsi="Segoe UI" w:cs="Segoe UI"/>
+          <w:sz w:val="22"/>
+          <w:szCs w:val="22"/>
+        </w:rPr>
+        <w:t>else needs configuring. Other paths, or turning it off again:</w:t>
+      </w:r>
+    </w:p>
+    <w:tbl>
+      <w:tblPr>
+        <w:tblW w:w="5000" w:type="pct"/>
+        <w:tblBorders>
+          <w:top w:val="outset" w:sz="6" w:space="0" w:color="auto"/>
+          <w:left w:val="outset" w:sz="6" w:space="0" w:color="auto"/>
+          <w:bottom w:val="outset" w:sz="6" w:space="0" w:color="auto"/>
+          <w:right w:val="outset" w:sz="6" w:space="0" w:color="auto"/>
+        </w:tblBorders>
+        <w:tblCellMar>
+          <w:top w:w="75" w:type="dxa"/>
+          <w:left w:w="75" w:type="dxa"/>
+          <w:bottom w:w="75" w:type="dxa"/>
+          <w:right w:w="75" w:type="dxa"/>
+        </w:tblCellMar>
+        <w:tblLook w:val="04A0" w:firstRow="1" w:lastRow="0" w:firstColumn="1" w:lastColumn="0" w:noHBand="0" w:noVBand="1"/>
+      </w:tblPr>
+      <w:tblGrid>
+        <w:gridCol w:w="2465"/>
+        <w:gridCol w:w="6879"/>
+      </w:tblGrid>
+      <w:tr>
+        <w:tc>
+          <w:tcPr>
+            <w:tcW w:w="0" w:type="auto"/>
+            <w:tcBorders>
+              <w:top w:val="single" w:sz="6" w:space="0" w:color="9AA5B1"/>
+              <w:left w:val="single" w:sz="6" w:space="0" w:color="9AA5B1"/>
+              <w:bottom w:val="single" w:sz="6" w:space="0" w:color="9AA5B1"/>
+              <w:right w:val="single" w:sz="6" w:space="0" w:color="9AA5B1"/>
+            </w:tcBorders>
+            <w:shd w:val="clear" w:color="auto" w:fill="EEF2F7"/>
+            <w:tcMar>
+              <w:top w:w="80" w:type="dxa"/>
+              <w:left w:w="80" w:type="dxa"/>
+              <w:bottom w:w="80" w:type="dxa"/>
+              <w:right w:w="80" w:type="dxa"/>
+            </w:tcMar>
+            <w:hideMark/>
+          </w:tcPr>
+          <w:p>
+            <w:pPr>
+              <w:rPr>
+                <w:rFonts w:ascii="Segoe UI" w:eastAsia="Times New Roman" w:hAnsi="Segoe UI" w:cs="Segoe UI"/>
+                <w:b/>
+                <w:bCs/>
+                <w:sz w:val="19"/>
+                <w:szCs w:val="19"/>
+              </w:rPr>
+            </w:pPr>
+            <w:r>
+              <w:rPr>
+                <w:rFonts w:ascii="Segoe UI" w:eastAsia="Times New Roman" w:hAnsi="Segoe UI" w:cs="Segoe UI"/>
+                <w:b/>
+                <w:bCs/>
+                <w:sz w:val="19"/>
+                <w:szCs w:val="19"/>
+              </w:rPr>
+              <w:t>Setting</w:t>
+            </w:r>
+          </w:p>
+        </w:tc>
+        <w:tc>
+          <w:tcPr>
+            <w:tcW w:w="0" w:type="auto"/>
+            <w:tcBorders>
+              <w:top w:val="single" w:sz="6" w:space="0" w:color="9AA5B1"/>
+              <w:left w:val="single" w:sz="6" w:space="0" w:color="9AA5B1"/>
+              <w:bottom w:val="single" w:sz="6" w:space="0" w:color="9AA5B1"/>
+              <w:right w:val="single" w:sz="6" w:space="0" w:color="9AA5B1"/>
+            </w:tcBorders>
+            <w:shd w:val="clear" w:color="auto" w:fill="EEF2F7"/>
+            <w:tcMar>
+              <w:top w:w="80" w:type="dxa"/>
+              <w:left w:w="80" w:type="dxa"/>
+              <w:bottom w:w="80" w:type="dxa"/>
+              <w:right w:w="80" w:type="dxa"/>
+            </w:tcMar>
+            <w:hideMark/>
+          </w:tcPr>
+          <w:p>
+            <w:pPr>
+              <w:rPr>
+                <w:rFonts w:ascii="Segoe UI" w:eastAsia="Times New Roman" w:hAnsi="Segoe UI" w:cs="Segoe UI"/>
+                <w:b/>
+                <w:bCs/>
+                <w:sz w:val="19"/>
+                <w:szCs w:val="19"/>
+              </w:rPr>
+            </w:pPr>
+            <w:r>
+              <w:rPr>
+                <w:rFonts w:ascii="Segoe UI" w:eastAsia="Times New Roman" w:hAnsi="Segoe UI" w:cs="Segoe UI"/>
+                <w:b/>
+                <w:bCs/>
+                <w:sz w:val="19"/>
+                <w:szCs w:val="19"/>
+              </w:rPr>
+              <w:t>Effect</w:t>
+            </w:r>
+          </w:p>
+        </w:tc>
+      </w:tr>
+      <w:tr>
+        <w:tc>
+          <w:tcPr>
+            <w:tcW w:w="0" w:type="auto"/>
+            <w:tcBorders>
+              <w:top w:val="single" w:sz="6" w:space="0" w:color="9AA5B1"/>
+              <w:left w:val="single" w:sz="6" w:space="0" w:color="9AA5B1"/>
+              <w:bottom w:val="single" w:sz="6" w:space="0" w:color="9AA5B1"/>
+              <w:right w:val="single" w:sz="6" w:space="0" w:color="9AA5B1"/>
+            </w:tcBorders>
+            <w:tcMar>
+              <w:top w:w="80" w:type="dxa"/>
+              <w:left w:w="80" w:type="dxa"/>
+              <w:bottom w:w="80" w:type="dxa"/>
+              <w:right w:w="80" w:type="dxa"/>
+            </w:tcMar>
+            <w:hideMark/>
+          </w:tcPr>
+          <w:p>
+            <w:pPr>
+              <w:rPr>
+                <w:rFonts w:ascii="Segoe UI" w:eastAsia="Times New Roman" w:hAnsi="Segoe UI" w:cs="Segoe UI"/>
+                <w:sz w:val="19"/>
+                <w:szCs w:val="19"/>
+              </w:rPr>
+            </w:pPr>
+            <w:r>
+              <w:rPr>
+                <w:rStyle w:val="c1"/>
+                <w:rFonts w:eastAsia="Times New Roman" w:cs="Segoe UI"/>
+              </w:rPr>
+              <w:t>SSL_CERT_PATH</w:t>
+            </w:r>
+            <w:r>
+              <w:rPr>
+                <w:rFonts w:ascii="Segoe UI" w:eastAsia="Times New Roman" w:hAnsi="Segoe UI" w:cs="Segoe UI"/>
+                <w:sz w:val="19"/>
+                <w:szCs w:val="19"/>
+              </w:rPr>
+              <w:t xml:space="preserve">, </w:t>
+            </w:r>
+            <w:r>
+              <w:rPr>
+                <w:rStyle w:val="c1"/>
+                <w:rFonts w:eastAsia="Times New Roman" w:cs="Segoe UI"/>
+              </w:rPr>
+              <w:t>SSL_KEY_PATH</w:t>
+            </w:r>
+          </w:p>
+        </w:tc>
+        <w:tc>
+          <w:tcPr>
+            <w:tcW w:w="0" w:type="auto"/>
+            <w:tcBorders>
+              <w:top w:val="single" w:sz="6" w:space="0" w:color="9AA5B1"/>
+              <w:left w:val="single" w:sz="6" w:space="0" w:color="9AA5B1"/>
+              <w:bottom w:val="single" w:sz="6" w:space="0" w:color="9AA5B1"/>
+              <w:right w:val="single" w:sz="6" w:space="0" w:color="9AA5B1"/>
+            </w:tcBorders>
+            <w:tcMar>
+              <w:top w:w="80" w:type="dxa"/>
+              <w:left w:w="80" w:type="dxa"/>
+              <w:bottom w:w="80" w:type="dxa"/>
+              <w:right w:w="80" w:type="dxa"/>
+            </w:tcMar>
+            <w:hideMark/>
+          </w:tcPr>
+          <w:p>
+            <w:pPr>
+              <w:rPr>
+                <w:rFonts w:ascii="Segoe UI" w:eastAsia="Times New Roman" w:hAnsi="Segoe UI" w:cs="Segoe UI"/>
+                <w:sz w:val="19"/>
+                <w:szCs w:val="19"/>
+              </w:rPr>
+            </w:pPr>
+            <w:r>
+              <w:rPr>
+                <w:rFonts w:ascii="Segoe UI" w:eastAsia="Times New Roman" w:hAnsi="Segoe UI" w:cs="Segoe UI"/>
+                <w:sz w:val="19"/>
+                <w:szCs w:val="19"/>
+              </w:rPr>
+              <w:t>Where the certificate and key live. Relative paths are resolved against the backend folder, then the repository root.</w:t>
+            </w:r>
+          </w:p>
+        </w:tc>
+      </w:tr>
+      <w:tr>
+        <w:tc>
+          <w:tcPr>
+            <w:tcW w:w="0" w:type="auto"/>
+            <w:tcBorders>
+              <w:top w:val="single" w:sz="6" w:space="0" w:color="9AA5B1"/>
+              <w:left w:val="single" w:sz="6" w:space="0" w:color="9AA5B1"/>
+              <w:bottom w:val="single" w:sz="6" w:space="0" w:color="9AA5B1"/>
+              <w:right w:val="single" w:sz="6" w:space="0" w:color="9AA5B1"/>
+            </w:tcBorders>
+            <w:tcMar>
+              <w:top w:w="80" w:type="dxa"/>
+              <w:left w:w="80" w:type="dxa"/>
+              <w:bottom w:w="80" w:type="dxa"/>
+              <w:right w:w="80" w:type="dxa"/>
+            </w:tcMar>
+            <w:hideMark/>
+          </w:tcPr>
+          <w:p>
+            <w:pPr>
+              <w:rPr>
+                <w:rFonts w:ascii="Segoe UI" w:eastAsia="Times New Roman" w:hAnsi="Segoe UI" w:cs="Segoe UI"/>
+                <w:sz w:val="19"/>
+                <w:szCs w:val="19"/>
+              </w:rPr>
+            </w:pPr>
+            <w:r>
+              <w:rPr>
+                <w:rStyle w:val="c1"/>
+                <w:rFonts w:eastAsia="Times New Roman" w:cs="Segoe UI"/>
+              </w:rPr>
+              <w:t>USE_HTTPS=false</w:t>
+            </w:r>
+          </w:p>
+        </w:tc>
+        <w:tc>
+          <w:tcPr>
+            <w:tcW w:w="0" w:type="auto"/>
+            <w:tcBorders>
+              <w:top w:val="single" w:sz="6" w:space="0" w:color="9AA5B1"/>
+              <w:left w:val="single" w:sz="6" w:space="0" w:color="9AA5B1"/>
+              <w:bottom w:val="single" w:sz="6" w:space="0" w:color="9AA5B1"/>
+              <w:right w:val="single" w:sz="6" w:space="0" w:color="9AA5B1"/>
+            </w:tcBorders>
+            <w:tcMar>
+              <w:top w:w="80" w:type="dxa"/>
+              <w:left w:w="80" w:type="dxa"/>
+              <w:bottom w:w="80" w:type="dxa"/>
+              <w:right w:w="80" w:type="dxa"/>
+            </w:tcMar>
+            <w:hideMark/>
+          </w:tcPr>
+          <w:p>
+            <w:pPr>
+              <w:rPr>
+                <w:rFonts w:ascii="Segoe UI" w:eastAsia="Times New Roman" w:hAnsi="Segoe UI" w:cs="Segoe UI"/>
+                <w:sz w:val="19"/>
+                <w:szCs w:val="19"/>
+              </w:rPr>
+            </w:pPr>
+            <w:r>
+              <w:rPr>
+                <w:rFonts w:ascii="Segoe UI" w:eastAsia="Times New Roman" w:hAnsi="Segoe UI" w:cs="Segoe UI"/>
+                <w:sz w:val="19"/>
+                <w:szCs w:val="19"/>
+              </w:rPr>
+              <w:t>Serve plain http even though the files are there.</w:t>
+            </w:r>
+          </w:p>
+        </w:tc>
+      </w:tr>
+      <w:tr>
+        <w:tc>
+          <w:tcPr>
+            <w:tcW w:w="0" w:type="auto"/>
+            <w:tcBorders>
+              <w:top w:val="single" w:sz="6" w:space="0" w:color="9AA5B1"/>
+              <w:left w:val="single" w:sz="6" w:space="0" w:color="9AA5B1"/>
+              <w:bottom w:val="single" w:sz="6" w:space="0" w:color="9AA5B1"/>
+              <w:right w:val="single" w:sz="6" w:space="0" w:color="9AA5B1"/>
+            </w:tcBorders>
+            <w:tcMar>
+              <w:top w:w="80" w:type="dxa"/>
+              <w:left w:w="80" w:type="dxa"/>
+              <w:bottom w:w="80" w:type="dxa"/>
+              <w:right w:w="80" w:type="dxa"/>
+            </w:tcMar>
+            <w:hideMark/>
+          </w:tcPr>
+          <w:p>
+            <w:pPr>
+              <w:rPr>
+                <w:rFonts w:ascii="Segoe UI" w:eastAsia="Times New Roman" w:hAnsi="Segoe UI" w:cs="Segoe UI"/>
+                <w:sz w:val="19"/>
+                <w:szCs w:val="19"/>
+              </w:rPr>
+            </w:pPr>
+            <w:r>
+              <w:rPr>
+                <w:rStyle w:val="c1"/>
+                <w:rFonts w:eastAsia="Times New Roman" w:cs="Segoe UI"/>
+              </w:rPr>
+              <w:lastRenderedPageBreak/>
+              <w:t>HTTPS_PORT</w:t>
+            </w:r>
+          </w:p>
+        </w:tc>
+        <w:tc>
+          <w:tcPr>
+            <w:tcW w:w="0" w:type="auto"/>
+            <w:tcBorders>
+              <w:top w:val="single" w:sz="6" w:space="0" w:color="9AA5B1"/>
+              <w:left w:val="single" w:sz="6" w:space="0" w:color="9AA5B1"/>
+              <w:bottom w:val="single" w:sz="6" w:space="0" w:color="9AA5B1"/>
+              <w:right w:val="single" w:sz="6" w:space="0" w:color="9AA5B1"/>
+            </w:tcBorders>
+            <w:tcMar>
+              <w:top w:w="80" w:type="dxa"/>
+              <w:left w:w="80" w:type="dxa"/>
+              <w:bottom w:w="80" w:type="dxa"/>
+              <w:right w:w="80" w:type="dxa"/>
+            </w:tcMar>
+            <w:hideMark/>
+          </w:tcPr>
+          <w:p>
+            <w:pPr>
+              <w:rPr>
+                <w:rFonts w:ascii="Segoe UI" w:eastAsia="Times New Roman" w:hAnsi="Segoe UI" w:cs="Segoe UI"/>
+                <w:sz w:val="19"/>
+                <w:szCs w:val="19"/>
+              </w:rPr>
+            </w:pPr>
+            <w:r>
+              <w:rPr>
+                <w:rFonts w:ascii="Segoe UI" w:eastAsia="Times New Roman" w:hAnsi="Segoe UI" w:cs="Segoe UI"/>
+                <w:sz w:val="19"/>
+                <w:szCs w:val="19"/>
+              </w:rPr>
+              <w:t xml:space="preserve">The https port, when it should differ from </w:t>
+            </w:r>
+            <w:r>
+              <w:rPr>
+                <w:rStyle w:val="c1"/>
+                <w:rFonts w:eastAsia="Times New Roman" w:cs="Segoe UI"/>
+              </w:rPr>
+              <w:t>PORT</w:t>
+            </w:r>
+            <w:r>
+              <w:rPr>
+                <w:rFonts w:ascii="Segoe UI" w:eastAsia="Times New Roman" w:hAnsi="Segoe UI" w:cs="Segoe UI"/>
+                <w:sz w:val="19"/>
+                <w:szCs w:val="19"/>
+              </w:rPr>
+              <w:t>.</w:t>
+            </w:r>
+          </w:p>
+        </w:tc>
+      </w:tr>
+      <w:tr>
+        <w:tc>
+          <w:tcPr>
+            <w:tcW w:w="0" w:type="auto"/>
+            <w:tcBorders>
+              <w:top w:val="single" w:sz="6" w:space="0" w:color="9AA5B1"/>
+              <w:left w:val="single" w:sz="6" w:space="0" w:color="9AA5B1"/>
+              <w:bottom w:val="single" w:sz="6" w:space="0" w:color="9AA5B1"/>
+              <w:right w:val="single" w:sz="6" w:space="0" w:color="9AA5B1"/>
+            </w:tcBorders>
+            <w:tcMar>
+              <w:top w:w="80" w:type="dxa"/>
+              <w:left w:w="80" w:type="dxa"/>
+              <w:bottom w:w="80" w:type="dxa"/>
+              <w:right w:w="80" w:type="dxa"/>
+            </w:tcMar>
+            <w:hideMark/>
+          </w:tcPr>
+          <w:p>
+            <w:pPr>
+              <w:rPr>
+                <w:rFonts w:ascii="Segoe UI" w:eastAsia="Times New Roman" w:hAnsi="Segoe UI" w:cs="Segoe UI"/>
+                <w:sz w:val="19"/>
+                <w:szCs w:val="19"/>
+              </w:rPr>
+            </w:pPr>
+            <w:r>
+              <w:rPr>
+                <w:rStyle w:val="c1"/>
+                <w:rFonts w:eastAsia="Times New Roman" w:cs="Segoe UI"/>
+              </w:rPr>
+              <w:t>API_HOST</w:t>
+            </w:r>
+            <w:r>
+              <w:rPr>
+                <w:rFonts w:ascii="Segoe UI" w:eastAsia="Times New Roman" w:hAnsi="Segoe UI" w:cs="Segoe UI"/>
+                <w:sz w:val="19"/>
+                <w:szCs w:val="19"/>
+              </w:rPr>
+              <w:t xml:space="preserve">, </w:t>
+            </w:r>
+            <w:r>
+              <w:rPr>
+                <w:rStyle w:val="c1"/>
+                <w:rFonts w:eastAsia="Times New Roman" w:cs="Segoe UI"/>
+              </w:rPr>
+              <w:t>API_PORT</w:t>
+            </w:r>
+          </w:p>
+        </w:tc>
+        <w:tc>
+          <w:tcPr>
+            <w:tcW w:w="0" w:type="auto"/>
+            <w:tcBorders>
+              <w:top w:val="single" w:sz="6" w:space="0" w:color="9AA5B1"/>
+              <w:left w:val="single" w:sz="6" w:space="0" w:color="9AA5B1"/>
+              <w:bottom w:val="single" w:sz="6" w:space="0" w:color="9AA5B1"/>
+              <w:right w:val="single" w:sz="6" w:space="0" w:color="9AA5B1"/>
+            </w:tcBorders>
+            <w:tcMar>
+              <w:top w:w="80" w:type="dxa"/>
+              <w:left w:w="80" w:type="dxa"/>
+              <w:bottom w:w="80" w:type="dxa"/>
+              <w:right w:w="80" w:type="dxa"/>
+            </w:tcMar>
+            <w:hideMark/>
+          </w:tcPr>
+          <w:p>
+            <w:pPr>
+              <w:rPr>
+                <w:rFonts w:ascii="Segoe UI" w:eastAsia="Times New Roman" w:hAnsi="Segoe UI" w:cs="Segoe UI"/>
+                <w:sz w:val="19"/>
+                <w:szCs w:val="19"/>
+              </w:rPr>
+            </w:pPr>
+            <w:r>
+              <w:rPr>
+                <w:rFonts w:ascii="Segoe UI" w:eastAsia="Times New Roman" w:hAnsi="Segoe UI" w:cs="Segoe UI"/>
+                <w:sz w:val="19"/>
+                <w:szCs w:val="19"/>
+              </w:rPr>
+              <w:t xml:space="preserve">Where the dev server's proxy looks for the API. Defaults to </w:t>
+            </w:r>
+            <w:r>
+              <w:rPr>
+                <w:rStyle w:val="c1"/>
+                <w:rFonts w:eastAsia="Times New Roman" w:cs="Segoe UI"/>
+              </w:rPr>
+              <w:t>127.0.0.1:4000</w:t>
+            </w:r>
+            <w:r>
+              <w:rPr>
+                <w:rFonts w:ascii="Segoe UI" w:eastAsia="Times New Roman" w:hAnsi="Segoe UI" w:cs="Segoe UI"/>
+                <w:sz w:val="19"/>
+                <w:szCs w:val="19"/>
+              </w:rPr>
+              <w:t>.</w:t>
+            </w:r>
+          </w:p>
+        </w:tc>
+      </w:tr>
+    </w:tbl>
+    <w:p>
+      <w:pPr>
+        <w:pStyle w:val="NormalWeb"/>
+        <w:rPr>
+          <w:rFonts w:ascii="Segoe UI" w:hAnsi="Segoe UI" w:cs="Segoe UI"/>
+          <w:sz w:val="22"/>
+          <w:szCs w:val="22"/>
+        </w:rPr>
+      </w:pPr>
+      <w:r>
+        <w:rPr>
+          <w:rFonts w:ascii="Segoe UI" w:hAnsi="Segoe UI" w:cs="Segoe UI"/>
+          <w:sz w:val="22"/>
+          <w:szCs w:val="22"/>
+        </w:rPr>
+        <w:t>The dev server's proxy talks to the API with cer</w:t>
+      </w:r>
+      <w:r>
+        <w:rPr>
+          <w:rFonts w:ascii="Segoe UI" w:hAnsi="Segoe UI" w:cs="Segoe UI"/>
+          <w:sz w:val="22"/>
+          <w:szCs w:val="22"/>
+        </w:rPr>
+        <w:t>tificate checking off, because a self-signed certificate is one Node refuses. That is this machine trusting its own backend; the browser's connection is to the dev server and is still checked normally.</w:t>
+      </w:r>
+    </w:p>
+    <w:p>
+      <w:pPr>
+        <w:pStyle w:val="NormalWeb"/>
+        <w:rPr>
+          <w:rFonts w:ascii="Segoe UI" w:hAnsi="Segoe UI" w:cs="Segoe UI"/>
+          <w:sz w:val="22"/>
+          <w:szCs w:val="22"/>
+        </w:rPr>
+      </w:pPr>
+      <w:r>
+        <w:rPr>
+          <w:rFonts w:ascii="Segoe UI" w:hAnsi="Segoe UI" w:cs="Segoe UI"/>
+          <w:b/>
+          <w:bCs/>
+          <w:sz w:val="22"/>
+          <w:szCs w:val="22"/>
+        </w:rPr>
+        <w:t>A self-signed certificate needs one deliberate excepti</w:t>
+      </w:r>
+      <w:r>
+        <w:rPr>
+          <w:rFonts w:ascii="Segoe UI" w:hAnsi="Segoe UI" w:cs="Segoe UI"/>
+          <w:b/>
+          <w:bCs/>
+          <w:sz w:val="22"/>
+          <w:szCs w:val="22"/>
+        </w:rPr>
+        <w:t>on per browser.</w:t>
+      </w:r>
+      <w:r>
+        <w:rPr>
+          <w:rFonts w:ascii="Segoe UI" w:hAnsi="Segoe UI" w:cs="Segoe UI"/>
+          <w:sz w:val="22"/>
+          <w:szCs w:val="22"/>
+        </w:rPr>
+        <w:t xml:space="preserve"> The first visit shows a warning; accepting it is enough, and the meeting socket is covered by the same exception because it runs over the page's own origin. Two things make that worse than it needs to be:</w:t>
       </w:r>
     </w:p>
     <w:p>
@@ -482,17 +1173,31 @@
       <w:r>
         <w:rPr>
           <w:rFonts w:ascii="Segoe UI" w:eastAsia="Times New Roman" w:hAnsi="Segoe UI" w:cs="Segoe UI"/>
-          <w:sz w:val="22"/>
-          <w:szCs w:val="22"/>
-        </w:rPr>
-        <w:t xml:space="preserve">Username: </w:t>
+          <w:b/>
+          <w:bCs/>
+          <w:sz w:val="22"/>
+          <w:szCs w:val="22"/>
+        </w:rPr>
+        <w:t xml:space="preserve">A certificate with no </w:t>
       </w:r>
       <w:r>
         <w:rPr>
           <w:rStyle w:val="c1"/>
           <w:rFonts w:eastAsia="Times New Roman" w:cs="Segoe UI"/>
-        </w:rPr>
-        <w:t>admin</w:t>
+          <w:b/>
+          <w:bCs/>
+        </w:rPr>
+        <w:t>subjectAltName</w:t>
+      </w:r>
+      <w:r>
+        <w:rPr>
+          <w:rFonts w:ascii="Segoe UI" w:eastAsia="Times New Roman" w:hAnsi="Segoe UI" w:cs="Segoe UI"/>
+          <w:b/>
+          <w:bCs/>
+          <w:sz w:val="22"/>
+          <w:szCs w:val="22"/>
+        </w:rPr>
+        <w:t xml:space="preserve"> is rejected outright by name.</w:t>
       </w:r>
       <w:r>
         <w:rPr>
@@ -501,6 +1206,38 @@
           <w:szCs w:val="22"/>
         </w:rPr>
         <w:t xml:space="preserve"> </w:t>
+      </w:r>
+      <w:r>
+        <w:rPr>
+          <w:rFonts w:ascii="Segoe UI" w:eastAsia="Times New Roman" w:hAnsi="Segoe UI" w:cs="Segoe UI"/>
+          <w:sz w:val="22"/>
+          <w:szCs w:val="22"/>
+        </w:rPr>
+        <w:br/>
+        <w:t xml:space="preserve">Browsers have ignored the </w:t>
+      </w:r>
+      <w:r>
+        <w:rPr>
+          <w:rStyle w:val="c1"/>
+          <w:rFonts w:eastAsia="Times New Roman" w:cs="Segoe UI"/>
+        </w:rPr>
+        <w:t>CN</w:t>
+      </w:r>
+      <w:r>
+        <w:rPr>
+          <w:rFonts w:ascii="Segoe UI" w:eastAsia="Times New Roman" w:hAnsi="Segoe UI" w:cs="Segoe UI"/>
+          <w:sz w:val="22"/>
+          <w:szCs w:val="22"/>
+        </w:rPr>
+        <w:t xml:space="preserve"> field for hostname matching since 2017, so a certificate that names its host only there always fails, on every address. It can still be clicked through, but it can never be trusted </w:t>
+      </w:r>
+      <w:r>
+        <w:rPr>
+          <w:rFonts w:ascii="Segoe UI" w:eastAsia="Times New Roman" w:hAnsi="Segoe UI" w:cs="Segoe UI"/>
+          <w:sz w:val="22"/>
+          <w:szCs w:val="22"/>
+        </w:rPr>
+        <w:t xml:space="preserve">properly. </w:t>
       </w:r>
     </w:p>
     <w:p>
@@ -519,67 +1256,224 @@
       <w:r>
         <w:rPr>
           <w:rFonts w:ascii="Segoe UI" w:eastAsia="Times New Roman" w:hAnsi="Segoe UI" w:cs="Segoe UI"/>
-          <w:sz w:val="22"/>
-          <w:szCs w:val="22"/>
-        </w:rPr>
-        <w:t xml:space="preserve">Password: </w:t>
-      </w:r>
-      <w:r>
-        <w:rPr>
-          <w:rStyle w:val="c1"/>
-          <w:rFonts w:eastAsia="Times New Roman" w:cs="Segoe UI"/>
-        </w:rPr>
-        <w:t>admin123</w:t>
-      </w:r>
-      <w:r>
-        <w:rPr>
-          <w:rFonts w:ascii="Segoe UI" w:eastAsia="Times New Roman" w:hAnsi="Segoe UI" w:cs="Segoe UI"/>
-          <w:sz w:val="22"/>
-          <w:szCs w:val="22"/>
-        </w:rPr>
-        <w:t xml:space="preserve"> </w:t>
-      </w:r>
-    </w:p>
-    <w:p>
-      <w:pPr>
-        <w:pStyle w:val="Heading2"/>
-        <w:rPr>
-          <w:rFonts w:ascii="Segoe UI" w:eastAsia="Times New Roman" w:hAnsi="Segoe UI" w:cs="Segoe UI"/>
-        </w:rPr>
-      </w:pPr>
-      <w:r>
-        <w:rPr>
-          <w:rFonts w:ascii="Segoe UI" w:eastAsia="Times New Roman" w:hAnsi="Segoe UI" w:cs="Segoe UI"/>
-        </w:rPr>
-        <w:t>Signing in, and account approval</w:t>
-      </w:r>
-    </w:p>
-    <w:p>
-      <w:pPr>
-        <w:pStyle w:val="NormalWeb"/>
-        <w:rPr>
-          <w:rFonts w:ascii="Segoe UI" w:hAnsi="Segoe UI" w:cs="Segoe UI"/>
-          <w:sz w:val="22"/>
-          <w:szCs w:val="22"/>
-        </w:rPr>
-      </w:pPr>
-      <w:r>
-        <w:rPr>
-          <w:rFonts w:ascii="Segoe UI" w:hAnsi="Segoe UI" w:cs="Segoe UI"/>
           <w:b/>
           <w:bCs/>
           <w:sz w:val="22"/>
           <w:szCs w:val="22"/>
         </w:rPr>
-        <w:t>Two ways in, and they are alternatives</w:t>
-      </w:r>
-      <w:r>
-        <w:rPr>
-          <w:rFonts w:ascii="Segoe UI" w:hAnsi="Segoe UI" w:cs="Segoe UI"/>
-          <w:sz w:val="22"/>
-          <w:szCs w:val="22"/>
-        </w:rPr>
-        <w:t xml:space="preserve"> — not two steps:</w:t>
+        <w:t>Each origin is separate.</w:t>
+      </w:r>
+      <w:r>
+        <w:rPr>
+          <w:rFonts w:ascii="Segoe UI" w:eastAsia="Times New Roman" w:hAnsi="Segoe UI" w:cs="Segoe UI"/>
+          <w:sz w:val="22"/>
+          <w:szCs w:val="22"/>
+        </w:rPr>
+        <w:t xml:space="preserve"> </w:t>
+      </w:r>
+      <w:r>
+        <w:rPr>
+          <w:rStyle w:val="c1"/>
+          <w:rFonts w:eastAsia="Times New Roman" w:cs="Segoe UI"/>
+        </w:rPr>
+        <w:t>localhost</w:t>
+      </w:r>
+      <w:r>
+        <w:rPr>
+          <w:rFonts w:ascii="Segoe UI" w:eastAsia="Times New Roman" w:hAnsi="Segoe UI" w:cs="Segoe UI"/>
+          <w:sz w:val="22"/>
+          <w:szCs w:val="22"/>
+        </w:rPr>
+        <w:t xml:space="preserve"> and </w:t>
+      </w:r>
+      <w:r>
+        <w:rPr>
+          <w:rStyle w:val="c1"/>
+          <w:rFonts w:eastAsia="Times New Roman" w:cs="Segoe UI"/>
+        </w:rPr>
+        <w:t>192.168.1.10</w:t>
+      </w:r>
+      <w:r>
+        <w:rPr>
+          <w:rFonts w:ascii="Segoe UI" w:eastAsia="Times New Roman" w:hAnsi="Segoe UI" w:cs="Segoe UI"/>
+          <w:sz w:val="22"/>
+          <w:szCs w:val="22"/>
+        </w:rPr>
+        <w:t xml:space="preserve"> are two </w:t>
+      </w:r>
+      <w:r>
+        <w:rPr>
+          <w:rFonts w:ascii="Segoe UI" w:eastAsia="Times New Roman" w:hAnsi="Segoe UI" w:cs="Segoe UI"/>
+          <w:sz w:val="22"/>
+          <w:szCs w:val="22"/>
+        </w:rPr>
+        <w:br/>
+        <w:t xml:space="preserve">exceptions, so put every address you will actually use in the certificate: </w:t>
+      </w:r>
+    </w:p>
+    <w:p>
+      <w:pPr>
+        <w:pStyle w:val="HTMLPreformatted"/>
+      </w:pPr>
+      <w:r>
+        <w:t>openssl req -x509 -newkey rsa:2048 -nodes -days 825 \</w:t>
+      </w:r>
+    </w:p>
+    <w:p>
+      <w:pPr>
+        <w:pStyle w:val="HTMLPreformatted"/>
+      </w:pPr>
+      <w:r>
+        <w:t xml:space="preserve">  </w:t>
+      </w:r>
+      <w:r>
+        <w:t>-keyout server.key -out server.crt -subj "/CN=localhost" \</w:t>
+      </w:r>
+    </w:p>
+    <w:p>
+      <w:pPr>
+        <w:pStyle w:val="HTMLPreformatted"/>
+      </w:pPr>
+      <w:r>
+        <w:t xml:space="preserve">  -addext "subjectAltName=DNS:localhost,IP:127.0.0.1,IP:192.168.1.10"</w:t>
+      </w:r>
+    </w:p>
+    <w:p>
+      <w:pPr>
+        <w:pStyle w:val="NormalWeb"/>
+        <w:rPr>
+          <w:rFonts w:ascii="Segoe UI" w:hAnsi="Segoe UI" w:cs="Segoe UI"/>
+          <w:sz w:val="22"/>
+          <w:szCs w:val="22"/>
+        </w:rPr>
+      </w:pPr>
+      <w:r>
+        <w:rPr>
+          <w:rFonts w:ascii="Segoe UI" w:hAnsi="Segoe UI" w:cs="Segoe UI"/>
+          <w:sz w:val="22"/>
+          <w:szCs w:val="22"/>
+        </w:rPr>
+        <w:t>For colleagues to join, only the dev server has to be reachable — it already listens on every interface, and it is what forward</w:t>
+      </w:r>
+      <w:r>
+        <w:rPr>
+          <w:rFonts w:ascii="Segoe UI" w:hAnsi="Segoe UI" w:cs="Segoe UI"/>
+          <w:sz w:val="22"/>
+          <w:szCs w:val="22"/>
+        </w:rPr>
+        <w:t xml:space="preserve">s </w:t>
+      </w:r>
+      <w:r>
+        <w:rPr>
+          <w:rStyle w:val="c1"/>
+          <w:rFonts w:cs="Segoe UI"/>
+        </w:rPr>
+        <w:t>/api</w:t>
+      </w:r>
+      <w:r>
+        <w:rPr>
+          <w:rFonts w:ascii="Segoe UI" w:hAnsi="Segoe UI" w:cs="Segoe UI"/>
+          <w:sz w:val="22"/>
+          <w:szCs w:val="22"/>
+        </w:rPr>
+        <w:t xml:space="preserve"> and </w:t>
+      </w:r>
+      <w:r>
+        <w:rPr>
+          <w:rStyle w:val="c1"/>
+          <w:rFonts w:cs="Segoe UI"/>
+        </w:rPr>
+        <w:t>/rtc</w:t>
+      </w:r>
+      <w:r>
+        <w:rPr>
+          <w:rFonts w:ascii="Segoe UI" w:hAnsi="Segoe UI" w:cs="Segoe UI"/>
+          <w:sz w:val="22"/>
+          <w:szCs w:val="22"/>
+        </w:rPr>
+        <w:t xml:space="preserve"> onward, so the API can stay on loopback and out of reach. What does need saying is the origin: the proxy passes the browser's </w:t>
+      </w:r>
+      <w:r>
+        <w:rPr>
+          <w:rStyle w:val="c1"/>
+          <w:rFonts w:cs="Segoe UI"/>
+        </w:rPr>
+        <w:t>Origin</w:t>
+      </w:r>
+      <w:r>
+        <w:rPr>
+          <w:rFonts w:ascii="Segoe UI" w:hAnsi="Segoe UI" w:cs="Segoe UI"/>
+          <w:sz w:val="22"/>
+          <w:szCs w:val="22"/>
+        </w:rPr>
+        <w:t xml:space="preserve"> header through, and the API only trusts loopback and private-range origins by default. Served from a public</w:t>
+      </w:r>
+      <w:r>
+        <w:rPr>
+          <w:rFonts w:ascii="Segoe UI" w:hAnsi="Segoe UI" w:cs="Segoe UI"/>
+          <w:sz w:val="22"/>
+          <w:szCs w:val="22"/>
+        </w:rPr>
+        <w:t xml:space="preserve"> address, list it — </w:t>
+      </w:r>
+      <w:r>
+        <w:rPr>
+          <w:rStyle w:val="c1"/>
+          <w:rFonts w:cs="Segoe UI"/>
+        </w:rPr>
+        <w:t>ALLOWED_ORIGINS=https://95.217.56.218:6173</w:t>
+      </w:r>
+      <w:r>
+        <w:rPr>
+          <w:rFonts w:ascii="Segoe UI" w:hAnsi="Segoe UI" w:cs="Segoe UI"/>
+          <w:sz w:val="22"/>
+          <w:szCs w:val="22"/>
+        </w:rPr>
+        <w:t xml:space="preserve">. Pointing </w:t>
+      </w:r>
+      <w:r>
+        <w:rPr>
+          <w:rStyle w:val="c1"/>
+          <w:rFonts w:cs="Segoe UI"/>
+        </w:rPr>
+        <w:t>VITE_API_URL</w:t>
+      </w:r>
+      <w:r>
+        <w:rPr>
+          <w:rFonts w:ascii="Segoe UI" w:hAnsi="Segoe UI" w:cs="Segoe UI"/>
+          <w:sz w:val="22"/>
+          <w:szCs w:val="22"/>
+        </w:rPr>
+        <w:t xml:space="preserve"> straight at the API instead is what makes </w:t>
+      </w:r>
+      <w:r>
+        <w:rPr>
+          <w:rStyle w:val="c1"/>
+          <w:rFonts w:cs="Segoe UI"/>
+        </w:rPr>
+        <w:t>HOST=0.0.0.0</w:t>
+      </w:r>
+      <w:r>
+        <w:rPr>
+          <w:rFonts w:ascii="Segoe UI" w:hAnsi="Segoe UI" w:cs="Segoe UI"/>
+          <w:sz w:val="22"/>
+          <w:szCs w:val="22"/>
+        </w:rPr>
+        <w:t xml:space="preserve"> necessary, along with a second certificate exception.</w:t>
+      </w:r>
+    </w:p>
+    <w:p>
+      <w:pPr>
+        <w:pStyle w:val="Heading2"/>
+        <w:rPr>
+          <w:rFonts w:ascii="Segoe UI" w:eastAsia="Times New Roman" w:hAnsi="Segoe UI" w:cs="Segoe UI"/>
+        </w:rPr>
+      </w:pPr>
+      <w:r>
+        <w:rPr>
+          <w:rFonts w:ascii="Segoe UI" w:eastAsia="Times New Roman" w:hAnsi="Segoe UI" w:cs="Segoe UI"/>
+        </w:rPr>
+        <w:t>Default admin login</w:t>
       </w:r>
     </w:p>
     <w:p>
@@ -597,18 +1491,26 @@
       </w:pPr>
       <w:r>
         <w:rPr>
+          <w:rFonts w:ascii="Segoe UI" w:eastAsia="Times New Roman" w:hAnsi="Segoe UI" w:cs="Segoe UI"/>
+          <w:sz w:val="22"/>
+          <w:szCs w:val="22"/>
+        </w:rPr>
+        <w:t xml:space="preserve">Username: </w:t>
+      </w:r>
+      <w:r>
+        <w:rPr>
           <w:rStyle w:val="c1"/>
           <w:rFonts w:eastAsia="Times New Roman" w:cs="Segoe UI"/>
         </w:rPr>
-        <w:t>POST /auth/login</w:t>
-      </w:r>
-      <w:r>
-        <w:rPr>
-          <w:rFonts w:ascii="Segoe UI" w:eastAsia="Times New Roman" w:hAnsi="Segoe UI" w:cs="Segoe UI"/>
-          <w:sz w:val="22"/>
-          <w:szCs w:val="22"/>
-        </w:rPr>
-        <w:t xml:space="preserve"> — username and password. </w:t>
+        <w:t>admin</w:t>
+      </w:r>
+      <w:r>
+        <w:rPr>
+          <w:rFonts w:ascii="Segoe UI" w:eastAsia="Times New Roman" w:hAnsi="Segoe UI" w:cs="Segoe UI"/>
+          <w:sz w:val="22"/>
+          <w:szCs w:val="22"/>
+        </w:rPr>
+        <w:t xml:space="preserve"> </w:t>
       </w:r>
     </w:p>
     <w:p>
@@ -626,18 +1528,46 @@
       </w:pPr>
       <w:r>
         <w:rPr>
+          <w:rFonts w:ascii="Segoe UI" w:eastAsia="Times New Roman" w:hAnsi="Segoe UI" w:cs="Segoe UI"/>
+          <w:sz w:val="22"/>
+          <w:szCs w:val="22"/>
+        </w:rPr>
+        <w:t xml:space="preserve">Password: </w:t>
+      </w:r>
+      <w:r>
+        <w:rPr>
           <w:rStyle w:val="c1"/>
           <w:rFonts w:eastAsia="Times New Roman" w:cs="Segoe UI"/>
         </w:rPr>
-        <w:t>POST /auth/login/face</w:t>
-      </w:r>
-      <w:r>
-        <w:rPr>
-          <w:rFonts w:ascii="Segoe UI" w:eastAsia="Times New Roman" w:hAnsi="Segoe UI" w:cs="Segoe UI"/>
-          <w:sz w:val="22"/>
-          <w:szCs w:val="22"/>
-        </w:rPr>
-        <w:t xml:space="preserve"> — a descriptor, and nothing else. </w:t>
+        <w:t>admin123</w:t>
+      </w:r>
+      <w:r>
+        <w:rPr>
+          <w:rFonts w:ascii="Segoe UI" w:eastAsia="Times New Roman" w:hAnsi="Segoe UI" w:cs="Segoe UI"/>
+          <w:sz w:val="22"/>
+          <w:szCs w:val="22"/>
+        </w:rPr>
+        <w:t xml:space="preserve"> </w:t>
+      </w:r>
+    </w:p>
+    <w:p>
+      <w:pPr>
+        <w:pStyle w:val="Heading2"/>
+        <w:rPr>
+          <w:rFonts w:ascii="Segoe UI" w:eastAsia="Times New Roman" w:hAnsi="Segoe UI" w:cs="Segoe UI"/>
+        </w:rPr>
+      </w:pPr>
+      <w:r>
+        <w:rPr>
+          <w:rFonts w:ascii="Segoe UI" w:eastAsia="Times New Roman" w:hAnsi="Segoe UI" w:cs="Segoe UI"/>
+        </w:rPr>
+        <w:t>Sign</w:t>
+      </w:r>
+      <w:r>
+        <w:rPr>
+          <w:rFonts w:ascii="Segoe UI" w:eastAsia="Times New Roman" w:hAnsi="Segoe UI" w:cs="Segoe UI"/>
+        </w:rPr>
+        <w:t>ing in, and account approval</w:t>
       </w:r>
     </w:p>
     <w:p>
@@ -649,104 +1579,6 @@
           <w:szCs w:val="22"/>
         </w:rPr>
       </w:pPr>
-      <w:r>
-        <w:rPr>
-          <w:rFonts w:ascii="Segoe UI" w:hAnsi="Segoe UI" w:cs="Segoe UI"/>
-          <w:sz w:val="22"/>
-          <w:szCs w:val="22"/>
-        </w:rPr>
-        <w:t xml:space="preserve">The previous build required the password </w:t>
-      </w:r>
-      <w:r>
-        <w:rPr>
-          <w:rFonts w:ascii="Segoe UI" w:hAnsi="Segoe UI" w:cs="Segoe UI"/>
-          <w:i/>
-          <w:iCs/>
-          <w:sz w:val="22"/>
-          <w:szCs w:val="22"/>
-        </w:rPr>
-        <w:t>and</w:t>
-      </w:r>
-      <w:r>
-        <w:rPr>
-          <w:rFonts w:ascii="Segoe UI" w:hAnsi="Segoe UI" w:cs="Segoe UI"/>
-          <w:sz w:val="22"/>
-          <w:szCs w:val="22"/>
-        </w:rPr>
-        <w:t>, for any account with a face on file, the face as well. Since registration always enrols a face, that meant ev</w:t>
-      </w:r>
-      <w:r>
-        <w:rPr>
-          <w:rFonts w:ascii="Segoe UI" w:hAnsi="Segoe UI" w:cs="Segoe UI"/>
-          <w:sz w:val="22"/>
-          <w:szCs w:val="22"/>
-        </w:rPr>
-        <w:t>erybody answered two challenges and "Login with Face" was unusable by anyone who did not already know their password. The face button no longer validates the login form first and sends no username at all.</w:t>
-      </w:r>
-    </w:p>
-    <w:p>
-      <w:pPr>
-        <w:pStyle w:val="Heading3"/>
-        <w:rPr>
-          <w:rFonts w:ascii="Segoe UI" w:eastAsia="Times New Roman" w:hAnsi="Segoe UI" w:cs="Segoe UI"/>
-        </w:rPr>
-      </w:pPr>
-      <w:r>
-        <w:rPr>
-          <w:rFonts w:ascii="Segoe UI" w:eastAsia="Times New Roman" w:hAnsi="Segoe UI" w:cs="Segoe UI"/>
-        </w:rPr>
-        <w:t>What face sign-in now costs</w:t>
-      </w:r>
-    </w:p>
-    <w:p>
-      <w:pPr>
-        <w:pStyle w:val="NormalWeb"/>
-        <w:rPr>
-          <w:rFonts w:ascii="Segoe UI" w:hAnsi="Segoe UI" w:cs="Segoe UI"/>
-          <w:sz w:val="22"/>
-          <w:szCs w:val="22"/>
-        </w:rPr>
-      </w:pPr>
-      <w:r>
-        <w:rPr>
-          <w:rFonts w:ascii="Segoe UI" w:hAnsi="Segoe UI" w:cs="Segoe UI"/>
-          <w:sz w:val="22"/>
-          <w:szCs w:val="22"/>
-        </w:rPr>
-        <w:lastRenderedPageBreak/>
-        <w:t>It identifies rather th</w:t>
-      </w:r>
-      <w:r>
-        <w:rPr>
-          <w:rFonts w:ascii="Segoe UI" w:hAnsi="Segoe UI" w:cs="Segoe UI"/>
-          <w:sz w:val="22"/>
-          <w:szCs w:val="22"/>
-        </w:rPr>
-        <w:t>an verifies: with no username to start from, the server searches every approved account for the closest descriptor. The risk that grows with the number of accounts is not "is this close enough" but "is this closer to the right person than to somebody else"</w:t>
-      </w:r>
-      <w:r>
-        <w:rPr>
-          <w:rFonts w:ascii="Segoe UI" w:hAnsi="Segoe UI" w:cs="Segoe UI"/>
-          <w:sz w:val="22"/>
-          <w:szCs w:val="22"/>
-        </w:rPr>
-        <w:t xml:space="preserve">, so two rules apply — the distance must be under </w:t>
-      </w:r>
-      <w:r>
-        <w:rPr>
-          <w:rStyle w:val="c1"/>
-          <w:rFonts w:cs="Segoe UI"/>
-        </w:rPr>
-        <w:t>FACE_MATCH_MAX</w:t>
-      </w:r>
-      <w:r>
-        <w:rPr>
-          <w:rFonts w:ascii="Segoe UI" w:hAnsi="Segoe UI" w:cs="Segoe UI"/>
-          <w:sz w:val="22"/>
-          <w:szCs w:val="22"/>
-        </w:rPr>
-        <w:t xml:space="preserve"> (0.5, down from the 0.6 used for verification), </w:t>
-      </w:r>
       <w:r>
         <w:rPr>
           <w:rFonts w:ascii="Segoe UI" w:hAnsi="Segoe UI" w:cs="Segoe UI"/>
@@ -755,519 +1587,15 @@
           <w:sz w:val="22"/>
           <w:szCs w:val="22"/>
         </w:rPr>
-        <w:t>and</w:t>
-      </w:r>
-      <w:r>
-        <w:rPr>
-          <w:rFonts w:ascii="Segoe UI" w:hAnsi="Segoe UI" w:cs="Segoe UI"/>
-          <w:sz w:val="22"/>
-          <w:szCs w:val="22"/>
-        </w:rPr>
-        <w:t xml:space="preserve"> the best match must beat the runner-up by </w:t>
-      </w:r>
-      <w:r>
-        <w:rPr>
-          <w:rStyle w:val="c1"/>
-          <w:rFonts w:cs="Segoe UI"/>
-        </w:rPr>
-        <w:t>FACE_MATCH_MARGIN</w:t>
-      </w:r>
-      <w:r>
-        <w:rPr>
-          <w:rFonts w:ascii="Segoe UI" w:hAnsi="Segoe UI" w:cs="Segoe UI"/>
-          <w:sz w:val="22"/>
-          <w:szCs w:val="22"/>
-        </w:rPr>
-        <w:t xml:space="preserve"> (0.05). If two accounts are near-equally close the server refuses rather than t</w:t>
-      </w:r>
-      <w:r>
-        <w:rPr>
-          <w:rFonts w:ascii="Segoe UI" w:hAnsi="Segoe UI" w:cs="Segoe UI"/>
-          <w:sz w:val="22"/>
-          <w:szCs w:val="22"/>
-        </w:rPr>
-        <w:t>aking the smaller number. Every refusal returns one message, so the form cannot be used to enumerate who is enrolled.</w:t>
-      </w:r>
-    </w:p>
-    <w:p>
-      <w:pPr>
-        <w:pStyle w:val="NormalWeb"/>
-        <w:rPr>
-          <w:rFonts w:ascii="Segoe UI" w:hAnsi="Segoe UI" w:cs="Segoe UI"/>
-          <w:sz w:val="22"/>
-          <w:szCs w:val="22"/>
-        </w:rPr>
-      </w:pPr>
-      <w:r>
-        <w:rPr>
-          <w:rFonts w:ascii="Segoe UI" w:hAnsi="Segoe UI" w:cs="Segoe UI"/>
-          <w:sz w:val="22"/>
-          <w:szCs w:val="22"/>
-        </w:rPr>
-        <w:t>Be clear-eyed about the trade: a descriptor is now a credential on its own, it can be produced from a photograph, and nothing here tests l</w:t>
-      </w:r>
-      <w:r>
-        <w:rPr>
-          <w:rFonts w:ascii="Segoe UI" w:hAnsi="Segoe UI" w:cs="Segoe UI"/>
-          <w:sz w:val="22"/>
-          <w:szCs w:val="22"/>
-        </w:rPr>
-        <w:t>iveness. This establishes what someone looks like, not what they know. If that is not good enough for your installation, do not use method 2.</w:t>
-      </w:r>
-    </w:p>
-    <w:p>
-      <w:pPr>
-        <w:pStyle w:val="Heading3"/>
-        <w:rPr>
-          <w:rFonts w:ascii="Segoe UI" w:eastAsia="Times New Roman" w:hAnsi="Segoe UI" w:cs="Segoe UI"/>
-        </w:rPr>
-      </w:pPr>
-      <w:r>
-        <w:rPr>
-          <w:rFonts w:ascii="Segoe UI" w:eastAsia="Times New Roman" w:hAnsi="Segoe UI" w:cs="Segoe UI"/>
-        </w:rPr>
-        <w:t>Pending / Allowed / Denied</w:t>
-      </w:r>
-    </w:p>
-    <w:p>
-      <w:pPr>
-        <w:pStyle w:val="NormalWeb"/>
-        <w:rPr>
-          <w:rFonts w:ascii="Segoe UI" w:hAnsi="Segoe UI" w:cs="Segoe UI"/>
-          <w:sz w:val="22"/>
-          <w:szCs w:val="22"/>
-        </w:rPr>
-      </w:pPr>
-      <w:r>
-        <w:rPr>
-          <w:rFonts w:ascii="Segoe UI" w:hAnsi="Segoe UI" w:cs="Segoe UI"/>
-          <w:sz w:val="22"/>
-          <w:szCs w:val="22"/>
-        </w:rPr>
-        <w:t xml:space="preserve">Registration creates the account as </w:t>
-      </w:r>
-      <w:r>
-        <w:rPr>
-          <w:rFonts w:ascii="Segoe UI" w:hAnsi="Segoe UI" w:cs="Segoe UI"/>
-          <w:b/>
-          <w:bCs/>
-          <w:sz w:val="22"/>
-          <w:szCs w:val="22"/>
-        </w:rPr>
-        <w:t>pending</w:t>
-      </w:r>
-      <w:r>
-        <w:rPr>
-          <w:rFonts w:ascii="Segoe UI" w:hAnsi="Segoe UI" w:cs="Segoe UI"/>
-          <w:sz w:val="22"/>
-          <w:szCs w:val="22"/>
-        </w:rPr>
-        <w:t xml:space="preserve"> and returns </w:t>
-      </w:r>
-      <w:r>
-        <w:rPr>
-          <w:rFonts w:ascii="Segoe UI" w:hAnsi="Segoe UI" w:cs="Segoe UI"/>
-          <w:b/>
-          <w:bCs/>
-          <w:sz w:val="22"/>
-          <w:szCs w:val="22"/>
-        </w:rPr>
-        <w:t>no token</w:t>
-      </w:r>
-      <w:r>
-        <w:rPr>
-          <w:rFonts w:ascii="Segoe UI" w:hAnsi="Segoe UI" w:cs="Segoe UI"/>
-          <w:sz w:val="22"/>
-          <w:szCs w:val="22"/>
-        </w:rPr>
-        <w:t xml:space="preserve"> — a session whose ever</w:t>
-      </w:r>
-      <w:r>
-        <w:rPr>
-          <w:rFonts w:ascii="Segoe UI" w:hAnsi="Segoe UI" w:cs="Segoe UI"/>
-          <w:sz w:val="22"/>
-          <w:szCs w:val="22"/>
-        </w:rPr>
-        <w:t>y request is refused is worse than being told plainly to wait. An administrator sets Allowed or Denied from the Users page.</w:t>
-      </w:r>
-    </w:p>
-    <w:p>
-      <w:pPr>
-        <w:pStyle w:val="NormalWeb"/>
-        <w:rPr>
-          <w:rFonts w:ascii="Segoe UI" w:hAnsi="Segoe UI" w:cs="Segoe UI"/>
-          <w:sz w:val="22"/>
-          <w:szCs w:val="22"/>
-        </w:rPr>
-      </w:pPr>
-      <w:r>
-        <w:rPr>
-          <w:rStyle w:val="c1"/>
-          <w:rFonts w:cs="Segoe UI"/>
-        </w:rPr>
-        <w:t>pending</w:t>
-      </w:r>
-      <w:r>
-        <w:rPr>
-          <w:rFonts w:ascii="Segoe UI" w:hAnsi="Segoe UI" w:cs="Segoe UI"/>
-          <w:sz w:val="22"/>
-          <w:szCs w:val="22"/>
-        </w:rPr>
-        <w:t xml:space="preserve"> and </w:t>
-      </w:r>
-      <w:r>
-        <w:rPr>
-          <w:rStyle w:val="c1"/>
-          <w:rFonts w:cs="Segoe UI"/>
-        </w:rPr>
-        <w:t>denied</w:t>
-      </w:r>
-      <w:r>
-        <w:rPr>
-          <w:rFonts w:ascii="Segoe UI" w:hAnsi="Segoe UI" w:cs="Segoe UI"/>
-          <w:sz w:val="22"/>
-          <w:szCs w:val="22"/>
-        </w:rPr>
-        <w:t xml:space="preserve"> are deliberately distinct. One means nobody has looked; the other means somebody looked and said no. Telling a wa</w:t>
-      </w:r>
-      <w:r>
-        <w:rPr>
-          <w:rFonts w:ascii="Segoe UI" w:hAnsi="Segoe UI" w:cs="Segoe UI"/>
-          <w:sz w:val="22"/>
-          <w:szCs w:val="22"/>
-        </w:rPr>
-        <w:t>iting applicant they have been rejected sends them to ask an administrator about a decision nobody made.</w:t>
-      </w:r>
-    </w:p>
-    <w:p>
-      <w:pPr>
-        <w:pStyle w:val="NormalWeb"/>
-        <w:rPr>
-          <w:rFonts w:ascii="Segoe UI" w:hAnsi="Segoe UI" w:cs="Segoe UI"/>
-          <w:sz w:val="22"/>
-          <w:szCs w:val="22"/>
-        </w:rPr>
-      </w:pPr>
-      <w:r>
-        <w:rPr>
-          <w:rStyle w:val="c1"/>
-          <w:rFonts w:cs="Segoe UI"/>
-        </w:rPr>
-        <w:t>requireAuth</w:t>
-      </w:r>
-      <w:r>
-        <w:rPr>
-          <w:rFonts w:ascii="Segoe UI" w:hAnsi="Segoe UI" w:cs="Segoe UI"/>
-          <w:sz w:val="22"/>
-          <w:szCs w:val="22"/>
-        </w:rPr>
-        <w:t xml:space="preserve"> now reads the account from the database on every request rather than trusting the token, so denying or deleting an account takes effect on </w:t>
-      </w:r>
-      <w:r>
-        <w:rPr>
-          <w:rFonts w:ascii="Segoe UI" w:hAnsi="Segoe UI" w:cs="Segoe UI"/>
-          <w:sz w:val="22"/>
-          <w:szCs w:val="22"/>
-        </w:rPr>
-        <w:t>that person's next click instead of whenever their eight-hour token happens to expire. The lookup deliberately excludes the face photo, which is a base64 data URL of up to 2MB and would otherwise be the most expensive part of most requests.</w:t>
-      </w:r>
-    </w:p>
-    <w:p>
-      <w:pPr>
-        <w:pStyle w:val="Heading3"/>
-        <w:rPr>
-          <w:rFonts w:ascii="Segoe UI" w:eastAsia="Times New Roman" w:hAnsi="Segoe UI" w:cs="Segoe UI"/>
-        </w:rPr>
-      </w:pPr>
-      <w:r>
-        <w:rPr>
-          <w:rFonts w:ascii="Segoe UI" w:eastAsia="Times New Roman" w:hAnsi="Segoe UI" w:cs="Segoe UI"/>
-        </w:rPr>
-        <w:t>The upgrade haz</w:t>
-      </w:r>
-      <w:r>
-        <w:rPr>
-          <w:rFonts w:ascii="Segoe UI" w:eastAsia="Times New Roman" w:hAnsi="Segoe UI" w:cs="Segoe UI"/>
-        </w:rPr>
-        <w:t>ard</w:t>
-      </w:r>
-    </w:p>
-    <w:p>
-      <w:pPr>
-        <w:pStyle w:val="NormalWeb"/>
-        <w:rPr>
-          <w:rFonts w:ascii="Segoe UI" w:hAnsi="Segoe UI" w:cs="Segoe UI"/>
-          <w:sz w:val="22"/>
-          <w:szCs w:val="22"/>
-        </w:rPr>
-      </w:pPr>
-      <w:r>
-        <w:rPr>
-          <w:rFonts w:ascii="Segoe UI" w:hAnsi="Segoe UI" w:cs="Segoe UI"/>
-          <w:sz w:val="22"/>
-          <w:szCs w:val="22"/>
-        </w:rPr>
-        <w:t xml:space="preserve">Mongoose applies a schema default to a path missing from a document it loads. The moment </w:t>
-      </w:r>
-      <w:r>
-        <w:rPr>
-          <w:rStyle w:val="c1"/>
-          <w:rFonts w:cs="Segoe UI"/>
-        </w:rPr>
-        <w:t>status</w:t>
-      </w:r>
-      <w:r>
-        <w:rPr>
-          <w:rFonts w:ascii="Segoe UI" w:hAnsi="Segoe UI" w:cs="Segoe UI"/>
-          <w:sz w:val="22"/>
-          <w:szCs w:val="22"/>
-        </w:rPr>
-        <w:t xml:space="preserve"> existed, every account already in the database began reading as </w:t>
-      </w:r>
-      <w:r>
-        <w:rPr>
-          <w:rStyle w:val="c1"/>
-          <w:rFonts w:cs="Segoe UI"/>
-        </w:rPr>
-        <w:t>pending</w:t>
-      </w:r>
-      <w:r>
-        <w:rPr>
-          <w:rFonts w:ascii="Segoe UI" w:hAnsi="Segoe UI" w:cs="Segoe UI"/>
-          <w:sz w:val="22"/>
-          <w:szCs w:val="22"/>
-        </w:rPr>
-        <w:t xml:space="preserve"> — an upgrade that locks out the entire installation, administrators included. </w:t>
-      </w:r>
-      <w:r>
-        <w:rPr>
-          <w:rStyle w:val="c1"/>
-          <w:rFonts w:cs="Segoe UI"/>
-        </w:rPr>
-        <w:t>helper</w:t>
-      </w:r>
-      <w:r>
-        <w:rPr>
-          <w:rStyle w:val="c1"/>
-          <w:rFonts w:cs="Segoe UI"/>
-        </w:rPr>
-        <w:t>s/accountStatusBackfill.js</w:t>
-      </w:r>
-      <w:r>
-        <w:rPr>
-          <w:rFonts w:ascii="Segoe UI" w:hAnsi="Segoe UI" w:cs="Segoe UI"/>
-          <w:sz w:val="22"/>
-          <w:szCs w:val="22"/>
-        </w:rPr>
-        <w:t xml:space="preserve"> sets them all to </w:t>
-      </w:r>
-      <w:r>
-        <w:rPr>
-          <w:rStyle w:val="c1"/>
-          <w:rFonts w:cs="Segoe UI"/>
-        </w:rPr>
-        <w:t>allowed</w:t>
-      </w:r>
-      <w:r>
-        <w:rPr>
-          <w:rFonts w:ascii="Segoe UI" w:hAnsi="Segoe UI" w:cs="Segoe UI"/>
-          <w:sz w:val="22"/>
-          <w:szCs w:val="22"/>
-        </w:rPr>
-        <w:t xml:space="preserve"> once, marker-guarded, before the port opens. </w:t>
-      </w:r>
-      <w:r>
-        <w:rPr>
-          <w:rStyle w:val="c1"/>
-          <w:rFonts w:cs="Segoe UI"/>
-        </w:rPr>
-        <w:t>ensureSeedAdmin</w:t>
-      </w:r>
-      <w:r>
-        <w:rPr>
-          <w:rFonts w:ascii="Segoe UI" w:hAnsi="Segoe UI" w:cs="Segoe UI"/>
-          <w:sz w:val="22"/>
-          <w:szCs w:val="22"/>
-        </w:rPr>
-        <w:t xml:space="preserve"> and </w:t>
-      </w:r>
-      <w:r>
-        <w:rPr>
-          <w:rStyle w:val="c1"/>
-          <w:rFonts w:cs="Segoe UI"/>
-        </w:rPr>
-        <w:t>ensureSuperuser</w:t>
-      </w:r>
-      <w:r>
-        <w:rPr>
-          <w:rFonts w:ascii="Segoe UI" w:hAnsi="Segoe UI" w:cs="Segoe UI"/>
-          <w:sz w:val="22"/>
-          <w:szCs w:val="22"/>
-        </w:rPr>
-        <w:t xml:space="preserve"> write </w:t>
-      </w:r>
-      <w:r>
-        <w:rPr>
-          <w:rStyle w:val="c1"/>
-          <w:rFonts w:cs="Segoe UI"/>
-        </w:rPr>
-        <w:t>allowed</w:t>
-      </w:r>
-      <w:r>
-        <w:rPr>
-          <w:rFonts w:ascii="Segoe UI" w:hAnsi="Segoe UI" w:cs="Segoe UI"/>
-          <w:sz w:val="22"/>
-          <w:szCs w:val="22"/>
-        </w:rPr>
-        <w:t xml:space="preserve"> explicitly, because an administrator who needs approving by an administrator is a locked door with the key in</w:t>
-      </w:r>
-      <w:r>
-        <w:rPr>
-          <w:rFonts w:ascii="Segoe UI" w:hAnsi="Segoe UI" w:cs="Segoe UI"/>
-          <w:sz w:val="22"/>
-          <w:szCs w:val="22"/>
-        </w:rPr>
-        <w:t>side.</w:t>
-      </w:r>
-    </w:p>
-    <w:p>
-      <w:pPr>
-        <w:pStyle w:val="Heading2"/>
-        <w:rPr>
-          <w:rFonts w:ascii="Segoe UI" w:eastAsia="Times New Roman" w:hAnsi="Segoe UI" w:cs="Segoe UI"/>
-        </w:rPr>
-      </w:pPr>
-      <w:r>
-        <w:rPr>
-          <w:rFonts w:ascii="Segoe UI" w:eastAsia="Times New Roman" w:hAnsi="Segoe UI" w:cs="Segoe UI"/>
-        </w:rPr>
-        <w:t>Deleting an account</w:t>
-      </w:r>
-    </w:p>
-    <w:p>
-      <w:pPr>
-        <w:pStyle w:val="NormalWeb"/>
-        <w:rPr>
-          <w:rFonts w:ascii="Segoe UI" w:hAnsi="Segoe UI" w:cs="Segoe UI"/>
-          <w:sz w:val="22"/>
-          <w:szCs w:val="22"/>
-        </w:rPr>
-      </w:pPr>
-      <w:r>
-        <w:rPr>
-          <w:rStyle w:val="c1"/>
-          <w:rFonts w:cs="Segoe UI"/>
-        </w:rPr>
-        <w:t>DELETE /users/:id</w:t>
-      </w:r>
-      <w:r>
-        <w:rPr>
-          <w:rFonts w:ascii="Segoe UI" w:hAnsi="Segoe UI" w:cs="Segoe UI"/>
-          <w:sz w:val="22"/>
-          <w:szCs w:val="22"/>
-        </w:rPr>
-        <w:t xml:space="preserve"> removes the account and everything behind it — see </w:t>
-      </w:r>
-      <w:r>
-        <w:rPr>
-          <w:rStyle w:val="c1"/>
-          <w:rFonts w:cs="Segoe UI"/>
-        </w:rPr>
-        <w:t>backend/src/helpers/userPurge.js</w:t>
-      </w:r>
-      <w:r>
-        <w:rPr>
-          <w:rFonts w:ascii="Segoe UI" w:hAnsi="Segoe UI" w:cs="Segoe UI"/>
-          <w:sz w:val="22"/>
-          <w:szCs w:val="22"/>
-        </w:rPr>
-        <w:t>. Records and their files, wallet, contacts, schedule, posts, chat threads and their files, mail, hosted meetings and their recor</w:t>
-      </w:r>
-      <w:r>
-        <w:rPr>
-          <w:rFonts w:ascii="Segoe UI" w:hAnsi="Segoe UI" w:cs="Segoe UI"/>
-          <w:sz w:val="22"/>
-          <w:szCs w:val="22"/>
-        </w:rPr>
-        <w:t>dings, in-call messages, activity log entries, the face photo.</w:t>
-      </w:r>
-    </w:p>
-    <w:p>
-      <w:pPr>
-        <w:pStyle w:val="NormalWeb"/>
-        <w:rPr>
-          <w:rFonts w:ascii="Segoe UI" w:hAnsi="Segoe UI" w:cs="Segoe UI"/>
-          <w:sz w:val="22"/>
-          <w:szCs w:val="22"/>
-        </w:rPr>
-      </w:pPr>
-      <w:r>
-        <w:rPr>
-          <w:rFonts w:ascii="Segoe UI" w:hAnsi="Segoe UI" w:cs="Segoe UI"/>
-          <w:b/>
-          <w:bCs/>
-          <w:sz w:val="22"/>
-          <w:szCs w:val="22"/>
-        </w:rPr>
-        <w:lastRenderedPageBreak/>
-        <w:t>Shared project work is unlinked rather than destroyed.</w:t>
-      </w:r>
-      <w:r>
-        <w:rPr>
-          <w:rFonts w:ascii="Segoe UI" w:hAnsi="Segoe UI" w:cs="Segoe UI"/>
-          <w:sz w:val="22"/>
-          <w:szCs w:val="22"/>
-        </w:rPr>
-        <w:t xml:space="preserve"> </w:t>
-      </w:r>
-      <w:r>
-        <w:rPr>
-          <w:rFonts w:ascii="Segoe UI" w:hAnsi="Segoe UI" w:cs="Segoe UI"/>
-          <w:sz w:val="22"/>
-          <w:szCs w:val="22"/>
-        </w:rPr>
-        <w:t xml:space="preserve">A project is not one person's information, and deleting it would take other people's tasks and history with it. Ownership passes to the administrator running the deletion — an </w:t>
-      </w:r>
-      <w:r>
-        <w:rPr>
-          <w:rStyle w:val="c1"/>
-          <w:rFonts w:cs="Segoe UI"/>
-        </w:rPr>
-        <w:t>ownerId</w:t>
-      </w:r>
-      <w:r>
-        <w:rPr>
-          <w:rFonts w:ascii="Segoe UI" w:hAnsi="Segoe UI" w:cs="Segoe UI"/>
-          <w:sz w:val="22"/>
-          <w:szCs w:val="22"/>
-        </w:rPr>
-        <w:t xml:space="preserve"> nobody holds leaves a project nobody can manage — membership is dropped,</w:t>
-      </w:r>
-      <w:r>
-        <w:rPr>
-          <w:rFonts w:ascii="Segoe UI" w:hAnsi="Segoe UI" w:cs="Segoe UI"/>
-          <w:sz w:val="22"/>
-          <w:szCs w:val="22"/>
-        </w:rPr>
-        <w:t xml:space="preserve"> tasks are unassigned, their comments go, and their entries in a task's history are anonymised so the trail of how a bug reached "verified" keeps all its steps.</w:t>
-      </w:r>
-    </w:p>
-    <w:p>
-      <w:pPr>
-        <w:pStyle w:val="NormalWeb"/>
-        <w:rPr>
-          <w:rFonts w:ascii="Segoe UI" w:hAnsi="Segoe UI" w:cs="Segoe UI"/>
-          <w:sz w:val="22"/>
-          <w:szCs w:val="22"/>
-        </w:rPr>
-      </w:pPr>
-      <w:r>
-        <w:rPr>
-          <w:rFonts w:ascii="Segoe UI" w:hAnsi="Segoe UI" w:cs="Segoe UI"/>
-          <w:sz w:val="22"/>
-          <w:szCs w:val="22"/>
-        </w:rPr>
-        <w:t>Two cases needed a judgement rather than a rule:</w:t>
+        <w:t>Two ways in, and they are alternatives</w:t>
+      </w:r>
+      <w:r>
+        <w:rPr>
+          <w:rFonts w:ascii="Segoe UI" w:hAnsi="Segoe UI" w:cs="Segoe UI"/>
+          <w:sz w:val="22"/>
+          <w:szCs w:val="22"/>
+        </w:rPr>
+        <w:t xml:space="preserve"> — not two steps:</w:t>
       </w:r>
     </w:p>
     <w:p>
@@ -1285,46 +1613,18 @@
       </w:pPr>
       <w:r>
         <w:rPr>
-          <w:rFonts w:ascii="Segoe UI" w:eastAsia="Times New Roman" w:hAnsi="Segoe UI" w:cs="Segoe UI"/>
-          <w:sz w:val="22"/>
-          <w:szCs w:val="22"/>
-        </w:rPr>
-        <w:t xml:space="preserve">A </w:t>
-      </w:r>
-      <w:r>
-        <w:rPr>
-          <w:rFonts w:ascii="Segoe UI" w:eastAsia="Times New Roman" w:hAnsi="Segoe UI" w:cs="Segoe UI"/>
-          <w:b/>
-          <w:bCs/>
-          <w:sz w:val="22"/>
-          <w:szCs w:val="22"/>
-        </w:rPr>
-        <w:t>chat thread</w:t>
-      </w:r>
-      <w:r>
-        <w:rPr>
-          <w:rFonts w:ascii="Segoe UI" w:eastAsia="Times New Roman" w:hAnsi="Segoe UI" w:cs="Segoe UI"/>
-          <w:sz w:val="22"/>
-          <w:szCs w:val="22"/>
-        </w:rPr>
-        <w:t xml:space="preserve"> is destroyed outright, taking th</w:t>
-      </w:r>
-      <w:r>
-        <w:rPr>
-          <w:rFonts w:ascii="Segoe UI" w:eastAsia="Times New Roman" w:hAnsi="Segoe UI" w:cs="Segoe UI"/>
-          <w:sz w:val="22"/>
-          <w:szCs w:val="22"/>
-        </w:rPr>
-        <w:t xml:space="preserve">e other participant's copy. </w:t>
-      </w:r>
-      <w:r>
-        <w:rPr>
-          <w:rFonts w:ascii="Segoe UI" w:eastAsia="Times New Roman" w:hAnsi="Segoe UI" w:cs="Segoe UI"/>
-          <w:sz w:val="22"/>
-          <w:szCs w:val="22"/>
-        </w:rPr>
-        <w:br/>
-        <w:t xml:space="preserve">There is no half of a conversation that is not also theirs. </w:t>
+          <w:rStyle w:val="c1"/>
+          <w:rFonts w:eastAsia="Times New Roman" w:cs="Segoe UI"/>
+        </w:rPr>
+        <w:t>POST /auth/login</w:t>
+      </w:r>
+      <w:r>
+        <w:rPr>
+          <w:rFonts w:ascii="Segoe UI" w:eastAsia="Times New Roman" w:hAnsi="Segoe UI" w:cs="Segoe UI"/>
+          <w:sz w:val="22"/>
+          <w:szCs w:val="22"/>
+        </w:rPr>
+        <w:t xml:space="preserve"> — username and password. </w:t>
       </w:r>
     </w:p>
     <w:p>
@@ -1342,71 +1642,166 @@
       </w:pPr>
       <w:r>
         <w:rPr>
-          <w:rFonts w:ascii="Segoe UI" w:eastAsia="Times New Roman" w:hAnsi="Segoe UI" w:cs="Segoe UI"/>
+          <w:rStyle w:val="c1"/>
+          <w:rFonts w:eastAsia="Times New Roman" w:cs="Segoe UI"/>
+        </w:rPr>
+        <w:t>POST /auth/login/face</w:t>
+      </w:r>
+      <w:r>
+        <w:rPr>
+          <w:rFonts w:ascii="Segoe UI" w:eastAsia="Times New Roman" w:hAnsi="Segoe UI" w:cs="Segoe UI"/>
+          <w:sz w:val="22"/>
+          <w:szCs w:val="22"/>
+        </w:rPr>
+        <w:t xml:space="preserve"> — a descriptor, and nothing else. </w:t>
+      </w:r>
+    </w:p>
+    <w:p>
+      <w:pPr>
+        <w:pStyle w:val="NormalWeb"/>
+        <w:rPr>
+          <w:rFonts w:ascii="Segoe UI" w:hAnsi="Segoe UI" w:cs="Segoe UI"/>
+          <w:sz w:val="22"/>
+          <w:szCs w:val="22"/>
+        </w:rPr>
+      </w:pPr>
+      <w:r>
+        <w:rPr>
+          <w:rFonts w:ascii="Segoe UI" w:hAnsi="Segoe UI" w:cs="Segoe UI"/>
+          <w:sz w:val="22"/>
+          <w:szCs w:val="22"/>
+        </w:rPr>
+        <w:lastRenderedPageBreak/>
+        <w:t xml:space="preserve">The previous build required the password </w:t>
+      </w:r>
+      <w:r>
+        <w:rPr>
+          <w:rFonts w:ascii="Segoe UI" w:hAnsi="Segoe UI" w:cs="Segoe UI"/>
+          <w:i/>
+          <w:iCs/>
+          <w:sz w:val="22"/>
+          <w:szCs w:val="22"/>
+        </w:rPr>
+        <w:t>and</w:t>
+      </w:r>
+      <w:r>
+        <w:rPr>
+          <w:rFonts w:ascii="Segoe UI" w:hAnsi="Segoe UI" w:cs="Segoe UI"/>
+          <w:sz w:val="22"/>
+          <w:szCs w:val="22"/>
+        </w:rPr>
+        <w:t>, for any account with a fa</w:t>
+      </w:r>
+      <w:r>
+        <w:rPr>
+          <w:rFonts w:ascii="Segoe UI" w:hAnsi="Segoe UI" w:cs="Segoe UI"/>
+          <w:sz w:val="22"/>
+          <w:szCs w:val="22"/>
+        </w:rPr>
+        <w:t>ce on file, the face as well. Since registration always enrols a face, that meant everybody answered two challenges and "Login with Face" was unusable by anyone who did not already know their password. The face button no longer validates the login form fir</w:t>
+      </w:r>
+      <w:r>
+        <w:rPr>
+          <w:rFonts w:ascii="Segoe UI" w:hAnsi="Segoe UI" w:cs="Segoe UI"/>
+          <w:sz w:val="22"/>
+          <w:szCs w:val="22"/>
+        </w:rPr>
+        <w:t>st and sends no username at all.</w:t>
+      </w:r>
+    </w:p>
+    <w:p>
+      <w:pPr>
+        <w:pStyle w:val="Heading3"/>
+        <w:rPr>
+          <w:rFonts w:ascii="Segoe UI" w:eastAsia="Times New Roman" w:hAnsi="Segoe UI" w:cs="Segoe UI"/>
+        </w:rPr>
+      </w:pPr>
+      <w:r>
+        <w:rPr>
+          <w:rFonts w:ascii="Segoe UI" w:eastAsia="Times New Roman" w:hAnsi="Segoe UI" w:cs="Segoe UI"/>
+        </w:rPr>
+        <w:t>What face sign-in now costs</w:t>
+      </w:r>
+    </w:p>
+    <w:p>
+      <w:pPr>
+        <w:pStyle w:val="NormalWeb"/>
+        <w:rPr>
+          <w:rFonts w:ascii="Segoe UI" w:hAnsi="Segoe UI" w:cs="Segoe UI"/>
+          <w:sz w:val="22"/>
+          <w:szCs w:val="22"/>
+        </w:rPr>
+      </w:pPr>
+      <w:r>
+        <w:rPr>
+          <w:rFonts w:ascii="Segoe UI" w:hAnsi="Segoe UI" w:cs="Segoe UI"/>
+          <w:sz w:val="22"/>
+          <w:szCs w:val="22"/>
+        </w:rPr>
+        <w:t>It identifies rather than verifies: with no username to start from, the server searches every approved account for the closest descriptor. The risk that grows with the number of accounts is not "</w:t>
+      </w:r>
+      <w:r>
+        <w:rPr>
+          <w:rFonts w:ascii="Segoe UI" w:hAnsi="Segoe UI" w:cs="Segoe UI"/>
+          <w:sz w:val="22"/>
+          <w:szCs w:val="22"/>
+        </w:rPr>
+        <w:t xml:space="preserve">is this close enough" but "is this closer to the right person than to somebody else", so two rules apply — the distance must be under </w:t>
+      </w:r>
+      <w:r>
+        <w:rPr>
+          <w:rStyle w:val="c1"/>
+          <w:rFonts w:cs="Segoe UI"/>
+        </w:rPr>
+        <w:t>FACE_MATCH_MAX</w:t>
+      </w:r>
+      <w:r>
+        <w:rPr>
+          <w:rFonts w:ascii="Segoe UI" w:hAnsi="Segoe UI" w:cs="Segoe UI"/>
+          <w:sz w:val="22"/>
+          <w:szCs w:val="22"/>
+        </w:rPr>
+        <w:t xml:space="preserve"> (0.5, down from the 0.6 used for verification), </w:t>
+      </w:r>
+      <w:r>
+        <w:rPr>
+          <w:rFonts w:ascii="Segoe UI" w:hAnsi="Segoe UI" w:cs="Segoe UI"/>
           <w:b/>
           <w:bCs/>
           <w:sz w:val="22"/>
           <w:szCs w:val="22"/>
         </w:rPr>
-        <w:t>Mail they received</w:t>
-      </w:r>
-      <w:r>
-        <w:rPr>
-          <w:rFonts w:ascii="Segoe UI" w:eastAsia="Times New Roman" w:hAnsi="Segoe UI" w:cs="Segoe UI"/>
-          <w:sz w:val="22"/>
-          <w:szCs w:val="22"/>
-        </w:rPr>
-        <w:t xml:space="preserve"> loses only their recipient row. A message is destroyed </w:t>
-      </w:r>
-      <w:r>
-        <w:rPr>
-          <w:rFonts w:ascii="Segoe UI" w:eastAsia="Times New Roman" w:hAnsi="Segoe UI" w:cs="Segoe UI"/>
-          <w:sz w:val="22"/>
-          <w:szCs w:val="22"/>
-        </w:rPr>
-        <w:br/>
-        <w:t xml:space="preserve">only when the sender has also deleted it — the same condition </w:t>
-      </w:r>
-      <w:r>
-        <w:rPr>
-          <w:rStyle w:val="c1"/>
-          <w:rFonts w:eastAsia="Times New Roman" w:cs="Segoe UI"/>
-        </w:rPr>
-        <w:t>deleteMail</w:t>
-      </w:r>
-      <w:r>
-        <w:rPr>
-          <w:rFonts w:ascii="Segoe UI" w:eastAsia="Times New Roman" w:hAnsi="Segoe UI" w:cs="Segoe UI"/>
-          <w:sz w:val="22"/>
-          <w:szCs w:val="22"/>
-        </w:rPr>
-        <w:t xml:space="preserve"> uses. Dropping eve</w:t>
-      </w:r>
-      <w:r>
-        <w:rPr>
-          <w:rFonts w:ascii="Segoe UI" w:eastAsia="Times New Roman" w:hAnsi="Segoe UI" w:cs="Segoe UI"/>
-          <w:sz w:val="22"/>
-          <w:szCs w:val="22"/>
-        </w:rPr>
-        <w:t xml:space="preserve">ry message left with no recipients would destroy the </w:t>
-      </w:r>
-      <w:r>
-        <w:rPr>
-          <w:rFonts w:ascii="Segoe UI" w:eastAsia="Times New Roman" w:hAnsi="Segoe UI" w:cs="Segoe UI"/>
-          <w:i/>
-          <w:iCs/>
-          <w:sz w:val="22"/>
-          <w:szCs w:val="22"/>
-        </w:rPr>
-        <w:t>sender's</w:t>
-      </w:r>
-      <w:r>
-        <w:rPr>
-          <w:rFonts w:ascii="Segoe UI" w:eastAsia="Times New Roman" w:hAnsi="Segoe UI" w:cs="Segoe UI"/>
-          <w:sz w:val="22"/>
-          <w:szCs w:val="22"/>
-        </w:rPr>
-        <w:t xml:space="preserve"> copy in Sent: someone else's data, deleted because the person they wrote to was removed. </w:t>
+        <w:t>and</w:t>
+      </w:r>
+      <w:r>
+        <w:rPr>
+          <w:rFonts w:ascii="Segoe UI" w:hAnsi="Segoe UI" w:cs="Segoe UI"/>
+          <w:sz w:val="22"/>
+          <w:szCs w:val="22"/>
+        </w:rPr>
+        <w:t xml:space="preserve"> the best match must beat the runner-up by </w:t>
+      </w:r>
+      <w:r>
+        <w:rPr>
+          <w:rStyle w:val="c1"/>
+          <w:rFonts w:cs="Segoe UI"/>
+        </w:rPr>
+        <w:t>FACE_MATCH_MA</w:t>
+      </w:r>
+      <w:r>
+        <w:rPr>
+          <w:rStyle w:val="c1"/>
+          <w:rFonts w:cs="Segoe UI"/>
+        </w:rPr>
+        <w:t>RGIN</w:t>
+      </w:r>
+      <w:r>
+        <w:rPr>
+          <w:rFonts w:ascii="Segoe UI" w:hAnsi="Segoe UI" w:cs="Segoe UI"/>
+          <w:sz w:val="22"/>
+          <w:szCs w:val="22"/>
+        </w:rPr>
+        <w:t xml:space="preserve"> (0.05). If two accounts are near-equally close the server refuses rather than taking the smaller number. Every refusal returns one message, so the form cannot be used to enumerate who is enrolled.</w:t>
       </w:r>
     </w:p>
     <w:p>
@@ -1420,41 +1815,33 @@
       </w:pPr>
       <w:r>
         <w:rPr>
-          <w:rStyle w:val="c1"/>
-          <w:rFonts w:cs="Segoe UI"/>
-        </w:rPr>
-        <w:t>GET /users/:id/deletion-preview</w:t>
-      </w:r>
-      <w:r>
-        <w:rPr>
-          <w:rFonts w:ascii="Segoe UI" w:hAnsi="Segoe UI" w:cs="Segoe UI"/>
-          <w:sz w:val="22"/>
-          <w:szCs w:val="22"/>
-        </w:rPr>
-        <w:t xml:space="preserve"> runs the same counting function </w:t>
-      </w:r>
-      <w:r>
-        <w:rPr>
-          <w:rStyle w:val="c1"/>
-          <w:rFonts w:cs="Segoe UI"/>
-        </w:rPr>
-        <w:t>purgeUser</w:t>
-      </w:r>
-      <w:r>
-        <w:rPr>
-          <w:rFonts w:ascii="Segoe UI" w:hAnsi="Segoe UI" w:cs="Segoe UI"/>
-          <w:sz w:val="22"/>
-          <w:szCs w:val="22"/>
-        </w:rPr>
-        <w:t xml:space="preserve"> calls first, so the confirmati</w:t>
-      </w:r>
-      <w:r>
-        <w:rPr>
-          <w:rFonts w:ascii="Segoe UI" w:hAnsi="Segoe UI" w:cs="Segoe UI"/>
-          <w:sz w:val="22"/>
-          <w:szCs w:val="22"/>
-        </w:rPr>
-        <w:t>on dialog cannot describe one thing while the deletion does another.</w:t>
+          <w:rFonts w:ascii="Segoe UI" w:hAnsi="Segoe UI" w:cs="Segoe UI"/>
+          <w:sz w:val="22"/>
+          <w:szCs w:val="22"/>
+        </w:rPr>
+        <w:t>Be clear-eyed about the trade: a descriptor is now a c</w:t>
+      </w:r>
+      <w:r>
+        <w:rPr>
+          <w:rFonts w:ascii="Segoe UI" w:hAnsi="Segoe UI" w:cs="Segoe UI"/>
+          <w:sz w:val="22"/>
+          <w:szCs w:val="22"/>
+        </w:rPr>
+        <w:t>redential on its own, it can be produced from a photograph, and nothing here tests liveness. This establishes what someone looks like, not what they know. If that is not good enough for your installation, do not use method 2.</w:t>
+      </w:r>
+    </w:p>
+    <w:p>
+      <w:pPr>
+        <w:pStyle w:val="Heading3"/>
+        <w:rPr>
+          <w:rFonts w:ascii="Segoe UI" w:eastAsia="Times New Roman" w:hAnsi="Segoe UI" w:cs="Segoe UI"/>
+        </w:rPr>
+      </w:pPr>
+      <w:r>
+        <w:rPr>
+          <w:rFonts w:ascii="Segoe UI" w:eastAsia="Times New Roman" w:hAnsi="Segoe UI" w:cs="Segoe UI"/>
+        </w:rPr>
+        <w:t>Pending / Allowed / Denied</w:t>
       </w:r>
     </w:p>
     <w:p>
@@ -1472,98 +1859,15 @@
           <w:sz w:val="22"/>
           <w:szCs w:val="22"/>
         </w:rPr>
-        <w:t xml:space="preserve">Not a transaction — standalone </w:t>
-      </w:r>
-      <w:r>
-        <w:rPr>
-          <w:rStyle w:val="c1"/>
-          <w:rFonts w:cs="Segoe UI"/>
-        </w:rPr>
-        <w:t>mongod</w:t>
-      </w:r>
-      <w:r>
-        <w:rPr>
-          <w:rFonts w:ascii="Segoe UI" w:hAnsi="Segoe UI" w:cs="Segoe UI"/>
-          <w:sz w:val="22"/>
-          <w:szCs w:val="22"/>
-        </w:rPr>
-        <w:t xml:space="preserve"> has none. The order is chosen so an interrupted run leaves data incomplete rather than inconsistent and can simply be repeated.</w:t>
-      </w:r>
-    </w:p>
-    <w:p>
-      <w:pPr>
-        <w:pStyle w:val="NormalWeb"/>
-        <w:rPr>
-          <w:rFonts w:ascii="Segoe UI" w:hAnsi="Segoe UI" w:cs="Segoe UI"/>
-          <w:sz w:val="22"/>
-          <w:szCs w:val="22"/>
-        </w:rPr>
-      </w:pPr>
-      <w:r>
-        <w:rPr>
-          <w:rFonts w:ascii="Segoe UI" w:hAnsi="Segoe UI" w:cs="Segoe UI"/>
-          <w:sz w:val="22"/>
-          <w:szCs w:val="22"/>
-        </w:rPr>
-        <w:t>Guards: nobody can de</w:t>
-      </w:r>
-      <w:r>
-        <w:rPr>
-          <w:rFonts w:ascii="Segoe UI" w:hAnsi="Segoe UI" w:cs="Segoe UI"/>
-          <w:sz w:val="22"/>
-          <w:szCs w:val="22"/>
-        </w:rPr>
-        <w:t>lete their own account, and neither Deny nor Delete may take the last administrator able to sign in.</w:t>
-      </w:r>
-    </w:p>
-    <w:p>
-      <w:pPr>
-        <w:pStyle w:val="Heading2"/>
-        <w:rPr>
-          <w:rFonts w:ascii="Segoe UI" w:eastAsia="Times New Roman" w:hAnsi="Segoe UI" w:cs="Segoe UI"/>
-        </w:rPr>
-      </w:pPr>
-      <w:r>
-        <w:rPr>
-          <w:rFonts w:ascii="Segoe UI" w:eastAsia="Times New Roman" w:hAnsi="Segoe UI" w:cs="Segoe UI"/>
-        </w:rPr>
-        <w:t>Confirming destructive actions</w:t>
-      </w:r>
-    </w:p>
-    <w:p>
-      <w:pPr>
-        <w:pStyle w:val="NormalWeb"/>
-        <w:rPr>
-          <w:rFonts w:ascii="Segoe UI" w:hAnsi="Segoe UI" w:cs="Segoe UI"/>
-          <w:sz w:val="22"/>
-          <w:szCs w:val="22"/>
-        </w:rPr>
-      </w:pPr>
-      <w:r>
-        <w:rPr>
-          <w:rFonts w:ascii="Segoe UI" w:hAnsi="Segoe UI" w:cs="Segoe UI"/>
-          <w:sz w:val="22"/>
-          <w:szCs w:val="22"/>
-        </w:rPr>
-        <w:t>Every delete in the application asks first, and the question names what is at stake rather than asking "are you sure?".</w:t>
-      </w:r>
-    </w:p>
-    <w:p>
-      <w:pPr>
-        <w:pStyle w:val="NormalWeb"/>
-        <w:rPr>
-          <w:rFonts w:ascii="Segoe UI" w:hAnsi="Segoe UI" w:cs="Segoe UI"/>
-          <w:sz w:val="22"/>
-          <w:szCs w:val="22"/>
-        </w:rPr>
-      </w:pPr>
-      <w:r>
-        <w:rPr>
-          <w:rFonts w:ascii="Segoe UI" w:hAnsi="Segoe UI" w:cs="Segoe UI"/>
-          <w:sz w:val="22"/>
-          <w:szCs w:val="22"/>
-        </w:rPr>
-        <w:t xml:space="preserve">Two places did not ask at all and now do — deleting a </w:t>
+        <w:t>Reg</w:t>
+      </w:r>
+      <w:r>
+        <w:rPr>
+          <w:rFonts w:ascii="Segoe UI" w:hAnsi="Segoe UI" w:cs="Segoe UI"/>
+          <w:sz w:val="22"/>
+          <w:szCs w:val="22"/>
+        </w:rPr>
+        <w:t xml:space="preserve">istration creates the account as </w:t>
       </w:r>
       <w:r>
         <w:rPr>
@@ -1573,15 +1877,15 @@
           <w:sz w:val="22"/>
           <w:szCs w:val="22"/>
         </w:rPr>
-        <w:t>category</w:t>
-      </w:r>
-      <w:r>
-        <w:rPr>
-          <w:rFonts w:ascii="Segoe UI" w:hAnsi="Segoe UI" w:cs="Segoe UI"/>
-          <w:sz w:val="22"/>
-          <w:szCs w:val="22"/>
-        </w:rPr>
-        <w:t xml:space="preserve"> and removing a </w:t>
+        <w:t>pending</w:t>
+      </w:r>
+      <w:r>
+        <w:rPr>
+          <w:rFonts w:ascii="Segoe UI" w:hAnsi="Segoe UI" w:cs="Segoe UI"/>
+          <w:sz w:val="22"/>
+          <w:szCs w:val="22"/>
+        </w:rPr>
+        <w:t xml:space="preserve"> and returns </w:t>
       </w:r>
       <w:r>
         <w:rPr>
@@ -1591,38 +1895,257 @@
           <w:sz w:val="22"/>
           <w:szCs w:val="22"/>
         </w:rPr>
-        <w:t>task attachment</w:t>
-      </w:r>
-      <w:r>
-        <w:rPr>
-          <w:rFonts w:ascii="Segoe UI" w:hAnsi="Segoe UI" w:cs="Segoe UI"/>
-          <w:sz w:val="22"/>
-          <w:szCs w:val="22"/>
-        </w:rPr>
-        <w:t>, both of which deleted on the click. One asked too much: the records toolbar confirmed the selection and then called the single-record handler, which opened its o</w:t>
-      </w:r>
-      <w:r>
-        <w:rPr>
-          <w:rFonts w:ascii="Segoe UI" w:hAnsi="Segoe UI" w:cs="Segoe UI"/>
-          <w:sz w:val="22"/>
-          <w:szCs w:val="22"/>
-        </w:rPr>
-        <w:t xml:space="preserve">wn dialog per record, so confirming "delete 8 records" produced eight more questions. </w:t>
-      </w:r>
-      <w:r>
-        <w:rPr>
-          <w:rStyle w:val="c1"/>
-          <w:rFonts w:cs="Segoe UI"/>
-        </w:rPr>
-        <w:t>handleDeleteRecords</w:t>
-      </w:r>
-      <w:r>
-        <w:rPr>
-          <w:rFonts w:ascii="Segoe UI" w:hAnsi="Segoe UI" w:cs="Segoe UI"/>
-          <w:sz w:val="22"/>
-          <w:szCs w:val="22"/>
-        </w:rPr>
-        <w:t xml:space="preserve"> gives the bulk path one confirmation and one reload.</w:t>
+        <w:t>no token</w:t>
+      </w:r>
+      <w:r>
+        <w:rPr>
+          <w:rFonts w:ascii="Segoe UI" w:hAnsi="Segoe UI" w:cs="Segoe UI"/>
+          <w:sz w:val="22"/>
+          <w:szCs w:val="22"/>
+        </w:rPr>
+        <w:t xml:space="preserve"> — a session whose every request is refused is worse than being told plainly to wait. An administrator sets Allowed or Denied from the Users page.</w:t>
+      </w:r>
+    </w:p>
+    <w:p>
+      <w:pPr>
+        <w:pStyle w:val="NormalWeb"/>
+        <w:rPr>
+          <w:rFonts w:ascii="Segoe UI" w:hAnsi="Segoe UI" w:cs="Segoe UI"/>
+          <w:sz w:val="22"/>
+          <w:szCs w:val="22"/>
+        </w:rPr>
+      </w:pPr>
+      <w:r>
+        <w:rPr>
+          <w:rStyle w:val="c1"/>
+          <w:rFonts w:cs="Segoe UI"/>
+        </w:rPr>
+        <w:t>pending</w:t>
+      </w:r>
+      <w:r>
+        <w:rPr>
+          <w:rFonts w:ascii="Segoe UI" w:hAnsi="Segoe UI" w:cs="Segoe UI"/>
+          <w:sz w:val="22"/>
+          <w:szCs w:val="22"/>
+        </w:rPr>
+        <w:t xml:space="preserve"> and </w:t>
+      </w:r>
+      <w:r>
+        <w:rPr>
+          <w:rStyle w:val="c1"/>
+          <w:rFonts w:cs="Segoe UI"/>
+        </w:rPr>
+        <w:t>denied</w:t>
+      </w:r>
+      <w:r>
+        <w:rPr>
+          <w:rFonts w:ascii="Segoe UI" w:hAnsi="Segoe UI" w:cs="Segoe UI"/>
+          <w:sz w:val="22"/>
+          <w:szCs w:val="22"/>
+        </w:rPr>
+        <w:t xml:space="preserve"> are deliberately distinct. On</w:t>
+      </w:r>
+      <w:r>
+        <w:rPr>
+          <w:rFonts w:ascii="Segoe UI" w:hAnsi="Segoe UI" w:cs="Segoe UI"/>
+          <w:sz w:val="22"/>
+          <w:szCs w:val="22"/>
+        </w:rPr>
+        <w:t>e means nobody has looked; the other means somebody looked and said no. Telling a waiting applicant they have been rejected sends them to ask an administrator about a decision nobody made.</w:t>
+      </w:r>
+    </w:p>
+    <w:p>
+      <w:pPr>
+        <w:pStyle w:val="NormalWeb"/>
+        <w:rPr>
+          <w:rFonts w:ascii="Segoe UI" w:hAnsi="Segoe UI" w:cs="Segoe UI"/>
+          <w:sz w:val="22"/>
+          <w:szCs w:val="22"/>
+        </w:rPr>
+      </w:pPr>
+      <w:r>
+        <w:rPr>
+          <w:rStyle w:val="c1"/>
+          <w:rFonts w:cs="Segoe UI"/>
+        </w:rPr>
+        <w:t>requireAuth</w:t>
+      </w:r>
+      <w:r>
+        <w:rPr>
+          <w:rFonts w:ascii="Segoe UI" w:hAnsi="Segoe UI" w:cs="Segoe UI"/>
+          <w:sz w:val="22"/>
+          <w:szCs w:val="22"/>
+        </w:rPr>
+        <w:t xml:space="preserve"> now reads the account from the database on every reques</w:t>
+      </w:r>
+      <w:r>
+        <w:rPr>
+          <w:rFonts w:ascii="Segoe UI" w:hAnsi="Segoe UI" w:cs="Segoe UI"/>
+          <w:sz w:val="22"/>
+          <w:szCs w:val="22"/>
+        </w:rPr>
+        <w:t xml:space="preserve">t rather than trusting the token, so denying or deleting an account takes effect on that person's next click instead of whenever their eight-hour token happens to expire. The lookup deliberately excludes the face photo, which is a base64 data URL of up to </w:t>
+      </w:r>
+      <w:r>
+        <w:rPr>
+          <w:rFonts w:ascii="Segoe UI" w:hAnsi="Segoe UI" w:cs="Segoe UI"/>
+          <w:sz w:val="22"/>
+          <w:szCs w:val="22"/>
+        </w:rPr>
+        <w:t>2MB and would otherwise be the most expensive part of most requests.</w:t>
+      </w:r>
+    </w:p>
+    <w:p>
+      <w:pPr>
+        <w:pStyle w:val="Heading3"/>
+        <w:rPr>
+          <w:rFonts w:ascii="Segoe UI" w:eastAsia="Times New Roman" w:hAnsi="Segoe UI" w:cs="Segoe UI"/>
+        </w:rPr>
+      </w:pPr>
+      <w:r>
+        <w:rPr>
+          <w:rFonts w:ascii="Segoe UI" w:eastAsia="Times New Roman" w:hAnsi="Segoe UI" w:cs="Segoe UI"/>
+        </w:rPr>
+        <w:t>The upgrade hazard</w:t>
+      </w:r>
+    </w:p>
+    <w:p>
+      <w:pPr>
+        <w:pStyle w:val="NormalWeb"/>
+        <w:rPr>
+          <w:rFonts w:ascii="Segoe UI" w:hAnsi="Segoe UI" w:cs="Segoe UI"/>
+          <w:sz w:val="22"/>
+          <w:szCs w:val="22"/>
+        </w:rPr>
+      </w:pPr>
+      <w:r>
+        <w:rPr>
+          <w:rFonts w:ascii="Segoe UI" w:hAnsi="Segoe UI" w:cs="Segoe UI"/>
+          <w:sz w:val="22"/>
+          <w:szCs w:val="22"/>
+        </w:rPr>
+        <w:t xml:space="preserve">Mongoose applies a schema default to a path missing from a document it loads. The moment </w:t>
+      </w:r>
+      <w:r>
+        <w:rPr>
+          <w:rStyle w:val="c1"/>
+          <w:rFonts w:cs="Segoe UI"/>
+        </w:rPr>
+        <w:t>status</w:t>
+      </w:r>
+      <w:r>
+        <w:rPr>
+          <w:rFonts w:ascii="Segoe UI" w:hAnsi="Segoe UI" w:cs="Segoe UI"/>
+          <w:sz w:val="22"/>
+          <w:szCs w:val="22"/>
+        </w:rPr>
+        <w:t xml:space="preserve"> existed, every account already in the database began reading as </w:t>
+      </w:r>
+      <w:r>
+        <w:rPr>
+          <w:rStyle w:val="c1"/>
+          <w:rFonts w:cs="Segoe UI"/>
+        </w:rPr>
+        <w:t>pending</w:t>
+      </w:r>
+      <w:r>
+        <w:rPr>
+          <w:rFonts w:ascii="Segoe UI" w:hAnsi="Segoe UI" w:cs="Segoe UI"/>
+          <w:sz w:val="22"/>
+          <w:szCs w:val="22"/>
+        </w:rPr>
+        <w:t xml:space="preserve"> </w:t>
+      </w:r>
+      <w:r>
+        <w:rPr>
+          <w:rFonts w:ascii="Segoe UI" w:hAnsi="Segoe UI" w:cs="Segoe UI"/>
+          <w:sz w:val="22"/>
+          <w:szCs w:val="22"/>
+        </w:rPr>
+        <w:t xml:space="preserve">— an upgrade that locks out the entire installation, administrators included. </w:t>
+      </w:r>
+      <w:r>
+        <w:rPr>
+          <w:rStyle w:val="c1"/>
+          <w:rFonts w:cs="Segoe UI"/>
+        </w:rPr>
+        <w:t>helpers/accountStatusBackfill.js</w:t>
+      </w:r>
+      <w:r>
+        <w:rPr>
+          <w:rFonts w:ascii="Segoe UI" w:hAnsi="Segoe UI" w:cs="Segoe UI"/>
+          <w:sz w:val="22"/>
+          <w:szCs w:val="22"/>
+        </w:rPr>
+        <w:t xml:space="preserve"> sets them all to </w:t>
+      </w:r>
+      <w:r>
+        <w:rPr>
+          <w:rStyle w:val="c1"/>
+          <w:rFonts w:cs="Segoe UI"/>
+        </w:rPr>
+        <w:t>allowed</w:t>
+      </w:r>
+      <w:r>
+        <w:rPr>
+          <w:rFonts w:ascii="Segoe UI" w:hAnsi="Segoe UI" w:cs="Segoe UI"/>
+          <w:sz w:val="22"/>
+          <w:szCs w:val="22"/>
+        </w:rPr>
+        <w:t xml:space="preserve"> once, marker-guarded, before the port opens. </w:t>
+      </w:r>
+      <w:r>
+        <w:rPr>
+          <w:rStyle w:val="c1"/>
+          <w:rFonts w:cs="Segoe UI"/>
+        </w:rPr>
+        <w:t>ensureSeedAdmin</w:t>
+      </w:r>
+      <w:r>
+        <w:rPr>
+          <w:rFonts w:ascii="Segoe UI" w:hAnsi="Segoe UI" w:cs="Segoe UI"/>
+          <w:sz w:val="22"/>
+          <w:szCs w:val="22"/>
+        </w:rPr>
+        <w:t xml:space="preserve"> and </w:t>
+      </w:r>
+      <w:r>
+        <w:rPr>
+          <w:rStyle w:val="c1"/>
+          <w:rFonts w:cs="Segoe UI"/>
+        </w:rPr>
+        <w:t>ensureSuperuser</w:t>
+      </w:r>
+      <w:r>
+        <w:rPr>
+          <w:rFonts w:ascii="Segoe UI" w:hAnsi="Segoe UI" w:cs="Segoe UI"/>
+          <w:sz w:val="22"/>
+          <w:szCs w:val="22"/>
+        </w:rPr>
+        <w:t xml:space="preserve"> write </w:t>
+      </w:r>
+      <w:r>
+        <w:rPr>
+          <w:rStyle w:val="c1"/>
+          <w:rFonts w:cs="Segoe UI"/>
+        </w:rPr>
+        <w:t>allowed</w:t>
+      </w:r>
+      <w:r>
+        <w:rPr>
+          <w:rFonts w:ascii="Segoe UI" w:hAnsi="Segoe UI" w:cs="Segoe UI"/>
+          <w:sz w:val="22"/>
+          <w:szCs w:val="22"/>
+        </w:rPr>
+        <w:t xml:space="preserve"> explicitly, because an ad</w:t>
+      </w:r>
+      <w:r>
+        <w:rPr>
+          <w:rFonts w:ascii="Segoe UI" w:hAnsi="Segoe UI" w:cs="Segoe UI"/>
+          <w:sz w:val="22"/>
+          <w:szCs w:val="22"/>
+        </w:rPr>
+        <w:t>ministrator who needs approving by an administrator is a locked door with the key inside.</w:t>
       </w:r>
     </w:p>
     <w:p>
@@ -1636,7 +2159,7 @@
         <w:rPr>
           <w:rFonts w:ascii="Segoe UI" w:eastAsia="Times New Roman" w:hAnsi="Segoe UI" w:cs="Segoe UI"/>
         </w:rPr>
-        <w:t>Mail</w:t>
+        <w:t>Deleting an account</w:t>
       </w:r>
     </w:p>
     <w:p>
@@ -1650,49 +2173,41 @@
       </w:pPr>
       <w:r>
         <w:rPr>
-          <w:rFonts w:ascii="Segoe UI" w:hAnsi="Segoe UI" w:cs="Segoe UI"/>
-          <w:sz w:val="22"/>
-          <w:szCs w:val="22"/>
-        </w:rPr>
-        <w:t xml:space="preserve">Mail was a private notepad: every message carried a single </w:t>
-      </w:r>
-      <w:r>
-        <w:rPr>
-          <w:rStyle w:val="c1"/>
-          <w:rFonts w:cs="Segoe UI"/>
-        </w:rPr>
-        <w:t>ownerId</w:t>
-      </w:r>
-      <w:r>
-        <w:rPr>
-          <w:rFonts w:ascii="Segoe UI" w:hAnsi="Segoe UI" w:cs="Segoe UI"/>
-          <w:sz w:val="22"/>
-          <w:szCs w:val="22"/>
-        </w:rPr>
-        <w:t xml:space="preserve">, </w:t>
-      </w:r>
-      <w:r>
-        <w:rPr>
-          <w:rStyle w:val="c1"/>
-          <w:rFonts w:cs="Segoe UI"/>
-        </w:rPr>
-        <w:t>to</w:t>
-      </w:r>
-      <w:r>
-        <w:rPr>
-          <w:rFonts w:ascii="Segoe UI" w:hAnsi="Segoe UI" w:cs="Segoe UI"/>
-          <w:sz w:val="22"/>
-          <w:szCs w:val="22"/>
-        </w:rPr>
-        <w:t xml:space="preserve"> was free text, and ev</w:t>
-      </w:r>
-      <w:r>
-        <w:rPr>
-          <w:rFonts w:ascii="Segoe UI" w:hAnsi="Segoe UI" w:cs="Segoe UI"/>
-          <w:sz w:val="22"/>
-          <w:szCs w:val="22"/>
-        </w:rPr>
-        <w:t>erything it created was filed as 'Draft', so sending produced a document no recipient could ever receive. Replaced rather than extended, for the same reason chat was — none of those fields describe a message with two ends.</w:t>
+          <w:rStyle w:val="c1"/>
+          <w:rFonts w:cs="Segoe UI"/>
+        </w:rPr>
+        <w:t>DELETE /users/:id</w:t>
+      </w:r>
+      <w:r>
+        <w:rPr>
+          <w:rFonts w:ascii="Segoe UI" w:hAnsi="Segoe UI" w:cs="Segoe UI"/>
+          <w:sz w:val="22"/>
+          <w:szCs w:val="22"/>
+        </w:rPr>
+        <w:t xml:space="preserve"> removes the account and everything behind it — see </w:t>
+      </w:r>
+      <w:r>
+        <w:rPr>
+          <w:rStyle w:val="c1"/>
+          <w:rFonts w:cs="Segoe UI"/>
+        </w:rPr>
+        <w:t>backend/src/helpers/userPurge.js</w:t>
+      </w:r>
+      <w:r>
+        <w:rPr>
+          <w:rFonts w:ascii="Segoe UI" w:hAnsi="Segoe UI" w:cs="Segoe UI"/>
+          <w:sz w:val="22"/>
+          <w:szCs w:val="22"/>
+        </w:rPr>
+        <w:t xml:space="preserve">. Records and their files, wallet, contacts, </w:t>
+      </w:r>
+      <w:r>
+        <w:rPr>
+          <w:rFonts w:ascii="Segoe UI" w:hAnsi="Segoe UI" w:cs="Segoe UI"/>
+          <w:sz w:val="22"/>
+          <w:szCs w:val="22"/>
+        </w:rPr>
+        <w:t>schedule, posts, chat threads and their files, mail, hosted meetings and their recordings, in-call messages, activity log entries, the face photo.</w:t>
       </w:r>
     </w:p>
     <w:p>
@@ -1704,56 +2219,6 @@
           <w:szCs w:val="22"/>
         </w:rPr>
       </w:pPr>
-      <w:r>
-        <w:rPr>
-          <w:rFonts w:ascii="Segoe UI" w:hAnsi="Segoe UI" w:cs="Segoe UI"/>
-          <w:sz w:val="22"/>
-          <w:szCs w:val="22"/>
-        </w:rPr>
-        <w:t>One document per message with a r</w:t>
-      </w:r>
-      <w:r>
-        <w:rPr>
-          <w:rFonts w:ascii="Segoe UI" w:hAnsi="Segoe UI" w:cs="Segoe UI"/>
-          <w:sz w:val="22"/>
-          <w:szCs w:val="22"/>
-        </w:rPr>
-        <w:t>ow per recipient, not a copy per mailbox:</w:t>
-      </w:r>
-    </w:p>
-    <w:p>
-      <w:pPr>
-        <w:pStyle w:val="HTMLPreformatted"/>
-      </w:pPr>
-      <w:r>
-        <w:t>mail_messages: { senderId, subject, body, attachment,</w:t>
-      </w:r>
-    </w:p>
-    <w:p>
-      <w:pPr>
-        <w:pStyle w:val="HTMLPreformatted"/>
-      </w:pPr>
-      <w:r>
-        <w:t xml:space="preserve">                 recipients: [{ userId, name, readAt, deletedAt }], recipientIds: [] }</w:t>
-      </w:r>
-    </w:p>
-    <w:p>
-      <w:pPr>
-        <w:pStyle w:val="NormalWeb"/>
-        <w:rPr>
-          <w:rFonts w:ascii="Segoe UI" w:hAnsi="Segoe UI" w:cs="Segoe UI"/>
-          <w:sz w:val="22"/>
-          <w:szCs w:val="22"/>
-        </w:rPr>
-      </w:pPr>
-      <w:r>
-        <w:rPr>
-          <w:rFonts w:ascii="Segoe UI" w:hAnsi="Segoe UI" w:cs="Segoe UI"/>
-          <w:sz w:val="22"/>
-          <w:szCs w:val="22"/>
-        </w:rPr>
-        <w:t xml:space="preserve">That is what makes </w:t>
-      </w:r>
       <w:r>
         <w:rPr>
           <w:rFonts w:ascii="Segoe UI" w:hAnsi="Segoe UI" w:cs="Segoe UI"/>
@@ -1762,64 +2227,46 @@
           <w:sz w:val="22"/>
           <w:szCs w:val="22"/>
         </w:rPr>
-        <w:t>open tracking</w:t>
-      </w:r>
-      <w:r>
-        <w:rPr>
-          <w:rFonts w:ascii="Segoe UI" w:hAnsi="Segoe UI" w:cs="Segoe UI"/>
-          <w:sz w:val="22"/>
-          <w:szCs w:val="22"/>
-        </w:rPr>
-        <w:t xml:space="preserve"> answerable. The sender's copy </w:t>
-      </w:r>
-      <w:r>
-        <w:rPr>
-          <w:rFonts w:ascii="Segoe UI" w:hAnsi="Segoe UI" w:cs="Segoe UI"/>
-          <w:i/>
-          <w:iCs/>
-          <w:sz w:val="22"/>
-          <w:szCs w:val="22"/>
-        </w:rPr>
-        <w:t>is</w:t>
-      </w:r>
-      <w:r>
-        <w:rPr>
-          <w:rFonts w:ascii="Segoe UI" w:hAnsi="Segoe UI" w:cs="Segoe UI"/>
-          <w:sz w:val="22"/>
-          <w:szCs w:val="22"/>
-        </w:rPr>
-        <w:t xml:space="preserve"> the rec</w:t>
-      </w:r>
-      <w:r>
-        <w:rPr>
-          <w:rFonts w:ascii="Segoe UI" w:hAnsi="Segoe UI" w:cs="Segoe UI"/>
-          <w:sz w:val="22"/>
-          <w:szCs w:val="22"/>
-        </w:rPr>
-        <w:t xml:space="preserve">ipients' copy, so the </w:t>
-      </w:r>
-      <w:r>
-        <w:rPr>
-          <w:rStyle w:val="c1"/>
-          <w:rFonts w:cs="Segoe UI"/>
-        </w:rPr>
-        <w:t>readAt</w:t>
-      </w:r>
-      <w:r>
-        <w:rPr>
-          <w:rFonts w:ascii="Segoe UI" w:hAnsi="Segoe UI" w:cs="Segoe UI"/>
-          <w:sz w:val="22"/>
-          <w:szCs w:val="22"/>
-        </w:rPr>
-        <w:t xml:space="preserve"> stamped when a recipient first opens the message is the same fact the sender reads back as "opened at 14:12" — a separate receipt record could drift from the mailbox it describes; this cannot. The stamp is written once, so re-r</w:t>
-      </w:r>
-      <w:r>
-        <w:rPr>
-          <w:rFonts w:ascii="Segoe UI" w:hAnsi="Segoe UI" w:cs="Segoe UI"/>
-          <w:sz w:val="22"/>
-          <w:szCs w:val="22"/>
-        </w:rPr>
-        <w:t>eading never moves it.</w:t>
+        <w:t>Shared project work is unlinked rather than destroyed.</w:t>
+      </w:r>
+      <w:r>
+        <w:rPr>
+          <w:rFonts w:ascii="Segoe UI" w:hAnsi="Segoe UI" w:cs="Segoe UI"/>
+          <w:sz w:val="22"/>
+          <w:szCs w:val="22"/>
+        </w:rPr>
+        <w:t xml:space="preserve"> A project is not one person's information, and deletin</w:t>
+      </w:r>
+      <w:r>
+        <w:rPr>
+          <w:rFonts w:ascii="Segoe UI" w:hAnsi="Segoe UI" w:cs="Segoe UI"/>
+          <w:sz w:val="22"/>
+          <w:szCs w:val="22"/>
+        </w:rPr>
+        <w:t xml:space="preserve">g it would take other people's tasks and history with it. Ownership passes to the administrator running the deletion — an </w:t>
+      </w:r>
+      <w:r>
+        <w:rPr>
+          <w:rStyle w:val="c1"/>
+          <w:rFonts w:cs="Segoe UI"/>
+        </w:rPr>
+        <w:t>ownerId</w:t>
+      </w:r>
+      <w:r>
+        <w:rPr>
+          <w:rFonts w:ascii="Segoe UI" w:hAnsi="Segoe UI" w:cs="Segoe UI"/>
+          <w:sz w:val="22"/>
+          <w:szCs w:val="22"/>
+        </w:rPr>
+        <w:t xml:space="preserve"> nobody holds leaves a project nobody can manage — membership is dropped, tasks are unassigned, their comments go, and their en</w:t>
+      </w:r>
+      <w:r>
+        <w:rPr>
+          <w:rFonts w:ascii="Segoe UI" w:hAnsi="Segoe UI" w:cs="Segoe UI"/>
+          <w:sz w:val="22"/>
+          <w:szCs w:val="22"/>
+        </w:rPr>
+        <w:t>tries in a task's history are anonymised so the trail of how a bug reached "verified" keeps all its steps.</w:t>
       </w:r>
     </w:p>
     <w:p>
@@ -1837,1585 +2284,7 @@
           <w:sz w:val="22"/>
           <w:szCs w:val="22"/>
         </w:rPr>
-        <w:t xml:space="preserve">Inbox is </w:t>
-      </w:r>
-      <w:r>
-        <w:rPr>
-          <w:rStyle w:val="c1"/>
-          <w:rFonts w:cs="Segoe UI"/>
-        </w:rPr>
-        <w:t>recipients</w:t>
-      </w:r>
-      <w:r>
-        <w:rPr>
-          <w:rFonts w:ascii="Segoe UI" w:hAnsi="Segoe UI" w:cs="Segoe UI"/>
-          <w:sz w:val="22"/>
-          <w:szCs w:val="22"/>
-        </w:rPr>
-        <w:t xml:space="preserve"> matching </w:t>
-      </w:r>
-      <w:r>
-        <w:rPr>
-          <w:rStyle w:val="c1"/>
-          <w:rFonts w:cs="Segoe UI"/>
-        </w:rPr>
-        <w:t>{ userId, deletedAt: null }</w:t>
-      </w:r>
-      <w:r>
-        <w:rPr>
-          <w:rFonts w:ascii="Segoe UI" w:hAnsi="Segoe UI" w:cs="Segoe UI"/>
-          <w:sz w:val="22"/>
-          <w:szCs w:val="22"/>
-        </w:rPr>
-        <w:t xml:space="preserve">, Sent is </w:t>
-      </w:r>
-      <w:r>
-        <w:rPr>
-          <w:rStyle w:val="c1"/>
-          <w:rFonts w:cs="Segoe UI"/>
-        </w:rPr>
-        <w:t>senderId</w:t>
-      </w:r>
-      <w:r>
-        <w:rPr>
-          <w:rFonts w:ascii="Segoe UI" w:hAnsi="Segoe UI" w:cs="Segoe UI"/>
-          <w:sz w:val="22"/>
-          <w:szCs w:val="22"/>
-        </w:rPr>
-        <w:t xml:space="preserve"> with </w:t>
-      </w:r>
-      <w:r>
-        <w:rPr>
-          <w:rStyle w:val="c1"/>
-          <w:rFonts w:cs="Segoe UI"/>
-        </w:rPr>
-        <w:t>deletedBySender</w:t>
-      </w:r>
-      <w:r>
-        <w:rPr>
-          <w:rFonts w:ascii="Segoe UI" w:hAnsi="Segoe UI" w:cs="Segoe UI"/>
-          <w:sz w:val="22"/>
-          <w:szCs w:val="22"/>
-        </w:rPr>
-        <w:t xml:space="preserve"> false, and deleting is per person: your row is stamped and the document goes only when nobody holds it — which also keeps its attachment </w:t>
-      </w:r>
-      <w:r>
-        <w:rPr>
-          <w:rFonts w:ascii="Segoe UI" w:hAnsi="Segoe UI" w:cs="Segoe UI"/>
-          <w:sz w:val="22"/>
-          <w:szCs w:val="22"/>
-        </w:rPr>
-        <w:t xml:space="preserve">alive while someone can still open it. </w:t>
-      </w:r>
-      <w:r>
-        <w:rPr>
-          <w:rStyle w:val="c1"/>
-          <w:rFonts w:cs="Segoe UI"/>
-        </w:rPr>
-        <w:t>getMailFor</w:t>
-      </w:r>
-      <w:r>
-        <w:rPr>
-          <w:rFonts w:ascii="Segoe UI" w:hAnsi="Segoe UI" w:cs="Segoe UI"/>
-          <w:sz w:val="22"/>
-          <w:szCs w:val="22"/>
-        </w:rPr>
-        <w:t xml:space="preserve"> is the one privacy gate and, like chat's, has no administrator bypass.</w:t>
-      </w:r>
-    </w:p>
-    <w:p>
-      <w:pPr>
-        <w:pStyle w:val="Heading2"/>
-        <w:rPr>
-          <w:rFonts w:ascii="Segoe UI" w:eastAsia="Times New Roman" w:hAnsi="Segoe UI" w:cs="Segoe UI"/>
-        </w:rPr>
-      </w:pPr>
-      <w:r>
-        <w:rPr>
-          <w:rFonts w:ascii="Segoe UI" w:eastAsia="Times New Roman" w:hAnsi="Segoe UI" w:cs="Segoe UI"/>
-        </w:rPr>
-        <w:t>Meetings</w:t>
-      </w:r>
-    </w:p>
-    <w:p>
-      <w:pPr>
-        <w:pStyle w:val="NormalWeb"/>
-        <w:rPr>
-          <w:rFonts w:ascii="Segoe UI" w:hAnsi="Segoe UI" w:cs="Segoe UI"/>
-          <w:sz w:val="22"/>
-          <w:szCs w:val="22"/>
-        </w:rPr>
-      </w:pPr>
-      <w:r>
-        <w:rPr>
-          <w:rFonts w:ascii="Segoe UI" w:hAnsi="Segoe UI" w:cs="Segoe UI"/>
-          <w:sz w:val="22"/>
-          <w:szCs w:val="22"/>
-        </w:rPr>
-        <w:t xml:space="preserve">Video calls between people in this workspace, on the </w:t>
-      </w:r>
-      <w:r>
-        <w:rPr>
-          <w:rStyle w:val="c1"/>
-          <w:rFonts w:cs="Segoe UI"/>
-        </w:rPr>
-        <w:t>Meetings</w:t>
-      </w:r>
-      <w:r>
-        <w:rPr>
-          <w:rFonts w:ascii="Segoe UI" w:hAnsi="Segoe UI" w:cs="Segoe UI"/>
-          <w:sz w:val="22"/>
-          <w:szCs w:val="22"/>
-        </w:rPr>
-        <w:t xml:space="preserve"> page. Create a room, invite everyone or a named few, and join. </w:t>
-      </w:r>
-      <w:r>
-        <w:rPr>
-          <w:rStyle w:val="c1"/>
-          <w:rFonts w:cs="Segoe UI"/>
-          <w:b/>
-          <w:bCs/>
-        </w:rPr>
-        <w:t>n</w:t>
-      </w:r>
-      <w:r>
-        <w:rPr>
-          <w:rStyle w:val="c1"/>
-          <w:rFonts w:cs="Segoe UI"/>
-          <w:b/>
-          <w:bCs/>
-        </w:rPr>
-        <w:t>pm install --prefix backend</w:t>
-      </w:r>
-      <w:r>
-        <w:rPr>
-          <w:rFonts w:ascii="Segoe UI" w:hAnsi="Segoe UI" w:cs="Segoe UI"/>
-          <w:b/>
-          <w:bCs/>
-          <w:sz w:val="22"/>
-          <w:szCs w:val="22"/>
-        </w:rPr>
-        <w:t xml:space="preserve"> is required</w:t>
-      </w:r>
-      <w:r>
-        <w:rPr>
-          <w:rFonts w:ascii="Segoe UI" w:hAnsi="Segoe UI" w:cs="Segoe UI"/>
-          <w:sz w:val="22"/>
-          <w:szCs w:val="22"/>
-        </w:rPr>
-        <w:t xml:space="preserve"> — this is the first feature with a new dependency (</w:t>
-      </w:r>
-      <w:r>
-        <w:rPr>
-          <w:rStyle w:val="c1"/>
-          <w:rFonts w:cs="Segoe UI"/>
-        </w:rPr>
-        <w:t>ws</w:t>
-      </w:r>
-      <w:r>
-        <w:rPr>
-          <w:rFonts w:ascii="Segoe UI" w:hAnsi="Segoe UI" w:cs="Segoe UI"/>
-          <w:sz w:val="22"/>
-          <w:szCs w:val="22"/>
-        </w:rPr>
-        <w:t>).</w:t>
-      </w:r>
-    </w:p>
-    <w:p>
-      <w:pPr>
-        <w:pStyle w:val="NormalWeb"/>
-        <w:rPr>
-          <w:rFonts w:ascii="Segoe UI" w:hAnsi="Segoe UI" w:cs="Segoe UI"/>
-          <w:sz w:val="22"/>
-          <w:szCs w:val="22"/>
-        </w:rPr>
-      </w:pPr>
-      <w:r>
-        <w:rPr>
-          <w:rFonts w:ascii="Segoe UI" w:hAnsi="Segoe UI" w:cs="Segoe UI"/>
-          <w:b/>
-          <w:bCs/>
-          <w:sz w:val="22"/>
-          <w:szCs w:val="22"/>
-        </w:rPr>
-        <w:t>The media never touches this server.</w:t>
-      </w:r>
-      <w:r>
-        <w:rPr>
-          <w:rFonts w:ascii="Segoe UI" w:hAnsi="Segoe UI" w:cs="Segoe UI"/>
-          <w:sz w:val="22"/>
-          <w:szCs w:val="22"/>
-        </w:rPr>
-        <w:t xml:space="preserve"> </w:t>
-      </w:r>
-      <w:r>
-        <w:rPr>
-          <w:rFonts w:ascii="Segoe UI" w:hAnsi="Segoe UI" w:cs="Segoe UI"/>
-          <w:sz w:val="22"/>
-          <w:szCs w:val="22"/>
-        </w:rPr>
-        <w:t xml:space="preserve">Two browsers exchange an offer, an answer and some ICE candidates and then talk directly. All the backend does is carry that handshake, over a WebSocket at </w:t>
-      </w:r>
-      <w:r>
-        <w:rPr>
-          <w:rStyle w:val="c1"/>
-          <w:rFonts w:cs="Segoe UI"/>
-        </w:rPr>
-        <w:t>/rtc</w:t>
-      </w:r>
-      <w:r>
-        <w:rPr>
-          <w:rFonts w:ascii="Segoe UI" w:hAnsi="Segoe UI" w:cs="Segoe UI"/>
-          <w:sz w:val="22"/>
-          <w:szCs w:val="22"/>
-        </w:rPr>
-        <w:t xml:space="preserve"> sharing the API's port.</w:t>
-      </w:r>
-    </w:p>
-    <w:p>
-      <w:pPr>
-        <w:pStyle w:val="Heading3"/>
-        <w:rPr>
-          <w:rFonts w:ascii="Segoe UI" w:eastAsia="Times New Roman" w:hAnsi="Segoe UI" w:cs="Segoe UI"/>
-        </w:rPr>
-      </w:pPr>
-      <w:r>
-        <w:rPr>
-          <w:rFonts w:ascii="Segoe UI" w:eastAsia="Times New Roman" w:hAnsi="Segoe UI" w:cs="Segoe UI"/>
-        </w:rPr>
-        <w:t>Why a socket here when everything else polls</w:t>
-      </w:r>
-    </w:p>
-    <w:p>
-      <w:pPr>
-        <w:pStyle w:val="NormalWeb"/>
-        <w:rPr>
-          <w:rFonts w:ascii="Segoe UI" w:hAnsi="Segoe UI" w:cs="Segoe UI"/>
-          <w:sz w:val="22"/>
-          <w:szCs w:val="22"/>
-        </w:rPr>
-      </w:pPr>
-      <w:r>
-        <w:rPr>
-          <w:rFonts w:ascii="Segoe UI" w:hAnsi="Segoe UI" w:cs="Segoe UI"/>
-          <w:sz w:val="22"/>
-          <w:szCs w:val="22"/>
-        </w:rPr>
-        <w:t>Chat, mail and posts can a</w:t>
-      </w:r>
-      <w:r>
-        <w:rPr>
-          <w:rFonts w:ascii="Segoe UI" w:hAnsi="Segoe UI" w:cs="Segoe UI"/>
-          <w:sz w:val="22"/>
-          <w:szCs w:val="22"/>
-        </w:rPr>
-        <w:t>fford to be a few seconds stale. A handshake cannot: an offer that arrives a poll interval late is a call that connects that much later, and a candidate that arrives after its peer has given up is a call that never connects. This is the one place where lat</w:t>
-      </w:r>
-      <w:r>
-        <w:rPr>
-          <w:rFonts w:ascii="Segoe UI" w:hAnsi="Segoe UI" w:cs="Segoe UI"/>
-          <w:sz w:val="22"/>
-          <w:szCs w:val="22"/>
-        </w:rPr>
-        <w:t xml:space="preserve">ency is correctness. </w:t>
-      </w:r>
-      <w:r>
-        <w:rPr>
-          <w:rStyle w:val="c1"/>
-          <w:rFonts w:cs="Segoe UI"/>
-        </w:rPr>
-        <w:t>server.js</w:t>
-      </w:r>
-      <w:r>
-        <w:rPr>
-          <w:rFonts w:ascii="Segoe UI" w:hAnsi="Segoe UI" w:cs="Segoe UI"/>
-          <w:sz w:val="22"/>
-          <w:szCs w:val="22"/>
-        </w:rPr>
-        <w:t xml:space="preserve"> therefore builds an explicit </w:t>
-      </w:r>
-      <w:r>
-        <w:rPr>
-          <w:rStyle w:val="c1"/>
-          <w:rFonts w:cs="Segoe UI"/>
-        </w:rPr>
-        <w:t>http.Server</w:t>
-      </w:r>
-      <w:r>
-        <w:rPr>
-          <w:rFonts w:ascii="Segoe UI" w:hAnsi="Segoe UI" w:cs="Segoe UI"/>
-          <w:sz w:val="22"/>
-          <w:szCs w:val="22"/>
-        </w:rPr>
-        <w:t xml:space="preserve">, because </w:t>
-      </w:r>
-      <w:r>
-        <w:rPr>
-          <w:rStyle w:val="c1"/>
-          <w:rFonts w:cs="Segoe UI"/>
-        </w:rPr>
-        <w:t>app.listen()</w:t>
-      </w:r>
-      <w:r>
-        <w:rPr>
-          <w:rFonts w:ascii="Segoe UI" w:hAnsi="Segoe UI" w:cs="Segoe UI"/>
-          <w:sz w:val="22"/>
-          <w:szCs w:val="22"/>
-        </w:rPr>
-        <w:t xml:space="preserve"> never hands back the object </w:t>
-      </w:r>
-      <w:r>
-        <w:rPr>
-          <w:rStyle w:val="c1"/>
-          <w:rFonts w:cs="Segoe UI"/>
-        </w:rPr>
-        <w:t>ws</w:t>
-      </w:r>
-      <w:r>
-        <w:rPr>
-          <w:rFonts w:ascii="Segoe UI" w:hAnsi="Segoe UI" w:cs="Segoe UI"/>
-          <w:sz w:val="22"/>
-          <w:szCs w:val="22"/>
-        </w:rPr>
-        <w:t xml:space="preserve"> needs.</w:t>
-      </w:r>
-    </w:p>
-    <w:p>
-      <w:pPr>
-        <w:pStyle w:val="Heading3"/>
-        <w:rPr>
-          <w:rFonts w:ascii="Segoe UI" w:eastAsia="Times New Roman" w:hAnsi="Segoe UI" w:cs="Segoe UI"/>
-        </w:rPr>
-      </w:pPr>
-      <w:r>
-        <w:rPr>
-          <w:rFonts w:ascii="Segoe UI" w:eastAsia="Times New Roman" w:hAnsi="Segoe UI" w:cs="Segoe UI"/>
-        </w:rPr>
-        <w:t>Full mesh, and what that costs</w:t>
-      </w:r>
-    </w:p>
-    <w:p>
-      <w:pPr>
-        <w:pStyle w:val="NormalWeb"/>
-        <w:rPr>
-          <w:rFonts w:ascii="Segoe UI" w:hAnsi="Segoe UI" w:cs="Segoe UI"/>
-          <w:sz w:val="22"/>
-          <w:szCs w:val="22"/>
-        </w:rPr>
-      </w:pPr>
-      <w:r>
-        <w:rPr>
-          <w:rFonts w:ascii="Segoe UI" w:hAnsi="Segoe UI" w:cs="Segoe UI"/>
-          <w:sz w:val="22"/>
-          <w:szCs w:val="22"/>
-        </w:rPr>
-        <w:t>Everyone holds a connection to everyone else. No media server is needed — which is the only r</w:t>
-      </w:r>
-      <w:r>
-        <w:rPr>
-          <w:rFonts w:ascii="Segoe UI" w:hAnsi="Segoe UI" w:cs="Segoe UI"/>
-          <w:sz w:val="22"/>
-          <w:szCs w:val="22"/>
-        </w:rPr>
-        <w:t xml:space="preserve">eason this fits in a plain Express app — but each person uploads their camera once per other participant. </w:t>
-      </w:r>
-      <w:r>
-        <w:rPr>
-          <w:rStyle w:val="c1"/>
-          <w:rFonts w:cs="Segoe UI"/>
-        </w:rPr>
-        <w:t>MEETING_MAX_PEERS</w:t>
-      </w:r>
-      <w:r>
-        <w:rPr>
-          <w:rFonts w:ascii="Segoe UI" w:hAnsi="Segoe UI" w:cs="Segoe UI"/>
-          <w:sz w:val="22"/>
-          <w:szCs w:val="22"/>
-        </w:rPr>
-        <w:t xml:space="preserve"> (default 8) caps it; 4–6 is comfortable. Going beyond that means an SFU, which is separate infrastructure rather than a change to th</w:t>
-      </w:r>
-      <w:r>
-        <w:rPr>
-          <w:rFonts w:ascii="Segoe UI" w:hAnsi="Segoe UI" w:cs="Segoe UI"/>
-          <w:sz w:val="22"/>
-          <w:szCs w:val="22"/>
-        </w:rPr>
-        <w:t>is code.</w:t>
-      </w:r>
-    </w:p>
-    <w:p>
-      <w:pPr>
-        <w:pStyle w:val="NormalWeb"/>
-        <w:rPr>
-          <w:rFonts w:ascii="Segoe UI" w:hAnsi="Segoe UI" w:cs="Segoe UI"/>
-          <w:sz w:val="22"/>
-          <w:szCs w:val="22"/>
-        </w:rPr>
-      </w:pPr>
-      <w:r>
-        <w:rPr>
-          <w:rFonts w:ascii="Segoe UI" w:hAnsi="Segoe UI" w:cs="Segoe UI"/>
-          <w:sz w:val="22"/>
-          <w:szCs w:val="22"/>
-        </w:rPr>
-        <w:t>Whoever is already in the room offers to whoever arrives, and the newcomer never offers. One initiator per pair means two peers can never offer each other at once — "glare", the classic cause of a call that connects one way only. Both audio and vi</w:t>
-      </w:r>
-      <w:r>
-        <w:rPr>
-          <w:rFonts w:ascii="Segoe UI" w:hAnsi="Segoe UI" w:cs="Segoe UI"/>
-          <w:sz w:val="22"/>
-          <w:szCs w:val="22"/>
-        </w:rPr>
-        <w:t xml:space="preserve">deo m-lines are reserved when a connection opens, so starting a screen share is a </w:t>
-      </w:r>
-      <w:r>
-        <w:rPr>
-          <w:rStyle w:val="c1"/>
-          <w:rFonts w:cs="Segoe UI"/>
-        </w:rPr>
-        <w:t>replaceTrack</w:t>
-      </w:r>
-      <w:r>
-        <w:rPr>
-          <w:rFonts w:ascii="Segoe UI" w:hAnsi="Segoe UI" w:cs="Segoe UI"/>
-          <w:sz w:val="22"/>
-          <w:szCs w:val="22"/>
-        </w:rPr>
-        <w:t xml:space="preserve"> with no renegotiation at all.</w:t>
-      </w:r>
-    </w:p>
-    <w:p>
-      <w:pPr>
-        <w:pStyle w:val="NormalWeb"/>
-        <w:rPr>
-          <w:rFonts w:ascii="Segoe UI" w:hAnsi="Segoe UI" w:cs="Segoe UI"/>
-          <w:sz w:val="22"/>
-          <w:szCs w:val="22"/>
-        </w:rPr>
-      </w:pPr>
-      <w:r>
-        <w:rPr>
-          <w:rFonts w:ascii="Segoe UI" w:hAnsi="Segoe UI" w:cs="Segoe UI"/>
-          <w:b/>
-          <w:bCs/>
-          <w:sz w:val="22"/>
-          <w:szCs w:val="22"/>
-        </w:rPr>
-        <w:t>Screen sharing has two halves and needs both.</w:t>
-      </w:r>
-      <w:r>
-        <w:rPr>
-          <w:rFonts w:ascii="Segoe UI" w:hAnsi="Segoe UI" w:cs="Segoe UI"/>
-          <w:sz w:val="22"/>
-          <w:szCs w:val="22"/>
-        </w:rPr>
-        <w:t xml:space="preserve"> </w:t>
-      </w:r>
-      <w:r>
-        <w:rPr>
-          <w:rStyle w:val="c1"/>
-          <w:rFonts w:cs="Segoe UI"/>
-        </w:rPr>
-        <w:t>replaceTrack</w:t>
-      </w:r>
-      <w:r>
-        <w:rPr>
-          <w:rFonts w:ascii="Segoe UI" w:hAnsi="Segoe UI" w:cs="Segoe UI"/>
-          <w:sz w:val="22"/>
-          <w:szCs w:val="22"/>
-        </w:rPr>
-        <w:t xml:space="preserve"> swaps the track for the peers connected at that moment; </w:t>
-      </w:r>
-      <w:r>
-        <w:rPr>
-          <w:rStyle w:val="c1"/>
-          <w:rFonts w:cs="Segoe UI"/>
-        </w:rPr>
-        <w:t>ensurePeer</w:t>
-      </w:r>
-      <w:r>
-        <w:rPr>
-          <w:rFonts w:ascii="Segoe UI" w:hAnsi="Segoe UI" w:cs="Segoe UI"/>
-          <w:sz w:val="22"/>
-          <w:szCs w:val="22"/>
-        </w:rPr>
-        <w:t xml:space="preserve"> reads</w:t>
-      </w:r>
-      <w:r>
-        <w:rPr>
-          <w:rFonts w:ascii="Segoe UI" w:hAnsi="Segoe UI" w:cs="Segoe UI"/>
-          <w:sz w:val="22"/>
-          <w:szCs w:val="22"/>
-        </w:rPr>
-        <w:t xml:space="preserve"> the screen track when building a </w:t>
-      </w:r>
-      <w:r>
-        <w:rPr>
-          <w:rFonts w:ascii="Segoe UI" w:hAnsi="Segoe UI" w:cs="Segoe UI"/>
-          <w:i/>
-          <w:iCs/>
-          <w:sz w:val="22"/>
-          <w:szCs w:val="22"/>
-        </w:rPr>
-        <w:t>new</w:t>
-      </w:r>
-      <w:r>
-        <w:rPr>
-          <w:rFonts w:ascii="Segoe UI" w:hAnsi="Segoe UI" w:cs="Segoe UI"/>
-          <w:sz w:val="22"/>
-          <w:szCs w:val="22"/>
-        </w:rPr>
-        <w:t xml:space="preserve"> connection. Missing the second one made the feature look broken outright — connections built during a share carried the camera, and since a presenter normally starts before anyone arrives, every connection was built th</w:t>
-      </w:r>
-      <w:r>
-        <w:rPr>
-          <w:rFonts w:ascii="Segoe UI" w:hAnsi="Segoe UI" w:cs="Segoe UI"/>
-          <w:sz w:val="22"/>
-          <w:szCs w:val="22"/>
-        </w:rPr>
-        <w:t xml:space="preserve">at way and nobody ever saw the screen. A shared track is also given </w:t>
-      </w:r>
-      <w:r>
-        <w:rPr>
-          <w:rStyle w:val="c1"/>
-          <w:rFonts w:cs="Segoe UI"/>
-        </w:rPr>
-        <w:t>contentHint = 'detail'</w:t>
-      </w:r>
-      <w:r>
-        <w:rPr>
-          <w:rFonts w:ascii="Segoe UI" w:hAnsi="Segoe UI" w:cs="Segoe UI"/>
-          <w:sz w:val="22"/>
-          <w:szCs w:val="22"/>
-        </w:rPr>
-        <w:t xml:space="preserve"> (sharpness over frame rate, the right way round for text) and is rendered </w:t>
-      </w:r>
-      <w:r>
-        <w:rPr>
-          <w:rStyle w:val="c1"/>
-          <w:rFonts w:cs="Segoe UI"/>
-        </w:rPr>
-        <w:t>contain</w:t>
-      </w:r>
-      <w:r>
-        <w:rPr>
-          <w:rFonts w:ascii="Segoe UI" w:hAnsi="Segoe UI" w:cs="Segoe UI"/>
-          <w:sz w:val="22"/>
-          <w:szCs w:val="22"/>
-        </w:rPr>
-        <w:t xml:space="preserve"> rather than </w:t>
-      </w:r>
-      <w:r>
-        <w:rPr>
-          <w:rStyle w:val="c1"/>
-          <w:rFonts w:cs="Segoe UI"/>
-        </w:rPr>
-        <w:t>cover</w:t>
-      </w:r>
-      <w:r>
-        <w:rPr>
-          <w:rFonts w:ascii="Segoe UI" w:hAnsi="Segoe UI" w:cs="Segoe UI"/>
-          <w:sz w:val="22"/>
-          <w:szCs w:val="22"/>
-        </w:rPr>
-        <w:t>, on the tile and in recordings: cropping a face to fill a cell is</w:t>
-      </w:r>
-      <w:r>
-        <w:rPr>
-          <w:rFonts w:ascii="Segoe UI" w:hAnsi="Segoe UI" w:cs="Segoe UI"/>
-          <w:sz w:val="22"/>
-          <w:szCs w:val="22"/>
-        </w:rPr>
-        <w:t xml:space="preserve"> fine, cropping a presentation removes its edges and the presenter cannot tell.</w:t>
-      </w:r>
-    </w:p>
-    <w:p>
-      <w:pPr>
-        <w:pStyle w:val="Heading3"/>
-        <w:rPr>
-          <w:rFonts w:ascii="Segoe UI" w:eastAsia="Times New Roman" w:hAnsi="Segoe UI" w:cs="Segoe UI"/>
-        </w:rPr>
-      </w:pPr>
-      <w:r>
-        <w:rPr>
-          <w:rFonts w:ascii="Segoe UI" w:eastAsia="Times New Roman" w:hAnsi="Segoe UI" w:cs="Segoe UI"/>
-        </w:rPr>
-        <w:t>Occupancy is not stored</w:t>
-      </w:r>
-    </w:p>
-    <w:p>
-      <w:pPr>
-        <w:pStyle w:val="NormalWeb"/>
-        <w:rPr>
-          <w:rFonts w:ascii="Segoe UI" w:hAnsi="Segoe UI" w:cs="Segoe UI"/>
-          <w:sz w:val="22"/>
-          <w:szCs w:val="22"/>
-        </w:rPr>
-      </w:pPr>
-      <w:r>
-        <w:rPr>
-          <w:rFonts w:ascii="Segoe UI" w:hAnsi="Segoe UI" w:cs="Segoe UI"/>
-          <w:sz w:val="22"/>
-          <w:szCs w:val="22"/>
-        </w:rPr>
-        <w:t>Who is in a room lives in the signalling process's memory, not in MongoDB. Storing it looks tidier right up until a crash leaves a room permanently occu</w:t>
-      </w:r>
-      <w:r>
-        <w:rPr>
-          <w:rFonts w:ascii="Segoe UI" w:hAnsi="Segoe UI" w:cs="Segoe UI"/>
-          <w:sz w:val="22"/>
-          <w:szCs w:val="22"/>
-        </w:rPr>
-        <w:t>pied by nobody, with nothing to correct it. Derived from live sockets, it cannot go stale — a 30-second ping reaps browsers that were suspended rather than closed. The price: the backend must run as a single process.</w:t>
-      </w:r>
-    </w:p>
-    <w:p>
-      <w:pPr>
-        <w:pStyle w:val="NormalWeb"/>
-        <w:rPr>
-          <w:rFonts w:ascii="Segoe UI" w:hAnsi="Segoe UI" w:cs="Segoe UI"/>
-          <w:sz w:val="22"/>
-          <w:szCs w:val="22"/>
-        </w:rPr>
-      </w:pPr>
-      <w:r>
-        <w:rPr>
-          <w:rFonts w:ascii="Segoe UI" w:hAnsi="Segoe UI" w:cs="Segoe UI"/>
-          <w:sz w:val="22"/>
-          <w:szCs w:val="22"/>
-        </w:rPr>
-        <w:t>Identity is per connection, not per per</w:t>
-      </w:r>
-      <w:r>
-        <w:rPr>
-          <w:rFonts w:ascii="Segoe UI" w:hAnsi="Segoe UI" w:cs="Segoe UI"/>
-          <w:sz w:val="22"/>
-          <w:szCs w:val="22"/>
-        </w:rPr>
-        <w:t>son, so a second tab cannot tear down the first one's call. The roster, the room cap and the attendance log all de-duplicate by account.</w:t>
-      </w:r>
-    </w:p>
-    <w:p>
-      <w:pPr>
-        <w:pStyle w:val="Heading3"/>
-        <w:rPr>
-          <w:rFonts w:ascii="Segoe UI" w:eastAsia="Times New Roman" w:hAnsi="Segoe UI" w:cs="Segoe UI"/>
-        </w:rPr>
-      </w:pPr>
-      <w:r>
-        <w:rPr>
-          <w:rFonts w:ascii="Segoe UI" w:eastAsia="Times New Roman" w:hAnsi="Segoe UI" w:cs="Segoe UI"/>
-        </w:rPr>
-        <w:t>Recording</w:t>
-      </w:r>
-    </w:p>
-    <w:p>
-      <w:pPr>
-        <w:pStyle w:val="NormalWeb"/>
-        <w:rPr>
-          <w:rFonts w:ascii="Segoe UI" w:hAnsi="Segoe UI" w:cs="Segoe UI"/>
-          <w:sz w:val="22"/>
-          <w:szCs w:val="22"/>
-        </w:rPr>
-      </w:pPr>
-      <w:r>
-        <w:rPr>
-          <w:rFonts w:ascii="Segoe UI" w:hAnsi="Segoe UI" w:cs="Segoe UI"/>
-          <w:sz w:val="22"/>
-          <w:szCs w:val="22"/>
-        </w:rPr>
-        <w:t xml:space="preserve">Done by the browser: every tile is painted onto a canvas, everyone's audio is mixed through a </w:t>
-      </w:r>
-      <w:r>
-        <w:rPr>
-          <w:rStyle w:val="c1"/>
-          <w:rFonts w:cs="Segoe UI"/>
-        </w:rPr>
-        <w:t>MediaStreamAudi</w:t>
-      </w:r>
-      <w:r>
-        <w:rPr>
-          <w:rStyle w:val="c1"/>
-          <w:rFonts w:cs="Segoe UI"/>
-        </w:rPr>
-        <w:t>oDestinationNode</w:t>
-      </w:r>
-      <w:r>
-        <w:rPr>
-          <w:rFonts w:ascii="Segoe UI" w:hAnsi="Segoe UI" w:cs="Segoe UI"/>
-          <w:sz w:val="22"/>
-          <w:szCs w:val="22"/>
-        </w:rPr>
-        <w:t xml:space="preserve">, and </w:t>
-      </w:r>
-      <w:r>
-        <w:rPr>
-          <w:rStyle w:val="c1"/>
-          <w:rFonts w:cs="Segoe UI"/>
-        </w:rPr>
-        <w:t>MediaRecorder</w:t>
-      </w:r>
-      <w:r>
-        <w:rPr>
-          <w:rFonts w:ascii="Segoe UI" w:hAnsi="Segoe UI" w:cs="Segoe UI"/>
-          <w:sz w:val="22"/>
-          <w:szCs w:val="22"/>
-        </w:rPr>
-        <w:t xml:space="preserve"> captures the result. It uploads to the meeting when it stops.</w:t>
-      </w:r>
-    </w:p>
-    <w:p>
-      <w:pPr>
-        <w:pStyle w:val="NormalWeb"/>
-        <w:rPr>
-          <w:rFonts w:ascii="Segoe UI" w:hAnsi="Segoe UI" w:cs="Segoe UI"/>
-          <w:sz w:val="22"/>
-          <w:szCs w:val="22"/>
-        </w:rPr>
-      </w:pPr>
-      <w:r>
-        <w:rPr>
-          <w:rFonts w:ascii="Segoe UI" w:hAnsi="Segoe UI" w:cs="Segoe UI"/>
-          <w:sz w:val="22"/>
-          <w:szCs w:val="22"/>
-        </w:rPr>
-        <w:t>Everyone in the call is told for as long as it runs, and the indicator is not separately controllable — a recording light the recorder can switch off is not c</w:t>
-      </w:r>
-      <w:r>
-        <w:rPr>
-          <w:rFonts w:ascii="Segoe UI" w:hAnsi="Segoe UI" w:cs="Segoe UI"/>
-          <w:sz w:val="22"/>
-          <w:szCs w:val="22"/>
-        </w:rPr>
-        <w:t>onsent. Audio comes from the camera stream rather than the displayed one, so a presenter's voice is not dropped for the length of their screen share.</w:t>
-      </w:r>
-    </w:p>
-    <w:p>
-      <w:pPr>
-        <w:pStyle w:val="Heading3"/>
-        <w:rPr>
-          <w:rFonts w:ascii="Segoe UI" w:eastAsia="Times New Roman" w:hAnsi="Segoe UI" w:cs="Segoe UI"/>
-        </w:rPr>
-      </w:pPr>
-      <w:r>
-        <w:rPr>
-          <w:rFonts w:ascii="Segoe UI" w:eastAsia="Times New Roman" w:hAnsi="Segoe UI" w:cs="Segoe UI"/>
-        </w:rPr>
-        <w:t>Two things that will bite you</w:t>
-      </w:r>
-    </w:p>
-    <w:p>
-      <w:pPr>
-        <w:pStyle w:val="NormalWeb"/>
-        <w:rPr>
-          <w:rFonts w:ascii="Segoe UI" w:hAnsi="Segoe UI" w:cs="Segoe UI"/>
-          <w:sz w:val="22"/>
-          <w:szCs w:val="22"/>
-        </w:rPr>
-      </w:pPr>
-      <w:r>
-        <w:rPr>
-          <w:rFonts w:ascii="Segoe UI" w:hAnsi="Segoe UI" w:cs="Segoe UI"/>
-          <w:b/>
-          <w:bCs/>
-          <w:sz w:val="22"/>
-          <w:szCs w:val="22"/>
-        </w:rPr>
-        <w:t>Camera access needs a secure context.</w:t>
-      </w:r>
-      <w:r>
-        <w:rPr>
-          <w:rFonts w:ascii="Segoe UI" w:hAnsi="Segoe UI" w:cs="Segoe UI"/>
-          <w:sz w:val="22"/>
-          <w:szCs w:val="22"/>
-        </w:rPr>
-        <w:t xml:space="preserve"> Browsers only expose </w:t>
-      </w:r>
-      <w:r>
-        <w:rPr>
-          <w:rStyle w:val="c1"/>
-          <w:rFonts w:cs="Segoe UI"/>
-        </w:rPr>
-        <w:t>navigator.mediaDe</w:t>
-      </w:r>
-      <w:r>
-        <w:rPr>
-          <w:rStyle w:val="c1"/>
-          <w:rFonts w:cs="Segoe UI"/>
-        </w:rPr>
-        <w:t>vices</w:t>
-      </w:r>
-      <w:r>
-        <w:rPr>
-          <w:rFonts w:ascii="Segoe UI" w:hAnsi="Segoe UI" w:cs="Segoe UI"/>
-          <w:sz w:val="22"/>
-          <w:szCs w:val="22"/>
-        </w:rPr>
-        <w:t xml:space="preserve"> over HTTPS or on </w:t>
-      </w:r>
-      <w:r>
-        <w:rPr>
-          <w:rStyle w:val="c1"/>
-          <w:rFonts w:cs="Segoe UI"/>
-        </w:rPr>
-        <w:t>localhost</w:t>
-      </w:r>
-      <w:r>
-        <w:rPr>
-          <w:rFonts w:ascii="Segoe UI" w:hAnsi="Segoe UI" w:cs="Segoe UI"/>
-          <w:sz w:val="22"/>
-          <w:szCs w:val="22"/>
-        </w:rPr>
-        <w:t xml:space="preserve">; on a plain </w:t>
-      </w:r>
-      <w:r>
-        <w:rPr>
-          <w:rStyle w:val="c1"/>
-          <w:rFonts w:cs="Segoe UI"/>
-        </w:rPr>
-        <w:t>http://</w:t>
-      </w:r>
-      <w:r>
-        <w:rPr>
-          <w:rFonts w:ascii="Segoe UI" w:hAnsi="Segoe UI" w:cs="Segoe UI"/>
-          <w:sz w:val="22"/>
-          <w:szCs w:val="22"/>
-        </w:rPr>
-        <w:t xml:space="preserve"> LAN address it is not merely refused but </w:t>
-      </w:r>
-      <w:r>
-        <w:rPr>
-          <w:rFonts w:ascii="Segoe UI" w:hAnsi="Segoe UI" w:cs="Segoe UI"/>
-          <w:i/>
-          <w:iCs/>
-          <w:sz w:val="22"/>
-          <w:szCs w:val="22"/>
-        </w:rPr>
-        <w:t>undefined</w:t>
-      </w:r>
-      <w:r>
-        <w:rPr>
-          <w:rFonts w:ascii="Segoe UI" w:hAnsi="Segoe UI" w:cs="Segoe UI"/>
-          <w:sz w:val="22"/>
-          <w:szCs w:val="22"/>
-        </w:rPr>
-        <w:t>. The Meetings page detects this and says so under the page header rather than letting it surface as a crash at the moment of joining.</w:t>
-      </w:r>
-    </w:p>
-    <w:p>
-      <w:pPr>
-        <w:pStyle w:val="NormalWeb"/>
-        <w:rPr>
-          <w:rFonts w:ascii="Segoe UI" w:hAnsi="Segoe UI" w:cs="Segoe UI"/>
-          <w:sz w:val="22"/>
-          <w:szCs w:val="22"/>
-        </w:rPr>
-      </w:pPr>
-      <w:r>
-        <w:rPr>
-          <w:rFonts w:ascii="Segoe UI" w:hAnsi="Segoe UI" w:cs="Segoe UI"/>
-          <w:b/>
-          <w:bCs/>
-          <w:sz w:val="22"/>
-          <w:szCs w:val="22"/>
-        </w:rPr>
-        <w:t xml:space="preserve">The API binds to </w:t>
-      </w:r>
-      <w:r>
-        <w:rPr>
-          <w:rStyle w:val="c1"/>
-          <w:rFonts w:cs="Segoe UI"/>
-          <w:b/>
-          <w:bCs/>
-        </w:rPr>
-        <w:t>1</w:t>
-      </w:r>
-      <w:r>
-        <w:rPr>
-          <w:rStyle w:val="c1"/>
-          <w:rFonts w:cs="Segoe UI"/>
-          <w:b/>
-          <w:bCs/>
-        </w:rPr>
-        <w:t>27.0.0.1</w:t>
-      </w:r>
-      <w:r>
-        <w:rPr>
-          <w:rFonts w:ascii="Segoe UI" w:hAnsi="Segoe UI" w:cs="Segoe UI"/>
-          <w:b/>
-          <w:bCs/>
-          <w:sz w:val="22"/>
-          <w:szCs w:val="22"/>
-        </w:rPr>
-        <w:t xml:space="preserve"> by default,</w:t>
-      </w:r>
-      <w:r>
-        <w:rPr>
-          <w:rFonts w:ascii="Segoe UI" w:hAnsi="Segoe UI" w:cs="Segoe UI"/>
-          <w:sz w:val="22"/>
-          <w:szCs w:val="22"/>
-        </w:rPr>
-        <w:t xml:space="preserve"> which means nobody else can reach it and a call cannot have a second participant. Set </w:t>
-      </w:r>
-      <w:r>
-        <w:rPr>
-          <w:rStyle w:val="c1"/>
-          <w:rFonts w:cs="Segoe UI"/>
-        </w:rPr>
-        <w:t>HOST=0.0.0.0</w:t>
-      </w:r>
-      <w:r>
-        <w:rPr>
-          <w:rFonts w:ascii="Segoe UI" w:hAnsi="Segoe UI" w:cs="Segoe UI"/>
-          <w:sz w:val="22"/>
-          <w:szCs w:val="22"/>
-        </w:rPr>
-        <w:t xml:space="preserve"> and list the origins you serve the frontend from in </w:t>
-      </w:r>
-      <w:r>
-        <w:rPr>
-          <w:rStyle w:val="c1"/>
-          <w:rFonts w:cs="Segoe UI"/>
-        </w:rPr>
-        <w:t>ALLOWED_ORIGINS</w:t>
-      </w:r>
-      <w:r>
-        <w:rPr>
-          <w:rFonts w:ascii="Segoe UI" w:hAnsi="Segoe UI" w:cs="Segoe UI"/>
-          <w:sz w:val="22"/>
-          <w:szCs w:val="22"/>
-        </w:rPr>
-        <w:t xml:space="preserve">. In development, Vite must also proxy </w:t>
-      </w:r>
-      <w:r>
-        <w:rPr>
-          <w:rStyle w:val="c1"/>
-          <w:rFonts w:cs="Segoe UI"/>
-        </w:rPr>
-        <w:t>/rtc</w:t>
-      </w:r>
-      <w:r>
-        <w:rPr>
-          <w:rFonts w:ascii="Segoe UI" w:hAnsi="Segoe UI" w:cs="Segoe UI"/>
-          <w:sz w:val="22"/>
-          <w:szCs w:val="22"/>
-        </w:rPr>
-        <w:t xml:space="preserve"> with </w:t>
-      </w:r>
-      <w:r>
-        <w:rPr>
-          <w:rStyle w:val="c1"/>
-          <w:rFonts w:cs="Segoe UI"/>
-        </w:rPr>
-        <w:t>ws: true</w:t>
-      </w:r>
-      <w:r>
-        <w:rPr>
-          <w:rFonts w:ascii="Segoe UI" w:hAnsi="Segoe UI" w:cs="Segoe UI"/>
-          <w:sz w:val="22"/>
-          <w:szCs w:val="22"/>
-        </w:rPr>
-        <w:t xml:space="preserve"> — without t</w:t>
-      </w:r>
-      <w:r>
-        <w:rPr>
-          <w:rFonts w:ascii="Segoe UI" w:hAnsi="Segoe UI" w:cs="Segoe UI"/>
-          <w:sz w:val="22"/>
-          <w:szCs w:val="22"/>
-        </w:rPr>
-        <w:t>he flag it answers the upgrade itself and nothing connects.</w:t>
-      </w:r>
-    </w:p>
-    <w:p>
-      <w:pPr>
-        <w:pStyle w:val="NormalWeb"/>
-        <w:rPr>
-          <w:rFonts w:ascii="Segoe UI" w:hAnsi="Segoe UI" w:cs="Segoe UI"/>
-          <w:sz w:val="22"/>
-          <w:szCs w:val="22"/>
-        </w:rPr>
-      </w:pPr>
-      <w:r>
-        <w:rPr>
-          <w:rFonts w:ascii="Segoe UI" w:hAnsi="Segoe UI" w:cs="Segoe UI"/>
-          <w:sz w:val="22"/>
-          <w:szCs w:val="22"/>
-        </w:rPr>
-        <w:t>Across the internet, STUN handles most routers; symmetric NAT needs a TURN server (</w:t>
-      </w:r>
-      <w:r>
-        <w:rPr>
-          <w:rStyle w:val="c1"/>
-          <w:rFonts w:cs="Segoe UI"/>
-        </w:rPr>
-        <w:t>MEETING_TURN_URL</w:t>
-      </w:r>
-      <w:r>
-        <w:rPr>
-          <w:rFonts w:ascii="Segoe UI" w:hAnsi="Segoe UI" w:cs="Segoe UI"/>
-          <w:sz w:val="22"/>
-          <w:szCs w:val="22"/>
-        </w:rPr>
-        <w:t xml:space="preserve"> and friends), which relays media and so has to be one you run or pay for. Without it a minority </w:t>
-      </w:r>
-      <w:r>
-        <w:rPr>
-          <w:rFonts w:ascii="Segoe UI" w:hAnsi="Segoe UI" w:cs="Segoe UI"/>
-          <w:sz w:val="22"/>
-          <w:szCs w:val="22"/>
-        </w:rPr>
-        <w:t>of participants simply cannot connect, and nothing in this app can compensate.</w:t>
-      </w:r>
-    </w:p>
-    <w:p>
-      <w:pPr>
-        <w:pStyle w:val="NormalWeb"/>
-        <w:rPr>
-          <w:rFonts w:ascii="Segoe UI" w:hAnsi="Segoe UI" w:cs="Segoe UI"/>
-          <w:sz w:val="22"/>
-          <w:szCs w:val="22"/>
-        </w:rPr>
-      </w:pPr>
-      <w:r>
-        <w:rPr>
-          <w:rFonts w:ascii="Segoe UI" w:hAnsi="Segoe UI" w:cs="Segoe UI"/>
-          <w:sz w:val="22"/>
-          <w:szCs w:val="22"/>
-        </w:rPr>
-        <w:t xml:space="preserve">See </w:t>
-      </w:r>
-      <w:r>
-        <w:rPr>
-          <w:rStyle w:val="c1"/>
-          <w:rFonts w:cs="Segoe UI"/>
-        </w:rPr>
-        <w:t>backend/.env.example</w:t>
-      </w:r>
-      <w:r>
-        <w:rPr>
-          <w:rFonts w:ascii="Segoe UI" w:hAnsi="Segoe UI" w:cs="Segoe UI"/>
-          <w:sz w:val="22"/>
-          <w:szCs w:val="22"/>
-        </w:rPr>
-        <w:t xml:space="preserve"> for every meeting setting.</w:t>
-      </w:r>
-    </w:p>
-    <w:p>
-      <w:pPr>
-        <w:pStyle w:val="Heading2"/>
-        <w:rPr>
-          <w:rFonts w:ascii="Segoe UI" w:eastAsia="Times New Roman" w:hAnsi="Segoe UI" w:cs="Segoe UI"/>
-        </w:rPr>
-      </w:pPr>
-      <w:r>
-        <w:rPr>
-          <w:rFonts w:ascii="Segoe UI" w:eastAsia="Times New Roman" w:hAnsi="Segoe UI" w:cs="Segoe UI"/>
-        </w:rPr>
-        <w:t>Posts</w:t>
-      </w:r>
-    </w:p>
-    <w:p>
-      <w:pPr>
-        <w:pStyle w:val="Heading3"/>
-        <w:rPr>
-          <w:rFonts w:ascii="Segoe UI" w:eastAsia="Times New Roman" w:hAnsi="Segoe UI" w:cs="Segoe UI"/>
-        </w:rPr>
-      </w:pPr>
-      <w:r>
-        <w:rPr>
-          <w:rFonts w:ascii="Segoe UI" w:eastAsia="Times New Roman" w:hAnsi="Segoe UI" w:cs="Segoe UI"/>
-        </w:rPr>
-        <w:t>Permissions added after accounts exist</w:t>
-      </w:r>
-    </w:p>
-    <w:p>
-      <w:pPr>
-        <w:pStyle w:val="NormalWeb"/>
-        <w:rPr>
-          <w:rFonts w:ascii="Segoe UI" w:hAnsi="Segoe UI" w:cs="Segoe UI"/>
-          <w:sz w:val="22"/>
-          <w:szCs w:val="22"/>
-        </w:rPr>
-      </w:pPr>
-      <w:r>
-        <w:rPr>
-          <w:rStyle w:val="c1"/>
-          <w:rFonts w:cs="Segoe UI"/>
-        </w:rPr>
-        <w:t>DEFAULT_USER_PERMISSIONS</w:t>
-      </w:r>
-      <w:r>
-        <w:rPr>
-          <w:rFonts w:ascii="Segoe UI" w:hAnsi="Segoe UI" w:cs="Segoe UI"/>
-          <w:sz w:val="22"/>
-          <w:szCs w:val="22"/>
-        </w:rPr>
-        <w:t xml:space="preserve"> is read when an account is created, so adding </w:t>
-      </w:r>
-      <w:r>
-        <w:rPr>
-          <w:rStyle w:val="c1"/>
-          <w:rFonts w:cs="Segoe UI"/>
-        </w:rPr>
-        <w:t>posts:view</w:t>
-      </w:r>
-      <w:r>
-        <w:rPr>
-          <w:rFonts w:ascii="Segoe UI" w:hAnsi="Segoe UI" w:cs="Segoe UI"/>
-          <w:sz w:val="22"/>
-          <w:szCs w:val="22"/>
-        </w:rPr>
-        <w:t xml:space="preserve"> to it did nothing for anyone who had registered earlier: the page was hidden from their sidebar and their notification poll answered 403, which the poll swallowed. A post published for everyone reached nobody, and nothing said so.</w:t>
-      </w:r>
-    </w:p>
-    <w:p>
-      <w:pPr>
-        <w:pStyle w:val="NormalWeb"/>
-        <w:rPr>
-          <w:rFonts w:ascii="Segoe UI" w:hAnsi="Segoe UI" w:cs="Segoe UI"/>
-          <w:sz w:val="22"/>
-          <w:szCs w:val="22"/>
-        </w:rPr>
-      </w:pPr>
-      <w:r>
-        <w:rPr>
-          <w:rStyle w:val="c1"/>
-          <w:rFonts w:cs="Segoe UI"/>
-        </w:rPr>
-        <w:t>helpers/permissionBackfill.js</w:t>
-      </w:r>
-      <w:r>
-        <w:rPr>
-          <w:rFonts w:ascii="Segoe UI" w:hAnsi="Segoe UI" w:cs="Segoe UI"/>
-          <w:sz w:val="22"/>
-          <w:szCs w:val="22"/>
-        </w:rPr>
-        <w:t xml:space="preserve"> grants such a key to existing accounts once, against a marker in </w:t>
-      </w:r>
-      <w:r>
-        <w:rPr>
-          <w:rStyle w:val="c1"/>
-          <w:rFonts w:cs="Segoe UI"/>
-        </w:rPr>
-        <w:t>app_migrations</w:t>
-      </w:r>
-      <w:r>
-        <w:rPr>
-          <w:rFonts w:ascii="Segoe UI" w:hAnsi="Segoe UI" w:cs="Segoe UI"/>
-          <w:sz w:val="22"/>
-          <w:szCs w:val="22"/>
-        </w:rPr>
-        <w:t xml:space="preserve">, and never again — re-running it on every boot would undo a revocation an administrator made on purpose. Adding another late default is one entry </w:t>
-      </w:r>
-      <w:r>
-        <w:rPr>
-          <w:rFonts w:ascii="Segoe UI" w:hAnsi="Segoe UI" w:cs="Segoe UI"/>
-          <w:sz w:val="22"/>
-          <w:szCs w:val="22"/>
-        </w:rPr>
-        <w:t>in that list. The notification polls now log a 403 rather than swallowing it, so the next gap of this kind is visible.</w:t>
-      </w:r>
-    </w:p>
-    <w:p>
-      <w:pPr>
-        <w:pStyle w:val="Heading3"/>
-        <w:rPr>
-          <w:rFonts w:ascii="Segoe UI" w:eastAsia="Times New Roman" w:hAnsi="Segoe UI" w:cs="Segoe UI"/>
-        </w:rPr>
-      </w:pPr>
-      <w:r>
-        <w:rPr>
-          <w:rFonts w:ascii="Segoe UI" w:eastAsia="Times New Roman" w:hAnsi="Segoe UI" w:cs="Segoe UI"/>
-        </w:rPr>
-        <w:t>How a post is stored</w:t>
-      </w:r>
-    </w:p>
-    <w:p>
-      <w:pPr>
-        <w:pStyle w:val="NormalWeb"/>
-        <w:rPr>
-          <w:rFonts w:ascii="Segoe UI" w:hAnsi="Segoe UI" w:cs="Segoe UI"/>
-          <w:sz w:val="22"/>
-          <w:szCs w:val="22"/>
-        </w:rPr>
-      </w:pPr>
-      <w:r>
-        <w:rPr>
-          <w:rFonts w:ascii="Segoe UI" w:hAnsi="Segoe UI" w:cs="Segoe UI"/>
-          <w:sz w:val="22"/>
-          <w:szCs w:val="22"/>
-        </w:rPr>
-        <w:t xml:space="preserve">Administrators publish announcements; everyone reads them. A post stores its readers rather than a counter, because </w:t>
-      </w:r>
-      <w:r>
-        <w:rPr>
-          <w:rFonts w:ascii="Segoe UI" w:hAnsi="Segoe UI" w:cs="Segoe UI"/>
-          <w:sz w:val="22"/>
-          <w:szCs w:val="22"/>
-        </w:rPr>
-        <w:t>the page has to show not just how many have read it but exactly who:</w:t>
-      </w:r>
-    </w:p>
-    <w:p>
-      <w:pPr>
-        <w:pStyle w:val="HTMLPreformatted"/>
-      </w:pPr>
-      <w:r>
-        <w:t>posts: { title, body, authorId, pinned,</w:t>
-      </w:r>
-    </w:p>
-    <w:p>
-      <w:pPr>
-        <w:pStyle w:val="HTMLPreformatted"/>
-      </w:pPr>
-      <w:r>
-        <w:t xml:space="preserve">         views: [{ userId, userName, viewedAt }], viewerIds: [] }</w:t>
-      </w:r>
-    </w:p>
-    <w:p>
-      <w:pPr>
-        <w:pStyle w:val="NormalWeb"/>
-        <w:rPr>
-          <w:rFonts w:ascii="Segoe UI" w:hAnsi="Segoe UI" w:cs="Segoe UI"/>
-          <w:sz w:val="22"/>
-          <w:szCs w:val="22"/>
-        </w:rPr>
-      </w:pPr>
-      <w:r>
-        <w:rPr>
-          <w:rStyle w:val="c1"/>
-          <w:rFonts w:cs="Segoe UI"/>
-        </w:rPr>
-        <w:t>recordPostView</w:t>
-      </w:r>
-      <w:r>
-        <w:rPr>
-          <w:rFonts w:ascii="Segoe UI" w:hAnsi="Segoe UI" w:cs="Segoe UI"/>
-          <w:sz w:val="22"/>
-          <w:szCs w:val="22"/>
-        </w:rPr>
-        <w:t xml:space="preserve"> filters on </w:t>
-      </w:r>
-      <w:r>
-        <w:rPr>
-          <w:rStyle w:val="c1"/>
-          <w:rFonts w:cs="Segoe UI"/>
-        </w:rPr>
-        <w:t>viewerIds: { $ne: userId }</w:t>
-      </w:r>
-      <w:r>
-        <w:rPr>
-          <w:rFonts w:ascii="Segoe UI" w:hAnsi="Segoe UI" w:cs="Segoe UI"/>
-          <w:sz w:val="22"/>
-          <w:szCs w:val="22"/>
-        </w:rPr>
-        <w:t xml:space="preserve"> and both </w:t>
-      </w:r>
-      <w:r>
-        <w:rPr>
-          <w:rStyle w:val="c1"/>
-          <w:rFonts w:cs="Segoe UI"/>
-        </w:rPr>
-        <w:t>$addToSet</w:t>
-      </w:r>
-      <w:r>
-        <w:rPr>
-          <w:rFonts w:ascii="Segoe UI" w:hAnsi="Segoe UI" w:cs="Segoe UI"/>
-          <w:sz w:val="22"/>
-          <w:szCs w:val="22"/>
-        </w:rPr>
-        <w:t>s the id a</w:t>
-      </w:r>
-      <w:r>
-        <w:rPr>
-          <w:rFonts w:ascii="Segoe UI" w:hAnsi="Segoe UI" w:cs="Segoe UI"/>
-          <w:sz w:val="22"/>
-          <w:szCs w:val="22"/>
-        </w:rPr>
-        <w:t xml:space="preserve">nd </w:t>
-      </w:r>
-      <w:r>
-        <w:rPr>
-          <w:rStyle w:val="c1"/>
-          <w:rFonts w:cs="Segoe UI"/>
-        </w:rPr>
-        <w:t>$push</w:t>
-      </w:r>
-      <w:r>
-        <w:rPr>
-          <w:rFonts w:ascii="Segoe UI" w:hAnsi="Segoe UI" w:cs="Segoe UI"/>
-          <w:sz w:val="22"/>
-          <w:szCs w:val="22"/>
-        </w:rPr>
-        <w:t>es the row, so a second reading cannot add a second row — the count is a number of people, not of page loads.</w:t>
-      </w:r>
-    </w:p>
-    <w:p>
-      <w:pPr>
-        <w:pStyle w:val="NormalWeb"/>
-        <w:rPr>
-          <w:rFonts w:ascii="Segoe UI" w:hAnsi="Segoe UI" w:cs="Segoe UI"/>
-          <w:sz w:val="22"/>
-          <w:szCs w:val="22"/>
-        </w:rPr>
-      </w:pPr>
-      <w:r>
-        <w:rPr>
-          <w:rFonts w:ascii="Segoe UI" w:hAnsi="Segoe UI" w:cs="Segoe UI"/>
-          <w:sz w:val="22"/>
-          <w:szCs w:val="22"/>
-        </w:rPr>
-        <w:t xml:space="preserve">The bell counts posts whose </w:t>
-      </w:r>
-      <w:r>
-        <w:rPr>
-          <w:rStyle w:val="c1"/>
-          <w:rFonts w:cs="Segoe UI"/>
-        </w:rPr>
-        <w:t>viewerIds</w:t>
-      </w:r>
-      <w:r>
-        <w:rPr>
-          <w:rFonts w:ascii="Segoe UI" w:hAnsi="Segoe UI" w:cs="Segoe UI"/>
-          <w:sz w:val="22"/>
-          <w:szCs w:val="22"/>
-        </w:rPr>
-        <w:t xml:space="preserve"> does not contain you, which is why reading one makes the number fall. Recording a view is its own re</w:t>
-      </w:r>
-      <w:r>
-        <w:rPr>
-          <w:rFonts w:ascii="Segoe UI" w:hAnsi="Segoe UI" w:cs="Segoe UI"/>
-          <w:sz w:val="22"/>
-          <w:szCs w:val="22"/>
-        </w:rPr>
-        <w:t>quest (</w:t>
-      </w:r>
-      <w:r>
-        <w:rPr>
-          <w:rStyle w:val="c1"/>
-          <w:rFonts w:cs="Segoe UI"/>
-        </w:rPr>
-        <w:t>POST /posts/:id/view</w:t>
-      </w:r>
-      <w:r>
-        <w:rPr>
-          <w:rFonts w:ascii="Segoe UI" w:hAnsi="Segoe UI" w:cs="Segoe UI"/>
-          <w:sz w:val="22"/>
-          <w:szCs w:val="22"/>
-        </w:rPr>
-        <w:t>) rather than a side effect of a GET: a list that prefetched bodies would otherwise mark everything read without anyone reading it. The Posts page calls back into the shell after recording one, so the bell recounts immediately ra</w:t>
-      </w:r>
-      <w:r>
-        <w:rPr>
-          <w:rFonts w:ascii="Segoe UI" w:hAnsi="Segoe UI" w:cs="Segoe UI"/>
-          <w:sz w:val="22"/>
-          <w:szCs w:val="22"/>
-        </w:rPr>
-        <w:t>ther than at the next minute's poll.</w:t>
-      </w:r>
-    </w:p>
-    <w:p>
-      <w:pPr>
-        <w:pStyle w:val="Heading2"/>
-        <w:rPr>
-          <w:rFonts w:ascii="Segoe UI" w:eastAsia="Times New Roman" w:hAnsi="Segoe UI" w:cs="Segoe UI"/>
-        </w:rPr>
-      </w:pPr>
-      <w:r>
-        <w:rPr>
-          <w:rFonts w:ascii="Segoe UI" w:eastAsia="Times New Roman" w:hAnsi="Segoe UI" w:cs="Segoe UI"/>
-        </w:rPr>
-        <w:t>Record sharing</w:t>
-      </w:r>
-    </w:p>
-    <w:p>
-      <w:pPr>
-        <w:pStyle w:val="NormalWeb"/>
-        <w:rPr>
-          <w:rFonts w:ascii="Segoe UI" w:hAnsi="Segoe UI" w:cs="Segoe UI"/>
-          <w:sz w:val="22"/>
-          <w:szCs w:val="22"/>
-        </w:rPr>
-      </w:pPr>
-      <w:r>
-        <w:rPr>
-          <w:rFonts w:ascii="Segoe UI" w:hAnsi="Segoe UI" w:cs="Segoe UI"/>
-          <w:sz w:val="22"/>
-          <w:szCs w:val="22"/>
-        </w:rPr>
-        <w:t xml:space="preserve">A record carries </w:t>
-      </w:r>
-      <w:r>
-        <w:rPr>
-          <w:rStyle w:val="c1"/>
-          <w:rFonts w:cs="Segoe UI"/>
-        </w:rPr>
-        <w:t>visibility</w:t>
-      </w:r>
-      <w:r>
-        <w:rPr>
-          <w:rFonts w:ascii="Segoe UI" w:hAnsi="Segoe UI" w:cs="Segoe UI"/>
-          <w:sz w:val="22"/>
-          <w:szCs w:val="22"/>
-        </w:rPr>
-        <w:t xml:space="preserve"> (</w:t>
-      </w:r>
-      <w:r>
-        <w:rPr>
-          <w:rStyle w:val="c1"/>
-          <w:rFonts w:cs="Segoe UI"/>
-        </w:rPr>
-        <w:t>everyone</w:t>
-      </w:r>
-      <w:r>
-        <w:rPr>
-          <w:rFonts w:ascii="Segoe UI" w:hAnsi="Segoe UI" w:cs="Segoe UI"/>
-          <w:sz w:val="22"/>
-          <w:szCs w:val="22"/>
-        </w:rPr>
-        <w:t xml:space="preserve"> or </w:t>
-      </w:r>
-      <w:r>
-        <w:rPr>
-          <w:rStyle w:val="c1"/>
-          <w:rFonts w:cs="Segoe UI"/>
-        </w:rPr>
-        <w:t>selected</w:t>
-      </w:r>
-      <w:r>
-        <w:rPr>
-          <w:rFonts w:ascii="Segoe UI" w:hAnsi="Segoe UI" w:cs="Segoe UI"/>
-          <w:sz w:val="22"/>
-          <w:szCs w:val="22"/>
-        </w:rPr>
-        <w:t xml:space="preserve">) and </w:t>
-      </w:r>
-      <w:r>
-        <w:rPr>
-          <w:rStyle w:val="c1"/>
-          <w:rFonts w:cs="Segoe UI"/>
-        </w:rPr>
-        <w:t>sharedWith</w:t>
-      </w:r>
-      <w:r>
-        <w:rPr>
-          <w:rFonts w:ascii="Segoe UI" w:hAnsi="Segoe UI" w:cs="Segoe UI"/>
-          <w:sz w:val="22"/>
-          <w:szCs w:val="22"/>
-        </w:rPr>
-        <w:t xml:space="preserve">. The author picks one when adding or editing it; </w:t>
-      </w:r>
-      <w:r>
-        <w:rPr>
-          <w:rStyle w:val="c1"/>
-          <w:rFonts w:cs="Segoe UI"/>
-        </w:rPr>
-        <w:t>everyone</w:t>
-      </w:r>
-      <w:r>
-        <w:rPr>
-          <w:rFonts w:ascii="Segoe UI" w:hAnsi="Segoe UI" w:cs="Segoe UI"/>
-          <w:sz w:val="22"/>
-          <w:szCs w:val="22"/>
-        </w:rPr>
-        <w:t xml:space="preserve"> is the default, and a record written before this existed has no field at all — w</w:t>
-      </w:r>
-      <w:r>
-        <w:rPr>
-          <w:rFonts w:ascii="Segoe UI" w:hAnsi="Segoe UI" w:cs="Segoe UI"/>
-          <w:sz w:val="22"/>
-          <w:szCs w:val="22"/>
-        </w:rPr>
-        <w:t xml:space="preserve">hich is why the access clause tests </w:t>
-      </w:r>
-      <w:r>
-        <w:rPr>
-          <w:rStyle w:val="c1"/>
-          <w:rFonts w:cs="Segoe UI"/>
-        </w:rPr>
-        <w:t>visibility != 'selected'</w:t>
-      </w:r>
-      <w:r>
-        <w:rPr>
-          <w:rFonts w:ascii="Segoe UI" w:hAnsi="Segoe UI" w:cs="Segoe UI"/>
-          <w:sz w:val="22"/>
-          <w:szCs w:val="22"/>
-        </w:rPr>
-        <w:t xml:space="preserve"> rather than </w:t>
-      </w:r>
-      <w:r>
-        <w:rPr>
-          <w:rStyle w:val="c1"/>
-          <w:rFonts w:cs="Segoe UI"/>
-        </w:rPr>
-        <w:t>== 'everyone'</w:t>
-      </w:r>
-      <w:r>
-        <w:rPr>
-          <w:rFonts w:ascii="Segoe UI" w:hAnsi="Segoe UI" w:cs="Segoe UI"/>
-          <w:sz w:val="22"/>
-          <w:szCs w:val="22"/>
-        </w:rPr>
-        <w:t xml:space="preserve">, so a missing value reads as the default rather than as "nobody". </w:t>
-      </w:r>
-      <w:r>
-        <w:rPr>
-          <w:rFonts w:ascii="Segoe UI" w:hAnsi="Segoe UI" w:cs="Segoe UI"/>
-          <w:b/>
-          <w:bCs/>
-          <w:sz w:val="22"/>
-          <w:szCs w:val="22"/>
-        </w:rPr>
-        <w:t>Existing records therefore become readable by everyone</w:t>
-      </w:r>
-      <w:r>
-        <w:rPr>
-          <w:rFonts w:ascii="Segoe UI" w:hAnsi="Segoe UI" w:cs="Segoe UI"/>
-          <w:sz w:val="22"/>
-          <w:szCs w:val="22"/>
-        </w:rPr>
-        <w:t>, where before they were visible only to their ow</w:t>
-      </w:r>
-      <w:r>
-        <w:rPr>
-          <w:rFonts w:ascii="Segoe UI" w:hAnsi="Segoe UI" w:cs="Segoe UI"/>
-          <w:sz w:val="22"/>
-          <w:szCs w:val="22"/>
-        </w:rPr>
-        <w:t>ner.</w:t>
-      </w:r>
-    </w:p>
-    <w:p>
-      <w:pPr>
-        <w:pStyle w:val="NormalWeb"/>
-        <w:rPr>
-          <w:rFonts w:ascii="Segoe UI" w:hAnsi="Segoe UI" w:cs="Segoe UI"/>
-          <w:sz w:val="22"/>
-          <w:szCs w:val="22"/>
-        </w:rPr>
-      </w:pPr>
-      <w:r>
-        <w:rPr>
-          <w:rFonts w:ascii="Segoe UI" w:hAnsi="Segoe UI" w:cs="Segoe UI"/>
-          <w:sz w:val="22"/>
-          <w:szCs w:val="22"/>
-        </w:rPr>
-        <w:t xml:space="preserve">Two things in </w:t>
-      </w:r>
-      <w:r>
-        <w:rPr>
-          <w:rStyle w:val="c1"/>
-          <w:rFonts w:cs="Segoe UI"/>
-        </w:rPr>
-        <w:t>recordModel.js</w:t>
-      </w:r>
-      <w:r>
-        <w:rPr>
-          <w:rFonts w:ascii="Segoe UI" w:hAnsi="Segoe UI" w:cs="Segoe UI"/>
-          <w:sz w:val="22"/>
-          <w:szCs w:val="22"/>
-        </w:rPr>
-        <w:t xml:space="preserve"> are load-bearing:</w:t>
+        <w:t>Two cases needed a judgement rather than a rule:</w:t>
       </w:r>
     </w:p>
     <w:p>
@@ -3433,33 +2302,29 @@
       </w:pPr>
       <w:r>
         <w:rPr>
-          <w:rStyle w:val="c1"/>
-          <w:rFonts w:eastAsia="Times New Roman" w:cs="Segoe UI"/>
-        </w:rPr>
-        <w:t>allOf</w:t>
-      </w:r>
-      <w:r>
-        <w:rPr>
-          <w:rFonts w:ascii="Segoe UI" w:eastAsia="Times New Roman" w:hAnsi="Segoe UI" w:cs="Segoe UI"/>
-          <w:sz w:val="22"/>
-          <w:szCs w:val="22"/>
-        </w:rPr>
-        <w:t xml:space="preserve"> composes every condition under </w:t>
-      </w:r>
-      <w:r>
-        <w:rPr>
-          <w:rStyle w:val="c1"/>
-          <w:rFonts w:eastAsia="Times New Roman" w:cs="Segoe UI"/>
-        </w:rPr>
-        <w:t>$and</w:t>
-      </w:r>
-      <w:r>
-        <w:rPr>
-          <w:rFonts w:ascii="Segoe UI" w:eastAsia="Times New Roman" w:hAnsi="Segoe UI" w:cs="Segoe UI"/>
-          <w:sz w:val="22"/>
-          <w:szCs w:val="22"/>
-        </w:rPr>
-        <w:t xml:space="preserve">. The access clause and a text </w:t>
+          <w:rFonts w:ascii="Segoe UI" w:eastAsia="Times New Roman" w:hAnsi="Segoe UI" w:cs="Segoe UI"/>
+          <w:sz w:val="22"/>
+          <w:szCs w:val="22"/>
+        </w:rPr>
+        <w:t xml:space="preserve">A </w:t>
+      </w:r>
+      <w:r>
+        <w:rPr>
+          <w:rFonts w:ascii="Segoe UI" w:eastAsia="Times New Roman" w:hAnsi="Segoe UI" w:cs="Segoe UI"/>
+          <w:b/>
+          <w:bCs/>
+          <w:sz w:val="22"/>
+          <w:szCs w:val="22"/>
+        </w:rPr>
+        <w:t>chat thread</w:t>
+      </w:r>
+      <w:r>
+        <w:rPr>
+          <w:rFonts w:ascii="Segoe UI" w:eastAsia="Times New Roman" w:hAnsi="Segoe UI" w:cs="Segoe UI"/>
+          <w:sz w:val="22"/>
+          <w:szCs w:val="22"/>
+        </w:rPr>
+        <w:t xml:space="preserve"> is destroyed outright, taking the other participant's copy. </w:t>
       </w:r>
       <w:r>
         <w:rPr>
@@ -3468,30 +2333,15 @@
           <w:szCs w:val="22"/>
         </w:rPr>
         <w:br/>
-        <w:t xml:space="preserve">search are both </w:t>
-      </w:r>
-      <w:r>
-        <w:rPr>
-          <w:rStyle w:val="c1"/>
-          <w:rFonts w:eastAsia="Times New Roman" w:cs="Segoe UI"/>
-        </w:rPr>
-        <w:t>$or</w:t>
-      </w:r>
-      <w:r>
-        <w:rPr>
-          <w:rFonts w:ascii="Segoe UI" w:eastAsia="Times New Roman" w:hAnsi="Segoe UI" w:cs="Segoe UI"/>
-          <w:sz w:val="22"/>
-          <w:szCs w:val="22"/>
-        </w:rPr>
-        <w:t xml:space="preserve"> expressions, and spreading one over the other at the top level of a query would drop the access check — a searc</w:t>
-      </w:r>
-      <w:r>
-        <w:rPr>
-          <w:rFonts w:ascii="Segoe UI" w:eastAsia="Times New Roman" w:hAnsi="Segoe UI" w:cs="Segoe UI"/>
-          <w:sz w:val="22"/>
-          <w:szCs w:val="22"/>
-        </w:rPr>
-        <w:t xml:space="preserve">h would return records the caller cannot read. </w:t>
+        <w:t>There is no half of a con</w:t>
+      </w:r>
+      <w:r>
+        <w:rPr>
+          <w:rFonts w:ascii="Segoe UI" w:eastAsia="Times New Roman" w:hAnsi="Segoe UI" w:cs="Segoe UI"/>
+          <w:sz w:val="22"/>
+          <w:szCs w:val="22"/>
+        </w:rPr>
+        <w:t xml:space="preserve">versation that is not also theirs. </w:t>
       </w:r>
     </w:p>
     <w:p>
@@ -3509,9 +2359,2169 @@
       </w:pPr>
       <w:r>
         <w:rPr>
+          <w:rFonts w:ascii="Segoe UI" w:eastAsia="Times New Roman" w:hAnsi="Segoe UI" w:cs="Segoe UI"/>
+          <w:b/>
+          <w:bCs/>
+          <w:sz w:val="22"/>
+          <w:szCs w:val="22"/>
+        </w:rPr>
+        <w:t>Mail they received</w:t>
+      </w:r>
+      <w:r>
+        <w:rPr>
+          <w:rFonts w:ascii="Segoe UI" w:eastAsia="Times New Roman" w:hAnsi="Segoe UI" w:cs="Segoe UI"/>
+          <w:sz w:val="22"/>
+          <w:szCs w:val="22"/>
+        </w:rPr>
+        <w:t xml:space="preserve"> loses only their recipient row. A message is destroyed </w:t>
+      </w:r>
+      <w:r>
+        <w:rPr>
+          <w:rFonts w:ascii="Segoe UI" w:eastAsia="Times New Roman" w:hAnsi="Segoe UI" w:cs="Segoe UI"/>
+          <w:sz w:val="22"/>
+          <w:szCs w:val="22"/>
+        </w:rPr>
+        <w:br/>
+        <w:t xml:space="preserve">only when the sender has also deleted it — the same condition </w:t>
+      </w:r>
+      <w:r>
+        <w:rPr>
           <w:rStyle w:val="c1"/>
           <w:rFonts w:eastAsia="Times New Roman" w:cs="Segoe UI"/>
         </w:rPr>
+        <w:t>deleteMail</w:t>
+      </w:r>
+      <w:r>
+        <w:rPr>
+          <w:rFonts w:ascii="Segoe UI" w:eastAsia="Times New Roman" w:hAnsi="Segoe UI" w:cs="Segoe UI"/>
+          <w:sz w:val="22"/>
+          <w:szCs w:val="22"/>
+        </w:rPr>
+        <w:t xml:space="preserve"> uses. Dropping every message left with no recipients would destroy the </w:t>
+      </w:r>
+      <w:r>
+        <w:rPr>
+          <w:rFonts w:ascii="Segoe UI" w:eastAsia="Times New Roman" w:hAnsi="Segoe UI" w:cs="Segoe UI"/>
+          <w:i/>
+          <w:iCs/>
+          <w:sz w:val="22"/>
+          <w:szCs w:val="22"/>
+        </w:rPr>
+        <w:t>sender's</w:t>
+      </w:r>
+      <w:r>
+        <w:rPr>
+          <w:rFonts w:ascii="Segoe UI" w:eastAsia="Times New Roman" w:hAnsi="Segoe UI" w:cs="Segoe UI"/>
+          <w:sz w:val="22"/>
+          <w:szCs w:val="22"/>
+        </w:rPr>
+        <w:t xml:space="preserve"> copy in Sent: someone else's data, deleted because the person they wrote to was removed. </w:t>
+      </w:r>
+    </w:p>
+    <w:p>
+      <w:pPr>
+        <w:pStyle w:val="NormalWeb"/>
+        <w:rPr>
+          <w:rFonts w:ascii="Segoe UI" w:hAnsi="Segoe UI" w:cs="Segoe UI"/>
+          <w:sz w:val="22"/>
+          <w:szCs w:val="22"/>
+        </w:rPr>
+      </w:pPr>
+      <w:r>
+        <w:rPr>
+          <w:rStyle w:val="c1"/>
+          <w:rFonts w:cs="Segoe UI"/>
+        </w:rPr>
+        <w:t>GET /users/:id/deletion-preview</w:t>
+      </w:r>
+      <w:r>
+        <w:rPr>
+          <w:rFonts w:ascii="Segoe UI" w:hAnsi="Segoe UI" w:cs="Segoe UI"/>
+          <w:sz w:val="22"/>
+          <w:szCs w:val="22"/>
+        </w:rPr>
+        <w:t xml:space="preserve"> runs the same counting function </w:t>
+      </w:r>
+      <w:r>
+        <w:rPr>
+          <w:rStyle w:val="c1"/>
+          <w:rFonts w:cs="Segoe UI"/>
+        </w:rPr>
+        <w:t>purgeUser</w:t>
+      </w:r>
+      <w:r>
+        <w:rPr>
+          <w:rFonts w:ascii="Segoe UI" w:hAnsi="Segoe UI" w:cs="Segoe UI"/>
+          <w:sz w:val="22"/>
+          <w:szCs w:val="22"/>
+        </w:rPr>
+        <w:t xml:space="preserve"> calls first, so the confirmation dialog cannot describe one thing while the deletio</w:t>
+      </w:r>
+      <w:r>
+        <w:rPr>
+          <w:rFonts w:ascii="Segoe UI" w:hAnsi="Segoe UI" w:cs="Segoe UI"/>
+          <w:sz w:val="22"/>
+          <w:szCs w:val="22"/>
+        </w:rPr>
+        <w:t>n does another.</w:t>
+      </w:r>
+    </w:p>
+    <w:p>
+      <w:pPr>
+        <w:pStyle w:val="NormalWeb"/>
+        <w:rPr>
+          <w:rFonts w:ascii="Segoe UI" w:hAnsi="Segoe UI" w:cs="Segoe UI"/>
+          <w:sz w:val="22"/>
+          <w:szCs w:val="22"/>
+        </w:rPr>
+      </w:pPr>
+      <w:r>
+        <w:rPr>
+          <w:rFonts w:ascii="Segoe UI" w:hAnsi="Segoe UI" w:cs="Segoe UI"/>
+          <w:sz w:val="22"/>
+          <w:szCs w:val="22"/>
+        </w:rPr>
+        <w:t xml:space="preserve">Not a transaction — standalone </w:t>
+      </w:r>
+      <w:r>
+        <w:rPr>
+          <w:rStyle w:val="c1"/>
+          <w:rFonts w:cs="Segoe UI"/>
+        </w:rPr>
+        <w:t>mongod</w:t>
+      </w:r>
+      <w:r>
+        <w:rPr>
+          <w:rFonts w:ascii="Segoe UI" w:hAnsi="Segoe UI" w:cs="Segoe UI"/>
+          <w:sz w:val="22"/>
+          <w:szCs w:val="22"/>
+        </w:rPr>
+        <w:t xml:space="preserve"> has none. The order is chosen so an interrupted run leaves data incomplete rather than inconsistent and can simply be repeated.</w:t>
+      </w:r>
+    </w:p>
+    <w:p>
+      <w:pPr>
+        <w:pStyle w:val="NormalWeb"/>
+        <w:rPr>
+          <w:rFonts w:ascii="Segoe UI" w:hAnsi="Segoe UI" w:cs="Segoe UI"/>
+          <w:sz w:val="22"/>
+          <w:szCs w:val="22"/>
+        </w:rPr>
+      </w:pPr>
+      <w:r>
+        <w:rPr>
+          <w:rFonts w:ascii="Segoe UI" w:hAnsi="Segoe UI" w:cs="Segoe UI"/>
+          <w:sz w:val="22"/>
+          <w:szCs w:val="22"/>
+        </w:rPr>
+        <w:t>Guards: nobody can delete their own account, and neither Deny nor Delete m</w:t>
+      </w:r>
+      <w:r>
+        <w:rPr>
+          <w:rFonts w:ascii="Segoe UI" w:hAnsi="Segoe UI" w:cs="Segoe UI"/>
+          <w:sz w:val="22"/>
+          <w:szCs w:val="22"/>
+        </w:rPr>
+        <w:t>ay take the last administrator able to sign in.</w:t>
+      </w:r>
+    </w:p>
+    <w:p>
+      <w:pPr>
+        <w:pStyle w:val="Heading2"/>
+        <w:rPr>
+          <w:rFonts w:ascii="Segoe UI" w:eastAsia="Times New Roman" w:hAnsi="Segoe UI" w:cs="Segoe UI"/>
+        </w:rPr>
+      </w:pPr>
+      <w:r>
+        <w:rPr>
+          <w:rFonts w:ascii="Segoe UI" w:eastAsia="Times New Roman" w:hAnsi="Segoe UI" w:cs="Segoe UI"/>
+        </w:rPr>
+        <w:t>Confirming destructive actions</w:t>
+      </w:r>
+    </w:p>
+    <w:p>
+      <w:pPr>
+        <w:pStyle w:val="NormalWeb"/>
+        <w:rPr>
+          <w:rFonts w:ascii="Segoe UI" w:hAnsi="Segoe UI" w:cs="Segoe UI"/>
+          <w:sz w:val="22"/>
+          <w:szCs w:val="22"/>
+        </w:rPr>
+      </w:pPr>
+      <w:r>
+        <w:rPr>
+          <w:rFonts w:ascii="Segoe UI" w:hAnsi="Segoe UI" w:cs="Segoe UI"/>
+          <w:sz w:val="22"/>
+          <w:szCs w:val="22"/>
+        </w:rPr>
+        <w:t>Every delete in the application asks first, and the question names what is at stake rather than asking "are you sure?".</w:t>
+      </w:r>
+    </w:p>
+    <w:p>
+      <w:pPr>
+        <w:pStyle w:val="NormalWeb"/>
+        <w:rPr>
+          <w:rFonts w:ascii="Segoe UI" w:hAnsi="Segoe UI" w:cs="Segoe UI"/>
+          <w:sz w:val="22"/>
+          <w:szCs w:val="22"/>
+        </w:rPr>
+      </w:pPr>
+      <w:r>
+        <w:rPr>
+          <w:rFonts w:ascii="Segoe UI" w:hAnsi="Segoe UI" w:cs="Segoe UI"/>
+          <w:sz w:val="22"/>
+          <w:szCs w:val="22"/>
+        </w:rPr>
+        <w:t xml:space="preserve">Two places did not ask at all and now do — deleting a </w:t>
+      </w:r>
+      <w:r>
+        <w:rPr>
+          <w:rFonts w:ascii="Segoe UI" w:hAnsi="Segoe UI" w:cs="Segoe UI"/>
+          <w:b/>
+          <w:bCs/>
+          <w:sz w:val="22"/>
+          <w:szCs w:val="22"/>
+        </w:rPr>
+        <w:t>cat</w:t>
+      </w:r>
+      <w:r>
+        <w:rPr>
+          <w:rFonts w:ascii="Segoe UI" w:hAnsi="Segoe UI" w:cs="Segoe UI"/>
+          <w:b/>
+          <w:bCs/>
+          <w:sz w:val="22"/>
+          <w:szCs w:val="22"/>
+        </w:rPr>
+        <w:t>egory</w:t>
+      </w:r>
+      <w:r>
+        <w:rPr>
+          <w:rFonts w:ascii="Segoe UI" w:hAnsi="Segoe UI" w:cs="Segoe UI"/>
+          <w:sz w:val="22"/>
+          <w:szCs w:val="22"/>
+        </w:rPr>
+        <w:t xml:space="preserve"> and removing a </w:t>
+      </w:r>
+      <w:r>
+        <w:rPr>
+          <w:rFonts w:ascii="Segoe UI" w:hAnsi="Segoe UI" w:cs="Segoe UI"/>
+          <w:b/>
+          <w:bCs/>
+          <w:sz w:val="22"/>
+          <w:szCs w:val="22"/>
+        </w:rPr>
+        <w:t>task attachment</w:t>
+      </w:r>
+      <w:r>
+        <w:rPr>
+          <w:rFonts w:ascii="Segoe UI" w:hAnsi="Segoe UI" w:cs="Segoe UI"/>
+          <w:sz w:val="22"/>
+          <w:szCs w:val="22"/>
+        </w:rPr>
+        <w:t>, both of which deleted on the click. One asked too much: the records toolbar confirmed the selection and then called the single-record handler, which opened its own dialog per record, so confirming "delete 8 records" pr</w:t>
+      </w:r>
+      <w:r>
+        <w:rPr>
+          <w:rFonts w:ascii="Segoe UI" w:hAnsi="Segoe UI" w:cs="Segoe UI"/>
+          <w:sz w:val="22"/>
+          <w:szCs w:val="22"/>
+        </w:rPr>
+        <w:t xml:space="preserve">oduced eight more questions. </w:t>
+      </w:r>
+      <w:r>
+        <w:rPr>
+          <w:rStyle w:val="c1"/>
+          <w:rFonts w:cs="Segoe UI"/>
+        </w:rPr>
+        <w:t>handleDeleteRecords</w:t>
+      </w:r>
+      <w:r>
+        <w:rPr>
+          <w:rFonts w:ascii="Segoe UI" w:hAnsi="Segoe UI" w:cs="Segoe UI"/>
+          <w:sz w:val="22"/>
+          <w:szCs w:val="22"/>
+        </w:rPr>
+        <w:t xml:space="preserve"> gives the bulk path one confirmation and one reload.</w:t>
+      </w:r>
+    </w:p>
+    <w:p>
+      <w:pPr>
+        <w:pStyle w:val="Heading2"/>
+        <w:rPr>
+          <w:rFonts w:ascii="Segoe UI" w:eastAsia="Times New Roman" w:hAnsi="Segoe UI" w:cs="Segoe UI"/>
+        </w:rPr>
+      </w:pPr>
+      <w:r>
+        <w:rPr>
+          <w:rFonts w:ascii="Segoe UI" w:eastAsia="Times New Roman" w:hAnsi="Segoe UI" w:cs="Segoe UI"/>
+        </w:rPr>
+        <w:t>Mail</w:t>
+      </w:r>
+    </w:p>
+    <w:p>
+      <w:pPr>
+        <w:pStyle w:val="NormalWeb"/>
+        <w:rPr>
+          <w:rFonts w:ascii="Segoe UI" w:hAnsi="Segoe UI" w:cs="Segoe UI"/>
+          <w:sz w:val="22"/>
+          <w:szCs w:val="22"/>
+        </w:rPr>
+      </w:pPr>
+      <w:r>
+        <w:rPr>
+          <w:rFonts w:ascii="Segoe UI" w:hAnsi="Segoe UI" w:cs="Segoe UI"/>
+          <w:sz w:val="22"/>
+          <w:szCs w:val="22"/>
+        </w:rPr>
+        <w:t xml:space="preserve">Mail was a private notepad: every message carried a single </w:t>
+      </w:r>
+      <w:r>
+        <w:rPr>
+          <w:rStyle w:val="c1"/>
+          <w:rFonts w:cs="Segoe UI"/>
+        </w:rPr>
+        <w:t>ownerId</w:t>
+      </w:r>
+      <w:r>
+        <w:rPr>
+          <w:rFonts w:ascii="Segoe UI" w:hAnsi="Segoe UI" w:cs="Segoe UI"/>
+          <w:sz w:val="22"/>
+          <w:szCs w:val="22"/>
+        </w:rPr>
+        <w:t xml:space="preserve">, </w:t>
+      </w:r>
+      <w:r>
+        <w:rPr>
+          <w:rStyle w:val="c1"/>
+          <w:rFonts w:cs="Segoe UI"/>
+        </w:rPr>
+        <w:t>to</w:t>
+      </w:r>
+      <w:r>
+        <w:rPr>
+          <w:rFonts w:ascii="Segoe UI" w:hAnsi="Segoe UI" w:cs="Segoe UI"/>
+          <w:sz w:val="22"/>
+          <w:szCs w:val="22"/>
+        </w:rPr>
+        <w:t xml:space="preserve"> was free text, and everything it created was filed as 'Draft', so sending prod</w:t>
+      </w:r>
+      <w:r>
+        <w:rPr>
+          <w:rFonts w:ascii="Segoe UI" w:hAnsi="Segoe UI" w:cs="Segoe UI"/>
+          <w:sz w:val="22"/>
+          <w:szCs w:val="22"/>
+        </w:rPr>
+        <w:t>uced a document no recipient could ever receive. Replaced rather than extended, for the same reason chat was — none of those fields describe a message with two ends.</w:t>
+      </w:r>
+    </w:p>
+    <w:p>
+      <w:pPr>
+        <w:pStyle w:val="NormalWeb"/>
+        <w:rPr>
+          <w:rFonts w:ascii="Segoe UI" w:hAnsi="Segoe UI" w:cs="Segoe UI"/>
+          <w:sz w:val="22"/>
+          <w:szCs w:val="22"/>
+        </w:rPr>
+      </w:pPr>
+      <w:r>
+        <w:rPr>
+          <w:rFonts w:ascii="Segoe UI" w:hAnsi="Segoe UI" w:cs="Segoe UI"/>
+          <w:sz w:val="22"/>
+          <w:szCs w:val="22"/>
+        </w:rPr>
+        <w:t>One document per message with a row per recipient, not a copy per mailbox:</w:t>
+      </w:r>
+    </w:p>
+    <w:p>
+      <w:pPr>
+        <w:pStyle w:val="HTMLPreformatted"/>
+      </w:pPr>
+      <w:r>
+        <w:t xml:space="preserve">mail_messages: </w:t>
+      </w:r>
+      <w:r>
+        <w:t>{ senderId, subject, body, attachment,</w:t>
+      </w:r>
+    </w:p>
+    <w:p>
+      <w:pPr>
+        <w:pStyle w:val="HTMLPreformatted"/>
+      </w:pPr>
+      <w:r>
+        <w:t xml:space="preserve">                 recipients: [{ userId, name, readAt, deletedAt }], recipientIds: [] }</w:t>
+      </w:r>
+    </w:p>
+    <w:p>
+      <w:pPr>
+        <w:pStyle w:val="NormalWeb"/>
+        <w:rPr>
+          <w:rFonts w:ascii="Segoe UI" w:hAnsi="Segoe UI" w:cs="Segoe UI"/>
+          <w:sz w:val="22"/>
+          <w:szCs w:val="22"/>
+        </w:rPr>
+      </w:pPr>
+      <w:r>
+        <w:rPr>
+          <w:rFonts w:ascii="Segoe UI" w:hAnsi="Segoe UI" w:cs="Segoe UI"/>
+          <w:sz w:val="22"/>
+          <w:szCs w:val="22"/>
+        </w:rPr>
+        <w:t xml:space="preserve">That is what makes </w:t>
+      </w:r>
+      <w:r>
+        <w:rPr>
+          <w:rFonts w:ascii="Segoe UI" w:hAnsi="Segoe UI" w:cs="Segoe UI"/>
+          <w:b/>
+          <w:bCs/>
+          <w:sz w:val="22"/>
+          <w:szCs w:val="22"/>
+        </w:rPr>
+        <w:t>open tracking</w:t>
+      </w:r>
+      <w:r>
+        <w:rPr>
+          <w:rFonts w:ascii="Segoe UI" w:hAnsi="Segoe UI" w:cs="Segoe UI"/>
+          <w:sz w:val="22"/>
+          <w:szCs w:val="22"/>
+        </w:rPr>
+        <w:t xml:space="preserve"> answerable. The sender's copy </w:t>
+      </w:r>
+      <w:r>
+        <w:rPr>
+          <w:rFonts w:ascii="Segoe UI" w:hAnsi="Segoe UI" w:cs="Segoe UI"/>
+          <w:i/>
+          <w:iCs/>
+          <w:sz w:val="22"/>
+          <w:szCs w:val="22"/>
+        </w:rPr>
+        <w:t>is</w:t>
+      </w:r>
+      <w:r>
+        <w:rPr>
+          <w:rFonts w:ascii="Segoe UI" w:hAnsi="Segoe UI" w:cs="Segoe UI"/>
+          <w:sz w:val="22"/>
+          <w:szCs w:val="22"/>
+        </w:rPr>
+        <w:t xml:space="preserve"> the recipients' copy, so the </w:t>
+      </w:r>
+      <w:r>
+        <w:rPr>
+          <w:rStyle w:val="c1"/>
+          <w:rFonts w:cs="Segoe UI"/>
+        </w:rPr>
+        <w:t>readAt</w:t>
+      </w:r>
+      <w:r>
+        <w:rPr>
+          <w:rFonts w:ascii="Segoe UI" w:hAnsi="Segoe UI" w:cs="Segoe UI"/>
+          <w:sz w:val="22"/>
+          <w:szCs w:val="22"/>
+        </w:rPr>
+        <w:t xml:space="preserve"> </w:t>
+      </w:r>
+      <w:r>
+        <w:rPr>
+          <w:rFonts w:ascii="Segoe UI" w:hAnsi="Segoe UI" w:cs="Segoe UI"/>
+          <w:sz w:val="22"/>
+          <w:szCs w:val="22"/>
+        </w:rPr>
+        <w:t>stamped when a recipient first opens the message is the same fact the sender reads back as "opened at 14:12" — a separate receipt record could drift from the mailbox it describes; this cannot. The stamp is written once, so re-reading never moves it.</w:t>
+      </w:r>
+    </w:p>
+    <w:p>
+      <w:pPr>
+        <w:pStyle w:val="NormalWeb"/>
+        <w:rPr>
+          <w:rFonts w:ascii="Segoe UI" w:hAnsi="Segoe UI" w:cs="Segoe UI"/>
+          <w:sz w:val="22"/>
+          <w:szCs w:val="22"/>
+        </w:rPr>
+      </w:pPr>
+      <w:r>
+        <w:rPr>
+          <w:rFonts w:ascii="Segoe UI" w:hAnsi="Segoe UI" w:cs="Segoe UI"/>
+          <w:sz w:val="22"/>
+          <w:szCs w:val="22"/>
+        </w:rPr>
+        <w:t xml:space="preserve">Inbox </w:t>
+      </w:r>
+      <w:r>
+        <w:rPr>
+          <w:rFonts w:ascii="Segoe UI" w:hAnsi="Segoe UI" w:cs="Segoe UI"/>
+          <w:sz w:val="22"/>
+          <w:szCs w:val="22"/>
+        </w:rPr>
+        <w:t xml:space="preserve">is </w:t>
+      </w:r>
+      <w:r>
+        <w:rPr>
+          <w:rStyle w:val="c1"/>
+          <w:rFonts w:cs="Segoe UI"/>
+        </w:rPr>
+        <w:t>recipients</w:t>
+      </w:r>
+      <w:r>
+        <w:rPr>
+          <w:rFonts w:ascii="Segoe UI" w:hAnsi="Segoe UI" w:cs="Segoe UI"/>
+          <w:sz w:val="22"/>
+          <w:szCs w:val="22"/>
+        </w:rPr>
+        <w:t xml:space="preserve"> matching </w:t>
+      </w:r>
+      <w:r>
+        <w:rPr>
+          <w:rStyle w:val="c1"/>
+          <w:rFonts w:cs="Segoe UI"/>
+        </w:rPr>
+        <w:t>{ userId, deletedAt: null }</w:t>
+      </w:r>
+      <w:r>
+        <w:rPr>
+          <w:rFonts w:ascii="Segoe UI" w:hAnsi="Segoe UI" w:cs="Segoe UI"/>
+          <w:sz w:val="22"/>
+          <w:szCs w:val="22"/>
+        </w:rPr>
+        <w:t xml:space="preserve">, Sent is </w:t>
+      </w:r>
+      <w:r>
+        <w:rPr>
+          <w:rStyle w:val="c1"/>
+          <w:rFonts w:cs="Segoe UI"/>
+        </w:rPr>
+        <w:t>senderId</w:t>
+      </w:r>
+      <w:r>
+        <w:rPr>
+          <w:rFonts w:ascii="Segoe UI" w:hAnsi="Segoe UI" w:cs="Segoe UI"/>
+          <w:sz w:val="22"/>
+          <w:szCs w:val="22"/>
+        </w:rPr>
+        <w:t xml:space="preserve"> with </w:t>
+      </w:r>
+      <w:r>
+        <w:rPr>
+          <w:rStyle w:val="c1"/>
+          <w:rFonts w:cs="Segoe UI"/>
+        </w:rPr>
+        <w:t>deletedBySender</w:t>
+      </w:r>
+      <w:r>
+        <w:rPr>
+          <w:rFonts w:ascii="Segoe UI" w:hAnsi="Segoe UI" w:cs="Segoe UI"/>
+          <w:sz w:val="22"/>
+          <w:szCs w:val="22"/>
+        </w:rPr>
+        <w:t xml:space="preserve"> false, and deleting is per person: your row is stamped and the document goes only when nobody holds it — which also keeps its attachment alive while someone can still</w:t>
+      </w:r>
+      <w:r>
+        <w:rPr>
+          <w:rFonts w:ascii="Segoe UI" w:hAnsi="Segoe UI" w:cs="Segoe UI"/>
+          <w:sz w:val="22"/>
+          <w:szCs w:val="22"/>
+        </w:rPr>
+        <w:t xml:space="preserve"> open it. </w:t>
+      </w:r>
+      <w:r>
+        <w:rPr>
+          <w:rStyle w:val="c1"/>
+          <w:rFonts w:cs="Segoe UI"/>
+        </w:rPr>
+        <w:t>getMailFor</w:t>
+      </w:r>
+      <w:r>
+        <w:rPr>
+          <w:rFonts w:ascii="Segoe UI" w:hAnsi="Segoe UI" w:cs="Segoe UI"/>
+          <w:sz w:val="22"/>
+          <w:szCs w:val="22"/>
+        </w:rPr>
+        <w:t xml:space="preserve"> is the one privacy gate and, like chat's, has no administrator bypass.</w:t>
+      </w:r>
+    </w:p>
+    <w:p>
+      <w:pPr>
+        <w:pStyle w:val="Heading2"/>
+        <w:rPr>
+          <w:rFonts w:ascii="Segoe UI" w:eastAsia="Times New Roman" w:hAnsi="Segoe UI" w:cs="Segoe UI"/>
+        </w:rPr>
+      </w:pPr>
+      <w:r>
+        <w:rPr>
+          <w:rFonts w:ascii="Segoe UI" w:eastAsia="Times New Roman" w:hAnsi="Segoe UI" w:cs="Segoe UI"/>
+        </w:rPr>
+        <w:t>Meetings</w:t>
+      </w:r>
+    </w:p>
+    <w:p>
+      <w:pPr>
+        <w:pStyle w:val="NormalWeb"/>
+        <w:rPr>
+          <w:rFonts w:ascii="Segoe UI" w:hAnsi="Segoe UI" w:cs="Segoe UI"/>
+          <w:sz w:val="22"/>
+          <w:szCs w:val="22"/>
+        </w:rPr>
+      </w:pPr>
+      <w:r>
+        <w:rPr>
+          <w:rFonts w:ascii="Segoe UI" w:hAnsi="Segoe UI" w:cs="Segoe UI"/>
+          <w:sz w:val="22"/>
+          <w:szCs w:val="22"/>
+        </w:rPr>
+        <w:t xml:space="preserve">Video calls between people in this workspace, on the </w:t>
+      </w:r>
+      <w:r>
+        <w:rPr>
+          <w:rStyle w:val="c1"/>
+          <w:rFonts w:cs="Segoe UI"/>
+        </w:rPr>
+        <w:t>Meetings</w:t>
+      </w:r>
+      <w:r>
+        <w:rPr>
+          <w:rFonts w:ascii="Segoe UI" w:hAnsi="Segoe UI" w:cs="Segoe UI"/>
+          <w:sz w:val="22"/>
+          <w:szCs w:val="22"/>
+        </w:rPr>
+        <w:t xml:space="preserve"> page. Create a room, invite everyone or a named few, and join. </w:t>
+      </w:r>
+      <w:r>
+        <w:rPr>
+          <w:rStyle w:val="c1"/>
+          <w:rFonts w:cs="Segoe UI"/>
+          <w:b/>
+          <w:bCs/>
+        </w:rPr>
+        <w:t>npm install --prefix backend</w:t>
+      </w:r>
+      <w:r>
+        <w:rPr>
+          <w:rFonts w:ascii="Segoe UI" w:hAnsi="Segoe UI" w:cs="Segoe UI"/>
+          <w:b/>
+          <w:bCs/>
+          <w:sz w:val="22"/>
+          <w:szCs w:val="22"/>
+        </w:rPr>
+        <w:t xml:space="preserve"> i</w:t>
+      </w:r>
+      <w:r>
+        <w:rPr>
+          <w:rFonts w:ascii="Segoe UI" w:hAnsi="Segoe UI" w:cs="Segoe UI"/>
+          <w:b/>
+          <w:bCs/>
+          <w:sz w:val="22"/>
+          <w:szCs w:val="22"/>
+        </w:rPr>
+        <w:t>s required</w:t>
+      </w:r>
+      <w:r>
+        <w:rPr>
+          <w:rFonts w:ascii="Segoe UI" w:hAnsi="Segoe UI" w:cs="Segoe UI"/>
+          <w:sz w:val="22"/>
+          <w:szCs w:val="22"/>
+        </w:rPr>
+        <w:t xml:space="preserve"> — this is the first feature with a new dependency (</w:t>
+      </w:r>
+      <w:r>
+        <w:rPr>
+          <w:rStyle w:val="c1"/>
+          <w:rFonts w:cs="Segoe UI"/>
+        </w:rPr>
+        <w:t>ws</w:t>
+      </w:r>
+      <w:r>
+        <w:rPr>
+          <w:rFonts w:ascii="Segoe UI" w:hAnsi="Segoe UI" w:cs="Segoe UI"/>
+          <w:sz w:val="22"/>
+          <w:szCs w:val="22"/>
+        </w:rPr>
+        <w:t>).</w:t>
+      </w:r>
+    </w:p>
+    <w:p>
+      <w:pPr>
+        <w:pStyle w:val="NormalWeb"/>
+        <w:rPr>
+          <w:rFonts w:ascii="Segoe UI" w:hAnsi="Segoe UI" w:cs="Segoe UI"/>
+          <w:sz w:val="22"/>
+          <w:szCs w:val="22"/>
+        </w:rPr>
+      </w:pPr>
+      <w:r>
+        <w:rPr>
+          <w:rFonts w:ascii="Segoe UI" w:hAnsi="Segoe UI" w:cs="Segoe UI"/>
+          <w:b/>
+          <w:bCs/>
+          <w:sz w:val="22"/>
+          <w:szCs w:val="22"/>
+        </w:rPr>
+        <w:t>The media never touches this server.</w:t>
+      </w:r>
+      <w:r>
+        <w:rPr>
+          <w:rFonts w:ascii="Segoe UI" w:hAnsi="Segoe UI" w:cs="Segoe UI"/>
+          <w:sz w:val="22"/>
+          <w:szCs w:val="22"/>
+        </w:rPr>
+        <w:t xml:space="preserve"> Two browsers exchange an offer, an answer and some ICE candidates and then talk directly. All the backend does is carry that handshake, over a WebSocket</w:t>
+      </w:r>
+      <w:r>
+        <w:rPr>
+          <w:rFonts w:ascii="Segoe UI" w:hAnsi="Segoe UI" w:cs="Segoe UI"/>
+          <w:sz w:val="22"/>
+          <w:szCs w:val="22"/>
+        </w:rPr>
+        <w:t xml:space="preserve"> at </w:t>
+      </w:r>
+      <w:r>
+        <w:rPr>
+          <w:rStyle w:val="c1"/>
+          <w:rFonts w:cs="Segoe UI"/>
+        </w:rPr>
+        <w:t>/rtc</w:t>
+      </w:r>
+      <w:r>
+        <w:rPr>
+          <w:rFonts w:ascii="Segoe UI" w:hAnsi="Segoe UI" w:cs="Segoe UI"/>
+          <w:sz w:val="22"/>
+          <w:szCs w:val="22"/>
+        </w:rPr>
+        <w:t xml:space="preserve"> sharing the API's port.</w:t>
+      </w:r>
+    </w:p>
+    <w:p>
+      <w:pPr>
+        <w:pStyle w:val="Heading3"/>
+        <w:rPr>
+          <w:rFonts w:ascii="Segoe UI" w:eastAsia="Times New Roman" w:hAnsi="Segoe UI" w:cs="Segoe UI"/>
+        </w:rPr>
+      </w:pPr>
+      <w:r>
+        <w:rPr>
+          <w:rFonts w:ascii="Segoe UI" w:eastAsia="Times New Roman" w:hAnsi="Segoe UI" w:cs="Segoe UI"/>
+        </w:rPr>
+        <w:t>Why a socket here when everything else polls</w:t>
+      </w:r>
+    </w:p>
+    <w:p>
+      <w:pPr>
+        <w:pStyle w:val="NormalWeb"/>
+        <w:rPr>
+          <w:rFonts w:ascii="Segoe UI" w:hAnsi="Segoe UI" w:cs="Segoe UI"/>
+          <w:sz w:val="22"/>
+          <w:szCs w:val="22"/>
+        </w:rPr>
+      </w:pPr>
+      <w:r>
+        <w:rPr>
+          <w:rFonts w:ascii="Segoe UI" w:hAnsi="Segoe UI" w:cs="Segoe UI"/>
+          <w:sz w:val="22"/>
+          <w:szCs w:val="22"/>
+        </w:rPr>
+        <w:t>Chat, mail and posts can afford to be a few seconds stale. A handshake cannot: an offer that arrives a poll interval late is a call that connects that much later, and a candidate</w:t>
+      </w:r>
+      <w:r>
+        <w:rPr>
+          <w:rFonts w:ascii="Segoe UI" w:hAnsi="Segoe UI" w:cs="Segoe UI"/>
+          <w:sz w:val="22"/>
+          <w:szCs w:val="22"/>
+        </w:rPr>
+        <w:t xml:space="preserve"> that arrives after its peer has given up is a call that never connects. This is the one place where latency is correctness. </w:t>
+      </w:r>
+      <w:r>
+        <w:rPr>
+          <w:rStyle w:val="c1"/>
+          <w:rFonts w:cs="Segoe UI"/>
+        </w:rPr>
+        <w:t>server.js</w:t>
+      </w:r>
+      <w:r>
+        <w:rPr>
+          <w:rFonts w:ascii="Segoe UI" w:hAnsi="Segoe UI" w:cs="Segoe UI"/>
+          <w:sz w:val="22"/>
+          <w:szCs w:val="22"/>
+        </w:rPr>
+        <w:t xml:space="preserve"> therefore builds an explicit </w:t>
+      </w:r>
+      <w:r>
+        <w:rPr>
+          <w:rStyle w:val="c1"/>
+          <w:rFonts w:cs="Segoe UI"/>
+        </w:rPr>
+        <w:t>http.Server</w:t>
+      </w:r>
+      <w:r>
+        <w:rPr>
+          <w:rFonts w:ascii="Segoe UI" w:hAnsi="Segoe UI" w:cs="Segoe UI"/>
+          <w:sz w:val="22"/>
+          <w:szCs w:val="22"/>
+        </w:rPr>
+        <w:t xml:space="preserve">, because </w:t>
+      </w:r>
+      <w:r>
+        <w:rPr>
+          <w:rStyle w:val="c1"/>
+          <w:rFonts w:cs="Segoe UI"/>
+        </w:rPr>
+        <w:t>app.listen()</w:t>
+      </w:r>
+      <w:r>
+        <w:rPr>
+          <w:rFonts w:ascii="Segoe UI" w:hAnsi="Segoe UI" w:cs="Segoe UI"/>
+          <w:sz w:val="22"/>
+          <w:szCs w:val="22"/>
+        </w:rPr>
+        <w:t xml:space="preserve"> never hands back the object </w:t>
+      </w:r>
+      <w:r>
+        <w:rPr>
+          <w:rStyle w:val="c1"/>
+          <w:rFonts w:cs="Segoe UI"/>
+        </w:rPr>
+        <w:t>ws</w:t>
+      </w:r>
+      <w:r>
+        <w:rPr>
+          <w:rFonts w:ascii="Segoe UI" w:hAnsi="Segoe UI" w:cs="Segoe UI"/>
+          <w:sz w:val="22"/>
+          <w:szCs w:val="22"/>
+        </w:rPr>
+        <w:t xml:space="preserve"> needs.</w:t>
+      </w:r>
+    </w:p>
+    <w:p>
+      <w:pPr>
+        <w:pStyle w:val="Heading3"/>
+        <w:rPr>
+          <w:rFonts w:ascii="Segoe UI" w:eastAsia="Times New Roman" w:hAnsi="Segoe UI" w:cs="Segoe UI"/>
+        </w:rPr>
+      </w:pPr>
+      <w:r>
+        <w:rPr>
+          <w:rFonts w:ascii="Segoe UI" w:eastAsia="Times New Roman" w:hAnsi="Segoe UI" w:cs="Segoe UI"/>
+        </w:rPr>
+        <w:t xml:space="preserve">Full mesh, and what </w:t>
+      </w:r>
+      <w:r>
+        <w:rPr>
+          <w:rFonts w:ascii="Segoe UI" w:eastAsia="Times New Roman" w:hAnsi="Segoe UI" w:cs="Segoe UI"/>
+        </w:rPr>
+        <w:t>that costs</w:t>
+      </w:r>
+    </w:p>
+    <w:p>
+      <w:pPr>
+        <w:pStyle w:val="NormalWeb"/>
+        <w:rPr>
+          <w:rFonts w:ascii="Segoe UI" w:hAnsi="Segoe UI" w:cs="Segoe UI"/>
+          <w:sz w:val="22"/>
+          <w:szCs w:val="22"/>
+        </w:rPr>
+      </w:pPr>
+      <w:r>
+        <w:rPr>
+          <w:rFonts w:ascii="Segoe UI" w:hAnsi="Segoe UI" w:cs="Segoe UI"/>
+          <w:sz w:val="22"/>
+          <w:szCs w:val="22"/>
+        </w:rPr>
+        <w:t xml:space="preserve">Everyone holds a connection to everyone else. No media server is needed — which is the only reason this fits in a plain Express app — but each person uploads their camera once per other participant. </w:t>
+      </w:r>
+      <w:r>
+        <w:rPr>
+          <w:rStyle w:val="c1"/>
+          <w:rFonts w:cs="Segoe UI"/>
+        </w:rPr>
+        <w:t>MEETING_MAX_PEERS</w:t>
+      </w:r>
+      <w:r>
+        <w:rPr>
+          <w:rFonts w:ascii="Segoe UI" w:hAnsi="Segoe UI" w:cs="Segoe UI"/>
+          <w:sz w:val="22"/>
+          <w:szCs w:val="22"/>
+        </w:rPr>
+        <w:t xml:space="preserve"> (default 8) caps it; 4–6 is </w:t>
+      </w:r>
+      <w:r>
+        <w:rPr>
+          <w:rFonts w:ascii="Segoe UI" w:hAnsi="Segoe UI" w:cs="Segoe UI"/>
+          <w:sz w:val="22"/>
+          <w:szCs w:val="22"/>
+        </w:rPr>
+        <w:t>comfortable. Going beyond that means an SFU, which is separate infrastructure rather than a change to this code.</w:t>
+      </w:r>
+    </w:p>
+    <w:p>
+      <w:pPr>
+        <w:pStyle w:val="NormalWeb"/>
+        <w:rPr>
+          <w:rFonts w:ascii="Segoe UI" w:hAnsi="Segoe UI" w:cs="Segoe UI"/>
+          <w:sz w:val="22"/>
+          <w:szCs w:val="22"/>
+        </w:rPr>
+      </w:pPr>
+      <w:r>
+        <w:rPr>
+          <w:rFonts w:ascii="Segoe UI" w:hAnsi="Segoe UI" w:cs="Segoe UI"/>
+          <w:sz w:val="22"/>
+          <w:szCs w:val="22"/>
+        </w:rPr>
+        <w:t>Whoever is already in the room offers to whoever arrives, and the newcomer never offers. One initiator per pair means two peers can never offer</w:t>
+      </w:r>
+      <w:r>
+        <w:rPr>
+          <w:rFonts w:ascii="Segoe UI" w:hAnsi="Segoe UI" w:cs="Segoe UI"/>
+          <w:sz w:val="22"/>
+          <w:szCs w:val="22"/>
+        </w:rPr>
+        <w:t xml:space="preserve"> each other at once — "glare", the classic cause of a call that connects one way only. Both audio and video m-lines are reserved when a connection opens, so starting a screen share is a </w:t>
+      </w:r>
+      <w:r>
+        <w:rPr>
+          <w:rStyle w:val="c1"/>
+          <w:rFonts w:cs="Segoe UI"/>
+        </w:rPr>
+        <w:t>replaceTrack</w:t>
+      </w:r>
+      <w:r>
+        <w:rPr>
+          <w:rFonts w:ascii="Segoe UI" w:hAnsi="Segoe UI" w:cs="Segoe UI"/>
+          <w:sz w:val="22"/>
+          <w:szCs w:val="22"/>
+        </w:rPr>
+        <w:t xml:space="preserve"> with no renegotiation at all.</w:t>
+      </w:r>
+    </w:p>
+    <w:p>
+      <w:pPr>
+        <w:pStyle w:val="NormalWeb"/>
+        <w:rPr>
+          <w:rFonts w:ascii="Segoe UI" w:hAnsi="Segoe UI" w:cs="Segoe UI"/>
+          <w:sz w:val="22"/>
+          <w:szCs w:val="22"/>
+        </w:rPr>
+      </w:pPr>
+      <w:r>
+        <w:rPr>
+          <w:rFonts w:ascii="Segoe UI" w:hAnsi="Segoe UI" w:cs="Segoe UI"/>
+          <w:b/>
+          <w:bCs/>
+          <w:sz w:val="22"/>
+          <w:szCs w:val="22"/>
+        </w:rPr>
+        <w:t>Screen sharing has two halv</w:t>
+      </w:r>
+      <w:r>
+        <w:rPr>
+          <w:rFonts w:ascii="Segoe UI" w:hAnsi="Segoe UI" w:cs="Segoe UI"/>
+          <w:b/>
+          <w:bCs/>
+          <w:sz w:val="22"/>
+          <w:szCs w:val="22"/>
+        </w:rPr>
+        <w:t>es and needs both.</w:t>
+      </w:r>
+      <w:r>
+        <w:rPr>
+          <w:rFonts w:ascii="Segoe UI" w:hAnsi="Segoe UI" w:cs="Segoe UI"/>
+          <w:sz w:val="22"/>
+          <w:szCs w:val="22"/>
+        </w:rPr>
+        <w:t xml:space="preserve"> </w:t>
+      </w:r>
+      <w:r>
+        <w:rPr>
+          <w:rStyle w:val="c1"/>
+          <w:rFonts w:cs="Segoe UI"/>
+        </w:rPr>
+        <w:t>replaceTrack</w:t>
+      </w:r>
+      <w:r>
+        <w:rPr>
+          <w:rFonts w:ascii="Segoe UI" w:hAnsi="Segoe UI" w:cs="Segoe UI"/>
+          <w:sz w:val="22"/>
+          <w:szCs w:val="22"/>
+        </w:rPr>
+        <w:t xml:space="preserve"> swaps the track for the peers connected at that moment; </w:t>
+      </w:r>
+      <w:r>
+        <w:rPr>
+          <w:rStyle w:val="c1"/>
+          <w:rFonts w:cs="Segoe UI"/>
+        </w:rPr>
+        <w:t>ensurePeer</w:t>
+      </w:r>
+      <w:r>
+        <w:rPr>
+          <w:rFonts w:ascii="Segoe UI" w:hAnsi="Segoe UI" w:cs="Segoe UI"/>
+          <w:sz w:val="22"/>
+          <w:szCs w:val="22"/>
+        </w:rPr>
+        <w:t xml:space="preserve"> reads the screen track when building a </w:t>
+      </w:r>
+      <w:r>
+        <w:rPr>
+          <w:rFonts w:ascii="Segoe UI" w:hAnsi="Segoe UI" w:cs="Segoe UI"/>
+          <w:i/>
+          <w:iCs/>
+          <w:sz w:val="22"/>
+          <w:szCs w:val="22"/>
+        </w:rPr>
+        <w:t>new</w:t>
+      </w:r>
+      <w:r>
+        <w:rPr>
+          <w:rFonts w:ascii="Segoe UI" w:hAnsi="Segoe UI" w:cs="Segoe UI"/>
+          <w:sz w:val="22"/>
+          <w:szCs w:val="22"/>
+        </w:rPr>
+        <w:t xml:space="preserve"> connection. Missing the second one made the feature look broken outright — connections built during a share carrie</w:t>
+      </w:r>
+      <w:r>
+        <w:rPr>
+          <w:rFonts w:ascii="Segoe UI" w:hAnsi="Segoe UI" w:cs="Segoe UI"/>
+          <w:sz w:val="22"/>
+          <w:szCs w:val="22"/>
+        </w:rPr>
+        <w:t xml:space="preserve">d the camera, and since a presenter normally starts before anyone arrives, every connection was built that way and nobody ever saw the screen. A shared track is also given </w:t>
+      </w:r>
+      <w:r>
+        <w:rPr>
+          <w:rStyle w:val="c1"/>
+          <w:rFonts w:cs="Segoe UI"/>
+        </w:rPr>
+        <w:t>contentHint = 'detail'</w:t>
+      </w:r>
+      <w:r>
+        <w:rPr>
+          <w:rFonts w:ascii="Segoe UI" w:hAnsi="Segoe UI" w:cs="Segoe UI"/>
+          <w:sz w:val="22"/>
+          <w:szCs w:val="22"/>
+        </w:rPr>
+        <w:t xml:space="preserve"> (sharpness over frame rate, the right way round for text) and</w:t>
+      </w:r>
+      <w:r>
+        <w:rPr>
+          <w:rFonts w:ascii="Segoe UI" w:hAnsi="Segoe UI" w:cs="Segoe UI"/>
+          <w:sz w:val="22"/>
+          <w:szCs w:val="22"/>
+        </w:rPr>
+        <w:t xml:space="preserve"> is rendered </w:t>
+      </w:r>
+      <w:r>
+        <w:rPr>
+          <w:rStyle w:val="c1"/>
+          <w:rFonts w:cs="Segoe UI"/>
+        </w:rPr>
+        <w:t>contain</w:t>
+      </w:r>
+      <w:r>
+        <w:rPr>
+          <w:rFonts w:ascii="Segoe UI" w:hAnsi="Segoe UI" w:cs="Segoe UI"/>
+          <w:sz w:val="22"/>
+          <w:szCs w:val="22"/>
+        </w:rPr>
+        <w:t xml:space="preserve"> rather than </w:t>
+      </w:r>
+      <w:r>
+        <w:rPr>
+          <w:rStyle w:val="c1"/>
+          <w:rFonts w:cs="Segoe UI"/>
+        </w:rPr>
+        <w:t>cover</w:t>
+      </w:r>
+      <w:r>
+        <w:rPr>
+          <w:rFonts w:ascii="Segoe UI" w:hAnsi="Segoe UI" w:cs="Segoe UI"/>
+          <w:sz w:val="22"/>
+          <w:szCs w:val="22"/>
+        </w:rPr>
+        <w:t>, on the tile and in recordings: cropping a face to fill a cell is fine, cropping a presentation removes its edges and the presenter cannot tell.</w:t>
+      </w:r>
+    </w:p>
+    <w:p>
+      <w:pPr>
+        <w:pStyle w:val="Heading3"/>
+        <w:rPr>
+          <w:rFonts w:ascii="Segoe UI" w:eastAsia="Times New Roman" w:hAnsi="Segoe UI" w:cs="Segoe UI"/>
+        </w:rPr>
+      </w:pPr>
+      <w:r>
+        <w:rPr>
+          <w:rFonts w:ascii="Segoe UI" w:eastAsia="Times New Roman" w:hAnsi="Segoe UI" w:cs="Segoe UI"/>
+        </w:rPr>
+        <w:t>Occupancy is not stored</w:t>
+      </w:r>
+    </w:p>
+    <w:p>
+      <w:pPr>
+        <w:pStyle w:val="NormalWeb"/>
+        <w:rPr>
+          <w:rFonts w:ascii="Segoe UI" w:hAnsi="Segoe UI" w:cs="Segoe UI"/>
+          <w:sz w:val="22"/>
+          <w:szCs w:val="22"/>
+        </w:rPr>
+      </w:pPr>
+      <w:r>
+        <w:rPr>
+          <w:rFonts w:ascii="Segoe UI" w:hAnsi="Segoe UI" w:cs="Segoe UI"/>
+          <w:sz w:val="22"/>
+          <w:szCs w:val="22"/>
+        </w:rPr>
+        <w:t>Who is in a room lives in the signalling process</w:t>
+      </w:r>
+      <w:r>
+        <w:rPr>
+          <w:rFonts w:ascii="Segoe UI" w:hAnsi="Segoe UI" w:cs="Segoe UI"/>
+          <w:sz w:val="22"/>
+          <w:szCs w:val="22"/>
+        </w:rPr>
+        <w:t>'s memory, not in MongoDB. Storing it looks tidier right up until a crash leaves a room permanently occupied by nobody, with nothing to correct it. Derived from live sockets, it cannot go stale — a 30-second ping reaps browsers that were suspended rather t</w:t>
+      </w:r>
+      <w:r>
+        <w:rPr>
+          <w:rFonts w:ascii="Segoe UI" w:hAnsi="Segoe UI" w:cs="Segoe UI"/>
+          <w:sz w:val="22"/>
+          <w:szCs w:val="22"/>
+        </w:rPr>
+        <w:t>han closed. The price: the backend must run as a single process.</w:t>
+      </w:r>
+    </w:p>
+    <w:p>
+      <w:pPr>
+        <w:pStyle w:val="NormalWeb"/>
+        <w:rPr>
+          <w:rFonts w:ascii="Segoe UI" w:hAnsi="Segoe UI" w:cs="Segoe UI"/>
+          <w:sz w:val="22"/>
+          <w:szCs w:val="22"/>
+        </w:rPr>
+      </w:pPr>
+      <w:r>
+        <w:rPr>
+          <w:rFonts w:ascii="Segoe UI" w:hAnsi="Segoe UI" w:cs="Segoe UI"/>
+          <w:sz w:val="22"/>
+          <w:szCs w:val="22"/>
+        </w:rPr>
+        <w:t>Identity is per connection, not per person, so a second tab cannot tear down the first one's call. The roster, the room cap and the attendance log all de-duplicate by account.</w:t>
+      </w:r>
+    </w:p>
+    <w:p>
+      <w:pPr>
+        <w:pStyle w:val="Heading3"/>
+        <w:rPr>
+          <w:rFonts w:ascii="Segoe UI" w:eastAsia="Times New Roman" w:hAnsi="Segoe UI" w:cs="Segoe UI"/>
+        </w:rPr>
+      </w:pPr>
+      <w:r>
+        <w:rPr>
+          <w:rFonts w:ascii="Segoe UI" w:eastAsia="Times New Roman" w:hAnsi="Segoe UI" w:cs="Segoe UI"/>
+        </w:rPr>
+        <w:t>Recording</w:t>
+      </w:r>
+    </w:p>
+    <w:p>
+      <w:pPr>
+        <w:pStyle w:val="NormalWeb"/>
+        <w:rPr>
+          <w:rFonts w:ascii="Segoe UI" w:hAnsi="Segoe UI" w:cs="Segoe UI"/>
+          <w:sz w:val="22"/>
+          <w:szCs w:val="22"/>
+        </w:rPr>
+      </w:pPr>
+      <w:r>
+        <w:rPr>
+          <w:rFonts w:ascii="Segoe UI" w:hAnsi="Segoe UI" w:cs="Segoe UI"/>
+          <w:sz w:val="22"/>
+          <w:szCs w:val="22"/>
+        </w:rPr>
+        <w:t xml:space="preserve">Done by the browser: every tile is painted onto a canvas, everyone's audio is mixed through a </w:t>
+      </w:r>
+      <w:r>
+        <w:rPr>
+          <w:rStyle w:val="c1"/>
+          <w:rFonts w:cs="Segoe UI"/>
+        </w:rPr>
+        <w:t>MediaStreamAudioDestinationNode</w:t>
+      </w:r>
+      <w:r>
+        <w:rPr>
+          <w:rFonts w:ascii="Segoe UI" w:hAnsi="Segoe UI" w:cs="Segoe UI"/>
+          <w:sz w:val="22"/>
+          <w:szCs w:val="22"/>
+        </w:rPr>
+        <w:t xml:space="preserve">, and </w:t>
+      </w:r>
+      <w:r>
+        <w:rPr>
+          <w:rStyle w:val="c1"/>
+          <w:rFonts w:cs="Segoe UI"/>
+        </w:rPr>
+        <w:t>MediaRecorder</w:t>
+      </w:r>
+      <w:r>
+        <w:rPr>
+          <w:rFonts w:ascii="Segoe UI" w:hAnsi="Segoe UI" w:cs="Segoe UI"/>
+          <w:sz w:val="22"/>
+          <w:szCs w:val="22"/>
+        </w:rPr>
+        <w:t xml:space="preserve"> captures the result. It uploads to the meeting when it stops.</w:t>
+      </w:r>
+    </w:p>
+    <w:p>
+      <w:pPr>
+        <w:pStyle w:val="NormalWeb"/>
+        <w:rPr>
+          <w:rFonts w:ascii="Segoe UI" w:hAnsi="Segoe UI" w:cs="Segoe UI"/>
+          <w:sz w:val="22"/>
+          <w:szCs w:val="22"/>
+        </w:rPr>
+      </w:pPr>
+      <w:r>
+        <w:rPr>
+          <w:rFonts w:ascii="Segoe UI" w:hAnsi="Segoe UI" w:cs="Segoe UI"/>
+          <w:sz w:val="22"/>
+          <w:szCs w:val="22"/>
+        </w:rPr>
+        <w:t>Everyone in the call is told for as long as it ru</w:t>
+      </w:r>
+      <w:r>
+        <w:rPr>
+          <w:rFonts w:ascii="Segoe UI" w:hAnsi="Segoe UI" w:cs="Segoe UI"/>
+          <w:sz w:val="22"/>
+          <w:szCs w:val="22"/>
+        </w:rPr>
+        <w:t>ns, and the indicator is not separately controllable — a recording light the recorder can switch off is not consent. Audio comes from the camera stream rather than the displayed one, so a presenter's voice is not dropped for the length of their screen shar</w:t>
+      </w:r>
+      <w:r>
+        <w:rPr>
+          <w:rFonts w:ascii="Segoe UI" w:hAnsi="Segoe UI" w:cs="Segoe UI"/>
+          <w:sz w:val="22"/>
+          <w:szCs w:val="22"/>
+        </w:rPr>
+        <w:t>e.</w:t>
+      </w:r>
+    </w:p>
+    <w:p>
+      <w:pPr>
+        <w:pStyle w:val="Heading3"/>
+        <w:rPr>
+          <w:rFonts w:ascii="Segoe UI" w:eastAsia="Times New Roman" w:hAnsi="Segoe UI" w:cs="Segoe UI"/>
+        </w:rPr>
+      </w:pPr>
+      <w:r>
+        <w:rPr>
+          <w:rFonts w:ascii="Segoe UI" w:eastAsia="Times New Roman" w:hAnsi="Segoe UI" w:cs="Segoe UI"/>
+        </w:rPr>
+        <w:t>Two things that will bite you</w:t>
+      </w:r>
+    </w:p>
+    <w:p>
+      <w:pPr>
+        <w:pStyle w:val="NormalWeb"/>
+        <w:rPr>
+          <w:rFonts w:ascii="Segoe UI" w:hAnsi="Segoe UI" w:cs="Segoe UI"/>
+          <w:sz w:val="22"/>
+          <w:szCs w:val="22"/>
+        </w:rPr>
+      </w:pPr>
+      <w:r>
+        <w:rPr>
+          <w:rFonts w:ascii="Segoe UI" w:hAnsi="Segoe UI" w:cs="Segoe UI"/>
+          <w:b/>
+          <w:bCs/>
+          <w:sz w:val="22"/>
+          <w:szCs w:val="22"/>
+        </w:rPr>
+        <w:t>Camera access needs a secure context.</w:t>
+      </w:r>
+      <w:r>
+        <w:rPr>
+          <w:rFonts w:ascii="Segoe UI" w:hAnsi="Segoe UI" w:cs="Segoe UI"/>
+          <w:sz w:val="22"/>
+          <w:szCs w:val="22"/>
+        </w:rPr>
+        <w:t xml:space="preserve"> Browsers only expose </w:t>
+      </w:r>
+      <w:r>
+        <w:rPr>
+          <w:rStyle w:val="c1"/>
+          <w:rFonts w:cs="Segoe UI"/>
+        </w:rPr>
+        <w:t>navigator.mediaDevices</w:t>
+      </w:r>
+      <w:r>
+        <w:rPr>
+          <w:rFonts w:ascii="Segoe UI" w:hAnsi="Segoe UI" w:cs="Segoe UI"/>
+          <w:sz w:val="22"/>
+          <w:szCs w:val="22"/>
+        </w:rPr>
+        <w:t xml:space="preserve"> over HTTPS or on </w:t>
+      </w:r>
+      <w:r>
+        <w:rPr>
+          <w:rStyle w:val="c1"/>
+          <w:rFonts w:cs="Segoe UI"/>
+        </w:rPr>
+        <w:t>localhost</w:t>
+      </w:r>
+      <w:r>
+        <w:rPr>
+          <w:rFonts w:ascii="Segoe UI" w:hAnsi="Segoe UI" w:cs="Segoe UI"/>
+          <w:sz w:val="22"/>
+          <w:szCs w:val="22"/>
+        </w:rPr>
+        <w:t xml:space="preserve">; on a plain </w:t>
+      </w:r>
+      <w:r>
+        <w:rPr>
+          <w:rStyle w:val="c1"/>
+          <w:rFonts w:cs="Segoe UI"/>
+        </w:rPr>
+        <w:t>http://</w:t>
+      </w:r>
+      <w:r>
+        <w:rPr>
+          <w:rFonts w:ascii="Segoe UI" w:hAnsi="Segoe UI" w:cs="Segoe UI"/>
+          <w:sz w:val="22"/>
+          <w:szCs w:val="22"/>
+        </w:rPr>
+        <w:t xml:space="preserve"> LAN address it is not merely refused but </w:t>
+      </w:r>
+      <w:r>
+        <w:rPr>
+          <w:rFonts w:ascii="Segoe UI" w:hAnsi="Segoe UI" w:cs="Segoe UI"/>
+          <w:i/>
+          <w:iCs/>
+          <w:sz w:val="22"/>
+          <w:szCs w:val="22"/>
+        </w:rPr>
+        <w:t>undefined</w:t>
+      </w:r>
+      <w:r>
+        <w:rPr>
+          <w:rFonts w:ascii="Segoe UI" w:hAnsi="Segoe UI" w:cs="Segoe UI"/>
+          <w:sz w:val="22"/>
+          <w:szCs w:val="22"/>
+        </w:rPr>
+        <w:t>. The Meetings page detects this and says so</w:t>
+      </w:r>
+      <w:r>
+        <w:rPr>
+          <w:rFonts w:ascii="Segoe UI" w:hAnsi="Segoe UI" w:cs="Segoe UI"/>
+          <w:sz w:val="22"/>
+          <w:szCs w:val="22"/>
+        </w:rPr>
+        <w:t xml:space="preserve"> under the page header rather than letting it surface as a crash at the moment of joining.</w:t>
+      </w:r>
+    </w:p>
+    <w:p>
+      <w:pPr>
+        <w:pStyle w:val="NormalWeb"/>
+        <w:rPr>
+          <w:rFonts w:ascii="Segoe UI" w:hAnsi="Segoe UI" w:cs="Segoe UI"/>
+          <w:sz w:val="22"/>
+          <w:szCs w:val="22"/>
+        </w:rPr>
+      </w:pPr>
+      <w:r>
+        <w:rPr>
+          <w:rFonts w:ascii="Segoe UI" w:hAnsi="Segoe UI" w:cs="Segoe UI"/>
+          <w:b/>
+          <w:bCs/>
+          <w:sz w:val="22"/>
+          <w:szCs w:val="22"/>
+        </w:rPr>
+        <w:t xml:space="preserve">The API binds to </w:t>
+      </w:r>
+      <w:r>
+        <w:rPr>
+          <w:rStyle w:val="c1"/>
+          <w:rFonts w:cs="Segoe UI"/>
+          <w:b/>
+          <w:bCs/>
+        </w:rPr>
+        <w:t>127.0.0.1</w:t>
+      </w:r>
+      <w:r>
+        <w:rPr>
+          <w:rFonts w:ascii="Segoe UI" w:hAnsi="Segoe UI" w:cs="Segoe UI"/>
+          <w:b/>
+          <w:bCs/>
+          <w:sz w:val="22"/>
+          <w:szCs w:val="22"/>
+        </w:rPr>
+        <w:t xml:space="preserve"> by default,</w:t>
+      </w:r>
+      <w:r>
+        <w:rPr>
+          <w:rFonts w:ascii="Segoe UI" w:hAnsi="Segoe UI" w:cs="Segoe UI"/>
+          <w:sz w:val="22"/>
+          <w:szCs w:val="22"/>
+        </w:rPr>
+        <w:t xml:space="preserve"> which means nobody else can reach it and a call cannot have a second participant. Set </w:t>
+      </w:r>
+      <w:r>
+        <w:rPr>
+          <w:rStyle w:val="c1"/>
+          <w:rFonts w:cs="Segoe UI"/>
+        </w:rPr>
+        <w:t>HOST=0.0.0.0</w:t>
+      </w:r>
+      <w:r>
+        <w:rPr>
+          <w:rFonts w:ascii="Segoe UI" w:hAnsi="Segoe UI" w:cs="Segoe UI"/>
+          <w:sz w:val="22"/>
+          <w:szCs w:val="22"/>
+        </w:rPr>
+        <w:t xml:space="preserve"> </w:t>
+      </w:r>
+      <w:r>
+        <w:rPr>
+          <w:rFonts w:ascii="Segoe UI" w:hAnsi="Segoe UI" w:cs="Segoe UI"/>
+          <w:sz w:val="22"/>
+          <w:szCs w:val="22"/>
+        </w:rPr>
+        <w:t xml:space="preserve">and list the origins you serve the frontend from in </w:t>
+      </w:r>
+      <w:r>
+        <w:rPr>
+          <w:rStyle w:val="c1"/>
+          <w:rFonts w:cs="Segoe UI"/>
+        </w:rPr>
+        <w:t>ALLOWED_ORIGINS</w:t>
+      </w:r>
+      <w:r>
+        <w:rPr>
+          <w:rFonts w:ascii="Segoe UI" w:hAnsi="Segoe UI" w:cs="Segoe UI"/>
+          <w:sz w:val="22"/>
+          <w:szCs w:val="22"/>
+        </w:rPr>
+        <w:t xml:space="preserve">. In development, Vite must also proxy </w:t>
+      </w:r>
+      <w:r>
+        <w:rPr>
+          <w:rStyle w:val="c1"/>
+          <w:rFonts w:cs="Segoe UI"/>
+        </w:rPr>
+        <w:t>/rtc</w:t>
+      </w:r>
+      <w:r>
+        <w:rPr>
+          <w:rFonts w:ascii="Segoe UI" w:hAnsi="Segoe UI" w:cs="Segoe UI"/>
+          <w:sz w:val="22"/>
+          <w:szCs w:val="22"/>
+        </w:rPr>
+        <w:t xml:space="preserve"> with </w:t>
+      </w:r>
+      <w:r>
+        <w:rPr>
+          <w:rStyle w:val="c1"/>
+          <w:rFonts w:cs="Segoe UI"/>
+        </w:rPr>
+        <w:t>ws: true</w:t>
+      </w:r>
+      <w:r>
+        <w:rPr>
+          <w:rFonts w:ascii="Segoe UI" w:hAnsi="Segoe UI" w:cs="Segoe UI"/>
+          <w:sz w:val="22"/>
+          <w:szCs w:val="22"/>
+        </w:rPr>
+        <w:t xml:space="preserve"> — without the flag it answers the upgrade itself and nothing connects.</w:t>
+      </w:r>
+    </w:p>
+    <w:p>
+      <w:pPr>
+        <w:pStyle w:val="NormalWeb"/>
+        <w:rPr>
+          <w:rFonts w:ascii="Segoe UI" w:hAnsi="Segoe UI" w:cs="Segoe UI"/>
+          <w:sz w:val="22"/>
+          <w:szCs w:val="22"/>
+        </w:rPr>
+      </w:pPr>
+      <w:r>
+        <w:rPr>
+          <w:rFonts w:ascii="Segoe UI" w:hAnsi="Segoe UI" w:cs="Segoe UI"/>
+          <w:sz w:val="22"/>
+          <w:szCs w:val="22"/>
+        </w:rPr>
+        <w:t>Across the internet, STUN handles most routers; symmetric NA</w:t>
+      </w:r>
+      <w:r>
+        <w:rPr>
+          <w:rFonts w:ascii="Segoe UI" w:hAnsi="Segoe UI" w:cs="Segoe UI"/>
+          <w:sz w:val="22"/>
+          <w:szCs w:val="22"/>
+        </w:rPr>
+        <w:t>T needs a TURN server (</w:t>
+      </w:r>
+      <w:r>
+        <w:rPr>
+          <w:rStyle w:val="c1"/>
+          <w:rFonts w:cs="Segoe UI"/>
+        </w:rPr>
+        <w:t>MEETING_TURN_URL</w:t>
+      </w:r>
+      <w:r>
+        <w:rPr>
+          <w:rFonts w:ascii="Segoe UI" w:hAnsi="Segoe UI" w:cs="Segoe UI"/>
+          <w:sz w:val="22"/>
+          <w:szCs w:val="22"/>
+        </w:rPr>
+        <w:t xml:space="preserve"> and friends), which relays media and so has to be one you run or pay for. Without it a minority of participants simply cannot connect, and nothing in this app can compensate.</w:t>
+      </w:r>
+    </w:p>
+    <w:p>
+      <w:pPr>
+        <w:pStyle w:val="NormalWeb"/>
+        <w:rPr>
+          <w:rFonts w:ascii="Segoe UI" w:hAnsi="Segoe UI" w:cs="Segoe UI"/>
+          <w:sz w:val="22"/>
+          <w:szCs w:val="22"/>
+        </w:rPr>
+      </w:pPr>
+      <w:r>
+        <w:rPr>
+          <w:rFonts w:ascii="Segoe UI" w:hAnsi="Segoe UI" w:cs="Segoe UI"/>
+          <w:sz w:val="22"/>
+          <w:szCs w:val="22"/>
+        </w:rPr>
+        <w:t xml:space="preserve">See </w:t>
+      </w:r>
+      <w:r>
+        <w:rPr>
+          <w:rStyle w:val="c1"/>
+          <w:rFonts w:cs="Segoe UI"/>
+        </w:rPr>
+        <w:t>backend/.env.example</w:t>
+      </w:r>
+      <w:r>
+        <w:rPr>
+          <w:rFonts w:ascii="Segoe UI" w:hAnsi="Segoe UI" w:cs="Segoe UI"/>
+          <w:sz w:val="22"/>
+          <w:szCs w:val="22"/>
+        </w:rPr>
+        <w:t xml:space="preserve"> for every meetin</w:t>
+      </w:r>
+      <w:r>
+        <w:rPr>
+          <w:rFonts w:ascii="Segoe UI" w:hAnsi="Segoe UI" w:cs="Segoe UI"/>
+          <w:sz w:val="22"/>
+          <w:szCs w:val="22"/>
+        </w:rPr>
+        <w:t>g setting.</w:t>
+      </w:r>
+    </w:p>
+    <w:p>
+      <w:pPr>
+        <w:pStyle w:val="Heading2"/>
+        <w:rPr>
+          <w:rFonts w:ascii="Segoe UI" w:eastAsia="Times New Roman" w:hAnsi="Segoe UI" w:cs="Segoe UI"/>
+        </w:rPr>
+      </w:pPr>
+      <w:r>
+        <w:rPr>
+          <w:rFonts w:ascii="Segoe UI" w:eastAsia="Times New Roman" w:hAnsi="Segoe UI" w:cs="Segoe UI"/>
+        </w:rPr>
+        <w:t>Posts</w:t>
+      </w:r>
+    </w:p>
+    <w:p>
+      <w:pPr>
+        <w:pStyle w:val="Heading3"/>
+        <w:rPr>
+          <w:rFonts w:ascii="Segoe UI" w:eastAsia="Times New Roman" w:hAnsi="Segoe UI" w:cs="Segoe UI"/>
+        </w:rPr>
+      </w:pPr>
+      <w:r>
+        <w:rPr>
+          <w:rFonts w:ascii="Segoe UI" w:eastAsia="Times New Roman" w:hAnsi="Segoe UI" w:cs="Segoe UI"/>
+        </w:rPr>
+        <w:t>Permissions added after accounts exist</w:t>
+      </w:r>
+    </w:p>
+    <w:p>
+      <w:pPr>
+        <w:pStyle w:val="NormalWeb"/>
+        <w:rPr>
+          <w:rFonts w:ascii="Segoe UI" w:hAnsi="Segoe UI" w:cs="Segoe UI"/>
+          <w:sz w:val="22"/>
+          <w:szCs w:val="22"/>
+        </w:rPr>
+      </w:pPr>
+      <w:r>
+        <w:rPr>
+          <w:rStyle w:val="c1"/>
+          <w:rFonts w:cs="Segoe UI"/>
+        </w:rPr>
+        <w:t>DEFAULT_USER_PERMISSIONS</w:t>
+      </w:r>
+      <w:r>
+        <w:rPr>
+          <w:rFonts w:ascii="Segoe UI" w:hAnsi="Segoe UI" w:cs="Segoe UI"/>
+          <w:sz w:val="22"/>
+          <w:szCs w:val="22"/>
+        </w:rPr>
+        <w:t xml:space="preserve"> is read when an account is created, so adding </w:t>
+      </w:r>
+      <w:r>
+        <w:rPr>
+          <w:rStyle w:val="c1"/>
+          <w:rFonts w:cs="Segoe UI"/>
+        </w:rPr>
+        <w:t>posts:view</w:t>
+      </w:r>
+      <w:r>
+        <w:rPr>
+          <w:rFonts w:ascii="Segoe UI" w:hAnsi="Segoe UI" w:cs="Segoe UI"/>
+          <w:sz w:val="22"/>
+          <w:szCs w:val="22"/>
+        </w:rPr>
+        <w:t xml:space="preserve"> to it did nothing for anyone who had registered earlier: the page was hidden from their sidebar and their notification</w:t>
+      </w:r>
+      <w:r>
+        <w:rPr>
+          <w:rFonts w:ascii="Segoe UI" w:hAnsi="Segoe UI" w:cs="Segoe UI"/>
+          <w:sz w:val="22"/>
+          <w:szCs w:val="22"/>
+        </w:rPr>
+        <w:t xml:space="preserve"> poll answered 403, which the poll swallowed. A post published for everyone reached nobody, and nothing said so.</w:t>
+      </w:r>
+    </w:p>
+    <w:p>
+      <w:pPr>
+        <w:pStyle w:val="NormalWeb"/>
+        <w:rPr>
+          <w:rFonts w:ascii="Segoe UI" w:hAnsi="Segoe UI" w:cs="Segoe UI"/>
+          <w:sz w:val="22"/>
+          <w:szCs w:val="22"/>
+        </w:rPr>
+      </w:pPr>
+      <w:r>
+        <w:rPr>
+          <w:rStyle w:val="c1"/>
+          <w:rFonts w:cs="Segoe UI"/>
+        </w:rPr>
+        <w:t>helpers/permissionBackfill.js</w:t>
+      </w:r>
+      <w:r>
+        <w:rPr>
+          <w:rFonts w:ascii="Segoe UI" w:hAnsi="Segoe UI" w:cs="Segoe UI"/>
+          <w:sz w:val="22"/>
+          <w:szCs w:val="22"/>
+        </w:rPr>
+        <w:t xml:space="preserve"> grants such a key to existing accounts once, against a marker in </w:t>
+      </w:r>
+      <w:r>
+        <w:rPr>
+          <w:rStyle w:val="c1"/>
+          <w:rFonts w:cs="Segoe UI"/>
+        </w:rPr>
+        <w:t>app_migrations</w:t>
+      </w:r>
+      <w:r>
+        <w:rPr>
+          <w:rFonts w:ascii="Segoe UI" w:hAnsi="Segoe UI" w:cs="Segoe UI"/>
+          <w:sz w:val="22"/>
+          <w:szCs w:val="22"/>
+        </w:rPr>
+        <w:t xml:space="preserve">, and never again — re-running it </w:t>
+      </w:r>
+      <w:r>
+        <w:rPr>
+          <w:rFonts w:ascii="Segoe UI" w:hAnsi="Segoe UI" w:cs="Segoe UI"/>
+          <w:sz w:val="22"/>
+          <w:szCs w:val="22"/>
+        </w:rPr>
+        <w:t>on every boot would undo a revocation an administrator made on purpose. Adding another late default is one entry in that list. The notification polls now log a 403 rather than swallowing it, so the next gap of this kind is visible.</w:t>
+      </w:r>
+    </w:p>
+    <w:p>
+      <w:pPr>
+        <w:pStyle w:val="Heading3"/>
+        <w:rPr>
+          <w:rFonts w:ascii="Segoe UI" w:eastAsia="Times New Roman" w:hAnsi="Segoe UI" w:cs="Segoe UI"/>
+        </w:rPr>
+      </w:pPr>
+      <w:r>
+        <w:rPr>
+          <w:rFonts w:ascii="Segoe UI" w:eastAsia="Times New Roman" w:hAnsi="Segoe UI" w:cs="Segoe UI"/>
+        </w:rPr>
+        <w:t>How a post is stored</w:t>
+      </w:r>
+    </w:p>
+    <w:p>
+      <w:pPr>
+        <w:pStyle w:val="NormalWeb"/>
+        <w:rPr>
+          <w:rFonts w:ascii="Segoe UI" w:hAnsi="Segoe UI" w:cs="Segoe UI"/>
+          <w:sz w:val="22"/>
+          <w:szCs w:val="22"/>
+        </w:rPr>
+      </w:pPr>
+      <w:r>
+        <w:rPr>
+          <w:rFonts w:ascii="Segoe UI" w:hAnsi="Segoe UI" w:cs="Segoe UI"/>
+          <w:sz w:val="22"/>
+          <w:szCs w:val="22"/>
+        </w:rPr>
+        <w:t>Adm</w:t>
+      </w:r>
+      <w:r>
+        <w:rPr>
+          <w:rFonts w:ascii="Segoe UI" w:hAnsi="Segoe UI" w:cs="Segoe UI"/>
+          <w:sz w:val="22"/>
+          <w:szCs w:val="22"/>
+        </w:rPr>
+        <w:t>inistrators publish announcements; everyone reads them. A post stores its readers rather than a counter, because the page has to show not just how many have read it but exactly who:</w:t>
+      </w:r>
+    </w:p>
+    <w:p>
+      <w:pPr>
+        <w:pStyle w:val="HTMLPreformatted"/>
+      </w:pPr>
+      <w:r>
+        <w:t>posts: { title, body, authorId, pinned,</w:t>
+      </w:r>
+    </w:p>
+    <w:p>
+      <w:pPr>
+        <w:pStyle w:val="HTMLPreformatted"/>
+      </w:pPr>
+      <w:r>
+        <w:t xml:space="preserve">         views: [{ userId, userNam</w:t>
+      </w:r>
+      <w:r>
+        <w:t>e, viewedAt }], viewerIds: [] }</w:t>
+      </w:r>
+    </w:p>
+    <w:p>
+      <w:pPr>
+        <w:pStyle w:val="NormalWeb"/>
+        <w:rPr>
+          <w:rFonts w:ascii="Segoe UI" w:hAnsi="Segoe UI" w:cs="Segoe UI"/>
+          <w:sz w:val="22"/>
+          <w:szCs w:val="22"/>
+        </w:rPr>
+      </w:pPr>
+      <w:r>
+        <w:rPr>
+          <w:rStyle w:val="c1"/>
+          <w:rFonts w:cs="Segoe UI"/>
+        </w:rPr>
+        <w:t>recordPostView</w:t>
+      </w:r>
+      <w:r>
+        <w:rPr>
+          <w:rFonts w:ascii="Segoe UI" w:hAnsi="Segoe UI" w:cs="Segoe UI"/>
+          <w:sz w:val="22"/>
+          <w:szCs w:val="22"/>
+        </w:rPr>
+        <w:t xml:space="preserve"> filters on </w:t>
+      </w:r>
+      <w:r>
+        <w:rPr>
+          <w:rStyle w:val="c1"/>
+          <w:rFonts w:cs="Segoe UI"/>
+        </w:rPr>
+        <w:t>viewerIds: { $ne: userId }</w:t>
+      </w:r>
+      <w:r>
+        <w:rPr>
+          <w:rFonts w:ascii="Segoe UI" w:hAnsi="Segoe UI" w:cs="Segoe UI"/>
+          <w:sz w:val="22"/>
+          <w:szCs w:val="22"/>
+        </w:rPr>
+        <w:t xml:space="preserve"> and both </w:t>
+      </w:r>
+      <w:r>
+        <w:rPr>
+          <w:rStyle w:val="c1"/>
+          <w:rFonts w:cs="Segoe UI"/>
+        </w:rPr>
+        <w:t>$addToSet</w:t>
+      </w:r>
+      <w:r>
+        <w:rPr>
+          <w:rFonts w:ascii="Segoe UI" w:hAnsi="Segoe UI" w:cs="Segoe UI"/>
+          <w:sz w:val="22"/>
+          <w:szCs w:val="22"/>
+        </w:rPr>
+        <w:t xml:space="preserve">s the id and </w:t>
+      </w:r>
+      <w:r>
+        <w:rPr>
+          <w:rStyle w:val="c1"/>
+          <w:rFonts w:cs="Segoe UI"/>
+        </w:rPr>
+        <w:t>$push</w:t>
+      </w:r>
+      <w:r>
+        <w:rPr>
+          <w:rFonts w:ascii="Segoe UI" w:hAnsi="Segoe UI" w:cs="Segoe UI"/>
+          <w:sz w:val="22"/>
+          <w:szCs w:val="22"/>
+        </w:rPr>
+        <w:t>es the row, so a second reading cannot add a second row — the count is a number of people, not of page loads.</w:t>
+      </w:r>
+    </w:p>
+    <w:p>
+      <w:pPr>
+        <w:pStyle w:val="NormalWeb"/>
+        <w:rPr>
+          <w:rFonts w:ascii="Segoe UI" w:hAnsi="Segoe UI" w:cs="Segoe UI"/>
+          <w:sz w:val="22"/>
+          <w:szCs w:val="22"/>
+        </w:rPr>
+      </w:pPr>
+      <w:r>
+        <w:rPr>
+          <w:rFonts w:ascii="Segoe UI" w:hAnsi="Segoe UI" w:cs="Segoe UI"/>
+          <w:sz w:val="22"/>
+          <w:szCs w:val="22"/>
+        </w:rPr>
+        <w:t>The bell counts posts who</w:t>
+      </w:r>
+      <w:r>
+        <w:rPr>
+          <w:rFonts w:ascii="Segoe UI" w:hAnsi="Segoe UI" w:cs="Segoe UI"/>
+          <w:sz w:val="22"/>
+          <w:szCs w:val="22"/>
+        </w:rPr>
+        <w:t xml:space="preserve">se </w:t>
+      </w:r>
+      <w:r>
+        <w:rPr>
+          <w:rStyle w:val="c1"/>
+          <w:rFonts w:cs="Segoe UI"/>
+        </w:rPr>
+        <w:t>viewerIds</w:t>
+      </w:r>
+      <w:r>
+        <w:rPr>
+          <w:rFonts w:ascii="Segoe UI" w:hAnsi="Segoe UI" w:cs="Segoe UI"/>
+          <w:sz w:val="22"/>
+          <w:szCs w:val="22"/>
+        </w:rPr>
+        <w:t xml:space="preserve"> does not contain you, which is why reading one makes the number fall. Recording a view is its own request (</w:t>
+      </w:r>
+      <w:r>
+        <w:rPr>
+          <w:rStyle w:val="c1"/>
+          <w:rFonts w:cs="Segoe UI"/>
+        </w:rPr>
+        <w:t>POST /posts/:id/view</w:t>
+      </w:r>
+      <w:r>
+        <w:rPr>
+          <w:rFonts w:ascii="Segoe UI" w:hAnsi="Segoe UI" w:cs="Segoe UI"/>
+          <w:sz w:val="22"/>
+          <w:szCs w:val="22"/>
+        </w:rPr>
+        <w:t>) rather than a side effect of a GET: a list that prefetched bodies would otherwise mark everything read without any</w:t>
+      </w:r>
+      <w:r>
+        <w:rPr>
+          <w:rFonts w:ascii="Segoe UI" w:hAnsi="Segoe UI" w:cs="Segoe UI"/>
+          <w:sz w:val="22"/>
+          <w:szCs w:val="22"/>
+        </w:rPr>
+        <w:t>one reading it. The Posts page calls back into the shell after recording one, so the bell recounts immediately rather than at the next minute's poll.</w:t>
+      </w:r>
+    </w:p>
+    <w:p>
+      <w:pPr>
+        <w:pStyle w:val="Heading2"/>
+        <w:rPr>
+          <w:rFonts w:ascii="Segoe UI" w:eastAsia="Times New Roman" w:hAnsi="Segoe UI" w:cs="Segoe UI"/>
+        </w:rPr>
+      </w:pPr>
+      <w:r>
+        <w:rPr>
+          <w:rFonts w:ascii="Segoe UI" w:eastAsia="Times New Roman" w:hAnsi="Segoe UI" w:cs="Segoe UI"/>
+        </w:rPr>
+        <w:t>Record sharing</w:t>
+      </w:r>
+    </w:p>
+    <w:p>
+      <w:pPr>
+        <w:pStyle w:val="NormalWeb"/>
+        <w:rPr>
+          <w:rFonts w:ascii="Segoe UI" w:hAnsi="Segoe UI" w:cs="Segoe UI"/>
+          <w:sz w:val="22"/>
+          <w:szCs w:val="22"/>
+        </w:rPr>
+      </w:pPr>
+      <w:r>
+        <w:rPr>
+          <w:rFonts w:ascii="Segoe UI" w:hAnsi="Segoe UI" w:cs="Segoe UI"/>
+          <w:sz w:val="22"/>
+          <w:szCs w:val="22"/>
+        </w:rPr>
+        <w:t xml:space="preserve">A record carries </w:t>
+      </w:r>
+      <w:r>
+        <w:rPr>
+          <w:rStyle w:val="c1"/>
+          <w:rFonts w:cs="Segoe UI"/>
+        </w:rPr>
+        <w:t>visibility</w:t>
+      </w:r>
+      <w:r>
+        <w:rPr>
+          <w:rFonts w:ascii="Segoe UI" w:hAnsi="Segoe UI" w:cs="Segoe UI"/>
+          <w:sz w:val="22"/>
+          <w:szCs w:val="22"/>
+        </w:rPr>
+        <w:t xml:space="preserve"> (</w:t>
+      </w:r>
+      <w:r>
+        <w:rPr>
+          <w:rStyle w:val="c1"/>
+          <w:rFonts w:cs="Segoe UI"/>
+        </w:rPr>
+        <w:t>everyone</w:t>
+      </w:r>
+      <w:r>
+        <w:rPr>
+          <w:rFonts w:ascii="Segoe UI" w:hAnsi="Segoe UI" w:cs="Segoe UI"/>
+          <w:sz w:val="22"/>
+          <w:szCs w:val="22"/>
+        </w:rPr>
+        <w:t xml:space="preserve"> or </w:t>
+      </w:r>
+      <w:r>
+        <w:rPr>
+          <w:rStyle w:val="c1"/>
+          <w:rFonts w:cs="Segoe UI"/>
+        </w:rPr>
+        <w:t>selected</w:t>
+      </w:r>
+      <w:r>
+        <w:rPr>
+          <w:rFonts w:ascii="Segoe UI" w:hAnsi="Segoe UI" w:cs="Segoe UI"/>
+          <w:sz w:val="22"/>
+          <w:szCs w:val="22"/>
+        </w:rPr>
+        <w:t xml:space="preserve">) and </w:t>
+      </w:r>
+      <w:r>
+        <w:rPr>
+          <w:rStyle w:val="c1"/>
+          <w:rFonts w:cs="Segoe UI"/>
+        </w:rPr>
+        <w:t>sharedWith</w:t>
+      </w:r>
+      <w:r>
+        <w:rPr>
+          <w:rFonts w:ascii="Segoe UI" w:hAnsi="Segoe UI" w:cs="Segoe UI"/>
+          <w:sz w:val="22"/>
+          <w:szCs w:val="22"/>
+        </w:rPr>
+        <w:t>. The author picks one whe</w:t>
+      </w:r>
+      <w:r>
+        <w:rPr>
+          <w:rFonts w:ascii="Segoe UI" w:hAnsi="Segoe UI" w:cs="Segoe UI"/>
+          <w:sz w:val="22"/>
+          <w:szCs w:val="22"/>
+        </w:rPr>
+        <w:t xml:space="preserve">n adding or editing it; </w:t>
+      </w:r>
+      <w:r>
+        <w:rPr>
+          <w:rStyle w:val="c1"/>
+          <w:rFonts w:cs="Segoe UI"/>
+        </w:rPr>
+        <w:t>everyone</w:t>
+      </w:r>
+      <w:r>
+        <w:rPr>
+          <w:rFonts w:ascii="Segoe UI" w:hAnsi="Segoe UI" w:cs="Segoe UI"/>
+          <w:sz w:val="22"/>
+          <w:szCs w:val="22"/>
+        </w:rPr>
+        <w:t xml:space="preserve"> is the default, and a record written before this existed has no field at all — which is why the access clause tests </w:t>
+      </w:r>
+      <w:r>
+        <w:rPr>
+          <w:rStyle w:val="c1"/>
+          <w:rFonts w:cs="Segoe UI"/>
+        </w:rPr>
+        <w:t>visibility != 'selected'</w:t>
+      </w:r>
+      <w:r>
+        <w:rPr>
+          <w:rFonts w:ascii="Segoe UI" w:hAnsi="Segoe UI" w:cs="Segoe UI"/>
+          <w:sz w:val="22"/>
+          <w:szCs w:val="22"/>
+        </w:rPr>
+        <w:t xml:space="preserve"> rather than </w:t>
+      </w:r>
+      <w:r>
+        <w:rPr>
+          <w:rStyle w:val="c1"/>
+          <w:rFonts w:cs="Segoe UI"/>
+        </w:rPr>
+        <w:t>== 'everyone'</w:t>
+      </w:r>
+      <w:r>
+        <w:rPr>
+          <w:rFonts w:ascii="Segoe UI" w:hAnsi="Segoe UI" w:cs="Segoe UI"/>
+          <w:sz w:val="22"/>
+          <w:szCs w:val="22"/>
+        </w:rPr>
+        <w:t xml:space="preserve">, so a missing value reads as the default rather than as </w:t>
+      </w:r>
+      <w:r>
+        <w:rPr>
+          <w:rFonts w:ascii="Segoe UI" w:hAnsi="Segoe UI" w:cs="Segoe UI"/>
+          <w:sz w:val="22"/>
+          <w:szCs w:val="22"/>
+        </w:rPr>
+        <w:t xml:space="preserve">"nobody". </w:t>
+      </w:r>
+      <w:r>
+        <w:rPr>
+          <w:rFonts w:ascii="Segoe UI" w:hAnsi="Segoe UI" w:cs="Segoe UI"/>
+          <w:b/>
+          <w:bCs/>
+          <w:sz w:val="22"/>
+          <w:szCs w:val="22"/>
+        </w:rPr>
+        <w:t>Existing records therefore become readable by everyone</w:t>
+      </w:r>
+      <w:r>
+        <w:rPr>
+          <w:rFonts w:ascii="Segoe UI" w:hAnsi="Segoe UI" w:cs="Segoe UI"/>
+          <w:sz w:val="22"/>
+          <w:szCs w:val="22"/>
+        </w:rPr>
+        <w:t>, where before they were visible only to their owner.</w:t>
+      </w:r>
+    </w:p>
+    <w:p>
+      <w:pPr>
+        <w:pStyle w:val="NormalWeb"/>
+        <w:rPr>
+          <w:rFonts w:ascii="Segoe UI" w:hAnsi="Segoe UI" w:cs="Segoe UI"/>
+          <w:sz w:val="22"/>
+          <w:szCs w:val="22"/>
+        </w:rPr>
+      </w:pPr>
+      <w:r>
+        <w:rPr>
+          <w:rFonts w:ascii="Segoe UI" w:hAnsi="Segoe UI" w:cs="Segoe UI"/>
+          <w:sz w:val="22"/>
+          <w:szCs w:val="22"/>
+        </w:rPr>
+        <w:t xml:space="preserve">Two things in </w:t>
+      </w:r>
+      <w:r>
+        <w:rPr>
+          <w:rStyle w:val="c1"/>
+          <w:rFonts w:cs="Segoe UI"/>
+        </w:rPr>
+        <w:t>recordModel.js</w:t>
+      </w:r>
+      <w:r>
+        <w:rPr>
+          <w:rFonts w:ascii="Segoe UI" w:hAnsi="Segoe UI" w:cs="Segoe UI"/>
+          <w:sz w:val="22"/>
+          <w:szCs w:val="22"/>
+        </w:rPr>
+        <w:t xml:space="preserve"> are load-bearing:</w:t>
+      </w:r>
+    </w:p>
+    <w:p>
+      <w:pPr>
+        <w:numPr>
+          <w:ilvl w:val="0"/>
+          <w:numId w:val="7"/>
+        </w:numPr>
+        <w:spacing w:before="100" w:beforeAutospacing="1" w:after="100" w:afterAutospacing="1"/>
+        <w:rPr>
+          <w:rFonts w:ascii="Segoe UI" w:eastAsia="Times New Roman" w:hAnsi="Segoe UI" w:cs="Segoe UI"/>
+          <w:sz w:val="22"/>
+          <w:szCs w:val="22"/>
+        </w:rPr>
+      </w:pPr>
+      <w:r>
+        <w:rPr>
+          <w:rStyle w:val="c1"/>
+          <w:rFonts w:eastAsia="Times New Roman" w:cs="Segoe UI"/>
+        </w:rPr>
+        <w:t>allOf</w:t>
+      </w:r>
+      <w:r>
+        <w:rPr>
+          <w:rFonts w:ascii="Segoe UI" w:eastAsia="Times New Roman" w:hAnsi="Segoe UI" w:cs="Segoe UI"/>
+          <w:sz w:val="22"/>
+          <w:szCs w:val="22"/>
+        </w:rPr>
+        <w:t xml:space="preserve"> composes every condition under </w:t>
+      </w:r>
+      <w:r>
+        <w:rPr>
+          <w:rStyle w:val="c1"/>
+          <w:rFonts w:eastAsia="Times New Roman" w:cs="Segoe UI"/>
+        </w:rPr>
+        <w:t>$and</w:t>
+      </w:r>
+      <w:r>
+        <w:rPr>
+          <w:rFonts w:ascii="Segoe UI" w:eastAsia="Times New Roman" w:hAnsi="Segoe UI" w:cs="Segoe UI"/>
+          <w:sz w:val="22"/>
+          <w:szCs w:val="22"/>
+        </w:rPr>
+        <w:t xml:space="preserve">. The access clause and a text </w:t>
+      </w:r>
+      <w:r>
+        <w:rPr>
+          <w:rFonts w:ascii="Segoe UI" w:eastAsia="Times New Roman" w:hAnsi="Segoe UI" w:cs="Segoe UI"/>
+          <w:sz w:val="22"/>
+          <w:szCs w:val="22"/>
+        </w:rPr>
+        <w:br/>
+        <w:t xml:space="preserve">search are both </w:t>
+      </w:r>
+      <w:r>
+        <w:rPr>
+          <w:rStyle w:val="c1"/>
+          <w:rFonts w:eastAsia="Times New Roman" w:cs="Segoe UI"/>
+        </w:rPr>
+        <w:t>$o</w:t>
+      </w:r>
+      <w:r>
+        <w:rPr>
+          <w:rStyle w:val="c1"/>
+          <w:rFonts w:eastAsia="Times New Roman" w:cs="Segoe UI"/>
+        </w:rPr>
+        <w:t>r</w:t>
+      </w:r>
+      <w:r>
+        <w:rPr>
+          <w:rFonts w:ascii="Segoe UI" w:eastAsia="Times New Roman" w:hAnsi="Segoe UI" w:cs="Segoe UI"/>
+          <w:sz w:val="22"/>
+          <w:szCs w:val="22"/>
+        </w:rPr>
+        <w:t xml:space="preserve"> expressions, and spreading one over the other at the top level of a query would drop the access check — a search would return records the caller cannot read. </w:t>
+      </w:r>
+    </w:p>
+    <w:p>
+      <w:pPr>
+        <w:numPr>
+          <w:ilvl w:val="0"/>
+          <w:numId w:val="7"/>
+        </w:numPr>
+        <w:spacing w:before="100" w:beforeAutospacing="1" w:after="100" w:afterAutospacing="1"/>
+        <w:rPr>
+          <w:rFonts w:ascii="Segoe UI" w:eastAsia="Times New Roman" w:hAnsi="Segoe UI" w:cs="Segoe UI"/>
+          <w:sz w:val="22"/>
+          <w:szCs w:val="22"/>
+        </w:rPr>
+      </w:pPr>
+      <w:r>
+        <w:rPr>
+          <w:rStyle w:val="c1"/>
+          <w:rFonts w:eastAsia="Times New Roman" w:cs="Segoe UI"/>
+        </w:rPr>
         <w:t>recordAccessFilter</w:t>
       </w:r>
       <w:r>
@@ -3558,7 +4568,15 @@
           <w:sz w:val="22"/>
           <w:szCs w:val="22"/>
         </w:rPr>
-        <w:t xml:space="preserve"> both go through it. </w:t>
+        <w:t xml:space="preserve"> both go thro</w:t>
+      </w:r>
+      <w:r>
+        <w:rPr>
+          <w:rFonts w:ascii="Segoe UI" w:eastAsia="Times New Roman" w:hAnsi="Segoe UI" w:cs="Segoe UI"/>
+          <w:sz w:val="22"/>
+          <w:szCs w:val="22"/>
+        </w:rPr>
+        <w:t xml:space="preserve">ugh it. </w:t>
       </w:r>
     </w:p>
     <w:p>
@@ -3591,15 +4609,7 @@
           <w:sz w:val="22"/>
           <w:szCs w:val="22"/>
         </w:rPr>
-        <w:t>, loaded by the permission middleware, rathe</w:t>
-      </w:r>
-      <w:r>
-        <w:rPr>
-          <w:rFonts w:ascii="Segoe UI" w:hAnsi="Segoe UI" w:cs="Segoe UI"/>
-          <w:sz w:val="22"/>
-          <w:szCs w:val="22"/>
-        </w:rPr>
-        <w:t xml:space="preserve">r than </w:t>
+        <w:t xml:space="preserve">, loaded by the permission middleware, rather than </w:t>
       </w:r>
       <w:r>
         <w:rPr>
@@ -3614,7 +4624,15 @@
           <w:sz w:val="22"/>
           <w:szCs w:val="22"/>
         </w:rPr>
-        <w:t xml:space="preserve"> from the token — with records shared selectively, a demoted administrator keeping the bypass for the rest of their eight-hour session would be a leak.</w:t>
+        <w:t xml:space="preserve"> from the token — with records shared selectively, a demoted administrator keeping the bypass for the rest of their eight-h</w:t>
+      </w:r>
+      <w:r>
+        <w:rPr>
+          <w:rFonts w:ascii="Segoe UI" w:hAnsi="Segoe UI" w:cs="Segoe UI"/>
+          <w:sz w:val="22"/>
+          <w:szCs w:val="22"/>
+        </w:rPr>
+        <w:t>our session would be a leak.</w:t>
       </w:r>
     </w:p>
     <w:p>
@@ -3662,15 +4680,7 @@
           <w:sz w:val="22"/>
           <w:szCs w:val="22"/>
         </w:rPr>
-        <w:t xml:space="preserve"> still demand ownership or administ</w:t>
-      </w:r>
-      <w:r>
-        <w:rPr>
-          <w:rFonts w:ascii="Segoe UI" w:hAnsi="Segoe UI" w:cs="Segoe UI"/>
-          <w:sz w:val="22"/>
-          <w:szCs w:val="22"/>
-        </w:rPr>
-        <w:t xml:space="preserve">rator, and the Data table hides those buttons on a record you do not own instead of offering one that answers 403. The picker is filled by </w:t>
+        <w:t xml:space="preserve"> still demand ownership or administrator, and the Data table hides those buttons on a record you do not own instead of offering one that answers 403. The picker is filled by </w:t>
       </w:r>
       <w:r>
         <w:rPr>
@@ -3700,15 +4710,7 @@
           <w:sz w:val="22"/>
           <w:szCs w:val="22"/>
         </w:rPr>
-        <w:t xml:space="preserve"> only, because addressing a share is not an administr</w:t>
-      </w:r>
-      <w:r>
-        <w:rPr>
-          <w:rFonts w:ascii="Segoe UI" w:hAnsi="Segoe UI" w:cs="Segoe UI"/>
-          <w:sz w:val="22"/>
-          <w:szCs w:val="22"/>
-        </w:rPr>
-        <w:t>ative act.</w:t>
+        <w:t xml:space="preserve"> only, because addressing a share is not an administrative act.</w:t>
       </w:r>
     </w:p>
     <w:p>
@@ -4006,7 +5008,15 @@
                 <w:sz w:val="19"/>
                 <w:szCs w:val="19"/>
               </w:rPr>
-              <w:t>Architecture, data model, authorisation, the workflow/currency/retention/meeting mechanisms, API surface</w:t>
+              <w:t>Architecture, data model, authorisation, the workflow/currency/retention/meeting mechani</w:t>
+            </w:r>
+            <w:r>
+              <w:rPr>
+                <w:rFonts w:ascii="Segoe UI" w:eastAsia="Times New Roman" w:hAnsi="Segoe UI" w:cs="Segoe UI"/>
+                <w:sz w:val="19"/>
+                <w:szCs w:val="19"/>
+              </w:rPr>
+              <w:t>sms, API surface</w:t>
             </w:r>
           </w:p>
         </w:tc>
@@ -4081,15 +5091,7 @@
                 <w:sz w:val="19"/>
                 <w:szCs w:val="19"/>
               </w:rPr>
-              <w:t xml:space="preserve">Navigation map, the grammar </w:t>
-            </w:r>
-            <w:r>
-              <w:rPr>
-                <w:rFonts w:ascii="Segoe UI" w:eastAsia="Times New Roman" w:hAnsi="Segoe UI" w:cs="Segoe UI"/>
-                <w:sz w:val="19"/>
-                <w:szCs w:val="19"/>
-              </w:rPr>
-              <w:t>every page follows, and each screen's regions and controls</w:t>
+              <w:t>Navigation map, the grammar every page follows, and each screen's regions and controls</w:t>
             </w:r>
           </w:p>
         </w:tc>
@@ -4164,7 +5166,15 @@
                 <w:sz w:val="19"/>
                 <w:szCs w:val="19"/>
               </w:rPr>
-              <w:t>Cases traced to requirement IDs, with a regression set for the current release</w:t>
+              <w:t>Cases traced to r</w:t>
+            </w:r>
+            <w:r>
+              <w:rPr>
+                <w:rFonts w:ascii="Segoe UI" w:eastAsia="Times New Roman" w:hAnsi="Segoe UI" w:cs="Segoe UI"/>
+                <w:sz w:val="19"/>
+                <w:szCs w:val="19"/>
+              </w:rPr>
+              <w:t>equirement IDs, with a regression set for the current release</w:t>
             </w:r>
           </w:p>
         </w:tc>
@@ -4203,16 +5213,7 @@
                   <w:sz w:val="19"/>
                   <w:szCs w:val="19"/>
                 </w:rPr>
-                <w:t>User Man</w:t>
-              </w:r>
-              <w:r>
-                <w:rPr>
-                  <w:rStyle w:val="Hyperlink"/>
-                  <w:rFonts w:ascii="Segoe UI" w:eastAsia="Times New Roman" w:hAnsi="Segoe UI" w:cs="Segoe UI"/>
-                  <w:sz w:val="19"/>
-                  <w:szCs w:val="19"/>
-                </w:rPr>
-                <w:t>ual</w:t>
+                <w:t>User Manual</w:t>
               </w:r>
             </w:hyperlink>
           </w:p>
@@ -4315,23 +5316,22 @@
           <w:rStyle w:val="c1"/>
           <w:rFonts w:cs="Segoe UI"/>
         </w:rPr>
-        <w:t>database:manage</w:t>
-      </w:r>
-      <w:r>
-        <w:rPr>
-          <w:rFonts w:ascii="Segoe UI" w:hAnsi="Segoe UI" w:cs="Segoe UI"/>
-          <w:sz w:val="22"/>
-          <w:szCs w:val="22"/>
-        </w:rPr>
-        <w:t xml:space="preserve"> permissions) is four tabs over the same MongoDB connection the app already uses. Everything it does is a</w:t>
-      </w:r>
-      <w:r>
-        <w:rPr>
-          <w:rFonts w:ascii="Segoe UI" w:hAnsi="Segoe UI" w:cs="Segoe UI"/>
-          <w:sz w:val="22"/>
-          <w:szCs w:val="22"/>
-        </w:rPr>
-        <w:t xml:space="preserve"> driver command — nothing shells out to </w:t>
+        <w:t>database:mana</w:t>
+      </w:r>
+      <w:r>
+        <w:rPr>
+          <w:rStyle w:val="c1"/>
+          <w:rFonts w:cs="Segoe UI"/>
+        </w:rPr>
+        <w:t>ge</w:t>
+      </w:r>
+      <w:r>
+        <w:rPr>
+          <w:rFonts w:ascii="Segoe UI" w:hAnsi="Segoe UI" w:cs="Segoe UI"/>
+          <w:sz w:val="22"/>
+          <w:szCs w:val="22"/>
+        </w:rPr>
+        <w:t xml:space="preserve"> permissions) is four tabs over the same MongoDB connection the app already uses. Everything it does is a driver command — nothing shells out to </w:t>
       </w:r>
       <w:r>
         <w:rPr>
@@ -4408,15 +5408,7 @@
           <w:sz w:val="22"/>
           <w:szCs w:val="22"/>
         </w:rPr>
-        <w:t>Syncs the indexes the models declare, seeds the root categories when none exist, and creates a superuser. An account matching the us</w:t>
-      </w:r>
-      <w:r>
-        <w:rPr>
-          <w:rFonts w:ascii="Segoe UI" w:hAnsi="Segoe UI" w:cs="Segoe UI"/>
-          <w:sz w:val="22"/>
-          <w:szCs w:val="22"/>
-        </w:rPr>
-        <w:t xml:space="preserve">ername or email is promoted to </w:t>
+        <w:t xml:space="preserve">Syncs the indexes the models declare, seeds the root categories when none exist, and creates a superuser. An account matching the username or email is promoted to </w:t>
       </w:r>
       <w:r>
         <w:rPr>
@@ -4431,7 +5423,15 @@
           <w:sz w:val="22"/>
           <w:szCs w:val="22"/>
         </w:rPr>
-        <w:t xml:space="preserve"> and re-keyed rather than duplicated, so running it twice leaves one usable administrator either way.</w:t>
+        <w:t xml:space="preserve"> and re-keyed rather than duplicated, so running it twice leaves one usable administrato</w:t>
+      </w:r>
+      <w:r>
+        <w:rPr>
+          <w:rFonts w:ascii="Segoe UI" w:hAnsi="Segoe UI" w:cs="Segoe UI"/>
+          <w:sz w:val="22"/>
+          <w:szCs w:val="22"/>
+        </w:rPr>
+        <w:t>r either way.</w:t>
       </w:r>
     </w:p>
     <w:p>
@@ -4474,15 +5474,15 @@
           <w:sz w:val="22"/>
           <w:szCs w:val="22"/>
         </w:rPr>
-        <w:t xml:space="preserve"> and a superuser — wi</w:t>
-      </w:r>
-      <w:r>
-        <w:rPr>
-          <w:rFonts w:ascii="Segoe UI" w:hAnsi="Segoe UI" w:cs="Segoe UI"/>
-          <w:sz w:val="22"/>
-          <w:szCs w:val="22"/>
-        </w:rPr>
-        <w:t xml:space="preserve">thout one, nobody could sign back in — and always writes a backup first, so a mistaken reset is recoverable from the Restoration tab. Because it drops </w:t>
+        <w:t xml:space="preserve"> and a superuser — without one, nobody could sign back in — and always writes a backup first, so a mistaken reset is recoverable from the Restora</w:t>
+      </w:r>
+      <w:r>
+        <w:rPr>
+          <w:rFonts w:ascii="Segoe UI" w:hAnsi="Segoe UI" w:cs="Segoe UI"/>
+          <w:sz w:val="22"/>
+          <w:szCs w:val="22"/>
+        </w:rPr>
+        <w:t xml:space="preserve">tion tab. Because it drops </w:t>
       </w:r>
       <w:r>
         <w:rPr>
@@ -4544,7 +5544,15 @@
           <w:sz w:val="22"/>
           <w:szCs w:val="22"/>
         </w:rPr>
-        <w:t xml:space="preserve"> (git-ignored). Canonical EJSON is what keeps </w:t>
+        <w:t xml:space="preserve"> (git-ignored). Canonical EJSON is wha</w:t>
+      </w:r>
+      <w:r>
+        <w:rPr>
+          <w:rFonts w:ascii="Segoe UI" w:hAnsi="Segoe UI" w:cs="Segoe UI"/>
+          <w:sz w:val="22"/>
+          <w:szCs w:val="22"/>
+        </w:rPr>
+        <w:t xml:space="preserve">t keeps </w:t>
       </w:r>
       <w:r>
         <w:rPr>
@@ -4589,15 +5597,7 @@
           <w:sz w:val="22"/>
           <w:szCs w:val="22"/>
         </w:rPr>
-        <w:t xml:space="preserve"> </w:t>
-      </w:r>
-      <w:r>
-        <w:rPr>
-          <w:rFonts w:ascii="Segoe UI" w:hAnsi="Segoe UI" w:cs="Segoe UI"/>
-          <w:sz w:val="22"/>
-          <w:szCs w:val="22"/>
-        </w:rPr>
-        <w:t>would turn both into strings and the restore would quietly change every document's types.</w:t>
+        <w:t xml:space="preserve"> would turn both into strings and the restore would quietly change every document's types.</w:t>
       </w:r>
     </w:p>
     <w:p>
@@ -4633,7 +5633,15 @@
           <w:sz w:val="22"/>
           <w:szCs w:val="22"/>
         </w:rPr>
-        <w:t xml:space="preserve"> empties each collection first, making the backup the whole truth, and takes its own safety backup beforehand. </w:t>
+        <w:t xml:space="preserve"> empties each collection first, making the backup the whole</w:t>
+      </w:r>
+      <w:r>
+        <w:rPr>
+          <w:rFonts w:ascii="Segoe UI" w:hAnsi="Segoe UI" w:cs="Segoe UI"/>
+          <w:sz w:val="22"/>
+          <w:szCs w:val="22"/>
+        </w:rPr>
+        <w:t xml:space="preserve"> truth, and takes its own safety backup beforehand. </w:t>
       </w:r>
       <w:r>
         <w:rPr>
@@ -4651,15 +5659,7 @@
           <w:sz w:val="22"/>
           <w:szCs w:val="22"/>
         </w:rPr>
-        <w:t xml:space="preserve"> keeps what is </w:t>
-      </w:r>
-      <w:r>
-        <w:rPr>
-          <w:rFonts w:ascii="Segoe UI" w:hAnsi="Segoe UI" w:cs="Segoe UI"/>
-          <w:sz w:val="22"/>
-          <w:szCs w:val="22"/>
-        </w:rPr>
-        <w:t xml:space="preserve">there and skips documents whose </w:t>
+        <w:t xml:space="preserve"> keeps what is there and skips documents whose </w:t>
       </w:r>
       <w:r>
         <w:rPr>
@@ -4692,15 +5692,15 @@
           <w:sz w:val="22"/>
           <w:szCs w:val="22"/>
         </w:rPr>
-        <w:t>The dump is assembled in memory before it is written, which suits a store of this size. A database large enough to strain t</w:t>
-      </w:r>
-      <w:r>
-        <w:rPr>
-          <w:rFonts w:ascii="Segoe UI" w:hAnsi="Segoe UI" w:cs="Segoe UI"/>
-          <w:sz w:val="22"/>
-          <w:szCs w:val="22"/>
-        </w:rPr>
-        <w:t xml:space="preserve">hat wants </w:t>
+        <w:t>The dump is assembled in memory before it is writte</w:t>
+      </w:r>
+      <w:r>
+        <w:rPr>
+          <w:rFonts w:ascii="Segoe UI" w:hAnsi="Segoe UI" w:cs="Segoe UI"/>
+          <w:sz w:val="22"/>
+          <w:szCs w:val="22"/>
+        </w:rPr>
+        <w:t xml:space="preserve">n, which suits a store of this size. A database large enough to strain that wants </w:t>
       </w:r>
       <w:r>
         <w:rPr>
@@ -4829,7 +5829,15 @@
           <w:sz w:val="22"/>
           <w:szCs w:val="22"/>
         </w:rPr>
-        <w:t xml:space="preserve"> view of the members. Replication is a server-level feature: a </w:t>
+        <w:t xml:space="preserve"> view of the mem</w:t>
+      </w:r>
+      <w:r>
+        <w:rPr>
+          <w:rFonts w:ascii="Segoe UI" w:hAnsi="Segoe UI" w:cs="Segoe UI"/>
+          <w:sz w:val="22"/>
+          <w:szCs w:val="22"/>
+        </w:rPr>
+        <w:t xml:space="preserve">bers. Replication is a server-level feature: a </w:t>
       </w:r>
       <w:r>
         <w:rPr>
@@ -4851,14 +5859,7 @@
           <w:rStyle w:val="c1"/>
           <w:rFonts w:cs="Segoe UI"/>
         </w:rPr>
-        <w:t>--</w:t>
-      </w:r>
-      <w:r>
-        <w:rPr>
-          <w:rStyle w:val="c1"/>
-          <w:rFonts w:cs="Segoe UI"/>
-        </w:rPr>
-        <w:t>replSet</w:t>
+        <w:t>--replSet</w:t>
       </w:r>
       <w:r>
         <w:rPr>
@@ -4913,15 +5914,7 @@
           <w:sz w:val="22"/>
           <w:szCs w:val="22"/>
         </w:rPr>
-        <w:t>System maintenance, each task reported separately so one refusal does n</w:t>
-      </w:r>
-      <w:r>
-        <w:rPr>
-          <w:rFonts w:ascii="Segoe UI" w:hAnsi="Segoe UI" w:cs="Segoe UI"/>
-          <w:sz w:val="22"/>
-          <w:szCs w:val="22"/>
-        </w:rPr>
-        <w:t>ot hide another task's success:</w:t>
+        <w:t>System maintenance, each task reported separately so one refusal does not hide another task's success:</w:t>
       </w:r>
     </w:p>
     <w:tbl>
@@ -5181,7 +6174,15 @@
                 <w:sz w:val="19"/>
                 <w:szCs w:val="19"/>
               </w:rPr>
-              <w:t xml:space="preserve">Deletes the stored maintenance log, optionally keeping the last </w:t>
+              <w:t>D</w:t>
+            </w:r>
+            <w:r>
+              <w:rPr>
+                <w:rFonts w:ascii="Segoe UI" w:eastAsia="Times New Roman" w:hAnsi="Segoe UI" w:cs="Segoe UI"/>
+                <w:sz w:val="19"/>
+                <w:szCs w:val="19"/>
+              </w:rPr>
+              <w:t xml:space="preserve">eletes the stored maintenance log, optionally keeping the last </w:t>
             </w:r>
             <w:r>
               <w:rPr>
@@ -5236,15 +6237,7 @@
                 <w:sz w:val="19"/>
                 <w:szCs w:val="19"/>
               </w:rPr>
-              <w:t>C</w:t>
-            </w:r>
-            <w:r>
-              <w:rPr>
-                <w:rFonts w:ascii="Segoe UI" w:eastAsia="Times New Roman" w:hAnsi="Segoe UI" w:cs="Segoe UI"/>
-                <w:sz w:val="19"/>
-                <w:szCs w:val="19"/>
-              </w:rPr>
-              <w:t>ompact collections</w:t>
+              <w:t>Compact collections</w:t>
             </w:r>
           </w:p>
         </w:tc>
@@ -5469,7 +6462,15 @@
           <w:sz w:val="22"/>
           <w:szCs w:val="22"/>
         </w:rPr>
-        <w:t>: one left out has its live files reported as orphans and deleted.</w:t>
+        <w:t xml:space="preserve">: one left out has its live files reported as </w:t>
+      </w:r>
+      <w:r>
+        <w:rPr>
+          <w:rFonts w:ascii="Segoe UI" w:hAnsi="Segoe UI" w:cs="Segoe UI"/>
+          <w:sz w:val="22"/>
+          <w:szCs w:val="22"/>
+        </w:rPr>
+        <w:t>orphans and deleted.</w:t>
       </w:r>
     </w:p>
     <w:p>
@@ -5530,23 +6531,22 @@
           <w:rStyle w:val="c1"/>
           <w:rFonts w:cs="Segoe UI"/>
         </w:rPr>
-        <w:t>activity_logs</w:t>
-      </w:r>
-      <w:r>
-        <w:rPr>
-          <w:rFonts w:ascii="Segoe UI" w:hAnsi="Segoe UI" w:cs="Segoe UI"/>
-          <w:sz w:val="22"/>
-          <w:szCs w:val="22"/>
-        </w:rPr>
-        <w:t xml:space="preserve"> collection,</w:t>
-      </w:r>
-      <w:r>
-        <w:rPr>
-          <w:rFonts w:ascii="Segoe UI" w:hAnsi="Segoe UI" w:cs="Segoe UI"/>
-          <w:sz w:val="22"/>
-          <w:szCs w:val="22"/>
-        </w:rPr>
-        <w:t xml:space="preserve"> written by these maintenance actions themselves — it lives in the database rather than in a file so it can be read and cleared without shell access.</w:t>
+        <w:t>acti</w:t>
+      </w:r>
+      <w:r>
+        <w:rPr>
+          <w:rStyle w:val="c1"/>
+          <w:rFonts w:cs="Segoe UI"/>
+        </w:rPr>
+        <w:t>vity_logs</w:t>
+      </w:r>
+      <w:r>
+        <w:rPr>
+          <w:rFonts w:ascii="Segoe UI" w:hAnsi="Segoe UI" w:cs="Segoe UI"/>
+          <w:sz w:val="22"/>
+          <w:szCs w:val="22"/>
+        </w:rPr>
+        <w:t xml:space="preserve"> collection, written by these maintenance actions themselves — it lives in the database rather than in a file so it can be read and cleared without shell access.</w:t>
       </w:r>
     </w:p>
     <w:p>
@@ -5588,15 +6588,15 @@
           <w:sz w:val="22"/>
           <w:szCs w:val="22"/>
         </w:rPr>
-        <w:t xml:space="preserve"> is direct messages between accounts on this app: search for someone, pick them, and write to the</w:t>
-      </w:r>
-      <w:r>
-        <w:rPr>
-          <w:rFonts w:ascii="Segoe UI" w:hAnsi="Segoe UI" w:cs="Segoe UI"/>
-          <w:sz w:val="22"/>
-          <w:szCs w:val="22"/>
-        </w:rPr>
-        <w:t>m.</w:t>
+        <w:t xml:space="preserve"> is direct messages between accounts on this app: search for someone, pick t</w:t>
+      </w:r>
+      <w:r>
+        <w:rPr>
+          <w:rFonts w:ascii="Segoe UI" w:hAnsi="Segoe UI" w:cs="Segoe UI"/>
+          <w:sz w:val="22"/>
+          <w:szCs w:val="22"/>
+        </w:rPr>
+        <w:t>hem, and write to them.</w:t>
       </w:r>
     </w:p>
     <w:p>
@@ -5635,15 +6635,15 @@
           <w:sz w:val="22"/>
           <w:szCs w:val="22"/>
         </w:rPr>
-        <w:t xml:space="preserve"> returns the newest messages addressed to you and the unread total in one response, because the header polls it every 15 seconds and a second round trip for the badge would double that for</w:t>
-      </w:r>
-      <w:r>
-        <w:rPr>
-          <w:rFonts w:ascii="Segoe UI" w:hAnsi="Segoe UI" w:cs="Segoe UI"/>
-          <w:sz w:val="22"/>
-          <w:szCs w:val="22"/>
-        </w:rPr>
-        <w:t xml:space="preserve"> nothing. It replaced </w:t>
+        <w:t xml:space="preserve"> returns the newest messages addressed to you and the unread total in one response, because the header polls it every 15 seconds and a second round trip for the badge </w:t>
+      </w:r>
+      <w:r>
+        <w:rPr>
+          <w:rFonts w:ascii="Segoe UI" w:hAnsi="Segoe UI" w:cs="Segoe UI"/>
+          <w:sz w:val="22"/>
+          <w:szCs w:val="22"/>
+        </w:rPr>
+        <w:t xml:space="preserve">would double that for nothing. It replaced </w:t>
       </w:r>
       <w:r>
         <w:rPr>
@@ -5706,15 +6706,15 @@
           <w:sz w:val="22"/>
           <w:szCs w:val="22"/>
         </w:rPr>
-        <w:t xml:space="preserve"> up to DashboardPage, whic</w:t>
-      </w:r>
-      <w:r>
-        <w:rPr>
-          <w:rFonts w:ascii="Segoe UI" w:hAnsi="Segoe UI" w:cs="Segoe UI"/>
-          <w:sz w:val="22"/>
-          <w:szCs w:val="22"/>
-        </w:rPr>
-        <w:t xml:space="preserve">h switches to Chat and passes it down as </w:t>
+        <w:t xml:space="preserve"> up t</w:t>
+      </w:r>
+      <w:r>
+        <w:rPr>
+          <w:rFonts w:ascii="Segoe UI" w:hAnsi="Segoe UI" w:cs="Segoe UI"/>
+          <w:sz w:val="22"/>
+          <w:szCs w:val="22"/>
+        </w:rPr>
+        <w:t xml:space="preserve">o DashboardPage, which switches to Chat and passes it down as </w:t>
       </w:r>
       <w:r>
         <w:rPr>
@@ -5761,21 +6761,22 @@
           <w:sz w:val="22"/>
           <w:szCs w:val="22"/>
         </w:rPr>
-        <w:t xml:space="preserve">A file goes as a message of its own — </w:t>
-      </w:r>
-      <w:r>
-        <w:rPr>
-          <w:rStyle w:val="c1"/>
-          <w:rFonts w:cs="Segoe UI"/>
-        </w:rPr>
-        <w:t>POST /chat/threa</w:t>
-      </w:r>
-      <w:r>
-        <w:rPr>
-          <w:rStyle w:val="c1"/>
-          <w:rFonts w:cs="Segoe UI"/>
-        </w:rPr>
-        <w:t>ds/:id/attachments</w:t>
+        <w:t>A file goes as a message of its o</w:t>
+      </w:r>
+      <w:r>
+        <w:rPr>
+          <w:rFonts w:ascii="Segoe UI" w:hAnsi="Segoe UI" w:cs="Segoe UI"/>
+          <w:sz w:val="22"/>
+          <w:szCs w:val="22"/>
+        </w:rPr>
+        <w:t xml:space="preserve">wn — </w:t>
+      </w:r>
+      <w:r>
+        <w:rPr>
+          <w:rStyle w:val="c1"/>
+          <w:rFonts w:cs="Segoe UI"/>
+        </w:rPr>
+        <w:t>POST /chat/threads/:id/attachments</w:t>
       </w:r>
       <w:r>
         <w:rPr>
@@ -5798,7 +6799,15 @@
           <w:sz w:val="22"/>
           <w:szCs w:val="22"/>
         </w:rPr>
-        <w:t xml:space="preserve"> with a generated name.</w:t>
+        <w:t xml:space="preserve"> with a g</w:t>
+      </w:r>
+      <w:r>
+        <w:rPr>
+          <w:rFonts w:ascii="Segoe UI" w:hAnsi="Segoe UI" w:cs="Segoe UI"/>
+          <w:sz w:val="22"/>
+          <w:szCs w:val="22"/>
+        </w:rPr>
+        <w:t>enerated name.</w:t>
       </w:r>
     </w:p>
     <w:p>
@@ -5818,17 +6827,7 @@
           <w:sz w:val="22"/>
           <w:szCs w:val="22"/>
         </w:rPr>
-        <w:t>Upload</w:t>
-      </w:r>
-      <w:r>
-        <w:rPr>
-          <w:rFonts w:ascii="Segoe UI" w:hAnsi="Segoe UI" w:cs="Segoe UI"/>
-          <w:b/>
-          <w:bCs/>
-          <w:sz w:val="22"/>
-          <w:szCs w:val="22"/>
-        </w:rPr>
-        <w:t>s live for a week.</w:t>
+        <w:t>Uploads live for a week.</w:t>
       </w:r>
       <w:r>
         <w:rPr>
@@ -5881,15 +6880,15 @@
           <w:sz w:val="22"/>
           <w:szCs w:val="22"/>
         </w:rPr>
-        <w:t>. The message itself is never removed — the record that a file was sent outlives the file, and the tagged n</w:t>
-      </w:r>
-      <w:r>
-        <w:rPr>
-          <w:rFonts w:ascii="Segoe UI" w:hAnsi="Segoe UI" w:cs="Segoe UI"/>
-          <w:sz w:val="22"/>
-          <w:szCs w:val="22"/>
-        </w:rPr>
-        <w:t xml:space="preserve">ame is what tells the UI to stop offering a download. The sweep refuses any stored path that resolves outside </w:t>
+        <w:t>. The message itself is never removed — the record that a file was sent outlives the f</w:t>
+      </w:r>
+      <w:r>
+        <w:rPr>
+          <w:rFonts w:ascii="Segoe UI" w:hAnsi="Segoe UI" w:cs="Segoe UI"/>
+          <w:sz w:val="22"/>
+          <w:szCs w:val="22"/>
+        </w:rPr>
+        <w:t xml:space="preserve">ile, and the tagged name is what tells the UI to stop offering a download. The sweep refuses any stored path that resolves outside </w:t>
       </w:r>
       <w:r>
         <w:rPr>
@@ -5929,15 +6928,15 @@
           <w:sz w:val="22"/>
           <w:szCs w:val="22"/>
         </w:rPr>
-        <w:t xml:space="preserve"> counts chat attachments whose file has not yet been swept, so</w:t>
-      </w:r>
-      <w:r>
-        <w:rPr>
-          <w:rFonts w:ascii="Segoe UI" w:hAnsi="Segoe UI" w:cs="Segoe UI"/>
-          <w:sz w:val="22"/>
-          <w:szCs w:val="22"/>
-        </w:rPr>
-        <w:t xml:space="preserve"> the Database Management orphan cleanup never deletes a live one.</w:t>
+        <w:t xml:space="preserve"> counts chat attachments whose file has n</w:t>
+      </w:r>
+      <w:r>
+        <w:rPr>
+          <w:rFonts w:ascii="Segoe UI" w:hAnsi="Segoe UI" w:cs="Segoe UI"/>
+          <w:sz w:val="22"/>
+          <w:szCs w:val="22"/>
+        </w:rPr>
+        <w:t>ot yet been swept, so the Database Management orphan cleanup never deletes a live one.</w:t>
       </w:r>
     </w:p>
     <w:p>
@@ -5985,15 +6984,15 @@
           <w:sz w:val="22"/>
           <w:szCs w:val="22"/>
         </w:rPr>
-        <w:t>, and no message named a recipient — so a "chat" was a private notepad that nob</w:t>
-      </w:r>
-      <w:r>
-        <w:rPr>
-          <w:rFonts w:ascii="Segoe UI" w:hAnsi="Segoe UI" w:cs="Segoe UI"/>
-          <w:sz w:val="22"/>
-          <w:szCs w:val="22"/>
-        </w:rPr>
-        <w:t>ody else could ever receive. The model was replaced rather than extended, because none of those fields describe a message with two ends.</w:t>
+        <w:t>, and no message named a recipient — so a "chat" was a pri</w:t>
+      </w:r>
+      <w:r>
+        <w:rPr>
+          <w:rFonts w:ascii="Segoe UI" w:hAnsi="Segoe UI" w:cs="Segoe UI"/>
+          <w:sz w:val="22"/>
+          <w:szCs w:val="22"/>
+        </w:rPr>
+        <w:t>vate notepad that nobody else could ever receive. The model was replaced rather than extended, because none of those fields describe a message with two ends.</w:t>
       </w:r>
     </w:p>
     <w:p>
@@ -7141,22 +8140,29 @@
           <w:sz w:val="22"/>
           <w:szCs w:val="22"/>
         </w:rPr>
-        <w:t xml:space="preserve"> adds up the totals, the monthly series and the category breakdown on the server, against the same filters the entry list uses, so the stat cards, the</w:t>
-      </w:r>
-      <w:r>
-        <w:rPr>
-          <w:rFonts w:ascii="Segoe UI" w:hAnsi="Segoe UI" w:cs="Segoe UI"/>
-          <w:sz w:val="22"/>
-          <w:szCs w:val="22"/>
-        </w:rPr>
-        <w:t xml:space="preserve"> charts and the table can never disagree. It does that once per currency and returns </w:t>
-      </w:r>
-      <w:r>
-        <w:rPr>
-          <w:rStyle w:val="c1"/>
-          <w:rFonts w:cs="Segoe UI"/>
-        </w:rPr>
-        <w:t>byCurrency: { USD: {…}, REM: {…} }</w:t>
+        <w:t xml:space="preserve"> </w:t>
+      </w:r>
+      <w:r>
+        <w:rPr>
+          <w:rFonts w:ascii="Segoe UI" w:hAnsi="Segoe UI" w:cs="Segoe UI"/>
+          <w:sz w:val="22"/>
+          <w:szCs w:val="22"/>
+        </w:rPr>
+        <w:t xml:space="preserve">adds up the totals, the monthly series and the category breakdown on the server, against the same filters the entry list uses, so the stat cards, the charts and the table can never disagree. It does that once per currency and returns </w:t>
+      </w:r>
+      <w:r>
+        <w:rPr>
+          <w:rStyle w:val="c1"/>
+          <w:rFonts w:cs="Segoe UI"/>
+        </w:rPr>
+        <w:t>byCurrency: { USD: {…}</w:t>
+      </w:r>
+      <w:r>
+        <w:rPr>
+          <w:rStyle w:val="c1"/>
+          <w:rFonts w:cs="Segoe UI"/>
+        </w:rPr>
+        <w:t>, REM: {…} }</w:t>
       </w:r>
       <w:r>
         <w:rPr>
@@ -7182,15 +8188,15 @@
           <w:sz w:val="22"/>
           <w:szCs w:val="22"/>
         </w:rPr>
-        <w:t>Nothing converts between them. There is</w:t>
-      </w:r>
-      <w:r>
-        <w:rPr>
-          <w:rFonts w:ascii="Segoe UI" w:hAnsi="Segoe UI" w:cs="Segoe UI"/>
-          <w:sz w:val="22"/>
-          <w:szCs w:val="22"/>
-        </w:rPr>
-        <w:t xml:space="preserve"> no exchange rate anywhere in this app, and a combined balance would be a figure nobody could act on — so there is no combined balance, and no currency selector to hide one behind. </w:t>
+        <w:t>Nothing converts between them. There is no exchange rate anywhere in this app, and a combined balance would be a figure nobody could act on — so t</w:t>
+      </w:r>
+      <w:r>
+        <w:rPr>
+          <w:rFonts w:ascii="Segoe UI" w:hAnsi="Segoe UI" w:cs="Segoe UI"/>
+          <w:sz w:val="22"/>
+          <w:szCs w:val="22"/>
+        </w:rPr>
+        <w:t xml:space="preserve">here is no combined balance, and no currency selector to hide one behind. </w:t>
       </w:r>
       <w:r>
         <w:rPr>
@@ -7220,15 +8226,7 @@
           <w:sz w:val="22"/>
           <w:szCs w:val="22"/>
         </w:rPr>
-        <w:t xml:space="preserve"> formats it as a number followed by</w:t>
-      </w:r>
-      <w:r>
-        <w:rPr>
-          <w:rFonts w:ascii="Segoe UI" w:hAnsi="Segoe UI" w:cs="Segoe UI"/>
-          <w:sz w:val="22"/>
-          <w:szCs w:val="22"/>
-        </w:rPr>
-        <w:t xml:space="preserve"> the code while </w:t>
+        <w:t xml:space="preserve"> formats it as a number followed by the code while </w:t>
       </w:r>
       <w:r>
         <w:rPr>
@@ -7290,23 +8288,23 @@
           <w:sz w:val="22"/>
           <w:szCs w:val="22"/>
         </w:rPr>
-        <w:t>Income and expense are two series that have to be told apart, so they take two categorical hues: the design system's primary blue and its amber. Green and red is the conventional pairing and precisely the reason it is avoided here — it is the pair red-gree</w:t>
-      </w:r>
-      <w:r>
-        <w:rPr>
-          <w:rFonts w:ascii="Segoe UI" w:hAnsi="Segoe UI" w:cs="Segoe UI"/>
-          <w:sz w:val="22"/>
-          <w:szCs w:val="22"/>
-        </w:rPr>
-        <w:t>n colour blindness collapses. Blue and amber stay separable under every common form of CVD, and each chart carries a legend or a direct label so identity never rests on colour alone. The running-balance line is a single series, so it takes one hue and no l</w:t>
-      </w:r>
-      <w:r>
-        <w:rPr>
-          <w:rFonts w:ascii="Segoe UI" w:hAnsi="Segoe UI" w:cs="Segoe UI"/>
-          <w:sz w:val="22"/>
-          <w:szCs w:val="22"/>
-        </w:rPr>
-        <w:t>egend; only its endpoint is labelled.</w:t>
+        <w:t>Income and expense are two series that have to be told</w:t>
+      </w:r>
+      <w:r>
+        <w:rPr>
+          <w:rFonts w:ascii="Segoe UI" w:hAnsi="Segoe UI" w:cs="Segoe UI"/>
+          <w:sz w:val="22"/>
+          <w:szCs w:val="22"/>
+        </w:rPr>
+        <w:t xml:space="preserve"> apart, so they take two categorical hues: the design system's primary blue and its amber. Green and red is the conventional pairing and precisely the reason it is avoided here — it is the pair red-green colour blindness collapses. Blue and amber stay sepa</w:t>
+      </w:r>
+      <w:r>
+        <w:rPr>
+          <w:rFonts w:ascii="Segoe UI" w:hAnsi="Segoe UI" w:cs="Segoe UI"/>
+          <w:sz w:val="22"/>
+          <w:szCs w:val="22"/>
+        </w:rPr>
+        <w:t>rable under every common form of CVD, and each chart carries a legend or a direct label so identity never rests on colour alone. The running-balance line is a single series, so it takes one hue and no legend; only its endpoint is labelled.</w:t>
       </w:r>
     </w:p>
     <w:p>
@@ -7338,7 +8336,15 @@
           <w:sz w:val="22"/>
           <w:szCs w:val="22"/>
         </w:rPr>
-        <w:t xml:space="preserve">A personal address book — name, email, phone, company, role, group, tags and notes — scoped by </w:t>
+        <w:t>A perso</w:t>
+      </w:r>
+      <w:r>
+        <w:rPr>
+          <w:rFonts w:ascii="Segoe UI" w:hAnsi="Segoe UI" w:cs="Segoe UI"/>
+          <w:sz w:val="22"/>
+          <w:szCs w:val="22"/>
+        </w:rPr>
+        <w:t xml:space="preserve">nal address book — name, email, phone, company, role, group, tags and notes — scoped by </w:t>
       </w:r>
       <w:r>
         <w:rPr>
@@ -7368,15 +8374,15 @@
           <w:sz w:val="22"/>
           <w:szCs w:val="22"/>
         </w:rPr>
-        <w:t xml:space="preserve"> r</w:t>
-      </w:r>
-      <w:r>
-        <w:rPr>
-          <w:rFonts w:ascii="Segoe UI" w:hAnsi="Segoe UI" w:cs="Segoe UI"/>
-          <w:sz w:val="22"/>
-          <w:szCs w:val="22"/>
-        </w:rPr>
-        <w:t>ather than the update route, so a star pressed in the list cannot overwrite the fields the card is not showing.</w:t>
+        <w:t xml:space="preserve"> rather than the update route, so a star pressed in the </w:t>
+      </w:r>
+      <w:r>
+        <w:rPr>
+          <w:rFonts w:ascii="Segoe UI" w:hAnsi="Segoe UI" w:cs="Segoe UI"/>
+          <w:sz w:val="22"/>
+          <w:szCs w:val="22"/>
+        </w:rPr>
+        <w:t>list cannot overwrite the fields the card is not showing.</w:t>
       </w:r>
     </w:p>
     <w:p>
@@ -7450,13 +8456,7 @@
         <w:rPr>
           <w:rFonts w:ascii="Segoe UI" w:eastAsia="Times New Roman" w:hAnsi="Segoe UI" w:cs="Segoe UI"/>
         </w:rPr>
-        <w:t>Pro</w:t>
-      </w:r>
-      <w:r>
-        <w:rPr>
-          <w:rFonts w:ascii="Segoe UI" w:eastAsia="Times New Roman" w:hAnsi="Segoe UI" w:cs="Segoe UI"/>
-        </w:rPr>
-        <w:t>jects</w:t>
+        <w:t>Projects</w:t>
       </w:r>
     </w:p>
     <w:p>
@@ -7507,7 +8507,15 @@
           <w:sz w:val="22"/>
           <w:szCs w:val="22"/>
         </w:rPr>
-        <w:t>), a status, dates, a colour, and its members. Owner, members and administrators see a project; nobody else does, and the same rule covers its tasks.</w:t>
+        <w:t>), a</w:t>
+      </w:r>
+      <w:r>
+        <w:rPr>
+          <w:rFonts w:ascii="Segoe UI" w:hAnsi="Segoe UI" w:cs="Segoe UI"/>
+          <w:sz w:val="22"/>
+          <w:szCs w:val="22"/>
+        </w:rPr>
+        <w:t xml:space="preserve"> status, dates, a colour, and its members. Owner, members and administrators see a project; nobody else does, and the same rule covers its tasks.</w:t>
       </w:r>
     </w:p>
     <w:p>
@@ -7540,15 +8548,7 @@
           <w:sz w:val="22"/>
           <w:szCs w:val="22"/>
         </w:rPr>
-        <w:t>). Task numbers are</w:t>
-      </w:r>
-      <w:r>
-        <w:rPr>
-          <w:rFonts w:ascii="Segoe UI" w:hAnsi="Segoe UI" w:cs="Segoe UI"/>
-          <w:sz w:val="22"/>
-          <w:szCs w:val="22"/>
-        </w:rPr>
-        <w:t xml:space="preserve"> handed out with an atomic </w:t>
+        <w:t xml:space="preserve">). Task numbers are handed out with an atomic </w:t>
       </w:r>
       <w:r>
         <w:rPr>
@@ -7563,7 +8563,15 @@
           <w:sz w:val="22"/>
           <w:szCs w:val="22"/>
         </w:rPr>
-        <w:t xml:space="preserve"> on the project, so two people filing a bug at the same moment cannot be given the same one — and the key is fixed once tasks exist, since renaming it would orphan every reference already written in a comment.</w:t>
+        <w:t xml:space="preserve"> on the project, so two</w:t>
+      </w:r>
+      <w:r>
+        <w:rPr>
+          <w:rFonts w:ascii="Segoe UI" w:hAnsi="Segoe UI" w:cs="Segoe UI"/>
+          <w:sz w:val="22"/>
+          <w:szCs w:val="22"/>
+        </w:rPr>
+        <w:t xml:space="preserve"> people filing a bug at the same moment cannot be given the same one — and the key is fixed once tasks exist, since renaming it would orphan every reference already written in a comment.</w:t>
       </w:r>
     </w:p>
     <w:p>
@@ -7581,23 +8589,15 @@
           <w:sz w:val="22"/>
           <w:szCs w:val="22"/>
         </w:rPr>
-        <w:t>Progress is cou</w:t>
-      </w:r>
-      <w:r>
-        <w:rPr>
-          <w:rFonts w:ascii="Segoe UI" w:hAnsi="Segoe UI" w:cs="Segoe UI"/>
-          <w:sz w:val="22"/>
-          <w:szCs w:val="22"/>
-        </w:rPr>
-        <w:t>nted from the board: verified and closed tasks over all tasks. A project can override it with a manual percentage when the work it tracks is not all on the board, and the card says which of the two it is showing rather than quietly swapping one for the oth</w:t>
-      </w:r>
-      <w:r>
-        <w:rPr>
-          <w:rFonts w:ascii="Segoe UI" w:hAnsi="Segoe UI" w:cs="Segoe UI"/>
-          <w:sz w:val="22"/>
-          <w:szCs w:val="22"/>
-        </w:rPr>
-        <w:t>er.</w:t>
+        <w:t>Progress is counted from the board: verified and closed tasks over al</w:t>
+      </w:r>
+      <w:r>
+        <w:rPr>
+          <w:rFonts w:ascii="Segoe UI" w:hAnsi="Segoe UI" w:cs="Segoe UI"/>
+          <w:sz w:val="22"/>
+          <w:szCs w:val="22"/>
+        </w:rPr>
+        <w:t>l tasks. A project can override it with a manual percentage when the work it tracks is not all on the board, and the card says which of the two it is showing rather than quietly swapping one for the other.</w:t>
       </w:r>
     </w:p>
     <w:p>
@@ -7636,7 +8636,15 @@
           <w:sz w:val="22"/>
           <w:szCs w:val="22"/>
         </w:rPr>
-        <w:t xml:space="preserve"> is the single definition of the lifecycle. </w:t>
+        <w:t xml:space="preserve"> i</w:t>
+      </w:r>
+      <w:r>
+        <w:rPr>
+          <w:rFonts w:ascii="Segoe UI" w:hAnsi="Segoe UI" w:cs="Segoe UI"/>
+          <w:sz w:val="22"/>
+          <w:szCs w:val="22"/>
+        </w:rPr>
+        <w:t xml:space="preserve">s the single definition of the lifecycle. </w:t>
       </w:r>
       <w:r>
         <w:rPr>
@@ -8245,15 +9253,15 @@
           <w:sz w:val="22"/>
           <w:szCs w:val="22"/>
         </w:rPr>
-        <w:t>. It is verified, or it is sent back — that single missing edg</w:t>
-      </w:r>
-      <w:r>
-        <w:rPr>
-          <w:rFonts w:ascii="Segoe UI" w:hAnsi="Segoe UI" w:cs="Segoe UI"/>
-          <w:sz w:val="22"/>
-          <w:szCs w:val="22"/>
-        </w:rPr>
-        <w:t>e is what makes the verification step real rather than decorative.</w:t>
+        <w:t>. It is verified, or it is sent back — that single missing edge is what makes the verification step real rather than decorati</w:t>
+      </w:r>
+      <w:r>
+        <w:rPr>
+          <w:rFonts w:ascii="Segoe UI" w:hAnsi="Segoe UI" w:cs="Segoe UI"/>
+          <w:sz w:val="22"/>
+          <w:szCs w:val="22"/>
+        </w:rPr>
+        <w:t>ve.</w:t>
       </w:r>
     </w:p>
     <w:p>
@@ -8278,7 +9286,7 @@
       <w:pPr>
         <w:numPr>
           <w:ilvl w:val="0"/>
-          <w:numId w:val="7"/>
+          <w:numId w:val="8"/>
         </w:numPr>
         <w:spacing w:before="100" w:beforeAutospacing="1" w:after="100" w:afterAutospacing="1"/>
         <w:rPr>
@@ -8319,7 +9327,7 @@
       <w:pPr>
         <w:numPr>
           <w:ilvl w:val="0"/>
-          <w:numId w:val="7"/>
+          <w:numId w:val="8"/>
         </w:numPr>
         <w:spacing w:before="100" w:beforeAutospacing="1" w:after="100" w:afterAutospacing="1"/>
         <w:rPr>
@@ -8344,15 +9352,7 @@
           <w:sz w:val="22"/>
           <w:szCs w:val="22"/>
         </w:rPr>
-        <w:t xml:space="preserve"> </w:t>
-      </w:r>
-      <w:r>
-        <w:rPr>
-          <w:rFonts w:ascii="Segoe UI" w:eastAsia="Times New Roman" w:hAnsi="Segoe UI" w:cs="Segoe UI"/>
-          <w:sz w:val="22"/>
-          <w:szCs w:val="22"/>
-        </w:rPr>
-        <w:t xml:space="preserve">needs a reason, which is stored as a comment as well as on the </w:t>
+        <w:t xml:space="preserve"> needs a reason, which is stored as a comment as well as on the </w:t>
       </w:r>
       <w:r>
         <w:rPr>
@@ -8361,6 +9361,13 @@
           <w:szCs w:val="22"/>
         </w:rPr>
         <w:br/>
+      </w:r>
+      <w:r>
+        <w:rPr>
+          <w:rFonts w:ascii="Segoe UI" w:eastAsia="Times New Roman" w:hAnsi="Segoe UI" w:cs="Segoe UI"/>
+          <w:sz w:val="22"/>
+          <w:szCs w:val="22"/>
+        </w:rPr>
         <w:t xml:space="preserve">history entry. Reopening also clears the resolution and the verification, because the fix did not hold, and increments the task's reopen count. </w:t>
       </w:r>
     </w:p>
@@ -8394,15 +9401,7 @@
           <w:sz w:val="22"/>
           <w:szCs w:val="22"/>
         </w:rPr>
-        <w:t xml:space="preserve"> and the lis</w:t>
-      </w:r>
-      <w:r>
-        <w:rPr>
-          <w:rFonts w:ascii="Segoe UI" w:hAnsi="Segoe UI" w:cs="Segoe UI"/>
-          <w:sz w:val="22"/>
-          <w:szCs w:val="22"/>
-        </w:rPr>
-        <w:t xml:space="preserve">t of moves that </w:t>
+        <w:t xml:space="preserve"> and the list of moves that </w:t>
       </w:r>
       <w:r>
         <w:rPr>
@@ -8420,7 +9419,15 @@
           <w:sz w:val="22"/>
           <w:szCs w:val="22"/>
         </w:rPr>
-        <w:t xml:space="preserve"> legal, so a board left open on a stale tab corrects itself instead of guessing.</w:t>
+        <w:t xml:space="preserve"> legal, so a board left open on a stale tab c</w:t>
+      </w:r>
+      <w:r>
+        <w:rPr>
+          <w:rFonts w:ascii="Segoe UI" w:hAnsi="Segoe UI" w:cs="Segoe UI"/>
+          <w:sz w:val="22"/>
+          <w:szCs w:val="22"/>
+        </w:rPr>
+        <w:t>orrects itself instead of guessing.</w:t>
       </w:r>
     </w:p>
     <w:p>
@@ -8452,15 +9459,15 @@
           <w:sz w:val="22"/>
           <w:szCs w:val="22"/>
         </w:rPr>
-        <w:t>Six columns, one per status, with cards dragged between them using the browser's own drag and drop — no extra dependency. While a card is held, th</w:t>
-      </w:r>
-      <w:r>
-        <w:rPr>
-          <w:rFonts w:ascii="Segoe UI" w:hAnsi="Segoe UI" w:cs="Segoe UI"/>
-          <w:sz w:val="22"/>
-          <w:szCs w:val="22"/>
-        </w:rPr>
-        <w:t xml:space="preserve">e columns it cannot legally reach stop accepting the drop and dim, so the workflow is visible </w:t>
+        <w:t>Six columns, one per status, with cards dragged between them using the browser's own drag and drop — no extra dependency. While a card is held, the columns it cannot legally reach stop accepting the drop and di</w:t>
+      </w:r>
+      <w:r>
+        <w:rPr>
+          <w:rFonts w:ascii="Segoe UI" w:hAnsi="Segoe UI" w:cs="Segoe UI"/>
+          <w:sz w:val="22"/>
+          <w:szCs w:val="22"/>
+        </w:rPr>
+        <w:t xml:space="preserve">m, so the workflow is visible </w:t>
       </w:r>
       <w:r>
         <w:rPr>
@@ -8478,15 +9485,7 @@
           <w:sz w:val="22"/>
           <w:szCs w:val="22"/>
         </w:rPr>
-        <w:t xml:space="preserve"> the drop rather than arriving as an error after it. A card's type is carried by its left edge as well as its icon, so a board full of bugs reads at a glanc</w:t>
-      </w:r>
-      <w:r>
-        <w:rPr>
-          <w:rFonts w:ascii="Segoe UI" w:hAnsi="Segoe UI" w:cs="Segoe UI"/>
-          <w:sz w:val="22"/>
-          <w:szCs w:val="22"/>
-        </w:rPr>
-        <w:t>e and the cue is never colour alone.</w:t>
+        <w:t xml:space="preserve"> the drop rather than arriving as an error after it. A card's type is carried by its left edge as well as its icon, so a board full of bugs reads at a glance and the cue is never colour alone.</w:t>
       </w:r>
     </w:p>
     <w:p>
@@ -8504,15 +9503,23 @@
           <w:sz w:val="22"/>
           <w:szCs w:val="22"/>
         </w:rPr>
-        <w:t>Opening a card shows the report (steps to reproduce, expected, actual, environment — only for bugs, where they earn their place), the moves available from its current status, its comments, and the history of who moved i</w:t>
-      </w:r>
-      <w:r>
-        <w:rPr>
-          <w:rFonts w:ascii="Segoe UI" w:hAnsi="Segoe UI" w:cs="Segoe UI"/>
-          <w:sz w:val="22"/>
-          <w:szCs w:val="22"/>
-        </w:rPr>
-        <w:t>t and when. There is no free status dropdown anywhere on the page: every status change goes through the same gate.</w:t>
+        <w:t>Opening a card shows the re</w:t>
+      </w:r>
+      <w:r>
+        <w:rPr>
+          <w:rFonts w:ascii="Segoe UI" w:hAnsi="Segoe UI" w:cs="Segoe UI"/>
+          <w:sz w:val="22"/>
+          <w:szCs w:val="22"/>
+        </w:rPr>
+        <w:t>port (steps to reproduce, expected, actual, environment — only for bugs, where they earn their place), the moves available from its current status, its comments, and the history of who moved it and when. There is no free status dropdown anywhere on the pag</w:t>
+      </w:r>
+      <w:r>
+        <w:rPr>
+          <w:rFonts w:ascii="Segoe UI" w:hAnsi="Segoe UI" w:cs="Segoe UI"/>
+          <w:sz w:val="22"/>
+          <w:szCs w:val="22"/>
+        </w:rPr>
+        <w:t>e: every status change goes through the same gate.</w:t>
       </w:r>
     </w:p>
     <w:p>
@@ -8545,15 +9552,15 @@
           <w:sz w:val="22"/>
           <w:szCs w:val="22"/>
         </w:rPr>
-        <w:t>), so a report can carry a table</w:t>
-      </w:r>
-      <w:r>
-        <w:rPr>
-          <w:rFonts w:ascii="Segoe UI" w:hAnsi="Segoe UI" w:cs="Segoe UI"/>
-          <w:sz w:val="22"/>
-          <w:szCs w:val="22"/>
-        </w:rPr>
-        <w:t>, a list or a pasted screenshot, and the drawer renders it as the markup it is. The reproduction fields stay plain text: they are steps, not documents.</w:t>
+        <w:t>), so a report can carry a table, a list or a pasted screenshot, and the drawer renders it as th</w:t>
+      </w:r>
+      <w:r>
+        <w:rPr>
+          <w:rFonts w:ascii="Segoe UI" w:hAnsi="Segoe UI" w:cs="Segoe UI"/>
+          <w:sz w:val="22"/>
+          <w:szCs w:val="22"/>
+        </w:rPr>
+        <w:t>e markup it is. The reproduction fields stay plain text: they are steps, not documents.</w:t>
       </w:r>
     </w:p>
     <w:p>
@@ -9410,7 +10417,7 @@
       <w:pPr>
         <w:numPr>
           <w:ilvl w:val="0"/>
-          <w:numId w:val="8"/>
+          <w:numId w:val="9"/>
         </w:numPr>
         <w:spacing w:before="100" w:beforeAutospacing="1" w:after="100" w:afterAutospacing="1"/>
         <w:rPr>
@@ -9465,7 +10472,7 @@
       <w:pPr>
         <w:numPr>
           <w:ilvl w:val="0"/>
-          <w:numId w:val="8"/>
+          <w:numId w:val="9"/>
         </w:numPr>
         <w:spacing w:before="100" w:beforeAutospacing="1" w:after="100" w:afterAutospacing="1"/>
         <w:rPr>
@@ -9514,7 +10521,7 @@
       <w:pPr>
         <w:numPr>
           <w:ilvl w:val="0"/>
-          <w:numId w:val="8"/>
+          <w:numId w:val="9"/>
         </w:numPr>
         <w:spacing w:before="100" w:beforeAutospacing="1" w:after="100" w:afterAutospacing="1"/>
         <w:rPr>
@@ -10202,7 +11209,7 @@
       <w:pPr>
         <w:spacing w:before="100" w:after="100"/>
         <w:ind w:left="255" w:right="720"/>
-        <w:divId w:val="1403405940"/>
+        <w:divId w:val="378626016"/>
         <w:rPr>
           <w:rFonts w:ascii="Segoe UI" w:eastAsia="Times New Roman" w:hAnsi="Segoe UI" w:cs="Segoe UI"/>
           <w:color w:val="44505C"/>
@@ -11474,9 +12481,9 @@
 <file path=word/numbering.xml><?xml version="1.0" encoding="utf-8"?>
 <w:numbering xmlns:wpc="http://schemas.microsoft.com/office/word/2010/wordprocessingCanvas" xmlns:cx="http://schemas.microsoft.com/office/drawing/2014/chartex" xmlns:mc="http://schemas.openxmlformats.org/markup-compatibility/2006" xmlns:o="urn:schemas-microsoft-com:office:office" xmlns:r="http://schemas.openxmlformats.org/officeDocument/2006/relationships" xmlns:m="http://schemas.openxmlformats.org/officeDocument/2006/math" xmlns:v="urn:schemas-microsoft-com:vml" xmlns:wp14="http://schemas.microsoft.com/office/word/2010/wordprocessingDrawing" xmlns:wp="http://schemas.openxmlformats.org/drawingml/2006/wordprocessingDrawing" xmlns:w10="urn:schemas-microsoft-com:office:word" xmlns:w="http://schemas.openxmlformats.org/wordprocessingml/2006/main" xmlns:w14="http://schemas.microsoft.com/office/word/2010/wordml" xmlns:w15="http://schemas.microsoft.com/office/word/2012/wordml" xmlns:w16se="http://schemas.microsoft.com/office/word/2015/wordml/symex" xmlns:wpg="http://schemas.microsoft.com/office/word/2010/wordprocessingGroup" xmlns:wpi="http://schemas.microsoft.com/office/word/2010/wordprocessingInk" xmlns:wne="http://schemas.microsoft.com/office/word/2006/wordml" xmlns:wps="http://schemas.microsoft.com/office/word/2010/wordprocessingShape" mc:Ignorable="w14 w15 w16se wp14">
   <w:abstractNum w:abstractNumId="0" w15:restartNumberingAfterBreak="0">
-    <w:nsid w:val="0B892CE3"/>
+    <w:nsid w:val="036F61DE"/>
     <w:multiLevelType w:val="multilevel"/>
-    <w:tmpl w:val="89422D34"/>
+    <w:tmpl w:val="8F787838"/>
     <w:lvl w:ilvl="0">
       <w:start w:val="1"/>
       <w:numFmt w:val="bullet"/>
@@ -11623,9 +12630,9 @@
     </w:lvl>
   </w:abstractNum>
   <w:abstractNum w:abstractNumId="1" w15:restartNumberingAfterBreak="0">
-    <w:nsid w:val="0DAD6831"/>
+    <w:nsid w:val="17170E99"/>
     <w:multiLevelType w:val="multilevel"/>
-    <w:tmpl w:val="F7C27272"/>
+    <w:tmpl w:val="7E527364"/>
     <w:lvl w:ilvl="0">
       <w:start w:val="1"/>
       <w:numFmt w:val="decimal"/>
@@ -11740,122 +12747,9 @@
     </w:lvl>
   </w:abstractNum>
   <w:abstractNum w:abstractNumId="2" w15:restartNumberingAfterBreak="0">
-    <w:nsid w:val="28684A87"/>
+    <w:nsid w:val="30655AC3"/>
     <w:multiLevelType w:val="multilevel"/>
-    <w:tmpl w:val="9FBEDE3A"/>
-    <w:lvl w:ilvl="0">
-      <w:start w:val="1"/>
-      <w:numFmt w:val="decimal"/>
-      <w:lvlText w:val="%1."/>
-      <w:lvlJc w:val="left"/>
-      <w:pPr>
-        <w:tabs>
-          <w:tab w:val="num" w:pos="720"/>
-        </w:tabs>
-        <w:ind w:left="720" w:hanging="360"/>
-      </w:pPr>
-    </w:lvl>
-    <w:lvl w:ilvl="1" w:tentative="1">
-      <w:start w:val="1"/>
-      <w:numFmt w:val="decimal"/>
-      <w:lvlText w:val="%2."/>
-      <w:lvlJc w:val="left"/>
-      <w:pPr>
-        <w:tabs>
-          <w:tab w:val="num" w:pos="1440"/>
-        </w:tabs>
-        <w:ind w:left="1440" w:hanging="360"/>
-      </w:pPr>
-    </w:lvl>
-    <w:lvl w:ilvl="2" w:tentative="1">
-      <w:start w:val="1"/>
-      <w:numFmt w:val="decimal"/>
-      <w:lvlText w:val="%3."/>
-      <w:lvlJc w:val="left"/>
-      <w:pPr>
-        <w:tabs>
-          <w:tab w:val="num" w:pos="2160"/>
-        </w:tabs>
-        <w:ind w:left="2160" w:hanging="360"/>
-      </w:pPr>
-    </w:lvl>
-    <w:lvl w:ilvl="3" w:tentative="1">
-      <w:start w:val="1"/>
-      <w:numFmt w:val="decimal"/>
-      <w:lvlText w:val="%4."/>
-      <w:lvlJc w:val="left"/>
-      <w:pPr>
-        <w:tabs>
-          <w:tab w:val="num" w:pos="2880"/>
-        </w:tabs>
-        <w:ind w:left="2880" w:hanging="360"/>
-      </w:pPr>
-    </w:lvl>
-    <w:lvl w:ilvl="4" w:tentative="1">
-      <w:start w:val="1"/>
-      <w:numFmt w:val="decimal"/>
-      <w:lvlText w:val="%5."/>
-      <w:lvlJc w:val="left"/>
-      <w:pPr>
-        <w:tabs>
-          <w:tab w:val="num" w:pos="3600"/>
-        </w:tabs>
-        <w:ind w:left="3600" w:hanging="360"/>
-      </w:pPr>
-    </w:lvl>
-    <w:lvl w:ilvl="5" w:tentative="1">
-      <w:start w:val="1"/>
-      <w:numFmt w:val="decimal"/>
-      <w:lvlText w:val="%6."/>
-      <w:lvlJc w:val="left"/>
-      <w:pPr>
-        <w:tabs>
-          <w:tab w:val="num" w:pos="4320"/>
-        </w:tabs>
-        <w:ind w:left="4320" w:hanging="360"/>
-      </w:pPr>
-    </w:lvl>
-    <w:lvl w:ilvl="6" w:tentative="1">
-      <w:start w:val="1"/>
-      <w:numFmt w:val="decimal"/>
-      <w:lvlText w:val="%7."/>
-      <w:lvlJc w:val="left"/>
-      <w:pPr>
-        <w:tabs>
-          <w:tab w:val="num" w:pos="5040"/>
-        </w:tabs>
-        <w:ind w:left="5040" w:hanging="360"/>
-      </w:pPr>
-    </w:lvl>
-    <w:lvl w:ilvl="7" w:tentative="1">
-      <w:start w:val="1"/>
-      <w:numFmt w:val="decimal"/>
-      <w:lvlText w:val="%8."/>
-      <w:lvlJc w:val="left"/>
-      <w:pPr>
-        <w:tabs>
-          <w:tab w:val="num" w:pos="5760"/>
-        </w:tabs>
-        <w:ind w:left="5760" w:hanging="360"/>
-      </w:pPr>
-    </w:lvl>
-    <w:lvl w:ilvl="8" w:tentative="1">
-      <w:start w:val="1"/>
-      <w:numFmt w:val="decimal"/>
-      <w:lvlText w:val="%9."/>
-      <w:lvlJc w:val="left"/>
-      <w:pPr>
-        <w:tabs>
-          <w:tab w:val="num" w:pos="6480"/>
-        </w:tabs>
-        <w:ind w:left="6480" w:hanging="360"/>
-      </w:pPr>
-    </w:lvl>
-  </w:abstractNum>
-  <w:abstractNum w:abstractNumId="3" w15:restartNumberingAfterBreak="0">
-    <w:nsid w:val="3B8F14F1"/>
-    <w:multiLevelType w:val="multilevel"/>
-    <w:tmpl w:val="06A43D96"/>
+    <w:tmpl w:val="7A800EEA"/>
     <w:lvl w:ilvl="0">
       <w:start w:val="1"/>
       <w:numFmt w:val="bullet"/>
@@ -12001,10 +12895,10 @@
       </w:rPr>
     </w:lvl>
   </w:abstractNum>
-  <w:abstractNum w:abstractNumId="4" w15:restartNumberingAfterBreak="0">
-    <w:nsid w:val="3C431AB7"/>
+  <w:abstractNum w:abstractNumId="3" w15:restartNumberingAfterBreak="0">
+    <w:nsid w:val="31430DD1"/>
     <w:multiLevelType w:val="multilevel"/>
-    <w:tmpl w:val="37680206"/>
+    <w:tmpl w:val="6038A614"/>
     <w:lvl w:ilvl="0">
       <w:start w:val="1"/>
       <w:numFmt w:val="bullet"/>
@@ -12150,10 +13044,10 @@
       </w:rPr>
     </w:lvl>
   </w:abstractNum>
-  <w:abstractNum w:abstractNumId="5" w15:restartNumberingAfterBreak="0">
-    <w:nsid w:val="3F15586B"/>
+  <w:abstractNum w:abstractNumId="4" w15:restartNumberingAfterBreak="0">
+    <w:nsid w:val="47A42402"/>
     <w:multiLevelType w:val="multilevel"/>
-    <w:tmpl w:val="A1C6B0E4"/>
+    <w:tmpl w:val="1A42B31E"/>
     <w:lvl w:ilvl="0">
       <w:start w:val="1"/>
       <w:numFmt w:val="bullet"/>
@@ -12299,10 +13193,10 @@
       </w:rPr>
     </w:lvl>
   </w:abstractNum>
-  <w:abstractNum w:abstractNumId="6" w15:restartNumberingAfterBreak="0">
-    <w:nsid w:val="74384657"/>
+  <w:abstractNum w:abstractNumId="5" w15:restartNumberingAfterBreak="0">
+    <w:nsid w:val="4FFB0587"/>
     <w:multiLevelType w:val="multilevel"/>
-    <w:tmpl w:val="965A8296"/>
+    <w:tmpl w:val="5FAC9FCE"/>
     <w:lvl w:ilvl="0">
       <w:start w:val="1"/>
       <w:numFmt w:val="bullet"/>
@@ -12448,10 +13342,272 @@
       </w:rPr>
     </w:lvl>
   </w:abstractNum>
+  <w:abstractNum w:abstractNumId="6" w15:restartNumberingAfterBreak="0">
+    <w:nsid w:val="64D92D49"/>
+    <w:multiLevelType w:val="multilevel"/>
+    <w:tmpl w:val="FEF82E6C"/>
+    <w:lvl w:ilvl="0">
+      <w:start w:val="1"/>
+      <w:numFmt w:val="bullet"/>
+      <w:lvlText w:val=""/>
+      <w:lvlJc w:val="left"/>
+      <w:pPr>
+        <w:tabs>
+          <w:tab w:val="num" w:pos="720"/>
+        </w:tabs>
+        <w:ind w:left="720" w:hanging="360"/>
+      </w:pPr>
+      <w:rPr>
+        <w:rFonts w:ascii="Symbol" w:hAnsi="Symbol" w:hint="default"/>
+        <w:sz w:val="20"/>
+      </w:rPr>
+    </w:lvl>
+    <w:lvl w:ilvl="1" w:tentative="1">
+      <w:start w:val="1"/>
+      <w:numFmt w:val="bullet"/>
+      <w:lvlText w:val="o"/>
+      <w:lvlJc w:val="left"/>
+      <w:pPr>
+        <w:tabs>
+          <w:tab w:val="num" w:pos="1440"/>
+        </w:tabs>
+        <w:ind w:left="1440" w:hanging="360"/>
+      </w:pPr>
+      <w:rPr>
+        <w:rFonts w:ascii="Courier New" w:hAnsi="Courier New" w:hint="default"/>
+        <w:sz w:val="20"/>
+      </w:rPr>
+    </w:lvl>
+    <w:lvl w:ilvl="2" w:tentative="1">
+      <w:start w:val="1"/>
+      <w:numFmt w:val="bullet"/>
+      <w:lvlText w:val=""/>
+      <w:lvlJc w:val="left"/>
+      <w:pPr>
+        <w:tabs>
+          <w:tab w:val="num" w:pos="2160"/>
+        </w:tabs>
+        <w:ind w:left="2160" w:hanging="360"/>
+      </w:pPr>
+      <w:rPr>
+        <w:rFonts w:ascii="Wingdings" w:hAnsi="Wingdings" w:hint="default"/>
+        <w:sz w:val="20"/>
+      </w:rPr>
+    </w:lvl>
+    <w:lvl w:ilvl="3" w:tentative="1">
+      <w:start w:val="1"/>
+      <w:numFmt w:val="bullet"/>
+      <w:lvlText w:val=""/>
+      <w:lvlJc w:val="left"/>
+      <w:pPr>
+        <w:tabs>
+          <w:tab w:val="num" w:pos="2880"/>
+        </w:tabs>
+        <w:ind w:left="2880" w:hanging="360"/>
+      </w:pPr>
+      <w:rPr>
+        <w:rFonts w:ascii="Wingdings" w:hAnsi="Wingdings" w:hint="default"/>
+        <w:sz w:val="20"/>
+      </w:rPr>
+    </w:lvl>
+    <w:lvl w:ilvl="4" w:tentative="1">
+      <w:start w:val="1"/>
+      <w:numFmt w:val="bullet"/>
+      <w:lvlText w:val=""/>
+      <w:lvlJc w:val="left"/>
+      <w:pPr>
+        <w:tabs>
+          <w:tab w:val="num" w:pos="3600"/>
+        </w:tabs>
+        <w:ind w:left="3600" w:hanging="360"/>
+      </w:pPr>
+      <w:rPr>
+        <w:rFonts w:ascii="Wingdings" w:hAnsi="Wingdings" w:hint="default"/>
+        <w:sz w:val="20"/>
+      </w:rPr>
+    </w:lvl>
+    <w:lvl w:ilvl="5" w:tentative="1">
+      <w:start w:val="1"/>
+      <w:numFmt w:val="bullet"/>
+      <w:lvlText w:val=""/>
+      <w:lvlJc w:val="left"/>
+      <w:pPr>
+        <w:tabs>
+          <w:tab w:val="num" w:pos="4320"/>
+        </w:tabs>
+        <w:ind w:left="4320" w:hanging="360"/>
+      </w:pPr>
+      <w:rPr>
+        <w:rFonts w:ascii="Wingdings" w:hAnsi="Wingdings" w:hint="default"/>
+        <w:sz w:val="20"/>
+      </w:rPr>
+    </w:lvl>
+    <w:lvl w:ilvl="6" w:tentative="1">
+      <w:start w:val="1"/>
+      <w:numFmt w:val="bullet"/>
+      <w:lvlText w:val=""/>
+      <w:lvlJc w:val="left"/>
+      <w:pPr>
+        <w:tabs>
+          <w:tab w:val="num" w:pos="5040"/>
+        </w:tabs>
+        <w:ind w:left="5040" w:hanging="360"/>
+      </w:pPr>
+      <w:rPr>
+        <w:rFonts w:ascii="Wingdings" w:hAnsi="Wingdings" w:hint="default"/>
+        <w:sz w:val="20"/>
+      </w:rPr>
+    </w:lvl>
+    <w:lvl w:ilvl="7" w:tentative="1">
+      <w:start w:val="1"/>
+      <w:numFmt w:val="bullet"/>
+      <w:lvlText w:val=""/>
+      <w:lvlJc w:val="left"/>
+      <w:pPr>
+        <w:tabs>
+          <w:tab w:val="num" w:pos="5760"/>
+        </w:tabs>
+        <w:ind w:left="5760" w:hanging="360"/>
+      </w:pPr>
+      <w:rPr>
+        <w:rFonts w:ascii="Wingdings" w:hAnsi="Wingdings" w:hint="default"/>
+        <w:sz w:val="20"/>
+      </w:rPr>
+    </w:lvl>
+    <w:lvl w:ilvl="8" w:tentative="1">
+      <w:start w:val="1"/>
+      <w:numFmt w:val="bullet"/>
+      <w:lvlText w:val=""/>
+      <w:lvlJc w:val="left"/>
+      <w:pPr>
+        <w:tabs>
+          <w:tab w:val="num" w:pos="6480"/>
+        </w:tabs>
+        <w:ind w:left="6480" w:hanging="360"/>
+      </w:pPr>
+      <w:rPr>
+        <w:rFonts w:ascii="Wingdings" w:hAnsi="Wingdings" w:hint="default"/>
+        <w:sz w:val="20"/>
+      </w:rPr>
+    </w:lvl>
+  </w:abstractNum>
   <w:abstractNum w:abstractNumId="7" w15:restartNumberingAfterBreak="0">
-    <w:nsid w:val="7DBE2F7C"/>
+    <w:nsid w:val="6DC56C44"/>
     <w:multiLevelType w:val="multilevel"/>
-    <w:tmpl w:val="EC4806DA"/>
+    <w:tmpl w:val="6F78EA4C"/>
+    <w:lvl w:ilvl="0">
+      <w:start w:val="1"/>
+      <w:numFmt w:val="decimal"/>
+      <w:lvlText w:val="%1."/>
+      <w:lvlJc w:val="left"/>
+      <w:pPr>
+        <w:tabs>
+          <w:tab w:val="num" w:pos="720"/>
+        </w:tabs>
+        <w:ind w:left="720" w:hanging="360"/>
+      </w:pPr>
+    </w:lvl>
+    <w:lvl w:ilvl="1" w:tentative="1">
+      <w:start w:val="1"/>
+      <w:numFmt w:val="decimal"/>
+      <w:lvlText w:val="%2."/>
+      <w:lvlJc w:val="left"/>
+      <w:pPr>
+        <w:tabs>
+          <w:tab w:val="num" w:pos="1440"/>
+        </w:tabs>
+        <w:ind w:left="1440" w:hanging="360"/>
+      </w:pPr>
+    </w:lvl>
+    <w:lvl w:ilvl="2" w:tentative="1">
+      <w:start w:val="1"/>
+      <w:numFmt w:val="decimal"/>
+      <w:lvlText w:val="%3."/>
+      <w:lvlJc w:val="left"/>
+      <w:pPr>
+        <w:tabs>
+          <w:tab w:val="num" w:pos="2160"/>
+        </w:tabs>
+        <w:ind w:left="2160" w:hanging="360"/>
+      </w:pPr>
+    </w:lvl>
+    <w:lvl w:ilvl="3" w:tentative="1">
+      <w:start w:val="1"/>
+      <w:numFmt w:val="decimal"/>
+      <w:lvlText w:val="%4."/>
+      <w:lvlJc w:val="left"/>
+      <w:pPr>
+        <w:tabs>
+          <w:tab w:val="num" w:pos="2880"/>
+        </w:tabs>
+        <w:ind w:left="2880" w:hanging="360"/>
+      </w:pPr>
+    </w:lvl>
+    <w:lvl w:ilvl="4" w:tentative="1">
+      <w:start w:val="1"/>
+      <w:numFmt w:val="decimal"/>
+      <w:lvlText w:val="%5."/>
+      <w:lvlJc w:val="left"/>
+      <w:pPr>
+        <w:tabs>
+          <w:tab w:val="num" w:pos="3600"/>
+        </w:tabs>
+        <w:ind w:left="3600" w:hanging="360"/>
+      </w:pPr>
+    </w:lvl>
+    <w:lvl w:ilvl="5" w:tentative="1">
+      <w:start w:val="1"/>
+      <w:numFmt w:val="decimal"/>
+      <w:lvlText w:val="%6."/>
+      <w:lvlJc w:val="left"/>
+      <w:pPr>
+        <w:tabs>
+          <w:tab w:val="num" w:pos="4320"/>
+        </w:tabs>
+        <w:ind w:left="4320" w:hanging="360"/>
+      </w:pPr>
+    </w:lvl>
+    <w:lvl w:ilvl="6" w:tentative="1">
+      <w:start w:val="1"/>
+      <w:numFmt w:val="decimal"/>
+      <w:lvlText w:val="%7."/>
+      <w:lvlJc w:val="left"/>
+      <w:pPr>
+        <w:tabs>
+          <w:tab w:val="num" w:pos="5040"/>
+        </w:tabs>
+        <w:ind w:left="5040" w:hanging="360"/>
+      </w:pPr>
+    </w:lvl>
+    <w:lvl w:ilvl="7" w:tentative="1">
+      <w:start w:val="1"/>
+      <w:numFmt w:val="decimal"/>
+      <w:lvlText w:val="%8."/>
+      <w:lvlJc w:val="left"/>
+      <w:pPr>
+        <w:tabs>
+          <w:tab w:val="num" w:pos="5760"/>
+        </w:tabs>
+        <w:ind w:left="5760" w:hanging="360"/>
+      </w:pPr>
+    </w:lvl>
+    <w:lvl w:ilvl="8" w:tentative="1">
+      <w:start w:val="1"/>
+      <w:numFmt w:val="decimal"/>
+      <w:lvlText w:val="%9."/>
+      <w:lvlJc w:val="left"/>
+      <w:pPr>
+        <w:tabs>
+          <w:tab w:val="num" w:pos="6480"/>
+        </w:tabs>
+        <w:ind w:left="6480" w:hanging="360"/>
+      </w:pPr>
+    </w:lvl>
+  </w:abstractNum>
+  <w:abstractNum w:abstractNumId="8" w15:restartNumberingAfterBreak="0">
+    <w:nsid w:val="716A2EC4"/>
+    <w:multiLevelType w:val="multilevel"/>
+    <w:tmpl w:val="7D34A0FE"/>
     <w:lvl w:ilvl="0">
       <w:start w:val="1"/>
       <w:numFmt w:val="bullet"/>
@@ -12604,21 +13760,24 @@
     <w:abstractNumId w:val="1"/>
   </w:num>
   <w:num w:numId="3">
+    <w:abstractNumId w:val="2"/>
+  </w:num>
+  <w:num w:numId="4">
+    <w:abstractNumId w:val="3"/>
+  </w:num>
+  <w:num w:numId="5">
     <w:abstractNumId w:val="7"/>
   </w:num>
-  <w:num w:numId="4">
-    <w:abstractNumId w:val="2"/>
-  </w:num>
-  <w:num w:numId="5">
-    <w:abstractNumId w:val="0"/>
-  </w:num>
   <w:num w:numId="6">
-    <w:abstractNumId w:val="3"/>
+    <w:abstractNumId w:val="8"/>
   </w:num>
   <w:num w:numId="7">
     <w:abstractNumId w:val="6"/>
   </w:num>
   <w:num w:numId="8">
+    <w:abstractNumId w:val="0"/>
+  </w:num>
+  <w:num w:numId="9">
     <w:abstractNumId w:val="5"/>
   </w:num>
 </w:numbering>

--- a/README.docx
+++ b/README.docx
@@ -11209,7 +11209,7 @@
       <w:pPr>
         <w:spacing w:before="100" w:after="100"/>
         <w:ind w:left="255" w:right="720"/>
-        <w:divId w:val="378626016"/>
+        <w:divId w:val="1337920705"/>
         <w:rPr>
           <w:rFonts w:ascii="Segoe UI" w:eastAsia="Times New Roman" w:hAnsi="Segoe UI" w:cs="Segoe UI"/>
           <w:color w:val="44505C"/>
@@ -12379,6 +12379,157 @@
     </w:p>
     <w:p>
       <w:pPr>
+        <w:pStyle w:val="NormalWeb"/>
+        <w:rPr>
+          <w:rFonts w:ascii="Segoe UI" w:hAnsi="Segoe UI" w:cs="Segoe UI"/>
+          <w:sz w:val="22"/>
+          <w:szCs w:val="22"/>
+        </w:rPr>
+      </w:pPr>
+      <w:r>
+        <w:rPr>
+          <w:rFonts w:ascii="Segoe UI" w:hAnsi="Segoe UI" w:cs="Segoe UI"/>
+          <w:b/>
+          <w:bCs/>
+          <w:sz w:val="22"/>
+          <w:szCs w:val="22"/>
+        </w:rPr>
+        <w:t>Vector input.</w:t>
+      </w:r>
+      <w:r>
+        <w:rPr>
+          <w:rFonts w:ascii="Segoe UI" w:hAnsi="Segoe UI" w:cs="Segoe UI"/>
+          <w:sz w:val="22"/>
+          <w:szCs w:val="22"/>
+        </w:rPr>
+        <w:t xml:space="preserve"> An SVG is not decoded once and then scaled: it is re-rendered from the markup at whatever output size is asked for, so</w:t>
+      </w:r>
+      <w:r>
+        <w:rPr>
+          <w:rFonts w:ascii="Segoe UI" w:hAnsi="Segoe UI" w:cs="Segoe UI"/>
+          <w:sz w:val="22"/>
+          <w:szCs w:val="22"/>
+        </w:rPr>
+        <w:t xml:space="preserve"> a 32×32 icon and a 128×128 one are each drawn at their own resolution. The size is read from the markup too — from </w:t>
+      </w:r>
+      <w:r>
+        <w:rPr>
+          <w:rStyle w:val="c1"/>
+          <w:rFonts w:cs="Segoe UI"/>
+        </w:rPr>
+        <w:t>width</w:t>
+      </w:r>
+      <w:r>
+        <w:rPr>
+          <w:rFonts w:ascii="Segoe UI" w:hAnsi="Segoe UI" w:cs="Segoe UI"/>
+          <w:sz w:val="22"/>
+          <w:szCs w:val="22"/>
+        </w:rPr>
+        <w:t>/</w:t>
+      </w:r>
+      <w:r>
+        <w:rPr>
+          <w:rStyle w:val="c1"/>
+          <w:rFonts w:cs="Segoe UI"/>
+        </w:rPr>
+        <w:t>height</w:t>
+      </w:r>
+      <w:r>
+        <w:rPr>
+          <w:rFonts w:ascii="Segoe UI" w:hAnsi="Segoe UI" w:cs="Segoe UI"/>
+          <w:sz w:val="22"/>
+          <w:szCs w:val="22"/>
+        </w:rPr>
+        <w:t xml:space="preserve"> when those are absolute, and from the </w:t>
+      </w:r>
+      <w:r>
+        <w:rPr>
+          <w:rStyle w:val="c1"/>
+          <w:rFonts w:cs="Segoe UI"/>
+        </w:rPr>
+        <w:t>viewBox</w:t>
+      </w:r>
+      <w:r>
+        <w:rPr>
+          <w:rFonts w:ascii="Segoe UI" w:hAnsi="Segoe UI" w:cs="Segoe UI"/>
+          <w:sz w:val="22"/>
+          <w:szCs w:val="22"/>
+        </w:rPr>
+        <w:t xml:space="preserve"> otherwise, which is the case a browser declines to measure and reports as nothing</w:t>
+      </w:r>
+      <w:r>
+        <w:rPr>
+          <w:rFonts w:ascii="Segoe UI" w:hAnsi="Segoe UI" w:cs="Segoe UI"/>
+          <w:sz w:val="22"/>
+          <w:szCs w:val="22"/>
+        </w:rPr>
+        <w:t xml:space="preserve"> at all. The figures shown for a vector are therefore a starting point rather than a limit.</w:t>
+      </w:r>
+    </w:p>
+    <w:p>
+      <w:pPr>
+        <w:pStyle w:val="NormalWeb"/>
+        <w:rPr>
+          <w:rFonts w:ascii="Segoe UI" w:hAnsi="Segoe UI" w:cs="Segoe UI"/>
+          <w:sz w:val="22"/>
+          <w:szCs w:val="22"/>
+        </w:rPr>
+      </w:pPr>
+      <w:r>
+        <w:rPr>
+          <w:rFonts w:ascii="Segoe UI" w:hAnsi="Segoe UI" w:cs="Segoe UI"/>
+          <w:sz w:val="22"/>
+          <w:szCs w:val="22"/>
+        </w:rPr>
+        <w:t>The one thing that does not work is an SVG that pulls a picture in from another site. That taints the canvas and the pixels cannot be read back at all, so the conve</w:t>
+      </w:r>
+      <w:r>
+        <w:rPr>
+          <w:rFonts w:ascii="Segoe UI" w:hAnsi="Segoe UI" w:cs="Segoe UI"/>
+          <w:sz w:val="22"/>
+          <w:szCs w:val="22"/>
+        </w:rPr>
+        <w:t>rter says so rather than emitting an empty array.</w:t>
+      </w:r>
+    </w:p>
+    <w:p>
+      <w:pPr>
+        <w:pStyle w:val="NormalWeb"/>
+        <w:rPr>
+          <w:rFonts w:ascii="Segoe UI" w:hAnsi="Segoe UI" w:cs="Segoe UI"/>
+          <w:sz w:val="22"/>
+          <w:szCs w:val="22"/>
+        </w:rPr>
+      </w:pPr>
+      <w:r>
+        <w:rPr>
+          <w:rFonts w:ascii="Segoe UI" w:hAnsi="Segoe UI" w:cs="Segoe UI"/>
+          <w:b/>
+          <w:bCs/>
+          <w:sz w:val="22"/>
+          <w:szCs w:val="22"/>
+        </w:rPr>
+        <w:t>Why the output card says "LVGL v9".</w:t>
+      </w:r>
+      <w:r>
+        <w:rPr>
+          <w:rFonts w:ascii="Segoe UI" w:hAnsi="Segoe UI" w:cs="Segoe UI"/>
+          <w:sz w:val="22"/>
+          <w:szCs w:val="22"/>
+        </w:rPr>
+        <w:t xml:space="preserve"> It used to be labelled "Generated lv_img_conv output", which named the v8 tool this deliberately does not use — the file underneath was always v9, but anyone reading the </w:t>
+      </w:r>
+      <w:r>
+        <w:rPr>
+          <w:rFonts w:ascii="Segoe UI" w:hAnsi="Segoe UI" w:cs="Segoe UI"/>
+          <w:sz w:val="22"/>
+          <w:szCs w:val="22"/>
+        </w:rPr>
+        <w:t>heading had every reason to believe otherwise.</w:t>
+      </w:r>
+    </w:p>
+    <w:p>
+      <w:pPr>
         <w:pStyle w:val="Heading3"/>
         <w:rPr>
           <w:rFonts w:ascii="Segoe UI" w:eastAsia="Times New Roman" w:hAnsi="Segoe UI" w:cs="Segoe UI"/>
@@ -12420,14 +12571,7 @@
           <w:rStyle w:val="c1"/>
           <w:rFonts w:cs="Segoe UI"/>
         </w:rPr>
-        <w:t>#if LVGL_VERSION_MAJO</w:t>
-      </w:r>
-      <w:r>
-        <w:rPr>
-          <w:rStyle w:val="c1"/>
-          <w:rFonts w:cs="Segoe UI"/>
-        </w:rPr>
-        <w:t>R &gt;= 9</w:t>
+        <w:t>#if LVGL_VERSION_MAJOR &gt;= 9</w:t>
       </w:r>
       <w:r>
         <w:rPr>
@@ -12450,7 +12594,15 @@
           <w:sz w:val="22"/>
           <w:szCs w:val="22"/>
         </w:rPr>
-        <w:t xml:space="preserve"> for v8.2+/v9, and confines the </w:t>
+        <w:t xml:space="preserve"> </w:t>
+      </w:r>
+      <w:r>
+        <w:rPr>
+          <w:rFonts w:ascii="Segoe UI" w:hAnsi="Segoe UI" w:cs="Segoe UI"/>
+          <w:sz w:val="22"/>
+          <w:szCs w:val="22"/>
+        </w:rPr>
+        <w:t xml:space="preserve">for v8.2+/v9, and confines the </w:t>
       </w:r>
       <w:r>
         <w:rPr>
@@ -12481,9 +12633,9 @@
 <file path=word/numbering.xml><?xml version="1.0" encoding="utf-8"?>
 <w:numbering xmlns:wpc="http://schemas.microsoft.com/office/word/2010/wordprocessingCanvas" xmlns:cx="http://schemas.microsoft.com/office/drawing/2014/chartex" xmlns:mc="http://schemas.openxmlformats.org/markup-compatibility/2006" xmlns:o="urn:schemas-microsoft-com:office:office" xmlns:r="http://schemas.openxmlformats.org/officeDocument/2006/relationships" xmlns:m="http://schemas.openxmlformats.org/officeDocument/2006/math" xmlns:v="urn:schemas-microsoft-com:vml" xmlns:wp14="http://schemas.microsoft.com/office/word/2010/wordprocessingDrawing" xmlns:wp="http://schemas.openxmlformats.org/drawingml/2006/wordprocessingDrawing" xmlns:w10="urn:schemas-microsoft-com:office:word" xmlns:w="http://schemas.openxmlformats.org/wordprocessingml/2006/main" xmlns:w14="http://schemas.microsoft.com/office/word/2010/wordml" xmlns:w15="http://schemas.microsoft.com/office/word/2012/wordml" xmlns:w16se="http://schemas.microsoft.com/office/word/2015/wordml/symex" xmlns:wpg="http://schemas.microsoft.com/office/word/2010/wordprocessingGroup" xmlns:wpi="http://schemas.microsoft.com/office/word/2010/wordprocessingInk" xmlns:wne="http://schemas.microsoft.com/office/word/2006/wordml" xmlns:wps="http://schemas.microsoft.com/office/word/2010/wordprocessingShape" mc:Ignorable="w14 w15 w16se wp14">
   <w:abstractNum w:abstractNumId="0" w15:restartNumberingAfterBreak="0">
-    <w:nsid w:val="036F61DE"/>
+    <w:nsid w:val="1A247D21"/>
     <w:multiLevelType w:val="multilevel"/>
-    <w:tmpl w:val="8F787838"/>
+    <w:tmpl w:val="8004B994"/>
     <w:lvl w:ilvl="0">
       <w:start w:val="1"/>
       <w:numFmt w:val="bullet"/>
@@ -12630,9 +12782,605 @@
     </w:lvl>
   </w:abstractNum>
   <w:abstractNum w:abstractNumId="1" w15:restartNumberingAfterBreak="0">
-    <w:nsid w:val="17170E99"/>
+    <w:nsid w:val="1BAD618E"/>
     <w:multiLevelType w:val="multilevel"/>
-    <w:tmpl w:val="7E527364"/>
+    <w:tmpl w:val="B906AFEC"/>
+    <w:lvl w:ilvl="0">
+      <w:start w:val="1"/>
+      <w:numFmt w:val="bullet"/>
+      <w:lvlText w:val=""/>
+      <w:lvlJc w:val="left"/>
+      <w:pPr>
+        <w:tabs>
+          <w:tab w:val="num" w:pos="720"/>
+        </w:tabs>
+        <w:ind w:left="720" w:hanging="360"/>
+      </w:pPr>
+      <w:rPr>
+        <w:rFonts w:ascii="Symbol" w:hAnsi="Symbol" w:hint="default"/>
+        <w:sz w:val="20"/>
+      </w:rPr>
+    </w:lvl>
+    <w:lvl w:ilvl="1" w:tentative="1">
+      <w:start w:val="1"/>
+      <w:numFmt w:val="bullet"/>
+      <w:lvlText w:val="o"/>
+      <w:lvlJc w:val="left"/>
+      <w:pPr>
+        <w:tabs>
+          <w:tab w:val="num" w:pos="1440"/>
+        </w:tabs>
+        <w:ind w:left="1440" w:hanging="360"/>
+      </w:pPr>
+      <w:rPr>
+        <w:rFonts w:ascii="Courier New" w:hAnsi="Courier New" w:hint="default"/>
+        <w:sz w:val="20"/>
+      </w:rPr>
+    </w:lvl>
+    <w:lvl w:ilvl="2" w:tentative="1">
+      <w:start w:val="1"/>
+      <w:numFmt w:val="bullet"/>
+      <w:lvlText w:val=""/>
+      <w:lvlJc w:val="left"/>
+      <w:pPr>
+        <w:tabs>
+          <w:tab w:val="num" w:pos="2160"/>
+        </w:tabs>
+        <w:ind w:left="2160" w:hanging="360"/>
+      </w:pPr>
+      <w:rPr>
+        <w:rFonts w:ascii="Wingdings" w:hAnsi="Wingdings" w:hint="default"/>
+        <w:sz w:val="20"/>
+      </w:rPr>
+    </w:lvl>
+    <w:lvl w:ilvl="3" w:tentative="1">
+      <w:start w:val="1"/>
+      <w:numFmt w:val="bullet"/>
+      <w:lvlText w:val=""/>
+      <w:lvlJc w:val="left"/>
+      <w:pPr>
+        <w:tabs>
+          <w:tab w:val="num" w:pos="2880"/>
+        </w:tabs>
+        <w:ind w:left="2880" w:hanging="360"/>
+      </w:pPr>
+      <w:rPr>
+        <w:rFonts w:ascii="Wingdings" w:hAnsi="Wingdings" w:hint="default"/>
+        <w:sz w:val="20"/>
+      </w:rPr>
+    </w:lvl>
+    <w:lvl w:ilvl="4" w:tentative="1">
+      <w:start w:val="1"/>
+      <w:numFmt w:val="bullet"/>
+      <w:lvlText w:val=""/>
+      <w:lvlJc w:val="left"/>
+      <w:pPr>
+        <w:tabs>
+          <w:tab w:val="num" w:pos="3600"/>
+        </w:tabs>
+        <w:ind w:left="3600" w:hanging="360"/>
+      </w:pPr>
+      <w:rPr>
+        <w:rFonts w:ascii="Wingdings" w:hAnsi="Wingdings" w:hint="default"/>
+        <w:sz w:val="20"/>
+      </w:rPr>
+    </w:lvl>
+    <w:lvl w:ilvl="5" w:tentative="1">
+      <w:start w:val="1"/>
+      <w:numFmt w:val="bullet"/>
+      <w:lvlText w:val=""/>
+      <w:lvlJc w:val="left"/>
+      <w:pPr>
+        <w:tabs>
+          <w:tab w:val="num" w:pos="4320"/>
+        </w:tabs>
+        <w:ind w:left="4320" w:hanging="360"/>
+      </w:pPr>
+      <w:rPr>
+        <w:rFonts w:ascii="Wingdings" w:hAnsi="Wingdings" w:hint="default"/>
+        <w:sz w:val="20"/>
+      </w:rPr>
+    </w:lvl>
+    <w:lvl w:ilvl="6" w:tentative="1">
+      <w:start w:val="1"/>
+      <w:numFmt w:val="bullet"/>
+      <w:lvlText w:val=""/>
+      <w:lvlJc w:val="left"/>
+      <w:pPr>
+        <w:tabs>
+          <w:tab w:val="num" w:pos="5040"/>
+        </w:tabs>
+        <w:ind w:left="5040" w:hanging="360"/>
+      </w:pPr>
+      <w:rPr>
+        <w:rFonts w:ascii="Wingdings" w:hAnsi="Wingdings" w:hint="default"/>
+        <w:sz w:val="20"/>
+      </w:rPr>
+    </w:lvl>
+    <w:lvl w:ilvl="7" w:tentative="1">
+      <w:start w:val="1"/>
+      <w:numFmt w:val="bullet"/>
+      <w:lvlText w:val=""/>
+      <w:lvlJc w:val="left"/>
+      <w:pPr>
+        <w:tabs>
+          <w:tab w:val="num" w:pos="5760"/>
+        </w:tabs>
+        <w:ind w:left="5760" w:hanging="360"/>
+      </w:pPr>
+      <w:rPr>
+        <w:rFonts w:ascii="Wingdings" w:hAnsi="Wingdings" w:hint="default"/>
+        <w:sz w:val="20"/>
+      </w:rPr>
+    </w:lvl>
+    <w:lvl w:ilvl="8" w:tentative="1">
+      <w:start w:val="1"/>
+      <w:numFmt w:val="bullet"/>
+      <w:lvlText w:val=""/>
+      <w:lvlJc w:val="left"/>
+      <w:pPr>
+        <w:tabs>
+          <w:tab w:val="num" w:pos="6480"/>
+        </w:tabs>
+        <w:ind w:left="6480" w:hanging="360"/>
+      </w:pPr>
+      <w:rPr>
+        <w:rFonts w:ascii="Wingdings" w:hAnsi="Wingdings" w:hint="default"/>
+        <w:sz w:val="20"/>
+      </w:rPr>
+    </w:lvl>
+  </w:abstractNum>
+  <w:abstractNum w:abstractNumId="2" w15:restartNumberingAfterBreak="0">
+    <w:nsid w:val="1C076351"/>
+    <w:multiLevelType w:val="multilevel"/>
+    <w:tmpl w:val="D30AAA9C"/>
+    <w:lvl w:ilvl="0">
+      <w:start w:val="1"/>
+      <w:numFmt w:val="bullet"/>
+      <w:lvlText w:val=""/>
+      <w:lvlJc w:val="left"/>
+      <w:pPr>
+        <w:tabs>
+          <w:tab w:val="num" w:pos="720"/>
+        </w:tabs>
+        <w:ind w:left="720" w:hanging="360"/>
+      </w:pPr>
+      <w:rPr>
+        <w:rFonts w:ascii="Symbol" w:hAnsi="Symbol" w:hint="default"/>
+        <w:sz w:val="20"/>
+      </w:rPr>
+    </w:lvl>
+    <w:lvl w:ilvl="1" w:tentative="1">
+      <w:start w:val="1"/>
+      <w:numFmt w:val="bullet"/>
+      <w:lvlText w:val="o"/>
+      <w:lvlJc w:val="left"/>
+      <w:pPr>
+        <w:tabs>
+          <w:tab w:val="num" w:pos="1440"/>
+        </w:tabs>
+        <w:ind w:left="1440" w:hanging="360"/>
+      </w:pPr>
+      <w:rPr>
+        <w:rFonts w:ascii="Courier New" w:hAnsi="Courier New" w:hint="default"/>
+        <w:sz w:val="20"/>
+      </w:rPr>
+    </w:lvl>
+    <w:lvl w:ilvl="2" w:tentative="1">
+      <w:start w:val="1"/>
+      <w:numFmt w:val="bullet"/>
+      <w:lvlText w:val=""/>
+      <w:lvlJc w:val="left"/>
+      <w:pPr>
+        <w:tabs>
+          <w:tab w:val="num" w:pos="2160"/>
+        </w:tabs>
+        <w:ind w:left="2160" w:hanging="360"/>
+      </w:pPr>
+      <w:rPr>
+        <w:rFonts w:ascii="Wingdings" w:hAnsi="Wingdings" w:hint="default"/>
+        <w:sz w:val="20"/>
+      </w:rPr>
+    </w:lvl>
+    <w:lvl w:ilvl="3" w:tentative="1">
+      <w:start w:val="1"/>
+      <w:numFmt w:val="bullet"/>
+      <w:lvlText w:val=""/>
+      <w:lvlJc w:val="left"/>
+      <w:pPr>
+        <w:tabs>
+          <w:tab w:val="num" w:pos="2880"/>
+        </w:tabs>
+        <w:ind w:left="2880" w:hanging="360"/>
+      </w:pPr>
+      <w:rPr>
+        <w:rFonts w:ascii="Wingdings" w:hAnsi="Wingdings" w:hint="default"/>
+        <w:sz w:val="20"/>
+      </w:rPr>
+    </w:lvl>
+    <w:lvl w:ilvl="4" w:tentative="1">
+      <w:start w:val="1"/>
+      <w:numFmt w:val="bullet"/>
+      <w:lvlText w:val=""/>
+      <w:lvlJc w:val="left"/>
+      <w:pPr>
+        <w:tabs>
+          <w:tab w:val="num" w:pos="3600"/>
+        </w:tabs>
+        <w:ind w:left="3600" w:hanging="360"/>
+      </w:pPr>
+      <w:rPr>
+        <w:rFonts w:ascii="Wingdings" w:hAnsi="Wingdings" w:hint="default"/>
+        <w:sz w:val="20"/>
+      </w:rPr>
+    </w:lvl>
+    <w:lvl w:ilvl="5" w:tentative="1">
+      <w:start w:val="1"/>
+      <w:numFmt w:val="bullet"/>
+      <w:lvlText w:val=""/>
+      <w:lvlJc w:val="left"/>
+      <w:pPr>
+        <w:tabs>
+          <w:tab w:val="num" w:pos="4320"/>
+        </w:tabs>
+        <w:ind w:left="4320" w:hanging="360"/>
+      </w:pPr>
+      <w:rPr>
+        <w:rFonts w:ascii="Wingdings" w:hAnsi="Wingdings" w:hint="default"/>
+        <w:sz w:val="20"/>
+      </w:rPr>
+    </w:lvl>
+    <w:lvl w:ilvl="6" w:tentative="1">
+      <w:start w:val="1"/>
+      <w:numFmt w:val="bullet"/>
+      <w:lvlText w:val=""/>
+      <w:lvlJc w:val="left"/>
+      <w:pPr>
+        <w:tabs>
+          <w:tab w:val="num" w:pos="5040"/>
+        </w:tabs>
+        <w:ind w:left="5040" w:hanging="360"/>
+      </w:pPr>
+      <w:rPr>
+        <w:rFonts w:ascii="Wingdings" w:hAnsi="Wingdings" w:hint="default"/>
+        <w:sz w:val="20"/>
+      </w:rPr>
+    </w:lvl>
+    <w:lvl w:ilvl="7" w:tentative="1">
+      <w:start w:val="1"/>
+      <w:numFmt w:val="bullet"/>
+      <w:lvlText w:val=""/>
+      <w:lvlJc w:val="left"/>
+      <w:pPr>
+        <w:tabs>
+          <w:tab w:val="num" w:pos="5760"/>
+        </w:tabs>
+        <w:ind w:left="5760" w:hanging="360"/>
+      </w:pPr>
+      <w:rPr>
+        <w:rFonts w:ascii="Wingdings" w:hAnsi="Wingdings" w:hint="default"/>
+        <w:sz w:val="20"/>
+      </w:rPr>
+    </w:lvl>
+    <w:lvl w:ilvl="8" w:tentative="1">
+      <w:start w:val="1"/>
+      <w:numFmt w:val="bullet"/>
+      <w:lvlText w:val=""/>
+      <w:lvlJc w:val="left"/>
+      <w:pPr>
+        <w:tabs>
+          <w:tab w:val="num" w:pos="6480"/>
+        </w:tabs>
+        <w:ind w:left="6480" w:hanging="360"/>
+      </w:pPr>
+      <w:rPr>
+        <w:rFonts w:ascii="Wingdings" w:hAnsi="Wingdings" w:hint="default"/>
+        <w:sz w:val="20"/>
+      </w:rPr>
+    </w:lvl>
+  </w:abstractNum>
+  <w:abstractNum w:abstractNumId="3" w15:restartNumberingAfterBreak="0">
+    <w:nsid w:val="1E277482"/>
+    <w:multiLevelType w:val="multilevel"/>
+    <w:tmpl w:val="C124F85C"/>
+    <w:lvl w:ilvl="0">
+      <w:start w:val="1"/>
+      <w:numFmt w:val="bullet"/>
+      <w:lvlText w:val=""/>
+      <w:lvlJc w:val="left"/>
+      <w:pPr>
+        <w:tabs>
+          <w:tab w:val="num" w:pos="720"/>
+        </w:tabs>
+        <w:ind w:left="720" w:hanging="360"/>
+      </w:pPr>
+      <w:rPr>
+        <w:rFonts w:ascii="Symbol" w:hAnsi="Symbol" w:hint="default"/>
+        <w:sz w:val="20"/>
+      </w:rPr>
+    </w:lvl>
+    <w:lvl w:ilvl="1" w:tentative="1">
+      <w:start w:val="1"/>
+      <w:numFmt w:val="bullet"/>
+      <w:lvlText w:val="o"/>
+      <w:lvlJc w:val="left"/>
+      <w:pPr>
+        <w:tabs>
+          <w:tab w:val="num" w:pos="1440"/>
+        </w:tabs>
+        <w:ind w:left="1440" w:hanging="360"/>
+      </w:pPr>
+      <w:rPr>
+        <w:rFonts w:ascii="Courier New" w:hAnsi="Courier New" w:hint="default"/>
+        <w:sz w:val="20"/>
+      </w:rPr>
+    </w:lvl>
+    <w:lvl w:ilvl="2" w:tentative="1">
+      <w:start w:val="1"/>
+      <w:numFmt w:val="bullet"/>
+      <w:lvlText w:val=""/>
+      <w:lvlJc w:val="left"/>
+      <w:pPr>
+        <w:tabs>
+          <w:tab w:val="num" w:pos="2160"/>
+        </w:tabs>
+        <w:ind w:left="2160" w:hanging="360"/>
+      </w:pPr>
+      <w:rPr>
+        <w:rFonts w:ascii="Wingdings" w:hAnsi="Wingdings" w:hint="default"/>
+        <w:sz w:val="20"/>
+      </w:rPr>
+    </w:lvl>
+    <w:lvl w:ilvl="3" w:tentative="1">
+      <w:start w:val="1"/>
+      <w:numFmt w:val="bullet"/>
+      <w:lvlText w:val=""/>
+      <w:lvlJc w:val="left"/>
+      <w:pPr>
+        <w:tabs>
+          <w:tab w:val="num" w:pos="2880"/>
+        </w:tabs>
+        <w:ind w:left="2880" w:hanging="360"/>
+      </w:pPr>
+      <w:rPr>
+        <w:rFonts w:ascii="Wingdings" w:hAnsi="Wingdings" w:hint="default"/>
+        <w:sz w:val="20"/>
+      </w:rPr>
+    </w:lvl>
+    <w:lvl w:ilvl="4" w:tentative="1">
+      <w:start w:val="1"/>
+      <w:numFmt w:val="bullet"/>
+      <w:lvlText w:val=""/>
+      <w:lvlJc w:val="left"/>
+      <w:pPr>
+        <w:tabs>
+          <w:tab w:val="num" w:pos="3600"/>
+        </w:tabs>
+        <w:ind w:left="3600" w:hanging="360"/>
+      </w:pPr>
+      <w:rPr>
+        <w:rFonts w:ascii="Wingdings" w:hAnsi="Wingdings" w:hint="default"/>
+        <w:sz w:val="20"/>
+      </w:rPr>
+    </w:lvl>
+    <w:lvl w:ilvl="5" w:tentative="1">
+      <w:start w:val="1"/>
+      <w:numFmt w:val="bullet"/>
+      <w:lvlText w:val=""/>
+      <w:lvlJc w:val="left"/>
+      <w:pPr>
+        <w:tabs>
+          <w:tab w:val="num" w:pos="4320"/>
+        </w:tabs>
+        <w:ind w:left="4320" w:hanging="360"/>
+      </w:pPr>
+      <w:rPr>
+        <w:rFonts w:ascii="Wingdings" w:hAnsi="Wingdings" w:hint="default"/>
+        <w:sz w:val="20"/>
+      </w:rPr>
+    </w:lvl>
+    <w:lvl w:ilvl="6" w:tentative="1">
+      <w:start w:val="1"/>
+      <w:numFmt w:val="bullet"/>
+      <w:lvlText w:val=""/>
+      <w:lvlJc w:val="left"/>
+      <w:pPr>
+        <w:tabs>
+          <w:tab w:val="num" w:pos="5040"/>
+        </w:tabs>
+        <w:ind w:left="5040" w:hanging="360"/>
+      </w:pPr>
+      <w:rPr>
+        <w:rFonts w:ascii="Wingdings" w:hAnsi="Wingdings" w:hint="default"/>
+        <w:sz w:val="20"/>
+      </w:rPr>
+    </w:lvl>
+    <w:lvl w:ilvl="7" w:tentative="1">
+      <w:start w:val="1"/>
+      <w:numFmt w:val="bullet"/>
+      <w:lvlText w:val=""/>
+      <w:lvlJc w:val="left"/>
+      <w:pPr>
+        <w:tabs>
+          <w:tab w:val="num" w:pos="5760"/>
+        </w:tabs>
+        <w:ind w:left="5760" w:hanging="360"/>
+      </w:pPr>
+      <w:rPr>
+        <w:rFonts w:ascii="Wingdings" w:hAnsi="Wingdings" w:hint="default"/>
+        <w:sz w:val="20"/>
+      </w:rPr>
+    </w:lvl>
+    <w:lvl w:ilvl="8" w:tentative="1">
+      <w:start w:val="1"/>
+      <w:numFmt w:val="bullet"/>
+      <w:lvlText w:val=""/>
+      <w:lvlJc w:val="left"/>
+      <w:pPr>
+        <w:tabs>
+          <w:tab w:val="num" w:pos="6480"/>
+        </w:tabs>
+        <w:ind w:left="6480" w:hanging="360"/>
+      </w:pPr>
+      <w:rPr>
+        <w:rFonts w:ascii="Wingdings" w:hAnsi="Wingdings" w:hint="default"/>
+        <w:sz w:val="20"/>
+      </w:rPr>
+    </w:lvl>
+  </w:abstractNum>
+  <w:abstractNum w:abstractNumId="4" w15:restartNumberingAfterBreak="0">
+    <w:nsid w:val="2D4204FF"/>
+    <w:multiLevelType w:val="multilevel"/>
+    <w:tmpl w:val="9104BC0E"/>
+    <w:lvl w:ilvl="0">
+      <w:start w:val="1"/>
+      <w:numFmt w:val="bullet"/>
+      <w:lvlText w:val=""/>
+      <w:lvlJc w:val="left"/>
+      <w:pPr>
+        <w:tabs>
+          <w:tab w:val="num" w:pos="720"/>
+        </w:tabs>
+        <w:ind w:left="720" w:hanging="360"/>
+      </w:pPr>
+      <w:rPr>
+        <w:rFonts w:ascii="Symbol" w:hAnsi="Symbol" w:hint="default"/>
+        <w:sz w:val="20"/>
+      </w:rPr>
+    </w:lvl>
+    <w:lvl w:ilvl="1" w:tentative="1">
+      <w:start w:val="1"/>
+      <w:numFmt w:val="bullet"/>
+      <w:lvlText w:val="o"/>
+      <w:lvlJc w:val="left"/>
+      <w:pPr>
+        <w:tabs>
+          <w:tab w:val="num" w:pos="1440"/>
+        </w:tabs>
+        <w:ind w:left="1440" w:hanging="360"/>
+      </w:pPr>
+      <w:rPr>
+        <w:rFonts w:ascii="Courier New" w:hAnsi="Courier New" w:hint="default"/>
+        <w:sz w:val="20"/>
+      </w:rPr>
+    </w:lvl>
+    <w:lvl w:ilvl="2" w:tentative="1">
+      <w:start w:val="1"/>
+      <w:numFmt w:val="bullet"/>
+      <w:lvlText w:val=""/>
+      <w:lvlJc w:val="left"/>
+      <w:pPr>
+        <w:tabs>
+          <w:tab w:val="num" w:pos="2160"/>
+        </w:tabs>
+        <w:ind w:left="2160" w:hanging="360"/>
+      </w:pPr>
+      <w:rPr>
+        <w:rFonts w:ascii="Wingdings" w:hAnsi="Wingdings" w:hint="default"/>
+        <w:sz w:val="20"/>
+      </w:rPr>
+    </w:lvl>
+    <w:lvl w:ilvl="3" w:tentative="1">
+      <w:start w:val="1"/>
+      <w:numFmt w:val="bullet"/>
+      <w:lvlText w:val=""/>
+      <w:lvlJc w:val="left"/>
+      <w:pPr>
+        <w:tabs>
+          <w:tab w:val="num" w:pos="2880"/>
+        </w:tabs>
+        <w:ind w:left="2880" w:hanging="360"/>
+      </w:pPr>
+      <w:rPr>
+        <w:rFonts w:ascii="Wingdings" w:hAnsi="Wingdings" w:hint="default"/>
+        <w:sz w:val="20"/>
+      </w:rPr>
+    </w:lvl>
+    <w:lvl w:ilvl="4" w:tentative="1">
+      <w:start w:val="1"/>
+      <w:numFmt w:val="bullet"/>
+      <w:lvlText w:val=""/>
+      <w:lvlJc w:val="left"/>
+      <w:pPr>
+        <w:tabs>
+          <w:tab w:val="num" w:pos="3600"/>
+        </w:tabs>
+        <w:ind w:left="3600" w:hanging="360"/>
+      </w:pPr>
+      <w:rPr>
+        <w:rFonts w:ascii="Wingdings" w:hAnsi="Wingdings" w:hint="default"/>
+        <w:sz w:val="20"/>
+      </w:rPr>
+    </w:lvl>
+    <w:lvl w:ilvl="5" w:tentative="1">
+      <w:start w:val="1"/>
+      <w:numFmt w:val="bullet"/>
+      <w:lvlText w:val=""/>
+      <w:lvlJc w:val="left"/>
+      <w:pPr>
+        <w:tabs>
+          <w:tab w:val="num" w:pos="4320"/>
+        </w:tabs>
+        <w:ind w:left="4320" w:hanging="360"/>
+      </w:pPr>
+      <w:rPr>
+        <w:rFonts w:ascii="Wingdings" w:hAnsi="Wingdings" w:hint="default"/>
+        <w:sz w:val="20"/>
+      </w:rPr>
+    </w:lvl>
+    <w:lvl w:ilvl="6" w:tentative="1">
+      <w:start w:val="1"/>
+      <w:numFmt w:val="bullet"/>
+      <w:lvlText w:val=""/>
+      <w:lvlJc w:val="left"/>
+      <w:pPr>
+        <w:tabs>
+          <w:tab w:val="num" w:pos="5040"/>
+        </w:tabs>
+        <w:ind w:left="5040" w:hanging="360"/>
+      </w:pPr>
+      <w:rPr>
+        <w:rFonts w:ascii="Wingdings" w:hAnsi="Wingdings" w:hint="default"/>
+        <w:sz w:val="20"/>
+      </w:rPr>
+    </w:lvl>
+    <w:lvl w:ilvl="7" w:tentative="1">
+      <w:start w:val="1"/>
+      <w:numFmt w:val="bullet"/>
+      <w:lvlText w:val=""/>
+      <w:lvlJc w:val="left"/>
+      <w:pPr>
+        <w:tabs>
+          <w:tab w:val="num" w:pos="5760"/>
+        </w:tabs>
+        <w:ind w:left="5760" w:hanging="360"/>
+      </w:pPr>
+      <w:rPr>
+        <w:rFonts w:ascii="Wingdings" w:hAnsi="Wingdings" w:hint="default"/>
+        <w:sz w:val="20"/>
+      </w:rPr>
+    </w:lvl>
+    <w:lvl w:ilvl="8" w:tentative="1">
+      <w:start w:val="1"/>
+      <w:numFmt w:val="bullet"/>
+      <w:lvlText w:val=""/>
+      <w:lvlJc w:val="left"/>
+      <w:pPr>
+        <w:tabs>
+          <w:tab w:val="num" w:pos="6480"/>
+        </w:tabs>
+        <w:ind w:left="6480" w:hanging="360"/>
+      </w:pPr>
+      <w:rPr>
+        <w:rFonts w:ascii="Wingdings" w:hAnsi="Wingdings" w:hint="default"/>
+        <w:sz w:val="20"/>
+      </w:rPr>
+    </w:lvl>
+  </w:abstractNum>
+  <w:abstractNum w:abstractNumId="5" w15:restartNumberingAfterBreak="0">
+    <w:nsid w:val="499771FC"/>
+    <w:multiLevelType w:val="multilevel"/>
+    <w:tmpl w:val="48763F94"/>
     <w:lvl w:ilvl="0">
       <w:start w:val="1"/>
       <w:numFmt w:val="decimal"/>
@@ -12746,10 +13494,10 @@
       </w:pPr>
     </w:lvl>
   </w:abstractNum>
-  <w:abstractNum w:abstractNumId="2" w15:restartNumberingAfterBreak="0">
-    <w:nsid w:val="30655AC3"/>
+  <w:abstractNum w:abstractNumId="6" w15:restartNumberingAfterBreak="0">
+    <w:nsid w:val="4ECA691C"/>
     <w:multiLevelType w:val="multilevel"/>
-    <w:tmpl w:val="7A800EEA"/>
+    <w:tmpl w:val="4E5483F0"/>
     <w:lvl w:ilvl="0">
       <w:start w:val="1"/>
       <w:numFmt w:val="bullet"/>
@@ -12895,10 +13643,123 @@
       </w:rPr>
     </w:lvl>
   </w:abstractNum>
-  <w:abstractNum w:abstractNumId="3" w15:restartNumberingAfterBreak="0">
-    <w:nsid w:val="31430DD1"/>
+  <w:abstractNum w:abstractNumId="7" w15:restartNumberingAfterBreak="0">
+    <w:nsid w:val="630F7A08"/>
     <w:multiLevelType w:val="multilevel"/>
-    <w:tmpl w:val="6038A614"/>
+    <w:tmpl w:val="B3A8D9E2"/>
+    <w:lvl w:ilvl="0">
+      <w:start w:val="1"/>
+      <w:numFmt w:val="decimal"/>
+      <w:lvlText w:val="%1."/>
+      <w:lvlJc w:val="left"/>
+      <w:pPr>
+        <w:tabs>
+          <w:tab w:val="num" w:pos="720"/>
+        </w:tabs>
+        <w:ind w:left="720" w:hanging="360"/>
+      </w:pPr>
+    </w:lvl>
+    <w:lvl w:ilvl="1" w:tentative="1">
+      <w:start w:val="1"/>
+      <w:numFmt w:val="decimal"/>
+      <w:lvlText w:val="%2."/>
+      <w:lvlJc w:val="left"/>
+      <w:pPr>
+        <w:tabs>
+          <w:tab w:val="num" w:pos="1440"/>
+        </w:tabs>
+        <w:ind w:left="1440" w:hanging="360"/>
+      </w:pPr>
+    </w:lvl>
+    <w:lvl w:ilvl="2" w:tentative="1">
+      <w:start w:val="1"/>
+      <w:numFmt w:val="decimal"/>
+      <w:lvlText w:val="%3."/>
+      <w:lvlJc w:val="left"/>
+      <w:pPr>
+        <w:tabs>
+          <w:tab w:val="num" w:pos="2160"/>
+        </w:tabs>
+        <w:ind w:left="2160" w:hanging="360"/>
+      </w:pPr>
+    </w:lvl>
+    <w:lvl w:ilvl="3" w:tentative="1">
+      <w:start w:val="1"/>
+      <w:numFmt w:val="decimal"/>
+      <w:lvlText w:val="%4."/>
+      <w:lvlJc w:val="left"/>
+      <w:pPr>
+        <w:tabs>
+          <w:tab w:val="num" w:pos="2880"/>
+        </w:tabs>
+        <w:ind w:left="2880" w:hanging="360"/>
+      </w:pPr>
+    </w:lvl>
+    <w:lvl w:ilvl="4" w:tentative="1">
+      <w:start w:val="1"/>
+      <w:numFmt w:val="decimal"/>
+      <w:lvlText w:val="%5."/>
+      <w:lvlJc w:val="left"/>
+      <w:pPr>
+        <w:tabs>
+          <w:tab w:val="num" w:pos="3600"/>
+        </w:tabs>
+        <w:ind w:left="3600" w:hanging="360"/>
+      </w:pPr>
+    </w:lvl>
+    <w:lvl w:ilvl="5" w:tentative="1">
+      <w:start w:val="1"/>
+      <w:numFmt w:val="decimal"/>
+      <w:lvlText w:val="%6."/>
+      <w:lvlJc w:val="left"/>
+      <w:pPr>
+        <w:tabs>
+          <w:tab w:val="num" w:pos="4320"/>
+        </w:tabs>
+        <w:ind w:left="4320" w:hanging="360"/>
+      </w:pPr>
+    </w:lvl>
+    <w:lvl w:ilvl="6" w:tentative="1">
+      <w:start w:val="1"/>
+      <w:numFmt w:val="decimal"/>
+      <w:lvlText w:val="%7."/>
+      <w:lvlJc w:val="left"/>
+      <w:pPr>
+        <w:tabs>
+          <w:tab w:val="num" w:pos="5040"/>
+        </w:tabs>
+        <w:ind w:left="5040" w:hanging="360"/>
+      </w:pPr>
+    </w:lvl>
+    <w:lvl w:ilvl="7" w:tentative="1">
+      <w:start w:val="1"/>
+      <w:numFmt w:val="decimal"/>
+      <w:lvlText w:val="%8."/>
+      <w:lvlJc w:val="left"/>
+      <w:pPr>
+        <w:tabs>
+          <w:tab w:val="num" w:pos="5760"/>
+        </w:tabs>
+        <w:ind w:left="5760" w:hanging="360"/>
+      </w:pPr>
+    </w:lvl>
+    <w:lvl w:ilvl="8" w:tentative="1">
+      <w:start w:val="1"/>
+      <w:numFmt w:val="decimal"/>
+      <w:lvlText w:val="%9."/>
+      <w:lvlJc w:val="left"/>
+      <w:pPr>
+        <w:tabs>
+          <w:tab w:val="num" w:pos="6480"/>
+        </w:tabs>
+        <w:ind w:left="6480" w:hanging="360"/>
+      </w:pPr>
+    </w:lvl>
+  </w:abstractNum>
+  <w:abstractNum w:abstractNumId="8" w15:restartNumberingAfterBreak="0">
+    <w:nsid w:val="6F2F353A"/>
+    <w:multiLevelType w:val="multilevel"/>
+    <w:tmpl w:val="6D0C01FC"/>
     <w:lvl w:ilvl="0">
       <w:start w:val="1"/>
       <w:numFmt w:val="bullet"/>
@@ -13044,741 +13905,32 @@
       </w:rPr>
     </w:lvl>
   </w:abstractNum>
-  <w:abstractNum w:abstractNumId="4" w15:restartNumberingAfterBreak="0">
-    <w:nsid w:val="47A42402"/>
-    <w:multiLevelType w:val="multilevel"/>
-    <w:tmpl w:val="1A42B31E"/>
-    <w:lvl w:ilvl="0">
-      <w:start w:val="1"/>
-      <w:numFmt w:val="bullet"/>
-      <w:lvlText w:val=""/>
-      <w:lvlJc w:val="left"/>
-      <w:pPr>
-        <w:tabs>
-          <w:tab w:val="num" w:pos="720"/>
-        </w:tabs>
-        <w:ind w:left="720" w:hanging="360"/>
-      </w:pPr>
-      <w:rPr>
-        <w:rFonts w:ascii="Symbol" w:hAnsi="Symbol" w:hint="default"/>
-        <w:sz w:val="20"/>
-      </w:rPr>
-    </w:lvl>
-    <w:lvl w:ilvl="1" w:tentative="1">
-      <w:start w:val="1"/>
-      <w:numFmt w:val="bullet"/>
-      <w:lvlText w:val="o"/>
-      <w:lvlJc w:val="left"/>
-      <w:pPr>
-        <w:tabs>
-          <w:tab w:val="num" w:pos="1440"/>
-        </w:tabs>
-        <w:ind w:left="1440" w:hanging="360"/>
-      </w:pPr>
-      <w:rPr>
-        <w:rFonts w:ascii="Courier New" w:hAnsi="Courier New" w:hint="default"/>
-        <w:sz w:val="20"/>
-      </w:rPr>
-    </w:lvl>
-    <w:lvl w:ilvl="2" w:tentative="1">
-      <w:start w:val="1"/>
-      <w:numFmt w:val="bullet"/>
-      <w:lvlText w:val=""/>
-      <w:lvlJc w:val="left"/>
-      <w:pPr>
-        <w:tabs>
-          <w:tab w:val="num" w:pos="2160"/>
-        </w:tabs>
-        <w:ind w:left="2160" w:hanging="360"/>
-      </w:pPr>
-      <w:rPr>
-        <w:rFonts w:ascii="Wingdings" w:hAnsi="Wingdings" w:hint="default"/>
-        <w:sz w:val="20"/>
-      </w:rPr>
-    </w:lvl>
-    <w:lvl w:ilvl="3" w:tentative="1">
-      <w:start w:val="1"/>
-      <w:numFmt w:val="bullet"/>
-      <w:lvlText w:val=""/>
-      <w:lvlJc w:val="left"/>
-      <w:pPr>
-        <w:tabs>
-          <w:tab w:val="num" w:pos="2880"/>
-        </w:tabs>
-        <w:ind w:left="2880" w:hanging="360"/>
-      </w:pPr>
-      <w:rPr>
-        <w:rFonts w:ascii="Wingdings" w:hAnsi="Wingdings" w:hint="default"/>
-        <w:sz w:val="20"/>
-      </w:rPr>
-    </w:lvl>
-    <w:lvl w:ilvl="4" w:tentative="1">
-      <w:start w:val="1"/>
-      <w:numFmt w:val="bullet"/>
-      <w:lvlText w:val=""/>
-      <w:lvlJc w:val="left"/>
-      <w:pPr>
-        <w:tabs>
-          <w:tab w:val="num" w:pos="3600"/>
-        </w:tabs>
-        <w:ind w:left="3600" w:hanging="360"/>
-      </w:pPr>
-      <w:rPr>
-        <w:rFonts w:ascii="Wingdings" w:hAnsi="Wingdings" w:hint="default"/>
-        <w:sz w:val="20"/>
-      </w:rPr>
-    </w:lvl>
-    <w:lvl w:ilvl="5" w:tentative="1">
-      <w:start w:val="1"/>
-      <w:numFmt w:val="bullet"/>
-      <w:lvlText w:val=""/>
-      <w:lvlJc w:val="left"/>
-      <w:pPr>
-        <w:tabs>
-          <w:tab w:val="num" w:pos="4320"/>
-        </w:tabs>
-        <w:ind w:left="4320" w:hanging="360"/>
-      </w:pPr>
-      <w:rPr>
-        <w:rFonts w:ascii="Wingdings" w:hAnsi="Wingdings" w:hint="default"/>
-        <w:sz w:val="20"/>
-      </w:rPr>
-    </w:lvl>
-    <w:lvl w:ilvl="6" w:tentative="1">
-      <w:start w:val="1"/>
-      <w:numFmt w:val="bullet"/>
-      <w:lvlText w:val=""/>
-      <w:lvlJc w:val="left"/>
-      <w:pPr>
-        <w:tabs>
-          <w:tab w:val="num" w:pos="5040"/>
-        </w:tabs>
-        <w:ind w:left="5040" w:hanging="360"/>
-      </w:pPr>
-      <w:rPr>
-        <w:rFonts w:ascii="Wingdings" w:hAnsi="Wingdings" w:hint="default"/>
-        <w:sz w:val="20"/>
-      </w:rPr>
-    </w:lvl>
-    <w:lvl w:ilvl="7" w:tentative="1">
-      <w:start w:val="1"/>
-      <w:numFmt w:val="bullet"/>
-      <w:lvlText w:val=""/>
-      <w:lvlJc w:val="left"/>
-      <w:pPr>
-        <w:tabs>
-          <w:tab w:val="num" w:pos="5760"/>
-        </w:tabs>
-        <w:ind w:left="5760" w:hanging="360"/>
-      </w:pPr>
-      <w:rPr>
-        <w:rFonts w:ascii="Wingdings" w:hAnsi="Wingdings" w:hint="default"/>
-        <w:sz w:val="20"/>
-      </w:rPr>
-    </w:lvl>
-    <w:lvl w:ilvl="8" w:tentative="1">
-      <w:start w:val="1"/>
-      <w:numFmt w:val="bullet"/>
-      <w:lvlText w:val=""/>
-      <w:lvlJc w:val="left"/>
-      <w:pPr>
-        <w:tabs>
-          <w:tab w:val="num" w:pos="6480"/>
-        </w:tabs>
-        <w:ind w:left="6480" w:hanging="360"/>
-      </w:pPr>
-      <w:rPr>
-        <w:rFonts w:ascii="Wingdings" w:hAnsi="Wingdings" w:hint="default"/>
-        <w:sz w:val="20"/>
-      </w:rPr>
-    </w:lvl>
-  </w:abstractNum>
-  <w:abstractNum w:abstractNumId="5" w15:restartNumberingAfterBreak="0">
-    <w:nsid w:val="4FFB0587"/>
-    <w:multiLevelType w:val="multilevel"/>
-    <w:tmpl w:val="5FAC9FCE"/>
-    <w:lvl w:ilvl="0">
-      <w:start w:val="1"/>
-      <w:numFmt w:val="bullet"/>
-      <w:lvlText w:val=""/>
-      <w:lvlJc w:val="left"/>
-      <w:pPr>
-        <w:tabs>
-          <w:tab w:val="num" w:pos="720"/>
-        </w:tabs>
-        <w:ind w:left="720" w:hanging="360"/>
-      </w:pPr>
-      <w:rPr>
-        <w:rFonts w:ascii="Symbol" w:hAnsi="Symbol" w:hint="default"/>
-        <w:sz w:val="20"/>
-      </w:rPr>
-    </w:lvl>
-    <w:lvl w:ilvl="1" w:tentative="1">
-      <w:start w:val="1"/>
-      <w:numFmt w:val="bullet"/>
-      <w:lvlText w:val="o"/>
-      <w:lvlJc w:val="left"/>
-      <w:pPr>
-        <w:tabs>
-          <w:tab w:val="num" w:pos="1440"/>
-        </w:tabs>
-        <w:ind w:left="1440" w:hanging="360"/>
-      </w:pPr>
-      <w:rPr>
-        <w:rFonts w:ascii="Courier New" w:hAnsi="Courier New" w:hint="default"/>
-        <w:sz w:val="20"/>
-      </w:rPr>
-    </w:lvl>
-    <w:lvl w:ilvl="2" w:tentative="1">
-      <w:start w:val="1"/>
-      <w:numFmt w:val="bullet"/>
-      <w:lvlText w:val=""/>
-      <w:lvlJc w:val="left"/>
-      <w:pPr>
-        <w:tabs>
-          <w:tab w:val="num" w:pos="2160"/>
-        </w:tabs>
-        <w:ind w:left="2160" w:hanging="360"/>
-      </w:pPr>
-      <w:rPr>
-        <w:rFonts w:ascii="Wingdings" w:hAnsi="Wingdings" w:hint="default"/>
-        <w:sz w:val="20"/>
-      </w:rPr>
-    </w:lvl>
-    <w:lvl w:ilvl="3" w:tentative="1">
-      <w:start w:val="1"/>
-      <w:numFmt w:val="bullet"/>
-      <w:lvlText w:val=""/>
-      <w:lvlJc w:val="left"/>
-      <w:pPr>
-        <w:tabs>
-          <w:tab w:val="num" w:pos="2880"/>
-        </w:tabs>
-        <w:ind w:left="2880" w:hanging="360"/>
-      </w:pPr>
-      <w:rPr>
-        <w:rFonts w:ascii="Wingdings" w:hAnsi="Wingdings" w:hint="default"/>
-        <w:sz w:val="20"/>
-      </w:rPr>
-    </w:lvl>
-    <w:lvl w:ilvl="4" w:tentative="1">
-      <w:start w:val="1"/>
-      <w:numFmt w:val="bullet"/>
-      <w:lvlText w:val=""/>
-      <w:lvlJc w:val="left"/>
-      <w:pPr>
-        <w:tabs>
-          <w:tab w:val="num" w:pos="3600"/>
-        </w:tabs>
-        <w:ind w:left="3600" w:hanging="360"/>
-      </w:pPr>
-      <w:rPr>
-        <w:rFonts w:ascii="Wingdings" w:hAnsi="Wingdings" w:hint="default"/>
-        <w:sz w:val="20"/>
-      </w:rPr>
-    </w:lvl>
-    <w:lvl w:ilvl="5" w:tentative="1">
-      <w:start w:val="1"/>
-      <w:numFmt w:val="bullet"/>
-      <w:lvlText w:val=""/>
-      <w:lvlJc w:val="left"/>
-      <w:pPr>
-        <w:tabs>
-          <w:tab w:val="num" w:pos="4320"/>
-        </w:tabs>
-        <w:ind w:left="4320" w:hanging="360"/>
-      </w:pPr>
-      <w:rPr>
-        <w:rFonts w:ascii="Wingdings" w:hAnsi="Wingdings" w:hint="default"/>
-        <w:sz w:val="20"/>
-      </w:rPr>
-    </w:lvl>
-    <w:lvl w:ilvl="6" w:tentative="1">
-      <w:start w:val="1"/>
-      <w:numFmt w:val="bullet"/>
-      <w:lvlText w:val=""/>
-      <w:lvlJc w:val="left"/>
-      <w:pPr>
-        <w:tabs>
-          <w:tab w:val="num" w:pos="5040"/>
-        </w:tabs>
-        <w:ind w:left="5040" w:hanging="360"/>
-      </w:pPr>
-      <w:rPr>
-        <w:rFonts w:ascii="Wingdings" w:hAnsi="Wingdings" w:hint="default"/>
-        <w:sz w:val="20"/>
-      </w:rPr>
-    </w:lvl>
-    <w:lvl w:ilvl="7" w:tentative="1">
-      <w:start w:val="1"/>
-      <w:numFmt w:val="bullet"/>
-      <w:lvlText w:val=""/>
-      <w:lvlJc w:val="left"/>
-      <w:pPr>
-        <w:tabs>
-          <w:tab w:val="num" w:pos="5760"/>
-        </w:tabs>
-        <w:ind w:left="5760" w:hanging="360"/>
-      </w:pPr>
-      <w:rPr>
-        <w:rFonts w:ascii="Wingdings" w:hAnsi="Wingdings" w:hint="default"/>
-        <w:sz w:val="20"/>
-      </w:rPr>
-    </w:lvl>
-    <w:lvl w:ilvl="8" w:tentative="1">
-      <w:start w:val="1"/>
-      <w:numFmt w:val="bullet"/>
-      <w:lvlText w:val=""/>
-      <w:lvlJc w:val="left"/>
-      <w:pPr>
-        <w:tabs>
-          <w:tab w:val="num" w:pos="6480"/>
-        </w:tabs>
-        <w:ind w:left="6480" w:hanging="360"/>
-      </w:pPr>
-      <w:rPr>
-        <w:rFonts w:ascii="Wingdings" w:hAnsi="Wingdings" w:hint="default"/>
-        <w:sz w:val="20"/>
-      </w:rPr>
-    </w:lvl>
-  </w:abstractNum>
-  <w:abstractNum w:abstractNumId="6" w15:restartNumberingAfterBreak="0">
-    <w:nsid w:val="64D92D49"/>
-    <w:multiLevelType w:val="multilevel"/>
-    <w:tmpl w:val="FEF82E6C"/>
-    <w:lvl w:ilvl="0">
-      <w:start w:val="1"/>
-      <w:numFmt w:val="bullet"/>
-      <w:lvlText w:val=""/>
-      <w:lvlJc w:val="left"/>
-      <w:pPr>
-        <w:tabs>
-          <w:tab w:val="num" w:pos="720"/>
-        </w:tabs>
-        <w:ind w:left="720" w:hanging="360"/>
-      </w:pPr>
-      <w:rPr>
-        <w:rFonts w:ascii="Symbol" w:hAnsi="Symbol" w:hint="default"/>
-        <w:sz w:val="20"/>
-      </w:rPr>
-    </w:lvl>
-    <w:lvl w:ilvl="1" w:tentative="1">
-      <w:start w:val="1"/>
-      <w:numFmt w:val="bullet"/>
-      <w:lvlText w:val="o"/>
-      <w:lvlJc w:val="left"/>
-      <w:pPr>
-        <w:tabs>
-          <w:tab w:val="num" w:pos="1440"/>
-        </w:tabs>
-        <w:ind w:left="1440" w:hanging="360"/>
-      </w:pPr>
-      <w:rPr>
-        <w:rFonts w:ascii="Courier New" w:hAnsi="Courier New" w:hint="default"/>
-        <w:sz w:val="20"/>
-      </w:rPr>
-    </w:lvl>
-    <w:lvl w:ilvl="2" w:tentative="1">
-      <w:start w:val="1"/>
-      <w:numFmt w:val="bullet"/>
-      <w:lvlText w:val=""/>
-      <w:lvlJc w:val="left"/>
-      <w:pPr>
-        <w:tabs>
-          <w:tab w:val="num" w:pos="2160"/>
-        </w:tabs>
-        <w:ind w:left="2160" w:hanging="360"/>
-      </w:pPr>
-      <w:rPr>
-        <w:rFonts w:ascii="Wingdings" w:hAnsi="Wingdings" w:hint="default"/>
-        <w:sz w:val="20"/>
-      </w:rPr>
-    </w:lvl>
-    <w:lvl w:ilvl="3" w:tentative="1">
-      <w:start w:val="1"/>
-      <w:numFmt w:val="bullet"/>
-      <w:lvlText w:val=""/>
-      <w:lvlJc w:val="left"/>
-      <w:pPr>
-        <w:tabs>
-          <w:tab w:val="num" w:pos="2880"/>
-        </w:tabs>
-        <w:ind w:left="2880" w:hanging="360"/>
-      </w:pPr>
-      <w:rPr>
-        <w:rFonts w:ascii="Wingdings" w:hAnsi="Wingdings" w:hint="default"/>
-        <w:sz w:val="20"/>
-      </w:rPr>
-    </w:lvl>
-    <w:lvl w:ilvl="4" w:tentative="1">
-      <w:start w:val="1"/>
-      <w:numFmt w:val="bullet"/>
-      <w:lvlText w:val=""/>
-      <w:lvlJc w:val="left"/>
-      <w:pPr>
-        <w:tabs>
-          <w:tab w:val="num" w:pos="3600"/>
-        </w:tabs>
-        <w:ind w:left="3600" w:hanging="360"/>
-      </w:pPr>
-      <w:rPr>
-        <w:rFonts w:ascii="Wingdings" w:hAnsi="Wingdings" w:hint="default"/>
-        <w:sz w:val="20"/>
-      </w:rPr>
-    </w:lvl>
-    <w:lvl w:ilvl="5" w:tentative="1">
-      <w:start w:val="1"/>
-      <w:numFmt w:val="bullet"/>
-      <w:lvlText w:val=""/>
-      <w:lvlJc w:val="left"/>
-      <w:pPr>
-        <w:tabs>
-          <w:tab w:val="num" w:pos="4320"/>
-        </w:tabs>
-        <w:ind w:left="4320" w:hanging="360"/>
-      </w:pPr>
-      <w:rPr>
-        <w:rFonts w:ascii="Wingdings" w:hAnsi="Wingdings" w:hint="default"/>
-        <w:sz w:val="20"/>
-      </w:rPr>
-    </w:lvl>
-    <w:lvl w:ilvl="6" w:tentative="1">
-      <w:start w:val="1"/>
-      <w:numFmt w:val="bullet"/>
-      <w:lvlText w:val=""/>
-      <w:lvlJc w:val="left"/>
-      <w:pPr>
-        <w:tabs>
-          <w:tab w:val="num" w:pos="5040"/>
-        </w:tabs>
-        <w:ind w:left="5040" w:hanging="360"/>
-      </w:pPr>
-      <w:rPr>
-        <w:rFonts w:ascii="Wingdings" w:hAnsi="Wingdings" w:hint="default"/>
-        <w:sz w:val="20"/>
-      </w:rPr>
-    </w:lvl>
-    <w:lvl w:ilvl="7" w:tentative="1">
-      <w:start w:val="1"/>
-      <w:numFmt w:val="bullet"/>
-      <w:lvlText w:val=""/>
-      <w:lvlJc w:val="left"/>
-      <w:pPr>
-        <w:tabs>
-          <w:tab w:val="num" w:pos="5760"/>
-        </w:tabs>
-        <w:ind w:left="5760" w:hanging="360"/>
-      </w:pPr>
-      <w:rPr>
-        <w:rFonts w:ascii="Wingdings" w:hAnsi="Wingdings" w:hint="default"/>
-        <w:sz w:val="20"/>
-      </w:rPr>
-    </w:lvl>
-    <w:lvl w:ilvl="8" w:tentative="1">
-      <w:start w:val="1"/>
-      <w:numFmt w:val="bullet"/>
-      <w:lvlText w:val=""/>
-      <w:lvlJc w:val="left"/>
-      <w:pPr>
-        <w:tabs>
-          <w:tab w:val="num" w:pos="6480"/>
-        </w:tabs>
-        <w:ind w:left="6480" w:hanging="360"/>
-      </w:pPr>
-      <w:rPr>
-        <w:rFonts w:ascii="Wingdings" w:hAnsi="Wingdings" w:hint="default"/>
-        <w:sz w:val="20"/>
-      </w:rPr>
-    </w:lvl>
-  </w:abstractNum>
-  <w:abstractNum w:abstractNumId="7" w15:restartNumberingAfterBreak="0">
-    <w:nsid w:val="6DC56C44"/>
-    <w:multiLevelType w:val="multilevel"/>
-    <w:tmpl w:val="6F78EA4C"/>
-    <w:lvl w:ilvl="0">
-      <w:start w:val="1"/>
-      <w:numFmt w:val="decimal"/>
-      <w:lvlText w:val="%1."/>
-      <w:lvlJc w:val="left"/>
-      <w:pPr>
-        <w:tabs>
-          <w:tab w:val="num" w:pos="720"/>
-        </w:tabs>
-        <w:ind w:left="720" w:hanging="360"/>
-      </w:pPr>
-    </w:lvl>
-    <w:lvl w:ilvl="1" w:tentative="1">
-      <w:start w:val="1"/>
-      <w:numFmt w:val="decimal"/>
-      <w:lvlText w:val="%2."/>
-      <w:lvlJc w:val="left"/>
-      <w:pPr>
-        <w:tabs>
-          <w:tab w:val="num" w:pos="1440"/>
-        </w:tabs>
-        <w:ind w:left="1440" w:hanging="360"/>
-      </w:pPr>
-    </w:lvl>
-    <w:lvl w:ilvl="2" w:tentative="1">
-      <w:start w:val="1"/>
-      <w:numFmt w:val="decimal"/>
-      <w:lvlText w:val="%3."/>
-      <w:lvlJc w:val="left"/>
-      <w:pPr>
-        <w:tabs>
-          <w:tab w:val="num" w:pos="2160"/>
-        </w:tabs>
-        <w:ind w:left="2160" w:hanging="360"/>
-      </w:pPr>
-    </w:lvl>
-    <w:lvl w:ilvl="3" w:tentative="1">
-      <w:start w:val="1"/>
-      <w:numFmt w:val="decimal"/>
-      <w:lvlText w:val="%4."/>
-      <w:lvlJc w:val="left"/>
-      <w:pPr>
-        <w:tabs>
-          <w:tab w:val="num" w:pos="2880"/>
-        </w:tabs>
-        <w:ind w:left="2880" w:hanging="360"/>
-      </w:pPr>
-    </w:lvl>
-    <w:lvl w:ilvl="4" w:tentative="1">
-      <w:start w:val="1"/>
-      <w:numFmt w:val="decimal"/>
-      <w:lvlText w:val="%5."/>
-      <w:lvlJc w:val="left"/>
-      <w:pPr>
-        <w:tabs>
-          <w:tab w:val="num" w:pos="3600"/>
-        </w:tabs>
-        <w:ind w:left="3600" w:hanging="360"/>
-      </w:pPr>
-    </w:lvl>
-    <w:lvl w:ilvl="5" w:tentative="1">
-      <w:start w:val="1"/>
-      <w:numFmt w:val="decimal"/>
-      <w:lvlText w:val="%6."/>
-      <w:lvlJc w:val="left"/>
-      <w:pPr>
-        <w:tabs>
-          <w:tab w:val="num" w:pos="4320"/>
-        </w:tabs>
-        <w:ind w:left="4320" w:hanging="360"/>
-      </w:pPr>
-    </w:lvl>
-    <w:lvl w:ilvl="6" w:tentative="1">
-      <w:start w:val="1"/>
-      <w:numFmt w:val="decimal"/>
-      <w:lvlText w:val="%7."/>
-      <w:lvlJc w:val="left"/>
-      <w:pPr>
-        <w:tabs>
-          <w:tab w:val="num" w:pos="5040"/>
-        </w:tabs>
-        <w:ind w:left="5040" w:hanging="360"/>
-      </w:pPr>
-    </w:lvl>
-    <w:lvl w:ilvl="7" w:tentative="1">
-      <w:start w:val="1"/>
-      <w:numFmt w:val="decimal"/>
-      <w:lvlText w:val="%8."/>
-      <w:lvlJc w:val="left"/>
-      <w:pPr>
-        <w:tabs>
-          <w:tab w:val="num" w:pos="5760"/>
-        </w:tabs>
-        <w:ind w:left="5760" w:hanging="360"/>
-      </w:pPr>
-    </w:lvl>
-    <w:lvl w:ilvl="8" w:tentative="1">
-      <w:start w:val="1"/>
-      <w:numFmt w:val="decimal"/>
-      <w:lvlText w:val="%9."/>
-      <w:lvlJc w:val="left"/>
-      <w:pPr>
-        <w:tabs>
-          <w:tab w:val="num" w:pos="6480"/>
-        </w:tabs>
-        <w:ind w:left="6480" w:hanging="360"/>
-      </w:pPr>
-    </w:lvl>
-  </w:abstractNum>
-  <w:abstractNum w:abstractNumId="8" w15:restartNumberingAfterBreak="0">
-    <w:nsid w:val="716A2EC4"/>
-    <w:multiLevelType w:val="multilevel"/>
-    <w:tmpl w:val="7D34A0FE"/>
-    <w:lvl w:ilvl="0">
-      <w:start w:val="1"/>
-      <w:numFmt w:val="bullet"/>
-      <w:lvlText w:val=""/>
-      <w:lvlJc w:val="left"/>
-      <w:pPr>
-        <w:tabs>
-          <w:tab w:val="num" w:pos="720"/>
-        </w:tabs>
-        <w:ind w:left="720" w:hanging="360"/>
-      </w:pPr>
-      <w:rPr>
-        <w:rFonts w:ascii="Symbol" w:hAnsi="Symbol" w:hint="default"/>
-        <w:sz w:val="20"/>
-      </w:rPr>
-    </w:lvl>
-    <w:lvl w:ilvl="1" w:tentative="1">
-      <w:start w:val="1"/>
-      <w:numFmt w:val="bullet"/>
-      <w:lvlText w:val="o"/>
-      <w:lvlJc w:val="left"/>
-      <w:pPr>
-        <w:tabs>
-          <w:tab w:val="num" w:pos="1440"/>
-        </w:tabs>
-        <w:ind w:left="1440" w:hanging="360"/>
-      </w:pPr>
-      <w:rPr>
-        <w:rFonts w:ascii="Courier New" w:hAnsi="Courier New" w:hint="default"/>
-        <w:sz w:val="20"/>
-      </w:rPr>
-    </w:lvl>
-    <w:lvl w:ilvl="2" w:tentative="1">
-      <w:start w:val="1"/>
-      <w:numFmt w:val="bullet"/>
-      <w:lvlText w:val=""/>
-      <w:lvlJc w:val="left"/>
-      <w:pPr>
-        <w:tabs>
-          <w:tab w:val="num" w:pos="2160"/>
-        </w:tabs>
-        <w:ind w:left="2160" w:hanging="360"/>
-      </w:pPr>
-      <w:rPr>
-        <w:rFonts w:ascii="Wingdings" w:hAnsi="Wingdings" w:hint="default"/>
-        <w:sz w:val="20"/>
-      </w:rPr>
-    </w:lvl>
-    <w:lvl w:ilvl="3" w:tentative="1">
-      <w:start w:val="1"/>
-      <w:numFmt w:val="bullet"/>
-      <w:lvlText w:val=""/>
-      <w:lvlJc w:val="left"/>
-      <w:pPr>
-        <w:tabs>
-          <w:tab w:val="num" w:pos="2880"/>
-        </w:tabs>
-        <w:ind w:left="2880" w:hanging="360"/>
-      </w:pPr>
-      <w:rPr>
-        <w:rFonts w:ascii="Wingdings" w:hAnsi="Wingdings" w:hint="default"/>
-        <w:sz w:val="20"/>
-      </w:rPr>
-    </w:lvl>
-    <w:lvl w:ilvl="4" w:tentative="1">
-      <w:start w:val="1"/>
-      <w:numFmt w:val="bullet"/>
-      <w:lvlText w:val=""/>
-      <w:lvlJc w:val="left"/>
-      <w:pPr>
-        <w:tabs>
-          <w:tab w:val="num" w:pos="3600"/>
-        </w:tabs>
-        <w:ind w:left="3600" w:hanging="360"/>
-      </w:pPr>
-      <w:rPr>
-        <w:rFonts w:ascii="Wingdings" w:hAnsi="Wingdings" w:hint="default"/>
-        <w:sz w:val="20"/>
-      </w:rPr>
-    </w:lvl>
-    <w:lvl w:ilvl="5" w:tentative="1">
-      <w:start w:val="1"/>
-      <w:numFmt w:val="bullet"/>
-      <w:lvlText w:val=""/>
-      <w:lvlJc w:val="left"/>
-      <w:pPr>
-        <w:tabs>
-          <w:tab w:val="num" w:pos="4320"/>
-        </w:tabs>
-        <w:ind w:left="4320" w:hanging="360"/>
-      </w:pPr>
-      <w:rPr>
-        <w:rFonts w:ascii="Wingdings" w:hAnsi="Wingdings" w:hint="default"/>
-        <w:sz w:val="20"/>
-      </w:rPr>
-    </w:lvl>
-    <w:lvl w:ilvl="6" w:tentative="1">
-      <w:start w:val="1"/>
-      <w:numFmt w:val="bullet"/>
-      <w:lvlText w:val=""/>
-      <w:lvlJc w:val="left"/>
-      <w:pPr>
-        <w:tabs>
-          <w:tab w:val="num" w:pos="5040"/>
-        </w:tabs>
-        <w:ind w:left="5040" w:hanging="360"/>
-      </w:pPr>
-      <w:rPr>
-        <w:rFonts w:ascii="Wingdings" w:hAnsi="Wingdings" w:hint="default"/>
-        <w:sz w:val="20"/>
-      </w:rPr>
-    </w:lvl>
-    <w:lvl w:ilvl="7" w:tentative="1">
-      <w:start w:val="1"/>
-      <w:numFmt w:val="bullet"/>
-      <w:lvlText w:val=""/>
-      <w:lvlJc w:val="left"/>
-      <w:pPr>
-        <w:tabs>
-          <w:tab w:val="num" w:pos="5760"/>
-        </w:tabs>
-        <w:ind w:left="5760" w:hanging="360"/>
-      </w:pPr>
-      <w:rPr>
-        <w:rFonts w:ascii="Wingdings" w:hAnsi="Wingdings" w:hint="default"/>
-        <w:sz w:val="20"/>
-      </w:rPr>
-    </w:lvl>
-    <w:lvl w:ilvl="8" w:tentative="1">
-      <w:start w:val="1"/>
-      <w:numFmt w:val="bullet"/>
-      <w:lvlText w:val=""/>
-      <w:lvlJc w:val="left"/>
-      <w:pPr>
-        <w:tabs>
-          <w:tab w:val="num" w:pos="6480"/>
-        </w:tabs>
-        <w:ind w:left="6480" w:hanging="360"/>
-      </w:pPr>
-      <w:rPr>
-        <w:rFonts w:ascii="Wingdings" w:hAnsi="Wingdings" w:hint="default"/>
-        <w:sz w:val="20"/>
-      </w:rPr>
-    </w:lvl>
-  </w:abstractNum>
   <w:num w:numId="1">
-    <w:abstractNumId w:val="4"/>
+    <w:abstractNumId w:val="3"/>
   </w:num>
   <w:num w:numId="2">
-    <w:abstractNumId w:val="1"/>
+    <w:abstractNumId w:val="5"/>
   </w:num>
   <w:num w:numId="3">
-    <w:abstractNumId w:val="2"/>
+    <w:abstractNumId w:val="6"/>
   </w:num>
   <w:num w:numId="4">
-    <w:abstractNumId w:val="3"/>
+    <w:abstractNumId w:val="2"/>
   </w:num>
   <w:num w:numId="5">
     <w:abstractNumId w:val="7"/>
   </w:num>
   <w:num w:numId="6">
+    <w:abstractNumId w:val="0"/>
+  </w:num>
+  <w:num w:numId="7">
     <w:abstractNumId w:val="8"/>
   </w:num>
-  <w:num w:numId="7">
-    <w:abstractNumId w:val="6"/>
-  </w:num>
   <w:num w:numId="8">
-    <w:abstractNumId w:val="0"/>
+    <w:abstractNumId w:val="4"/>
   </w:num>
   <w:num w:numId="9">
-    <w:abstractNumId w:val="5"/>
+    <w:abstractNumId w:val="1"/>
   </w:num>
 </w:numbering>
 </file>

--- a/README.docx
+++ b/README.docx
@@ -1698,29 +1698,15 @@
           <w:sz w:val="22"/>
           <w:szCs w:val="22"/>
         </w:rPr>
-        <w:t>ce on file, the face as well. Since registration always enrols a face, that meant everybody answered two challenges and "Login with Face" was unusable by anyone who did not already know their password. The face button no longer validates the login form fir</w:t>
-      </w:r>
-      <w:r>
-        <w:rPr>
-          <w:rFonts w:ascii="Segoe UI" w:hAnsi="Segoe UI" w:cs="Segoe UI"/>
-          <w:sz w:val="22"/>
-          <w:szCs w:val="22"/>
-        </w:rPr>
-        <w:t>st and sends no username at all.</w:t>
-      </w:r>
-    </w:p>
-    <w:p>
-      <w:pPr>
-        <w:pStyle w:val="Heading3"/>
-        <w:rPr>
-          <w:rFonts w:ascii="Segoe UI" w:eastAsia="Times New Roman" w:hAnsi="Segoe UI" w:cs="Segoe UI"/>
-        </w:rPr>
-      </w:pPr>
-      <w:r>
-        <w:rPr>
-          <w:rFonts w:ascii="Segoe UI" w:eastAsia="Times New Roman" w:hAnsi="Segoe UI" w:cs="Segoe UI"/>
-        </w:rPr>
-        <w:t>What face sign-in now costs</w:t>
+        <w:t>ce on file, the face as well. Since registration enrolled a face for everybody, that meant all users answered two challenges and "Login with Face" was unusable by anyone who did not already know their password. The face button no longer validates the login</w:t>
+      </w:r>
+      <w:r>
+        <w:rPr>
+          <w:rFonts w:ascii="Segoe UI" w:hAnsi="Segoe UI" w:cs="Segoe UI"/>
+          <w:sz w:val="22"/>
+          <w:szCs w:val="22"/>
+        </w:rPr>
+        <w:t xml:space="preserve"> form first and sends no username at all.</w:t>
       </w:r>
     </w:p>
     <w:p>
@@ -1732,37 +1718,6 @@
           <w:szCs w:val="22"/>
         </w:rPr>
       </w:pPr>
-      <w:r>
-        <w:rPr>
-          <w:rFonts w:ascii="Segoe UI" w:hAnsi="Segoe UI" w:cs="Segoe UI"/>
-          <w:sz w:val="22"/>
-          <w:szCs w:val="22"/>
-        </w:rPr>
-        <w:t>It identifies rather than verifies: with no username to start from, the server searches every approved account for the closest descriptor. The risk that grows with the number of accounts is not "</w:t>
-      </w:r>
-      <w:r>
-        <w:rPr>
-          <w:rFonts w:ascii="Segoe UI" w:hAnsi="Segoe UI" w:cs="Segoe UI"/>
-          <w:sz w:val="22"/>
-          <w:szCs w:val="22"/>
-        </w:rPr>
-        <w:t xml:space="preserve">is this close enough" but "is this closer to the right person than to somebody else", so two rules apply — the distance must be under </w:t>
-      </w:r>
-      <w:r>
-        <w:rPr>
-          <w:rStyle w:val="c1"/>
-          <w:rFonts w:cs="Segoe UI"/>
-        </w:rPr>
-        <w:t>FACE_MATCH_MAX</w:t>
-      </w:r>
-      <w:r>
-        <w:rPr>
-          <w:rFonts w:ascii="Segoe UI" w:hAnsi="Segoe UI" w:cs="Segoe UI"/>
-          <w:sz w:val="22"/>
-          <w:szCs w:val="22"/>
-        </w:rPr>
-        <w:t xml:space="preserve"> (0.5, down from the 0.6 used for verification), </w:t>
-      </w:r>
       <w:r>
         <w:rPr>
           <w:rFonts w:ascii="Segoe UI" w:hAnsi="Segoe UI" w:cs="Segoe UI"/>
@@ -1771,37 +1726,31 @@
           <w:sz w:val="22"/>
           <w:szCs w:val="22"/>
         </w:rPr>
-        <w:t>and</w:t>
-      </w:r>
-      <w:r>
-        <w:rPr>
-          <w:rFonts w:ascii="Segoe UI" w:hAnsi="Segoe UI" w:cs="Segoe UI"/>
-          <w:sz w:val="22"/>
-          <w:szCs w:val="22"/>
-        </w:rPr>
-        <w:t xml:space="preserve"> the best match must beat the runner-up by </w:t>
-      </w:r>
-      <w:r>
-        <w:rPr>
-          <w:rStyle w:val="c1"/>
-          <w:rFonts w:cs="Segoe UI"/>
-        </w:rPr>
-        <w:t>FACE_MATCH_MA</w:t>
-      </w:r>
-      <w:r>
-        <w:rPr>
-          <w:rStyle w:val="c1"/>
-          <w:rFonts w:cs="Segoe UI"/>
-        </w:rPr>
-        <w:t>RGIN</w:t>
-      </w:r>
-      <w:r>
-        <w:rPr>
-          <w:rFonts w:ascii="Segoe UI" w:hAnsi="Segoe UI" w:cs="Segoe UI"/>
-          <w:sz w:val="22"/>
-          <w:szCs w:val="22"/>
-        </w:rPr>
-        <w:t xml:space="preserve"> (0.05). If two accounts are near-equally close the server refuses rather than taking the smaller number. Every refusal returns one message, so the form cannot be used to enumerate who is enrolled.</w:t>
+        <w:t>Enrolling a face is optional.</w:t>
+      </w:r>
+      <w:r>
+        <w:rPr>
+          <w:rFonts w:ascii="Segoe UI" w:hAnsi="Segoe UI" w:cs="Segoe UI"/>
+          <w:sz w:val="22"/>
+          <w:szCs w:val="22"/>
+        </w:rPr>
+        <w:t xml:space="preserve"> It is one of two ways in, not a second factor, so an account without one is complete — it signs in with its password. Requiring it at sign-up turned an alternative into a toll gate and</w:t>
+      </w:r>
+      <w:r>
+        <w:rPr>
+          <w:rFonts w:ascii="Segoe UI" w:hAnsi="Segoe UI" w:cs="Segoe UI"/>
+          <w:sz w:val="22"/>
+          <w:szCs w:val="22"/>
+        </w:rPr>
+        <w:t xml:space="preserve"> shut out anyone with no camera to hand, or unwilling to hand a photograph to an account they had not been approved for yet. A face offered at sign-up is still validated: both the descriptor and the photo must arrive and be readable, or the registration is</w:t>
+      </w:r>
+      <w:r>
+        <w:rPr>
+          <w:rFonts w:ascii="Segoe UI" w:hAnsi="Segoe UI" w:cs="Segoe UI"/>
+          <w:sz w:val="22"/>
+          <w:szCs w:val="22"/>
+        </w:rPr>
+        <w:t xml:space="preserve"> refused rather than half-stored.</w:t>
       </w:r>
     </w:p>
     <w:p>
@@ -1819,15 +1768,15 @@
           <w:sz w:val="22"/>
           <w:szCs w:val="22"/>
         </w:rPr>
-        <w:t>Be clear-eyed about the trade: a descriptor is now a c</w:t>
-      </w:r>
-      <w:r>
-        <w:rPr>
-          <w:rFonts w:ascii="Segoe UI" w:hAnsi="Segoe UI" w:cs="Segoe UI"/>
-          <w:sz w:val="22"/>
-          <w:szCs w:val="22"/>
-        </w:rPr>
-        <w:t>redential on its own, it can be produced from a photograph, and nothing here tests liveness. This establishes what someone looks like, not what they know. If that is not good enough for your installation, do not use method 2.</w:t>
+        <w:t>An administrator can enrol a face afterwards from the Users page, which already filters on who has one and who does not. There is no way for users to add their own face after signing up — the same is true of their name and</w:t>
+      </w:r>
+      <w:r>
+        <w:rPr>
+          <w:rFonts w:ascii="Segoe UI" w:hAnsi="Segoe UI" w:cs="Segoe UI"/>
+          <w:sz w:val="22"/>
+          <w:szCs w:val="22"/>
+        </w:rPr>
+        <w:t xml:space="preserve"> email, which that page also owns.</w:t>
       </w:r>
     </w:p>
     <w:p>
@@ -1841,7 +1790,7 @@
         <w:rPr>
           <w:rFonts w:ascii="Segoe UI" w:eastAsia="Times New Roman" w:hAnsi="Segoe UI" w:cs="Segoe UI"/>
         </w:rPr>
-        <w:t>Pending / Allowed / Denied</w:t>
+        <w:t>What face sign-in now costs</w:t>
       </w:r>
     </w:p>
     <w:p>
@@ -1859,15 +1808,30 @@
           <w:sz w:val="22"/>
           <w:szCs w:val="22"/>
         </w:rPr>
-        <w:t>Reg</w:t>
-      </w:r>
-      <w:r>
-        <w:rPr>
-          <w:rFonts w:ascii="Segoe UI" w:hAnsi="Segoe UI" w:cs="Segoe UI"/>
-          <w:sz w:val="22"/>
-          <w:szCs w:val="22"/>
-        </w:rPr>
-        <w:t xml:space="preserve">istration creates the account as </w:t>
+        <w:t>It identifies rather than verifies: with no username to start from, the server searches every approved account for the closest descriptor. The risk that grows with the number of accounts is not</w:t>
+      </w:r>
+      <w:r>
+        <w:rPr>
+          <w:rFonts w:ascii="Segoe UI" w:hAnsi="Segoe UI" w:cs="Segoe UI"/>
+          <w:sz w:val="22"/>
+          <w:szCs w:val="22"/>
+        </w:rPr>
+        <w:t xml:space="preserve"> "is this close enough" but "is this closer to the right person than to somebody else", so two rules apply — the distance must be under </w:t>
+      </w:r>
+      <w:r>
+        <w:rPr>
+          <w:rStyle w:val="c1"/>
+          <w:rFonts w:cs="Segoe UI"/>
+        </w:rPr>
+        <w:t>FACE_MATCH_MAX</w:t>
+      </w:r>
+      <w:r>
+        <w:rPr>
+          <w:rFonts w:ascii="Segoe UI" w:hAnsi="Segoe UI" w:cs="Segoe UI"/>
+          <w:sz w:val="22"/>
+          <w:szCs w:val="22"/>
+        </w:rPr>
+        <w:t xml:space="preserve"> (0.5, down from the 0.6 used for verification), </w:t>
       </w:r>
       <w:r>
         <w:rPr>
@@ -1877,15 +1841,103 @@
           <w:sz w:val="22"/>
           <w:szCs w:val="22"/>
         </w:rPr>
-        <w:t>pending</w:t>
-      </w:r>
-      <w:r>
-        <w:rPr>
-          <w:rFonts w:ascii="Segoe UI" w:hAnsi="Segoe UI" w:cs="Segoe UI"/>
-          <w:sz w:val="22"/>
-          <w:szCs w:val="22"/>
-        </w:rPr>
-        <w:t xml:space="preserve"> and returns </w:t>
+        <w:t>and</w:t>
+      </w:r>
+      <w:r>
+        <w:rPr>
+          <w:rFonts w:ascii="Segoe UI" w:hAnsi="Segoe UI" w:cs="Segoe UI"/>
+          <w:sz w:val="22"/>
+          <w:szCs w:val="22"/>
+        </w:rPr>
+        <w:t xml:space="preserve"> the best match must beat the runner-up by </w:t>
+      </w:r>
+      <w:r>
+        <w:rPr>
+          <w:rStyle w:val="c1"/>
+          <w:rFonts w:cs="Segoe UI"/>
+        </w:rPr>
+        <w:t>FACE_MATCH_</w:t>
+      </w:r>
+      <w:r>
+        <w:rPr>
+          <w:rStyle w:val="c1"/>
+          <w:rFonts w:cs="Segoe UI"/>
+        </w:rPr>
+        <w:t>MARGIN</w:t>
+      </w:r>
+      <w:r>
+        <w:rPr>
+          <w:rFonts w:ascii="Segoe UI" w:hAnsi="Segoe UI" w:cs="Segoe UI"/>
+          <w:sz w:val="22"/>
+          <w:szCs w:val="22"/>
+        </w:rPr>
+        <w:t xml:space="preserve"> (0.05). If two accounts are near-equally close the server refuses rather than taking the smaller number. Every refusal returns one message, so the form cannot be used to enumerate who is enrolled.</w:t>
+      </w:r>
+    </w:p>
+    <w:p>
+      <w:pPr>
+        <w:pStyle w:val="NormalWeb"/>
+        <w:rPr>
+          <w:rFonts w:ascii="Segoe UI" w:hAnsi="Segoe UI" w:cs="Segoe UI"/>
+          <w:sz w:val="22"/>
+          <w:szCs w:val="22"/>
+        </w:rPr>
+      </w:pPr>
+      <w:r>
+        <w:rPr>
+          <w:rFonts w:ascii="Segoe UI" w:hAnsi="Segoe UI" w:cs="Segoe UI"/>
+          <w:sz w:val="22"/>
+          <w:szCs w:val="22"/>
+        </w:rPr>
+        <w:t>Be clear-eyed about the trade: a descriptor is now a</w:t>
+      </w:r>
+      <w:r>
+        <w:rPr>
+          <w:rFonts w:ascii="Segoe UI" w:hAnsi="Segoe UI" w:cs="Segoe UI"/>
+          <w:sz w:val="22"/>
+          <w:szCs w:val="22"/>
+        </w:rPr>
+        <w:t xml:space="preserve"> credential on its own, it can be produced from a photograph, and nothing here tests liveness. This establishes what someone looks like, not what they know. If that is not good enough for your installation, do not use method 2.</w:t>
+      </w:r>
+    </w:p>
+    <w:p>
+      <w:pPr>
+        <w:pStyle w:val="Heading3"/>
+        <w:rPr>
+          <w:rFonts w:ascii="Segoe UI" w:eastAsia="Times New Roman" w:hAnsi="Segoe UI" w:cs="Segoe UI"/>
+        </w:rPr>
+      </w:pPr>
+      <w:r>
+        <w:rPr>
+          <w:rFonts w:ascii="Segoe UI" w:eastAsia="Times New Roman" w:hAnsi="Segoe UI" w:cs="Segoe UI"/>
+        </w:rPr>
+        <w:t>Pending / Allowed / Denied</w:t>
+      </w:r>
+    </w:p>
+    <w:p>
+      <w:pPr>
+        <w:pStyle w:val="NormalWeb"/>
+        <w:rPr>
+          <w:rFonts w:ascii="Segoe UI" w:hAnsi="Segoe UI" w:cs="Segoe UI"/>
+          <w:sz w:val="22"/>
+          <w:szCs w:val="22"/>
+        </w:rPr>
+      </w:pPr>
+      <w:r>
+        <w:rPr>
+          <w:rFonts w:ascii="Segoe UI" w:hAnsi="Segoe UI" w:cs="Segoe UI"/>
+          <w:sz w:val="22"/>
+          <w:szCs w:val="22"/>
+        </w:rPr>
+        <w:t>R</w:t>
+      </w:r>
+      <w:r>
+        <w:rPr>
+          <w:rFonts w:ascii="Segoe UI" w:hAnsi="Segoe UI" w:cs="Segoe UI"/>
+          <w:sz w:val="22"/>
+          <w:szCs w:val="22"/>
+        </w:rPr>
+        <w:t xml:space="preserve">egistration creates the account as </w:t>
       </w:r>
       <w:r>
         <w:rPr>
@@ -1895,31 +1947,6 @@
           <w:sz w:val="22"/>
           <w:szCs w:val="22"/>
         </w:rPr>
-        <w:t>no token</w:t>
-      </w:r>
-      <w:r>
-        <w:rPr>
-          <w:rFonts w:ascii="Segoe UI" w:hAnsi="Segoe UI" w:cs="Segoe UI"/>
-          <w:sz w:val="22"/>
-          <w:szCs w:val="22"/>
-        </w:rPr>
-        <w:t xml:space="preserve"> — a session whose every request is refused is worse than being told plainly to wait. An administrator sets Allowed or Denied from the Users page.</w:t>
-      </w:r>
-    </w:p>
-    <w:p>
-      <w:pPr>
-        <w:pStyle w:val="NormalWeb"/>
-        <w:rPr>
-          <w:rFonts w:ascii="Segoe UI" w:hAnsi="Segoe UI" w:cs="Segoe UI"/>
-          <w:sz w:val="22"/>
-          <w:szCs w:val="22"/>
-        </w:rPr>
-      </w:pPr>
-      <w:r>
-        <w:rPr>
-          <w:rStyle w:val="c1"/>
-          <w:rFonts w:cs="Segoe UI"/>
-        </w:rPr>
         <w:t>pending</w:t>
       </w:r>
       <w:r>
@@ -1928,297 +1955,8 @@
           <w:sz w:val="22"/>
           <w:szCs w:val="22"/>
         </w:rPr>
-        <w:t xml:space="preserve"> and </w:t>
-      </w:r>
-      <w:r>
-        <w:rPr>
-          <w:rStyle w:val="c1"/>
-          <w:rFonts w:cs="Segoe UI"/>
-        </w:rPr>
-        <w:t>denied</w:t>
-      </w:r>
-      <w:r>
-        <w:rPr>
-          <w:rFonts w:ascii="Segoe UI" w:hAnsi="Segoe UI" w:cs="Segoe UI"/>
-          <w:sz w:val="22"/>
-          <w:szCs w:val="22"/>
-        </w:rPr>
-        <w:t xml:space="preserve"> are deliberately distinct. On</w:t>
-      </w:r>
-      <w:r>
-        <w:rPr>
-          <w:rFonts w:ascii="Segoe UI" w:hAnsi="Segoe UI" w:cs="Segoe UI"/>
-          <w:sz w:val="22"/>
-          <w:szCs w:val="22"/>
-        </w:rPr>
-        <w:t>e means nobody has looked; the other means somebody looked and said no. Telling a waiting applicant they have been rejected sends them to ask an administrator about a decision nobody made.</w:t>
-      </w:r>
-    </w:p>
-    <w:p>
-      <w:pPr>
-        <w:pStyle w:val="NormalWeb"/>
-        <w:rPr>
-          <w:rFonts w:ascii="Segoe UI" w:hAnsi="Segoe UI" w:cs="Segoe UI"/>
-          <w:sz w:val="22"/>
-          <w:szCs w:val="22"/>
-        </w:rPr>
-      </w:pPr>
-      <w:r>
-        <w:rPr>
-          <w:rStyle w:val="c1"/>
-          <w:rFonts w:cs="Segoe UI"/>
-        </w:rPr>
-        <w:t>requireAuth</w:t>
-      </w:r>
-      <w:r>
-        <w:rPr>
-          <w:rFonts w:ascii="Segoe UI" w:hAnsi="Segoe UI" w:cs="Segoe UI"/>
-          <w:sz w:val="22"/>
-          <w:szCs w:val="22"/>
-        </w:rPr>
-        <w:t xml:space="preserve"> now reads the account from the database on every reques</w:t>
-      </w:r>
-      <w:r>
-        <w:rPr>
-          <w:rFonts w:ascii="Segoe UI" w:hAnsi="Segoe UI" w:cs="Segoe UI"/>
-          <w:sz w:val="22"/>
-          <w:szCs w:val="22"/>
-        </w:rPr>
-        <w:t xml:space="preserve">t rather than trusting the token, so denying or deleting an account takes effect on that person's next click instead of whenever their eight-hour token happens to expire. The lookup deliberately excludes the face photo, which is a base64 data URL of up to </w:t>
-      </w:r>
-      <w:r>
-        <w:rPr>
-          <w:rFonts w:ascii="Segoe UI" w:hAnsi="Segoe UI" w:cs="Segoe UI"/>
-          <w:sz w:val="22"/>
-          <w:szCs w:val="22"/>
-        </w:rPr>
-        <w:t>2MB and would otherwise be the most expensive part of most requests.</w:t>
-      </w:r>
-    </w:p>
-    <w:p>
-      <w:pPr>
-        <w:pStyle w:val="Heading3"/>
-        <w:rPr>
-          <w:rFonts w:ascii="Segoe UI" w:eastAsia="Times New Roman" w:hAnsi="Segoe UI" w:cs="Segoe UI"/>
-        </w:rPr>
-      </w:pPr>
-      <w:r>
-        <w:rPr>
-          <w:rFonts w:ascii="Segoe UI" w:eastAsia="Times New Roman" w:hAnsi="Segoe UI" w:cs="Segoe UI"/>
-        </w:rPr>
-        <w:t>The upgrade hazard</w:t>
-      </w:r>
-    </w:p>
-    <w:p>
-      <w:pPr>
-        <w:pStyle w:val="NormalWeb"/>
-        <w:rPr>
-          <w:rFonts w:ascii="Segoe UI" w:hAnsi="Segoe UI" w:cs="Segoe UI"/>
-          <w:sz w:val="22"/>
-          <w:szCs w:val="22"/>
-        </w:rPr>
-      </w:pPr>
-      <w:r>
-        <w:rPr>
-          <w:rFonts w:ascii="Segoe UI" w:hAnsi="Segoe UI" w:cs="Segoe UI"/>
-          <w:sz w:val="22"/>
-          <w:szCs w:val="22"/>
-        </w:rPr>
-        <w:t xml:space="preserve">Mongoose applies a schema default to a path missing from a document it loads. The moment </w:t>
-      </w:r>
-      <w:r>
-        <w:rPr>
-          <w:rStyle w:val="c1"/>
-          <w:rFonts w:cs="Segoe UI"/>
-        </w:rPr>
-        <w:t>status</w:t>
-      </w:r>
-      <w:r>
-        <w:rPr>
-          <w:rFonts w:ascii="Segoe UI" w:hAnsi="Segoe UI" w:cs="Segoe UI"/>
-          <w:sz w:val="22"/>
-          <w:szCs w:val="22"/>
-        </w:rPr>
-        <w:t xml:space="preserve"> existed, every account already in the database began reading as </w:t>
-      </w:r>
-      <w:r>
-        <w:rPr>
-          <w:rStyle w:val="c1"/>
-          <w:rFonts w:cs="Segoe UI"/>
-        </w:rPr>
-        <w:t>pending</w:t>
-      </w:r>
-      <w:r>
-        <w:rPr>
-          <w:rFonts w:ascii="Segoe UI" w:hAnsi="Segoe UI" w:cs="Segoe UI"/>
-          <w:sz w:val="22"/>
-          <w:szCs w:val="22"/>
-        </w:rPr>
-        <w:t xml:space="preserve"> </w:t>
-      </w:r>
-      <w:r>
-        <w:rPr>
-          <w:rFonts w:ascii="Segoe UI" w:hAnsi="Segoe UI" w:cs="Segoe UI"/>
-          <w:sz w:val="22"/>
-          <w:szCs w:val="22"/>
-        </w:rPr>
-        <w:t xml:space="preserve">— an upgrade that locks out the entire installation, administrators included. </w:t>
-      </w:r>
-      <w:r>
-        <w:rPr>
-          <w:rStyle w:val="c1"/>
-          <w:rFonts w:cs="Segoe UI"/>
-        </w:rPr>
-        <w:t>helpers/accountStatusBackfill.js</w:t>
-      </w:r>
-      <w:r>
-        <w:rPr>
-          <w:rFonts w:ascii="Segoe UI" w:hAnsi="Segoe UI" w:cs="Segoe UI"/>
-          <w:sz w:val="22"/>
-          <w:szCs w:val="22"/>
-        </w:rPr>
-        <w:t xml:space="preserve"> sets them all to </w:t>
-      </w:r>
-      <w:r>
-        <w:rPr>
-          <w:rStyle w:val="c1"/>
-          <w:rFonts w:cs="Segoe UI"/>
-        </w:rPr>
-        <w:t>allowed</w:t>
-      </w:r>
-      <w:r>
-        <w:rPr>
-          <w:rFonts w:ascii="Segoe UI" w:hAnsi="Segoe UI" w:cs="Segoe UI"/>
-          <w:sz w:val="22"/>
-          <w:szCs w:val="22"/>
-        </w:rPr>
-        <w:t xml:space="preserve"> once, marker-guarded, before the port opens. </w:t>
-      </w:r>
-      <w:r>
-        <w:rPr>
-          <w:rStyle w:val="c1"/>
-          <w:rFonts w:cs="Segoe UI"/>
-        </w:rPr>
-        <w:t>ensureSeedAdmin</w:t>
-      </w:r>
-      <w:r>
-        <w:rPr>
-          <w:rFonts w:ascii="Segoe UI" w:hAnsi="Segoe UI" w:cs="Segoe UI"/>
-          <w:sz w:val="22"/>
-          <w:szCs w:val="22"/>
-        </w:rPr>
-        <w:t xml:space="preserve"> and </w:t>
-      </w:r>
-      <w:r>
-        <w:rPr>
-          <w:rStyle w:val="c1"/>
-          <w:rFonts w:cs="Segoe UI"/>
-        </w:rPr>
-        <w:t>ensureSuperuser</w:t>
-      </w:r>
-      <w:r>
-        <w:rPr>
-          <w:rFonts w:ascii="Segoe UI" w:hAnsi="Segoe UI" w:cs="Segoe UI"/>
-          <w:sz w:val="22"/>
-          <w:szCs w:val="22"/>
-        </w:rPr>
-        <w:t xml:space="preserve"> write </w:t>
-      </w:r>
-      <w:r>
-        <w:rPr>
-          <w:rStyle w:val="c1"/>
-          <w:rFonts w:cs="Segoe UI"/>
-        </w:rPr>
-        <w:t>allowed</w:t>
-      </w:r>
-      <w:r>
-        <w:rPr>
-          <w:rFonts w:ascii="Segoe UI" w:hAnsi="Segoe UI" w:cs="Segoe UI"/>
-          <w:sz w:val="22"/>
-          <w:szCs w:val="22"/>
-        </w:rPr>
-        <w:t xml:space="preserve"> explicitly, because an ad</w:t>
-      </w:r>
-      <w:r>
-        <w:rPr>
-          <w:rFonts w:ascii="Segoe UI" w:hAnsi="Segoe UI" w:cs="Segoe UI"/>
-          <w:sz w:val="22"/>
-          <w:szCs w:val="22"/>
-        </w:rPr>
-        <w:t>ministrator who needs approving by an administrator is a locked door with the key inside.</w:t>
-      </w:r>
-    </w:p>
-    <w:p>
-      <w:pPr>
-        <w:pStyle w:val="Heading2"/>
-        <w:rPr>
-          <w:rFonts w:ascii="Segoe UI" w:eastAsia="Times New Roman" w:hAnsi="Segoe UI" w:cs="Segoe UI"/>
-        </w:rPr>
-      </w:pPr>
-      <w:r>
-        <w:rPr>
-          <w:rFonts w:ascii="Segoe UI" w:eastAsia="Times New Roman" w:hAnsi="Segoe UI" w:cs="Segoe UI"/>
-        </w:rPr>
-        <w:t>Deleting an account</w:t>
-      </w:r>
-    </w:p>
-    <w:p>
-      <w:pPr>
-        <w:pStyle w:val="NormalWeb"/>
-        <w:rPr>
-          <w:rFonts w:ascii="Segoe UI" w:hAnsi="Segoe UI" w:cs="Segoe UI"/>
-          <w:sz w:val="22"/>
-          <w:szCs w:val="22"/>
-        </w:rPr>
-      </w:pPr>
-      <w:r>
-        <w:rPr>
-          <w:rStyle w:val="c1"/>
-          <w:rFonts w:cs="Segoe UI"/>
-        </w:rPr>
-        <w:t>DELETE /users/:id</w:t>
-      </w:r>
-      <w:r>
-        <w:rPr>
-          <w:rFonts w:ascii="Segoe UI" w:hAnsi="Segoe UI" w:cs="Segoe UI"/>
-          <w:sz w:val="22"/>
-          <w:szCs w:val="22"/>
-        </w:rPr>
-        <w:t xml:space="preserve"> removes the account and everything behind it — see </w:t>
-      </w:r>
-      <w:r>
-        <w:rPr>
-          <w:rStyle w:val="c1"/>
-          <w:rFonts w:cs="Segoe UI"/>
-        </w:rPr>
-        <w:t>backend/src/helpers/userPurge.js</w:t>
-      </w:r>
-      <w:r>
-        <w:rPr>
-          <w:rFonts w:ascii="Segoe UI" w:hAnsi="Segoe UI" w:cs="Segoe UI"/>
-          <w:sz w:val="22"/>
-          <w:szCs w:val="22"/>
-        </w:rPr>
-        <w:t xml:space="preserve">. Records and their files, wallet, contacts, </w:t>
-      </w:r>
-      <w:r>
-        <w:rPr>
-          <w:rFonts w:ascii="Segoe UI" w:hAnsi="Segoe UI" w:cs="Segoe UI"/>
-          <w:sz w:val="22"/>
-          <w:szCs w:val="22"/>
-        </w:rPr>
-        <w:t>schedule, posts, chat threads and their files, mail, hosted meetings and their recordings, in-call messages, activity log entries, the face photo.</w:t>
-      </w:r>
-    </w:p>
-    <w:p>
-      <w:pPr>
-        <w:pStyle w:val="NormalWeb"/>
-        <w:rPr>
-          <w:rFonts w:ascii="Segoe UI" w:hAnsi="Segoe UI" w:cs="Segoe UI"/>
-          <w:sz w:val="22"/>
-          <w:szCs w:val="22"/>
-        </w:rPr>
-      </w:pPr>
+        <w:t xml:space="preserve"> and returns </w:t>
+      </w:r>
       <w:r>
         <w:rPr>
           <w:rFonts w:ascii="Segoe UI" w:hAnsi="Segoe UI" w:cs="Segoe UI"/>
@@ -2227,6 +1965,329 @@
           <w:sz w:val="22"/>
           <w:szCs w:val="22"/>
         </w:rPr>
+        <w:t>no token</w:t>
+      </w:r>
+      <w:r>
+        <w:rPr>
+          <w:rFonts w:ascii="Segoe UI" w:hAnsi="Segoe UI" w:cs="Segoe UI"/>
+          <w:sz w:val="22"/>
+          <w:szCs w:val="22"/>
+        </w:rPr>
+        <w:t xml:space="preserve"> — a session whose every request is refused is worse than being told plainly to wait. An administrator sets Allowed or Denied from the Users page.</w:t>
+      </w:r>
+    </w:p>
+    <w:p>
+      <w:pPr>
+        <w:pStyle w:val="NormalWeb"/>
+        <w:rPr>
+          <w:rFonts w:ascii="Segoe UI" w:hAnsi="Segoe UI" w:cs="Segoe UI"/>
+          <w:sz w:val="22"/>
+          <w:szCs w:val="22"/>
+        </w:rPr>
+      </w:pPr>
+      <w:r>
+        <w:rPr>
+          <w:rStyle w:val="c1"/>
+          <w:rFonts w:cs="Segoe UI"/>
+        </w:rPr>
+        <w:t>pending</w:t>
+      </w:r>
+      <w:r>
+        <w:rPr>
+          <w:rFonts w:ascii="Segoe UI" w:hAnsi="Segoe UI" w:cs="Segoe UI"/>
+          <w:sz w:val="22"/>
+          <w:szCs w:val="22"/>
+        </w:rPr>
+        <w:t xml:space="preserve"> and </w:t>
+      </w:r>
+      <w:r>
+        <w:rPr>
+          <w:rStyle w:val="c1"/>
+          <w:rFonts w:cs="Segoe UI"/>
+        </w:rPr>
+        <w:t>denied</w:t>
+      </w:r>
+      <w:r>
+        <w:rPr>
+          <w:rFonts w:ascii="Segoe UI" w:hAnsi="Segoe UI" w:cs="Segoe UI"/>
+          <w:sz w:val="22"/>
+          <w:szCs w:val="22"/>
+        </w:rPr>
+        <w:t xml:space="preserve"> are deliberately distinct. </w:t>
+      </w:r>
+      <w:r>
+        <w:rPr>
+          <w:rFonts w:ascii="Segoe UI" w:hAnsi="Segoe UI" w:cs="Segoe UI"/>
+          <w:sz w:val="22"/>
+          <w:szCs w:val="22"/>
+        </w:rPr>
+        <w:t>One means nobody has looked; the other means somebody looked and said no. Telling a waiting applicant they have been rejected sends them to ask an administrator about a decision nobody made.</w:t>
+      </w:r>
+    </w:p>
+    <w:p>
+      <w:pPr>
+        <w:pStyle w:val="NormalWeb"/>
+        <w:rPr>
+          <w:rFonts w:ascii="Segoe UI" w:hAnsi="Segoe UI" w:cs="Segoe UI"/>
+          <w:sz w:val="22"/>
+          <w:szCs w:val="22"/>
+        </w:rPr>
+      </w:pPr>
+      <w:r>
+        <w:rPr>
+          <w:rStyle w:val="c1"/>
+          <w:rFonts w:cs="Segoe UI"/>
+        </w:rPr>
+        <w:t>requireAuth</w:t>
+      </w:r>
+      <w:r>
+        <w:rPr>
+          <w:rFonts w:ascii="Segoe UI" w:hAnsi="Segoe UI" w:cs="Segoe UI"/>
+          <w:sz w:val="22"/>
+          <w:szCs w:val="22"/>
+        </w:rPr>
+        <w:t xml:space="preserve"> </w:t>
+      </w:r>
+      <w:r>
+        <w:rPr>
+          <w:rFonts w:ascii="Segoe UI" w:hAnsi="Segoe UI" w:cs="Segoe UI"/>
+          <w:sz w:val="22"/>
+          <w:szCs w:val="22"/>
+        </w:rPr>
+        <w:t>now reads the account from the database on every request rather than trusting the token, so denying or deleting an account takes effect on that person's next click instead of whenever their eight-hour token happens to expire. The lookup deliberately exclud</w:t>
+      </w:r>
+      <w:r>
+        <w:rPr>
+          <w:rFonts w:ascii="Segoe UI" w:hAnsi="Segoe UI" w:cs="Segoe UI"/>
+          <w:sz w:val="22"/>
+          <w:szCs w:val="22"/>
+        </w:rPr>
+        <w:t>es the face photo, which is a base64 data URL of up to 2MB and would otherwise be the most expensive part of most requests.</w:t>
+      </w:r>
+    </w:p>
+    <w:p>
+      <w:pPr>
+        <w:pStyle w:val="Heading3"/>
+        <w:rPr>
+          <w:rFonts w:ascii="Segoe UI" w:eastAsia="Times New Roman" w:hAnsi="Segoe UI" w:cs="Segoe UI"/>
+        </w:rPr>
+      </w:pPr>
+      <w:r>
+        <w:rPr>
+          <w:rFonts w:ascii="Segoe UI" w:eastAsia="Times New Roman" w:hAnsi="Segoe UI" w:cs="Segoe UI"/>
+        </w:rPr>
+        <w:t>The upgrade hazard</w:t>
+      </w:r>
+    </w:p>
+    <w:p>
+      <w:pPr>
+        <w:pStyle w:val="NormalWeb"/>
+        <w:rPr>
+          <w:rFonts w:ascii="Segoe UI" w:hAnsi="Segoe UI" w:cs="Segoe UI"/>
+          <w:sz w:val="22"/>
+          <w:szCs w:val="22"/>
+        </w:rPr>
+      </w:pPr>
+      <w:r>
+        <w:rPr>
+          <w:rFonts w:ascii="Segoe UI" w:hAnsi="Segoe UI" w:cs="Segoe UI"/>
+          <w:sz w:val="22"/>
+          <w:szCs w:val="22"/>
+        </w:rPr>
+        <w:t xml:space="preserve">Mongoose applies a schema default to a path missing from a document it loads. The moment </w:t>
+      </w:r>
+      <w:r>
+        <w:rPr>
+          <w:rStyle w:val="c1"/>
+          <w:rFonts w:cs="Segoe UI"/>
+        </w:rPr>
+        <w:t>status</w:t>
+      </w:r>
+      <w:r>
+        <w:rPr>
+          <w:rFonts w:ascii="Segoe UI" w:hAnsi="Segoe UI" w:cs="Segoe UI"/>
+          <w:sz w:val="22"/>
+          <w:szCs w:val="22"/>
+        </w:rPr>
+        <w:t xml:space="preserve"> existed, every ac</w:t>
+      </w:r>
+      <w:r>
+        <w:rPr>
+          <w:rFonts w:ascii="Segoe UI" w:hAnsi="Segoe UI" w:cs="Segoe UI"/>
+          <w:sz w:val="22"/>
+          <w:szCs w:val="22"/>
+        </w:rPr>
+        <w:t xml:space="preserve">count already in the database began reading as </w:t>
+      </w:r>
+      <w:r>
+        <w:rPr>
+          <w:rStyle w:val="c1"/>
+          <w:rFonts w:cs="Segoe UI"/>
+        </w:rPr>
+        <w:t>pending</w:t>
+      </w:r>
+      <w:r>
+        <w:rPr>
+          <w:rFonts w:ascii="Segoe UI" w:hAnsi="Segoe UI" w:cs="Segoe UI"/>
+          <w:sz w:val="22"/>
+          <w:szCs w:val="22"/>
+        </w:rPr>
+        <w:t xml:space="preserve"> — an upgrade that locks out the entire installation, administrators included. </w:t>
+      </w:r>
+      <w:r>
+        <w:rPr>
+          <w:rStyle w:val="c1"/>
+          <w:rFonts w:cs="Segoe UI"/>
+        </w:rPr>
+        <w:t>helpers/accountStatusBackfill.js</w:t>
+      </w:r>
+      <w:r>
+        <w:rPr>
+          <w:rFonts w:ascii="Segoe UI" w:hAnsi="Segoe UI" w:cs="Segoe UI"/>
+          <w:sz w:val="22"/>
+          <w:szCs w:val="22"/>
+        </w:rPr>
+        <w:t xml:space="preserve"> sets them all to </w:t>
+      </w:r>
+      <w:r>
+        <w:rPr>
+          <w:rStyle w:val="c1"/>
+          <w:rFonts w:cs="Segoe UI"/>
+        </w:rPr>
+        <w:t>allowed</w:t>
+      </w:r>
+      <w:r>
+        <w:rPr>
+          <w:rFonts w:ascii="Segoe UI" w:hAnsi="Segoe UI" w:cs="Segoe UI"/>
+          <w:sz w:val="22"/>
+          <w:szCs w:val="22"/>
+        </w:rPr>
+        <w:t xml:space="preserve"> once, marker-guarded, before the port opens. </w:t>
+      </w:r>
+      <w:r>
+        <w:rPr>
+          <w:rStyle w:val="c1"/>
+          <w:rFonts w:cs="Segoe UI"/>
+        </w:rPr>
+        <w:t>ensureSeedAdmin</w:t>
+      </w:r>
+      <w:r>
+        <w:rPr>
+          <w:rFonts w:ascii="Segoe UI" w:hAnsi="Segoe UI" w:cs="Segoe UI"/>
+          <w:sz w:val="22"/>
+          <w:szCs w:val="22"/>
+        </w:rPr>
+        <w:t xml:space="preserve"> and </w:t>
+      </w:r>
+      <w:r>
+        <w:rPr>
+          <w:rStyle w:val="c1"/>
+          <w:rFonts w:cs="Segoe UI"/>
+        </w:rPr>
+        <w:t>ensureSuperuser</w:t>
+      </w:r>
+      <w:r>
+        <w:rPr>
+          <w:rFonts w:ascii="Segoe UI" w:hAnsi="Segoe UI" w:cs="Segoe UI"/>
+          <w:sz w:val="22"/>
+          <w:szCs w:val="22"/>
+        </w:rPr>
+        <w:t xml:space="preserve"> write </w:t>
+      </w:r>
+      <w:r>
+        <w:rPr>
+          <w:rStyle w:val="c1"/>
+          <w:rFonts w:cs="Segoe UI"/>
+        </w:rPr>
+        <w:t>allowed</w:t>
+      </w:r>
+      <w:r>
+        <w:rPr>
+          <w:rFonts w:ascii="Segoe UI" w:hAnsi="Segoe UI" w:cs="Segoe UI"/>
+          <w:sz w:val="22"/>
+          <w:szCs w:val="22"/>
+        </w:rPr>
+        <w:t xml:space="preserve"> explicitly, because an administrator who needs approving by an administrator is a locked door with the key inside.</w:t>
+      </w:r>
+    </w:p>
+    <w:p>
+      <w:pPr>
+        <w:pStyle w:val="Heading2"/>
+        <w:rPr>
+          <w:rFonts w:ascii="Segoe UI" w:eastAsia="Times New Roman" w:hAnsi="Segoe UI" w:cs="Segoe UI"/>
+        </w:rPr>
+      </w:pPr>
+      <w:r>
+        <w:rPr>
+          <w:rFonts w:ascii="Segoe UI" w:eastAsia="Times New Roman" w:hAnsi="Segoe UI" w:cs="Segoe UI"/>
+        </w:rPr>
+        <w:t>Deleting an account</w:t>
+      </w:r>
+    </w:p>
+    <w:p>
+      <w:pPr>
+        <w:pStyle w:val="NormalWeb"/>
+        <w:rPr>
+          <w:rFonts w:ascii="Segoe UI" w:hAnsi="Segoe UI" w:cs="Segoe UI"/>
+          <w:sz w:val="22"/>
+          <w:szCs w:val="22"/>
+        </w:rPr>
+      </w:pPr>
+      <w:r>
+        <w:rPr>
+          <w:rStyle w:val="c1"/>
+          <w:rFonts w:cs="Segoe UI"/>
+        </w:rPr>
+        <w:t>DELETE /users/:id</w:t>
+      </w:r>
+      <w:r>
+        <w:rPr>
+          <w:rFonts w:ascii="Segoe UI" w:hAnsi="Segoe UI" w:cs="Segoe UI"/>
+          <w:sz w:val="22"/>
+          <w:szCs w:val="22"/>
+        </w:rPr>
+        <w:t xml:space="preserve"> removes the account and everything behind it — see </w:t>
+      </w:r>
+      <w:r>
+        <w:rPr>
+          <w:rStyle w:val="c1"/>
+          <w:rFonts w:cs="Segoe UI"/>
+        </w:rPr>
+        <w:t>backend/src/helpers/us</w:t>
+      </w:r>
+      <w:r>
+        <w:rPr>
+          <w:rStyle w:val="c1"/>
+          <w:rFonts w:cs="Segoe UI"/>
+        </w:rPr>
+        <w:t>erPurge.js</w:t>
+      </w:r>
+      <w:r>
+        <w:rPr>
+          <w:rFonts w:ascii="Segoe UI" w:hAnsi="Segoe UI" w:cs="Segoe UI"/>
+          <w:sz w:val="22"/>
+          <w:szCs w:val="22"/>
+        </w:rPr>
+        <w:t>. Records and their files, wallet, contacts, schedule, posts, chat threads and their files, mail, hosted meetings and their recordings, in-call messages, activity log entries, the face photo.</w:t>
+      </w:r>
+    </w:p>
+    <w:p>
+      <w:pPr>
+        <w:pStyle w:val="NormalWeb"/>
+        <w:rPr>
+          <w:rFonts w:ascii="Segoe UI" w:hAnsi="Segoe UI" w:cs="Segoe UI"/>
+          <w:sz w:val="22"/>
+          <w:szCs w:val="22"/>
+        </w:rPr>
+      </w:pPr>
+      <w:r>
+        <w:rPr>
+          <w:rFonts w:ascii="Segoe UI" w:hAnsi="Segoe UI" w:cs="Segoe UI"/>
+          <w:b/>
+          <w:bCs/>
+          <w:sz w:val="22"/>
+          <w:szCs w:val="22"/>
+        </w:rPr>
         <w:t>Shared project work is unlinked rather than destroyed.</w:t>
       </w:r>
       <w:r>
@@ -2235,15 +2296,7 @@
           <w:sz w:val="22"/>
           <w:szCs w:val="22"/>
         </w:rPr>
-        <w:t xml:space="preserve"> A project is not one person's information, and deletin</w:t>
-      </w:r>
-      <w:r>
-        <w:rPr>
-          <w:rFonts w:ascii="Segoe UI" w:hAnsi="Segoe UI" w:cs="Segoe UI"/>
-          <w:sz w:val="22"/>
-          <w:szCs w:val="22"/>
-        </w:rPr>
-        <w:t xml:space="preserve">g it would take other people's tasks and history with it. Ownership passes to the administrator running the deletion — an </w:t>
+        <w:t xml:space="preserve"> A project is not one person's information, and deleting it would take other people's tasks and history with it. Ownership passes to the administrator running the deletion — an </w:t>
       </w:r>
       <w:r>
         <w:rPr>
@@ -2258,15 +2311,15 @@
           <w:sz w:val="22"/>
           <w:szCs w:val="22"/>
         </w:rPr>
-        <w:t xml:space="preserve"> nobody holds leaves a project nobody can manage — membership is dropped, tasks are unassigned, their comments go, and their en</w:t>
-      </w:r>
-      <w:r>
-        <w:rPr>
-          <w:rFonts w:ascii="Segoe UI" w:hAnsi="Segoe UI" w:cs="Segoe UI"/>
-          <w:sz w:val="22"/>
-          <w:szCs w:val="22"/>
-        </w:rPr>
-        <w:t>tries in a task's history are anonymised so the trail of how a bug reached "verified" keeps all its steps.</w:t>
+        <w:t xml:space="preserve"> nobody holds leaves a project nobody can manage — membership is dropped</w:t>
+      </w:r>
+      <w:r>
+        <w:rPr>
+          <w:rFonts w:ascii="Segoe UI" w:hAnsi="Segoe UI" w:cs="Segoe UI"/>
+          <w:sz w:val="22"/>
+          <w:szCs w:val="22"/>
+        </w:rPr>
+        <w:t>, tasks are unassigned, their comments go, and their entries in a task's history are anonymised so the trail of how a bug reached "verified" keeps all its steps.</w:t>
       </w:r>
     </w:p>
     <w:p>
@@ -2324,7 +2377,15 @@
           <w:sz w:val="22"/>
           <w:szCs w:val="22"/>
         </w:rPr>
-        <w:t xml:space="preserve"> is destroyed outright, taking the other participant's copy. </w:t>
+        <w:t xml:space="preserve"> </w:t>
+      </w:r>
+      <w:r>
+        <w:rPr>
+          <w:rFonts w:ascii="Segoe UI" w:eastAsia="Times New Roman" w:hAnsi="Segoe UI" w:cs="Segoe UI"/>
+          <w:sz w:val="22"/>
+          <w:szCs w:val="22"/>
+        </w:rPr>
+        <w:t xml:space="preserve">is destroyed outright, taking the other participant's copy. </w:t>
       </w:r>
       <w:r>
         <w:rPr>
@@ -2333,15 +2394,7 @@
           <w:szCs w:val="22"/>
         </w:rPr>
         <w:br/>
-        <w:t>There is no half of a con</w:t>
-      </w:r>
-      <w:r>
-        <w:rPr>
-          <w:rFonts w:ascii="Segoe UI" w:eastAsia="Times New Roman" w:hAnsi="Segoe UI" w:cs="Segoe UI"/>
-          <w:sz w:val="22"/>
-          <w:szCs w:val="22"/>
-        </w:rPr>
-        <w:t xml:space="preserve">versation that is not also theirs. </w:t>
+        <w:t xml:space="preserve">There is no half of a conversation that is not also theirs. </w:t>
       </w:r>
     </w:p>
     <w:p>
@@ -2382,7 +2435,15 @@
           <w:szCs w:val="22"/>
         </w:rPr>
         <w:br/>
-        <w:t xml:space="preserve">only when the sender has also deleted it — the same condition </w:t>
+        <w:t>only when the sender has also deleted it — the same conditi</w:t>
+      </w:r>
+      <w:r>
+        <w:rPr>
+          <w:rFonts w:ascii="Segoe UI" w:eastAsia="Times New Roman" w:hAnsi="Segoe UI" w:cs="Segoe UI"/>
+          <w:sz w:val="22"/>
+          <w:szCs w:val="22"/>
+        </w:rPr>
+        <w:t xml:space="preserve">on </w:t>
       </w:r>
       <w:r>
         <w:rPr>
@@ -2447,23 +2508,22 @@
           <w:rStyle w:val="c1"/>
           <w:rFonts w:cs="Segoe UI"/>
         </w:rPr>
-        <w:t>purgeUser</w:t>
-      </w:r>
-      <w:r>
-        <w:rPr>
-          <w:rFonts w:ascii="Segoe UI" w:hAnsi="Segoe UI" w:cs="Segoe UI"/>
-          <w:sz w:val="22"/>
-          <w:szCs w:val="22"/>
-        </w:rPr>
-        <w:t xml:space="preserve"> calls first, so the confirmation dialog cannot describe one thing while the deletio</w:t>
-      </w:r>
-      <w:r>
-        <w:rPr>
-          <w:rFonts w:ascii="Segoe UI" w:hAnsi="Segoe UI" w:cs="Segoe UI"/>
-          <w:sz w:val="22"/>
-          <w:szCs w:val="22"/>
-        </w:rPr>
-        <w:t>n does another.</w:t>
+        <w:t>purgeUse</w:t>
+      </w:r>
+      <w:r>
+        <w:rPr>
+          <w:rStyle w:val="c1"/>
+          <w:rFonts w:cs="Segoe UI"/>
+        </w:rPr>
+        <w:t>r</w:t>
+      </w:r>
+      <w:r>
+        <w:rPr>
+          <w:rFonts w:ascii="Segoe UI" w:hAnsi="Segoe UI" w:cs="Segoe UI"/>
+          <w:sz w:val="22"/>
+          <w:szCs w:val="22"/>
+        </w:rPr>
+        <w:t xml:space="preserve"> calls first, so the confirmation dialog cannot describe one thing while the deletion does another.</w:t>
       </w:r>
     </w:p>
     <w:p>
@@ -2496,7 +2556,15 @@
           <w:sz w:val="22"/>
           <w:szCs w:val="22"/>
         </w:rPr>
-        <w:t xml:space="preserve"> has none. The order is chosen so an interrupted run leaves data incomplete rather than inconsistent and can simply be repeated.</w:t>
+        <w:t xml:space="preserve"> has none. The order is chosen so an interrupted run leaves data incomplete rather than inconsistent and can simply be</w:t>
+      </w:r>
+      <w:r>
+        <w:rPr>
+          <w:rFonts w:ascii="Segoe UI" w:hAnsi="Segoe UI" w:cs="Segoe UI"/>
+          <w:sz w:val="22"/>
+          <w:szCs w:val="22"/>
+        </w:rPr>
+        <w:t xml:space="preserve"> repeated.</w:t>
       </w:r>
     </w:p>
     <w:p>
@@ -2514,15 +2582,7 @@
           <w:sz w:val="22"/>
           <w:szCs w:val="22"/>
         </w:rPr>
-        <w:t>Guards: nobody can delete their own account, and neither Deny nor Delete m</w:t>
-      </w:r>
-      <w:r>
-        <w:rPr>
-          <w:rFonts w:ascii="Segoe UI" w:hAnsi="Segoe UI" w:cs="Segoe UI"/>
-          <w:sz w:val="22"/>
-          <w:szCs w:val="22"/>
-        </w:rPr>
-        <w:t>ay take the last administrator able to sign in.</w:t>
+        <w:t>Guards: nobody can delete their own account, and neither Deny nor Delete may take the last administrator able to sign in.</w:t>
       </w:r>
     </w:p>
     <w:p>
@@ -2554,7 +2614,15 @@
           <w:sz w:val="22"/>
           <w:szCs w:val="22"/>
         </w:rPr>
-        <w:t>Every delete in the application asks first, and the question names what is at stake rather than asking "are you sure?".</w:t>
+        <w:t>Every delete in the application asks first, and the question names what is at stake rather t</w:t>
+      </w:r>
+      <w:r>
+        <w:rPr>
+          <w:rFonts w:ascii="Segoe UI" w:hAnsi="Segoe UI" w:cs="Segoe UI"/>
+          <w:sz w:val="22"/>
+          <w:szCs w:val="22"/>
+        </w:rPr>
+        <w:t>han asking "are you sure?".</w:t>
       </w:r>
     </w:p>
     <w:p>
@@ -2582,7 +2650,15 @@
           <w:sz w:val="22"/>
           <w:szCs w:val="22"/>
         </w:rPr>
-        <w:t>cat</w:t>
+        <w:t>category</w:t>
+      </w:r>
+      <w:r>
+        <w:rPr>
+          <w:rFonts w:ascii="Segoe UI" w:hAnsi="Segoe UI" w:cs="Segoe UI"/>
+          <w:sz w:val="22"/>
+          <w:szCs w:val="22"/>
+        </w:rPr>
+        <w:t xml:space="preserve"> and removing a </w:t>
       </w:r>
       <w:r>
         <w:rPr>
@@ -2592,15 +2668,167 @@
           <w:sz w:val="22"/>
           <w:szCs w:val="22"/>
         </w:rPr>
-        <w:t>egory</w:t>
-      </w:r>
-      <w:r>
-        <w:rPr>
-          <w:rFonts w:ascii="Segoe UI" w:hAnsi="Segoe UI" w:cs="Segoe UI"/>
-          <w:sz w:val="22"/>
-          <w:szCs w:val="22"/>
-        </w:rPr>
-        <w:t xml:space="preserve"> and removing a </w:t>
+        <w:t>task attachment</w:t>
+      </w:r>
+      <w:r>
+        <w:rPr>
+          <w:rFonts w:ascii="Segoe UI" w:hAnsi="Segoe UI" w:cs="Segoe UI"/>
+          <w:sz w:val="22"/>
+          <w:szCs w:val="22"/>
+        </w:rPr>
+        <w:t>, both of which deleted on the click. One asked too much: the records toolbar confirmed the selection and then called the single-record</w:t>
+      </w:r>
+      <w:r>
+        <w:rPr>
+          <w:rFonts w:ascii="Segoe UI" w:hAnsi="Segoe UI" w:cs="Segoe UI"/>
+          <w:sz w:val="22"/>
+          <w:szCs w:val="22"/>
+        </w:rPr>
+        <w:t xml:space="preserve"> handler, which opened its own dialog per record, so confirming "delete 8 records" produced eight more questions. </w:t>
+      </w:r>
+      <w:r>
+        <w:rPr>
+          <w:rStyle w:val="c1"/>
+          <w:rFonts w:cs="Segoe UI"/>
+        </w:rPr>
+        <w:t>handleDeleteRecords</w:t>
+      </w:r>
+      <w:r>
+        <w:rPr>
+          <w:rFonts w:ascii="Segoe UI" w:hAnsi="Segoe UI" w:cs="Segoe UI"/>
+          <w:sz w:val="22"/>
+          <w:szCs w:val="22"/>
+        </w:rPr>
+        <w:t xml:space="preserve"> gives the bulk path one confirmation and one reload.</w:t>
+      </w:r>
+    </w:p>
+    <w:p>
+      <w:pPr>
+        <w:pStyle w:val="Heading2"/>
+        <w:rPr>
+          <w:rFonts w:ascii="Segoe UI" w:eastAsia="Times New Roman" w:hAnsi="Segoe UI" w:cs="Segoe UI"/>
+        </w:rPr>
+      </w:pPr>
+      <w:r>
+        <w:rPr>
+          <w:rFonts w:ascii="Segoe UI" w:eastAsia="Times New Roman" w:hAnsi="Segoe UI" w:cs="Segoe UI"/>
+        </w:rPr>
+        <w:t>Mail</w:t>
+      </w:r>
+    </w:p>
+    <w:p>
+      <w:pPr>
+        <w:pStyle w:val="NormalWeb"/>
+        <w:rPr>
+          <w:rFonts w:ascii="Segoe UI" w:hAnsi="Segoe UI" w:cs="Segoe UI"/>
+          <w:sz w:val="22"/>
+          <w:szCs w:val="22"/>
+        </w:rPr>
+      </w:pPr>
+      <w:r>
+        <w:rPr>
+          <w:rFonts w:ascii="Segoe UI" w:hAnsi="Segoe UI" w:cs="Segoe UI"/>
+          <w:sz w:val="22"/>
+          <w:szCs w:val="22"/>
+        </w:rPr>
+        <w:t xml:space="preserve">Mail was a private notepad: every message carried a single </w:t>
+      </w:r>
+      <w:r>
+        <w:rPr>
+          <w:rStyle w:val="c1"/>
+          <w:rFonts w:cs="Segoe UI"/>
+        </w:rPr>
+        <w:t>owner</w:t>
+      </w:r>
+      <w:r>
+        <w:rPr>
+          <w:rStyle w:val="c1"/>
+          <w:rFonts w:cs="Segoe UI"/>
+        </w:rPr>
+        <w:t>Id</w:t>
+      </w:r>
+      <w:r>
+        <w:rPr>
+          <w:rFonts w:ascii="Segoe UI" w:hAnsi="Segoe UI" w:cs="Segoe UI"/>
+          <w:sz w:val="22"/>
+          <w:szCs w:val="22"/>
+        </w:rPr>
+        <w:t xml:space="preserve">, </w:t>
+      </w:r>
+      <w:r>
+        <w:rPr>
+          <w:rStyle w:val="c1"/>
+          <w:rFonts w:cs="Segoe UI"/>
+        </w:rPr>
+        <w:t>to</w:t>
+      </w:r>
+      <w:r>
+        <w:rPr>
+          <w:rFonts w:ascii="Segoe UI" w:hAnsi="Segoe UI" w:cs="Segoe UI"/>
+          <w:sz w:val="22"/>
+          <w:szCs w:val="22"/>
+        </w:rPr>
+        <w:t xml:space="preserve"> was free text, and everything it created was filed as 'Draft', so sending produced a document no recipient could ever receive. Replaced rather than extended, for the same reason chat was — none of those fields describe a message with two ends.</w:t>
+      </w:r>
+    </w:p>
+    <w:p>
+      <w:pPr>
+        <w:pStyle w:val="NormalWeb"/>
+        <w:rPr>
+          <w:rFonts w:ascii="Segoe UI" w:hAnsi="Segoe UI" w:cs="Segoe UI"/>
+          <w:sz w:val="22"/>
+          <w:szCs w:val="22"/>
+        </w:rPr>
+      </w:pPr>
+      <w:r>
+        <w:rPr>
+          <w:rFonts w:ascii="Segoe UI" w:hAnsi="Segoe UI" w:cs="Segoe UI"/>
+          <w:sz w:val="22"/>
+          <w:szCs w:val="22"/>
+        </w:rPr>
+        <w:t>One d</w:t>
+      </w:r>
+      <w:r>
+        <w:rPr>
+          <w:rFonts w:ascii="Segoe UI" w:hAnsi="Segoe UI" w:cs="Segoe UI"/>
+          <w:sz w:val="22"/>
+          <w:szCs w:val="22"/>
+        </w:rPr>
+        <w:t>ocument per message with a row per recipient, not a copy per mailbox:</w:t>
+      </w:r>
+    </w:p>
+    <w:p>
+      <w:pPr>
+        <w:pStyle w:val="HTMLPreformatted"/>
+      </w:pPr>
+      <w:r>
+        <w:t>mail_messages: { senderId, subject, body, attachment,</w:t>
+      </w:r>
+    </w:p>
+    <w:p>
+      <w:pPr>
+        <w:pStyle w:val="HTMLPreformatted"/>
+      </w:pPr>
+      <w:r>
+        <w:t xml:space="preserve">                 recipients: [{ userId, name, readAt, deletedAt }], recipientIds: [] }</w:t>
+      </w:r>
+    </w:p>
+    <w:p>
+      <w:pPr>
+        <w:pStyle w:val="NormalWeb"/>
+        <w:rPr>
+          <w:rFonts w:ascii="Segoe UI" w:hAnsi="Segoe UI" w:cs="Segoe UI"/>
+          <w:sz w:val="22"/>
+          <w:szCs w:val="22"/>
+        </w:rPr>
+      </w:pPr>
+      <w:r>
+        <w:rPr>
+          <w:rFonts w:ascii="Segoe UI" w:hAnsi="Segoe UI" w:cs="Segoe UI"/>
+          <w:sz w:val="22"/>
+          <w:szCs w:val="22"/>
+        </w:rPr>
+        <w:t xml:space="preserve">That is what makes </w:t>
       </w:r>
       <w:r>
         <w:rPr>
@@ -2610,172 +2838,6 @@
           <w:sz w:val="22"/>
           <w:szCs w:val="22"/>
         </w:rPr>
-        <w:t>task attachment</w:t>
-      </w:r>
-      <w:r>
-        <w:rPr>
-          <w:rFonts w:ascii="Segoe UI" w:hAnsi="Segoe UI" w:cs="Segoe UI"/>
-          <w:sz w:val="22"/>
-          <w:szCs w:val="22"/>
-        </w:rPr>
-        <w:t>, both of which deleted on the click. One asked too much: the records toolbar confirmed the selection and then called the single-record handler, which opened its own dialog per record, so confirming "delete 8 records" pr</w:t>
-      </w:r>
-      <w:r>
-        <w:rPr>
-          <w:rFonts w:ascii="Segoe UI" w:hAnsi="Segoe UI" w:cs="Segoe UI"/>
-          <w:sz w:val="22"/>
-          <w:szCs w:val="22"/>
-        </w:rPr>
-        <w:t xml:space="preserve">oduced eight more questions. </w:t>
-      </w:r>
-      <w:r>
-        <w:rPr>
-          <w:rStyle w:val="c1"/>
-          <w:rFonts w:cs="Segoe UI"/>
-        </w:rPr>
-        <w:t>handleDeleteRecords</w:t>
-      </w:r>
-      <w:r>
-        <w:rPr>
-          <w:rFonts w:ascii="Segoe UI" w:hAnsi="Segoe UI" w:cs="Segoe UI"/>
-          <w:sz w:val="22"/>
-          <w:szCs w:val="22"/>
-        </w:rPr>
-        <w:t xml:space="preserve"> gives the bulk path one confirmation and one reload.</w:t>
-      </w:r>
-    </w:p>
-    <w:p>
-      <w:pPr>
-        <w:pStyle w:val="Heading2"/>
-        <w:rPr>
-          <w:rFonts w:ascii="Segoe UI" w:eastAsia="Times New Roman" w:hAnsi="Segoe UI" w:cs="Segoe UI"/>
-        </w:rPr>
-      </w:pPr>
-      <w:r>
-        <w:rPr>
-          <w:rFonts w:ascii="Segoe UI" w:eastAsia="Times New Roman" w:hAnsi="Segoe UI" w:cs="Segoe UI"/>
-        </w:rPr>
-        <w:t>Mail</w:t>
-      </w:r>
-    </w:p>
-    <w:p>
-      <w:pPr>
-        <w:pStyle w:val="NormalWeb"/>
-        <w:rPr>
-          <w:rFonts w:ascii="Segoe UI" w:hAnsi="Segoe UI" w:cs="Segoe UI"/>
-          <w:sz w:val="22"/>
-          <w:szCs w:val="22"/>
-        </w:rPr>
-      </w:pPr>
-      <w:r>
-        <w:rPr>
-          <w:rFonts w:ascii="Segoe UI" w:hAnsi="Segoe UI" w:cs="Segoe UI"/>
-          <w:sz w:val="22"/>
-          <w:szCs w:val="22"/>
-        </w:rPr>
-        <w:t xml:space="preserve">Mail was a private notepad: every message carried a single </w:t>
-      </w:r>
-      <w:r>
-        <w:rPr>
-          <w:rStyle w:val="c1"/>
-          <w:rFonts w:cs="Segoe UI"/>
-        </w:rPr>
-        <w:t>ownerId</w:t>
-      </w:r>
-      <w:r>
-        <w:rPr>
-          <w:rFonts w:ascii="Segoe UI" w:hAnsi="Segoe UI" w:cs="Segoe UI"/>
-          <w:sz w:val="22"/>
-          <w:szCs w:val="22"/>
-        </w:rPr>
-        <w:t xml:space="preserve">, </w:t>
-      </w:r>
-      <w:r>
-        <w:rPr>
-          <w:rStyle w:val="c1"/>
-          <w:rFonts w:cs="Segoe UI"/>
-        </w:rPr>
-        <w:t>to</w:t>
-      </w:r>
-      <w:r>
-        <w:rPr>
-          <w:rFonts w:ascii="Segoe UI" w:hAnsi="Segoe UI" w:cs="Segoe UI"/>
-          <w:sz w:val="22"/>
-          <w:szCs w:val="22"/>
-        </w:rPr>
-        <w:t xml:space="preserve"> was free text, and everything it created was filed as 'Draft', so sending prod</w:t>
-      </w:r>
-      <w:r>
-        <w:rPr>
-          <w:rFonts w:ascii="Segoe UI" w:hAnsi="Segoe UI" w:cs="Segoe UI"/>
-          <w:sz w:val="22"/>
-          <w:szCs w:val="22"/>
-        </w:rPr>
-        <w:t>uced a document no recipient could ever receive. Replaced rather than extended, for the same reason chat was — none of those fields describe a message with two ends.</w:t>
-      </w:r>
-    </w:p>
-    <w:p>
-      <w:pPr>
-        <w:pStyle w:val="NormalWeb"/>
-        <w:rPr>
-          <w:rFonts w:ascii="Segoe UI" w:hAnsi="Segoe UI" w:cs="Segoe UI"/>
-          <w:sz w:val="22"/>
-          <w:szCs w:val="22"/>
-        </w:rPr>
-      </w:pPr>
-      <w:r>
-        <w:rPr>
-          <w:rFonts w:ascii="Segoe UI" w:hAnsi="Segoe UI" w:cs="Segoe UI"/>
-          <w:sz w:val="22"/>
-          <w:szCs w:val="22"/>
-        </w:rPr>
-        <w:t>One document per message with a row per recipient, not a copy per mailbox:</w:t>
-      </w:r>
-    </w:p>
-    <w:p>
-      <w:pPr>
-        <w:pStyle w:val="HTMLPreformatted"/>
-      </w:pPr>
-      <w:r>
-        <w:t xml:space="preserve">mail_messages: </w:t>
-      </w:r>
-      <w:r>
-        <w:t>{ senderId, subject, body, attachment,</w:t>
-      </w:r>
-    </w:p>
-    <w:p>
-      <w:pPr>
-        <w:pStyle w:val="HTMLPreformatted"/>
-      </w:pPr>
-      <w:r>
-        <w:t xml:space="preserve">                 recipients: [{ userId, name, readAt, deletedAt }], recipientIds: [] }</w:t>
-      </w:r>
-    </w:p>
-    <w:p>
-      <w:pPr>
-        <w:pStyle w:val="NormalWeb"/>
-        <w:rPr>
-          <w:rFonts w:ascii="Segoe UI" w:hAnsi="Segoe UI" w:cs="Segoe UI"/>
-          <w:sz w:val="22"/>
-          <w:szCs w:val="22"/>
-        </w:rPr>
-      </w:pPr>
-      <w:r>
-        <w:rPr>
-          <w:rFonts w:ascii="Segoe UI" w:hAnsi="Segoe UI" w:cs="Segoe UI"/>
-          <w:sz w:val="22"/>
-          <w:szCs w:val="22"/>
-        </w:rPr>
-        <w:t xml:space="preserve">That is what makes </w:t>
-      </w:r>
-      <w:r>
-        <w:rPr>
-          <w:rFonts w:ascii="Segoe UI" w:hAnsi="Segoe UI" w:cs="Segoe UI"/>
-          <w:b/>
-          <w:bCs/>
-          <w:sz w:val="22"/>
-          <w:szCs w:val="22"/>
-        </w:rPr>
         <w:t>open tracking</w:t>
       </w:r>
       <w:r>
@@ -2784,7 +2846,15 @@
           <w:sz w:val="22"/>
           <w:szCs w:val="22"/>
         </w:rPr>
-        <w:t xml:space="preserve"> answerable. The sender's copy </w:t>
+        <w:t xml:space="preserve"> answerable. </w:t>
+      </w:r>
+      <w:r>
+        <w:rPr>
+          <w:rFonts w:ascii="Segoe UI" w:hAnsi="Segoe UI" w:cs="Segoe UI"/>
+          <w:sz w:val="22"/>
+          <w:szCs w:val="22"/>
+        </w:rPr>
+        <w:t xml:space="preserve">The sender's copy </w:t>
       </w:r>
       <w:r>
         <w:rPr>
@@ -4624,15 +4694,15 @@
           <w:sz w:val="22"/>
           <w:szCs w:val="22"/>
         </w:rPr>
-        <w:t xml:space="preserve"> from the token — with records shared selectively, a demoted administrator keeping the bypass for the rest of their eight-h</w:t>
-      </w:r>
-      <w:r>
-        <w:rPr>
-          <w:rFonts w:ascii="Segoe UI" w:hAnsi="Segoe UI" w:cs="Segoe UI"/>
-          <w:sz w:val="22"/>
-          <w:szCs w:val="22"/>
-        </w:rPr>
-        <w:t>our session would be a leak.</w:t>
+        <w:t xml:space="preserve"> </w:t>
+      </w:r>
+      <w:r>
+        <w:rPr>
+          <w:rFonts w:ascii="Segoe UI" w:hAnsi="Segoe UI" w:cs="Segoe UI"/>
+          <w:sz w:val="22"/>
+          <w:szCs w:val="22"/>
+        </w:rPr>
+        <w:t>from the token — with records shared selectively, a demoted administrator keeping the bypass for the rest of their eight-hour session would be a leak.</w:t>
       </w:r>
     </w:p>
     <w:p>
@@ -4680,7 +4750,15 @@
           <w:sz w:val="22"/>
           <w:szCs w:val="22"/>
         </w:rPr>
-        <w:t xml:space="preserve"> still demand ownership or administrator, and the Data table hides those buttons on a record you do not own instead of offering one that answers 403. The picker is filled by </w:t>
+        <w:t xml:space="preserve"> still demand ownership or administrator, and the Data t</w:t>
+      </w:r>
+      <w:r>
+        <w:rPr>
+          <w:rFonts w:ascii="Segoe UI" w:hAnsi="Segoe UI" w:cs="Segoe UI"/>
+          <w:sz w:val="22"/>
+          <w:szCs w:val="22"/>
+        </w:rPr>
+        <w:t xml:space="preserve">able hides those buttons on a record you do not own instead of offering one that answers 403. The picker is filled by </w:t>
       </w:r>
       <w:r>
         <w:rPr>
@@ -4724,7 +4802,13 @@
         <w:rPr>
           <w:rFonts w:ascii="Segoe UI" w:eastAsia="Times New Roman" w:hAnsi="Segoe UI" w:cs="Segoe UI"/>
         </w:rPr>
-        <w:t>Documentation</w:t>
+        <w:t>Documentat</w:t>
+      </w:r>
+      <w:r>
+        <w:rPr>
+          <w:rFonts w:ascii="Segoe UI" w:eastAsia="Times New Roman" w:hAnsi="Segoe UI" w:cs="Segoe UI"/>
+        </w:rPr>
+        <w:t>ion</w:t>
       </w:r>
     </w:p>
     <w:p>
@@ -5008,15 +5092,7 @@
                 <w:sz w:val="19"/>
                 <w:szCs w:val="19"/>
               </w:rPr>
-              <w:t>Architecture, data model, authorisation, the workflow/currency/retention/meeting mechani</w:t>
-            </w:r>
-            <w:r>
-              <w:rPr>
-                <w:rFonts w:ascii="Segoe UI" w:eastAsia="Times New Roman" w:hAnsi="Segoe UI" w:cs="Segoe UI"/>
-                <w:sz w:val="19"/>
-                <w:szCs w:val="19"/>
-              </w:rPr>
-              <w:t>sms, API surface</w:t>
+              <w:t>Architecture, data model, authorisation, the workflow/currency/retention/meeting mechanisms, API surface</w:t>
             </w:r>
           </w:p>
         </w:tc>
@@ -5091,7 +5167,15 @@
                 <w:sz w:val="19"/>
                 <w:szCs w:val="19"/>
               </w:rPr>
-              <w:t>Navigation map, the grammar every page follows, and each screen's regions and controls</w:t>
+              <w:t xml:space="preserve">Navigation map, the grammar </w:t>
+            </w:r>
+            <w:r>
+              <w:rPr>
+                <w:rFonts w:ascii="Segoe UI" w:eastAsia="Times New Roman" w:hAnsi="Segoe UI" w:cs="Segoe UI"/>
+                <w:sz w:val="19"/>
+                <w:szCs w:val="19"/>
+              </w:rPr>
+              <w:t>every page follows, and each screen's regions and controls</w:t>
             </w:r>
           </w:p>
         </w:tc>
@@ -5166,15 +5250,7 @@
                 <w:sz w:val="19"/>
                 <w:szCs w:val="19"/>
               </w:rPr>
-              <w:t>Cases traced to r</w:t>
-            </w:r>
-            <w:r>
-              <w:rPr>
-                <w:rFonts w:ascii="Segoe UI" w:eastAsia="Times New Roman" w:hAnsi="Segoe UI" w:cs="Segoe UI"/>
-                <w:sz w:val="19"/>
-                <w:szCs w:val="19"/>
-              </w:rPr>
-              <w:t>equirement IDs, with a regression set for the current release</w:t>
+              <w:t>Cases traced to requirement IDs, with a regression set for the current release</w:t>
             </w:r>
           </w:p>
         </w:tc>
@@ -5213,7 +5289,16 @@
                   <w:sz w:val="19"/>
                   <w:szCs w:val="19"/>
                 </w:rPr>
-                <w:t>User Manual</w:t>
+                <w:t>User Man</w:t>
+              </w:r>
+              <w:r>
+                <w:rPr>
+                  <w:rStyle w:val="Hyperlink"/>
+                  <w:rFonts w:ascii="Segoe UI" w:eastAsia="Times New Roman" w:hAnsi="Segoe UI" w:cs="Segoe UI"/>
+                  <w:sz w:val="19"/>
+                  <w:szCs w:val="19"/>
+                </w:rPr>
+                <w:t>ual</w:t>
               </w:r>
             </w:hyperlink>
           </w:p>
@@ -5316,22 +5401,23 @@
           <w:rStyle w:val="c1"/>
           <w:rFonts w:cs="Segoe UI"/>
         </w:rPr>
-        <w:t>database:mana</w:t>
-      </w:r>
-      <w:r>
-        <w:rPr>
-          <w:rStyle w:val="c1"/>
-          <w:rFonts w:cs="Segoe UI"/>
-        </w:rPr>
-        <w:t>ge</w:t>
-      </w:r>
-      <w:r>
-        <w:rPr>
-          <w:rFonts w:ascii="Segoe UI" w:hAnsi="Segoe UI" w:cs="Segoe UI"/>
-          <w:sz w:val="22"/>
-          <w:szCs w:val="22"/>
-        </w:rPr>
-        <w:t xml:space="preserve"> permissions) is four tabs over the same MongoDB connection the app already uses. Everything it does is a driver command — nothing shells out to </w:t>
+        <w:t>database:manage</w:t>
+      </w:r>
+      <w:r>
+        <w:rPr>
+          <w:rFonts w:ascii="Segoe UI" w:hAnsi="Segoe UI" w:cs="Segoe UI"/>
+          <w:sz w:val="22"/>
+          <w:szCs w:val="22"/>
+        </w:rPr>
+        <w:t xml:space="preserve"> permissions) is four tabs over the same MongoDB connection the app already uses. Everything it does is a</w:t>
+      </w:r>
+      <w:r>
+        <w:rPr>
+          <w:rFonts w:ascii="Segoe UI" w:hAnsi="Segoe UI" w:cs="Segoe UI"/>
+          <w:sz w:val="22"/>
+          <w:szCs w:val="22"/>
+        </w:rPr>
+        <w:t xml:space="preserve"> driver command — nothing shells out to </w:t>
       </w:r>
       <w:r>
         <w:rPr>
@@ -7360,7 +7446,15 @@
           <w:sz w:val="22"/>
           <w:szCs w:val="22"/>
         </w:rPr>
-        <w:t xml:space="preserve">Sorting the pair means two people opening each other at the same moment still land on one thread, and </w:t>
+        <w:t>Sorting the pair means two people opening each other at the same moment still land on one thr</w:t>
+      </w:r>
+      <w:r>
+        <w:rPr>
+          <w:rFonts w:ascii="Segoe UI" w:hAnsi="Segoe UI" w:cs="Segoe UI"/>
+          <w:sz w:val="22"/>
+          <w:szCs w:val="22"/>
+        </w:rPr>
+        <w:t xml:space="preserve">ead, and </w:t>
       </w:r>
       <w:r>
         <w:rPr>
@@ -7405,15 +7499,15 @@
           <w:sz w:val="22"/>
           <w:szCs w:val="22"/>
         </w:rPr>
-        <w:t xml:space="preserve"> rather than array equality so stored order can never matter. Messages are their own collection because a busy t</w:t>
-      </w:r>
-      <w:r>
-        <w:rPr>
-          <w:rFonts w:ascii="Segoe UI" w:hAnsi="Segoe UI" w:cs="Segoe UI"/>
-          <w:sz w:val="22"/>
-          <w:szCs w:val="22"/>
-        </w:rPr>
-        <w:t>hread would otherwise grow a single document without bound and rewrite the whole history on every send.</w:t>
+        <w:t xml:space="preserve"> rather than array equality so stored order can never matter. Messages are their own collection because a busy thread would otherwise grow a single document without bound and rewrite the whole history on e</w:t>
+      </w:r>
+      <w:r>
+        <w:rPr>
+          <w:rFonts w:ascii="Segoe UI" w:hAnsi="Segoe UI" w:cs="Segoe UI"/>
+          <w:sz w:val="22"/>
+          <w:szCs w:val="22"/>
+        </w:rPr>
+        <w:t>very send.</w:t>
       </w:r>
     </w:p>
     <w:p>
@@ -7464,15 +7558,7 @@
           <w:sz w:val="22"/>
           <w:szCs w:val="22"/>
         </w:rPr>
-        <w:t xml:space="preserve">, so there is one </w:t>
-      </w:r>
-      <w:r>
-        <w:rPr>
-          <w:rFonts w:ascii="Segoe UI" w:hAnsi="Segoe UI" w:cs="Segoe UI"/>
-          <w:sz w:val="22"/>
-          <w:szCs w:val="22"/>
-        </w:rPr>
-        <w:t>place where that rule lives and no route can forget it.</w:t>
+        <w:t>, so there is one place where that rule lives and no route can forget it.</w:t>
       </w:r>
     </w:p>
     <w:p>
@@ -7505,15 +7591,23 @@
           <w:sz w:val="22"/>
           <w:szCs w:val="22"/>
         </w:rPr>
-        <w:t xml:space="preserve"> collection is left untouched rather than migrated or dropped: those notes-to-self have no recipient to migrate them to. Nothing reads it any more, and the Database Mana</w:t>
-      </w:r>
-      <w:r>
-        <w:rPr>
-          <w:rFonts w:ascii="Segoe UI" w:hAnsi="Segoe UI" w:cs="Segoe UI"/>
-          <w:sz w:val="22"/>
-          <w:szCs w:val="22"/>
-        </w:rPr>
-        <w:t>gement cleanup does not remove collections, so the old documents remain until someone deletes them.</w:t>
+        <w:t xml:space="preserve"> colle</w:t>
+      </w:r>
+      <w:r>
+        <w:rPr>
+          <w:rFonts w:ascii="Segoe UI" w:hAnsi="Segoe UI" w:cs="Segoe UI"/>
+          <w:sz w:val="22"/>
+          <w:szCs w:val="22"/>
+        </w:rPr>
+        <w:t>ction is left untouched rather than migrated or dropped: those notes-to-self have no recipient to migrate them to. Nothing reads it any more, and the Database Management cleanup does not remove collections, so the old documents remain until someone deletes</w:t>
+      </w:r>
+      <w:r>
+        <w:rPr>
+          <w:rFonts w:ascii="Segoe UI" w:hAnsi="Segoe UI" w:cs="Segoe UI"/>
+          <w:sz w:val="22"/>
+          <w:szCs w:val="22"/>
+        </w:rPr>
+        <w:t xml:space="preserve"> them.</w:t>
       </w:r>
     </w:p>
     <w:p>
@@ -7545,15 +7639,7 @@
           <w:sz w:val="22"/>
           <w:szCs w:val="22"/>
         </w:rPr>
-        <w:t>One search box does both jobs, the way a messenger's does: it filters the conversations you already have, and at the same time looks u</w:t>
-      </w:r>
-      <w:r>
-        <w:rPr>
-          <w:rFonts w:ascii="Segoe UI" w:hAnsi="Segoe UI" w:cs="Segoe UI"/>
-          <w:sz w:val="22"/>
-          <w:szCs w:val="22"/>
-        </w:rPr>
-        <w:t>p people you have not written to yet (</w:t>
+        <w:t>One search box does both jobs, the way a messenger's does: it filters the conversations you already have, and at the same time looks up people you have not written to yet (</w:t>
       </w:r>
       <w:r>
         <w:rPr>
@@ -7568,7 +7654,15 @@
           <w:sz w:val="22"/>
           <w:szCs w:val="22"/>
         </w:rPr>
-        <w:t xml:space="preserve">, debounced, excluding yourself and anyone already in the list). Picking a person calls </w:t>
+        <w:t>, debounced, excluding yourself and a</w:t>
+      </w:r>
+      <w:r>
+        <w:rPr>
+          <w:rFonts w:ascii="Segoe UI" w:hAnsi="Segoe UI" w:cs="Segoe UI"/>
+          <w:sz w:val="22"/>
+          <w:szCs w:val="22"/>
+        </w:rPr>
+        <w:t xml:space="preserve">nyone already in the list). Picking a person calls </w:t>
       </w:r>
       <w:r>
         <w:rPr>
@@ -7597,13 +7691,7 @@
         <w:rPr>
           <w:rFonts w:ascii="Segoe UI" w:eastAsia="Times New Roman" w:hAnsi="Segoe UI" w:cs="Segoe UI"/>
         </w:rPr>
-        <w:t>Deliver</w:t>
-      </w:r>
-      <w:r>
-        <w:rPr>
-          <w:rFonts w:ascii="Segoe UI" w:eastAsia="Times New Roman" w:hAnsi="Segoe UI" w:cs="Segoe UI"/>
-        </w:rPr>
-        <w:t>y</w:t>
+        <w:t>Delivery</w:t>
       </w:r>
     </w:p>
     <w:p>
@@ -7621,7 +7709,15 @@
           <w:sz w:val="22"/>
           <w:szCs w:val="22"/>
         </w:rPr>
-        <w:t>There is no socket in this stack, so delivery is polled. The open thread asks for anything newer than its last message every 4 seconds (</w:t>
+        <w:t xml:space="preserve">There is no socket in this stack, so delivery is polled. The open thread asks for anything </w:t>
+      </w:r>
+      <w:r>
+        <w:rPr>
+          <w:rFonts w:ascii="Segoe UI" w:hAnsi="Segoe UI" w:cs="Segoe UI"/>
+          <w:sz w:val="22"/>
+          <w:szCs w:val="22"/>
+        </w:rPr>
+        <w:t>newer than its last message every 4 seconds (</w:t>
       </w:r>
       <w:r>
         <w:rPr>
@@ -7636,15 +7732,15 @@
           <w:sz w:val="22"/>
           <w:szCs w:val="22"/>
         </w:rPr>
-        <w:t>), the conversation list refreshes previews and unread counts every 6, and t</w:t>
-      </w:r>
-      <w:r>
-        <w:rPr>
-          <w:rFonts w:ascii="Segoe UI" w:hAnsi="Segoe UI" w:cs="Segoe UI"/>
-          <w:sz w:val="22"/>
-          <w:szCs w:val="22"/>
-        </w:rPr>
-        <w:t>he sidebar badge every 15. A quiet chat therefore costs one small empty array per poll. Opening a thread marks its incoming messages read — you are looking at them — which is what clears the badge and turns the sender's single tick into two.</w:t>
+        <w:t>), the conversation list refreshes previews and unread counts every 6, and the sidebar badge every 15. A quiet chat therefore costs one small empty array per poll. Openi</w:t>
+      </w:r>
+      <w:r>
+        <w:rPr>
+          <w:rFonts w:ascii="Segoe UI" w:hAnsi="Segoe UI" w:cs="Segoe UI"/>
+          <w:sz w:val="22"/>
+          <w:szCs w:val="22"/>
+        </w:rPr>
+        <w:t>ng a thread marks its incoming messages read — you are looking at them — which is what clears the badge and turns the sender's single tick into two.</w:t>
       </w:r>
     </w:p>
     <w:p>
@@ -7678,7 +7774,63 @@
           <w:sz w:val="22"/>
           <w:szCs w:val="22"/>
         </w:rPr>
-        <w:t>My Pag</w:t>
+        <w:t>My Page</w:t>
+      </w:r>
+      <w:r>
+        <w:rPr>
+          <w:rFonts w:ascii="Segoe UI" w:hAnsi="Segoe UI" w:cs="Segoe UI"/>
+          <w:sz w:val="22"/>
+          <w:szCs w:val="22"/>
+        </w:rPr>
+        <w:t xml:space="preserve"> holds everything that belongs to the signed-in account rather than to the organisation. It </w:t>
+      </w:r>
+      <w:r>
+        <w:rPr>
+          <w:rFonts w:ascii="Segoe UI" w:hAnsi="Segoe UI" w:cs="Segoe UI"/>
+          <w:sz w:val="22"/>
+          <w:szCs w:val="22"/>
+        </w:rPr>
+        <w:t>is reached from the menu under the user avatar, not from the sidebar, and needs no page permission — it is always your own account. The tabs inside it still respect the wallet and contacts permissions, which the API enforces regardless.</w:t>
+      </w:r>
+    </w:p>
+    <w:p>
+      <w:pPr>
+        <w:pStyle w:val="Heading3"/>
+        <w:rPr>
+          <w:rFonts w:ascii="Segoe UI" w:eastAsia="Times New Roman" w:hAnsi="Segoe UI" w:cs="Segoe UI"/>
+        </w:rPr>
+      </w:pPr>
+      <w:r>
+        <w:rPr>
+          <w:rFonts w:ascii="Segoe UI" w:eastAsia="Times New Roman" w:hAnsi="Segoe UI" w:cs="Segoe UI"/>
+        </w:rPr>
+        <w:t>Account</w:t>
+      </w:r>
+    </w:p>
+    <w:p>
+      <w:pPr>
+        <w:pStyle w:val="NormalWeb"/>
+        <w:rPr>
+          <w:rFonts w:ascii="Segoe UI" w:hAnsi="Segoe UI" w:cs="Segoe UI"/>
+          <w:sz w:val="22"/>
+          <w:szCs w:val="22"/>
+        </w:rPr>
+      </w:pPr>
+      <w:r>
+        <w:rPr>
+          <w:rFonts w:ascii="Segoe UI" w:hAnsi="Segoe UI" w:cs="Segoe UI"/>
+          <w:sz w:val="22"/>
+          <w:szCs w:val="22"/>
+        </w:rPr>
+        <w:t>Alongside t</w:t>
+      </w:r>
+      <w:r>
+        <w:rPr>
+          <w:rFonts w:ascii="Segoe UI" w:hAnsi="Segoe UI" w:cs="Segoe UI"/>
+          <w:sz w:val="22"/>
+          <w:szCs w:val="22"/>
+        </w:rPr>
+        <w:t xml:space="preserve">he password form, </w:t>
       </w:r>
       <w:r>
         <w:rPr>
@@ -7688,23 +7840,117 @@
           <w:sz w:val="22"/>
           <w:szCs w:val="22"/>
         </w:rPr>
-        <w:t>e</w:t>
-      </w:r>
-      <w:r>
-        <w:rPr>
-          <w:rFonts w:ascii="Segoe UI" w:hAnsi="Segoe UI" w:cs="Segoe UI"/>
-          <w:sz w:val="22"/>
-          <w:szCs w:val="22"/>
-        </w:rPr>
-        <w:t xml:space="preserve"> holds everything that belongs to the signed-in account rather than to the organisation. It is reached from the menu under the user avatar, not from the sidebar, and needs no page permission — it is always your own account. The tabs inside it still respec</w:t>
-      </w:r>
-      <w:r>
-        <w:rPr>
-          <w:rFonts w:ascii="Segoe UI" w:hAnsi="Segoe UI" w:cs="Segoe UI"/>
-          <w:sz w:val="22"/>
-          <w:szCs w:val="22"/>
-        </w:rPr>
-        <w:t>t the wallet and contacts permissions, which the API enforces regardless.</w:t>
+        <w:t>Personal details</w:t>
+      </w:r>
+      <w:r>
+        <w:rPr>
+          <w:rFonts w:ascii="Segoe UI" w:hAnsi="Segoe UI" w:cs="Segoe UI"/>
+          <w:sz w:val="22"/>
+          <w:szCs w:val="22"/>
+        </w:rPr>
+        <w:t xml:space="preserve"> edits the five optional fields an account carries — gender, birthday, phone, address and job — through </w:t>
+      </w:r>
+      <w:r>
+        <w:rPr>
+          <w:rStyle w:val="c1"/>
+          <w:rFonts w:cs="Segoe UI"/>
+        </w:rPr>
+        <w:t>PUT /user/profile</w:t>
+      </w:r>
+      <w:r>
+        <w:rPr>
+          <w:rFonts w:ascii="Segoe UI" w:hAnsi="Segoe UI" w:cs="Segoe UI"/>
+          <w:sz w:val="22"/>
+          <w:szCs w:val="22"/>
+        </w:rPr>
+        <w:t xml:space="preserve">. That route is deliberately narrower than </w:t>
+      </w:r>
+      <w:r>
+        <w:rPr>
+          <w:rStyle w:val="c1"/>
+          <w:rFonts w:cs="Segoe UI"/>
+        </w:rPr>
+        <w:t>PUT /users/:id</w:t>
+      </w:r>
+      <w:r>
+        <w:rPr>
+          <w:rFonts w:ascii="Segoe UI" w:hAnsi="Segoe UI" w:cs="Segoe UI"/>
+          <w:sz w:val="22"/>
+          <w:szCs w:val="22"/>
+        </w:rPr>
+        <w:t>: name, email, role, permissions and the fac</w:t>
+      </w:r>
+      <w:r>
+        <w:rPr>
+          <w:rFonts w:ascii="Segoe UI" w:hAnsi="Segoe UI" w:cs="Segoe UI"/>
+          <w:sz w:val="22"/>
+          <w:szCs w:val="22"/>
+        </w:rPr>
+        <w:t xml:space="preserve">e photo stay with an administrator, because they are what the rest of the app identifies and authorises you by. </w:t>
+      </w:r>
+      <w:r>
+        <w:rPr>
+          <w:rStyle w:val="c1"/>
+          <w:rFonts w:cs="Segoe UI"/>
+        </w:rPr>
+        <w:t>birthday</w:t>
+      </w:r>
+      <w:r>
+        <w:rPr>
+          <w:rFonts w:ascii="Segoe UI" w:hAnsi="Segoe UI" w:cs="Segoe UI"/>
+          <w:sz w:val="22"/>
+          <w:szCs w:val="22"/>
+        </w:rPr>
+        <w:t xml:space="preserve"> is a </w:t>
+      </w:r>
+      <w:r>
+        <w:rPr>
+          <w:rStyle w:val="c1"/>
+          <w:rFonts w:cs="Segoe UI"/>
+        </w:rPr>
+        <w:t>YYYY-MM-DD</w:t>
+      </w:r>
+      <w:r>
+        <w:rPr>
+          <w:rFonts w:ascii="Segoe UI" w:hAnsi="Segoe UI" w:cs="Segoe UI"/>
+          <w:sz w:val="22"/>
+          <w:szCs w:val="22"/>
+        </w:rPr>
+        <w:t xml:space="preserve"> string, must be a real date, and is refused if it is in the future.</w:t>
+      </w:r>
+    </w:p>
+    <w:p>
+      <w:pPr>
+        <w:pStyle w:val="NormalWeb"/>
+        <w:rPr>
+          <w:rFonts w:ascii="Segoe UI" w:hAnsi="Segoe UI" w:cs="Segoe UI"/>
+          <w:sz w:val="22"/>
+          <w:szCs w:val="22"/>
+        </w:rPr>
+      </w:pPr>
+      <w:r>
+        <w:rPr>
+          <w:rFonts w:ascii="Segoe UI" w:hAnsi="Segoe UI" w:cs="Segoe UI"/>
+          <w:sz w:val="22"/>
+          <w:szCs w:val="22"/>
+        </w:rPr>
+        <w:t>Your profile, and the form for changing your own pa</w:t>
+      </w:r>
+      <w:r>
+        <w:rPr>
+          <w:rFonts w:ascii="Segoe UI" w:hAnsi="Segoe UI" w:cs="Segoe UI"/>
+          <w:sz w:val="22"/>
+          <w:szCs w:val="22"/>
+        </w:rPr>
+        <w:t>ssword. That form used to sit at the bottom of the Users page, which only administrators can open — so the one setting every account has was behind a permission almost nobody had. Name, email and face photo remain an administrator's job, and the panel says</w:t>
+      </w:r>
+      <w:r>
+        <w:rPr>
+          <w:rFonts w:ascii="Segoe UI" w:hAnsi="Segoe UI" w:cs="Segoe UI"/>
+          <w:sz w:val="22"/>
+          <w:szCs w:val="22"/>
+        </w:rPr>
+        <w:t xml:space="preserve"> so rather than showing fields that would fail.</w:t>
       </w:r>
     </w:p>
     <w:p>
@@ -7718,7 +7964,7 @@
         <w:rPr>
           <w:rFonts w:ascii="Segoe UI" w:eastAsia="Times New Roman" w:hAnsi="Segoe UI" w:cs="Segoe UI"/>
         </w:rPr>
-        <w:t>Account</w:t>
+        <w:t>Wallet</w:t>
       </w:r>
     </w:p>
     <w:p>
@@ -7736,7 +7982,155 @@
           <w:sz w:val="22"/>
           <w:szCs w:val="22"/>
         </w:rPr>
-        <w:t xml:space="preserve">Alongside the password form, </w:t>
+        <w:t xml:space="preserve">The wallet records income and expenses and reports on them. It is personal, like the schedule: every query is scoped by </w:t>
+      </w:r>
+      <w:r>
+        <w:rPr>
+          <w:rStyle w:val="c1"/>
+          <w:rFonts w:cs="Segoe UI"/>
+        </w:rPr>
+        <w:t>ownerId</w:t>
+      </w:r>
+      <w:r>
+        <w:rPr>
+          <w:rFonts w:ascii="Segoe UI" w:hAnsi="Segoe UI" w:cs="Segoe UI"/>
+          <w:sz w:val="22"/>
+          <w:szCs w:val="22"/>
+        </w:rPr>
+        <w:t>, so one account never sees another's figures, administrators included.</w:t>
+      </w:r>
+    </w:p>
+    <w:p>
+      <w:pPr>
+        <w:pStyle w:val="NormalWeb"/>
+        <w:rPr>
+          <w:rFonts w:ascii="Segoe UI" w:hAnsi="Segoe UI" w:cs="Segoe UI"/>
+          <w:sz w:val="22"/>
+          <w:szCs w:val="22"/>
+        </w:rPr>
+      </w:pPr>
+      <w:r>
+        <w:rPr>
+          <w:rFonts w:ascii="Segoe UI" w:hAnsi="Segoe UI" w:cs="Segoe UI"/>
+          <w:sz w:val="22"/>
+          <w:szCs w:val="22"/>
+        </w:rPr>
+        <w:t xml:space="preserve">Amounts are stored positive and </w:t>
+      </w:r>
+      <w:r>
+        <w:rPr>
+          <w:rStyle w:val="c1"/>
+          <w:rFonts w:cs="Segoe UI"/>
+        </w:rPr>
+        <w:t>type</w:t>
+      </w:r>
+      <w:r>
+        <w:rPr>
+          <w:rFonts w:ascii="Segoe UI" w:hAnsi="Segoe UI" w:cs="Segoe UI"/>
+          <w:sz w:val="22"/>
+          <w:szCs w:val="22"/>
+        </w:rPr>
+        <w:t xml:space="preserve"> (</w:t>
+      </w:r>
+      <w:r>
+        <w:rPr>
+          <w:rStyle w:val="c1"/>
+          <w:rFonts w:cs="Segoe UI"/>
+        </w:rPr>
+        <w:t>income</w:t>
+      </w:r>
+      <w:r>
+        <w:rPr>
+          <w:rFonts w:ascii="Segoe UI" w:hAnsi="Segoe UI" w:cs="Segoe UI"/>
+          <w:sz w:val="22"/>
+          <w:szCs w:val="22"/>
+        </w:rPr>
+        <w:t xml:space="preserve"> / </w:t>
+      </w:r>
+      <w:r>
+        <w:rPr>
+          <w:rStyle w:val="c1"/>
+          <w:rFonts w:cs="Segoe UI"/>
+        </w:rPr>
+        <w:t>expense</w:t>
+      </w:r>
+      <w:r>
+        <w:rPr>
+          <w:rFonts w:ascii="Segoe UI" w:hAnsi="Segoe UI" w:cs="Segoe UI"/>
+          <w:sz w:val="22"/>
+          <w:szCs w:val="22"/>
+        </w:rPr>
+        <w:t xml:space="preserve">) carries the sign, which keeps each series a plain sum. Dates are </w:t>
+      </w:r>
+      <w:r>
+        <w:rPr>
+          <w:rStyle w:val="c1"/>
+          <w:rFonts w:cs="Segoe UI"/>
+        </w:rPr>
+        <w:t>YYYY-MM-DD</w:t>
+      </w:r>
+      <w:r>
+        <w:rPr>
+          <w:rFonts w:ascii="Segoe UI" w:hAnsi="Segoe UI" w:cs="Segoe UI"/>
+          <w:sz w:val="22"/>
+          <w:szCs w:val="22"/>
+        </w:rPr>
+        <w:t xml:space="preserve"> strings rather than </w:t>
+      </w:r>
+      <w:r>
+        <w:rPr>
+          <w:rStyle w:val="c1"/>
+          <w:rFonts w:cs="Segoe UI"/>
+        </w:rPr>
+        <w:t>Date</w:t>
+      </w:r>
+      <w:r>
+        <w:rPr>
+          <w:rFonts w:ascii="Segoe UI" w:hAnsi="Segoe UI" w:cs="Segoe UI"/>
+          <w:sz w:val="22"/>
+          <w:szCs w:val="22"/>
+        </w:rPr>
+        <w:t xml:space="preserve"> </w:t>
+      </w:r>
+      <w:r>
+        <w:rPr>
+          <w:rFonts w:ascii="Segoe UI" w:hAnsi="Segoe UI" w:cs="Segoe UI"/>
+          <w:sz w:val="22"/>
+          <w:szCs w:val="22"/>
+        </w:rPr>
+        <w:t>values for the same reason schedules are — an entry belongs to a calendar day in the owner's timezone, and an instant would drift across the month boundary in the charts.</w:t>
+      </w:r>
+    </w:p>
+    <w:p>
+      <w:pPr>
+        <w:pStyle w:val="Heading4"/>
+        <w:rPr>
+          <w:rFonts w:ascii="Segoe UI" w:eastAsia="Times New Roman" w:hAnsi="Segoe UI" w:cs="Segoe UI"/>
+        </w:rPr>
+      </w:pPr>
+      <w:r>
+        <w:rPr>
+          <w:rFonts w:ascii="Segoe UI" w:eastAsia="Times New Roman" w:hAnsi="Segoe UI" w:cs="Segoe UI"/>
+        </w:rPr>
+        <w:t>Two currencies, never merged</w:t>
+      </w:r>
+    </w:p>
+    <w:p>
+      <w:pPr>
+        <w:pStyle w:val="NormalWeb"/>
+        <w:rPr>
+          <w:rFonts w:ascii="Segoe UI" w:hAnsi="Segoe UI" w:cs="Segoe UI"/>
+          <w:sz w:val="22"/>
+          <w:szCs w:val="22"/>
+        </w:rPr>
+      </w:pPr>
+      <w:r>
+        <w:rPr>
+          <w:rFonts w:ascii="Segoe UI" w:hAnsi="Segoe UI" w:cs="Segoe UI"/>
+          <w:sz w:val="22"/>
+          <w:szCs w:val="22"/>
+        </w:rPr>
+        <w:t xml:space="preserve">The currency is a property of the </w:t>
       </w:r>
       <w:r>
         <w:rPr>
@@ -7746,91 +8140,68 @@
           <w:sz w:val="22"/>
           <w:szCs w:val="22"/>
         </w:rPr>
-        <w:t>Personal details</w:t>
-      </w:r>
-      <w:r>
-        <w:rPr>
-          <w:rFonts w:ascii="Segoe UI" w:hAnsi="Segoe UI" w:cs="Segoe UI"/>
-          <w:sz w:val="22"/>
-          <w:szCs w:val="22"/>
-        </w:rPr>
-        <w:t xml:space="preserve"> edits the five optional fields an account carries — gender, birthday, phone, address and job — through </w:t>
-      </w:r>
-      <w:r>
-        <w:rPr>
-          <w:rStyle w:val="c1"/>
-          <w:rFonts w:cs="Segoe UI"/>
-        </w:rPr>
-        <w:t>PUT /user/profile</w:t>
-      </w:r>
-      <w:r>
-        <w:rPr>
-          <w:rFonts w:ascii="Segoe UI" w:hAnsi="Segoe UI" w:cs="Segoe UI"/>
-          <w:sz w:val="22"/>
-          <w:szCs w:val="22"/>
-        </w:rPr>
-        <w:t>. That r</w:t>
-      </w:r>
-      <w:r>
-        <w:rPr>
-          <w:rFonts w:ascii="Segoe UI" w:hAnsi="Segoe UI" w:cs="Segoe UI"/>
-          <w:sz w:val="22"/>
-          <w:szCs w:val="22"/>
-        </w:rPr>
-        <w:t xml:space="preserve">oute is deliberately narrower than </w:t>
-      </w:r>
-      <w:r>
-        <w:rPr>
-          <w:rStyle w:val="c1"/>
-          <w:rFonts w:cs="Segoe UI"/>
-        </w:rPr>
-        <w:t>PUT /users/:id</w:t>
-      </w:r>
-      <w:r>
-        <w:rPr>
-          <w:rFonts w:ascii="Segoe UI" w:hAnsi="Segoe UI" w:cs="Segoe UI"/>
-          <w:sz w:val="22"/>
-          <w:szCs w:val="22"/>
-        </w:rPr>
-        <w:t xml:space="preserve">: name, email, role, permissions and the face photo stay with an administrator, because they are what the rest of the app identifies and authorises you by. </w:t>
-      </w:r>
-      <w:r>
-        <w:rPr>
-          <w:rStyle w:val="c1"/>
-          <w:rFonts w:cs="Segoe UI"/>
-        </w:rPr>
-        <w:t>birthday</w:t>
-      </w:r>
-      <w:r>
-        <w:rPr>
-          <w:rFonts w:ascii="Segoe UI" w:hAnsi="Segoe UI" w:cs="Segoe UI"/>
-          <w:sz w:val="22"/>
-          <w:szCs w:val="22"/>
-        </w:rPr>
-        <w:t xml:space="preserve"> is a </w:t>
-      </w:r>
-      <w:r>
-        <w:rPr>
-          <w:rStyle w:val="c1"/>
-          <w:rFonts w:cs="Segoe UI"/>
-        </w:rPr>
-        <w:t>YYYY-MM-DD</w:t>
-      </w:r>
-      <w:r>
-        <w:rPr>
-          <w:rFonts w:ascii="Segoe UI" w:hAnsi="Segoe UI" w:cs="Segoe UI"/>
-          <w:sz w:val="22"/>
-          <w:szCs w:val="22"/>
-        </w:rPr>
-        <w:t xml:space="preserve"> string, must be a real dat</w:t>
-      </w:r>
-      <w:r>
-        <w:rPr>
-          <w:rFonts w:ascii="Segoe UI" w:hAnsi="Segoe UI" w:cs="Segoe UI"/>
-          <w:sz w:val="22"/>
-          <w:szCs w:val="22"/>
-        </w:rPr>
-        <w:t>e, and is refused if it is in the future.</w:t>
+        <w:t>entry</w:t>
+      </w:r>
+      <w:r>
+        <w:rPr>
+          <w:rFonts w:ascii="Segoe UI" w:hAnsi="Segoe UI" w:cs="Segoe UI"/>
+          <w:sz w:val="22"/>
+          <w:szCs w:val="22"/>
+        </w:rPr>
+        <w:t xml:space="preserve">, chosen when it </w:t>
+      </w:r>
+      <w:r>
+        <w:rPr>
+          <w:rFonts w:ascii="Segoe UI" w:hAnsi="Segoe UI" w:cs="Segoe UI"/>
+          <w:sz w:val="22"/>
+          <w:szCs w:val="22"/>
+        </w:rPr>
+        <w:t xml:space="preserve">is recorded, and is one of </w:t>
+      </w:r>
+      <w:r>
+        <w:rPr>
+          <w:rStyle w:val="c1"/>
+          <w:rFonts w:cs="Segoe UI"/>
+        </w:rPr>
+        <w:t>USD</w:t>
+      </w:r>
+      <w:r>
+        <w:rPr>
+          <w:rFonts w:ascii="Segoe UI" w:hAnsi="Segoe UI" w:cs="Segoe UI"/>
+          <w:sz w:val="22"/>
+          <w:szCs w:val="22"/>
+        </w:rPr>
+        <w:t xml:space="preserve"> or </w:t>
+      </w:r>
+      <w:r>
+        <w:rPr>
+          <w:rStyle w:val="c1"/>
+          <w:rFonts w:cs="Segoe UI"/>
+        </w:rPr>
+        <w:t>REM</w:t>
+      </w:r>
+      <w:r>
+        <w:rPr>
+          <w:rFonts w:ascii="Segoe UI" w:hAnsi="Segoe UI" w:cs="Segoe UI"/>
+          <w:sz w:val="22"/>
+          <w:szCs w:val="22"/>
+        </w:rPr>
+        <w:t xml:space="preserve"> (</w:t>
+      </w:r>
+      <w:r>
+        <w:rPr>
+          <w:rStyle w:val="c1"/>
+          <w:rFonts w:cs="Segoe UI"/>
+        </w:rPr>
+        <w:t>USD</w:t>
+      </w:r>
+      <w:r>
+        <w:rPr>
+          <w:rFonts w:ascii="Segoe UI" w:hAnsi="Segoe UI" w:cs="Segoe UI"/>
+          <w:sz w:val="22"/>
+          <w:szCs w:val="22"/>
+        </w:rPr>
+        <w:t xml:space="preserve"> for rows written before the field existed).</w:t>
       </w:r>
     </w:p>
     <w:p>
@@ -7844,19 +8215,183 @@
       </w:pPr>
       <w:r>
         <w:rPr>
-          <w:rFonts w:ascii="Segoe UI" w:hAnsi="Segoe UI" w:cs="Segoe UI"/>
-          <w:sz w:val="22"/>
-          <w:szCs w:val="22"/>
-        </w:rPr>
-        <w:t>Your profile, and the form for changing your own password. That form used to sit at the bottom of the Users page, which only administrators can open — so the one setting every account has was behind a permission al</w:t>
-      </w:r>
-      <w:r>
-        <w:rPr>
-          <w:rFonts w:ascii="Segoe UI" w:hAnsi="Segoe UI" w:cs="Segoe UI"/>
-          <w:sz w:val="22"/>
-          <w:szCs w:val="22"/>
-        </w:rPr>
-        <w:t>most nobody had. Name, email and face photo remain an administrator's job, and the panel says so rather than showing fields that would fail.</w:t>
+          <w:rStyle w:val="c1"/>
+          <w:rFonts w:cs="Segoe UI"/>
+        </w:rPr>
+        <w:t>GET /wallet/summary</w:t>
+      </w:r>
+      <w:r>
+        <w:rPr>
+          <w:rFonts w:ascii="Segoe UI" w:hAnsi="Segoe UI" w:cs="Segoe UI"/>
+          <w:sz w:val="22"/>
+          <w:szCs w:val="22"/>
+        </w:rPr>
+        <w:t xml:space="preserve"> adds up the totals, the monthly series and the category breakdown on the server, against the same filters the entry list uses, so the stat cards, the</w:t>
+      </w:r>
+      <w:r>
+        <w:rPr>
+          <w:rFonts w:ascii="Segoe UI" w:hAnsi="Segoe UI" w:cs="Segoe UI"/>
+          <w:sz w:val="22"/>
+          <w:szCs w:val="22"/>
+        </w:rPr>
+        <w:t xml:space="preserve"> charts and the table can never disagree. It does that once per currency and returns </w:t>
+      </w:r>
+      <w:r>
+        <w:rPr>
+          <w:rStyle w:val="c1"/>
+          <w:rFonts w:cs="Segoe UI"/>
+        </w:rPr>
+        <w:t>byCurrency: { USD: {…}, REM: {…} }</w:t>
+      </w:r>
+      <w:r>
+        <w:rPr>
+          <w:rFonts w:ascii="Segoe UI" w:hAnsi="Segoe UI" w:cs="Segoe UI"/>
+          <w:sz w:val="22"/>
+          <w:szCs w:val="22"/>
+        </w:rPr>
+        <w:t>, summarising a currency even when it has no rows, so the page can always show both side by side.</w:t>
+      </w:r>
+    </w:p>
+    <w:p>
+      <w:pPr>
+        <w:pStyle w:val="NormalWeb"/>
+        <w:rPr>
+          <w:rFonts w:ascii="Segoe UI" w:hAnsi="Segoe UI" w:cs="Segoe UI"/>
+          <w:sz w:val="22"/>
+          <w:szCs w:val="22"/>
+        </w:rPr>
+      </w:pPr>
+      <w:r>
+        <w:rPr>
+          <w:rFonts w:ascii="Segoe UI" w:hAnsi="Segoe UI" w:cs="Segoe UI"/>
+          <w:sz w:val="22"/>
+          <w:szCs w:val="22"/>
+        </w:rPr>
+        <w:t>Nothing converts between them. There is</w:t>
+      </w:r>
+      <w:r>
+        <w:rPr>
+          <w:rFonts w:ascii="Segoe UI" w:hAnsi="Segoe UI" w:cs="Segoe UI"/>
+          <w:sz w:val="22"/>
+          <w:szCs w:val="22"/>
+        </w:rPr>
+        <w:t xml:space="preserve"> no exchange rate anywhere in this app, and a combined balance would be a figure nobody could act on — so there is no combined balance, and no currency selector to hide one behind. </w:t>
+      </w:r>
+      <w:r>
+        <w:rPr>
+          <w:rStyle w:val="c1"/>
+          <w:rFonts w:cs="Segoe UI"/>
+        </w:rPr>
+        <w:t>REM</w:t>
+      </w:r>
+      <w:r>
+        <w:rPr>
+          <w:rFonts w:ascii="Segoe UI" w:hAnsi="Segoe UI" w:cs="Segoe UI"/>
+          <w:sz w:val="22"/>
+          <w:szCs w:val="22"/>
+        </w:rPr>
+        <w:t xml:space="preserve"> is not an ISO 4217 code, so </w:t>
+      </w:r>
+      <w:r>
+        <w:rPr>
+          <w:rStyle w:val="c1"/>
+          <w:rFonts w:cs="Segoe UI"/>
+        </w:rPr>
+        <w:t>money.js</w:t>
+      </w:r>
+      <w:r>
+        <w:rPr>
+          <w:rFonts w:ascii="Segoe UI" w:hAnsi="Segoe UI" w:cs="Segoe UI"/>
+          <w:sz w:val="22"/>
+          <w:szCs w:val="22"/>
+        </w:rPr>
+        <w:t xml:space="preserve"> formats it as a number followed by</w:t>
+      </w:r>
+      <w:r>
+        <w:rPr>
+          <w:rFonts w:ascii="Segoe UI" w:hAnsi="Segoe UI" w:cs="Segoe UI"/>
+          <w:sz w:val="22"/>
+          <w:szCs w:val="22"/>
+        </w:rPr>
+        <w:t xml:space="preserve"> the code while </w:t>
+      </w:r>
+      <w:r>
+        <w:rPr>
+          <w:rStyle w:val="c1"/>
+          <w:rFonts w:cs="Segoe UI"/>
+        </w:rPr>
+        <w:t>USD</w:t>
+      </w:r>
+      <w:r>
+        <w:rPr>
+          <w:rFonts w:ascii="Segoe UI" w:hAnsi="Segoe UI" w:cs="Segoe UI"/>
+          <w:sz w:val="22"/>
+          <w:szCs w:val="22"/>
+        </w:rPr>
+        <w:t xml:space="preserve"> goes through </w:t>
+      </w:r>
+      <w:r>
+        <w:rPr>
+          <w:rStyle w:val="c1"/>
+          <w:rFonts w:cs="Segoe UI"/>
+        </w:rPr>
+        <w:t>Intl</w:t>
+      </w:r>
+      <w:r>
+        <w:rPr>
+          <w:rFonts w:ascii="Segoe UI" w:hAnsi="Segoe UI" w:cs="Segoe UI"/>
+          <w:sz w:val="22"/>
+          <w:szCs w:val="22"/>
+        </w:rPr>
+        <w:t>.</w:t>
+      </w:r>
+    </w:p>
+    <w:p>
+      <w:pPr>
+        <w:pStyle w:val="Heading4"/>
+        <w:rPr>
+          <w:rFonts w:ascii="Segoe UI" w:eastAsia="Times New Roman" w:hAnsi="Segoe UI" w:cs="Segoe UI"/>
+        </w:rPr>
+      </w:pPr>
+      <w:r>
+        <w:rPr>
+          <w:rFonts w:ascii="Segoe UI" w:eastAsia="Times New Roman" w:hAnsi="Segoe UI" w:cs="Segoe UI"/>
+        </w:rPr>
+        <w:t>Chart colours</w:t>
+      </w:r>
+    </w:p>
+    <w:p>
+      <w:pPr>
+        <w:pStyle w:val="NormalWeb"/>
+        <w:rPr>
+          <w:rFonts w:ascii="Segoe UI" w:hAnsi="Segoe UI" w:cs="Segoe UI"/>
+          <w:sz w:val="22"/>
+          <w:szCs w:val="22"/>
+        </w:rPr>
+      </w:pPr>
+      <w:r>
+        <w:rPr>
+          <w:rFonts w:ascii="Segoe UI" w:hAnsi="Segoe UI" w:cs="Segoe UI"/>
+          <w:sz w:val="22"/>
+          <w:szCs w:val="22"/>
+        </w:rPr>
+        <w:t>Income and expense are two series that have to be told apart, so they take two categorical hues: the design system's primary blue and its amber. Green and red is the conventional pairing and precisely th</w:t>
+      </w:r>
+      <w:r>
+        <w:rPr>
+          <w:rFonts w:ascii="Segoe UI" w:hAnsi="Segoe UI" w:cs="Segoe UI"/>
+          <w:sz w:val="22"/>
+          <w:szCs w:val="22"/>
+        </w:rPr>
+        <w:t xml:space="preserve">e reason it is avoided here — it is the pair red-green colour blindness collapses. Blue and amber stay separable under every common form of CVD, and each chart carries a legend or a direct label so identity never rests on colour alone. The running-balance </w:t>
+      </w:r>
+      <w:r>
+        <w:rPr>
+          <w:rFonts w:ascii="Segoe UI" w:hAnsi="Segoe UI" w:cs="Segoe UI"/>
+          <w:sz w:val="22"/>
+          <w:szCs w:val="22"/>
+        </w:rPr>
+        <w:t>line is a single series, so it takes one hue and no legend; only its endpoint is labelled.</w:t>
       </w:r>
     </w:p>
     <w:p>
@@ -7870,7 +8405,7 @@
         <w:rPr>
           <w:rFonts w:ascii="Segoe UI" w:eastAsia="Times New Roman" w:hAnsi="Segoe UI" w:cs="Segoe UI"/>
         </w:rPr>
-        <w:t>Wallet</w:t>
+        <w:t>Contacts</w:t>
       </w:r>
     </w:p>
     <w:p>
@@ -7888,15 +8423,7 @@
           <w:sz w:val="22"/>
           <w:szCs w:val="22"/>
         </w:rPr>
-        <w:t>The wallet records income and expenses and reports on them. It is personal, like the schedule: every query i</w:t>
-      </w:r>
-      <w:r>
-        <w:rPr>
-          <w:rFonts w:ascii="Segoe UI" w:hAnsi="Segoe UI" w:cs="Segoe UI"/>
-          <w:sz w:val="22"/>
-          <w:szCs w:val="22"/>
-        </w:rPr>
-        <w:t xml:space="preserve">s scoped by </w:t>
+        <w:t xml:space="preserve">A personal address book — name, email, phone, company, role, group, tags and notes — scoped by </w:t>
       </w:r>
       <w:r>
         <w:rPr>
@@ -7911,7 +8438,44 @@
           <w:sz w:val="22"/>
           <w:szCs w:val="22"/>
         </w:rPr>
-        <w:t>, so one account never sees another's figures, administrators included.</w:t>
+        <w:t xml:space="preserve"> like the wallet. Favourites sort to the top, and star</w:t>
+      </w:r>
+      <w:r>
+        <w:rPr>
+          <w:rFonts w:ascii="Segoe UI" w:hAnsi="Segoe UI" w:cs="Segoe UI"/>
+          <w:sz w:val="22"/>
+          <w:szCs w:val="22"/>
+        </w:rPr>
+        <w:t xml:space="preserve">ring one goes through </w:t>
+      </w:r>
+      <w:r>
+        <w:rPr>
+          <w:rStyle w:val="c1"/>
+          <w:rFonts w:cs="Segoe UI"/>
+        </w:rPr>
+        <w:t>PATCH /contacts/:id/favourite</w:t>
+      </w:r>
+      <w:r>
+        <w:rPr>
+          <w:rFonts w:ascii="Segoe UI" w:hAnsi="Segoe UI" w:cs="Segoe UI"/>
+          <w:sz w:val="22"/>
+          <w:szCs w:val="22"/>
+        </w:rPr>
+        <w:t xml:space="preserve"> rather than the update route, so a star pressed in the list cannot overwrite the fields the card is not showing.</w:t>
+      </w:r>
+    </w:p>
+    <w:p>
+      <w:pPr>
+        <w:pStyle w:val="Heading2"/>
+        <w:rPr>
+          <w:rFonts w:ascii="Segoe UI" w:eastAsia="Times New Roman" w:hAnsi="Segoe UI" w:cs="Segoe UI"/>
+        </w:rPr>
+      </w:pPr>
+      <w:r>
+        <w:rPr>
+          <w:rFonts w:ascii="Segoe UI" w:eastAsia="Times New Roman" w:hAnsi="Segoe UI" w:cs="Segoe UI"/>
+        </w:rPr>
+        <w:t>Project Management</w:t>
       </w:r>
     </w:p>
     <w:p>
@@ -7923,129 +8487,6 @@
           <w:szCs w:val="22"/>
         </w:rPr>
       </w:pPr>
-      <w:r>
-        <w:rPr>
-          <w:rFonts w:ascii="Segoe UI" w:hAnsi="Segoe UI" w:cs="Segoe UI"/>
-          <w:sz w:val="22"/>
-          <w:szCs w:val="22"/>
-        </w:rPr>
-        <w:t xml:space="preserve">Amounts are stored positive and </w:t>
-      </w:r>
-      <w:r>
-        <w:rPr>
-          <w:rStyle w:val="c1"/>
-          <w:rFonts w:cs="Segoe UI"/>
-        </w:rPr>
-        <w:t>type</w:t>
-      </w:r>
-      <w:r>
-        <w:rPr>
-          <w:rFonts w:ascii="Segoe UI" w:hAnsi="Segoe UI" w:cs="Segoe UI"/>
-          <w:sz w:val="22"/>
-          <w:szCs w:val="22"/>
-        </w:rPr>
-        <w:t xml:space="preserve"> (</w:t>
-      </w:r>
-      <w:r>
-        <w:rPr>
-          <w:rStyle w:val="c1"/>
-          <w:rFonts w:cs="Segoe UI"/>
-        </w:rPr>
-        <w:t>income</w:t>
-      </w:r>
-      <w:r>
-        <w:rPr>
-          <w:rFonts w:ascii="Segoe UI" w:hAnsi="Segoe UI" w:cs="Segoe UI"/>
-          <w:sz w:val="22"/>
-          <w:szCs w:val="22"/>
-        </w:rPr>
-        <w:t xml:space="preserve"> / </w:t>
-      </w:r>
-      <w:r>
-        <w:rPr>
-          <w:rStyle w:val="c1"/>
-          <w:rFonts w:cs="Segoe UI"/>
-        </w:rPr>
-        <w:t>expense</w:t>
-      </w:r>
-      <w:r>
-        <w:rPr>
-          <w:rFonts w:ascii="Segoe UI" w:hAnsi="Segoe UI" w:cs="Segoe UI"/>
-          <w:sz w:val="22"/>
-          <w:szCs w:val="22"/>
-        </w:rPr>
-        <w:t xml:space="preserve">) carries the sign, which keeps each series a plain sum. Dates are </w:t>
-      </w:r>
-      <w:r>
-        <w:rPr>
-          <w:rStyle w:val="c1"/>
-          <w:rFonts w:cs="Segoe UI"/>
-        </w:rPr>
-        <w:t>YYYY-MM-DD</w:t>
-      </w:r>
-      <w:r>
-        <w:rPr>
-          <w:rFonts w:ascii="Segoe UI" w:hAnsi="Segoe UI" w:cs="Segoe UI"/>
-          <w:sz w:val="22"/>
-          <w:szCs w:val="22"/>
-        </w:rPr>
-        <w:t xml:space="preserve"> strings rather than </w:t>
-      </w:r>
-      <w:r>
-        <w:rPr>
-          <w:rStyle w:val="c1"/>
-          <w:rFonts w:cs="Segoe UI"/>
-        </w:rPr>
-        <w:t>Date</w:t>
-      </w:r>
-      <w:r>
-        <w:rPr>
-          <w:rFonts w:ascii="Segoe UI" w:hAnsi="Segoe UI" w:cs="Segoe UI"/>
-          <w:sz w:val="22"/>
-          <w:szCs w:val="22"/>
-        </w:rPr>
-        <w:t xml:space="preserve"> </w:t>
-      </w:r>
-      <w:r>
-        <w:rPr>
-          <w:rFonts w:ascii="Segoe UI" w:hAnsi="Segoe UI" w:cs="Segoe UI"/>
-          <w:sz w:val="22"/>
-          <w:szCs w:val="22"/>
-        </w:rPr>
-        <w:t>values for the same reason schedules are — an entry belongs to a calendar day in the owner's timezone, and an instant would drift across the month boundary in the charts.</w:t>
-      </w:r>
-    </w:p>
-    <w:p>
-      <w:pPr>
-        <w:pStyle w:val="Heading4"/>
-        <w:rPr>
-          <w:rFonts w:ascii="Segoe UI" w:eastAsia="Times New Roman" w:hAnsi="Segoe UI" w:cs="Segoe UI"/>
-        </w:rPr>
-      </w:pPr>
-      <w:r>
-        <w:rPr>
-          <w:rFonts w:ascii="Segoe UI" w:eastAsia="Times New Roman" w:hAnsi="Segoe UI" w:cs="Segoe UI"/>
-        </w:rPr>
-        <w:t>Two currencies, never merged</w:t>
-      </w:r>
-    </w:p>
-    <w:p>
-      <w:pPr>
-        <w:pStyle w:val="NormalWeb"/>
-        <w:rPr>
-          <w:rFonts w:ascii="Segoe UI" w:hAnsi="Segoe UI" w:cs="Segoe UI"/>
-          <w:sz w:val="22"/>
-          <w:szCs w:val="22"/>
-        </w:rPr>
-      </w:pPr>
-      <w:r>
-        <w:rPr>
-          <w:rFonts w:ascii="Segoe UI" w:hAnsi="Segoe UI" w:cs="Segoe UI"/>
-          <w:sz w:val="22"/>
-          <w:szCs w:val="22"/>
-        </w:rPr>
-        <w:t xml:space="preserve">The currency is a property of the </w:t>
-      </w:r>
       <w:r>
         <w:rPr>
           <w:rFonts w:ascii="Segoe UI" w:hAnsi="Segoe UI" w:cs="Segoe UI"/>
@@ -8054,360 +8495,24 @@
           <w:sz w:val="22"/>
           <w:szCs w:val="22"/>
         </w:rPr>
-        <w:t>entry</w:t>
-      </w:r>
-      <w:r>
-        <w:rPr>
-          <w:rFonts w:ascii="Segoe UI" w:hAnsi="Segoe UI" w:cs="Segoe UI"/>
-          <w:sz w:val="22"/>
-          <w:szCs w:val="22"/>
-        </w:rPr>
-        <w:t xml:space="preserve">, chosen when it </w:t>
-      </w:r>
-      <w:r>
-        <w:rPr>
-          <w:rFonts w:ascii="Segoe UI" w:hAnsi="Segoe UI" w:cs="Segoe UI"/>
-          <w:sz w:val="22"/>
-          <w:szCs w:val="22"/>
-        </w:rPr>
-        <w:t xml:space="preserve">is recorded, and is one of </w:t>
-      </w:r>
-      <w:r>
-        <w:rPr>
-          <w:rStyle w:val="c1"/>
-          <w:rFonts w:cs="Segoe UI"/>
-        </w:rPr>
-        <w:t>USD</w:t>
-      </w:r>
-      <w:r>
-        <w:rPr>
-          <w:rFonts w:ascii="Segoe UI" w:hAnsi="Segoe UI" w:cs="Segoe UI"/>
-          <w:sz w:val="22"/>
-          <w:szCs w:val="22"/>
-        </w:rPr>
-        <w:t xml:space="preserve"> or </w:t>
-      </w:r>
-      <w:r>
-        <w:rPr>
-          <w:rStyle w:val="c1"/>
-          <w:rFonts w:cs="Segoe UI"/>
-        </w:rPr>
-        <w:t>REM</w:t>
-      </w:r>
-      <w:r>
-        <w:rPr>
-          <w:rFonts w:ascii="Segoe UI" w:hAnsi="Segoe UI" w:cs="Segoe UI"/>
-          <w:sz w:val="22"/>
-          <w:szCs w:val="22"/>
-        </w:rPr>
-        <w:t xml:space="preserve"> (</w:t>
-      </w:r>
-      <w:r>
-        <w:rPr>
-          <w:rStyle w:val="c1"/>
-          <w:rFonts w:cs="Segoe UI"/>
-        </w:rPr>
-        <w:t>USD</w:t>
-      </w:r>
-      <w:r>
-        <w:rPr>
-          <w:rFonts w:ascii="Segoe UI" w:hAnsi="Segoe UI" w:cs="Segoe UI"/>
-          <w:sz w:val="22"/>
-          <w:szCs w:val="22"/>
-        </w:rPr>
-        <w:t xml:space="preserve"> for rows written before the field existed).</w:t>
-      </w:r>
-    </w:p>
-    <w:p>
-      <w:pPr>
-        <w:pStyle w:val="NormalWeb"/>
-        <w:rPr>
-          <w:rFonts w:ascii="Segoe UI" w:hAnsi="Segoe UI" w:cs="Segoe UI"/>
-          <w:sz w:val="22"/>
-          <w:szCs w:val="22"/>
-        </w:rPr>
-      </w:pPr>
-      <w:r>
-        <w:rPr>
-          <w:rStyle w:val="c1"/>
-          <w:rFonts w:cs="Segoe UI"/>
-        </w:rPr>
-        <w:t>GET /wallet/summary</w:t>
-      </w:r>
-      <w:r>
-        <w:rPr>
-          <w:rFonts w:ascii="Segoe UI" w:hAnsi="Segoe UI" w:cs="Segoe UI"/>
-          <w:sz w:val="22"/>
-          <w:szCs w:val="22"/>
-        </w:rPr>
-        <w:t xml:space="preserve"> </w:t>
-      </w:r>
-      <w:r>
-        <w:rPr>
-          <w:rFonts w:ascii="Segoe UI" w:hAnsi="Segoe UI" w:cs="Segoe UI"/>
-          <w:sz w:val="22"/>
-          <w:szCs w:val="22"/>
-        </w:rPr>
-        <w:t xml:space="preserve">adds up the totals, the monthly series and the category breakdown on the server, against the same filters the entry list uses, so the stat cards, the charts and the table can never disagree. It does that once per currency and returns </w:t>
-      </w:r>
-      <w:r>
-        <w:rPr>
-          <w:rStyle w:val="c1"/>
-          <w:rFonts w:cs="Segoe UI"/>
-        </w:rPr>
-        <w:t>byCurrency: { USD: {…}</w:t>
-      </w:r>
-      <w:r>
-        <w:rPr>
-          <w:rStyle w:val="c1"/>
-          <w:rFonts w:cs="Segoe UI"/>
-        </w:rPr>
-        <w:t>, REM: {…} }</w:t>
-      </w:r>
-      <w:r>
-        <w:rPr>
-          <w:rFonts w:ascii="Segoe UI" w:hAnsi="Segoe UI" w:cs="Segoe UI"/>
-          <w:sz w:val="22"/>
-          <w:szCs w:val="22"/>
-        </w:rPr>
-        <w:t>, summarising a currency even when it has no rows, so the page can always show both side by side.</w:t>
-      </w:r>
-    </w:p>
-    <w:p>
-      <w:pPr>
-        <w:pStyle w:val="NormalWeb"/>
-        <w:rPr>
-          <w:rFonts w:ascii="Segoe UI" w:hAnsi="Segoe UI" w:cs="Segoe UI"/>
-          <w:sz w:val="22"/>
-          <w:szCs w:val="22"/>
-        </w:rPr>
-      </w:pPr>
-      <w:r>
-        <w:rPr>
-          <w:rFonts w:ascii="Segoe UI" w:hAnsi="Segoe UI" w:cs="Segoe UI"/>
-          <w:sz w:val="22"/>
-          <w:szCs w:val="22"/>
-        </w:rPr>
-        <w:t>Nothing converts between them. There is no exchange rate anywhere in this app, and a combined balance would be a figure nobody could act on — so t</w:t>
-      </w:r>
-      <w:r>
-        <w:rPr>
-          <w:rFonts w:ascii="Segoe UI" w:hAnsi="Segoe UI" w:cs="Segoe UI"/>
-          <w:sz w:val="22"/>
-          <w:szCs w:val="22"/>
-        </w:rPr>
-        <w:t xml:space="preserve">here is no combined balance, and no currency selector to hide one behind. </w:t>
-      </w:r>
-      <w:r>
-        <w:rPr>
-          <w:rStyle w:val="c1"/>
-          <w:rFonts w:cs="Segoe UI"/>
-        </w:rPr>
-        <w:t>REM</w:t>
-      </w:r>
-      <w:r>
-        <w:rPr>
-          <w:rFonts w:ascii="Segoe UI" w:hAnsi="Segoe UI" w:cs="Segoe UI"/>
-          <w:sz w:val="22"/>
-          <w:szCs w:val="22"/>
-        </w:rPr>
-        <w:t xml:space="preserve"> is not an ISO 4217 code, so </w:t>
-      </w:r>
-      <w:r>
-        <w:rPr>
-          <w:rStyle w:val="c1"/>
-          <w:rFonts w:cs="Segoe UI"/>
-        </w:rPr>
-        <w:t>money.js</w:t>
-      </w:r>
-      <w:r>
-        <w:rPr>
-          <w:rFonts w:ascii="Segoe UI" w:hAnsi="Segoe UI" w:cs="Segoe UI"/>
-          <w:sz w:val="22"/>
-          <w:szCs w:val="22"/>
-        </w:rPr>
-        <w:t xml:space="preserve"> formats it as a number followed by the code while </w:t>
-      </w:r>
-      <w:r>
-        <w:rPr>
-          <w:rStyle w:val="c1"/>
-          <w:rFonts w:cs="Segoe UI"/>
-        </w:rPr>
-        <w:t>USD</w:t>
-      </w:r>
-      <w:r>
-        <w:rPr>
-          <w:rFonts w:ascii="Segoe UI" w:hAnsi="Segoe UI" w:cs="Segoe UI"/>
-          <w:sz w:val="22"/>
-          <w:szCs w:val="22"/>
-        </w:rPr>
-        <w:t xml:space="preserve"> goes through </w:t>
-      </w:r>
-      <w:r>
-        <w:rPr>
-          <w:rStyle w:val="c1"/>
-          <w:rFonts w:cs="Segoe UI"/>
-        </w:rPr>
-        <w:t>Intl</w:t>
-      </w:r>
-      <w:r>
-        <w:rPr>
-          <w:rFonts w:ascii="Segoe UI" w:hAnsi="Segoe UI" w:cs="Segoe UI"/>
-          <w:sz w:val="22"/>
-          <w:szCs w:val="22"/>
-        </w:rPr>
-        <w:t>.</w:t>
-      </w:r>
-    </w:p>
-    <w:p>
-      <w:pPr>
-        <w:pStyle w:val="Heading4"/>
-        <w:rPr>
-          <w:rFonts w:ascii="Segoe UI" w:eastAsia="Times New Roman" w:hAnsi="Segoe UI" w:cs="Segoe UI"/>
-        </w:rPr>
-      </w:pPr>
-      <w:r>
-        <w:rPr>
-          <w:rFonts w:ascii="Segoe UI" w:eastAsia="Times New Roman" w:hAnsi="Segoe UI" w:cs="Segoe UI"/>
-        </w:rPr>
-        <w:t>Chart colours</w:t>
-      </w:r>
-    </w:p>
-    <w:p>
-      <w:pPr>
-        <w:pStyle w:val="NormalWeb"/>
-        <w:rPr>
-          <w:rFonts w:ascii="Segoe UI" w:hAnsi="Segoe UI" w:cs="Segoe UI"/>
-          <w:sz w:val="22"/>
-          <w:szCs w:val="22"/>
-        </w:rPr>
-      </w:pPr>
-      <w:r>
-        <w:rPr>
-          <w:rFonts w:ascii="Segoe UI" w:hAnsi="Segoe UI" w:cs="Segoe UI"/>
-          <w:sz w:val="22"/>
-          <w:szCs w:val="22"/>
-        </w:rPr>
-        <w:t>Income and expense are two series that have to be told</w:t>
-      </w:r>
-      <w:r>
-        <w:rPr>
-          <w:rFonts w:ascii="Segoe UI" w:hAnsi="Segoe UI" w:cs="Segoe UI"/>
-          <w:sz w:val="22"/>
-          <w:szCs w:val="22"/>
-        </w:rPr>
-        <w:t xml:space="preserve"> apart, so they take two categorical hues: the design system's primary blue and its amber. Green and red is the conventional pairing and precisely the reason it is avoided here — it is the pair red-green colour blindness collapses. Blue and amber stay sepa</w:t>
-      </w:r>
-      <w:r>
-        <w:rPr>
-          <w:rFonts w:ascii="Segoe UI" w:hAnsi="Segoe UI" w:cs="Segoe UI"/>
-          <w:sz w:val="22"/>
-          <w:szCs w:val="22"/>
-        </w:rPr>
-        <w:t>rable under every common form of CVD, and each chart carries a legend or a direct label so identity never rests on colour alone. The running-balance line is a single series, so it takes one hue and no legend; only its endpoint is labelled.</w:t>
-      </w:r>
-    </w:p>
-    <w:p>
-      <w:pPr>
-        <w:pStyle w:val="Heading3"/>
-        <w:rPr>
-          <w:rFonts w:ascii="Segoe UI" w:eastAsia="Times New Roman" w:hAnsi="Segoe UI" w:cs="Segoe UI"/>
-        </w:rPr>
-      </w:pPr>
-      <w:r>
-        <w:rPr>
-          <w:rFonts w:ascii="Segoe UI" w:eastAsia="Times New Roman" w:hAnsi="Segoe UI" w:cs="Segoe UI"/>
-        </w:rPr>
-        <w:t>Contacts</w:t>
-      </w:r>
-    </w:p>
-    <w:p>
-      <w:pPr>
-        <w:pStyle w:val="NormalWeb"/>
-        <w:rPr>
-          <w:rFonts w:ascii="Segoe UI" w:hAnsi="Segoe UI" w:cs="Segoe UI"/>
-          <w:sz w:val="22"/>
-          <w:szCs w:val="22"/>
-        </w:rPr>
-      </w:pPr>
-      <w:r>
-        <w:rPr>
-          <w:rFonts w:ascii="Segoe UI" w:hAnsi="Segoe UI" w:cs="Segoe UI"/>
-          <w:sz w:val="22"/>
-          <w:szCs w:val="22"/>
-        </w:rPr>
-        <w:t>A perso</w:t>
-      </w:r>
-      <w:r>
-        <w:rPr>
-          <w:rFonts w:ascii="Segoe UI" w:hAnsi="Segoe UI" w:cs="Segoe UI"/>
-          <w:sz w:val="22"/>
-          <w:szCs w:val="22"/>
-        </w:rPr>
-        <w:t xml:space="preserve">nal address book — name, email, phone, company, role, group, tags and notes — scoped by </w:t>
-      </w:r>
-      <w:r>
-        <w:rPr>
-          <w:rStyle w:val="c1"/>
-          <w:rFonts w:cs="Segoe UI"/>
-        </w:rPr>
-        <w:t>ownerId</w:t>
-      </w:r>
-      <w:r>
-        <w:rPr>
-          <w:rFonts w:ascii="Segoe UI" w:hAnsi="Segoe UI" w:cs="Segoe UI"/>
-          <w:sz w:val="22"/>
-          <w:szCs w:val="22"/>
-        </w:rPr>
-        <w:t xml:space="preserve"> like the wallet. Favourites sort to the top, and starring one goes through </w:t>
-      </w:r>
-      <w:r>
-        <w:rPr>
-          <w:rStyle w:val="c1"/>
-          <w:rFonts w:cs="Segoe UI"/>
-        </w:rPr>
-        <w:t>PATCH /contacts/:id/favourite</w:t>
-      </w:r>
-      <w:r>
-        <w:rPr>
-          <w:rFonts w:ascii="Segoe UI" w:hAnsi="Segoe UI" w:cs="Segoe UI"/>
-          <w:sz w:val="22"/>
-          <w:szCs w:val="22"/>
-        </w:rPr>
-        <w:t xml:space="preserve"> rather than the update route, so a star pressed in the </w:t>
-      </w:r>
-      <w:r>
-        <w:rPr>
-          <w:rFonts w:ascii="Segoe UI" w:hAnsi="Segoe UI" w:cs="Segoe UI"/>
-          <w:sz w:val="22"/>
-          <w:szCs w:val="22"/>
-        </w:rPr>
-        <w:t>list cannot overwrite the fields the card is not showing.</w:t>
-      </w:r>
-    </w:p>
-    <w:p>
-      <w:pPr>
-        <w:pStyle w:val="Heading2"/>
-        <w:rPr>
-          <w:rFonts w:ascii="Segoe UI" w:eastAsia="Times New Roman" w:hAnsi="Segoe UI" w:cs="Segoe UI"/>
-        </w:rPr>
-      </w:pPr>
-      <w:r>
-        <w:rPr>
-          <w:rFonts w:ascii="Segoe UI" w:eastAsia="Times New Roman" w:hAnsi="Segoe UI" w:cs="Segoe UI"/>
-        </w:rPr>
         <w:t>Project Management</w:t>
       </w:r>
-    </w:p>
-    <w:p>
-      <w:pPr>
-        <w:pStyle w:val="NormalWeb"/>
-        <w:rPr>
-          <w:rFonts w:ascii="Segoe UI" w:hAnsi="Segoe UI" w:cs="Segoe UI"/>
-          <w:sz w:val="22"/>
-          <w:szCs w:val="22"/>
-        </w:rPr>
-      </w:pPr>
+      <w:r>
+        <w:rPr>
+          <w:rFonts w:ascii="Segoe UI" w:hAnsi="Segoe UI" w:cs="Segoe UI"/>
+          <w:sz w:val="22"/>
+          <w:szCs w:val="22"/>
+        </w:rPr>
+        <w:t xml:space="preserve"> is a project list and, behind each project, a board t</w:t>
+      </w:r>
+      <w:r>
+        <w:rPr>
+          <w:rFonts w:ascii="Segoe UI" w:hAnsi="Segoe UI" w:cs="Segoe UI"/>
+          <w:sz w:val="22"/>
+          <w:szCs w:val="22"/>
+        </w:rPr>
+        <w:t xml:space="preserve">hat walks bugs through </w:t>
+      </w:r>
       <w:r>
         <w:rPr>
           <w:rFonts w:ascii="Segoe UI" w:hAnsi="Segoe UI" w:cs="Segoe UI"/>
@@ -8416,15 +8521,47 @@
           <w:sz w:val="22"/>
           <w:szCs w:val="22"/>
         </w:rPr>
-        <w:t>Project Management</w:t>
-      </w:r>
-      <w:r>
-        <w:rPr>
-          <w:rFonts w:ascii="Segoe UI" w:hAnsi="Segoe UI" w:cs="Segoe UI"/>
-          <w:sz w:val="22"/>
-          <w:szCs w:val="22"/>
-        </w:rPr>
-        <w:t xml:space="preserve"> is a project list and, behind each project, a board that walks bugs through </w:t>
+        <w:t>report → resolve → verify</w:t>
+      </w:r>
+      <w:r>
+        <w:rPr>
+          <w:rFonts w:ascii="Segoe UI" w:hAnsi="Segoe UI" w:cs="Segoe UI"/>
+          <w:sz w:val="22"/>
+          <w:szCs w:val="22"/>
+        </w:rPr>
+        <w:t>.</w:t>
+      </w:r>
+    </w:p>
+    <w:p>
+      <w:pPr>
+        <w:pStyle w:val="Heading3"/>
+        <w:rPr>
+          <w:rFonts w:ascii="Segoe UI" w:eastAsia="Times New Roman" w:hAnsi="Segoe UI" w:cs="Segoe UI"/>
+        </w:rPr>
+      </w:pPr>
+      <w:r>
+        <w:rPr>
+          <w:rFonts w:ascii="Segoe UI" w:eastAsia="Times New Roman" w:hAnsi="Segoe UI" w:cs="Segoe UI"/>
+        </w:rPr>
+        <w:t>Projects</w:t>
+      </w:r>
+    </w:p>
+    <w:p>
+      <w:pPr>
+        <w:pStyle w:val="NormalWeb"/>
+        <w:rPr>
+          <w:rFonts w:ascii="Segoe UI" w:hAnsi="Segoe UI" w:cs="Segoe UI"/>
+          <w:sz w:val="22"/>
+          <w:szCs w:val="22"/>
+        </w:rPr>
+      </w:pPr>
+      <w:r>
+        <w:rPr>
+          <w:rFonts w:ascii="Segoe UI" w:hAnsi="Segoe UI" w:cs="Segoe UI"/>
+          <w:sz w:val="22"/>
+          <w:szCs w:val="22"/>
+        </w:rPr>
+        <w:t xml:space="preserve">Each project carries a name, a short </w:t>
       </w:r>
       <w:r>
         <w:rPr>
@@ -8434,15 +8571,120 @@
           <w:sz w:val="22"/>
           <w:szCs w:val="22"/>
         </w:rPr>
-        <w:t>report → resolve → verify</w:t>
-      </w:r>
-      <w:r>
-        <w:rPr>
-          <w:rFonts w:ascii="Segoe UI" w:hAnsi="Segoe UI" w:cs="Segoe UI"/>
-          <w:sz w:val="22"/>
-          <w:szCs w:val="22"/>
-        </w:rPr>
-        <w:t>.</w:t>
+        <w:t>key</w:t>
+      </w:r>
+      <w:r>
+        <w:rPr>
+          <w:rFonts w:ascii="Segoe UI" w:hAnsi="Segoe UI" w:cs="Segoe UI"/>
+          <w:sz w:val="22"/>
+          <w:szCs w:val="22"/>
+        </w:rPr>
+        <w:t xml:space="preserve"> (</w:t>
+      </w:r>
+      <w:r>
+        <w:rPr>
+          <w:rStyle w:val="c1"/>
+          <w:rFonts w:cs="Segoe UI"/>
+        </w:rPr>
+        <w:t>KS</w:t>
+      </w:r>
+      <w:r>
+        <w:rPr>
+          <w:rFonts w:ascii="Segoe UI" w:hAnsi="Segoe UI" w:cs="Segoe UI"/>
+          <w:sz w:val="22"/>
+          <w:szCs w:val="22"/>
+        </w:rPr>
+        <w:t>), a status, dates, a colour, and its members. Owner, members and administrators see a project; nobody else does, and the same rule covers its tasks.</w:t>
+      </w:r>
+    </w:p>
+    <w:p>
+      <w:pPr>
+        <w:pStyle w:val="NormalWeb"/>
+        <w:rPr>
+          <w:rFonts w:ascii="Segoe UI" w:hAnsi="Segoe UI" w:cs="Segoe UI"/>
+          <w:sz w:val="22"/>
+          <w:szCs w:val="22"/>
+        </w:rPr>
+      </w:pPr>
+      <w:r>
+        <w:rPr>
+          <w:rFonts w:ascii="Segoe UI" w:hAnsi="Segoe UI" w:cs="Segoe UI"/>
+          <w:sz w:val="22"/>
+          <w:szCs w:val="22"/>
+        </w:rPr>
+        <w:t>The</w:t>
+      </w:r>
+      <w:r>
+        <w:rPr>
+          <w:rFonts w:ascii="Segoe UI" w:hAnsi="Segoe UI" w:cs="Segoe UI"/>
+          <w:sz w:val="22"/>
+          <w:szCs w:val="22"/>
+        </w:rPr>
+        <w:t xml:space="preserve"> key prefixes every task id (</w:t>
+      </w:r>
+      <w:r>
+        <w:rPr>
+          <w:rStyle w:val="c1"/>
+          <w:rFonts w:cs="Segoe UI"/>
+        </w:rPr>
+        <w:t>KS-14</w:t>
+      </w:r>
+      <w:r>
+        <w:rPr>
+          <w:rFonts w:ascii="Segoe UI" w:hAnsi="Segoe UI" w:cs="Segoe UI"/>
+          <w:sz w:val="22"/>
+          <w:szCs w:val="22"/>
+        </w:rPr>
+        <w:t xml:space="preserve">). Task numbers are handed out with an atomic </w:t>
+      </w:r>
+      <w:r>
+        <w:rPr>
+          <w:rStyle w:val="c1"/>
+          <w:rFonts w:cs="Segoe UI"/>
+        </w:rPr>
+        <w:t>$inc</w:t>
+      </w:r>
+      <w:r>
+        <w:rPr>
+          <w:rFonts w:ascii="Segoe UI" w:hAnsi="Segoe UI" w:cs="Segoe UI"/>
+          <w:sz w:val="22"/>
+          <w:szCs w:val="22"/>
+        </w:rPr>
+        <w:t xml:space="preserve"> on the project, so two people filing a bug at the same moment cannot be given the same one — and the key is fixed once tasks exist, since renaming it would orphan every re</w:t>
+      </w:r>
+      <w:r>
+        <w:rPr>
+          <w:rFonts w:ascii="Segoe UI" w:hAnsi="Segoe UI" w:cs="Segoe UI"/>
+          <w:sz w:val="22"/>
+          <w:szCs w:val="22"/>
+        </w:rPr>
+        <w:t>ference already written in a comment.</w:t>
+      </w:r>
+    </w:p>
+    <w:p>
+      <w:pPr>
+        <w:pStyle w:val="NormalWeb"/>
+        <w:rPr>
+          <w:rFonts w:ascii="Segoe UI" w:hAnsi="Segoe UI" w:cs="Segoe UI"/>
+          <w:sz w:val="22"/>
+          <w:szCs w:val="22"/>
+        </w:rPr>
+      </w:pPr>
+      <w:r>
+        <w:rPr>
+          <w:rFonts w:ascii="Segoe UI" w:hAnsi="Segoe UI" w:cs="Segoe UI"/>
+          <w:sz w:val="22"/>
+          <w:szCs w:val="22"/>
+        </w:rPr>
+        <w:t>Progress is counted from the board: verified and closed tasks over all tasks. A project can override it with a manual percentage when the work it tracks is not all on the board, and the card says which of the two it is</w:t>
+      </w:r>
+      <w:r>
+        <w:rPr>
+          <w:rFonts w:ascii="Segoe UI" w:hAnsi="Segoe UI" w:cs="Segoe UI"/>
+          <w:sz w:val="22"/>
+          <w:szCs w:val="22"/>
+        </w:rPr>
+        <w:t xml:space="preserve"> showing rather than quietly swapping one for the other.</w:t>
       </w:r>
     </w:p>
     <w:p>
@@ -8456,7 +8698,7 @@
         <w:rPr>
           <w:rFonts w:ascii="Segoe UI" w:eastAsia="Times New Roman" w:hAnsi="Segoe UI" w:cs="Segoe UI"/>
         </w:rPr>
-        <w:t>Projects</w:t>
+        <w:t>The workflow</w:t>
       </w:r>
     </w:p>
     <w:p>
@@ -8470,161 +8712,6 @@
       </w:pPr>
       <w:r>
         <w:rPr>
-          <w:rFonts w:ascii="Segoe UI" w:hAnsi="Segoe UI" w:cs="Segoe UI"/>
-          <w:sz w:val="22"/>
-          <w:szCs w:val="22"/>
-        </w:rPr>
-        <w:t xml:space="preserve">Each project carries a name, a short </w:t>
-      </w:r>
-      <w:r>
-        <w:rPr>
-          <w:rFonts w:ascii="Segoe UI" w:hAnsi="Segoe UI" w:cs="Segoe UI"/>
-          <w:b/>
-          <w:bCs/>
-          <w:sz w:val="22"/>
-          <w:szCs w:val="22"/>
-        </w:rPr>
-        <w:t>key</w:t>
-      </w:r>
-      <w:r>
-        <w:rPr>
-          <w:rFonts w:ascii="Segoe UI" w:hAnsi="Segoe UI" w:cs="Segoe UI"/>
-          <w:sz w:val="22"/>
-          <w:szCs w:val="22"/>
-        </w:rPr>
-        <w:t xml:space="preserve"> (</w:t>
-      </w:r>
-      <w:r>
-        <w:rPr>
-          <w:rStyle w:val="c1"/>
-          <w:rFonts w:cs="Segoe UI"/>
-        </w:rPr>
-        <w:t>KS</w:t>
-      </w:r>
-      <w:r>
-        <w:rPr>
-          <w:rFonts w:ascii="Segoe UI" w:hAnsi="Segoe UI" w:cs="Segoe UI"/>
-          <w:sz w:val="22"/>
-          <w:szCs w:val="22"/>
-        </w:rPr>
-        <w:t>), a</w:t>
-      </w:r>
-      <w:r>
-        <w:rPr>
-          <w:rFonts w:ascii="Segoe UI" w:hAnsi="Segoe UI" w:cs="Segoe UI"/>
-          <w:sz w:val="22"/>
-          <w:szCs w:val="22"/>
-        </w:rPr>
-        <w:t xml:space="preserve"> status, dates, a colour, and its members. Owner, members and administrators see a project; nobody else does, and the same rule covers its tasks.</w:t>
-      </w:r>
-    </w:p>
-    <w:p>
-      <w:pPr>
-        <w:pStyle w:val="NormalWeb"/>
-        <w:rPr>
-          <w:rFonts w:ascii="Segoe UI" w:hAnsi="Segoe UI" w:cs="Segoe UI"/>
-          <w:sz w:val="22"/>
-          <w:szCs w:val="22"/>
-        </w:rPr>
-      </w:pPr>
-      <w:r>
-        <w:rPr>
-          <w:rFonts w:ascii="Segoe UI" w:hAnsi="Segoe UI" w:cs="Segoe UI"/>
-          <w:sz w:val="22"/>
-          <w:szCs w:val="22"/>
-        </w:rPr>
-        <w:t>The key prefixes every task id (</w:t>
-      </w:r>
-      <w:r>
-        <w:rPr>
-          <w:rStyle w:val="c1"/>
-          <w:rFonts w:cs="Segoe UI"/>
-        </w:rPr>
-        <w:t>KS-14</w:t>
-      </w:r>
-      <w:r>
-        <w:rPr>
-          <w:rFonts w:ascii="Segoe UI" w:hAnsi="Segoe UI" w:cs="Segoe UI"/>
-          <w:sz w:val="22"/>
-          <w:szCs w:val="22"/>
-        </w:rPr>
-        <w:t xml:space="preserve">). Task numbers are handed out with an atomic </w:t>
-      </w:r>
-      <w:r>
-        <w:rPr>
-          <w:rStyle w:val="c1"/>
-          <w:rFonts w:cs="Segoe UI"/>
-        </w:rPr>
-        <w:t>$inc</w:t>
-      </w:r>
-      <w:r>
-        <w:rPr>
-          <w:rFonts w:ascii="Segoe UI" w:hAnsi="Segoe UI" w:cs="Segoe UI"/>
-          <w:sz w:val="22"/>
-          <w:szCs w:val="22"/>
-        </w:rPr>
-        <w:t xml:space="preserve"> on the project, so two</w:t>
-      </w:r>
-      <w:r>
-        <w:rPr>
-          <w:rFonts w:ascii="Segoe UI" w:hAnsi="Segoe UI" w:cs="Segoe UI"/>
-          <w:sz w:val="22"/>
-          <w:szCs w:val="22"/>
-        </w:rPr>
-        <w:t xml:space="preserve"> people filing a bug at the same moment cannot be given the same one — and the key is fixed once tasks exist, since renaming it would orphan every reference already written in a comment.</w:t>
-      </w:r>
-    </w:p>
-    <w:p>
-      <w:pPr>
-        <w:pStyle w:val="NormalWeb"/>
-        <w:rPr>
-          <w:rFonts w:ascii="Segoe UI" w:hAnsi="Segoe UI" w:cs="Segoe UI"/>
-          <w:sz w:val="22"/>
-          <w:szCs w:val="22"/>
-        </w:rPr>
-      </w:pPr>
-      <w:r>
-        <w:rPr>
-          <w:rFonts w:ascii="Segoe UI" w:hAnsi="Segoe UI" w:cs="Segoe UI"/>
-          <w:sz w:val="22"/>
-          <w:szCs w:val="22"/>
-        </w:rPr>
-        <w:t>Progress is counted from the board: verified and closed tasks over al</w:t>
-      </w:r>
-      <w:r>
-        <w:rPr>
-          <w:rFonts w:ascii="Segoe UI" w:hAnsi="Segoe UI" w:cs="Segoe UI"/>
-          <w:sz w:val="22"/>
-          <w:szCs w:val="22"/>
-        </w:rPr>
-        <w:t>l tasks. A project can override it with a manual percentage when the work it tracks is not all on the board, and the card says which of the two it is showing rather than quietly swapping one for the other.</w:t>
-      </w:r>
-    </w:p>
-    <w:p>
-      <w:pPr>
-        <w:pStyle w:val="Heading3"/>
-        <w:rPr>
-          <w:rFonts w:ascii="Segoe UI" w:eastAsia="Times New Roman" w:hAnsi="Segoe UI" w:cs="Segoe UI"/>
-        </w:rPr>
-      </w:pPr>
-      <w:r>
-        <w:rPr>
-          <w:rFonts w:ascii="Segoe UI" w:eastAsia="Times New Roman" w:hAnsi="Segoe UI" w:cs="Segoe UI"/>
-        </w:rPr>
-        <w:t>The workflow</w:t>
-      </w:r>
-    </w:p>
-    <w:p>
-      <w:pPr>
-        <w:pStyle w:val="NormalWeb"/>
-        <w:rPr>
-          <w:rFonts w:ascii="Segoe UI" w:hAnsi="Segoe UI" w:cs="Segoe UI"/>
-          <w:sz w:val="22"/>
-          <w:szCs w:val="22"/>
-        </w:rPr>
-      </w:pPr>
-      <w:r>
-        <w:rPr>
           <w:rStyle w:val="c1"/>
           <w:rFonts w:cs="Segoe UI"/>
         </w:rPr>
@@ -8636,15 +8723,7 @@
           <w:sz w:val="22"/>
           <w:szCs w:val="22"/>
         </w:rPr>
-        <w:t xml:space="preserve"> i</w:t>
-      </w:r>
-      <w:r>
-        <w:rPr>
-          <w:rFonts w:ascii="Segoe UI" w:hAnsi="Segoe UI" w:cs="Segoe UI"/>
-          <w:sz w:val="22"/>
-          <w:szCs w:val="22"/>
-        </w:rPr>
-        <w:t xml:space="preserve">s the single definition of the lifecycle. </w:t>
+        <w:t xml:space="preserve"> is the single definition of the lifecycle. </w:t>
       </w:r>
       <w:r>
         <w:rPr>
@@ -8760,7 +8839,17 @@
                 <w:sz w:val="19"/>
                 <w:szCs w:val="19"/>
               </w:rPr>
-              <w:t>May move to</w:t>
+              <w:t>May m</w:t>
+            </w:r>
+            <w:r>
+              <w:rPr>
+                <w:rFonts w:ascii="Segoe UI" w:eastAsia="Times New Roman" w:hAnsi="Segoe UI" w:cs="Segoe UI"/>
+                <w:b/>
+                <w:bCs/>
+                <w:sz w:val="19"/>
+                <w:szCs w:val="19"/>
+              </w:rPr>
+              <w:t>ove to</w:t>
             </w:r>
           </w:p>
         </w:tc>
@@ -9253,15 +9342,7 @@
           <w:sz w:val="22"/>
           <w:szCs w:val="22"/>
         </w:rPr>
-        <w:t>. It is verified, or it is sent back — that single missing edge is what makes the verification step real rather than decorati</w:t>
-      </w:r>
-      <w:r>
-        <w:rPr>
-          <w:rFonts w:ascii="Segoe UI" w:hAnsi="Segoe UI" w:cs="Segoe UI"/>
-          <w:sz w:val="22"/>
-          <w:szCs w:val="22"/>
-        </w:rPr>
-        <w:t>ve.</w:t>
+        <w:t>. It is verified, or it is sent back — that single missing edge is what makes the verification step real rather than decorative.</w:t>
       </w:r>
     </w:p>
     <w:p>
@@ -9311,7 +9392,15 @@
           <w:sz w:val="22"/>
           <w:szCs w:val="22"/>
         </w:rPr>
-        <w:t xml:space="preserve"> needs a resolution (fixed, done, won't fix, duplicate, cannot </w:t>
+        <w:t xml:space="preserve"> needs a resolution (fixed, done, </w:t>
+      </w:r>
+      <w:r>
+        <w:rPr>
+          <w:rFonts w:ascii="Segoe UI" w:eastAsia="Times New Roman" w:hAnsi="Segoe UI" w:cs="Segoe UI"/>
+          <w:sz w:val="22"/>
+          <w:szCs w:val="22"/>
+        </w:rPr>
+        <w:t xml:space="preserve">won't fix, duplicate, cannot </w:t>
       </w:r>
       <w:r>
         <w:rPr>
@@ -9361,14 +9450,15 @@
           <w:szCs w:val="22"/>
         </w:rPr>
         <w:br/>
-      </w:r>
-      <w:r>
-        <w:rPr>
-          <w:rFonts w:ascii="Segoe UI" w:eastAsia="Times New Roman" w:hAnsi="Segoe UI" w:cs="Segoe UI"/>
-          <w:sz w:val="22"/>
-          <w:szCs w:val="22"/>
-        </w:rPr>
-        <w:t xml:space="preserve">history entry. Reopening also clears the resolution and the verification, because the fix did not hold, and increments the task's reopen count. </w:t>
+        <w:t>history entry. Reopening also clears the resolution and the verification, because the fix did not hold, and increments the task's reopen count</w:t>
+      </w:r>
+      <w:r>
+        <w:rPr>
+          <w:rFonts w:ascii="Segoe UI" w:eastAsia="Times New Roman" w:hAnsi="Segoe UI" w:cs="Segoe UI"/>
+          <w:sz w:val="22"/>
+          <w:szCs w:val="22"/>
+        </w:rPr>
+        <w:t xml:space="preserve">. </w:t>
       </w:r>
     </w:p>
     <w:p>
@@ -9419,15 +9509,7 @@
           <w:sz w:val="22"/>
           <w:szCs w:val="22"/>
         </w:rPr>
-        <w:t xml:space="preserve"> legal, so a board left open on a stale tab c</w:t>
-      </w:r>
-      <w:r>
-        <w:rPr>
-          <w:rFonts w:ascii="Segoe UI" w:hAnsi="Segoe UI" w:cs="Segoe UI"/>
-          <w:sz w:val="22"/>
-          <w:szCs w:val="22"/>
-        </w:rPr>
-        <w:t>orrects itself instead of guessing.</w:t>
+        <w:t xml:space="preserve"> legal, so a board left open on a stale tab corrects itself instead of guessing.</w:t>
       </w:r>
     </w:p>
     <w:p>
@@ -9459,15 +9541,15 @@
           <w:sz w:val="22"/>
           <w:szCs w:val="22"/>
         </w:rPr>
-        <w:t>Six columns, one per status, with cards dragged between them using the browser's own drag and drop — no extra dependency. While a card is held, the columns it cannot legally reach stop accepting the drop and di</w:t>
-      </w:r>
-      <w:r>
-        <w:rPr>
-          <w:rFonts w:ascii="Segoe UI" w:hAnsi="Segoe UI" w:cs="Segoe UI"/>
-          <w:sz w:val="22"/>
-          <w:szCs w:val="22"/>
-        </w:rPr>
-        <w:t xml:space="preserve">m, so the workflow is visible </w:t>
+        <w:t>Six columns, one per status, with cards dragged between them using the browser's own drag and dr</w:t>
+      </w:r>
+      <w:r>
+        <w:rPr>
+          <w:rFonts w:ascii="Segoe UI" w:hAnsi="Segoe UI" w:cs="Segoe UI"/>
+          <w:sz w:val="22"/>
+          <w:szCs w:val="22"/>
+        </w:rPr>
+        <w:t xml:space="preserve">op — no extra dependency. While a card is held, the columns it cannot legally reach stop accepting the drop and dim, so the workflow is visible </w:t>
       </w:r>
       <w:r>
         <w:rPr>
@@ -9485,7 +9567,15 @@
           <w:sz w:val="22"/>
           <w:szCs w:val="22"/>
         </w:rPr>
-        <w:t xml:space="preserve"> the drop rather than arriving as an error after it. A card's type is carried by its left edge as well as its icon, so a board full of bugs reads at a glance and the cue is never colour alone.</w:t>
+        <w:t xml:space="preserve"> the drop rather than arriving as an error after it. A card's type is carried by its left edge as well as </w:t>
+      </w:r>
+      <w:r>
+        <w:rPr>
+          <w:rFonts w:ascii="Segoe UI" w:hAnsi="Segoe UI" w:cs="Segoe UI"/>
+          <w:sz w:val="22"/>
+          <w:szCs w:val="22"/>
+        </w:rPr>
+        <w:t>its icon, so a board full of bugs reads at a glance and the cue is never colour alone.</w:t>
       </w:r>
     </w:p>
     <w:p>
@@ -9503,23 +9593,15 @@
           <w:sz w:val="22"/>
           <w:szCs w:val="22"/>
         </w:rPr>
-        <w:t>Opening a card shows the re</w:t>
-      </w:r>
-      <w:r>
-        <w:rPr>
-          <w:rFonts w:ascii="Segoe UI" w:hAnsi="Segoe UI" w:cs="Segoe UI"/>
-          <w:sz w:val="22"/>
-          <w:szCs w:val="22"/>
-        </w:rPr>
-        <w:t>port (steps to reproduce, expected, actual, environment — only for bugs, where they earn their place), the moves available from its current status, its comments, and the history of who moved it and when. There is no free status dropdown anywhere on the pag</w:t>
-      </w:r>
-      <w:r>
-        <w:rPr>
-          <w:rFonts w:ascii="Segoe UI" w:hAnsi="Segoe UI" w:cs="Segoe UI"/>
-          <w:sz w:val="22"/>
-          <w:szCs w:val="22"/>
-        </w:rPr>
-        <w:t>e: every status change goes through the same gate.</w:t>
+        <w:t>Opening a card shows the report (steps to reproduce, expected, actual, environment — only for bugs, where they earn their place), the moves available from its current st</w:t>
+      </w:r>
+      <w:r>
+        <w:rPr>
+          <w:rFonts w:ascii="Segoe UI" w:hAnsi="Segoe UI" w:cs="Segoe UI"/>
+          <w:sz w:val="22"/>
+          <w:szCs w:val="22"/>
+        </w:rPr>
+        <w:t>atus, its comments, and the history of who moved it and when. There is no free status dropdown anywhere on the page: every status change goes through the same gate.</w:t>
       </w:r>
     </w:p>
     <w:p>
@@ -9544,23 +9626,22 @@
           <w:rStyle w:val="c1"/>
           <w:rFonts w:cs="Segoe UI"/>
         </w:rPr>
-        <w:t>components/HtmlEditor.jsx</w:t>
-      </w:r>
-      <w:r>
-        <w:rPr>
-          <w:rFonts w:ascii="Segoe UI" w:hAnsi="Segoe UI" w:cs="Segoe UI"/>
-          <w:sz w:val="22"/>
-          <w:szCs w:val="22"/>
-        </w:rPr>
-        <w:t>), so a report can carry a table, a list or a pasted screenshot, and the drawer renders it as th</w:t>
-      </w:r>
-      <w:r>
-        <w:rPr>
-          <w:rFonts w:ascii="Segoe UI" w:hAnsi="Segoe UI" w:cs="Segoe UI"/>
-          <w:sz w:val="22"/>
-          <w:szCs w:val="22"/>
-        </w:rPr>
-        <w:t>e markup it is. The reproduction fields stay plain text: they are steps, not documents.</w:t>
+        <w:t>compone</w:t>
+      </w:r>
+      <w:r>
+        <w:rPr>
+          <w:rStyle w:val="c1"/>
+          <w:rFonts w:cs="Segoe UI"/>
+        </w:rPr>
+        <w:t>nts/HtmlEditor.jsx</w:t>
+      </w:r>
+      <w:r>
+        <w:rPr>
+          <w:rFonts w:ascii="Segoe UI" w:hAnsi="Segoe UI" w:cs="Segoe UI"/>
+          <w:sz w:val="22"/>
+          <w:szCs w:val="22"/>
+        </w:rPr>
+        <w:t>), so a report can carry a table, a list or a pasted screenshot, and the drawer renders it as the markup it is. The reproduction fields stay plain text: they are steps, not documents.</w:t>
       </w:r>
     </w:p>
     <w:p>
@@ -10730,9 +10811,410 @@
         <w:rPr>
           <w:rFonts w:ascii="Segoe UI" w:eastAsia="Times New Roman" w:hAnsi="Segoe UI" w:cs="Segoe UI"/>
         </w:rPr>
-        <w:t>LVGL converters</w:t>
-      </w:r>
-    </w:p>
+        <w:t>YOLO labelling</w:t>
+      </w:r>
+    </w:p>
+    <w:p>
+      <w:pPr>
+        <w:pStyle w:val="NormalWeb"/>
+        <w:rPr>
+          <w:rFonts w:ascii="Segoe UI" w:hAnsi="Segoe UI" w:cs="Segoe UI"/>
+          <w:sz w:val="22"/>
+          <w:szCs w:val="22"/>
+        </w:rPr>
+      </w:pPr>
+      <w:r>
+        <w:rPr>
+          <w:rFonts w:ascii="Segoe UI" w:hAnsi="Segoe UI" w:cs="Segoe UI"/>
+          <w:sz w:val="22"/>
+          <w:szCs w:val="22"/>
+        </w:rPr>
+        <w:t>The Labelling tab on the YOLO page turns a folder of images into a YOLO dataset. It runs entirely in the browser: the images are read from a folder you pick and are never uploaded, which is t</w:t>
+      </w:r>
+      <w:r>
+        <w:rPr>
+          <w:rFonts w:ascii="Segoe UI" w:hAnsi="Segoe UI" w:cs="Segoe UI"/>
+          <w:sz w:val="22"/>
+          <w:szCs w:val="22"/>
+        </w:rPr>
+        <w:t>he only sane arrangement when a dataset is routinely thousands of files and many gigabytes.</w:t>
+      </w:r>
+    </w:p>
+    <w:p>
+      <w:pPr>
+        <w:pStyle w:val="NormalWeb"/>
+        <w:rPr>
+          <w:rFonts w:ascii="Segoe UI" w:hAnsi="Segoe UI" w:cs="Segoe UI"/>
+          <w:sz w:val="22"/>
+          <w:szCs w:val="22"/>
+        </w:rPr>
+      </w:pPr>
+      <w:r>
+        <w:rPr>
+          <w:rFonts w:ascii="Segoe UI" w:hAnsi="Segoe UI" w:cs="Segoe UI"/>
+          <w:sz w:val="22"/>
+          <w:szCs w:val="22"/>
+        </w:rPr>
+        <w:t>Two tasks, matching the two models asked for:</w:t>
+      </w:r>
+    </w:p>
+    <w:tbl>
+      <w:tblPr>
+        <w:tblW w:w="5000" w:type="pct"/>
+        <w:tblBorders>
+          <w:top w:val="outset" w:sz="6" w:space="0" w:color="auto"/>
+          <w:left w:val="outset" w:sz="6" w:space="0" w:color="auto"/>
+          <w:bottom w:val="outset" w:sz="6" w:space="0" w:color="auto"/>
+          <w:right w:val="outset" w:sz="6" w:space="0" w:color="auto"/>
+        </w:tblBorders>
+        <w:tblCellMar>
+          <w:top w:w="75" w:type="dxa"/>
+          <w:left w:w="75" w:type="dxa"/>
+          <w:bottom w:w="75" w:type="dxa"/>
+          <w:right w:w="75" w:type="dxa"/>
+        </w:tblCellMar>
+        <w:tblLook w:val="04A0" w:firstRow="1" w:lastRow="0" w:firstColumn="1" w:lastColumn="0" w:noHBand="0" w:noVBand="1"/>
+      </w:tblPr>
+      <w:tblGrid>
+        <w:gridCol w:w="480"/>
+        <w:gridCol w:w="480"/>
+        <w:gridCol w:w="480"/>
+      </w:tblGrid>
+      <w:tr>
+        <w:tc>
+          <w:tcPr>
+            <w:tcW w:w="0" w:type="auto"/>
+            <w:tcBorders>
+              <w:top w:val="single" w:sz="6" w:space="0" w:color="9AA5B1"/>
+              <w:left w:val="single" w:sz="6" w:space="0" w:color="9AA5B1"/>
+              <w:bottom w:val="single" w:sz="6" w:space="0" w:color="9AA5B1"/>
+              <w:right w:val="single" w:sz="6" w:space="0" w:color="9AA5B1"/>
+            </w:tcBorders>
+            <w:shd w:val="clear" w:color="auto" w:fill="EEF2F7"/>
+            <w:tcMar>
+              <w:top w:w="80" w:type="dxa"/>
+              <w:left w:w="80" w:type="dxa"/>
+              <w:bottom w:w="80" w:type="dxa"/>
+              <w:right w:w="80" w:type="dxa"/>
+            </w:tcMar>
+            <w:hideMark/>
+          </w:tcPr>
+          <w:p>
+            <w:pPr>
+              <w:rPr>
+                <w:rFonts w:ascii="Segoe UI" w:eastAsia="Times New Roman" w:hAnsi="Segoe UI" w:cs="Segoe UI"/>
+                <w:b/>
+                <w:bCs/>
+                <w:sz w:val="19"/>
+                <w:szCs w:val="19"/>
+              </w:rPr>
+            </w:pPr>
+            <w:r>
+              <w:rPr>
+                <w:rFonts w:ascii="Segoe UI" w:eastAsia="Times New Roman" w:hAnsi="Segoe UI" w:cs="Segoe UI"/>
+                <w:b/>
+                <w:bCs/>
+                <w:sz w:val="19"/>
+                <w:szCs w:val="19"/>
+              </w:rPr>
+              <w:t>Task</w:t>
+            </w:r>
+          </w:p>
+        </w:tc>
+        <w:tc>
+          <w:tcPr>
+            <w:tcW w:w="0" w:type="auto"/>
+            <w:tcBorders>
+              <w:top w:val="single" w:sz="6" w:space="0" w:color="9AA5B1"/>
+              <w:left w:val="single" w:sz="6" w:space="0" w:color="9AA5B1"/>
+              <w:bottom w:val="single" w:sz="6" w:space="0" w:color="9AA5B1"/>
+              <w:right w:val="single" w:sz="6" w:space="0" w:color="9AA5B1"/>
+            </w:tcBorders>
+            <w:shd w:val="clear" w:color="auto" w:fill="EEF2F7"/>
+            <w:tcMar>
+              <w:top w:w="80" w:type="dxa"/>
+              <w:left w:w="80" w:type="dxa"/>
+              <w:bottom w:w="80" w:type="dxa"/>
+              <w:right w:w="80" w:type="dxa"/>
+            </w:tcMar>
+            <w:hideMark/>
+          </w:tcPr>
+          <w:p>
+            <w:pPr>
+              <w:rPr>
+                <w:rFonts w:ascii="Segoe UI" w:eastAsia="Times New Roman" w:hAnsi="Segoe UI" w:cs="Segoe UI"/>
+                <w:b/>
+                <w:bCs/>
+                <w:sz w:val="19"/>
+                <w:szCs w:val="19"/>
+              </w:rPr>
+            </w:pPr>
+            <w:r>
+              <w:rPr>
+                <w:rFonts w:ascii="Segoe UI" w:eastAsia="Times New Roman" w:hAnsi="Segoe UI" w:cs="Segoe UI"/>
+                <w:b/>
+                <w:bCs/>
+                <w:sz w:val="19"/>
+                <w:szCs w:val="19"/>
+              </w:rPr>
+              <w:t>Shape</w:t>
+            </w:r>
+          </w:p>
+        </w:tc>
+        <w:tc>
+          <w:tcPr>
+            <w:tcW w:w="0" w:type="auto"/>
+            <w:tcBorders>
+              <w:top w:val="single" w:sz="6" w:space="0" w:color="9AA5B1"/>
+              <w:left w:val="single" w:sz="6" w:space="0" w:color="9AA5B1"/>
+              <w:bottom w:val="single" w:sz="6" w:space="0" w:color="9AA5B1"/>
+              <w:right w:val="single" w:sz="6" w:space="0" w:color="9AA5B1"/>
+            </w:tcBorders>
+            <w:shd w:val="clear" w:color="auto" w:fill="EEF2F7"/>
+            <w:tcMar>
+              <w:top w:w="80" w:type="dxa"/>
+              <w:left w:w="80" w:type="dxa"/>
+              <w:bottom w:w="80" w:type="dxa"/>
+              <w:right w:w="80" w:type="dxa"/>
+            </w:tcMar>
+            <w:hideMark/>
+          </w:tcPr>
+          <w:p>
+            <w:pPr>
+              <w:rPr>
+                <w:rFonts w:ascii="Segoe UI" w:eastAsia="Times New Roman" w:hAnsi="Segoe UI" w:cs="Segoe UI"/>
+                <w:b/>
+                <w:bCs/>
+                <w:sz w:val="19"/>
+                <w:szCs w:val="19"/>
+              </w:rPr>
+            </w:pPr>
+            <w:r>
+              <w:rPr>
+                <w:rFonts w:ascii="Segoe UI" w:eastAsia="Times New Roman" w:hAnsi="Segoe UI" w:cs="Segoe UI"/>
+                <w:b/>
+                <w:bCs/>
+                <w:sz w:val="19"/>
+                <w:szCs w:val="19"/>
+              </w:rPr>
+              <w:t>Label line</w:t>
+            </w:r>
+          </w:p>
+        </w:tc>
+      </w:tr>
+      <w:tr>
+        <w:tc>
+          <w:tcPr>
+            <w:tcW w:w="0" w:type="auto"/>
+            <w:tcBorders>
+              <w:top w:val="single" w:sz="6" w:space="0" w:color="9AA5B1"/>
+              <w:left w:val="single" w:sz="6" w:space="0" w:color="9AA5B1"/>
+              <w:bottom w:val="single" w:sz="6" w:space="0" w:color="9AA5B1"/>
+              <w:right w:val="single" w:sz="6" w:space="0" w:color="9AA5B1"/>
+            </w:tcBorders>
+            <w:tcMar>
+              <w:top w:w="80" w:type="dxa"/>
+              <w:left w:w="80" w:type="dxa"/>
+              <w:bottom w:w="80" w:type="dxa"/>
+              <w:right w:w="80" w:type="dxa"/>
+            </w:tcMar>
+            <w:hideMark/>
+          </w:tcPr>
+          <w:p>
+            <w:pPr>
+              <w:rPr>
+                <w:rFonts w:ascii="Segoe UI" w:eastAsia="Times New Roman" w:hAnsi="Segoe UI" w:cs="Segoe UI"/>
+                <w:sz w:val="19"/>
+                <w:szCs w:val="19"/>
+              </w:rPr>
+            </w:pPr>
+            <w:r>
+              <w:rPr>
+                <w:rFonts w:ascii="Segoe UI" w:eastAsia="Times New Roman" w:hAnsi="Segoe UI" w:cs="Segoe UI"/>
+                <w:sz w:val="19"/>
+                <w:szCs w:val="19"/>
+              </w:rPr>
+              <w:t>Detection — YOLO26n</w:t>
+            </w:r>
+          </w:p>
+        </w:tc>
+        <w:tc>
+          <w:tcPr>
+            <w:tcW w:w="0" w:type="auto"/>
+            <w:tcBorders>
+              <w:top w:val="single" w:sz="6" w:space="0" w:color="9AA5B1"/>
+              <w:left w:val="single" w:sz="6" w:space="0" w:color="9AA5B1"/>
+              <w:bottom w:val="single" w:sz="6" w:space="0" w:color="9AA5B1"/>
+              <w:right w:val="single" w:sz="6" w:space="0" w:color="9AA5B1"/>
+            </w:tcBorders>
+            <w:tcMar>
+              <w:top w:w="80" w:type="dxa"/>
+              <w:left w:w="80" w:type="dxa"/>
+              <w:bottom w:w="80" w:type="dxa"/>
+              <w:right w:w="80" w:type="dxa"/>
+            </w:tcMar>
+            <w:hideMark/>
+          </w:tcPr>
+          <w:p>
+            <w:pPr>
+              <w:rPr>
+                <w:rFonts w:ascii="Segoe UI" w:eastAsia="Times New Roman" w:hAnsi="Segoe UI" w:cs="Segoe UI"/>
+                <w:sz w:val="19"/>
+                <w:szCs w:val="19"/>
+              </w:rPr>
+            </w:pPr>
+            <w:r>
+              <w:rPr>
+                <w:rFonts w:ascii="Segoe UI" w:eastAsia="Times New Roman" w:hAnsi="Segoe UI" w:cs="Segoe UI"/>
+                <w:sz w:val="19"/>
+                <w:szCs w:val="19"/>
+              </w:rPr>
+              <w:t>Rectangle, dragged</w:t>
+            </w:r>
+          </w:p>
+        </w:tc>
+        <w:tc>
+          <w:tcPr>
+            <w:tcW w:w="0" w:type="auto"/>
+            <w:tcBorders>
+              <w:top w:val="single" w:sz="6" w:space="0" w:color="9AA5B1"/>
+              <w:left w:val="single" w:sz="6" w:space="0" w:color="9AA5B1"/>
+              <w:bottom w:val="single" w:sz="6" w:space="0" w:color="9AA5B1"/>
+              <w:right w:val="single" w:sz="6" w:space="0" w:color="9AA5B1"/>
+            </w:tcBorders>
+            <w:tcMar>
+              <w:top w:w="80" w:type="dxa"/>
+              <w:left w:w="80" w:type="dxa"/>
+              <w:bottom w:w="80" w:type="dxa"/>
+              <w:right w:w="80" w:type="dxa"/>
+            </w:tcMar>
+            <w:hideMark/>
+          </w:tcPr>
+          <w:p>
+            <w:pPr>
+              <w:rPr>
+                <w:rFonts w:ascii="Segoe UI" w:eastAsia="Times New Roman" w:hAnsi="Segoe UI" w:cs="Segoe UI"/>
+                <w:sz w:val="19"/>
+                <w:szCs w:val="19"/>
+              </w:rPr>
+            </w:pPr>
+            <w:r>
+              <w:rPr>
+                <w:rStyle w:val="c1"/>
+                <w:rFonts w:eastAsia="Times New Roman" w:cs="Segoe UI"/>
+              </w:rPr>
+              <w:t>class cx cy w h</w:t>
+            </w:r>
+          </w:p>
+        </w:tc>
+      </w:tr>
+      <w:tr>
+        <w:tc>
+          <w:tcPr>
+            <w:tcW w:w="0" w:type="auto"/>
+            <w:tcBorders>
+              <w:top w:val="single" w:sz="6" w:space="0" w:color="9AA5B1"/>
+              <w:left w:val="single" w:sz="6" w:space="0" w:color="9AA5B1"/>
+              <w:bottom w:val="single" w:sz="6" w:space="0" w:color="9AA5B1"/>
+              <w:right w:val="single" w:sz="6" w:space="0" w:color="9AA5B1"/>
+            </w:tcBorders>
+            <w:tcMar>
+              <w:top w:w="80" w:type="dxa"/>
+              <w:left w:w="80" w:type="dxa"/>
+              <w:bottom w:w="80" w:type="dxa"/>
+              <w:right w:w="80" w:type="dxa"/>
+            </w:tcMar>
+            <w:hideMark/>
+          </w:tcPr>
+          <w:p>
+            <w:pPr>
+              <w:rPr>
+                <w:rFonts w:ascii="Segoe UI" w:eastAsia="Times New Roman" w:hAnsi="Segoe UI" w:cs="Segoe UI"/>
+                <w:sz w:val="19"/>
+                <w:szCs w:val="19"/>
+              </w:rPr>
+            </w:pPr>
+            <w:r>
+              <w:rPr>
+                <w:rFonts w:ascii="Segoe UI" w:eastAsia="Times New Roman" w:hAnsi="Segoe UI" w:cs="Segoe UI"/>
+                <w:sz w:val="19"/>
+                <w:szCs w:val="19"/>
+              </w:rPr>
+              <w:t>Segmentation — YOLO26-seg</w:t>
+            </w:r>
+          </w:p>
+        </w:tc>
+        <w:tc>
+          <w:tcPr>
+            <w:tcW w:w="0" w:type="auto"/>
+            <w:tcBorders>
+              <w:top w:val="single" w:sz="6" w:space="0" w:color="9AA5B1"/>
+              <w:left w:val="single" w:sz="6" w:space="0" w:color="9AA5B1"/>
+              <w:bottom w:val="single" w:sz="6" w:space="0" w:color="9AA5B1"/>
+              <w:right w:val="single" w:sz="6" w:space="0" w:color="9AA5B1"/>
+            </w:tcBorders>
+            <w:tcMar>
+              <w:top w:w="80" w:type="dxa"/>
+              <w:left w:w="80" w:type="dxa"/>
+              <w:bottom w:w="80" w:type="dxa"/>
+              <w:right w:w="80" w:type="dxa"/>
+            </w:tcMar>
+            <w:hideMark/>
+          </w:tcPr>
+          <w:p>
+            <w:pPr>
+              <w:rPr>
+                <w:rFonts w:ascii="Segoe UI" w:eastAsia="Times New Roman" w:hAnsi="Segoe UI" w:cs="Segoe UI"/>
+                <w:sz w:val="19"/>
+                <w:szCs w:val="19"/>
+              </w:rPr>
+            </w:pPr>
+            <w:r>
+              <w:rPr>
+                <w:rFonts w:ascii="Segoe UI" w:eastAsia="Times New Roman" w:hAnsi="Segoe UI" w:cs="Segoe UI"/>
+                <w:sz w:val="19"/>
+                <w:szCs w:val="19"/>
+              </w:rPr>
+              <w:t>Polygon, clicked point by point</w:t>
+            </w:r>
+          </w:p>
+        </w:tc>
+        <w:tc>
+          <w:tcPr>
+            <w:tcW w:w="0" w:type="auto"/>
+            <w:tcBorders>
+              <w:top w:val="single" w:sz="6" w:space="0" w:color="9AA5B1"/>
+              <w:left w:val="single" w:sz="6" w:space="0" w:color="9AA5B1"/>
+              <w:bottom w:val="single" w:sz="6" w:space="0" w:color="9AA5B1"/>
+              <w:right w:val="single" w:sz="6" w:space="0" w:color="9AA5B1"/>
+            </w:tcBorders>
+            <w:tcMar>
+              <w:top w:w="80" w:type="dxa"/>
+              <w:left w:w="80" w:type="dxa"/>
+              <w:bottom w:w="80" w:type="dxa"/>
+              <w:right w:w="80" w:type="dxa"/>
+            </w:tcMar>
+            <w:hideMark/>
+          </w:tcPr>
+          <w:p>
+            <w:pPr>
+              <w:rPr>
+                <w:rFonts w:ascii="Segoe UI" w:eastAsia="Times New Roman" w:hAnsi="Segoe UI" w:cs="Segoe UI"/>
+                <w:sz w:val="19"/>
+                <w:szCs w:val="19"/>
+              </w:rPr>
+            </w:pPr>
+            <w:r>
+              <w:rPr>
+                <w:rStyle w:val="c1"/>
+                <w:rFonts w:eastAsia="Times New Roman" w:cs="Segoe UI"/>
+              </w:rPr>
+              <w:t>class x1 y1 x2 y2 …</w:t>
+            </w:r>
+          </w:p>
+        </w:tc>
+      </w:tr>
+    </w:tbl>
     <w:p>
       <w:pPr>
         <w:pStyle w:val="NormalWeb"/>
@@ -10750,6 +11232,572 @@
           <w:sz w:val="22"/>
           <w:szCs w:val="22"/>
         </w:rPr>
+        <w:t>Pose (</w:t>
+      </w:r>
+      <w:r>
+        <w:rPr>
+          <w:rStyle w:val="c1"/>
+          <w:rFonts w:cs="Segoe UI"/>
+          <w:b/>
+          <w:bCs/>
+        </w:rPr>
+        <w:t>YOLO26n-pos</w:t>
+      </w:r>
+      <w:r>
+        <w:rPr>
+          <w:rFonts w:ascii="Segoe UI" w:hAnsi="Segoe UI" w:cs="Segoe UI"/>
+          <w:b/>
+          <w:bCs/>
+          <w:sz w:val="22"/>
+          <w:szCs w:val="22"/>
+        </w:rPr>
+        <w:t>) and its line/keypoint shape are not implemented.</w:t>
+      </w:r>
+      <w:r>
+        <w:rPr>
+          <w:rFonts w:ascii="Segoe UI" w:hAnsi="Segoe UI" w:cs="Segoe UI"/>
+          <w:sz w:val="22"/>
+          <w:szCs w:val="22"/>
+        </w:rPr>
+        <w:t xml:space="preserve"> The brief listed lines alongside the other two and then said only YOLO26n and YOLO26-seg are supported, so the shape that belongs solel</w:t>
+      </w:r>
+      <w:r>
+        <w:rPr>
+          <w:rFonts w:ascii="Segoe UI" w:hAnsi="Segoe UI" w:cs="Segoe UI"/>
+          <w:sz w:val="22"/>
+          <w:szCs w:val="22"/>
+        </w:rPr>
+        <w:t>y to the third model was left out rather than half-built.</w:t>
+      </w:r>
+    </w:p>
+    <w:p>
+      <w:pPr>
+        <w:pStyle w:val="NormalWeb"/>
+        <w:rPr>
+          <w:rFonts w:ascii="Segoe UI" w:hAnsi="Segoe UI" w:cs="Segoe UI"/>
+          <w:sz w:val="22"/>
+          <w:szCs w:val="22"/>
+        </w:rPr>
+      </w:pPr>
+      <w:r>
+        <w:rPr>
+          <w:rFonts w:ascii="Segoe UI" w:hAnsi="Segoe UI" w:cs="Segoe UI"/>
+          <w:sz w:val="22"/>
+          <w:szCs w:val="22"/>
+        </w:rPr>
+        <w:t>Drawing: drag for a rectangle; for a polygon, click each point and close it by clicking the first point again or pressing Enter, with Backspace undoing a point. Click a shape to select it, drag it t</w:t>
+      </w:r>
+      <w:r>
+        <w:rPr>
+          <w:rFonts w:ascii="Segoe UI" w:hAnsi="Segoe UI" w:cs="Segoe UI"/>
+          <w:sz w:val="22"/>
+          <w:szCs w:val="22"/>
+        </w:rPr>
+        <w:t>o move it, drag a corner of a box to resize it, Delete to remove it. Arrow keys move between images and the number keys pick a class. Per-vertex editing of an existing polygon is the one obvious omission — a polygon is moved or redrawn, not reshaped.</w:t>
+      </w:r>
+    </w:p>
+    <w:p>
+      <w:pPr>
+        <w:pStyle w:val="NormalWeb"/>
+        <w:rPr>
+          <w:rFonts w:ascii="Segoe UI" w:hAnsi="Segoe UI" w:cs="Segoe UI"/>
+          <w:sz w:val="22"/>
+          <w:szCs w:val="22"/>
+        </w:rPr>
+      </w:pPr>
+      <w:r>
+        <w:rPr>
+          <w:rFonts w:ascii="Segoe UI" w:hAnsi="Segoe UI" w:cs="Segoe UI"/>
+          <w:sz w:val="22"/>
+          <w:szCs w:val="22"/>
+        </w:rPr>
+        <w:t>Every</w:t>
+      </w:r>
+      <w:r>
+        <w:rPr>
+          <w:rFonts w:ascii="Segoe UI" w:hAnsi="Segoe UI" w:cs="Segoe UI"/>
+          <w:sz w:val="22"/>
+          <w:szCs w:val="22"/>
+        </w:rPr>
+        <w:t xml:space="preserve"> coordinate is stored normalised to the image (0..1), never in pixels. The canvas is whatever size the window allows and the same image may be labelled at two different zooms in one session, so a pixel value would depend on the monitor it was drawn on. It </w:t>
+      </w:r>
+      <w:r>
+        <w:rPr>
+          <w:rFonts w:ascii="Segoe UI" w:hAnsi="Segoe UI" w:cs="Segoe UI"/>
+          <w:sz w:val="22"/>
+          <w:szCs w:val="22"/>
+        </w:rPr>
+        <w:t>is also what both YOLO formats want, which makes the export a formatting step rather than a conversion.</w:t>
+      </w:r>
+    </w:p>
+    <w:p>
+      <w:pPr>
+        <w:pStyle w:val="Heading3"/>
+        <w:rPr>
+          <w:rFonts w:ascii="Segoe UI" w:eastAsia="Times New Roman" w:hAnsi="Segoe UI" w:cs="Segoe UI"/>
+        </w:rPr>
+      </w:pPr>
+      <w:r>
+        <w:rPr>
+          <w:rFonts w:ascii="Segoe UI" w:eastAsia="Times New Roman" w:hAnsi="Segoe UI" w:cs="Segoe UI"/>
+        </w:rPr>
+        <w:t>What comes out</w:t>
+      </w:r>
+    </w:p>
+    <w:p>
+      <w:pPr>
+        <w:pStyle w:val="NormalWeb"/>
+        <w:rPr>
+          <w:rFonts w:ascii="Segoe UI" w:hAnsi="Segoe UI" w:cs="Segoe UI"/>
+          <w:sz w:val="22"/>
+          <w:szCs w:val="22"/>
+        </w:rPr>
+      </w:pPr>
+      <w:r>
+        <w:rPr>
+          <w:rStyle w:val="c1"/>
+          <w:rFonts w:cs="Segoe UI"/>
+        </w:rPr>
+        <w:t>dataset.csv</w:t>
+      </w:r>
+      <w:r>
+        <w:rPr>
+          <w:rFonts w:ascii="Segoe UI" w:hAnsi="Segoe UI" w:cs="Segoe UI"/>
+          <w:sz w:val="22"/>
+          <w:szCs w:val="22"/>
+        </w:rPr>
+        <w:t xml:space="preserve"> is the complete record — one row per shape, both shape kinds written exactly as drawn whatever the task is selected:</w:t>
+      </w:r>
+    </w:p>
+    <w:p>
+      <w:pPr>
+        <w:pStyle w:val="HTMLPreformatted"/>
+      </w:pPr>
+      <w:r>
+        <w:t>image,im</w:t>
+      </w:r>
+      <w:r>
+        <w:t>age_width,image_height,class_id,class_name,shape,points</w:t>
+      </w:r>
+    </w:p>
+    <w:p>
+      <w:pPr>
+        <w:pStyle w:val="HTMLPreformatted"/>
+      </w:pPr>
+      <w:r>
+        <w:t>bus.jpg,810,1080,0,person,box,0.481481 0.508333 0.187654 0.201852</w:t>
+      </w:r>
+    </w:p>
+    <w:p>
+      <w:pPr>
+        <w:pStyle w:val="HTMLPreformatted"/>
+      </w:pPr>
+      <w:r>
+        <w:t>bus.jpg,810,1080,1,bus,polygon,0.1 0.2 0.3 0.4 0.5 0.6</w:t>
+      </w:r>
+    </w:p>
+    <w:p>
+      <w:pPr>
+        <w:pStyle w:val="HTMLPreformatted"/>
+      </w:pPr>
+      <w:r>
+        <w:t>empty.jpg,640,480,,,none,</w:t>
+      </w:r>
+    </w:p>
+    <w:p>
+      <w:pPr>
+        <w:pStyle w:val="NormalWeb"/>
+        <w:rPr>
+          <w:rFonts w:ascii="Segoe UI" w:hAnsi="Segoe UI" w:cs="Segoe UI"/>
+          <w:sz w:val="22"/>
+          <w:szCs w:val="22"/>
+        </w:rPr>
+      </w:pPr>
+      <w:r>
+        <w:rPr>
+          <w:rFonts w:ascii="Segoe UI" w:hAnsi="Segoe UI" w:cs="Segoe UI"/>
+          <w:sz w:val="22"/>
+          <w:szCs w:val="22"/>
+        </w:rPr>
+        <w:t xml:space="preserve">An image you opened and deliberately left empty gets </w:t>
+      </w:r>
+      <w:r>
+        <w:rPr>
+          <w:rFonts w:ascii="Segoe UI" w:hAnsi="Segoe UI" w:cs="Segoe UI"/>
+          <w:sz w:val="22"/>
+          <w:szCs w:val="22"/>
+        </w:rPr>
+        <w:t xml:space="preserve">a </w:t>
+      </w:r>
+      <w:r>
+        <w:rPr>
+          <w:rStyle w:val="c1"/>
+          <w:rFonts w:cs="Segoe UI"/>
+        </w:rPr>
+        <w:t>none</w:t>
+      </w:r>
+      <w:r>
+        <w:rPr>
+          <w:rFonts w:ascii="Segoe UI" w:hAnsi="Segoe UI" w:cs="Segoe UI"/>
+          <w:sz w:val="22"/>
+          <w:szCs w:val="22"/>
+        </w:rPr>
+        <w:t xml:space="preserve"> row. That is not padding: an empty image is a legitimate background sample, and the row is the only thing distinguishing it from an image nobody has reached yet.</w:t>
+      </w:r>
+    </w:p>
+    <w:p>
+      <w:pPr>
+        <w:pStyle w:val="NormalWeb"/>
+        <w:rPr>
+          <w:rFonts w:ascii="Segoe UI" w:hAnsi="Segoe UI" w:cs="Segoe UI"/>
+          <w:sz w:val="22"/>
+          <w:szCs w:val="22"/>
+        </w:rPr>
+      </w:pPr>
+      <w:r>
+        <w:rPr>
+          <w:rFonts w:ascii="Segoe UI" w:hAnsi="Segoe UI" w:cs="Segoe UI"/>
+          <w:sz w:val="22"/>
+          <w:szCs w:val="22"/>
+        </w:rPr>
+        <w:t xml:space="preserve">The second button writes </w:t>
+      </w:r>
+      <w:r>
+        <w:rPr>
+          <w:rStyle w:val="c1"/>
+          <w:rFonts w:cs="Segoe UI"/>
+        </w:rPr>
+        <w:t>labels/&lt;image&gt;.txt</w:t>
+      </w:r>
+      <w:r>
+        <w:rPr>
+          <w:rFonts w:ascii="Segoe UI" w:hAnsi="Segoe UI" w:cs="Segoe UI"/>
+          <w:sz w:val="22"/>
+          <w:szCs w:val="22"/>
+        </w:rPr>
+        <w:t xml:space="preserve"> plus </w:t>
+      </w:r>
+      <w:r>
+        <w:rPr>
+          <w:rStyle w:val="c1"/>
+          <w:rFonts w:cs="Segoe UI"/>
+        </w:rPr>
+        <w:t>data.yaml</w:t>
+      </w:r>
+      <w:r>
+        <w:rPr>
+          <w:rFonts w:ascii="Segoe UI" w:hAnsi="Segoe UI" w:cs="Segoe UI"/>
+          <w:sz w:val="22"/>
+          <w:szCs w:val="22"/>
+        </w:rPr>
+        <w:t xml:space="preserve"> as a </w:t>
+      </w:r>
+      <w:r>
+        <w:rPr>
+          <w:rStyle w:val="c1"/>
+          <w:rFonts w:cs="Segoe UI"/>
+        </w:rPr>
+        <w:t>.zip</w:t>
+      </w:r>
+      <w:r>
+        <w:rPr>
+          <w:rFonts w:ascii="Segoe UI" w:hAnsi="Segoe UI" w:cs="Segoe UI"/>
+          <w:sz w:val="22"/>
+          <w:szCs w:val="22"/>
+        </w:rPr>
+        <w:t>, which is the layo</w:t>
+      </w:r>
+      <w:r>
+        <w:rPr>
+          <w:rFonts w:ascii="Segoe UI" w:hAnsi="Segoe UI" w:cs="Segoe UI"/>
+          <w:sz w:val="22"/>
+          <w:szCs w:val="22"/>
+        </w:rPr>
+        <w:t xml:space="preserve">ut Ultralytics trains from. The images are deliberately not in the archive — they are already in a folder on your machine, and copying them through the browser to hand them straight back is not a service. </w:t>
+      </w:r>
+      <w:r>
+        <w:rPr>
+          <w:rStyle w:val="c1"/>
+          <w:rFonts w:cs="Segoe UI"/>
+        </w:rPr>
+        <w:t>data.yaml</w:t>
+      </w:r>
+      <w:r>
+        <w:rPr>
+          <w:rFonts w:ascii="Segoe UI" w:hAnsi="Segoe UI" w:cs="Segoe UI"/>
+          <w:sz w:val="22"/>
+          <w:szCs w:val="22"/>
+        </w:rPr>
+        <w:t xml:space="preserve"> points </w:t>
+      </w:r>
+      <w:r>
+        <w:rPr>
+          <w:rStyle w:val="c1"/>
+          <w:rFonts w:cs="Segoe UI"/>
+        </w:rPr>
+        <w:t>train</w:t>
+      </w:r>
+      <w:r>
+        <w:rPr>
+          <w:rFonts w:ascii="Segoe UI" w:hAnsi="Segoe UI" w:cs="Segoe UI"/>
+          <w:sz w:val="22"/>
+          <w:szCs w:val="22"/>
+        </w:rPr>
+        <w:t xml:space="preserve"> and </w:t>
+      </w:r>
+      <w:r>
+        <w:rPr>
+          <w:rStyle w:val="c1"/>
+          <w:rFonts w:cs="Segoe UI"/>
+        </w:rPr>
+        <w:t>val</w:t>
+      </w:r>
+      <w:r>
+        <w:rPr>
+          <w:rFonts w:ascii="Segoe UI" w:hAnsi="Segoe UI" w:cs="Segoe UI"/>
+          <w:sz w:val="22"/>
+          <w:szCs w:val="22"/>
+        </w:rPr>
+        <w:t xml:space="preserve"> at the same folder a</w:t>
+      </w:r>
+      <w:r>
+        <w:rPr>
+          <w:rFonts w:ascii="Segoe UI" w:hAnsi="Segoe UI" w:cs="Segoe UI"/>
+          <w:sz w:val="22"/>
+          <w:szCs w:val="22"/>
+        </w:rPr>
+        <w:t>nd says so in a comment; split them before training or the numbers will flatter you.</w:t>
+      </w:r>
+    </w:p>
+    <w:p>
+      <w:pPr>
+        <w:pStyle w:val="NormalWeb"/>
+        <w:rPr>
+          <w:rFonts w:ascii="Segoe UI" w:hAnsi="Segoe UI" w:cs="Segoe UI"/>
+          <w:sz w:val="22"/>
+          <w:szCs w:val="22"/>
+        </w:rPr>
+      </w:pPr>
+      <w:r>
+        <w:rPr>
+          <w:rFonts w:ascii="Segoe UI" w:hAnsi="Segoe UI" w:cs="Segoe UI"/>
+          <w:sz w:val="22"/>
+          <w:szCs w:val="22"/>
+        </w:rPr>
+        <w:t>A shape that does not match the chosen task is converted rather than dropped: a polygon exported for detection becomes its bounding box, and a box exported for segmentatio</w:t>
+      </w:r>
+      <w:r>
+        <w:rPr>
+          <w:rFonts w:ascii="Segoe UI" w:hAnsi="Segoe UI" w:cs="Segoe UI"/>
+          <w:sz w:val="22"/>
+          <w:szCs w:val="22"/>
+        </w:rPr>
+        <w:t>n becomes its four corners. Silently losing labels at export is the worst thing a labelling tool can do.</w:t>
+      </w:r>
+    </w:p>
+    <w:p>
+      <w:pPr>
+        <w:pStyle w:val="Heading3"/>
+        <w:rPr>
+          <w:rFonts w:ascii="Segoe UI" w:eastAsia="Times New Roman" w:hAnsi="Segoe UI" w:cs="Segoe UI"/>
+        </w:rPr>
+      </w:pPr>
+      <w:r>
+        <w:rPr>
+          <w:rFonts w:ascii="Segoe UI" w:eastAsia="Times New Roman" w:hAnsi="Segoe UI" w:cs="Segoe UI"/>
+        </w:rPr>
+        <w:t>Two things worth knowing</w:t>
+      </w:r>
+    </w:p>
+    <w:p>
+      <w:pPr>
+        <w:pStyle w:val="NormalWeb"/>
+        <w:rPr>
+          <w:rFonts w:ascii="Segoe UI" w:hAnsi="Segoe UI" w:cs="Segoe UI"/>
+          <w:sz w:val="22"/>
+          <w:szCs w:val="22"/>
+        </w:rPr>
+      </w:pPr>
+      <w:r>
+        <w:rPr>
+          <w:rFonts w:ascii="Segoe UI" w:hAnsi="Segoe UI" w:cs="Segoe UI"/>
+          <w:b/>
+          <w:bCs/>
+          <w:sz w:val="22"/>
+          <w:szCs w:val="22"/>
+        </w:rPr>
+        <w:t>Labels survive a reload, images do not.</w:t>
+      </w:r>
+      <w:r>
+        <w:rPr>
+          <w:rFonts w:ascii="Segoe UI" w:hAnsi="Segoe UI" w:cs="Segoe UI"/>
+          <w:sz w:val="22"/>
+          <w:szCs w:val="22"/>
+        </w:rPr>
+        <w:t xml:space="preserve"> The labels are mirrored into </w:t>
+      </w:r>
+      <w:r>
+        <w:rPr>
+          <w:rStyle w:val="c1"/>
+          <w:rFonts w:cs="Segoe UI"/>
+        </w:rPr>
+        <w:t>localStorage</w:t>
+      </w:r>
+      <w:r>
+        <w:rPr>
+          <w:rFonts w:ascii="Segoe UI" w:hAnsi="Segoe UI" w:cs="Segoe UI"/>
+          <w:sz w:val="22"/>
+          <w:szCs w:val="22"/>
+        </w:rPr>
+        <w:t xml:space="preserve"> and matched back by path when you reopen the</w:t>
+      </w:r>
+      <w:r>
+        <w:rPr>
+          <w:rFonts w:ascii="Segoe UI" w:hAnsi="Segoe UI" w:cs="Segoe UI"/>
+          <w:sz w:val="22"/>
+          <w:szCs w:val="22"/>
+        </w:rPr>
+        <w:t xml:space="preserve"> same folder. A browser cannot hold a directory handle across a reload without the File System Access API, so you do have to pick the folder again.</w:t>
+      </w:r>
+    </w:p>
+    <w:p>
+      <w:pPr>
+        <w:pStyle w:val="NormalWeb"/>
+        <w:rPr>
+          <w:rFonts w:ascii="Segoe UI" w:hAnsi="Segoe UI" w:cs="Segoe UI"/>
+          <w:sz w:val="22"/>
+          <w:szCs w:val="22"/>
+        </w:rPr>
+      </w:pPr>
+      <w:r>
+        <w:rPr>
+          <w:rFonts w:ascii="Segoe UI" w:hAnsi="Segoe UI" w:cs="Segoe UI"/>
+          <w:b/>
+          <w:bCs/>
+          <w:sz w:val="22"/>
+          <w:szCs w:val="22"/>
+        </w:rPr>
+        <w:t>The path inside the folder is the identity, not the file name.</w:t>
+      </w:r>
+      <w:r>
+        <w:rPr>
+          <w:rFonts w:ascii="Segoe UI" w:hAnsi="Segoe UI" w:cs="Segoe UI"/>
+          <w:sz w:val="22"/>
+          <w:szCs w:val="22"/>
+        </w:rPr>
+        <w:t xml:space="preserve"> A dataset split into </w:t>
+      </w:r>
+      <w:r>
+        <w:rPr>
+          <w:rStyle w:val="c1"/>
+          <w:rFonts w:cs="Segoe UI"/>
+        </w:rPr>
+        <w:t>train/</w:t>
+      </w:r>
+      <w:r>
+        <w:rPr>
+          <w:rFonts w:ascii="Segoe UI" w:hAnsi="Segoe UI" w:cs="Segoe UI"/>
+          <w:sz w:val="22"/>
+          <w:szCs w:val="22"/>
+        </w:rPr>
+        <w:t xml:space="preserve"> and </w:t>
+      </w:r>
+      <w:r>
+        <w:rPr>
+          <w:rStyle w:val="c1"/>
+          <w:rFonts w:cs="Segoe UI"/>
+        </w:rPr>
+        <w:t>val/</w:t>
+      </w:r>
+      <w:r>
+        <w:rPr>
+          <w:rFonts w:ascii="Segoe UI" w:hAnsi="Segoe UI" w:cs="Segoe UI"/>
+          <w:sz w:val="22"/>
+          <w:szCs w:val="22"/>
+        </w:rPr>
+        <w:t xml:space="preserve"> subfolde</w:t>
+      </w:r>
+      <w:r>
+        <w:rPr>
+          <w:rFonts w:ascii="Segoe UI" w:hAnsi="Segoe UI" w:cs="Segoe UI"/>
+          <w:sz w:val="22"/>
+          <w:szCs w:val="22"/>
+        </w:rPr>
+        <w:t>rs very often holds the same file name in both, and keying on the name alone would merge their labels and then write two entries to the same path in the archive.</w:t>
+      </w:r>
+    </w:p>
+    <w:p>
+      <w:pPr>
+        <w:pStyle w:val="NormalWeb"/>
+        <w:rPr>
+          <w:rFonts w:ascii="Segoe UI" w:hAnsi="Segoe UI" w:cs="Segoe UI"/>
+          <w:sz w:val="22"/>
+          <w:szCs w:val="22"/>
+        </w:rPr>
+      </w:pPr>
+      <w:r>
+        <w:rPr>
+          <w:rFonts w:ascii="Segoe UI" w:hAnsi="Segoe UI" w:cs="Segoe UI"/>
+          <w:sz w:val="22"/>
+          <w:szCs w:val="22"/>
+        </w:rPr>
+        <w:t xml:space="preserve">The zip is assembled by </w:t>
+      </w:r>
+      <w:r>
+        <w:rPr>
+          <w:rStyle w:val="c1"/>
+          <w:rFonts w:cs="Segoe UI"/>
+        </w:rPr>
+        <w:t>frontend/src/lib/zipWriter.js</w:t>
+      </w:r>
+      <w:r>
+        <w:rPr>
+          <w:rFonts w:ascii="Segoe UI" w:hAnsi="Segoe UI" w:cs="Segoe UI"/>
+          <w:sz w:val="22"/>
+          <w:szCs w:val="22"/>
+        </w:rPr>
+        <w:t>, a stored-only (uncompressed) ZIP writer</w:t>
+      </w:r>
+      <w:r>
+        <w:rPr>
+          <w:rFonts w:ascii="Segoe UI" w:hAnsi="Segoe UI" w:cs="Segoe UI"/>
+          <w:sz w:val="22"/>
+          <w:szCs w:val="22"/>
+        </w:rPr>
+        <w:t xml:space="preserve"> — there is no zip dependency in this project and label files are a few hundred bytes of digits each, so a deflate implementation would be carried for nothing. Every unzip tool reads method 0.</w:t>
+      </w:r>
+    </w:p>
+    <w:p>
+      <w:pPr>
+        <w:pStyle w:val="Heading2"/>
+        <w:rPr>
+          <w:rFonts w:ascii="Segoe UI" w:eastAsia="Times New Roman" w:hAnsi="Segoe UI" w:cs="Segoe UI"/>
+        </w:rPr>
+      </w:pPr>
+      <w:r>
+        <w:rPr>
+          <w:rFonts w:ascii="Segoe UI" w:eastAsia="Times New Roman" w:hAnsi="Segoe UI" w:cs="Segoe UI"/>
+        </w:rPr>
+        <w:t>LVGL converters</w:t>
+      </w:r>
+    </w:p>
+    <w:p>
+      <w:pPr>
+        <w:pStyle w:val="NormalWeb"/>
+        <w:rPr>
+          <w:rFonts w:ascii="Segoe UI" w:hAnsi="Segoe UI" w:cs="Segoe UI"/>
+          <w:sz w:val="22"/>
+          <w:szCs w:val="22"/>
+        </w:rPr>
+      </w:pPr>
+      <w:r>
+        <w:rPr>
+          <w:rFonts w:ascii="Segoe UI" w:hAnsi="Segoe UI" w:cs="Segoe UI"/>
+          <w:b/>
+          <w:bCs/>
+          <w:sz w:val="22"/>
+          <w:szCs w:val="22"/>
+        </w:rPr>
         <w:t>Tools -&gt; LVGL</w:t>
       </w:r>
       <w:r>
@@ -10758,7 +11806,15 @@
           <w:sz w:val="22"/>
           <w:szCs w:val="22"/>
         </w:rPr>
-        <w:t xml:space="preserve"> turns fonts and images into LVGL-ready C source and downloads the </w:t>
+        <w:t xml:space="preserve"> turns fonts and images into LVGL-</w:t>
+      </w:r>
+      <w:r>
+        <w:rPr>
+          <w:rFonts w:ascii="Segoe UI" w:hAnsi="Segoe UI" w:cs="Segoe UI"/>
+          <w:sz w:val="22"/>
+          <w:szCs w:val="22"/>
+        </w:rPr>
+        <w:t xml:space="preserve">ready C source and downloads the </w:t>
       </w:r>
       <w:r>
         <w:rPr>
@@ -10804,14 +11860,7 @@
           <w:rStyle w:val="c1"/>
           <w:rFonts w:cs="Segoe UI"/>
         </w:rPr>
-        <w:t>POST /api</w:t>
-      </w:r>
-      <w:r>
-        <w:rPr>
-          <w:rStyle w:val="c1"/>
-          <w:rFonts w:cs="Segoe UI"/>
-        </w:rPr>
-        <w:t>/tools/lvgl/font</w:t>
+        <w:t>POST /api/tools/lvgl/font</w:t>
       </w:r>
       <w:r>
         <w:rPr>
@@ -10838,7 +11887,15 @@
           <w:sz w:val="22"/>
           <w:szCs w:val="22"/>
         </w:rPr>
-        <w:t xml:space="preserve"> — the same library behind </w:t>
+        <w:t xml:space="preserve"> </w:t>
+      </w:r>
+      <w:r>
+        <w:rPr>
+          <w:rFonts w:ascii="Segoe UI" w:hAnsi="Segoe UI" w:cs="Segoe UI"/>
+          <w:sz w:val="22"/>
+          <w:szCs w:val="22"/>
+        </w:rPr>
+        <w:t xml:space="preserve">— the same library behind </w:t>
       </w:r>
       <w:hyperlink r:id="rId13" w:history="1">
         <w:r>
@@ -10857,15 +11914,7 @@
           <w:sz w:val="22"/>
           <w:szCs w:val="22"/>
         </w:rPr>
-        <w:t xml:space="preserve"> — and returns the generated C source as J</w:t>
-      </w:r>
-      <w:r>
-        <w:rPr>
-          <w:rFonts w:ascii="Segoe UI" w:hAnsi="Segoe UI" w:cs="Segoe UI"/>
-          <w:sz w:val="22"/>
-          <w:szCs w:val="22"/>
-        </w:rPr>
-        <w:t>SON, which the page saves as a file.</w:t>
+        <w:t xml:space="preserve"> — and returns the generated C source as JSON, which the page saves as a file.</w:t>
       </w:r>
     </w:p>
     <w:p>
@@ -10883,15 +11932,15 @@
           <w:sz w:val="22"/>
           <w:szCs w:val="22"/>
         </w:rPr>
-        <w:t>It runs on the API rather than in the browser because the package is CommonJS built around a FreeType WASM build and Node Buffers. Bundling it for the browser is what the upstream project's own webpack build exists to d</w:t>
-      </w:r>
-      <w:r>
-        <w:rPr>
-          <w:rFonts w:ascii="Segoe UI" w:hAnsi="Segoe UI" w:cs="Segoe UI"/>
-          <w:sz w:val="22"/>
-          <w:szCs w:val="22"/>
-        </w:rPr>
-        <w:t>o, and reproducing that here would add a build step for one page.</w:t>
+        <w:t>It runs on the API rather than in the browser because the package is Com</w:t>
+      </w:r>
+      <w:r>
+        <w:rPr>
+          <w:rFonts w:ascii="Segoe UI" w:hAnsi="Segoe UI" w:cs="Segoe UI"/>
+          <w:sz w:val="22"/>
+          <w:szCs w:val="22"/>
+        </w:rPr>
+        <w:t>monJS built around a FreeType WASM build and Node Buffers. Bundling it for the browser is what the upstream project's own webpack build exists to do, and reproducing that here would add a build step for one page.</w:t>
       </w:r>
     </w:p>
     <w:p>
@@ -10939,7 +11988,15 @@
           <w:sz w:val="22"/>
           <w:szCs w:val="22"/>
         </w:rPr>
-        <w:t xml:space="preserve"> (1/2/3/4/8), </w:t>
+        <w:t xml:space="preserve"> </w:t>
+      </w:r>
+      <w:r>
+        <w:rPr>
+          <w:rFonts w:ascii="Segoe UI" w:hAnsi="Segoe UI" w:cs="Segoe UI"/>
+          <w:sz w:val="22"/>
+          <w:szCs w:val="22"/>
+        </w:rPr>
+        <w:t xml:space="preserve">(1/2/3/4/8), </w:t>
       </w:r>
       <w:r>
         <w:rPr>
@@ -11059,15 +12116,7 @@
           <w:sz w:val="22"/>
           <w:szCs w:val="22"/>
         </w:rPr>
-        <w:t>. Either a range or a symbol list is requ</w:t>
-      </w:r>
-      <w:r>
-        <w:rPr>
-          <w:rFonts w:ascii="Segoe UI" w:hAnsi="Segoe UI" w:cs="Segoe UI"/>
-          <w:sz w:val="22"/>
-          <w:szCs w:val="22"/>
-        </w:rPr>
-        <w:t>ired, exactly as upstream requires.</w:t>
+        <w:t>. Either a range or a symbol list is required, exactly as upstream requires.</w:t>
       </w:r>
     </w:p>
     <w:p>
@@ -11134,7 +12183,14 @@
           <w:rStyle w:val="c1"/>
           <w:rFonts w:cs="Segoe UI"/>
         </w:rPr>
-        <w:t>frontend/src/lib/lvglImage.js</w:t>
+        <w:t>frontend/src/lib/lv</w:t>
+      </w:r>
+      <w:r>
+        <w:rPr>
+          <w:rStyle w:val="c1"/>
+          <w:rFonts w:cs="Segoe UI"/>
+        </w:rPr>
+        <w:t>glImage.js</w:t>
       </w:r>
       <w:r>
         <w:rPr>
@@ -11176,7 +12232,15 @@
           <w:sz w:val="22"/>
           <w:szCs w:val="22"/>
         </w:rPr>
-        <w:t xml:space="preserve"> runs. The pixel packing, the ordered RGB565 dither, the background pre-multiply and the emitted C text all follow it.</w:t>
+        <w:t xml:space="preserve"> runs. The pixel packing, the ordered RGB565 dither, the</w:t>
+      </w:r>
+      <w:r>
+        <w:rPr>
+          <w:rFonts w:ascii="Segoe UI" w:hAnsi="Segoe UI" w:cs="Segoe UI"/>
+          <w:sz w:val="22"/>
+          <w:szCs w:val="22"/>
+        </w:rPr>
+        <w:t xml:space="preserve"> background pre-multiply and the emitted C text all follow it.</w:t>
       </w:r>
     </w:p>
     <w:p>
@@ -11194,22 +12258,14 @@
           <w:sz w:val="22"/>
           <w:szCs w:val="22"/>
         </w:rPr>
-        <w:t>It is ported rather than imported because LVGLImage.py is Python, and because a browse</w:t>
-      </w:r>
-      <w:r>
-        <w:rPr>
-          <w:rFonts w:ascii="Segoe UI" w:hAnsi="Segoe UI" w:cs="Segoe UI"/>
-          <w:sz w:val="22"/>
-          <w:szCs w:val="22"/>
-        </w:rPr>
-        <w:t>r already has a canvas to decode with.</w:t>
+        <w:t>It is ported rather than imported because LVGLImage.py is Python, and because a browser already has a canvas to decode with.</w:t>
       </w:r>
     </w:p>
     <w:p>
       <w:pPr>
         <w:spacing w:before="100" w:after="100"/>
         <w:ind w:left="255" w:right="720"/>
-        <w:divId w:val="1337920705"/>
+        <w:divId w:val="1512259854"/>
         <w:rPr>
           <w:rFonts w:ascii="Segoe UI" w:eastAsia="Times New Roman" w:hAnsi="Segoe UI" w:cs="Segoe UI"/>
           <w:color w:val="44505C"/>
@@ -11234,7 +12290,16 @@
             <w:sz w:val="22"/>
             <w:szCs w:val="22"/>
           </w:rPr>
-          <w:t>lv_img_conv</w:t>
+          <w:t>lv_img</w:t>
+        </w:r>
+        <w:r>
+          <w:rPr>
+            <w:rStyle w:val="Hyperlink"/>
+            <w:rFonts w:ascii="Segoe UI" w:eastAsia="Times New Roman" w:hAnsi="Segoe UI" w:cs="Segoe UI"/>
+            <w:sz w:val="22"/>
+            <w:szCs w:val="22"/>
+          </w:rPr>
+          <w:t>_conv</w:t>
         </w:r>
       </w:hyperlink>
       <w:r>
@@ -11315,16 +12380,7 @@
           <w:sz w:val="22"/>
           <w:szCs w:val="22"/>
         </w:rPr>
-        <w:t xml:space="preserve"> </w:t>
-      </w:r>
-      <w:r>
-        <w:rPr>
-          <w:rFonts w:ascii="Segoe UI" w:eastAsia="Times New Roman" w:hAnsi="Segoe UI" w:cs="Segoe UI"/>
-          <w:color w:val="44505C"/>
-          <w:sz w:val="22"/>
-          <w:szCs w:val="22"/>
-        </w:rPr>
-        <w:t xml:space="preserve">field, and the pixel data repeated four times behind </w:t>
+        <w:t xml:space="preserve"> field, and the pixel data repeated four times behind </w:t>
       </w:r>
       <w:r>
         <w:rPr>
@@ -11397,10 +12453,7 @@
         <w:pStyle w:val="HTMLPreformatted"/>
       </w:pPr>
       <w:r>
-        <w:t>const lv_image_dsc_t my_image =</w:t>
-      </w:r>
-      <w:r>
-        <w:t xml:space="preserve"> {</w:t>
+        <w:t>const lv_image_dsc_t my_image = {</w:t>
       </w:r>
     </w:p>
     <w:p>
@@ -11551,7 +12604,17 @@
                 <w:sz w:val="19"/>
                 <w:szCs w:val="19"/>
               </w:rPr>
-              <w:t>Formats</w:t>
+              <w:t>Form</w:t>
+            </w:r>
+            <w:r>
+              <w:rPr>
+                <w:rFonts w:ascii="Segoe UI" w:eastAsia="Times New Roman" w:hAnsi="Segoe UI" w:cs="Segoe UI"/>
+                <w:b/>
+                <w:bCs/>
+                <w:sz w:val="19"/>
+                <w:szCs w:val="19"/>
+              </w:rPr>
+              <w:t>ats</w:t>
             </w:r>
           </w:p>
         </w:tc>
@@ -11877,15 +12940,7 @@
                 <w:sz w:val="19"/>
                 <w:szCs w:val="19"/>
               </w:rPr>
-              <w:t>,</w:t>
-            </w:r>
-            <w:r>
-              <w:rPr>
-                <w:rFonts w:ascii="Segoe UI" w:eastAsia="Times New Roman" w:hAnsi="Segoe UI" w:cs="Segoe UI"/>
-                <w:sz w:val="19"/>
-                <w:szCs w:val="19"/>
-              </w:rPr>
-              <w:t xml:space="preserve"> </w:t>
+              <w:t xml:space="preserve">, </w:t>
             </w:r>
             <w:r>
               <w:rPr>
@@ -12149,15 +13204,7 @@
           <w:sz w:val="22"/>
           <w:szCs w:val="22"/>
         </w:rPr>
-        <w:t xml:space="preserve"> rather than a divide by 255, so output matches byte for </w:t>
-      </w:r>
-      <w:r>
-        <w:rPr>
-          <w:rFonts w:ascii="Segoe UI" w:hAnsi="Segoe UI" w:cs="Segoe UI"/>
-          <w:sz w:val="22"/>
-          <w:szCs w:val="22"/>
-        </w:rPr>
-        <w:t>byte. Ordered dithering is offered for the RGB565 family, using the same 8×8 threshold tables.</w:t>
+        <w:t xml:space="preserve"> rather than a divide by 255, so output matches byte for byte. Ordered dithering is offered for the RGB565 family, using the same 8×8 threshold tables.</w:t>
       </w:r>
     </w:p>
     <w:p>
@@ -12175,7 +13222,15 @@
           <w:sz w:val="22"/>
           <w:szCs w:val="22"/>
         </w:rPr>
-        <w:t xml:space="preserve">One deliberate difference: LVGLImage.py only accepts an already-palettised PNG for </w:t>
+        <w:t>One deliberate di</w:t>
+      </w:r>
+      <w:r>
+        <w:rPr>
+          <w:rFonts w:ascii="Segoe UI" w:hAnsi="Segoe UI" w:cs="Segoe UI"/>
+          <w:sz w:val="22"/>
+          <w:szCs w:val="22"/>
+        </w:rPr>
+        <w:t xml:space="preserve">fference: LVGLImage.py only accepts an already-palettised PNG for </w:t>
       </w:r>
       <w:r>
         <w:rPr>
@@ -12235,15 +13290,7 @@
           <w:sz w:val="22"/>
           <w:szCs w:val="22"/>
         </w:rPr>
-        <w:t>. A browser tool gets handed arbitrary images, so the palette is bu</w:t>
-      </w:r>
-      <w:r>
-        <w:rPr>
-          <w:rFonts w:ascii="Segoe UI" w:hAnsi="Segoe UI" w:cs="Segoe UI"/>
-          <w:sz w:val="22"/>
-          <w:szCs w:val="22"/>
-        </w:rPr>
-        <w:t xml:space="preserve">ilt here with gifenc (MIT, vendored at </w:t>
+        <w:t xml:space="preserve">. A browser tool gets handed arbitrary images, so the palette is built here with gifenc (MIT, vendored at </w:t>
       </w:r>
       <w:r>
         <w:rPr>
@@ -12258,7 +13305,15 @@
           <w:sz w:val="22"/>
           <w:szCs w:val="22"/>
         </w:rPr>
-        <w:t xml:space="preserve">, imported lazily). The emitted bytes still follow the v9 layout — a padded palette of little-endian </w:t>
+        <w:t>, imported lazily). The emitted bytes still follow the v9 la</w:t>
+      </w:r>
+      <w:r>
+        <w:rPr>
+          <w:rFonts w:ascii="Segoe UI" w:hAnsi="Segoe UI" w:cs="Segoe UI"/>
+          <w:sz w:val="22"/>
+          <w:szCs w:val="22"/>
+        </w:rPr>
+        <w:t xml:space="preserve">yout — a padded palette of little-endian </w:t>
       </w:r>
       <w:r>
         <w:rPr>
@@ -12321,15 +13376,7 @@
           <w:sz w:val="22"/>
           <w:szCs w:val="22"/>
         </w:rPr>
-        <w:t xml:space="preserve"> passthrough,</w:t>
-      </w:r>
-      <w:r>
-        <w:rPr>
-          <w:rFonts w:ascii="Segoe UI" w:hAnsi="Segoe UI" w:cs="Segoe UI"/>
-          <w:sz w:val="22"/>
-          <w:szCs w:val="22"/>
-        </w:rPr>
-        <w:t xml:space="preserve"> RLE and LZ4 compression (</w:t>
+        <w:t xml:space="preserve"> passthrough, RLE and LZ4 compression (</w:t>
       </w:r>
       <w:r>
         <w:rPr>
@@ -12359,7 +13406,15 @@
           <w:sz w:val="22"/>
           <w:szCs w:val="22"/>
         </w:rPr>
-        <w:t xml:space="preserve"> is always </w:t>
+        <w:t xml:space="preserve"> i</w:t>
+      </w:r>
+      <w:r>
+        <w:rPr>
+          <w:rFonts w:ascii="Segoe UI" w:hAnsi="Segoe UI" w:cs="Segoe UI"/>
+          <w:sz w:val="22"/>
+          <w:szCs w:val="22"/>
+        </w:rPr>
+        <w:t xml:space="preserve">s always </w:t>
       </w:r>
       <w:r>
         <w:rPr>
@@ -12402,15 +13457,15 @@
           <w:sz w:val="22"/>
           <w:szCs w:val="22"/>
         </w:rPr>
-        <w:t xml:space="preserve"> An SVG is not decoded once and then scaled: it is re-rendered from the markup at whatever output size is asked for, so</w:t>
-      </w:r>
-      <w:r>
-        <w:rPr>
-          <w:rFonts w:ascii="Segoe UI" w:hAnsi="Segoe UI" w:cs="Segoe UI"/>
-          <w:sz w:val="22"/>
-          <w:szCs w:val="22"/>
-        </w:rPr>
-        <w:t xml:space="preserve"> a 32×32 icon and a 128×128 one are each drawn at their own resolution. The size is read from the markup too — from </w:t>
+        <w:t xml:space="preserve"> An SVG is not decoded once and then scaled: it is re-rendered from the markup at whatever output size is asked for, so a 32×32 icon and a 128×128 one are each drawn at their own resolution. The size is read from the markup too — f</w:t>
+      </w:r>
+      <w:r>
+        <w:rPr>
+          <w:rFonts w:ascii="Segoe UI" w:hAnsi="Segoe UI" w:cs="Segoe UI"/>
+          <w:sz w:val="22"/>
+          <w:szCs w:val="22"/>
+        </w:rPr>
+        <w:t xml:space="preserve">rom </w:t>
       </w:r>
       <w:r>
         <w:rPr>
@@ -12455,15 +13510,7 @@
           <w:sz w:val="22"/>
           <w:szCs w:val="22"/>
         </w:rPr>
-        <w:t xml:space="preserve"> otherwise, which is the case a browser declines to measure and reports as nothing</w:t>
-      </w:r>
-      <w:r>
-        <w:rPr>
-          <w:rFonts w:ascii="Segoe UI" w:hAnsi="Segoe UI" w:cs="Segoe UI"/>
-          <w:sz w:val="22"/>
-          <w:szCs w:val="22"/>
-        </w:rPr>
-        <w:t xml:space="preserve"> at all. The figures shown for a vector are therefore a starting point rather than a limit.</w:t>
+        <w:t xml:space="preserve"> otherwise, which is the case a browser declines to measure and reports as nothing at all. The figures shown for a vector are therefore a starting point rather than a limit.</w:t>
       </w:r>
     </w:p>
     <w:p>
@@ -12481,15 +13528,15 @@
           <w:sz w:val="22"/>
           <w:szCs w:val="22"/>
         </w:rPr>
-        <w:t>The one thing that does not work is an SVG that pulls a picture in from another site. That taints the canvas and the pixels cannot be read back at all, so the conve</w:t>
-      </w:r>
-      <w:r>
-        <w:rPr>
-          <w:rFonts w:ascii="Segoe UI" w:hAnsi="Segoe UI" w:cs="Segoe UI"/>
-          <w:sz w:val="22"/>
-          <w:szCs w:val="22"/>
-        </w:rPr>
-        <w:t>rter says so rather than emitting an empty array.</w:t>
+        <w:t>The one thing that d</w:t>
+      </w:r>
+      <w:r>
+        <w:rPr>
+          <w:rFonts w:ascii="Segoe UI" w:hAnsi="Segoe UI" w:cs="Segoe UI"/>
+          <w:sz w:val="22"/>
+          <w:szCs w:val="22"/>
+        </w:rPr>
+        <w:t>oes not work is an SVG that pulls a picture in from another site. That taints the canvas and the pixels cannot be read back at all, so the converter says so rather than emitting an empty array.</w:t>
       </w:r>
     </w:p>
     <w:p>
@@ -12517,15 +13564,15 @@
           <w:sz w:val="22"/>
           <w:szCs w:val="22"/>
         </w:rPr>
-        <w:t xml:space="preserve"> It used to be labelled "Generated lv_img_conv output", which named the v8 tool this deliberately does not use — the file underneath was always v9, but anyone reading the </w:t>
-      </w:r>
-      <w:r>
-        <w:rPr>
-          <w:rFonts w:ascii="Segoe UI" w:hAnsi="Segoe UI" w:cs="Segoe UI"/>
-          <w:sz w:val="22"/>
-          <w:szCs w:val="22"/>
-        </w:rPr>
-        <w:t>heading had every reason to believe otherwise.</w:t>
+        <w:t xml:space="preserve"> It used to be labelled "Ge</w:t>
+      </w:r>
+      <w:r>
+        <w:rPr>
+          <w:rFonts w:ascii="Segoe UI" w:hAnsi="Segoe UI" w:cs="Segoe UI"/>
+          <w:sz w:val="22"/>
+          <w:szCs w:val="22"/>
+        </w:rPr>
+        <w:t>nerated lv_img_conv output", which named the v8 tool this deliberately does not use — the file underneath was always v9, but anyone reading the heading had every reason to believe otherwise.</w:t>
       </w:r>
     </w:p>
     <w:p>
@@ -12564,7 +13611,15 @@
           <w:sz w:val="22"/>
           <w:szCs w:val="22"/>
         </w:rPr>
-        <w:t xml:space="preserve"> output is version-guarded rather than v8-only: the generated C carries </w:t>
+        <w:t xml:space="preserve"> output is version-guarded</w:t>
+      </w:r>
+      <w:r>
+        <w:rPr>
+          <w:rFonts w:ascii="Segoe UI" w:hAnsi="Segoe UI" w:cs="Segoe UI"/>
+          <w:sz w:val="22"/>
+          <w:szCs w:val="22"/>
+        </w:rPr>
+        <w:t xml:space="preserve"> rather than v8-only: the generated C carries </w:t>
       </w:r>
       <w:r>
         <w:rPr>
@@ -12594,15 +13649,7 @@
           <w:sz w:val="22"/>
           <w:szCs w:val="22"/>
         </w:rPr>
-        <w:t xml:space="preserve"> </w:t>
-      </w:r>
-      <w:r>
-        <w:rPr>
-          <w:rFonts w:ascii="Segoe UI" w:hAnsi="Segoe UI" w:cs="Segoe UI"/>
-          <w:sz w:val="22"/>
-          <w:szCs w:val="22"/>
-        </w:rPr>
-        <w:t xml:space="preserve">for v8.2+/v9, and confines the </w:t>
+        <w:t xml:space="preserve"> for v8.2+/v9, and confines the </w:t>
       </w:r>
       <w:r>
         <w:rPr>
@@ -12617,7 +13664,15 @@
           <w:sz w:val="22"/>
           <w:szCs w:val="22"/>
         </w:rPr>
-        <w:t xml:space="preserve"> member to v8. The same file compiles on both, so no v9-specific handling is needed on the font side.</w:t>
+        <w:t xml:space="preserve"> member to v8. The same file compiles on both, so no v9-specific handling is needed on the font sid</w:t>
+      </w:r>
+      <w:r>
+        <w:rPr>
+          <w:rFonts w:ascii="Segoe UI" w:hAnsi="Segoe UI" w:cs="Segoe UI"/>
+          <w:sz w:val="22"/>
+          <w:szCs w:val="22"/>
+        </w:rPr>
+        <w:t>e.</w:t>
       </w:r>
     </w:p>
     <w:sectPr>
@@ -12633,9 +13688,9 @@
 <file path=word/numbering.xml><?xml version="1.0" encoding="utf-8"?>
 <w:numbering xmlns:wpc="http://schemas.microsoft.com/office/word/2010/wordprocessingCanvas" xmlns:cx="http://schemas.microsoft.com/office/drawing/2014/chartex" xmlns:mc="http://schemas.openxmlformats.org/markup-compatibility/2006" xmlns:o="urn:schemas-microsoft-com:office:office" xmlns:r="http://schemas.openxmlformats.org/officeDocument/2006/relationships" xmlns:m="http://schemas.openxmlformats.org/officeDocument/2006/math" xmlns:v="urn:schemas-microsoft-com:vml" xmlns:wp14="http://schemas.microsoft.com/office/word/2010/wordprocessingDrawing" xmlns:wp="http://schemas.openxmlformats.org/drawingml/2006/wordprocessingDrawing" xmlns:w10="urn:schemas-microsoft-com:office:word" xmlns:w="http://schemas.openxmlformats.org/wordprocessingml/2006/main" xmlns:w14="http://schemas.microsoft.com/office/word/2010/wordml" xmlns:w15="http://schemas.microsoft.com/office/word/2012/wordml" xmlns:w16se="http://schemas.microsoft.com/office/word/2015/wordml/symex" xmlns:wpg="http://schemas.microsoft.com/office/word/2010/wordprocessingGroup" xmlns:wpi="http://schemas.microsoft.com/office/word/2010/wordprocessingInk" xmlns:wne="http://schemas.microsoft.com/office/word/2006/wordml" xmlns:wps="http://schemas.microsoft.com/office/word/2010/wordprocessingShape" mc:Ignorable="w14 w15 w16se wp14">
   <w:abstractNum w:abstractNumId="0" w15:restartNumberingAfterBreak="0">
-    <w:nsid w:val="1A247D21"/>
+    <w:nsid w:val="08AC52E1"/>
     <w:multiLevelType w:val="multilevel"/>
-    <w:tmpl w:val="8004B994"/>
+    <w:tmpl w:val="A89624C0"/>
     <w:lvl w:ilvl="0">
       <w:start w:val="1"/>
       <w:numFmt w:val="bullet"/>
@@ -12782,9 +13837,122 @@
     </w:lvl>
   </w:abstractNum>
   <w:abstractNum w:abstractNumId="1" w15:restartNumberingAfterBreak="0">
-    <w:nsid w:val="1BAD618E"/>
+    <w:nsid w:val="0EA20FE4"/>
     <w:multiLevelType w:val="multilevel"/>
-    <w:tmpl w:val="B906AFEC"/>
+    <w:tmpl w:val="A0EE5422"/>
+    <w:lvl w:ilvl="0">
+      <w:start w:val="1"/>
+      <w:numFmt w:val="decimal"/>
+      <w:lvlText w:val="%1."/>
+      <w:lvlJc w:val="left"/>
+      <w:pPr>
+        <w:tabs>
+          <w:tab w:val="num" w:pos="720"/>
+        </w:tabs>
+        <w:ind w:left="720" w:hanging="360"/>
+      </w:pPr>
+    </w:lvl>
+    <w:lvl w:ilvl="1" w:tentative="1">
+      <w:start w:val="1"/>
+      <w:numFmt w:val="decimal"/>
+      <w:lvlText w:val="%2."/>
+      <w:lvlJc w:val="left"/>
+      <w:pPr>
+        <w:tabs>
+          <w:tab w:val="num" w:pos="1440"/>
+        </w:tabs>
+        <w:ind w:left="1440" w:hanging="360"/>
+      </w:pPr>
+    </w:lvl>
+    <w:lvl w:ilvl="2" w:tentative="1">
+      <w:start w:val="1"/>
+      <w:numFmt w:val="decimal"/>
+      <w:lvlText w:val="%3."/>
+      <w:lvlJc w:val="left"/>
+      <w:pPr>
+        <w:tabs>
+          <w:tab w:val="num" w:pos="2160"/>
+        </w:tabs>
+        <w:ind w:left="2160" w:hanging="360"/>
+      </w:pPr>
+    </w:lvl>
+    <w:lvl w:ilvl="3" w:tentative="1">
+      <w:start w:val="1"/>
+      <w:numFmt w:val="decimal"/>
+      <w:lvlText w:val="%4."/>
+      <w:lvlJc w:val="left"/>
+      <w:pPr>
+        <w:tabs>
+          <w:tab w:val="num" w:pos="2880"/>
+        </w:tabs>
+        <w:ind w:left="2880" w:hanging="360"/>
+      </w:pPr>
+    </w:lvl>
+    <w:lvl w:ilvl="4" w:tentative="1">
+      <w:start w:val="1"/>
+      <w:numFmt w:val="decimal"/>
+      <w:lvlText w:val="%5."/>
+      <w:lvlJc w:val="left"/>
+      <w:pPr>
+        <w:tabs>
+          <w:tab w:val="num" w:pos="3600"/>
+        </w:tabs>
+        <w:ind w:left="3600" w:hanging="360"/>
+      </w:pPr>
+    </w:lvl>
+    <w:lvl w:ilvl="5" w:tentative="1">
+      <w:start w:val="1"/>
+      <w:numFmt w:val="decimal"/>
+      <w:lvlText w:val="%6."/>
+      <w:lvlJc w:val="left"/>
+      <w:pPr>
+        <w:tabs>
+          <w:tab w:val="num" w:pos="4320"/>
+        </w:tabs>
+        <w:ind w:left="4320" w:hanging="360"/>
+      </w:pPr>
+    </w:lvl>
+    <w:lvl w:ilvl="6" w:tentative="1">
+      <w:start w:val="1"/>
+      <w:numFmt w:val="decimal"/>
+      <w:lvlText w:val="%7."/>
+      <w:lvlJc w:val="left"/>
+      <w:pPr>
+        <w:tabs>
+          <w:tab w:val="num" w:pos="5040"/>
+        </w:tabs>
+        <w:ind w:left="5040" w:hanging="360"/>
+      </w:pPr>
+    </w:lvl>
+    <w:lvl w:ilvl="7" w:tentative="1">
+      <w:start w:val="1"/>
+      <w:numFmt w:val="decimal"/>
+      <w:lvlText w:val="%8."/>
+      <w:lvlJc w:val="left"/>
+      <w:pPr>
+        <w:tabs>
+          <w:tab w:val="num" w:pos="5760"/>
+        </w:tabs>
+        <w:ind w:left="5760" w:hanging="360"/>
+      </w:pPr>
+    </w:lvl>
+    <w:lvl w:ilvl="8" w:tentative="1">
+      <w:start w:val="1"/>
+      <w:numFmt w:val="decimal"/>
+      <w:lvlText w:val="%9."/>
+      <w:lvlJc w:val="left"/>
+      <w:pPr>
+        <w:tabs>
+          <w:tab w:val="num" w:pos="6480"/>
+        </w:tabs>
+        <w:ind w:left="6480" w:hanging="360"/>
+      </w:pPr>
+    </w:lvl>
+  </w:abstractNum>
+  <w:abstractNum w:abstractNumId="2" w15:restartNumberingAfterBreak="0">
+    <w:nsid w:val="163A5360"/>
+    <w:multiLevelType w:val="multilevel"/>
+    <w:tmpl w:val="BB6A7E88"/>
     <w:lvl w:ilvl="0">
       <w:start w:val="1"/>
       <w:numFmt w:val="bullet"/>
@@ -12930,10 +14098,127 @@
       </w:rPr>
     </w:lvl>
   </w:abstractNum>
-  <w:abstractNum w:abstractNumId="2" w15:restartNumberingAfterBreak="0">
-    <w:nsid w:val="1C076351"/>
+  <w:abstractNum w:abstractNumId="3" w15:restartNumberingAfterBreak="0">
+    <w:nsid w:val="17D86036"/>
     <w:multiLevelType w:val="multilevel"/>
-    <w:tmpl w:val="D30AAA9C"/>
+    <w:tmpl w:val="A06E4768"/>
+    <w:lvl w:ilvl="0">
+      <w:start w:val="1"/>
+      <w:numFmt w:val="decimal"/>
+      <w:lvlText w:val="%1."/>
+      <w:lvlJc w:val="left"/>
+      <w:pPr>
+        <w:tabs>
+          <w:tab w:val="num" w:pos="720"/>
+        </w:tabs>
+        <w:ind w:left="720" w:hanging="360"/>
+      </w:pPr>
+    </w:lvl>
+    <w:lvl w:ilvl="1">
+      <w:start w:val="1"/>
+      <w:numFmt w:val="bullet"/>
+      <w:lvlText w:val="o"/>
+      <w:lvlJc w:val="left"/>
+      <w:pPr>
+        <w:tabs>
+          <w:tab w:val="num" w:pos="1440"/>
+        </w:tabs>
+        <w:ind w:left="1440" w:hanging="360"/>
+      </w:pPr>
+      <w:rPr>
+        <w:rFonts w:ascii="Courier New" w:hAnsi="Courier New" w:hint="default"/>
+        <w:sz w:val="20"/>
+      </w:rPr>
+    </w:lvl>
+    <w:lvl w:ilvl="2" w:tentative="1">
+      <w:start w:val="1"/>
+      <w:numFmt w:val="decimal"/>
+      <w:lvlText w:val="%3."/>
+      <w:lvlJc w:val="left"/>
+      <w:pPr>
+        <w:tabs>
+          <w:tab w:val="num" w:pos="2160"/>
+        </w:tabs>
+        <w:ind w:left="2160" w:hanging="360"/>
+      </w:pPr>
+    </w:lvl>
+    <w:lvl w:ilvl="3" w:tentative="1">
+      <w:start w:val="1"/>
+      <w:numFmt w:val="decimal"/>
+      <w:lvlText w:val="%4."/>
+      <w:lvlJc w:val="left"/>
+      <w:pPr>
+        <w:tabs>
+          <w:tab w:val="num" w:pos="2880"/>
+        </w:tabs>
+        <w:ind w:left="2880" w:hanging="360"/>
+      </w:pPr>
+    </w:lvl>
+    <w:lvl w:ilvl="4" w:tentative="1">
+      <w:start w:val="1"/>
+      <w:numFmt w:val="decimal"/>
+      <w:lvlText w:val="%5."/>
+      <w:lvlJc w:val="left"/>
+      <w:pPr>
+        <w:tabs>
+          <w:tab w:val="num" w:pos="3600"/>
+        </w:tabs>
+        <w:ind w:left="3600" w:hanging="360"/>
+      </w:pPr>
+    </w:lvl>
+    <w:lvl w:ilvl="5" w:tentative="1">
+      <w:start w:val="1"/>
+      <w:numFmt w:val="decimal"/>
+      <w:lvlText w:val="%6."/>
+      <w:lvlJc w:val="left"/>
+      <w:pPr>
+        <w:tabs>
+          <w:tab w:val="num" w:pos="4320"/>
+        </w:tabs>
+        <w:ind w:left="4320" w:hanging="360"/>
+      </w:pPr>
+    </w:lvl>
+    <w:lvl w:ilvl="6" w:tentative="1">
+      <w:start w:val="1"/>
+      <w:numFmt w:val="decimal"/>
+      <w:lvlText w:val="%7."/>
+      <w:lvlJc w:val="left"/>
+      <w:pPr>
+        <w:tabs>
+          <w:tab w:val="num" w:pos="5040"/>
+        </w:tabs>
+        <w:ind w:left="5040" w:hanging="360"/>
+      </w:pPr>
+    </w:lvl>
+    <w:lvl w:ilvl="7" w:tentative="1">
+      <w:start w:val="1"/>
+      <w:numFmt w:val="decimal"/>
+      <w:lvlText w:val="%8."/>
+      <w:lvlJc w:val="left"/>
+      <w:pPr>
+        <w:tabs>
+          <w:tab w:val="num" w:pos="5760"/>
+        </w:tabs>
+        <w:ind w:left="5760" w:hanging="360"/>
+      </w:pPr>
+    </w:lvl>
+    <w:lvl w:ilvl="8" w:tentative="1">
+      <w:start w:val="1"/>
+      <w:numFmt w:val="decimal"/>
+      <w:lvlText w:val="%9."/>
+      <w:lvlJc w:val="left"/>
+      <w:pPr>
+        <w:tabs>
+          <w:tab w:val="num" w:pos="6480"/>
+        </w:tabs>
+        <w:ind w:left="6480" w:hanging="360"/>
+      </w:pPr>
+    </w:lvl>
+  </w:abstractNum>
+  <w:abstractNum w:abstractNumId="4" w15:restartNumberingAfterBreak="0">
+    <w:nsid w:val="1B9431B0"/>
+    <w:multiLevelType w:val="multilevel"/>
+    <w:tmpl w:val="C6EE4074"/>
     <w:lvl w:ilvl="0">
       <w:start w:val="1"/>
       <w:numFmt w:val="bullet"/>
@@ -13079,10 +14364,10 @@
       </w:rPr>
     </w:lvl>
   </w:abstractNum>
-  <w:abstractNum w:abstractNumId="3" w15:restartNumberingAfterBreak="0">
-    <w:nsid w:val="1E277482"/>
+  <w:abstractNum w:abstractNumId="5" w15:restartNumberingAfterBreak="0">
+    <w:nsid w:val="3A261636"/>
     <w:multiLevelType w:val="multilevel"/>
-    <w:tmpl w:val="C124F85C"/>
+    <w:tmpl w:val="AEEC0646"/>
     <w:lvl w:ilvl="0">
       <w:start w:val="1"/>
       <w:numFmt w:val="bullet"/>
@@ -13228,10 +14513,10 @@
       </w:rPr>
     </w:lvl>
   </w:abstractNum>
-  <w:abstractNum w:abstractNumId="4" w15:restartNumberingAfterBreak="0">
-    <w:nsid w:val="2D4204FF"/>
+  <w:abstractNum w:abstractNumId="6" w15:restartNumberingAfterBreak="0">
+    <w:nsid w:val="4A2409D3"/>
     <w:multiLevelType w:val="multilevel"/>
-    <w:tmpl w:val="9104BC0E"/>
+    <w:tmpl w:val="4FA28BE8"/>
     <w:lvl w:ilvl="0">
       <w:start w:val="1"/>
       <w:numFmt w:val="bullet"/>
@@ -13377,127 +14662,10 @@
       </w:rPr>
     </w:lvl>
   </w:abstractNum>
-  <w:abstractNum w:abstractNumId="5" w15:restartNumberingAfterBreak="0">
-    <w:nsid w:val="499771FC"/>
+  <w:abstractNum w:abstractNumId="7" w15:restartNumberingAfterBreak="0">
+    <w:nsid w:val="634A59C8"/>
     <w:multiLevelType w:val="multilevel"/>
-    <w:tmpl w:val="48763F94"/>
-    <w:lvl w:ilvl="0">
-      <w:start w:val="1"/>
-      <w:numFmt w:val="decimal"/>
-      <w:lvlText w:val="%1."/>
-      <w:lvlJc w:val="left"/>
-      <w:pPr>
-        <w:tabs>
-          <w:tab w:val="num" w:pos="720"/>
-        </w:tabs>
-        <w:ind w:left="720" w:hanging="360"/>
-      </w:pPr>
-    </w:lvl>
-    <w:lvl w:ilvl="1">
-      <w:start w:val="1"/>
-      <w:numFmt w:val="bullet"/>
-      <w:lvlText w:val="o"/>
-      <w:lvlJc w:val="left"/>
-      <w:pPr>
-        <w:tabs>
-          <w:tab w:val="num" w:pos="1440"/>
-        </w:tabs>
-        <w:ind w:left="1440" w:hanging="360"/>
-      </w:pPr>
-      <w:rPr>
-        <w:rFonts w:ascii="Courier New" w:hAnsi="Courier New" w:hint="default"/>
-        <w:sz w:val="20"/>
-      </w:rPr>
-    </w:lvl>
-    <w:lvl w:ilvl="2" w:tentative="1">
-      <w:start w:val="1"/>
-      <w:numFmt w:val="decimal"/>
-      <w:lvlText w:val="%3."/>
-      <w:lvlJc w:val="left"/>
-      <w:pPr>
-        <w:tabs>
-          <w:tab w:val="num" w:pos="2160"/>
-        </w:tabs>
-        <w:ind w:left="2160" w:hanging="360"/>
-      </w:pPr>
-    </w:lvl>
-    <w:lvl w:ilvl="3" w:tentative="1">
-      <w:start w:val="1"/>
-      <w:numFmt w:val="decimal"/>
-      <w:lvlText w:val="%4."/>
-      <w:lvlJc w:val="left"/>
-      <w:pPr>
-        <w:tabs>
-          <w:tab w:val="num" w:pos="2880"/>
-        </w:tabs>
-        <w:ind w:left="2880" w:hanging="360"/>
-      </w:pPr>
-    </w:lvl>
-    <w:lvl w:ilvl="4" w:tentative="1">
-      <w:start w:val="1"/>
-      <w:numFmt w:val="decimal"/>
-      <w:lvlText w:val="%5."/>
-      <w:lvlJc w:val="left"/>
-      <w:pPr>
-        <w:tabs>
-          <w:tab w:val="num" w:pos="3600"/>
-        </w:tabs>
-        <w:ind w:left="3600" w:hanging="360"/>
-      </w:pPr>
-    </w:lvl>
-    <w:lvl w:ilvl="5" w:tentative="1">
-      <w:start w:val="1"/>
-      <w:numFmt w:val="decimal"/>
-      <w:lvlText w:val="%6."/>
-      <w:lvlJc w:val="left"/>
-      <w:pPr>
-        <w:tabs>
-          <w:tab w:val="num" w:pos="4320"/>
-        </w:tabs>
-        <w:ind w:left="4320" w:hanging="360"/>
-      </w:pPr>
-    </w:lvl>
-    <w:lvl w:ilvl="6" w:tentative="1">
-      <w:start w:val="1"/>
-      <w:numFmt w:val="decimal"/>
-      <w:lvlText w:val="%7."/>
-      <w:lvlJc w:val="left"/>
-      <w:pPr>
-        <w:tabs>
-          <w:tab w:val="num" w:pos="5040"/>
-        </w:tabs>
-        <w:ind w:left="5040" w:hanging="360"/>
-      </w:pPr>
-    </w:lvl>
-    <w:lvl w:ilvl="7" w:tentative="1">
-      <w:start w:val="1"/>
-      <w:numFmt w:val="decimal"/>
-      <w:lvlText w:val="%8."/>
-      <w:lvlJc w:val="left"/>
-      <w:pPr>
-        <w:tabs>
-          <w:tab w:val="num" w:pos="5760"/>
-        </w:tabs>
-        <w:ind w:left="5760" w:hanging="360"/>
-      </w:pPr>
-    </w:lvl>
-    <w:lvl w:ilvl="8" w:tentative="1">
-      <w:start w:val="1"/>
-      <w:numFmt w:val="decimal"/>
-      <w:lvlText w:val="%9."/>
-      <w:lvlJc w:val="left"/>
-      <w:pPr>
-        <w:tabs>
-          <w:tab w:val="num" w:pos="6480"/>
-        </w:tabs>
-        <w:ind w:left="6480" w:hanging="360"/>
-      </w:pPr>
-    </w:lvl>
-  </w:abstractNum>
-  <w:abstractNum w:abstractNumId="6" w15:restartNumberingAfterBreak="0">
-    <w:nsid w:val="4ECA691C"/>
-    <w:multiLevelType w:val="multilevel"/>
-    <w:tmpl w:val="4E5483F0"/>
+    <w:tmpl w:val="0B4494FA"/>
     <w:lvl w:ilvl="0">
       <w:start w:val="1"/>
       <w:numFmt w:val="bullet"/>
@@ -13643,123 +14811,10 @@
       </w:rPr>
     </w:lvl>
   </w:abstractNum>
-  <w:abstractNum w:abstractNumId="7" w15:restartNumberingAfterBreak="0">
-    <w:nsid w:val="630F7A08"/>
+  <w:abstractNum w:abstractNumId="8" w15:restartNumberingAfterBreak="0">
+    <w:nsid w:val="684B57D3"/>
     <w:multiLevelType w:val="multilevel"/>
-    <w:tmpl w:val="B3A8D9E2"/>
-    <w:lvl w:ilvl="0">
-      <w:start w:val="1"/>
-      <w:numFmt w:val="decimal"/>
-      <w:lvlText w:val="%1."/>
-      <w:lvlJc w:val="left"/>
-      <w:pPr>
-        <w:tabs>
-          <w:tab w:val="num" w:pos="720"/>
-        </w:tabs>
-        <w:ind w:left="720" w:hanging="360"/>
-      </w:pPr>
-    </w:lvl>
-    <w:lvl w:ilvl="1" w:tentative="1">
-      <w:start w:val="1"/>
-      <w:numFmt w:val="decimal"/>
-      <w:lvlText w:val="%2."/>
-      <w:lvlJc w:val="left"/>
-      <w:pPr>
-        <w:tabs>
-          <w:tab w:val="num" w:pos="1440"/>
-        </w:tabs>
-        <w:ind w:left="1440" w:hanging="360"/>
-      </w:pPr>
-    </w:lvl>
-    <w:lvl w:ilvl="2" w:tentative="1">
-      <w:start w:val="1"/>
-      <w:numFmt w:val="decimal"/>
-      <w:lvlText w:val="%3."/>
-      <w:lvlJc w:val="left"/>
-      <w:pPr>
-        <w:tabs>
-          <w:tab w:val="num" w:pos="2160"/>
-        </w:tabs>
-        <w:ind w:left="2160" w:hanging="360"/>
-      </w:pPr>
-    </w:lvl>
-    <w:lvl w:ilvl="3" w:tentative="1">
-      <w:start w:val="1"/>
-      <w:numFmt w:val="decimal"/>
-      <w:lvlText w:val="%4."/>
-      <w:lvlJc w:val="left"/>
-      <w:pPr>
-        <w:tabs>
-          <w:tab w:val="num" w:pos="2880"/>
-        </w:tabs>
-        <w:ind w:left="2880" w:hanging="360"/>
-      </w:pPr>
-    </w:lvl>
-    <w:lvl w:ilvl="4" w:tentative="1">
-      <w:start w:val="1"/>
-      <w:numFmt w:val="decimal"/>
-      <w:lvlText w:val="%5."/>
-      <w:lvlJc w:val="left"/>
-      <w:pPr>
-        <w:tabs>
-          <w:tab w:val="num" w:pos="3600"/>
-        </w:tabs>
-        <w:ind w:left="3600" w:hanging="360"/>
-      </w:pPr>
-    </w:lvl>
-    <w:lvl w:ilvl="5" w:tentative="1">
-      <w:start w:val="1"/>
-      <w:numFmt w:val="decimal"/>
-      <w:lvlText w:val="%6."/>
-      <w:lvlJc w:val="left"/>
-      <w:pPr>
-        <w:tabs>
-          <w:tab w:val="num" w:pos="4320"/>
-        </w:tabs>
-        <w:ind w:left="4320" w:hanging="360"/>
-      </w:pPr>
-    </w:lvl>
-    <w:lvl w:ilvl="6" w:tentative="1">
-      <w:start w:val="1"/>
-      <w:numFmt w:val="decimal"/>
-      <w:lvlText w:val="%7."/>
-      <w:lvlJc w:val="left"/>
-      <w:pPr>
-        <w:tabs>
-          <w:tab w:val="num" w:pos="5040"/>
-        </w:tabs>
-        <w:ind w:left="5040" w:hanging="360"/>
-      </w:pPr>
-    </w:lvl>
-    <w:lvl w:ilvl="7" w:tentative="1">
-      <w:start w:val="1"/>
-      <w:numFmt w:val="decimal"/>
-      <w:lvlText w:val="%8."/>
-      <w:lvlJc w:val="left"/>
-      <w:pPr>
-        <w:tabs>
-          <w:tab w:val="num" w:pos="5760"/>
-        </w:tabs>
-        <w:ind w:left="5760" w:hanging="360"/>
-      </w:pPr>
-    </w:lvl>
-    <w:lvl w:ilvl="8" w:tentative="1">
-      <w:start w:val="1"/>
-      <w:numFmt w:val="decimal"/>
-      <w:lvlText w:val="%9."/>
-      <w:lvlJc w:val="left"/>
-      <w:pPr>
-        <w:tabs>
-          <w:tab w:val="num" w:pos="6480"/>
-        </w:tabs>
-        <w:ind w:left="6480" w:hanging="360"/>
-      </w:pPr>
-    </w:lvl>
-  </w:abstractNum>
-  <w:abstractNum w:abstractNumId="8" w15:restartNumberingAfterBreak="0">
-    <w:nsid w:val="6F2F353A"/>
-    <w:multiLevelType w:val="multilevel"/>
-    <w:tmpl w:val="6D0C01FC"/>
+    <w:tmpl w:val="F5BE22FA"/>
     <w:lvl w:ilvl="0">
       <w:start w:val="1"/>
       <w:numFmt w:val="bullet"/>
@@ -13906,31 +14961,31 @@
     </w:lvl>
   </w:abstractNum>
   <w:num w:numId="1">
+    <w:abstractNumId w:val="5"/>
+  </w:num>
+  <w:num w:numId="2">
     <w:abstractNumId w:val="3"/>
   </w:num>
-  <w:num w:numId="2">
-    <w:abstractNumId w:val="5"/>
+  <w:num w:numId="3">
+    <w:abstractNumId w:val="0"/>
   </w:num>
-  <w:num w:numId="3">
+  <w:num w:numId="4">
+    <w:abstractNumId w:val="4"/>
+  </w:num>
+  <w:num w:numId="5">
+    <w:abstractNumId w:val="1"/>
+  </w:num>
+  <w:num w:numId="6">
+    <w:abstractNumId w:val="2"/>
+  </w:num>
+  <w:num w:numId="7">
+    <w:abstractNumId w:val="7"/>
+  </w:num>
+  <w:num w:numId="8">
     <w:abstractNumId w:val="6"/>
   </w:num>
-  <w:num w:numId="4">
-    <w:abstractNumId w:val="2"/>
-  </w:num>
-  <w:num w:numId="5">
-    <w:abstractNumId w:val="7"/>
-  </w:num>
-  <w:num w:numId="6">
-    <w:abstractNumId w:val="0"/>
-  </w:num>
-  <w:num w:numId="7">
+  <w:num w:numId="9">
     <w:abstractNumId w:val="8"/>
-  </w:num>
-  <w:num w:numId="8">
-    <w:abstractNumId w:val="4"/>
-  </w:num>
-  <w:num w:numId="9">
-    <w:abstractNumId w:val="1"/>
   </w:num>
 </w:numbering>
 </file>

--- a/README.docx
+++ b/README.docx
@@ -10811,6 +10811,598 @@
         <w:rPr>
           <w:rFonts w:ascii="Segoe UI" w:eastAsia="Times New Roman" w:hAnsi="Segoe UI" w:cs="Segoe UI"/>
         </w:rPr>
+        <w:t>Converting images to SVG</w:t>
+      </w:r>
+    </w:p>
+    <w:p>
+      <w:pPr>
+        <w:pStyle w:val="NormalWeb"/>
+        <w:rPr>
+          <w:rFonts w:ascii="Segoe UI" w:hAnsi="Segoe UI" w:cs="Segoe UI"/>
+          <w:sz w:val="22"/>
+          <w:szCs w:val="22"/>
+        </w:rPr>
+      </w:pPr>
+      <w:r>
+        <w:rPr>
+          <w:rFonts w:ascii="Segoe UI" w:hAnsi="Segoe UI" w:cs="Segoe UI"/>
+          <w:b/>
+          <w:bCs/>
+          <w:sz w:val="22"/>
+          <w:szCs w:val="22"/>
+        </w:rPr>
+        <w:t>Tools -&gt; Converting</w:t>
+      </w:r>
+      <w:r>
+        <w:rPr>
+          <w:rFonts w:ascii="Segoe UI" w:hAnsi="Segoe UI" w:cs="Segoe UI"/>
+          <w:sz w:val="22"/>
+          <w:szCs w:val="22"/>
+        </w:rPr>
+        <w:t xml:space="preserve"> outputs PNG, JPG, ICO, GIF and SVG. The first four are pixels; SVG is not, and that difference is the whole feature.</w:t>
+      </w:r>
+    </w:p>
+    <w:p>
+      <w:pPr>
+        <w:pStyle w:val="NormalWeb"/>
+        <w:rPr>
+          <w:rFonts w:ascii="Segoe UI" w:hAnsi="Segoe UI" w:cs="Segoe UI"/>
+          <w:sz w:val="22"/>
+          <w:szCs w:val="22"/>
+        </w:rPr>
+      </w:pPr>
+      <w:r>
+        <w:rPr>
+          <w:rFonts w:ascii="Segoe UI" w:hAnsi="Segoe UI" w:cs="Segoe UI"/>
+          <w:sz w:val="22"/>
+          <w:szCs w:val="22"/>
+        </w:rPr>
+        <w:t>Plenty of "convert to SVG" tools hand back a</w:t>
+      </w:r>
+      <w:r>
+        <w:rPr>
+          <w:rFonts w:ascii="Segoe UI" w:hAnsi="Segoe UI" w:cs="Segoe UI"/>
+          <w:sz w:val="22"/>
+          <w:szCs w:val="22"/>
+        </w:rPr>
+        <w:t xml:space="preserve"> PNG wrapped in an </w:t>
+      </w:r>
+      <w:r>
+        <w:rPr>
+          <w:rStyle w:val="c1"/>
+          <w:rFonts w:cs="Segoe UI"/>
+        </w:rPr>
+        <w:t>&lt;svg&gt;</w:t>
+      </w:r>
+      <w:r>
+        <w:rPr>
+          <w:rFonts w:ascii="Segoe UI" w:hAnsi="Segoe UI" w:cs="Segoe UI"/>
+          <w:sz w:val="22"/>
+          <w:szCs w:val="22"/>
+        </w:rPr>
+        <w:t xml:space="preserve"> element. The file has the right extension and none of the properties anyone wanted one for: it does not scale, it cannot be recoloured, and it is bigger than what went in. </w:t>
+      </w:r>
+      <w:r>
+        <w:rPr>
+          <w:rStyle w:val="c1"/>
+          <w:rFonts w:cs="Segoe UI"/>
+        </w:rPr>
+        <w:t>frontend/src/lib/imageTrace.js</w:t>
+      </w:r>
+      <w:r>
+        <w:rPr>
+          <w:rFonts w:ascii="Segoe UI" w:hAnsi="Segoe UI" w:cs="Segoe UI"/>
+          <w:sz w:val="22"/>
+          <w:szCs w:val="22"/>
+        </w:rPr>
+        <w:t xml:space="preserve"> traces outlines instead:</w:t>
+      </w:r>
+    </w:p>
+    <w:p>
+      <w:pPr>
+        <w:numPr>
+          <w:ilvl w:val="0"/>
+          <w:numId w:val="10"/>
+        </w:numPr>
+        <w:spacing w:before="100" w:beforeAutospacing="1" w:after="100" w:afterAutospacing="1"/>
+        <w:rPr>
+          <w:rFonts w:ascii="Segoe UI" w:eastAsia="Times New Roman" w:hAnsi="Segoe UI" w:cs="Segoe UI"/>
+          <w:sz w:val="22"/>
+          <w:szCs w:val="22"/>
+        </w:rPr>
+      </w:pPr>
+      <w:r>
+        <w:rPr>
+          <w:rFonts w:ascii="Segoe UI" w:eastAsia="Times New Roman" w:hAnsi="Segoe UI" w:cs="Segoe UI"/>
+          <w:sz w:val="22"/>
+          <w:szCs w:val="22"/>
+        </w:rPr>
+        <w:t>red</w:t>
+      </w:r>
+      <w:r>
+        <w:rPr>
+          <w:rFonts w:ascii="Segoe UI" w:eastAsia="Times New Roman" w:hAnsi="Segoe UI" w:cs="Segoe UI"/>
+          <w:sz w:val="22"/>
+          <w:szCs w:val="22"/>
+        </w:rPr>
+        <w:t xml:space="preserve">uce the image to a small palette (gifenc, already vendored for GIF), </w:t>
+      </w:r>
+    </w:p>
+    <w:p>
+      <w:pPr>
+        <w:numPr>
+          <w:ilvl w:val="0"/>
+          <w:numId w:val="10"/>
+        </w:numPr>
+        <w:spacing w:before="100" w:beforeAutospacing="1" w:after="100" w:afterAutospacing="1"/>
+        <w:rPr>
+          <w:rFonts w:ascii="Segoe UI" w:eastAsia="Times New Roman" w:hAnsi="Segoe UI" w:cs="Segoe UI"/>
+          <w:sz w:val="22"/>
+          <w:szCs w:val="22"/>
+        </w:rPr>
+      </w:pPr>
+      <w:r>
+        <w:rPr>
+          <w:rFonts w:ascii="Segoe UI" w:eastAsia="Times New Roman" w:hAnsi="Segoe UI" w:cs="Segoe UI"/>
+          <w:sz w:val="22"/>
+          <w:szCs w:val="22"/>
+        </w:rPr>
+        <w:t xml:space="preserve">for each colour, walk the boundary between its pixels and everything else, </w:t>
+      </w:r>
+      <w:r>
+        <w:rPr>
+          <w:rFonts w:ascii="Segoe UI" w:eastAsia="Times New Roman" w:hAnsi="Segoe UI" w:cs="Segoe UI"/>
+          <w:sz w:val="22"/>
+          <w:szCs w:val="22"/>
+        </w:rPr>
+        <w:br/>
+        <w:t xml:space="preserve">which gives closed polygons on the pixel grid, </w:t>
+      </w:r>
+    </w:p>
+    <w:p>
+      <w:pPr>
+        <w:numPr>
+          <w:ilvl w:val="0"/>
+          <w:numId w:val="10"/>
+        </w:numPr>
+        <w:spacing w:before="100" w:beforeAutospacing="1" w:after="100" w:afterAutospacing="1"/>
+        <w:rPr>
+          <w:rFonts w:ascii="Segoe UI" w:eastAsia="Times New Roman" w:hAnsi="Segoe UI" w:cs="Segoe UI"/>
+          <w:sz w:val="22"/>
+          <w:szCs w:val="22"/>
+        </w:rPr>
+      </w:pPr>
+      <w:r>
+        <w:rPr>
+          <w:rFonts w:ascii="Segoe UI" w:eastAsia="Times New Roman" w:hAnsi="Segoe UI" w:cs="Segoe UI"/>
+          <w:sz w:val="22"/>
+          <w:szCs w:val="22"/>
+        </w:rPr>
+        <w:t>drop the points that do not change the shape (Ramer-Douglas-Pe</w:t>
+      </w:r>
+      <w:r>
+        <w:rPr>
+          <w:rFonts w:ascii="Segoe UI" w:eastAsia="Times New Roman" w:hAnsi="Segoe UI" w:cs="Segoe UI"/>
+          <w:sz w:val="22"/>
+          <w:szCs w:val="22"/>
+        </w:rPr>
+        <w:t xml:space="preserve">ucker), </w:t>
+      </w:r>
+    </w:p>
+    <w:p>
+      <w:pPr>
+        <w:numPr>
+          <w:ilvl w:val="0"/>
+          <w:numId w:val="10"/>
+        </w:numPr>
+        <w:spacing w:before="100" w:beforeAutospacing="1" w:after="100" w:afterAutospacing="1"/>
+        <w:rPr>
+          <w:rFonts w:ascii="Segoe UI" w:eastAsia="Times New Roman" w:hAnsi="Segoe UI" w:cs="Segoe UI"/>
+          <w:sz w:val="22"/>
+          <w:szCs w:val="22"/>
+        </w:rPr>
+      </w:pPr>
+      <w:r>
+        <w:rPr>
+          <w:rFonts w:ascii="Segoe UI" w:eastAsia="Times New Roman" w:hAnsi="Segoe UI" w:cs="Segoe UI"/>
+          <w:sz w:val="22"/>
+          <w:szCs w:val="22"/>
+        </w:rPr>
+        <w:t xml:space="preserve">emit one </w:t>
+      </w:r>
+      <w:r>
+        <w:rPr>
+          <w:rStyle w:val="c1"/>
+          <w:rFonts w:eastAsia="Times New Roman" w:cs="Segoe UI"/>
+        </w:rPr>
+        <w:t>&lt;path&gt;</w:t>
+      </w:r>
+      <w:r>
+        <w:rPr>
+          <w:rFonts w:ascii="Segoe UI" w:eastAsia="Times New Roman" w:hAnsi="Segoe UI" w:cs="Segoe UI"/>
+          <w:sz w:val="22"/>
+          <w:szCs w:val="22"/>
+        </w:rPr>
+        <w:t xml:space="preserve"> per colour. </w:t>
+      </w:r>
+    </w:p>
+    <w:p>
+      <w:pPr>
+        <w:pStyle w:val="NormalWeb"/>
+        <w:rPr>
+          <w:rFonts w:ascii="Segoe UI" w:hAnsi="Segoe UI" w:cs="Segoe UI"/>
+          <w:sz w:val="22"/>
+          <w:szCs w:val="22"/>
+        </w:rPr>
+      </w:pPr>
+      <w:r>
+        <w:rPr>
+          <w:rFonts w:ascii="Segoe UI" w:hAnsi="Segoe UI" w:cs="Segoe UI"/>
+          <w:sz w:val="22"/>
+          <w:szCs w:val="22"/>
+        </w:rPr>
+        <w:t xml:space="preserve">Two controls: </w:t>
+      </w:r>
+      <w:r>
+        <w:rPr>
+          <w:rFonts w:ascii="Segoe UI" w:hAnsi="Segoe UI" w:cs="Segoe UI"/>
+          <w:b/>
+          <w:bCs/>
+          <w:sz w:val="22"/>
+          <w:szCs w:val="22"/>
+        </w:rPr>
+        <w:t>Colours</w:t>
+      </w:r>
+      <w:r>
+        <w:rPr>
+          <w:rFonts w:ascii="Segoe UI" w:hAnsi="Segoe UI" w:cs="Segoe UI"/>
+          <w:sz w:val="22"/>
+          <w:szCs w:val="22"/>
+        </w:rPr>
+        <w:t xml:space="preserve"> (2-32) and </w:t>
+      </w:r>
+      <w:r>
+        <w:rPr>
+          <w:rFonts w:ascii="Segoe UI" w:hAnsi="Segoe UI" w:cs="Segoe UI"/>
+          <w:b/>
+          <w:bCs/>
+          <w:sz w:val="22"/>
+          <w:szCs w:val="22"/>
+        </w:rPr>
+        <w:t>Detail</w:t>
+      </w:r>
+      <w:r>
+        <w:rPr>
+          <w:rFonts w:ascii="Segoe UI" w:hAnsi="Segoe UI" w:cs="Segoe UI"/>
+          <w:sz w:val="22"/>
+          <w:szCs w:val="22"/>
+        </w:rPr>
+        <w:t xml:space="preserve"> (0-100, the simplification tolerance inverted). The result is previewed beside the source, because those two settings have no right value in the abstract — only for the picture i</w:t>
+      </w:r>
+      <w:r>
+        <w:rPr>
+          <w:rFonts w:ascii="Segoe UI" w:hAnsi="Segoe UI" w:cs="Segoe UI"/>
+          <w:sz w:val="22"/>
+          <w:szCs w:val="22"/>
+        </w:rPr>
+        <w:t>n front of you, and tuning them by downloading each attempt is not tuning them.</w:t>
+      </w:r>
+    </w:p>
+    <w:p>
+      <w:pPr>
+        <w:pStyle w:val="NormalWeb"/>
+        <w:rPr>
+          <w:rFonts w:ascii="Segoe UI" w:hAnsi="Segoe UI" w:cs="Segoe UI"/>
+          <w:sz w:val="22"/>
+          <w:szCs w:val="22"/>
+        </w:rPr>
+      </w:pPr>
+      <w:r>
+        <w:rPr>
+          <w:rFonts w:ascii="Segoe UI" w:hAnsi="Segoe UI" w:cs="Segoe UI"/>
+          <w:b/>
+          <w:bCs/>
+          <w:sz w:val="22"/>
+          <w:szCs w:val="22"/>
+        </w:rPr>
+        <w:t>It suits flat artwork and not photographs.</w:t>
+      </w:r>
+      <w:r>
+        <w:rPr>
+          <w:rFonts w:ascii="Segoe UI" w:hAnsi="Segoe UI" w:cs="Segoe UI"/>
+          <w:sz w:val="22"/>
+          <w:szCs w:val="22"/>
+        </w:rPr>
+        <w:t xml:space="preserve"> Tracing follows areas of one colour, so logos, icons, screenshots and line art come out well. A photograph has no flat areas; it trac</w:t>
+      </w:r>
+      <w:r>
+        <w:rPr>
+          <w:rFonts w:ascii="Segoe UI" w:hAnsi="Segoe UI" w:cs="Segoe UI"/>
+          <w:sz w:val="22"/>
+          <w:szCs w:val="22"/>
+        </w:rPr>
+        <w:t>es into thousands of blotches, larger than the file it came from and worse to look at. The panel says so before the conversion rather than after it.</w:t>
+      </w:r>
+    </w:p>
+    <w:p>
+      <w:pPr>
+        <w:pStyle w:val="NormalWeb"/>
+        <w:rPr>
+          <w:rFonts w:ascii="Segoe UI" w:hAnsi="Segoe UI" w:cs="Segoe UI"/>
+          <w:sz w:val="22"/>
+          <w:szCs w:val="22"/>
+        </w:rPr>
+      </w:pPr>
+      <w:r>
+        <w:rPr>
+          <w:rFonts w:ascii="Segoe UI" w:hAnsi="Segoe UI" w:cs="Segoe UI"/>
+          <w:sz w:val="22"/>
+          <w:szCs w:val="22"/>
+        </w:rPr>
+        <w:t>Three details that are easy to get wrong:</w:t>
+      </w:r>
+    </w:p>
+    <w:p>
+      <w:pPr>
+        <w:numPr>
+          <w:ilvl w:val="0"/>
+          <w:numId w:val="11"/>
+        </w:numPr>
+        <w:spacing w:before="100" w:beforeAutospacing="1" w:after="100" w:afterAutospacing="1"/>
+        <w:rPr>
+          <w:rFonts w:ascii="Segoe UI" w:eastAsia="Times New Roman" w:hAnsi="Segoe UI" w:cs="Segoe UI"/>
+          <w:sz w:val="22"/>
+          <w:szCs w:val="22"/>
+        </w:rPr>
+      </w:pPr>
+      <w:r>
+        <w:rPr>
+          <w:rFonts w:ascii="Segoe UI" w:eastAsia="Times New Roman" w:hAnsi="Segoe UI" w:cs="Segoe UI"/>
+          <w:b/>
+          <w:bCs/>
+          <w:sz w:val="22"/>
+          <w:szCs w:val="22"/>
+        </w:rPr>
+        <w:t>The winding does the holes.</w:t>
+      </w:r>
+      <w:r>
+        <w:rPr>
+          <w:rFonts w:ascii="Segoe UI" w:eastAsia="Times New Roman" w:hAnsi="Segoe UI" w:cs="Segoe UI"/>
+          <w:sz w:val="22"/>
+          <w:szCs w:val="22"/>
+        </w:rPr>
+        <w:t xml:space="preserve"> Each pixel contributes the sides faci</w:t>
+      </w:r>
+      <w:r>
+        <w:rPr>
+          <w:rFonts w:ascii="Segoe UI" w:eastAsia="Times New Roman" w:hAnsi="Segoe UI" w:cs="Segoe UI"/>
+          <w:sz w:val="22"/>
+          <w:szCs w:val="22"/>
+        </w:rPr>
+        <w:t xml:space="preserve">ng a </w:t>
+      </w:r>
+      <w:r>
+        <w:rPr>
+          <w:rFonts w:ascii="Segoe UI" w:eastAsia="Times New Roman" w:hAnsi="Segoe UI" w:cs="Segoe UI"/>
+          <w:sz w:val="22"/>
+          <w:szCs w:val="22"/>
+        </w:rPr>
+        <w:br/>
+        <w:t xml:space="preserve">different colour, wound clockwise, so chaining them gives outer boundaries clockwise and holes anticlockwise — which is exactly what </w:t>
+      </w:r>
+      <w:r>
+        <w:rPr>
+          <w:rStyle w:val="c1"/>
+          <w:rFonts w:eastAsia="Times New Roman" w:cs="Segoe UI"/>
+        </w:rPr>
+        <w:t>fill-rule="evenodd"</w:t>
+      </w:r>
+      <w:r>
+        <w:rPr>
+          <w:rFonts w:ascii="Segoe UI" w:eastAsia="Times New Roman" w:hAnsi="Segoe UI" w:cs="Segoe UI"/>
+          <w:sz w:val="22"/>
+          <w:szCs w:val="22"/>
+        </w:rPr>
+        <w:t xml:space="preserve"> needs. The letter O comes out with a hole in it and no special case. </w:t>
+      </w:r>
+    </w:p>
+    <w:p>
+      <w:pPr>
+        <w:numPr>
+          <w:ilvl w:val="0"/>
+          <w:numId w:val="11"/>
+        </w:numPr>
+        <w:spacing w:before="100" w:beforeAutospacing="1" w:after="100" w:afterAutospacing="1"/>
+        <w:rPr>
+          <w:rFonts w:ascii="Segoe UI" w:eastAsia="Times New Roman" w:hAnsi="Segoe UI" w:cs="Segoe UI"/>
+          <w:sz w:val="22"/>
+          <w:szCs w:val="22"/>
+        </w:rPr>
+      </w:pPr>
+      <w:r>
+        <w:rPr>
+          <w:rFonts w:ascii="Segoe UI" w:eastAsia="Times New Roman" w:hAnsi="Segoe UI" w:cs="Segoe UI"/>
+          <w:b/>
+          <w:bCs/>
+          <w:sz w:val="22"/>
+          <w:szCs w:val="22"/>
+        </w:rPr>
+        <w:t>The dominant colour becomes</w:t>
+      </w:r>
+      <w:r>
+        <w:rPr>
+          <w:rFonts w:ascii="Segoe UI" w:eastAsia="Times New Roman" w:hAnsi="Segoe UI" w:cs="Segoe UI"/>
+          <w:b/>
+          <w:bCs/>
+          <w:sz w:val="22"/>
+          <w:szCs w:val="22"/>
+        </w:rPr>
+        <w:t xml:space="preserve"> a </w:t>
+      </w:r>
+      <w:r>
+        <w:rPr>
+          <w:rStyle w:val="c1"/>
+          <w:rFonts w:eastAsia="Times New Roman" w:cs="Segoe UI"/>
+          <w:b/>
+          <w:bCs/>
+        </w:rPr>
+        <w:t>&lt;rect&gt;</w:t>
+      </w:r>
+      <w:r>
+        <w:rPr>
+          <w:rFonts w:ascii="Segoe UI" w:eastAsia="Times New Roman" w:hAnsi="Segoe UI" w:cs="Segoe UI"/>
+          <w:b/>
+          <w:bCs/>
+          <w:sz w:val="22"/>
+          <w:szCs w:val="22"/>
+        </w:rPr>
+        <w:t>,</w:t>
+      </w:r>
+      <w:r>
+        <w:rPr>
+          <w:rFonts w:ascii="Segoe UI" w:eastAsia="Times New Roman" w:hAnsi="Segoe UI" w:cs="Segoe UI"/>
+          <w:sz w:val="22"/>
+          <w:szCs w:val="22"/>
+        </w:rPr>
+        <w:t xml:space="preserve"> when nothing is transparent. It </w:t>
+      </w:r>
+      <w:r>
+        <w:rPr>
+          <w:rFonts w:ascii="Segoe UI" w:eastAsia="Times New Roman" w:hAnsi="Segoe UI" w:cs="Segoe UI"/>
+          <w:sz w:val="22"/>
+          <w:szCs w:val="22"/>
+        </w:rPr>
+        <w:br/>
+        <w:t>is the single biggest saving in the file, and it removes the hairline seams: neighbouring paths share an edge exactly, but each is anti-aliased independently, so the two halves of a boundary pixel blend to less t</w:t>
+      </w:r>
+      <w:r>
+        <w:rPr>
+          <w:rFonts w:ascii="Segoe UI" w:eastAsia="Times New Roman" w:hAnsi="Segoe UI" w:cs="Segoe UI"/>
+          <w:sz w:val="22"/>
+          <w:szCs w:val="22"/>
+        </w:rPr>
+        <w:t xml:space="preserve">han full coverage and a pale line shows through. A solid layer underneath leaves nothing to show through. </w:t>
+      </w:r>
+    </w:p>
+    <w:p>
+      <w:pPr>
+        <w:numPr>
+          <w:ilvl w:val="0"/>
+          <w:numId w:val="11"/>
+        </w:numPr>
+        <w:spacing w:before="100" w:beforeAutospacing="1" w:after="100" w:afterAutospacing="1"/>
+        <w:rPr>
+          <w:rFonts w:ascii="Segoe UI" w:eastAsia="Times New Roman" w:hAnsi="Segoe UI" w:cs="Segoe UI"/>
+          <w:sz w:val="22"/>
+          <w:szCs w:val="22"/>
+        </w:rPr>
+      </w:pPr>
+      <w:r>
+        <w:rPr>
+          <w:rFonts w:ascii="Segoe UI" w:eastAsia="Times New Roman" w:hAnsi="Segoe UI" w:cs="Segoe UI"/>
+          <w:b/>
+          <w:bCs/>
+          <w:sz w:val="22"/>
+          <w:szCs w:val="22"/>
+        </w:rPr>
+        <w:t>Tracing is capped at 800px</w:t>
+      </w:r>
+      <w:r>
+        <w:rPr>
+          <w:rFonts w:ascii="Segoe UI" w:eastAsia="Times New Roman" w:hAnsi="Segoe UI" w:cs="Segoe UI"/>
+          <w:sz w:val="22"/>
+          <w:szCs w:val="22"/>
+        </w:rPr>
+        <w:t xml:space="preserve"> regardless of the output size. Past that, </w:t>
+      </w:r>
+      <w:r>
+        <w:rPr>
+          <w:rFonts w:ascii="Segoe UI" w:eastAsia="Times New Roman" w:hAnsi="Segoe UI" w:cs="Segoe UI"/>
+          <w:sz w:val="22"/>
+          <w:szCs w:val="22"/>
+        </w:rPr>
+        <w:br/>
+        <w:t>extra pixels stop adding shape and start adding noise along every edge: more po</w:t>
+      </w:r>
+      <w:r>
+        <w:rPr>
+          <w:rFonts w:ascii="Segoe UI" w:eastAsia="Times New Roman" w:hAnsi="Segoe UI" w:cs="Segoe UI"/>
+          <w:sz w:val="22"/>
+          <w:szCs w:val="22"/>
+        </w:rPr>
+        <w:t xml:space="preserve">ints, a bigger file, no more detail. The SVG carries a </w:t>
+      </w:r>
+      <w:r>
+        <w:rPr>
+          <w:rStyle w:val="c1"/>
+          <w:rFonts w:eastAsia="Times New Roman" w:cs="Segoe UI"/>
+        </w:rPr>
+        <w:t>viewBox</w:t>
+      </w:r>
+      <w:r>
+        <w:rPr>
+          <w:rFonts w:ascii="Segoe UI" w:eastAsia="Times New Roman" w:hAnsi="Segoe UI" w:cs="Segoe UI"/>
+          <w:sz w:val="22"/>
+          <w:szCs w:val="22"/>
+        </w:rPr>
+        <w:t xml:space="preserve">, so the result still scales to whatever size was asked for. </w:t>
+      </w:r>
+    </w:p>
+    <w:p>
+      <w:pPr>
+        <w:pStyle w:val="NormalWeb"/>
+        <w:rPr>
+          <w:rFonts w:ascii="Segoe UI" w:hAnsi="Segoe UI" w:cs="Segoe UI"/>
+          <w:sz w:val="22"/>
+          <w:szCs w:val="22"/>
+        </w:rPr>
+      </w:pPr>
+      <w:r>
+        <w:rPr>
+          <w:rFonts w:ascii="Segoe UI" w:hAnsi="Segoe UI" w:cs="Segoe UI"/>
+          <w:sz w:val="22"/>
+          <w:szCs w:val="22"/>
+        </w:rPr>
+        <w:t xml:space="preserve">An SVG converted </w:t>
+      </w:r>
+      <w:r>
+        <w:rPr>
+          <w:rFonts w:ascii="Segoe UI" w:hAnsi="Segoe UI" w:cs="Segoe UI"/>
+          <w:i/>
+          <w:iCs/>
+          <w:sz w:val="22"/>
+          <w:szCs w:val="22"/>
+        </w:rPr>
+        <w:t>to</w:t>
+      </w:r>
+      <w:r>
+        <w:rPr>
+          <w:rFonts w:ascii="Segoe UI" w:hAnsi="Segoe UI" w:cs="Segoe UI"/>
+          <w:sz w:val="22"/>
+          <w:szCs w:val="22"/>
+        </w:rPr>
+        <w:t xml:space="preserve"> SVG is resized, not traced. Rasterising a drawing that is already made of shapes and then guessing those shapes </w:t>
+      </w:r>
+      <w:r>
+        <w:rPr>
+          <w:rFonts w:ascii="Segoe UI" w:hAnsi="Segoe UI" w:cs="Segoe UI"/>
+          <w:sz w:val="22"/>
+          <w:szCs w:val="22"/>
+        </w:rPr>
+        <w:t>back would lose every one of them.</w:t>
+      </w:r>
+    </w:p>
+    <w:p>
+      <w:pPr>
+        <w:pStyle w:val="Heading2"/>
+        <w:rPr>
+          <w:rFonts w:ascii="Segoe UI" w:eastAsia="Times New Roman" w:hAnsi="Segoe UI" w:cs="Segoe UI"/>
+        </w:rPr>
+      </w:pPr>
+      <w:r>
+        <w:rPr>
+          <w:rFonts w:ascii="Segoe UI" w:eastAsia="Times New Roman" w:hAnsi="Segoe UI" w:cs="Segoe UI"/>
+        </w:rPr>
         <w:t>YOLO labelling</w:t>
       </w:r>
     </w:p>
@@ -10829,15 +11421,15 @@
           <w:sz w:val="22"/>
           <w:szCs w:val="22"/>
         </w:rPr>
-        <w:t>The Labelling tab on the YOLO page turns a folder of images into a YOLO dataset. It runs entirely in the browser: the images are read from a folder you pick and are never uploaded, which is t</w:t>
-      </w:r>
-      <w:r>
-        <w:rPr>
-          <w:rFonts w:ascii="Segoe UI" w:hAnsi="Segoe UI" w:cs="Segoe UI"/>
-          <w:sz w:val="22"/>
-          <w:szCs w:val="22"/>
-        </w:rPr>
-        <w:t>he only sane arrangement when a dataset is routinely thousands of files and many gigabytes.</w:t>
+        <w:t>The Labelling tab on the YOLO page turns a folder of images into a YOLO dataset. It runs entirely in the browser: the images are read from a folder you pick and are never uploaded, which is the only sane ar</w:t>
+      </w:r>
+      <w:r>
+        <w:rPr>
+          <w:rFonts w:ascii="Segoe UI" w:hAnsi="Segoe UI" w:cs="Segoe UI"/>
+          <w:sz w:val="22"/>
+          <w:szCs w:val="22"/>
+        </w:rPr>
+        <w:t>rangement when a dataset is routinely thousands of files and many gigabytes.</w:t>
       </w:r>
     </w:p>
     <w:p>
@@ -11419,15 +12011,7 @@
           <w:sz w:val="22"/>
           <w:szCs w:val="22"/>
         </w:rPr>
-        <w:t xml:space="preserve">An image you opened and deliberately left empty gets </w:t>
-      </w:r>
-      <w:r>
-        <w:rPr>
-          <w:rFonts w:ascii="Segoe UI" w:hAnsi="Segoe UI" w:cs="Segoe UI"/>
-          <w:sz w:val="22"/>
-          <w:szCs w:val="22"/>
-        </w:rPr>
-        <w:t xml:space="preserve">a </w:t>
+        <w:t xml:space="preserve">An image you opened and deliberately left empty gets a </w:t>
       </w:r>
       <w:r>
         <w:rPr>
@@ -11467,7 +12051,14 @@
           <w:rStyle w:val="c1"/>
           <w:rFonts w:cs="Segoe UI"/>
         </w:rPr>
-        <w:t>labels/&lt;image&gt;.txt</w:t>
+        <w:t>labels/&lt;i</w:t>
+      </w:r>
+      <w:r>
+        <w:rPr>
+          <w:rStyle w:val="c1"/>
+          <w:rFonts w:cs="Segoe UI"/>
+        </w:rPr>
+        <w:t>mage&gt;.txt</w:t>
       </w:r>
       <w:r>
         <w:rPr>
@@ -11505,15 +12096,15 @@
           <w:sz w:val="22"/>
           <w:szCs w:val="22"/>
         </w:rPr>
-        <w:t>, which is the layo</w:t>
-      </w:r>
-      <w:r>
-        <w:rPr>
-          <w:rFonts w:ascii="Segoe UI" w:hAnsi="Segoe UI" w:cs="Segoe UI"/>
-          <w:sz w:val="22"/>
-          <w:szCs w:val="22"/>
-        </w:rPr>
-        <w:t xml:space="preserve">ut Ultralytics trains from. The images are deliberately not in the archive — they are already in a folder on your machine, and copying them through the browser to hand them straight back is not a service. </w:t>
+        <w:t>, which is the layout Ultralytics trains from. The images are deliberately not in the archive — they are already in a folder on your machine, and copying them through the browser to hand them straight back is not a service</w:t>
+      </w:r>
+      <w:r>
+        <w:rPr>
+          <w:rFonts w:ascii="Segoe UI" w:hAnsi="Segoe UI" w:cs="Segoe UI"/>
+          <w:sz w:val="22"/>
+          <w:szCs w:val="22"/>
+        </w:rPr>
+        <w:t xml:space="preserve">. </w:t>
       </w:r>
       <w:r>
         <w:rPr>
@@ -11558,15 +12149,7 @@
           <w:sz w:val="22"/>
           <w:szCs w:val="22"/>
         </w:rPr>
-        <w:t xml:space="preserve"> at the same folder a</w:t>
-      </w:r>
-      <w:r>
-        <w:rPr>
-          <w:rFonts w:ascii="Segoe UI" w:hAnsi="Segoe UI" w:cs="Segoe UI"/>
-          <w:sz w:val="22"/>
-          <w:szCs w:val="22"/>
-        </w:rPr>
-        <w:t>nd says so in a comment; split them before training or the numbers will flatter you.</w:t>
+        <w:t xml:space="preserve"> at the same folder and says so in a comment; split them before training or the numbers will flatter you.</w:t>
       </w:r>
     </w:p>
     <w:p>
@@ -11584,15 +12167,15 @@
           <w:sz w:val="22"/>
           <w:szCs w:val="22"/>
         </w:rPr>
-        <w:t>A shape that does not match the chosen task is converted rather than dropped: a polygon exported for detection becomes its bounding box, and a box exported for segmentatio</w:t>
-      </w:r>
-      <w:r>
-        <w:rPr>
-          <w:rFonts w:ascii="Segoe UI" w:hAnsi="Segoe UI" w:cs="Segoe UI"/>
-          <w:sz w:val="22"/>
-          <w:szCs w:val="22"/>
-        </w:rPr>
-        <w:t>n becomes its four corners. Silently losing labels at export is the worst thing a labelling tool can do.</w:t>
+        <w:t>A shape that does not match the chosen task is converted rather than dropped: a polygon exported for detection becomes</w:t>
+      </w:r>
+      <w:r>
+        <w:rPr>
+          <w:rFonts w:ascii="Segoe UI" w:hAnsi="Segoe UI" w:cs="Segoe UI"/>
+          <w:sz w:val="22"/>
+          <w:szCs w:val="22"/>
+        </w:rPr>
+        <w:t xml:space="preserve"> its bounding box, and a box exported for segmentation becomes its four corners. Silently losing labels at export is the worst thing a labelling tool can do.</w:t>
       </w:r>
     </w:p>
     <w:p>
@@ -11641,23 +12224,22 @@
           <w:rStyle w:val="c1"/>
           <w:rFonts w:cs="Segoe UI"/>
         </w:rPr>
-        <w:t>localStorage</w:t>
-      </w:r>
-      <w:r>
-        <w:rPr>
-          <w:rFonts w:ascii="Segoe UI" w:hAnsi="Segoe UI" w:cs="Segoe UI"/>
-          <w:sz w:val="22"/>
-          <w:szCs w:val="22"/>
-        </w:rPr>
-        <w:t xml:space="preserve"> and matched back by path when you reopen the</w:t>
-      </w:r>
-      <w:r>
-        <w:rPr>
-          <w:rFonts w:ascii="Segoe UI" w:hAnsi="Segoe UI" w:cs="Segoe UI"/>
-          <w:sz w:val="22"/>
-          <w:szCs w:val="22"/>
-        </w:rPr>
-        <w:t xml:space="preserve"> same folder. A browser cannot hold a directory handle across a reload without the File System Access API, so you do have to pick the folder again.</w:t>
+        <w:t>loca</w:t>
+      </w:r>
+      <w:r>
+        <w:rPr>
+          <w:rStyle w:val="c1"/>
+          <w:rFonts w:cs="Segoe UI"/>
+        </w:rPr>
+        <w:t>lStorage</w:t>
+      </w:r>
+      <w:r>
+        <w:rPr>
+          <w:rFonts w:ascii="Segoe UI" w:hAnsi="Segoe UI" w:cs="Segoe UI"/>
+          <w:sz w:val="22"/>
+          <w:szCs w:val="22"/>
+        </w:rPr>
+        <w:t xml:space="preserve"> and matched back by path when you reopen the same folder. A browser cannot hold a directory handle across a reload without the File System Access API, so you do have to pick the folder again.</w:t>
       </w:r>
     </w:p>
     <w:p>
@@ -11677,119 +12259,8 @@
           <w:sz w:val="22"/>
           <w:szCs w:val="22"/>
         </w:rPr>
-        <w:t>The path inside the folder is the identity, not the file name.</w:t>
-      </w:r>
-      <w:r>
-        <w:rPr>
-          <w:rFonts w:ascii="Segoe UI" w:hAnsi="Segoe UI" w:cs="Segoe UI"/>
-          <w:sz w:val="22"/>
-          <w:szCs w:val="22"/>
-        </w:rPr>
-        <w:t xml:space="preserve"> A dataset split into </w:t>
-      </w:r>
-      <w:r>
-        <w:rPr>
-          <w:rStyle w:val="c1"/>
-          <w:rFonts w:cs="Segoe UI"/>
-        </w:rPr>
-        <w:t>train/</w:t>
-      </w:r>
-      <w:r>
-        <w:rPr>
-          <w:rFonts w:ascii="Segoe UI" w:hAnsi="Segoe UI" w:cs="Segoe UI"/>
-          <w:sz w:val="22"/>
-          <w:szCs w:val="22"/>
-        </w:rPr>
-        <w:t xml:space="preserve"> and </w:t>
-      </w:r>
-      <w:r>
-        <w:rPr>
-          <w:rStyle w:val="c1"/>
-          <w:rFonts w:cs="Segoe UI"/>
-        </w:rPr>
-        <w:t>val/</w:t>
-      </w:r>
-      <w:r>
-        <w:rPr>
-          <w:rFonts w:ascii="Segoe UI" w:hAnsi="Segoe UI" w:cs="Segoe UI"/>
-          <w:sz w:val="22"/>
-          <w:szCs w:val="22"/>
-        </w:rPr>
-        <w:t xml:space="preserve"> subfolde</w:t>
-      </w:r>
-      <w:r>
-        <w:rPr>
-          <w:rFonts w:ascii="Segoe UI" w:hAnsi="Segoe UI" w:cs="Segoe UI"/>
-          <w:sz w:val="22"/>
-          <w:szCs w:val="22"/>
-        </w:rPr>
-        <w:t>rs very often holds the same file name in both, and keying on the name alone would merge their labels and then write two entries to the same path in the archive.</w:t>
-      </w:r>
-    </w:p>
-    <w:p>
-      <w:pPr>
-        <w:pStyle w:val="NormalWeb"/>
-        <w:rPr>
-          <w:rFonts w:ascii="Segoe UI" w:hAnsi="Segoe UI" w:cs="Segoe UI"/>
-          <w:sz w:val="22"/>
-          <w:szCs w:val="22"/>
-        </w:rPr>
-      </w:pPr>
-      <w:r>
-        <w:rPr>
-          <w:rFonts w:ascii="Segoe UI" w:hAnsi="Segoe UI" w:cs="Segoe UI"/>
-          <w:sz w:val="22"/>
-          <w:szCs w:val="22"/>
-        </w:rPr>
-        <w:t xml:space="preserve">The zip is assembled by </w:t>
-      </w:r>
-      <w:r>
-        <w:rPr>
-          <w:rStyle w:val="c1"/>
-          <w:rFonts w:cs="Segoe UI"/>
-        </w:rPr>
-        <w:t>frontend/src/lib/zipWriter.js</w:t>
-      </w:r>
-      <w:r>
-        <w:rPr>
-          <w:rFonts w:ascii="Segoe UI" w:hAnsi="Segoe UI" w:cs="Segoe UI"/>
-          <w:sz w:val="22"/>
-          <w:szCs w:val="22"/>
-        </w:rPr>
-        <w:t>, a stored-only (uncompressed) ZIP writer</w:t>
-      </w:r>
-      <w:r>
-        <w:rPr>
-          <w:rFonts w:ascii="Segoe UI" w:hAnsi="Segoe UI" w:cs="Segoe UI"/>
-          <w:sz w:val="22"/>
-          <w:szCs w:val="22"/>
-        </w:rPr>
-        <w:t xml:space="preserve"> — there is no zip dependency in this project and label files are a few hundred bytes of digits each, so a deflate implementation would be carried for nothing. Every unzip tool reads method 0.</w:t>
-      </w:r>
-    </w:p>
-    <w:p>
-      <w:pPr>
-        <w:pStyle w:val="Heading2"/>
-        <w:rPr>
-          <w:rFonts w:ascii="Segoe UI" w:eastAsia="Times New Roman" w:hAnsi="Segoe UI" w:cs="Segoe UI"/>
-        </w:rPr>
-      </w:pPr>
-      <w:r>
-        <w:rPr>
-          <w:rFonts w:ascii="Segoe UI" w:eastAsia="Times New Roman" w:hAnsi="Segoe UI" w:cs="Segoe UI"/>
-        </w:rPr>
-        <w:t>LVGL converters</w:t>
-      </w:r>
-    </w:p>
-    <w:p>
-      <w:pPr>
-        <w:pStyle w:val="NormalWeb"/>
-        <w:rPr>
-          <w:rFonts w:ascii="Segoe UI" w:hAnsi="Segoe UI" w:cs="Segoe UI"/>
-          <w:sz w:val="22"/>
-          <w:szCs w:val="22"/>
-        </w:rPr>
-      </w:pPr>
+        <w:t>The path inside the folder is the identity, not the fil</w:t>
+      </w:r>
       <w:r>
         <w:rPr>
           <w:rFonts w:ascii="Segoe UI" w:hAnsi="Segoe UI" w:cs="Segoe UI"/>
@@ -11798,6 +12269,124 @@
           <w:sz w:val="22"/>
           <w:szCs w:val="22"/>
         </w:rPr>
+        <w:t>e name.</w:t>
+      </w:r>
+      <w:r>
+        <w:rPr>
+          <w:rFonts w:ascii="Segoe UI" w:hAnsi="Segoe UI" w:cs="Segoe UI"/>
+          <w:sz w:val="22"/>
+          <w:szCs w:val="22"/>
+        </w:rPr>
+        <w:t xml:space="preserve"> A dataset split into </w:t>
+      </w:r>
+      <w:r>
+        <w:rPr>
+          <w:rStyle w:val="c1"/>
+          <w:rFonts w:cs="Segoe UI"/>
+        </w:rPr>
+        <w:t>train/</w:t>
+      </w:r>
+      <w:r>
+        <w:rPr>
+          <w:rFonts w:ascii="Segoe UI" w:hAnsi="Segoe UI" w:cs="Segoe UI"/>
+          <w:sz w:val="22"/>
+          <w:szCs w:val="22"/>
+        </w:rPr>
+        <w:t xml:space="preserve"> and </w:t>
+      </w:r>
+      <w:r>
+        <w:rPr>
+          <w:rStyle w:val="c1"/>
+          <w:rFonts w:cs="Segoe UI"/>
+        </w:rPr>
+        <w:t>val/</w:t>
+      </w:r>
+      <w:r>
+        <w:rPr>
+          <w:rFonts w:ascii="Segoe UI" w:hAnsi="Segoe UI" w:cs="Segoe UI"/>
+          <w:sz w:val="22"/>
+          <w:szCs w:val="22"/>
+        </w:rPr>
+        <w:t xml:space="preserve"> subfolders very often holds the same file name in both, and keying on the name alone would merge their labels and then write two entries to the same path in the archive.</w:t>
+      </w:r>
+    </w:p>
+    <w:p>
+      <w:pPr>
+        <w:pStyle w:val="NormalWeb"/>
+        <w:rPr>
+          <w:rFonts w:ascii="Segoe UI" w:hAnsi="Segoe UI" w:cs="Segoe UI"/>
+          <w:sz w:val="22"/>
+          <w:szCs w:val="22"/>
+        </w:rPr>
+      </w:pPr>
+      <w:r>
+        <w:rPr>
+          <w:rFonts w:ascii="Segoe UI" w:hAnsi="Segoe UI" w:cs="Segoe UI"/>
+          <w:sz w:val="22"/>
+          <w:szCs w:val="22"/>
+        </w:rPr>
+        <w:t xml:space="preserve">The zip is assembled by </w:t>
+      </w:r>
+      <w:r>
+        <w:rPr>
+          <w:rStyle w:val="c1"/>
+          <w:rFonts w:cs="Segoe UI"/>
+        </w:rPr>
+        <w:t>frontend/src/lib/</w:t>
+      </w:r>
+      <w:r>
+        <w:rPr>
+          <w:rStyle w:val="c1"/>
+          <w:rFonts w:cs="Segoe UI"/>
+        </w:rPr>
+        <w:t>zipWriter.js</w:t>
+      </w:r>
+      <w:r>
+        <w:rPr>
+          <w:rFonts w:ascii="Segoe UI" w:hAnsi="Segoe UI" w:cs="Segoe UI"/>
+          <w:sz w:val="22"/>
+          <w:szCs w:val="22"/>
+        </w:rPr>
+        <w:t>, a stored-only (uncompressed) ZIP writer — there is no zip dependency in this project and label files are a few hundred bytes of digits each, so a deflate implementation would be carried for nothing. Every unzip tool reads method 0.</w:t>
+      </w:r>
+    </w:p>
+    <w:p>
+      <w:pPr>
+        <w:pStyle w:val="Heading2"/>
+        <w:rPr>
+          <w:rFonts w:ascii="Segoe UI" w:eastAsia="Times New Roman" w:hAnsi="Segoe UI" w:cs="Segoe UI"/>
+        </w:rPr>
+      </w:pPr>
+      <w:r>
+        <w:rPr>
+          <w:rFonts w:ascii="Segoe UI" w:eastAsia="Times New Roman" w:hAnsi="Segoe UI" w:cs="Segoe UI"/>
+        </w:rPr>
+        <w:t>LVGL conve</w:t>
+      </w:r>
+      <w:r>
+        <w:rPr>
+          <w:rFonts w:ascii="Segoe UI" w:eastAsia="Times New Roman" w:hAnsi="Segoe UI" w:cs="Segoe UI"/>
+        </w:rPr>
+        <w:t>rters</w:t>
+      </w:r>
+    </w:p>
+    <w:p>
+      <w:pPr>
+        <w:pStyle w:val="NormalWeb"/>
+        <w:rPr>
+          <w:rFonts w:ascii="Segoe UI" w:hAnsi="Segoe UI" w:cs="Segoe UI"/>
+          <w:sz w:val="22"/>
+          <w:szCs w:val="22"/>
+        </w:rPr>
+      </w:pPr>
+      <w:r>
+        <w:rPr>
+          <w:rFonts w:ascii="Segoe UI" w:hAnsi="Segoe UI" w:cs="Segoe UI"/>
+          <w:b/>
+          <w:bCs/>
+          <w:sz w:val="22"/>
+          <w:szCs w:val="22"/>
+        </w:rPr>
         <w:t>Tools -&gt; LVGL</w:t>
       </w:r>
       <w:r>
@@ -11806,15 +12395,7 @@
           <w:sz w:val="22"/>
           <w:szCs w:val="22"/>
         </w:rPr>
-        <w:t xml:space="preserve"> turns fonts and images into LVGL-</w:t>
-      </w:r>
-      <w:r>
-        <w:rPr>
-          <w:rFonts w:ascii="Segoe UI" w:hAnsi="Segoe UI" w:cs="Segoe UI"/>
-          <w:sz w:val="22"/>
-          <w:szCs w:val="22"/>
-        </w:rPr>
-        <w:t xml:space="preserve">ready C source and downloads the </w:t>
+        <w:t xml:space="preserve"> turns fonts and images into LVGL-ready C source and downloads the </w:t>
       </w:r>
       <w:r>
         <w:rPr>
@@ -11887,15 +12468,7 @@
           <w:sz w:val="22"/>
           <w:szCs w:val="22"/>
         </w:rPr>
-        <w:t xml:space="preserve"> </w:t>
-      </w:r>
-      <w:r>
-        <w:rPr>
-          <w:rFonts w:ascii="Segoe UI" w:hAnsi="Segoe UI" w:cs="Segoe UI"/>
-          <w:sz w:val="22"/>
-          <w:szCs w:val="22"/>
-        </w:rPr>
-        <w:t xml:space="preserve">— the same library behind </w:t>
+        <w:t xml:space="preserve"> — the same library behind </w:t>
       </w:r>
       <w:hyperlink r:id="rId13" w:history="1">
         <w:r>
@@ -11932,15 +12505,23 @@
           <w:sz w:val="22"/>
           <w:szCs w:val="22"/>
         </w:rPr>
-        <w:t>It runs on the API rather than in the browser because the package is Com</w:t>
-      </w:r>
-      <w:r>
-        <w:rPr>
-          <w:rFonts w:ascii="Segoe UI" w:hAnsi="Segoe UI" w:cs="Segoe UI"/>
-          <w:sz w:val="22"/>
-          <w:szCs w:val="22"/>
-        </w:rPr>
-        <w:t>monJS built around a FreeType WASM build and Node Buffers. Bundling it for the browser is what the upstream project's own webpack build exists to do, and reproducing that here would add a build step for one page.</w:t>
+        <w:t>It runs on the API rath</w:t>
+      </w:r>
+      <w:r>
+        <w:rPr>
+          <w:rFonts w:ascii="Segoe UI" w:hAnsi="Segoe UI" w:cs="Segoe UI"/>
+          <w:sz w:val="22"/>
+          <w:szCs w:val="22"/>
+        </w:rPr>
+        <w:t xml:space="preserve">er than in the browser because the package is CommonJS built around a FreeType WASM build and Node Buffers. Bundling it for the browser is what the upstream project's own webpack build exists to do, and reproducing that here would add a build step for one </w:t>
+      </w:r>
+      <w:r>
+        <w:rPr>
+          <w:rFonts w:ascii="Segoe UI" w:hAnsi="Segoe UI" w:cs="Segoe UI"/>
+          <w:sz w:val="22"/>
+          <w:szCs w:val="22"/>
+        </w:rPr>
+        <w:t>page.</w:t>
       </w:r>
     </w:p>
     <w:p>
@@ -11988,15 +12569,7 @@
           <w:sz w:val="22"/>
           <w:szCs w:val="22"/>
         </w:rPr>
-        <w:t xml:space="preserve"> </w:t>
-      </w:r>
-      <w:r>
-        <w:rPr>
-          <w:rFonts w:ascii="Segoe UI" w:hAnsi="Segoe UI" w:cs="Segoe UI"/>
-          <w:sz w:val="22"/>
-          <w:szCs w:val="22"/>
-        </w:rPr>
-        <w:t xml:space="preserve">(1/2/3/4/8), </w:t>
+        <w:t xml:space="preserve"> (1/2/3/4/8), </w:t>
       </w:r>
       <w:r>
         <w:rPr>
@@ -12183,14 +12756,7 @@
           <w:rStyle w:val="c1"/>
           <w:rFonts w:cs="Segoe UI"/>
         </w:rPr>
-        <w:t>frontend/src/lib/lv</w:t>
-      </w:r>
-      <w:r>
-        <w:rPr>
-          <w:rStyle w:val="c1"/>
-          <w:rFonts w:cs="Segoe UI"/>
-        </w:rPr>
-        <w:t>glImage.js</w:t>
+        <w:t>frontend/src/lib/lvglImage.js</w:t>
       </w:r>
       <w:r>
         <w:rPr>
@@ -12223,7 +12789,16 @@
             <w:sz w:val="22"/>
             <w:szCs w:val="22"/>
           </w:rPr>
-          <w:t>lvgl.io/tools/imageconverter</w:t>
+          <w:t>lvgl.io/tools</w:t>
+        </w:r>
+        <w:r>
+          <w:rPr>
+            <w:rStyle w:val="Hyperlink"/>
+            <w:rFonts w:ascii="Segoe UI" w:hAnsi="Segoe UI" w:cs="Segoe UI"/>
+            <w:sz w:val="22"/>
+            <w:szCs w:val="22"/>
+          </w:rPr>
+          <w:t>/imageconverter</w:t>
         </w:r>
       </w:hyperlink>
       <w:r>
@@ -12232,15 +12807,7 @@
           <w:sz w:val="22"/>
           <w:szCs w:val="22"/>
         </w:rPr>
-        <w:t xml:space="preserve"> runs. The pixel packing, the ordered RGB565 dither, the</w:t>
-      </w:r>
-      <w:r>
-        <w:rPr>
-          <w:rFonts w:ascii="Segoe UI" w:hAnsi="Segoe UI" w:cs="Segoe UI"/>
-          <w:sz w:val="22"/>
-          <w:szCs w:val="22"/>
-        </w:rPr>
-        <w:t xml:space="preserve"> background pre-multiply and the emitted C text all follow it.</w:t>
+        <w:t xml:space="preserve"> runs. The pixel packing, the ordered RGB565 dither, the background pre-multiply and the emitted C text all follow it.</w:t>
       </w:r>
     </w:p>
     <w:p>
@@ -12258,14 +12825,22 @@
           <w:sz w:val="22"/>
           <w:szCs w:val="22"/>
         </w:rPr>
-        <w:t>It is ported rather than imported because LVGLImage.py is Python, and because a browser already has a canvas to decode with.</w:t>
+        <w:t>It is ported rather than imported because LVGLImage.py is Python, and because a browser already has a canvas to decode wit</w:t>
+      </w:r>
+      <w:r>
+        <w:rPr>
+          <w:rFonts w:ascii="Segoe UI" w:hAnsi="Segoe UI" w:cs="Segoe UI"/>
+          <w:sz w:val="22"/>
+          <w:szCs w:val="22"/>
+        </w:rPr>
+        <w:t>h.</w:t>
       </w:r>
     </w:p>
     <w:p>
       <w:pPr>
         <w:spacing w:before="100" w:after="100"/>
         <w:ind w:left="255" w:right="720"/>
-        <w:divId w:val="1512259854"/>
+        <w:divId w:val="924722606"/>
         <w:rPr>
           <w:rFonts w:ascii="Segoe UI" w:eastAsia="Times New Roman" w:hAnsi="Segoe UI" w:cs="Segoe UI"/>
           <w:color w:val="44505C"/>
@@ -12290,16 +12865,7 @@
             <w:sz w:val="22"/>
             <w:szCs w:val="22"/>
           </w:rPr>
-          <w:t>lv_img</w:t>
-        </w:r>
-        <w:r>
-          <w:rPr>
-            <w:rStyle w:val="Hyperlink"/>
-            <w:rFonts w:ascii="Segoe UI" w:eastAsia="Times New Roman" w:hAnsi="Segoe UI" w:cs="Segoe UI"/>
-            <w:sz w:val="22"/>
-            <w:szCs w:val="22"/>
-          </w:rPr>
-          <w:t>_conv</w:t>
+          <w:t>lv_img_conv</w:t>
         </w:r>
       </w:hyperlink>
       <w:r>
@@ -12604,17 +13170,7 @@
                 <w:sz w:val="19"/>
                 <w:szCs w:val="19"/>
               </w:rPr>
-              <w:t>Form</w:t>
-            </w:r>
-            <w:r>
-              <w:rPr>
-                <w:rFonts w:ascii="Segoe UI" w:eastAsia="Times New Roman" w:hAnsi="Segoe UI" w:cs="Segoe UI"/>
-                <w:b/>
-                <w:bCs/>
-                <w:sz w:val="19"/>
-                <w:szCs w:val="19"/>
-              </w:rPr>
-              <w:t>ats</w:t>
+              <w:t>Formats</w:t>
             </w:r>
           </w:p>
         </w:tc>
@@ -13204,7 +13760,15 @@
           <w:sz w:val="22"/>
           <w:szCs w:val="22"/>
         </w:rPr>
-        <w:t xml:space="preserve"> rather than a divide by 255, so output matches byte for byte. Ordered dithering is offered for the RGB565 family, using the same 8×8 threshold tables.</w:t>
+        <w:t xml:space="preserve"> </w:t>
+      </w:r>
+      <w:r>
+        <w:rPr>
+          <w:rFonts w:ascii="Segoe UI" w:hAnsi="Segoe UI" w:cs="Segoe UI"/>
+          <w:sz w:val="22"/>
+          <w:szCs w:val="22"/>
+        </w:rPr>
+        <w:t>rather than a divide by 255, so output matches byte for byte. Ordered dithering is offered for the RGB565 family, using the same 8×8 threshold tables.</w:t>
       </w:r>
     </w:p>
     <w:p>
@@ -13222,15 +13786,7 @@
           <w:sz w:val="22"/>
           <w:szCs w:val="22"/>
         </w:rPr>
-        <w:t>One deliberate di</w:t>
-      </w:r>
-      <w:r>
-        <w:rPr>
-          <w:rFonts w:ascii="Segoe UI" w:hAnsi="Segoe UI" w:cs="Segoe UI"/>
-          <w:sz w:val="22"/>
-          <w:szCs w:val="22"/>
-        </w:rPr>
-        <w:t xml:space="preserve">fference: LVGLImage.py only accepts an already-palettised PNG for </w:t>
+        <w:t xml:space="preserve">One deliberate difference: LVGLImage.py only accepts an already-palettised PNG for </w:t>
       </w:r>
       <w:r>
         <w:rPr>
@@ -13290,7 +13846,15 @@
           <w:sz w:val="22"/>
           <w:szCs w:val="22"/>
         </w:rPr>
-        <w:t xml:space="preserve">. A browser tool gets handed arbitrary images, so the palette is built here with gifenc (MIT, vendored at </w:t>
+        <w:t>. A browser</w:t>
+      </w:r>
+      <w:r>
+        <w:rPr>
+          <w:rFonts w:ascii="Segoe UI" w:hAnsi="Segoe UI" w:cs="Segoe UI"/>
+          <w:sz w:val="22"/>
+          <w:szCs w:val="22"/>
+        </w:rPr>
+        <w:t xml:space="preserve"> tool gets handed arbitrary images, so the palette is built here with gifenc (MIT, vendored at </w:t>
       </w:r>
       <w:r>
         <w:rPr>
@@ -13305,15 +13869,7 @@
           <w:sz w:val="22"/>
           <w:szCs w:val="22"/>
         </w:rPr>
-        <w:t>, imported lazily). The emitted bytes still follow the v9 la</w:t>
-      </w:r>
-      <w:r>
-        <w:rPr>
-          <w:rFonts w:ascii="Segoe UI" w:hAnsi="Segoe UI" w:cs="Segoe UI"/>
-          <w:sz w:val="22"/>
-          <w:szCs w:val="22"/>
-        </w:rPr>
-        <w:t xml:space="preserve">yout — a padded palette of little-endian </w:t>
+        <w:t xml:space="preserve">, imported lazily). The emitted bytes still follow the v9 layout — a padded palette of little-endian </w:t>
       </w:r>
       <w:r>
         <w:rPr>
@@ -13328,7 +13884,15 @@
           <w:sz w:val="22"/>
           <w:szCs w:val="22"/>
         </w:rPr>
-        <w:t xml:space="preserve"> entries, then row-aligned indices.</w:t>
+        <w:t xml:space="preserve"> entries, then row-alig</w:t>
+      </w:r>
+      <w:r>
+        <w:rPr>
+          <w:rFonts w:ascii="Segoe UI" w:hAnsi="Segoe UI" w:cs="Segoe UI"/>
+          <w:sz w:val="22"/>
+          <w:szCs w:val="22"/>
+        </w:rPr>
+        <w:t>ned indices.</w:t>
       </w:r>
     </w:p>
     <w:p>
@@ -13406,15 +13970,7 @@
           <w:sz w:val="22"/>
           <w:szCs w:val="22"/>
         </w:rPr>
-        <w:t xml:space="preserve"> i</w:t>
-      </w:r>
-      <w:r>
-        <w:rPr>
-          <w:rFonts w:ascii="Segoe UI" w:hAnsi="Segoe UI" w:cs="Segoe UI"/>
-          <w:sz w:val="22"/>
-          <w:szCs w:val="22"/>
-        </w:rPr>
-        <w:t xml:space="preserve">s always </w:t>
+        <w:t xml:space="preserve"> is always </w:t>
       </w:r>
       <w:r>
         <w:rPr>
@@ -13457,15 +14013,15 @@
           <w:sz w:val="22"/>
           <w:szCs w:val="22"/>
         </w:rPr>
-        <w:t xml:space="preserve"> An SVG is not decoded once and then scaled: it is re-rendered from the markup at whatever output size is asked for, so a 32×32 icon and a 128×128 one are each drawn at their own resolution. The size is read from the markup too — f</w:t>
-      </w:r>
-      <w:r>
-        <w:rPr>
-          <w:rFonts w:ascii="Segoe UI" w:hAnsi="Segoe UI" w:cs="Segoe UI"/>
-          <w:sz w:val="22"/>
-          <w:szCs w:val="22"/>
-        </w:rPr>
-        <w:t xml:space="preserve">rom </w:t>
+        <w:t xml:space="preserve"> An SVG is not decoded once and then scaled: it is re-rendered </w:t>
+      </w:r>
+      <w:r>
+        <w:rPr>
+          <w:rFonts w:ascii="Segoe UI" w:hAnsi="Segoe UI" w:cs="Segoe UI"/>
+          <w:sz w:val="22"/>
+          <w:szCs w:val="22"/>
+        </w:rPr>
+        <w:t xml:space="preserve">from the markup at whatever output size is asked for, so a 32×32 icon and a 128×128 one are each drawn at their own resolution. The size is read from the markup too — from </w:t>
       </w:r>
       <w:r>
         <w:rPr>
@@ -13510,7 +14066,15 @@
           <w:sz w:val="22"/>
           <w:szCs w:val="22"/>
         </w:rPr>
-        <w:t xml:space="preserve"> otherwise, which is the case a browser declines to measure and reports as nothing at all. The figures shown for a vector are therefore a starting point rather than a limit.</w:t>
+        <w:t xml:space="preserve"> otherwise, which is the c</w:t>
+      </w:r>
+      <w:r>
+        <w:rPr>
+          <w:rFonts w:ascii="Segoe UI" w:hAnsi="Segoe UI" w:cs="Segoe UI"/>
+          <w:sz w:val="22"/>
+          <w:szCs w:val="22"/>
+        </w:rPr>
+        <w:t>ase a browser declines to measure and reports as nothing at all. The figures shown for a vector are therefore a starting point rather than a limit.</w:t>
       </w:r>
     </w:p>
     <w:p>
@@ -13528,15 +14092,15 @@
           <w:sz w:val="22"/>
           <w:szCs w:val="22"/>
         </w:rPr>
-        <w:t>The one thing that d</w:t>
-      </w:r>
-      <w:r>
-        <w:rPr>
-          <w:rFonts w:ascii="Segoe UI" w:hAnsi="Segoe UI" w:cs="Segoe UI"/>
-          <w:sz w:val="22"/>
-          <w:szCs w:val="22"/>
-        </w:rPr>
-        <w:t>oes not work is an SVG that pulls a picture in from another site. That taints the canvas and the pixels cannot be read back at all, so the converter says so rather than emitting an empty array.</w:t>
+        <w:t>The one thing that does not work is an SVG that pulls a picture in from another site. That taints the canvas</w:t>
+      </w:r>
+      <w:r>
+        <w:rPr>
+          <w:rFonts w:ascii="Segoe UI" w:hAnsi="Segoe UI" w:cs="Segoe UI"/>
+          <w:sz w:val="22"/>
+          <w:szCs w:val="22"/>
+        </w:rPr>
+        <w:t xml:space="preserve"> and the pixels cannot be read back at all, so the converter says so rather than emitting an empty array.</w:t>
       </w:r>
     </w:p>
     <w:p>
@@ -13564,15 +14128,15 @@
           <w:sz w:val="22"/>
           <w:szCs w:val="22"/>
         </w:rPr>
-        <w:t xml:space="preserve"> It used to be labelled "Ge</w:t>
-      </w:r>
-      <w:r>
-        <w:rPr>
-          <w:rFonts w:ascii="Segoe UI" w:hAnsi="Segoe UI" w:cs="Segoe UI"/>
-          <w:sz w:val="22"/>
-          <w:szCs w:val="22"/>
-        </w:rPr>
-        <w:t>nerated lv_img_conv output", which named the v8 tool this deliberately does not use — the file underneath was always v9, but anyone reading the heading had every reason to believe otherwise.</w:t>
+        <w:t xml:space="preserve"> It used to be labelled "Generated lv_img_conv output", which named the v8 tool this deliberately does not use — th</w:t>
+      </w:r>
+      <w:r>
+        <w:rPr>
+          <w:rFonts w:ascii="Segoe UI" w:hAnsi="Segoe UI" w:cs="Segoe UI"/>
+          <w:sz w:val="22"/>
+          <w:szCs w:val="22"/>
+        </w:rPr>
+        <w:t>e file underneath was always v9, but anyone reading the heading had every reason to believe otherwise.</w:t>
       </w:r>
     </w:p>
     <w:p>
@@ -13611,15 +14175,7 @@
           <w:sz w:val="22"/>
           <w:szCs w:val="22"/>
         </w:rPr>
-        <w:t xml:space="preserve"> output is version-guarded</w:t>
-      </w:r>
-      <w:r>
-        <w:rPr>
-          <w:rFonts w:ascii="Segoe UI" w:hAnsi="Segoe UI" w:cs="Segoe UI"/>
-          <w:sz w:val="22"/>
-          <w:szCs w:val="22"/>
-        </w:rPr>
-        <w:t xml:space="preserve"> rather than v8-only: the generated C carries </w:t>
+        <w:t xml:space="preserve"> output is version-guarded rather than v8-only: the generated C carries </w:t>
       </w:r>
       <w:r>
         <w:rPr>
@@ -13634,7 +14190,15 @@
           <w:sz w:val="22"/>
           <w:szCs w:val="22"/>
         </w:rPr>
-        <w:t xml:space="preserve"> around the fields that moved, emits </w:t>
+        <w:t xml:space="preserve"> </w:t>
+      </w:r>
+      <w:r>
+        <w:rPr>
+          <w:rFonts w:ascii="Segoe UI" w:hAnsi="Segoe UI" w:cs="Segoe UI"/>
+          <w:sz w:val="22"/>
+          <w:szCs w:val="22"/>
+        </w:rPr>
+        <w:t xml:space="preserve">around the fields that moved, emits </w:t>
       </w:r>
       <w:r>
         <w:rPr>
@@ -13664,15 +14228,7 @@
           <w:sz w:val="22"/>
           <w:szCs w:val="22"/>
         </w:rPr>
-        <w:t xml:space="preserve"> member to v8. The same file compiles on both, so no v9-specific handling is needed on the font sid</w:t>
-      </w:r>
-      <w:r>
-        <w:rPr>
-          <w:rFonts w:ascii="Segoe UI" w:hAnsi="Segoe UI" w:cs="Segoe UI"/>
-          <w:sz w:val="22"/>
-          <w:szCs w:val="22"/>
-        </w:rPr>
-        <w:t>e.</w:t>
+        <w:t xml:space="preserve"> member to v8. The same file compiles on both, so no v9-specific handling is needed on the font side.</w:t>
       </w:r>
     </w:p>
     <w:sectPr>
@@ -13688,9 +14244,9 @@
 <file path=word/numbering.xml><?xml version="1.0" encoding="utf-8"?>
 <w:numbering xmlns:wpc="http://schemas.microsoft.com/office/word/2010/wordprocessingCanvas" xmlns:cx="http://schemas.microsoft.com/office/drawing/2014/chartex" xmlns:mc="http://schemas.openxmlformats.org/markup-compatibility/2006" xmlns:o="urn:schemas-microsoft-com:office:office" xmlns:r="http://schemas.openxmlformats.org/officeDocument/2006/relationships" xmlns:m="http://schemas.openxmlformats.org/officeDocument/2006/math" xmlns:v="urn:schemas-microsoft-com:vml" xmlns:wp14="http://schemas.microsoft.com/office/word/2010/wordprocessingDrawing" xmlns:wp="http://schemas.openxmlformats.org/drawingml/2006/wordprocessingDrawing" xmlns:w10="urn:schemas-microsoft-com:office:word" xmlns:w="http://schemas.openxmlformats.org/wordprocessingml/2006/main" xmlns:w14="http://schemas.microsoft.com/office/word/2010/wordml" xmlns:w15="http://schemas.microsoft.com/office/word/2012/wordml" xmlns:w16se="http://schemas.microsoft.com/office/word/2015/wordml/symex" xmlns:wpg="http://schemas.microsoft.com/office/word/2010/wordprocessingGroup" xmlns:wpi="http://schemas.microsoft.com/office/word/2010/wordprocessingInk" xmlns:wne="http://schemas.microsoft.com/office/word/2006/wordml" xmlns:wps="http://schemas.microsoft.com/office/word/2010/wordprocessingShape" mc:Ignorable="w14 w15 w16se wp14">
   <w:abstractNum w:abstractNumId="0" w15:restartNumberingAfterBreak="0">
-    <w:nsid w:val="08AC52E1"/>
+    <w:nsid w:val="252B2EE7"/>
     <w:multiLevelType w:val="multilevel"/>
-    <w:tmpl w:val="A89624C0"/>
+    <w:tmpl w:val="22B4DDA4"/>
     <w:lvl w:ilvl="0">
       <w:start w:val="1"/>
       <w:numFmt w:val="bullet"/>
@@ -13837,122 +14393,9 @@
     </w:lvl>
   </w:abstractNum>
   <w:abstractNum w:abstractNumId="1" w15:restartNumberingAfterBreak="0">
-    <w:nsid w:val="0EA20FE4"/>
+    <w:nsid w:val="2B40737F"/>
     <w:multiLevelType w:val="multilevel"/>
-    <w:tmpl w:val="A0EE5422"/>
-    <w:lvl w:ilvl="0">
-      <w:start w:val="1"/>
-      <w:numFmt w:val="decimal"/>
-      <w:lvlText w:val="%1."/>
-      <w:lvlJc w:val="left"/>
-      <w:pPr>
-        <w:tabs>
-          <w:tab w:val="num" w:pos="720"/>
-        </w:tabs>
-        <w:ind w:left="720" w:hanging="360"/>
-      </w:pPr>
-    </w:lvl>
-    <w:lvl w:ilvl="1" w:tentative="1">
-      <w:start w:val="1"/>
-      <w:numFmt w:val="decimal"/>
-      <w:lvlText w:val="%2."/>
-      <w:lvlJc w:val="left"/>
-      <w:pPr>
-        <w:tabs>
-          <w:tab w:val="num" w:pos="1440"/>
-        </w:tabs>
-        <w:ind w:left="1440" w:hanging="360"/>
-      </w:pPr>
-    </w:lvl>
-    <w:lvl w:ilvl="2" w:tentative="1">
-      <w:start w:val="1"/>
-      <w:numFmt w:val="decimal"/>
-      <w:lvlText w:val="%3."/>
-      <w:lvlJc w:val="left"/>
-      <w:pPr>
-        <w:tabs>
-          <w:tab w:val="num" w:pos="2160"/>
-        </w:tabs>
-        <w:ind w:left="2160" w:hanging="360"/>
-      </w:pPr>
-    </w:lvl>
-    <w:lvl w:ilvl="3" w:tentative="1">
-      <w:start w:val="1"/>
-      <w:numFmt w:val="decimal"/>
-      <w:lvlText w:val="%4."/>
-      <w:lvlJc w:val="left"/>
-      <w:pPr>
-        <w:tabs>
-          <w:tab w:val="num" w:pos="2880"/>
-        </w:tabs>
-        <w:ind w:left="2880" w:hanging="360"/>
-      </w:pPr>
-    </w:lvl>
-    <w:lvl w:ilvl="4" w:tentative="1">
-      <w:start w:val="1"/>
-      <w:numFmt w:val="decimal"/>
-      <w:lvlText w:val="%5."/>
-      <w:lvlJc w:val="left"/>
-      <w:pPr>
-        <w:tabs>
-          <w:tab w:val="num" w:pos="3600"/>
-        </w:tabs>
-        <w:ind w:left="3600" w:hanging="360"/>
-      </w:pPr>
-    </w:lvl>
-    <w:lvl w:ilvl="5" w:tentative="1">
-      <w:start w:val="1"/>
-      <w:numFmt w:val="decimal"/>
-      <w:lvlText w:val="%6."/>
-      <w:lvlJc w:val="left"/>
-      <w:pPr>
-        <w:tabs>
-          <w:tab w:val="num" w:pos="4320"/>
-        </w:tabs>
-        <w:ind w:left="4320" w:hanging="360"/>
-      </w:pPr>
-    </w:lvl>
-    <w:lvl w:ilvl="6" w:tentative="1">
-      <w:start w:val="1"/>
-      <w:numFmt w:val="decimal"/>
-      <w:lvlText w:val="%7."/>
-      <w:lvlJc w:val="left"/>
-      <w:pPr>
-        <w:tabs>
-          <w:tab w:val="num" w:pos="5040"/>
-        </w:tabs>
-        <w:ind w:left="5040" w:hanging="360"/>
-      </w:pPr>
-    </w:lvl>
-    <w:lvl w:ilvl="7" w:tentative="1">
-      <w:start w:val="1"/>
-      <w:numFmt w:val="decimal"/>
-      <w:lvlText w:val="%8."/>
-      <w:lvlJc w:val="left"/>
-      <w:pPr>
-        <w:tabs>
-          <w:tab w:val="num" w:pos="5760"/>
-        </w:tabs>
-        <w:ind w:left="5760" w:hanging="360"/>
-      </w:pPr>
-    </w:lvl>
-    <w:lvl w:ilvl="8" w:tentative="1">
-      <w:start w:val="1"/>
-      <w:numFmt w:val="decimal"/>
-      <w:lvlText w:val="%9."/>
-      <w:lvlJc w:val="left"/>
-      <w:pPr>
-        <w:tabs>
-          <w:tab w:val="num" w:pos="6480"/>
-        </w:tabs>
-        <w:ind w:left="6480" w:hanging="360"/>
-      </w:pPr>
-    </w:lvl>
-  </w:abstractNum>
-  <w:abstractNum w:abstractNumId="2" w15:restartNumberingAfterBreak="0">
-    <w:nsid w:val="163A5360"/>
-    <w:multiLevelType w:val="multilevel"/>
-    <w:tmpl w:val="BB6A7E88"/>
+    <w:tmpl w:val="611CF86C"/>
     <w:lvl w:ilvl="0">
       <w:start w:val="1"/>
       <w:numFmt w:val="bullet"/>
@@ -14098,10 +14541,719 @@
       </w:rPr>
     </w:lvl>
   </w:abstractNum>
+  <w:abstractNum w:abstractNumId="2" w15:restartNumberingAfterBreak="0">
+    <w:nsid w:val="2CEB5D60"/>
+    <w:multiLevelType w:val="multilevel"/>
+    <w:tmpl w:val="FAECF970"/>
+    <w:lvl w:ilvl="0">
+      <w:start w:val="1"/>
+      <w:numFmt w:val="bullet"/>
+      <w:lvlText w:val=""/>
+      <w:lvlJc w:val="left"/>
+      <w:pPr>
+        <w:tabs>
+          <w:tab w:val="num" w:pos="720"/>
+        </w:tabs>
+        <w:ind w:left="720" w:hanging="360"/>
+      </w:pPr>
+      <w:rPr>
+        <w:rFonts w:ascii="Symbol" w:hAnsi="Symbol" w:hint="default"/>
+        <w:sz w:val="20"/>
+      </w:rPr>
+    </w:lvl>
+    <w:lvl w:ilvl="1" w:tentative="1">
+      <w:start w:val="1"/>
+      <w:numFmt w:val="bullet"/>
+      <w:lvlText w:val="o"/>
+      <w:lvlJc w:val="left"/>
+      <w:pPr>
+        <w:tabs>
+          <w:tab w:val="num" w:pos="1440"/>
+        </w:tabs>
+        <w:ind w:left="1440" w:hanging="360"/>
+      </w:pPr>
+      <w:rPr>
+        <w:rFonts w:ascii="Courier New" w:hAnsi="Courier New" w:hint="default"/>
+        <w:sz w:val="20"/>
+      </w:rPr>
+    </w:lvl>
+    <w:lvl w:ilvl="2" w:tentative="1">
+      <w:start w:val="1"/>
+      <w:numFmt w:val="bullet"/>
+      <w:lvlText w:val=""/>
+      <w:lvlJc w:val="left"/>
+      <w:pPr>
+        <w:tabs>
+          <w:tab w:val="num" w:pos="2160"/>
+        </w:tabs>
+        <w:ind w:left="2160" w:hanging="360"/>
+      </w:pPr>
+      <w:rPr>
+        <w:rFonts w:ascii="Wingdings" w:hAnsi="Wingdings" w:hint="default"/>
+        <w:sz w:val="20"/>
+      </w:rPr>
+    </w:lvl>
+    <w:lvl w:ilvl="3" w:tentative="1">
+      <w:start w:val="1"/>
+      <w:numFmt w:val="bullet"/>
+      <w:lvlText w:val=""/>
+      <w:lvlJc w:val="left"/>
+      <w:pPr>
+        <w:tabs>
+          <w:tab w:val="num" w:pos="2880"/>
+        </w:tabs>
+        <w:ind w:left="2880" w:hanging="360"/>
+      </w:pPr>
+      <w:rPr>
+        <w:rFonts w:ascii="Wingdings" w:hAnsi="Wingdings" w:hint="default"/>
+        <w:sz w:val="20"/>
+      </w:rPr>
+    </w:lvl>
+    <w:lvl w:ilvl="4" w:tentative="1">
+      <w:start w:val="1"/>
+      <w:numFmt w:val="bullet"/>
+      <w:lvlText w:val=""/>
+      <w:lvlJc w:val="left"/>
+      <w:pPr>
+        <w:tabs>
+          <w:tab w:val="num" w:pos="3600"/>
+        </w:tabs>
+        <w:ind w:left="3600" w:hanging="360"/>
+      </w:pPr>
+      <w:rPr>
+        <w:rFonts w:ascii="Wingdings" w:hAnsi="Wingdings" w:hint="default"/>
+        <w:sz w:val="20"/>
+      </w:rPr>
+    </w:lvl>
+    <w:lvl w:ilvl="5" w:tentative="1">
+      <w:start w:val="1"/>
+      <w:numFmt w:val="bullet"/>
+      <w:lvlText w:val=""/>
+      <w:lvlJc w:val="left"/>
+      <w:pPr>
+        <w:tabs>
+          <w:tab w:val="num" w:pos="4320"/>
+        </w:tabs>
+        <w:ind w:left="4320" w:hanging="360"/>
+      </w:pPr>
+      <w:rPr>
+        <w:rFonts w:ascii="Wingdings" w:hAnsi="Wingdings" w:hint="default"/>
+        <w:sz w:val="20"/>
+      </w:rPr>
+    </w:lvl>
+    <w:lvl w:ilvl="6" w:tentative="1">
+      <w:start w:val="1"/>
+      <w:numFmt w:val="bullet"/>
+      <w:lvlText w:val=""/>
+      <w:lvlJc w:val="left"/>
+      <w:pPr>
+        <w:tabs>
+          <w:tab w:val="num" w:pos="5040"/>
+        </w:tabs>
+        <w:ind w:left="5040" w:hanging="360"/>
+      </w:pPr>
+      <w:rPr>
+        <w:rFonts w:ascii="Wingdings" w:hAnsi="Wingdings" w:hint="default"/>
+        <w:sz w:val="20"/>
+      </w:rPr>
+    </w:lvl>
+    <w:lvl w:ilvl="7" w:tentative="1">
+      <w:start w:val="1"/>
+      <w:numFmt w:val="bullet"/>
+      <w:lvlText w:val=""/>
+      <w:lvlJc w:val="left"/>
+      <w:pPr>
+        <w:tabs>
+          <w:tab w:val="num" w:pos="5760"/>
+        </w:tabs>
+        <w:ind w:left="5760" w:hanging="360"/>
+      </w:pPr>
+      <w:rPr>
+        <w:rFonts w:ascii="Wingdings" w:hAnsi="Wingdings" w:hint="default"/>
+        <w:sz w:val="20"/>
+      </w:rPr>
+    </w:lvl>
+    <w:lvl w:ilvl="8" w:tentative="1">
+      <w:start w:val="1"/>
+      <w:numFmt w:val="bullet"/>
+      <w:lvlText w:val=""/>
+      <w:lvlJc w:val="left"/>
+      <w:pPr>
+        <w:tabs>
+          <w:tab w:val="num" w:pos="6480"/>
+        </w:tabs>
+        <w:ind w:left="6480" w:hanging="360"/>
+      </w:pPr>
+      <w:rPr>
+        <w:rFonts w:ascii="Wingdings" w:hAnsi="Wingdings" w:hint="default"/>
+        <w:sz w:val="20"/>
+      </w:rPr>
+    </w:lvl>
+  </w:abstractNum>
   <w:abstractNum w:abstractNumId="3" w15:restartNumberingAfterBreak="0">
-    <w:nsid w:val="17D86036"/>
+    <w:nsid w:val="324E21DA"/>
     <w:multiLevelType w:val="multilevel"/>
-    <w:tmpl w:val="A06E4768"/>
+    <w:tmpl w:val="B26EB1F6"/>
+    <w:lvl w:ilvl="0">
+      <w:start w:val="1"/>
+      <w:numFmt w:val="bullet"/>
+      <w:lvlText w:val=""/>
+      <w:lvlJc w:val="left"/>
+      <w:pPr>
+        <w:tabs>
+          <w:tab w:val="num" w:pos="720"/>
+        </w:tabs>
+        <w:ind w:left="720" w:hanging="360"/>
+      </w:pPr>
+      <w:rPr>
+        <w:rFonts w:ascii="Symbol" w:hAnsi="Symbol" w:hint="default"/>
+        <w:sz w:val="20"/>
+      </w:rPr>
+    </w:lvl>
+    <w:lvl w:ilvl="1" w:tentative="1">
+      <w:start w:val="1"/>
+      <w:numFmt w:val="bullet"/>
+      <w:lvlText w:val="o"/>
+      <w:lvlJc w:val="left"/>
+      <w:pPr>
+        <w:tabs>
+          <w:tab w:val="num" w:pos="1440"/>
+        </w:tabs>
+        <w:ind w:left="1440" w:hanging="360"/>
+      </w:pPr>
+      <w:rPr>
+        <w:rFonts w:ascii="Courier New" w:hAnsi="Courier New" w:hint="default"/>
+        <w:sz w:val="20"/>
+      </w:rPr>
+    </w:lvl>
+    <w:lvl w:ilvl="2" w:tentative="1">
+      <w:start w:val="1"/>
+      <w:numFmt w:val="bullet"/>
+      <w:lvlText w:val=""/>
+      <w:lvlJc w:val="left"/>
+      <w:pPr>
+        <w:tabs>
+          <w:tab w:val="num" w:pos="2160"/>
+        </w:tabs>
+        <w:ind w:left="2160" w:hanging="360"/>
+      </w:pPr>
+      <w:rPr>
+        <w:rFonts w:ascii="Wingdings" w:hAnsi="Wingdings" w:hint="default"/>
+        <w:sz w:val="20"/>
+      </w:rPr>
+    </w:lvl>
+    <w:lvl w:ilvl="3" w:tentative="1">
+      <w:start w:val="1"/>
+      <w:numFmt w:val="bullet"/>
+      <w:lvlText w:val=""/>
+      <w:lvlJc w:val="left"/>
+      <w:pPr>
+        <w:tabs>
+          <w:tab w:val="num" w:pos="2880"/>
+        </w:tabs>
+        <w:ind w:left="2880" w:hanging="360"/>
+      </w:pPr>
+      <w:rPr>
+        <w:rFonts w:ascii="Wingdings" w:hAnsi="Wingdings" w:hint="default"/>
+        <w:sz w:val="20"/>
+      </w:rPr>
+    </w:lvl>
+    <w:lvl w:ilvl="4" w:tentative="1">
+      <w:start w:val="1"/>
+      <w:numFmt w:val="bullet"/>
+      <w:lvlText w:val=""/>
+      <w:lvlJc w:val="left"/>
+      <w:pPr>
+        <w:tabs>
+          <w:tab w:val="num" w:pos="3600"/>
+        </w:tabs>
+        <w:ind w:left="3600" w:hanging="360"/>
+      </w:pPr>
+      <w:rPr>
+        <w:rFonts w:ascii="Wingdings" w:hAnsi="Wingdings" w:hint="default"/>
+        <w:sz w:val="20"/>
+      </w:rPr>
+    </w:lvl>
+    <w:lvl w:ilvl="5" w:tentative="1">
+      <w:start w:val="1"/>
+      <w:numFmt w:val="bullet"/>
+      <w:lvlText w:val=""/>
+      <w:lvlJc w:val="left"/>
+      <w:pPr>
+        <w:tabs>
+          <w:tab w:val="num" w:pos="4320"/>
+        </w:tabs>
+        <w:ind w:left="4320" w:hanging="360"/>
+      </w:pPr>
+      <w:rPr>
+        <w:rFonts w:ascii="Wingdings" w:hAnsi="Wingdings" w:hint="default"/>
+        <w:sz w:val="20"/>
+      </w:rPr>
+    </w:lvl>
+    <w:lvl w:ilvl="6" w:tentative="1">
+      <w:start w:val="1"/>
+      <w:numFmt w:val="bullet"/>
+      <w:lvlText w:val=""/>
+      <w:lvlJc w:val="left"/>
+      <w:pPr>
+        <w:tabs>
+          <w:tab w:val="num" w:pos="5040"/>
+        </w:tabs>
+        <w:ind w:left="5040" w:hanging="360"/>
+      </w:pPr>
+      <w:rPr>
+        <w:rFonts w:ascii="Wingdings" w:hAnsi="Wingdings" w:hint="default"/>
+        <w:sz w:val="20"/>
+      </w:rPr>
+    </w:lvl>
+    <w:lvl w:ilvl="7" w:tentative="1">
+      <w:start w:val="1"/>
+      <w:numFmt w:val="bullet"/>
+      <w:lvlText w:val=""/>
+      <w:lvlJc w:val="left"/>
+      <w:pPr>
+        <w:tabs>
+          <w:tab w:val="num" w:pos="5760"/>
+        </w:tabs>
+        <w:ind w:left="5760" w:hanging="360"/>
+      </w:pPr>
+      <w:rPr>
+        <w:rFonts w:ascii="Wingdings" w:hAnsi="Wingdings" w:hint="default"/>
+        <w:sz w:val="20"/>
+      </w:rPr>
+    </w:lvl>
+    <w:lvl w:ilvl="8" w:tentative="1">
+      <w:start w:val="1"/>
+      <w:numFmt w:val="bullet"/>
+      <w:lvlText w:val=""/>
+      <w:lvlJc w:val="left"/>
+      <w:pPr>
+        <w:tabs>
+          <w:tab w:val="num" w:pos="6480"/>
+        </w:tabs>
+        <w:ind w:left="6480" w:hanging="360"/>
+      </w:pPr>
+      <w:rPr>
+        <w:rFonts w:ascii="Wingdings" w:hAnsi="Wingdings" w:hint="default"/>
+        <w:sz w:val="20"/>
+      </w:rPr>
+    </w:lvl>
+  </w:abstractNum>
+  <w:abstractNum w:abstractNumId="4" w15:restartNumberingAfterBreak="0">
+    <w:nsid w:val="48162C24"/>
+    <w:multiLevelType w:val="multilevel"/>
+    <w:tmpl w:val="27123012"/>
+    <w:lvl w:ilvl="0">
+      <w:start w:val="1"/>
+      <w:numFmt w:val="bullet"/>
+      <w:lvlText w:val=""/>
+      <w:lvlJc w:val="left"/>
+      <w:pPr>
+        <w:tabs>
+          <w:tab w:val="num" w:pos="720"/>
+        </w:tabs>
+        <w:ind w:left="720" w:hanging="360"/>
+      </w:pPr>
+      <w:rPr>
+        <w:rFonts w:ascii="Symbol" w:hAnsi="Symbol" w:hint="default"/>
+        <w:sz w:val="20"/>
+      </w:rPr>
+    </w:lvl>
+    <w:lvl w:ilvl="1" w:tentative="1">
+      <w:start w:val="1"/>
+      <w:numFmt w:val="bullet"/>
+      <w:lvlText w:val="o"/>
+      <w:lvlJc w:val="left"/>
+      <w:pPr>
+        <w:tabs>
+          <w:tab w:val="num" w:pos="1440"/>
+        </w:tabs>
+        <w:ind w:left="1440" w:hanging="360"/>
+      </w:pPr>
+      <w:rPr>
+        <w:rFonts w:ascii="Courier New" w:hAnsi="Courier New" w:hint="default"/>
+        <w:sz w:val="20"/>
+      </w:rPr>
+    </w:lvl>
+    <w:lvl w:ilvl="2" w:tentative="1">
+      <w:start w:val="1"/>
+      <w:numFmt w:val="bullet"/>
+      <w:lvlText w:val=""/>
+      <w:lvlJc w:val="left"/>
+      <w:pPr>
+        <w:tabs>
+          <w:tab w:val="num" w:pos="2160"/>
+        </w:tabs>
+        <w:ind w:left="2160" w:hanging="360"/>
+      </w:pPr>
+      <w:rPr>
+        <w:rFonts w:ascii="Wingdings" w:hAnsi="Wingdings" w:hint="default"/>
+        <w:sz w:val="20"/>
+      </w:rPr>
+    </w:lvl>
+    <w:lvl w:ilvl="3" w:tentative="1">
+      <w:start w:val="1"/>
+      <w:numFmt w:val="bullet"/>
+      <w:lvlText w:val=""/>
+      <w:lvlJc w:val="left"/>
+      <w:pPr>
+        <w:tabs>
+          <w:tab w:val="num" w:pos="2880"/>
+        </w:tabs>
+        <w:ind w:left="2880" w:hanging="360"/>
+      </w:pPr>
+      <w:rPr>
+        <w:rFonts w:ascii="Wingdings" w:hAnsi="Wingdings" w:hint="default"/>
+        <w:sz w:val="20"/>
+      </w:rPr>
+    </w:lvl>
+    <w:lvl w:ilvl="4" w:tentative="1">
+      <w:start w:val="1"/>
+      <w:numFmt w:val="bullet"/>
+      <w:lvlText w:val=""/>
+      <w:lvlJc w:val="left"/>
+      <w:pPr>
+        <w:tabs>
+          <w:tab w:val="num" w:pos="3600"/>
+        </w:tabs>
+        <w:ind w:left="3600" w:hanging="360"/>
+      </w:pPr>
+      <w:rPr>
+        <w:rFonts w:ascii="Wingdings" w:hAnsi="Wingdings" w:hint="default"/>
+        <w:sz w:val="20"/>
+      </w:rPr>
+    </w:lvl>
+    <w:lvl w:ilvl="5" w:tentative="1">
+      <w:start w:val="1"/>
+      <w:numFmt w:val="bullet"/>
+      <w:lvlText w:val=""/>
+      <w:lvlJc w:val="left"/>
+      <w:pPr>
+        <w:tabs>
+          <w:tab w:val="num" w:pos="4320"/>
+        </w:tabs>
+        <w:ind w:left="4320" w:hanging="360"/>
+      </w:pPr>
+      <w:rPr>
+        <w:rFonts w:ascii="Wingdings" w:hAnsi="Wingdings" w:hint="default"/>
+        <w:sz w:val="20"/>
+      </w:rPr>
+    </w:lvl>
+    <w:lvl w:ilvl="6" w:tentative="1">
+      <w:start w:val="1"/>
+      <w:numFmt w:val="bullet"/>
+      <w:lvlText w:val=""/>
+      <w:lvlJc w:val="left"/>
+      <w:pPr>
+        <w:tabs>
+          <w:tab w:val="num" w:pos="5040"/>
+        </w:tabs>
+        <w:ind w:left="5040" w:hanging="360"/>
+      </w:pPr>
+      <w:rPr>
+        <w:rFonts w:ascii="Wingdings" w:hAnsi="Wingdings" w:hint="default"/>
+        <w:sz w:val="20"/>
+      </w:rPr>
+    </w:lvl>
+    <w:lvl w:ilvl="7" w:tentative="1">
+      <w:start w:val="1"/>
+      <w:numFmt w:val="bullet"/>
+      <w:lvlText w:val=""/>
+      <w:lvlJc w:val="left"/>
+      <w:pPr>
+        <w:tabs>
+          <w:tab w:val="num" w:pos="5760"/>
+        </w:tabs>
+        <w:ind w:left="5760" w:hanging="360"/>
+      </w:pPr>
+      <w:rPr>
+        <w:rFonts w:ascii="Wingdings" w:hAnsi="Wingdings" w:hint="default"/>
+        <w:sz w:val="20"/>
+      </w:rPr>
+    </w:lvl>
+    <w:lvl w:ilvl="8" w:tentative="1">
+      <w:start w:val="1"/>
+      <w:numFmt w:val="bullet"/>
+      <w:lvlText w:val=""/>
+      <w:lvlJc w:val="left"/>
+      <w:pPr>
+        <w:tabs>
+          <w:tab w:val="num" w:pos="6480"/>
+        </w:tabs>
+        <w:ind w:left="6480" w:hanging="360"/>
+      </w:pPr>
+      <w:rPr>
+        <w:rFonts w:ascii="Wingdings" w:hAnsi="Wingdings" w:hint="default"/>
+        <w:sz w:val="20"/>
+      </w:rPr>
+    </w:lvl>
+  </w:abstractNum>
+  <w:abstractNum w:abstractNumId="5" w15:restartNumberingAfterBreak="0">
+    <w:nsid w:val="4F385E84"/>
+    <w:multiLevelType w:val="multilevel"/>
+    <w:tmpl w:val="57A84566"/>
+    <w:lvl w:ilvl="0">
+      <w:start w:val="1"/>
+      <w:numFmt w:val="decimal"/>
+      <w:lvlText w:val="%1."/>
+      <w:lvlJc w:val="left"/>
+      <w:pPr>
+        <w:tabs>
+          <w:tab w:val="num" w:pos="720"/>
+        </w:tabs>
+        <w:ind w:left="720" w:hanging="360"/>
+      </w:pPr>
+    </w:lvl>
+    <w:lvl w:ilvl="1" w:tentative="1">
+      <w:start w:val="1"/>
+      <w:numFmt w:val="decimal"/>
+      <w:lvlText w:val="%2."/>
+      <w:lvlJc w:val="left"/>
+      <w:pPr>
+        <w:tabs>
+          <w:tab w:val="num" w:pos="1440"/>
+        </w:tabs>
+        <w:ind w:left="1440" w:hanging="360"/>
+      </w:pPr>
+    </w:lvl>
+    <w:lvl w:ilvl="2" w:tentative="1">
+      <w:start w:val="1"/>
+      <w:numFmt w:val="decimal"/>
+      <w:lvlText w:val="%3."/>
+      <w:lvlJc w:val="left"/>
+      <w:pPr>
+        <w:tabs>
+          <w:tab w:val="num" w:pos="2160"/>
+        </w:tabs>
+        <w:ind w:left="2160" w:hanging="360"/>
+      </w:pPr>
+    </w:lvl>
+    <w:lvl w:ilvl="3" w:tentative="1">
+      <w:start w:val="1"/>
+      <w:numFmt w:val="decimal"/>
+      <w:lvlText w:val="%4."/>
+      <w:lvlJc w:val="left"/>
+      <w:pPr>
+        <w:tabs>
+          <w:tab w:val="num" w:pos="2880"/>
+        </w:tabs>
+        <w:ind w:left="2880" w:hanging="360"/>
+      </w:pPr>
+    </w:lvl>
+    <w:lvl w:ilvl="4" w:tentative="1">
+      <w:start w:val="1"/>
+      <w:numFmt w:val="decimal"/>
+      <w:lvlText w:val="%5."/>
+      <w:lvlJc w:val="left"/>
+      <w:pPr>
+        <w:tabs>
+          <w:tab w:val="num" w:pos="3600"/>
+        </w:tabs>
+        <w:ind w:left="3600" w:hanging="360"/>
+      </w:pPr>
+    </w:lvl>
+    <w:lvl w:ilvl="5" w:tentative="1">
+      <w:start w:val="1"/>
+      <w:numFmt w:val="decimal"/>
+      <w:lvlText w:val="%6."/>
+      <w:lvlJc w:val="left"/>
+      <w:pPr>
+        <w:tabs>
+          <w:tab w:val="num" w:pos="4320"/>
+        </w:tabs>
+        <w:ind w:left="4320" w:hanging="360"/>
+      </w:pPr>
+    </w:lvl>
+    <w:lvl w:ilvl="6" w:tentative="1">
+      <w:start w:val="1"/>
+      <w:numFmt w:val="decimal"/>
+      <w:lvlText w:val="%7."/>
+      <w:lvlJc w:val="left"/>
+      <w:pPr>
+        <w:tabs>
+          <w:tab w:val="num" w:pos="5040"/>
+        </w:tabs>
+        <w:ind w:left="5040" w:hanging="360"/>
+      </w:pPr>
+    </w:lvl>
+    <w:lvl w:ilvl="7" w:tentative="1">
+      <w:start w:val="1"/>
+      <w:numFmt w:val="decimal"/>
+      <w:lvlText w:val="%8."/>
+      <w:lvlJc w:val="left"/>
+      <w:pPr>
+        <w:tabs>
+          <w:tab w:val="num" w:pos="5760"/>
+        </w:tabs>
+        <w:ind w:left="5760" w:hanging="360"/>
+      </w:pPr>
+    </w:lvl>
+    <w:lvl w:ilvl="8" w:tentative="1">
+      <w:start w:val="1"/>
+      <w:numFmt w:val="decimal"/>
+      <w:lvlText w:val="%9."/>
+      <w:lvlJc w:val="left"/>
+      <w:pPr>
+        <w:tabs>
+          <w:tab w:val="num" w:pos="6480"/>
+        </w:tabs>
+        <w:ind w:left="6480" w:hanging="360"/>
+      </w:pPr>
+    </w:lvl>
+  </w:abstractNum>
+  <w:abstractNum w:abstractNumId="6" w15:restartNumberingAfterBreak="0">
+    <w:nsid w:val="56E67D5B"/>
+    <w:multiLevelType w:val="multilevel"/>
+    <w:tmpl w:val="C4FC9C06"/>
+    <w:lvl w:ilvl="0">
+      <w:start w:val="1"/>
+      <w:numFmt w:val="bullet"/>
+      <w:lvlText w:val=""/>
+      <w:lvlJc w:val="left"/>
+      <w:pPr>
+        <w:tabs>
+          <w:tab w:val="num" w:pos="720"/>
+        </w:tabs>
+        <w:ind w:left="720" w:hanging="360"/>
+      </w:pPr>
+      <w:rPr>
+        <w:rFonts w:ascii="Symbol" w:hAnsi="Symbol" w:hint="default"/>
+        <w:sz w:val="20"/>
+      </w:rPr>
+    </w:lvl>
+    <w:lvl w:ilvl="1" w:tentative="1">
+      <w:start w:val="1"/>
+      <w:numFmt w:val="bullet"/>
+      <w:lvlText w:val="o"/>
+      <w:lvlJc w:val="left"/>
+      <w:pPr>
+        <w:tabs>
+          <w:tab w:val="num" w:pos="1440"/>
+        </w:tabs>
+        <w:ind w:left="1440" w:hanging="360"/>
+      </w:pPr>
+      <w:rPr>
+        <w:rFonts w:ascii="Courier New" w:hAnsi="Courier New" w:hint="default"/>
+        <w:sz w:val="20"/>
+      </w:rPr>
+    </w:lvl>
+    <w:lvl w:ilvl="2" w:tentative="1">
+      <w:start w:val="1"/>
+      <w:numFmt w:val="bullet"/>
+      <w:lvlText w:val=""/>
+      <w:lvlJc w:val="left"/>
+      <w:pPr>
+        <w:tabs>
+          <w:tab w:val="num" w:pos="2160"/>
+        </w:tabs>
+        <w:ind w:left="2160" w:hanging="360"/>
+      </w:pPr>
+      <w:rPr>
+        <w:rFonts w:ascii="Wingdings" w:hAnsi="Wingdings" w:hint="default"/>
+        <w:sz w:val="20"/>
+      </w:rPr>
+    </w:lvl>
+    <w:lvl w:ilvl="3" w:tentative="1">
+      <w:start w:val="1"/>
+      <w:numFmt w:val="bullet"/>
+      <w:lvlText w:val=""/>
+      <w:lvlJc w:val="left"/>
+      <w:pPr>
+        <w:tabs>
+          <w:tab w:val="num" w:pos="2880"/>
+        </w:tabs>
+        <w:ind w:left="2880" w:hanging="360"/>
+      </w:pPr>
+      <w:rPr>
+        <w:rFonts w:ascii="Wingdings" w:hAnsi="Wingdings" w:hint="default"/>
+        <w:sz w:val="20"/>
+      </w:rPr>
+    </w:lvl>
+    <w:lvl w:ilvl="4" w:tentative="1">
+      <w:start w:val="1"/>
+      <w:numFmt w:val="bullet"/>
+      <w:lvlText w:val=""/>
+      <w:lvlJc w:val="left"/>
+      <w:pPr>
+        <w:tabs>
+          <w:tab w:val="num" w:pos="3600"/>
+        </w:tabs>
+        <w:ind w:left="3600" w:hanging="360"/>
+      </w:pPr>
+      <w:rPr>
+        <w:rFonts w:ascii="Wingdings" w:hAnsi="Wingdings" w:hint="default"/>
+        <w:sz w:val="20"/>
+      </w:rPr>
+    </w:lvl>
+    <w:lvl w:ilvl="5" w:tentative="1">
+      <w:start w:val="1"/>
+      <w:numFmt w:val="bullet"/>
+      <w:lvlText w:val=""/>
+      <w:lvlJc w:val="left"/>
+      <w:pPr>
+        <w:tabs>
+          <w:tab w:val="num" w:pos="4320"/>
+        </w:tabs>
+        <w:ind w:left="4320" w:hanging="360"/>
+      </w:pPr>
+      <w:rPr>
+        <w:rFonts w:ascii="Wingdings" w:hAnsi="Wingdings" w:hint="default"/>
+        <w:sz w:val="20"/>
+      </w:rPr>
+    </w:lvl>
+    <w:lvl w:ilvl="6" w:tentative="1">
+      <w:start w:val="1"/>
+      <w:numFmt w:val="bullet"/>
+      <w:lvlText w:val=""/>
+      <w:lvlJc w:val="left"/>
+      <w:pPr>
+        <w:tabs>
+          <w:tab w:val="num" w:pos="5040"/>
+        </w:tabs>
+        <w:ind w:left="5040" w:hanging="360"/>
+      </w:pPr>
+      <w:rPr>
+        <w:rFonts w:ascii="Wingdings" w:hAnsi="Wingdings" w:hint="default"/>
+        <w:sz w:val="20"/>
+      </w:rPr>
+    </w:lvl>
+    <w:lvl w:ilvl="7" w:tentative="1">
+      <w:start w:val="1"/>
+      <w:numFmt w:val="bullet"/>
+      <w:lvlText w:val=""/>
+      <w:lvlJc w:val="left"/>
+      <w:pPr>
+        <w:tabs>
+          <w:tab w:val="num" w:pos="5760"/>
+        </w:tabs>
+        <w:ind w:left="5760" w:hanging="360"/>
+      </w:pPr>
+      <w:rPr>
+        <w:rFonts w:ascii="Wingdings" w:hAnsi="Wingdings" w:hint="default"/>
+        <w:sz w:val="20"/>
+      </w:rPr>
+    </w:lvl>
+    <w:lvl w:ilvl="8" w:tentative="1">
+      <w:start w:val="1"/>
+      <w:numFmt w:val="bullet"/>
+      <w:lvlText w:val=""/>
+      <w:lvlJc w:val="left"/>
+      <w:pPr>
+        <w:tabs>
+          <w:tab w:val="num" w:pos="6480"/>
+        </w:tabs>
+        <w:ind w:left="6480" w:hanging="360"/>
+      </w:pPr>
+      <w:rPr>
+        <w:rFonts w:ascii="Wingdings" w:hAnsi="Wingdings" w:hint="default"/>
+        <w:sz w:val="20"/>
+      </w:rPr>
+    </w:lvl>
+  </w:abstractNum>
+  <w:abstractNum w:abstractNumId="7" w15:restartNumberingAfterBreak="0">
+    <w:nsid w:val="59BF3C65"/>
+    <w:multiLevelType w:val="multilevel"/>
+    <w:tmpl w:val="691230BC"/>
     <w:lvl w:ilvl="0">
       <w:start w:val="1"/>
       <w:numFmt w:val="decimal"/>
@@ -14215,10 +15367,10 @@
       </w:pPr>
     </w:lvl>
   </w:abstractNum>
-  <w:abstractNum w:abstractNumId="4" w15:restartNumberingAfterBreak="0">
-    <w:nsid w:val="1B9431B0"/>
+  <w:abstractNum w:abstractNumId="8" w15:restartNumberingAfterBreak="0">
+    <w:nsid w:val="6F002D21"/>
     <w:multiLevelType w:val="multilevel"/>
-    <w:tmpl w:val="C6EE4074"/>
+    <w:tmpl w:val="08947C2E"/>
     <w:lvl w:ilvl="0">
       <w:start w:val="1"/>
       <w:numFmt w:val="bullet"/>
@@ -14364,10 +15516,123 @@
       </w:rPr>
     </w:lvl>
   </w:abstractNum>
-  <w:abstractNum w:abstractNumId="5" w15:restartNumberingAfterBreak="0">
-    <w:nsid w:val="3A261636"/>
+  <w:abstractNum w:abstractNumId="9" w15:restartNumberingAfterBreak="0">
+    <w:nsid w:val="70151BB2"/>
     <w:multiLevelType w:val="multilevel"/>
-    <w:tmpl w:val="AEEC0646"/>
+    <w:tmpl w:val="77406B78"/>
+    <w:lvl w:ilvl="0">
+      <w:start w:val="1"/>
+      <w:numFmt w:val="decimal"/>
+      <w:lvlText w:val="%1."/>
+      <w:lvlJc w:val="left"/>
+      <w:pPr>
+        <w:tabs>
+          <w:tab w:val="num" w:pos="720"/>
+        </w:tabs>
+        <w:ind w:left="720" w:hanging="360"/>
+      </w:pPr>
+    </w:lvl>
+    <w:lvl w:ilvl="1" w:tentative="1">
+      <w:start w:val="1"/>
+      <w:numFmt w:val="decimal"/>
+      <w:lvlText w:val="%2."/>
+      <w:lvlJc w:val="left"/>
+      <w:pPr>
+        <w:tabs>
+          <w:tab w:val="num" w:pos="1440"/>
+        </w:tabs>
+        <w:ind w:left="1440" w:hanging="360"/>
+      </w:pPr>
+    </w:lvl>
+    <w:lvl w:ilvl="2" w:tentative="1">
+      <w:start w:val="1"/>
+      <w:numFmt w:val="decimal"/>
+      <w:lvlText w:val="%3."/>
+      <w:lvlJc w:val="left"/>
+      <w:pPr>
+        <w:tabs>
+          <w:tab w:val="num" w:pos="2160"/>
+        </w:tabs>
+        <w:ind w:left="2160" w:hanging="360"/>
+      </w:pPr>
+    </w:lvl>
+    <w:lvl w:ilvl="3" w:tentative="1">
+      <w:start w:val="1"/>
+      <w:numFmt w:val="decimal"/>
+      <w:lvlText w:val="%4."/>
+      <w:lvlJc w:val="left"/>
+      <w:pPr>
+        <w:tabs>
+          <w:tab w:val="num" w:pos="2880"/>
+        </w:tabs>
+        <w:ind w:left="2880" w:hanging="360"/>
+      </w:pPr>
+    </w:lvl>
+    <w:lvl w:ilvl="4" w:tentative="1">
+      <w:start w:val="1"/>
+      <w:numFmt w:val="decimal"/>
+      <w:lvlText w:val="%5."/>
+      <w:lvlJc w:val="left"/>
+      <w:pPr>
+        <w:tabs>
+          <w:tab w:val="num" w:pos="3600"/>
+        </w:tabs>
+        <w:ind w:left="3600" w:hanging="360"/>
+      </w:pPr>
+    </w:lvl>
+    <w:lvl w:ilvl="5" w:tentative="1">
+      <w:start w:val="1"/>
+      <w:numFmt w:val="decimal"/>
+      <w:lvlText w:val="%6."/>
+      <w:lvlJc w:val="left"/>
+      <w:pPr>
+        <w:tabs>
+          <w:tab w:val="num" w:pos="4320"/>
+        </w:tabs>
+        <w:ind w:left="4320" w:hanging="360"/>
+      </w:pPr>
+    </w:lvl>
+    <w:lvl w:ilvl="6" w:tentative="1">
+      <w:start w:val="1"/>
+      <w:numFmt w:val="decimal"/>
+      <w:lvlText w:val="%7."/>
+      <w:lvlJc w:val="left"/>
+      <w:pPr>
+        <w:tabs>
+          <w:tab w:val="num" w:pos="5040"/>
+        </w:tabs>
+        <w:ind w:left="5040" w:hanging="360"/>
+      </w:pPr>
+    </w:lvl>
+    <w:lvl w:ilvl="7" w:tentative="1">
+      <w:start w:val="1"/>
+      <w:numFmt w:val="decimal"/>
+      <w:lvlText w:val="%8."/>
+      <w:lvlJc w:val="left"/>
+      <w:pPr>
+        <w:tabs>
+          <w:tab w:val="num" w:pos="5760"/>
+        </w:tabs>
+        <w:ind w:left="5760" w:hanging="360"/>
+      </w:pPr>
+    </w:lvl>
+    <w:lvl w:ilvl="8" w:tentative="1">
+      <w:start w:val="1"/>
+      <w:numFmt w:val="decimal"/>
+      <w:lvlText w:val="%9."/>
+      <w:lvlJc w:val="left"/>
+      <w:pPr>
+        <w:tabs>
+          <w:tab w:val="num" w:pos="6480"/>
+        </w:tabs>
+        <w:ind w:left="6480" w:hanging="360"/>
+      </w:pPr>
+    </w:lvl>
+  </w:abstractNum>
+  <w:abstractNum w:abstractNumId="10" w15:restartNumberingAfterBreak="0">
+    <w:nsid w:val="7A0557F9"/>
+    <w:multiLevelType w:val="multilevel"/>
+    <w:tmpl w:val="6BBA4AEA"/>
     <w:lvl w:ilvl="0">
       <w:start w:val="1"/>
       <w:numFmt w:val="bullet"/>
@@ -14513,479 +15778,38 @@
       </w:rPr>
     </w:lvl>
   </w:abstractNum>
-  <w:abstractNum w:abstractNumId="6" w15:restartNumberingAfterBreak="0">
-    <w:nsid w:val="4A2409D3"/>
-    <w:multiLevelType w:val="multilevel"/>
-    <w:tmpl w:val="4FA28BE8"/>
-    <w:lvl w:ilvl="0">
-      <w:start w:val="1"/>
-      <w:numFmt w:val="bullet"/>
-      <w:lvlText w:val=""/>
-      <w:lvlJc w:val="left"/>
-      <w:pPr>
-        <w:tabs>
-          <w:tab w:val="num" w:pos="720"/>
-        </w:tabs>
-        <w:ind w:left="720" w:hanging="360"/>
-      </w:pPr>
-      <w:rPr>
-        <w:rFonts w:ascii="Symbol" w:hAnsi="Symbol" w:hint="default"/>
-        <w:sz w:val="20"/>
-      </w:rPr>
-    </w:lvl>
-    <w:lvl w:ilvl="1" w:tentative="1">
-      <w:start w:val="1"/>
-      <w:numFmt w:val="bullet"/>
-      <w:lvlText w:val="o"/>
-      <w:lvlJc w:val="left"/>
-      <w:pPr>
-        <w:tabs>
-          <w:tab w:val="num" w:pos="1440"/>
-        </w:tabs>
-        <w:ind w:left="1440" w:hanging="360"/>
-      </w:pPr>
-      <w:rPr>
-        <w:rFonts w:ascii="Courier New" w:hAnsi="Courier New" w:hint="default"/>
-        <w:sz w:val="20"/>
-      </w:rPr>
-    </w:lvl>
-    <w:lvl w:ilvl="2" w:tentative="1">
-      <w:start w:val="1"/>
-      <w:numFmt w:val="bullet"/>
-      <w:lvlText w:val=""/>
-      <w:lvlJc w:val="left"/>
-      <w:pPr>
-        <w:tabs>
-          <w:tab w:val="num" w:pos="2160"/>
-        </w:tabs>
-        <w:ind w:left="2160" w:hanging="360"/>
-      </w:pPr>
-      <w:rPr>
-        <w:rFonts w:ascii="Wingdings" w:hAnsi="Wingdings" w:hint="default"/>
-        <w:sz w:val="20"/>
-      </w:rPr>
-    </w:lvl>
-    <w:lvl w:ilvl="3" w:tentative="1">
-      <w:start w:val="1"/>
-      <w:numFmt w:val="bullet"/>
-      <w:lvlText w:val=""/>
-      <w:lvlJc w:val="left"/>
-      <w:pPr>
-        <w:tabs>
-          <w:tab w:val="num" w:pos="2880"/>
-        </w:tabs>
-        <w:ind w:left="2880" w:hanging="360"/>
-      </w:pPr>
-      <w:rPr>
-        <w:rFonts w:ascii="Wingdings" w:hAnsi="Wingdings" w:hint="default"/>
-        <w:sz w:val="20"/>
-      </w:rPr>
-    </w:lvl>
-    <w:lvl w:ilvl="4" w:tentative="1">
-      <w:start w:val="1"/>
-      <w:numFmt w:val="bullet"/>
-      <w:lvlText w:val=""/>
-      <w:lvlJc w:val="left"/>
-      <w:pPr>
-        <w:tabs>
-          <w:tab w:val="num" w:pos="3600"/>
-        </w:tabs>
-        <w:ind w:left="3600" w:hanging="360"/>
-      </w:pPr>
-      <w:rPr>
-        <w:rFonts w:ascii="Wingdings" w:hAnsi="Wingdings" w:hint="default"/>
-        <w:sz w:val="20"/>
-      </w:rPr>
-    </w:lvl>
-    <w:lvl w:ilvl="5" w:tentative="1">
-      <w:start w:val="1"/>
-      <w:numFmt w:val="bullet"/>
-      <w:lvlText w:val=""/>
-      <w:lvlJc w:val="left"/>
-      <w:pPr>
-        <w:tabs>
-          <w:tab w:val="num" w:pos="4320"/>
-        </w:tabs>
-        <w:ind w:left="4320" w:hanging="360"/>
-      </w:pPr>
-      <w:rPr>
-        <w:rFonts w:ascii="Wingdings" w:hAnsi="Wingdings" w:hint="default"/>
-        <w:sz w:val="20"/>
-      </w:rPr>
-    </w:lvl>
-    <w:lvl w:ilvl="6" w:tentative="1">
-      <w:start w:val="1"/>
-      <w:numFmt w:val="bullet"/>
-      <w:lvlText w:val=""/>
-      <w:lvlJc w:val="left"/>
-      <w:pPr>
-        <w:tabs>
-          <w:tab w:val="num" w:pos="5040"/>
-        </w:tabs>
-        <w:ind w:left="5040" w:hanging="360"/>
-      </w:pPr>
-      <w:rPr>
-        <w:rFonts w:ascii="Wingdings" w:hAnsi="Wingdings" w:hint="default"/>
-        <w:sz w:val="20"/>
-      </w:rPr>
-    </w:lvl>
-    <w:lvl w:ilvl="7" w:tentative="1">
-      <w:start w:val="1"/>
-      <w:numFmt w:val="bullet"/>
-      <w:lvlText w:val=""/>
-      <w:lvlJc w:val="left"/>
-      <w:pPr>
-        <w:tabs>
-          <w:tab w:val="num" w:pos="5760"/>
-        </w:tabs>
-        <w:ind w:left="5760" w:hanging="360"/>
-      </w:pPr>
-      <w:rPr>
-        <w:rFonts w:ascii="Wingdings" w:hAnsi="Wingdings" w:hint="default"/>
-        <w:sz w:val="20"/>
-      </w:rPr>
-    </w:lvl>
-    <w:lvl w:ilvl="8" w:tentative="1">
-      <w:start w:val="1"/>
-      <w:numFmt w:val="bullet"/>
-      <w:lvlText w:val=""/>
-      <w:lvlJc w:val="left"/>
-      <w:pPr>
-        <w:tabs>
-          <w:tab w:val="num" w:pos="6480"/>
-        </w:tabs>
-        <w:ind w:left="6480" w:hanging="360"/>
-      </w:pPr>
-      <w:rPr>
-        <w:rFonts w:ascii="Wingdings" w:hAnsi="Wingdings" w:hint="default"/>
-        <w:sz w:val="20"/>
-      </w:rPr>
-    </w:lvl>
-  </w:abstractNum>
-  <w:abstractNum w:abstractNumId="7" w15:restartNumberingAfterBreak="0">
-    <w:nsid w:val="634A59C8"/>
-    <w:multiLevelType w:val="multilevel"/>
-    <w:tmpl w:val="0B4494FA"/>
-    <w:lvl w:ilvl="0">
-      <w:start w:val="1"/>
-      <w:numFmt w:val="bullet"/>
-      <w:lvlText w:val=""/>
-      <w:lvlJc w:val="left"/>
-      <w:pPr>
-        <w:tabs>
-          <w:tab w:val="num" w:pos="720"/>
-        </w:tabs>
-        <w:ind w:left="720" w:hanging="360"/>
-      </w:pPr>
-      <w:rPr>
-        <w:rFonts w:ascii="Symbol" w:hAnsi="Symbol" w:hint="default"/>
-        <w:sz w:val="20"/>
-      </w:rPr>
-    </w:lvl>
-    <w:lvl w:ilvl="1" w:tentative="1">
-      <w:start w:val="1"/>
-      <w:numFmt w:val="bullet"/>
-      <w:lvlText w:val="o"/>
-      <w:lvlJc w:val="left"/>
-      <w:pPr>
-        <w:tabs>
-          <w:tab w:val="num" w:pos="1440"/>
-        </w:tabs>
-        <w:ind w:left="1440" w:hanging="360"/>
-      </w:pPr>
-      <w:rPr>
-        <w:rFonts w:ascii="Courier New" w:hAnsi="Courier New" w:hint="default"/>
-        <w:sz w:val="20"/>
-      </w:rPr>
-    </w:lvl>
-    <w:lvl w:ilvl="2" w:tentative="1">
-      <w:start w:val="1"/>
-      <w:numFmt w:val="bullet"/>
-      <w:lvlText w:val=""/>
-      <w:lvlJc w:val="left"/>
-      <w:pPr>
-        <w:tabs>
-          <w:tab w:val="num" w:pos="2160"/>
-        </w:tabs>
-        <w:ind w:left="2160" w:hanging="360"/>
-      </w:pPr>
-      <w:rPr>
-        <w:rFonts w:ascii="Wingdings" w:hAnsi="Wingdings" w:hint="default"/>
-        <w:sz w:val="20"/>
-      </w:rPr>
-    </w:lvl>
-    <w:lvl w:ilvl="3" w:tentative="1">
-      <w:start w:val="1"/>
-      <w:numFmt w:val="bullet"/>
-      <w:lvlText w:val=""/>
-      <w:lvlJc w:val="left"/>
-      <w:pPr>
-        <w:tabs>
-          <w:tab w:val="num" w:pos="2880"/>
-        </w:tabs>
-        <w:ind w:left="2880" w:hanging="360"/>
-      </w:pPr>
-      <w:rPr>
-        <w:rFonts w:ascii="Wingdings" w:hAnsi="Wingdings" w:hint="default"/>
-        <w:sz w:val="20"/>
-      </w:rPr>
-    </w:lvl>
-    <w:lvl w:ilvl="4" w:tentative="1">
-      <w:start w:val="1"/>
-      <w:numFmt w:val="bullet"/>
-      <w:lvlText w:val=""/>
-      <w:lvlJc w:val="left"/>
-      <w:pPr>
-        <w:tabs>
-          <w:tab w:val="num" w:pos="3600"/>
-        </w:tabs>
-        <w:ind w:left="3600" w:hanging="360"/>
-      </w:pPr>
-      <w:rPr>
-        <w:rFonts w:ascii="Wingdings" w:hAnsi="Wingdings" w:hint="default"/>
-        <w:sz w:val="20"/>
-      </w:rPr>
-    </w:lvl>
-    <w:lvl w:ilvl="5" w:tentative="1">
-      <w:start w:val="1"/>
-      <w:numFmt w:val="bullet"/>
-      <w:lvlText w:val=""/>
-      <w:lvlJc w:val="left"/>
-      <w:pPr>
-        <w:tabs>
-          <w:tab w:val="num" w:pos="4320"/>
-        </w:tabs>
-        <w:ind w:left="4320" w:hanging="360"/>
-      </w:pPr>
-      <w:rPr>
-        <w:rFonts w:ascii="Wingdings" w:hAnsi="Wingdings" w:hint="default"/>
-        <w:sz w:val="20"/>
-      </w:rPr>
-    </w:lvl>
-    <w:lvl w:ilvl="6" w:tentative="1">
-      <w:start w:val="1"/>
-      <w:numFmt w:val="bullet"/>
-      <w:lvlText w:val=""/>
-      <w:lvlJc w:val="left"/>
-      <w:pPr>
-        <w:tabs>
-          <w:tab w:val="num" w:pos="5040"/>
-        </w:tabs>
-        <w:ind w:left="5040" w:hanging="360"/>
-      </w:pPr>
-      <w:rPr>
-        <w:rFonts w:ascii="Wingdings" w:hAnsi="Wingdings" w:hint="default"/>
-        <w:sz w:val="20"/>
-      </w:rPr>
-    </w:lvl>
-    <w:lvl w:ilvl="7" w:tentative="1">
-      <w:start w:val="1"/>
-      <w:numFmt w:val="bullet"/>
-      <w:lvlText w:val=""/>
-      <w:lvlJc w:val="left"/>
-      <w:pPr>
-        <w:tabs>
-          <w:tab w:val="num" w:pos="5760"/>
-        </w:tabs>
-        <w:ind w:left="5760" w:hanging="360"/>
-      </w:pPr>
-      <w:rPr>
-        <w:rFonts w:ascii="Wingdings" w:hAnsi="Wingdings" w:hint="default"/>
-        <w:sz w:val="20"/>
-      </w:rPr>
-    </w:lvl>
-    <w:lvl w:ilvl="8" w:tentative="1">
-      <w:start w:val="1"/>
-      <w:numFmt w:val="bullet"/>
-      <w:lvlText w:val=""/>
-      <w:lvlJc w:val="left"/>
-      <w:pPr>
-        <w:tabs>
-          <w:tab w:val="num" w:pos="6480"/>
-        </w:tabs>
-        <w:ind w:left="6480" w:hanging="360"/>
-      </w:pPr>
-      <w:rPr>
-        <w:rFonts w:ascii="Wingdings" w:hAnsi="Wingdings" w:hint="default"/>
-        <w:sz w:val="20"/>
-      </w:rPr>
-    </w:lvl>
-  </w:abstractNum>
-  <w:abstractNum w:abstractNumId="8" w15:restartNumberingAfterBreak="0">
-    <w:nsid w:val="684B57D3"/>
-    <w:multiLevelType w:val="multilevel"/>
-    <w:tmpl w:val="F5BE22FA"/>
-    <w:lvl w:ilvl="0">
-      <w:start w:val="1"/>
-      <w:numFmt w:val="bullet"/>
-      <w:lvlText w:val=""/>
-      <w:lvlJc w:val="left"/>
-      <w:pPr>
-        <w:tabs>
-          <w:tab w:val="num" w:pos="720"/>
-        </w:tabs>
-        <w:ind w:left="720" w:hanging="360"/>
-      </w:pPr>
-      <w:rPr>
-        <w:rFonts w:ascii="Symbol" w:hAnsi="Symbol" w:hint="default"/>
-        <w:sz w:val="20"/>
-      </w:rPr>
-    </w:lvl>
-    <w:lvl w:ilvl="1" w:tentative="1">
-      <w:start w:val="1"/>
-      <w:numFmt w:val="bullet"/>
-      <w:lvlText w:val="o"/>
-      <w:lvlJc w:val="left"/>
-      <w:pPr>
-        <w:tabs>
-          <w:tab w:val="num" w:pos="1440"/>
-        </w:tabs>
-        <w:ind w:left="1440" w:hanging="360"/>
-      </w:pPr>
-      <w:rPr>
-        <w:rFonts w:ascii="Courier New" w:hAnsi="Courier New" w:hint="default"/>
-        <w:sz w:val="20"/>
-      </w:rPr>
-    </w:lvl>
-    <w:lvl w:ilvl="2" w:tentative="1">
-      <w:start w:val="1"/>
-      <w:numFmt w:val="bullet"/>
-      <w:lvlText w:val=""/>
-      <w:lvlJc w:val="left"/>
-      <w:pPr>
-        <w:tabs>
-          <w:tab w:val="num" w:pos="2160"/>
-        </w:tabs>
-        <w:ind w:left="2160" w:hanging="360"/>
-      </w:pPr>
-      <w:rPr>
-        <w:rFonts w:ascii="Wingdings" w:hAnsi="Wingdings" w:hint="default"/>
-        <w:sz w:val="20"/>
-      </w:rPr>
-    </w:lvl>
-    <w:lvl w:ilvl="3" w:tentative="1">
-      <w:start w:val="1"/>
-      <w:numFmt w:val="bullet"/>
-      <w:lvlText w:val=""/>
-      <w:lvlJc w:val="left"/>
-      <w:pPr>
-        <w:tabs>
-          <w:tab w:val="num" w:pos="2880"/>
-        </w:tabs>
-        <w:ind w:left="2880" w:hanging="360"/>
-      </w:pPr>
-      <w:rPr>
-        <w:rFonts w:ascii="Wingdings" w:hAnsi="Wingdings" w:hint="default"/>
-        <w:sz w:val="20"/>
-      </w:rPr>
-    </w:lvl>
-    <w:lvl w:ilvl="4" w:tentative="1">
-      <w:start w:val="1"/>
-      <w:numFmt w:val="bullet"/>
-      <w:lvlText w:val=""/>
-      <w:lvlJc w:val="left"/>
-      <w:pPr>
-        <w:tabs>
-          <w:tab w:val="num" w:pos="3600"/>
-        </w:tabs>
-        <w:ind w:left="3600" w:hanging="360"/>
-      </w:pPr>
-      <w:rPr>
-        <w:rFonts w:ascii="Wingdings" w:hAnsi="Wingdings" w:hint="default"/>
-        <w:sz w:val="20"/>
-      </w:rPr>
-    </w:lvl>
-    <w:lvl w:ilvl="5" w:tentative="1">
-      <w:start w:val="1"/>
-      <w:numFmt w:val="bullet"/>
-      <w:lvlText w:val=""/>
-      <w:lvlJc w:val="left"/>
-      <w:pPr>
-        <w:tabs>
-          <w:tab w:val="num" w:pos="4320"/>
-        </w:tabs>
-        <w:ind w:left="4320" w:hanging="360"/>
-      </w:pPr>
-      <w:rPr>
-        <w:rFonts w:ascii="Wingdings" w:hAnsi="Wingdings" w:hint="default"/>
-        <w:sz w:val="20"/>
-      </w:rPr>
-    </w:lvl>
-    <w:lvl w:ilvl="6" w:tentative="1">
-      <w:start w:val="1"/>
-      <w:numFmt w:val="bullet"/>
-      <w:lvlText w:val=""/>
-      <w:lvlJc w:val="left"/>
-      <w:pPr>
-        <w:tabs>
-          <w:tab w:val="num" w:pos="5040"/>
-        </w:tabs>
-        <w:ind w:left="5040" w:hanging="360"/>
-      </w:pPr>
-      <w:rPr>
-        <w:rFonts w:ascii="Wingdings" w:hAnsi="Wingdings" w:hint="default"/>
-        <w:sz w:val="20"/>
-      </w:rPr>
-    </w:lvl>
-    <w:lvl w:ilvl="7" w:tentative="1">
-      <w:start w:val="1"/>
-      <w:numFmt w:val="bullet"/>
-      <w:lvlText w:val=""/>
-      <w:lvlJc w:val="left"/>
-      <w:pPr>
-        <w:tabs>
-          <w:tab w:val="num" w:pos="5760"/>
-        </w:tabs>
-        <w:ind w:left="5760" w:hanging="360"/>
-      </w:pPr>
-      <w:rPr>
-        <w:rFonts w:ascii="Wingdings" w:hAnsi="Wingdings" w:hint="default"/>
-        <w:sz w:val="20"/>
-      </w:rPr>
-    </w:lvl>
-    <w:lvl w:ilvl="8" w:tentative="1">
-      <w:start w:val="1"/>
-      <w:numFmt w:val="bullet"/>
-      <w:lvlText w:val=""/>
-      <w:lvlJc w:val="left"/>
-      <w:pPr>
-        <w:tabs>
-          <w:tab w:val="num" w:pos="6480"/>
-        </w:tabs>
-        <w:ind w:left="6480" w:hanging="360"/>
-      </w:pPr>
-      <w:rPr>
-        <w:rFonts w:ascii="Wingdings" w:hAnsi="Wingdings" w:hint="default"/>
-        <w:sz w:val="20"/>
-      </w:rPr>
-    </w:lvl>
-  </w:abstractNum>
   <w:num w:numId="1">
-    <w:abstractNumId w:val="5"/>
+    <w:abstractNumId w:val="4"/>
   </w:num>
   <w:num w:numId="2">
-    <w:abstractNumId w:val="3"/>
+    <w:abstractNumId w:val="7"/>
   </w:num>
   <w:num w:numId="3">
     <w:abstractNumId w:val="0"/>
   </w:num>
   <w:num w:numId="4">
-    <w:abstractNumId w:val="4"/>
+    <w:abstractNumId w:val="1"/>
   </w:num>
   <w:num w:numId="5">
-    <w:abstractNumId w:val="1"/>
+    <w:abstractNumId w:val="9"/>
   </w:num>
   <w:num w:numId="6">
     <w:abstractNumId w:val="2"/>
   </w:num>
   <w:num w:numId="7">
-    <w:abstractNumId w:val="7"/>
+    <w:abstractNumId w:val="10"/>
   </w:num>
   <w:num w:numId="8">
-    <w:abstractNumId w:val="6"/>
+    <w:abstractNumId w:val="8"/>
   </w:num>
   <w:num w:numId="9">
-    <w:abstractNumId w:val="8"/>
+    <w:abstractNumId w:val="3"/>
+  </w:num>
+  <w:num w:numId="10">
+    <w:abstractNumId w:val="5"/>
+  </w:num>
+  <w:num w:numId="11">
+    <w:abstractNumId w:val="6"/>
   </w:num>
 </w:numbering>
 </file>

--- a/README.docx
+++ b/README.docx
@@ -11403,7 +11403,7 @@
         <w:rPr>
           <w:rFonts w:ascii="Segoe UI" w:eastAsia="Times New Roman" w:hAnsi="Segoe UI" w:cs="Segoe UI"/>
         </w:rPr>
-        <w:t>YOLO labelling</w:t>
+        <w:t>TTS speech datasets</w:t>
       </w:r>
     </w:p>
     <w:p>
@@ -11418,18 +11418,43 @@
       <w:r>
         <w:rPr>
           <w:rFonts w:ascii="Segoe UI" w:hAnsi="Segoe UI" w:cs="Segoe UI"/>
-          <w:sz w:val="22"/>
-          <w:szCs w:val="22"/>
-        </w:rPr>
-        <w:t>The Labelling tab on the YOLO page turns a folder of images into a YOLO dataset. It runs entirely in the browser: the images are read from a folder you pick and are never uploaded, which is the only sane ar</w:t>
-      </w:r>
-      <w:r>
-        <w:rPr>
-          <w:rFonts w:ascii="Segoe UI" w:hAnsi="Segoe UI" w:cs="Segoe UI"/>
-          <w:sz w:val="22"/>
-          <w:szCs w:val="22"/>
-        </w:rPr>
-        <w:t>rangement when a dataset is routinely thousands of files and many gigabytes.</w:t>
+          <w:b/>
+          <w:bCs/>
+          <w:sz w:val="22"/>
+          <w:szCs w:val="22"/>
+        </w:rPr>
+        <w:t>Tools -&gt; AI -&gt; TTS</w:t>
+      </w:r>
+      <w:r>
+        <w:rPr>
+          <w:rFonts w:ascii="Segoe UI" w:hAnsi="Segoe UI" w:cs="Segoe UI"/>
+          <w:sz w:val="22"/>
+          <w:szCs w:val="22"/>
+        </w:rPr>
+        <w:t xml:space="preserve"> transcribes a folder of speech into a training dataset. Same arrangement as the YOLO labelling tab: the folder is read where it already is, nothing is uploaded, and the transcripts —</w:t>
+      </w:r>
+      <w:r>
+        <w:rPr>
+          <w:rFonts w:ascii="Segoe UI" w:hAnsi="Segoe UI" w:cs="Segoe UI"/>
+          <w:sz w:val="22"/>
+          <w:szCs w:val="22"/>
+        </w:rPr>
+        <w:t xml:space="preserve"> which are small — are mirrored into </w:t>
+      </w:r>
+      <w:r>
+        <w:rPr>
+          <w:rStyle w:val="c1"/>
+          <w:rFonts w:cs="Segoe UI"/>
+        </w:rPr>
+        <w:t>localStorage</w:t>
+      </w:r>
+      <w:r>
+        <w:rPr>
+          <w:rFonts w:ascii="Segoe UI" w:hAnsi="Segoe UI" w:cs="Segoe UI"/>
+          <w:sz w:val="22"/>
+          <w:szCs w:val="22"/>
+        </w:rPr>
+        <w:t xml:space="preserve"> and matched back by file name when the folder is reopened.</w:t>
       </w:r>
     </w:p>
     <w:p>
@@ -11444,10 +11469,320 @@
       <w:r>
         <w:rPr>
           <w:rFonts w:ascii="Segoe UI" w:hAnsi="Segoe UI" w:cs="Segoe UI"/>
-          <w:sz w:val="22"/>
-          <w:szCs w:val="22"/>
-        </w:rPr>
-        <w:t>Two tasks, matching the two models asked for:</w:t>
+          <w:b/>
+          <w:bCs/>
+          <w:sz w:val="22"/>
+          <w:szCs w:val="22"/>
+        </w:rPr>
+        <w:t>Only 16 kHz mono PCM WAV is accepted</w:t>
+      </w:r>
+      <w:r>
+        <w:rPr>
+          <w:rFonts w:ascii="Segoe UI" w:hAnsi="Segoe UI" w:cs="Segoe UI"/>
+          <w:sz w:val="22"/>
+          <w:szCs w:val="22"/>
+        </w:rPr>
+        <w:t>, and the folder is checked rather than trusted: a corpus whose clips disagree about sample rate or channel cou</w:t>
+      </w:r>
+      <w:r>
+        <w:rPr>
+          <w:rFonts w:ascii="Segoe UI" w:hAnsi="Segoe UI" w:cs="Segoe UI"/>
+          <w:sz w:val="22"/>
+          <w:szCs w:val="22"/>
+        </w:rPr>
+        <w:t xml:space="preserve">nt trains badly and says nothing about why. </w:t>
+      </w:r>
+      <w:r>
+        <w:rPr>
+          <w:rStyle w:val="c1"/>
+          <w:rFonts w:cs="Segoe UI"/>
+        </w:rPr>
+        <w:t>frontend/src/lib/wavInspect.js</w:t>
+      </w:r>
+      <w:r>
+        <w:rPr>
+          <w:rFonts w:ascii="Segoe UI" w:hAnsi="Segoe UI" w:cs="Segoe UI"/>
+          <w:sz w:val="22"/>
+          <w:szCs w:val="22"/>
+        </w:rPr>
+        <w:t xml:space="preserve"> walks the RIFF chunks and stops at </w:t>
+      </w:r>
+      <w:r>
+        <w:rPr>
+          <w:rStyle w:val="c1"/>
+          <w:rFonts w:cs="Segoe UI"/>
+        </w:rPr>
+        <w:t>data</w:t>
+      </w:r>
+      <w:r>
+        <w:rPr>
+          <w:rFonts w:ascii="Segoe UI" w:hAnsi="Segoe UI" w:cs="Segoe UI"/>
+          <w:sz w:val="22"/>
+          <w:szCs w:val="22"/>
+        </w:rPr>
+        <w:t>, so the check is one 64 KB read per file however large the file is — decoding each one to find out would mean pulling an entire dataset throu</w:t>
+      </w:r>
+      <w:r>
+        <w:rPr>
+          <w:rFonts w:ascii="Segoe UI" w:hAnsi="Segoe UI" w:cs="Segoe UI"/>
+          <w:sz w:val="22"/>
+          <w:szCs w:val="22"/>
+        </w:rPr>
+        <w:t>gh the browser's audio decoder to learn something the first few dozen bytes already state.</w:t>
+      </w:r>
+    </w:p>
+    <w:p>
+      <w:pPr>
+        <w:pStyle w:val="NormalWeb"/>
+        <w:rPr>
+          <w:rFonts w:ascii="Segoe UI" w:hAnsi="Segoe UI" w:cs="Segoe UI"/>
+          <w:sz w:val="22"/>
+          <w:szCs w:val="22"/>
+        </w:rPr>
+      </w:pPr>
+      <w:r>
+        <w:rPr>
+          <w:rFonts w:ascii="Segoe UI" w:hAnsi="Segoe UI" w:cs="Segoe UI"/>
+          <w:sz w:val="22"/>
+          <w:szCs w:val="22"/>
+        </w:rPr>
+        <w:t>Anything rejected is listed with its reason — "44100 Hz; 16000 Hz is required", "Stereo; mono is required" — and never silently dropped. The reason is the useful part: it says what to run over the folder, where a bare rejection sends somebody through it on</w:t>
+      </w:r>
+      <w:r>
+        <w:rPr>
+          <w:rFonts w:ascii="Segoe UI" w:hAnsi="Segoe UI" w:cs="Segoe UI"/>
+          <w:sz w:val="22"/>
+          <w:szCs w:val="22"/>
+        </w:rPr>
+        <w:t>e file at a time.</w:t>
+      </w:r>
+    </w:p>
+    <w:p>
+      <w:pPr>
+        <w:pStyle w:val="NormalWeb"/>
+        <w:rPr>
+          <w:rFonts w:ascii="Segoe UI" w:hAnsi="Segoe UI" w:cs="Segoe UI"/>
+          <w:sz w:val="22"/>
+          <w:szCs w:val="22"/>
+        </w:rPr>
+      </w:pPr>
+      <w:r>
+        <w:rPr>
+          <w:rFonts w:ascii="Segoe UI" w:hAnsi="Segoe UI" w:cs="Segoe UI"/>
+          <w:sz w:val="22"/>
+          <w:szCs w:val="22"/>
+        </w:rPr>
+        <w:t>Two header details that are easy to get wrong, and both produce a wrongly rejected folder rather than an obvious failure:</w:t>
+      </w:r>
+    </w:p>
+    <w:p>
+      <w:pPr>
+        <w:numPr>
+          <w:ilvl w:val="0"/>
+          <w:numId w:val="12"/>
+        </w:numPr>
+        <w:spacing w:before="100" w:beforeAutospacing="1" w:after="100" w:afterAutospacing="1"/>
+        <w:rPr>
+          <w:rFonts w:ascii="Segoe UI" w:eastAsia="Times New Roman" w:hAnsi="Segoe UI" w:cs="Segoe UI"/>
+          <w:sz w:val="22"/>
+          <w:szCs w:val="22"/>
+        </w:rPr>
+      </w:pPr>
+      <w:r>
+        <w:rPr>
+          <w:rStyle w:val="c1"/>
+          <w:rFonts w:eastAsia="Times New Roman" w:cs="Segoe UI"/>
+          <w:b/>
+          <w:bCs/>
+        </w:rPr>
+        <w:t>WAVE_FORMAT_EXTENSIBLE</w:t>
+      </w:r>
+      <w:r>
+        <w:rPr>
+          <w:rFonts w:ascii="Segoe UI" w:eastAsia="Times New Roman" w:hAnsi="Segoe UI" w:cs="Segoe UI"/>
+          <w:b/>
+          <w:bCs/>
+          <w:sz w:val="22"/>
+          <w:szCs w:val="22"/>
+        </w:rPr>
+        <w:t xml:space="preserve"> (0xFFFE) is a container</w:t>
+      </w:r>
+      <w:r>
+        <w:rPr>
+          <w:rFonts w:ascii="Segoe UI" w:eastAsia="Times New Roman" w:hAnsi="Segoe UI" w:cs="Segoe UI"/>
+          <w:sz w:val="22"/>
+          <w:szCs w:val="22"/>
+        </w:rPr>
+        <w:t xml:space="preserve">, not a format. The </w:t>
+      </w:r>
+      <w:r>
+        <w:rPr>
+          <w:rFonts w:ascii="Segoe UI" w:eastAsia="Times New Roman" w:hAnsi="Segoe UI" w:cs="Segoe UI"/>
+          <w:sz w:val="22"/>
+          <w:szCs w:val="22"/>
+        </w:rPr>
+        <w:br/>
+        <w:t>format that matters is the first two bytes of the</w:t>
+      </w:r>
+      <w:r>
+        <w:rPr>
+          <w:rFonts w:ascii="Segoe UI" w:eastAsia="Times New Roman" w:hAnsi="Segoe UI" w:cs="Segoe UI"/>
+          <w:sz w:val="22"/>
+          <w:szCs w:val="22"/>
+        </w:rPr>
+        <w:t xml:space="preserve"> SubFormat GUID, 24 bytes into the </w:t>
+      </w:r>
+      <w:r>
+        <w:rPr>
+          <w:rStyle w:val="c1"/>
+          <w:rFonts w:eastAsia="Times New Roman" w:cs="Segoe UI"/>
+        </w:rPr>
+        <w:t xml:space="preserve">fmt </w:t>
+      </w:r>
+      <w:r>
+        <w:rPr>
+          <w:rFonts w:ascii="Segoe UI" w:eastAsia="Times New Roman" w:hAnsi="Segoe UI" w:cs="Segoe UI"/>
+          <w:sz w:val="22"/>
+          <w:szCs w:val="22"/>
+        </w:rPr>
+        <w:t xml:space="preserve">chunk. Read naively, ordinary 16-bit PCM from several common recorders reads as "compressed" and the whole folder is refused. </w:t>
+      </w:r>
+    </w:p>
+    <w:p>
+      <w:pPr>
+        <w:numPr>
+          <w:ilvl w:val="0"/>
+          <w:numId w:val="12"/>
+        </w:numPr>
+        <w:spacing w:before="100" w:beforeAutospacing="1" w:after="100" w:afterAutospacing="1"/>
+        <w:rPr>
+          <w:rFonts w:ascii="Segoe UI" w:eastAsia="Times New Roman" w:hAnsi="Segoe UI" w:cs="Segoe UI"/>
+          <w:sz w:val="22"/>
+          <w:szCs w:val="22"/>
+        </w:rPr>
+      </w:pPr>
+      <w:r>
+        <w:rPr>
+          <w:rFonts w:ascii="Segoe UI" w:eastAsia="Times New Roman" w:hAnsi="Segoe UI" w:cs="Segoe UI"/>
+          <w:b/>
+          <w:bCs/>
+          <w:sz w:val="22"/>
+          <w:szCs w:val="22"/>
+        </w:rPr>
+        <w:t>RIFF chunks are word-aligned.</w:t>
+      </w:r>
+      <w:r>
+        <w:rPr>
+          <w:rFonts w:ascii="Segoe UI" w:eastAsia="Times New Roman" w:hAnsi="Segoe UI" w:cs="Segoe UI"/>
+          <w:sz w:val="22"/>
+          <w:szCs w:val="22"/>
+        </w:rPr>
+        <w:t xml:space="preserve"> An odd-length chunk is followed by a pad </w:t>
+      </w:r>
+      <w:r>
+        <w:rPr>
+          <w:rFonts w:ascii="Segoe UI" w:eastAsia="Times New Roman" w:hAnsi="Segoe UI" w:cs="Segoe UI"/>
+          <w:sz w:val="22"/>
+          <w:szCs w:val="22"/>
+        </w:rPr>
+        <w:br/>
+        <w:t xml:space="preserve">byte the declared </w:t>
+      </w:r>
+      <w:r>
+        <w:rPr>
+          <w:rFonts w:ascii="Segoe UI" w:eastAsia="Times New Roman" w:hAnsi="Segoe UI" w:cs="Segoe UI"/>
+          <w:sz w:val="22"/>
+          <w:szCs w:val="22"/>
+        </w:rPr>
+        <w:t xml:space="preserve">size does not count, and walking without it lands one byte off and finds no </w:t>
+      </w:r>
+      <w:r>
+        <w:rPr>
+          <w:rStyle w:val="c1"/>
+          <w:rFonts w:eastAsia="Times New Roman" w:cs="Segoe UI"/>
+        </w:rPr>
+        <w:t>data</w:t>
+      </w:r>
+      <w:r>
+        <w:rPr>
+          <w:rFonts w:ascii="Segoe UI" w:eastAsia="Times New Roman" w:hAnsi="Segoe UI" w:cs="Segoe UI"/>
+          <w:sz w:val="22"/>
+          <w:szCs w:val="22"/>
+        </w:rPr>
+        <w:t xml:space="preserve"> chunk at all. Real files hit this: a </w:t>
+      </w:r>
+      <w:r>
+        <w:rPr>
+          <w:rStyle w:val="c1"/>
+          <w:rFonts w:eastAsia="Times New Roman" w:cs="Segoe UI"/>
+        </w:rPr>
+        <w:t>LIST</w:t>
+      </w:r>
+      <w:r>
+        <w:rPr>
+          <w:rFonts w:ascii="Segoe UI" w:eastAsia="Times New Roman" w:hAnsi="Segoe UI" w:cs="Segoe UI"/>
+          <w:sz w:val="22"/>
+          <w:szCs w:val="22"/>
+        </w:rPr>
+        <w:t xml:space="preserve"> chunk holding an odd-length title is the usual way. </w:t>
+      </w:r>
+    </w:p>
+    <w:p>
+      <w:pPr>
+        <w:pStyle w:val="NormalWeb"/>
+        <w:rPr>
+          <w:rFonts w:ascii="Segoe UI" w:hAnsi="Segoe UI" w:cs="Segoe UI"/>
+          <w:sz w:val="22"/>
+          <w:szCs w:val="22"/>
+        </w:rPr>
+      </w:pPr>
+      <w:r>
+        <w:rPr>
+          <w:rFonts w:ascii="Segoe UI" w:hAnsi="Segoe UI" w:cs="Segoe UI"/>
+          <w:sz w:val="22"/>
+          <w:szCs w:val="22"/>
+        </w:rPr>
+        <w:t>A streaming writer that never went back to fix its header leaves the data size at 0 or 0xFFFFFFFF. The duration then comes from the bytes actually on disk, and the clip is tagged as estimated rather than reported as 0:00 or 13 hours.</w:t>
+      </w:r>
+    </w:p>
+    <w:p>
+      <w:pPr>
+        <w:pStyle w:val="Heading3"/>
+        <w:rPr>
+          <w:rFonts w:ascii="Segoe UI" w:eastAsia="Times New Roman" w:hAnsi="Segoe UI" w:cs="Segoe UI"/>
+        </w:rPr>
+      </w:pPr>
+      <w:r>
+        <w:rPr>
+          <w:rFonts w:ascii="Segoe UI" w:eastAsia="Times New Roman" w:hAnsi="Segoe UI" w:cs="Segoe UI"/>
+        </w:rPr>
+        <w:t>What comes out</w:t>
+      </w:r>
+    </w:p>
+    <w:p>
+      <w:pPr>
+        <w:pStyle w:val="NormalWeb"/>
+        <w:rPr>
+          <w:rFonts w:ascii="Segoe UI" w:hAnsi="Segoe UI" w:cs="Segoe UI"/>
+          <w:sz w:val="22"/>
+          <w:szCs w:val="22"/>
+        </w:rPr>
+      </w:pPr>
+      <w:r>
+        <w:rPr>
+          <w:rFonts w:ascii="Segoe UI" w:hAnsi="Segoe UI" w:cs="Segoe UI"/>
+          <w:sz w:val="22"/>
+          <w:szCs w:val="22"/>
+        </w:rPr>
+        <w:t>Two fil</w:t>
+      </w:r>
+      <w:r>
+        <w:rPr>
+          <w:rFonts w:ascii="Segoe UI" w:hAnsi="Segoe UI" w:cs="Segoe UI"/>
+          <w:sz w:val="22"/>
+          <w:szCs w:val="22"/>
+        </w:rPr>
+        <w:t>es, because the same clips and transcripts feed two ecosystems that read different ones:</w:t>
       </w:r>
     </w:p>
     <w:tbl>
@@ -11509,6 +11844,609 @@
                 <w:sz w:val="19"/>
                 <w:szCs w:val="19"/>
               </w:rPr>
+              <w:t>File</w:t>
+            </w:r>
+          </w:p>
+        </w:tc>
+        <w:tc>
+          <w:tcPr>
+            <w:tcW w:w="0" w:type="auto"/>
+            <w:tcBorders>
+              <w:top w:val="single" w:sz="6" w:space="0" w:color="9AA5B1"/>
+              <w:left w:val="single" w:sz="6" w:space="0" w:color="9AA5B1"/>
+              <w:bottom w:val="single" w:sz="6" w:space="0" w:color="9AA5B1"/>
+              <w:right w:val="single" w:sz="6" w:space="0" w:color="9AA5B1"/>
+            </w:tcBorders>
+            <w:shd w:val="clear" w:color="auto" w:fill="EEF2F7"/>
+            <w:tcMar>
+              <w:top w:w="80" w:type="dxa"/>
+              <w:left w:w="80" w:type="dxa"/>
+              <w:bottom w:w="80" w:type="dxa"/>
+              <w:right w:w="80" w:type="dxa"/>
+            </w:tcMar>
+            <w:hideMark/>
+          </w:tcPr>
+          <w:p>
+            <w:pPr>
+              <w:rPr>
+                <w:rFonts w:ascii="Segoe UI" w:eastAsia="Times New Roman" w:hAnsi="Segoe UI" w:cs="Segoe UI"/>
+                <w:b/>
+                <w:bCs/>
+                <w:sz w:val="19"/>
+                <w:szCs w:val="19"/>
+              </w:rPr>
+            </w:pPr>
+            <w:r>
+              <w:rPr>
+                <w:rFonts w:ascii="Segoe UI" w:eastAsia="Times New Roman" w:hAnsi="Segoe UI" w:cs="Segoe UI"/>
+                <w:b/>
+                <w:bCs/>
+                <w:sz w:val="19"/>
+                <w:szCs w:val="19"/>
+              </w:rPr>
+              <w:t>Format</w:t>
+            </w:r>
+          </w:p>
+        </w:tc>
+        <w:tc>
+          <w:tcPr>
+            <w:tcW w:w="0" w:type="auto"/>
+            <w:tcBorders>
+              <w:top w:val="single" w:sz="6" w:space="0" w:color="9AA5B1"/>
+              <w:left w:val="single" w:sz="6" w:space="0" w:color="9AA5B1"/>
+              <w:bottom w:val="single" w:sz="6" w:space="0" w:color="9AA5B1"/>
+              <w:right w:val="single" w:sz="6" w:space="0" w:color="9AA5B1"/>
+            </w:tcBorders>
+            <w:shd w:val="clear" w:color="auto" w:fill="EEF2F7"/>
+            <w:tcMar>
+              <w:top w:w="80" w:type="dxa"/>
+              <w:left w:w="80" w:type="dxa"/>
+              <w:bottom w:w="80" w:type="dxa"/>
+              <w:right w:w="80" w:type="dxa"/>
+            </w:tcMar>
+            <w:hideMark/>
+          </w:tcPr>
+          <w:p>
+            <w:pPr>
+              <w:rPr>
+                <w:rFonts w:ascii="Segoe UI" w:eastAsia="Times New Roman" w:hAnsi="Segoe UI" w:cs="Segoe UI"/>
+                <w:b/>
+                <w:bCs/>
+                <w:sz w:val="19"/>
+                <w:szCs w:val="19"/>
+              </w:rPr>
+            </w:pPr>
+            <w:r>
+              <w:rPr>
+                <w:rFonts w:ascii="Segoe UI" w:eastAsia="Times New Roman" w:hAnsi="Segoe UI" w:cs="Segoe UI"/>
+                <w:b/>
+                <w:bCs/>
+                <w:sz w:val="19"/>
+                <w:szCs w:val="19"/>
+              </w:rPr>
+              <w:t>Read by</w:t>
+            </w:r>
+          </w:p>
+        </w:tc>
+      </w:tr>
+      <w:tr>
+        <w:tc>
+          <w:tcPr>
+            <w:tcW w:w="0" w:type="auto"/>
+            <w:tcBorders>
+              <w:top w:val="single" w:sz="6" w:space="0" w:color="9AA5B1"/>
+              <w:left w:val="single" w:sz="6" w:space="0" w:color="9AA5B1"/>
+              <w:bottom w:val="single" w:sz="6" w:space="0" w:color="9AA5B1"/>
+              <w:right w:val="single" w:sz="6" w:space="0" w:color="9AA5B1"/>
+            </w:tcBorders>
+            <w:tcMar>
+              <w:top w:w="80" w:type="dxa"/>
+              <w:left w:w="80" w:type="dxa"/>
+              <w:bottom w:w="80" w:type="dxa"/>
+              <w:right w:w="80" w:type="dxa"/>
+            </w:tcMar>
+            <w:hideMark/>
+          </w:tcPr>
+          <w:p>
+            <w:pPr>
+              <w:rPr>
+                <w:rFonts w:ascii="Segoe UI" w:eastAsia="Times New Roman" w:hAnsi="Segoe UI" w:cs="Segoe UI"/>
+                <w:sz w:val="19"/>
+                <w:szCs w:val="19"/>
+              </w:rPr>
+            </w:pPr>
+            <w:r>
+              <w:rPr>
+                <w:rStyle w:val="c1"/>
+                <w:rFonts w:eastAsia="Times New Roman" w:cs="Segoe UI"/>
+              </w:rPr>
+              <w:t>metadata.csv</w:t>
+            </w:r>
+          </w:p>
+        </w:tc>
+        <w:tc>
+          <w:tcPr>
+            <w:tcW w:w="0" w:type="auto"/>
+            <w:tcBorders>
+              <w:top w:val="single" w:sz="6" w:space="0" w:color="9AA5B1"/>
+              <w:left w:val="single" w:sz="6" w:space="0" w:color="9AA5B1"/>
+              <w:bottom w:val="single" w:sz="6" w:space="0" w:color="9AA5B1"/>
+              <w:right w:val="single" w:sz="6" w:space="0" w:color="9AA5B1"/>
+            </w:tcBorders>
+            <w:tcMar>
+              <w:top w:w="80" w:type="dxa"/>
+              <w:left w:w="80" w:type="dxa"/>
+              <w:bottom w:w="80" w:type="dxa"/>
+              <w:right w:w="80" w:type="dxa"/>
+            </w:tcMar>
+            <w:hideMark/>
+          </w:tcPr>
+          <w:p>
+            <w:pPr>
+              <w:rPr>
+                <w:rFonts w:ascii="Segoe UI" w:eastAsia="Times New Roman" w:hAnsi="Segoe UI" w:cs="Segoe UI"/>
+                <w:sz w:val="19"/>
+                <w:szCs w:val="19"/>
+              </w:rPr>
+            </w:pPr>
+            <w:r>
+              <w:rPr>
+                <w:rStyle w:val="c1"/>
+                <w:rFonts w:eastAsia="Times New Roman" w:cs="Segoe UI"/>
+              </w:rPr>
+              <w:t>id|transcript|normalised</w:t>
+            </w:r>
+            <w:r>
+              <w:rPr>
+                <w:rFonts w:ascii="Segoe UI" w:eastAsia="Times New Roman" w:hAnsi="Segoe UI" w:cs="Segoe UI"/>
+                <w:sz w:val="19"/>
+                <w:szCs w:val="19"/>
+              </w:rPr>
+              <w:t>, pipe separated</w:t>
+            </w:r>
+          </w:p>
+        </w:tc>
+        <w:tc>
+          <w:tcPr>
+            <w:tcW w:w="0" w:type="auto"/>
+            <w:tcBorders>
+              <w:top w:val="single" w:sz="6" w:space="0" w:color="9AA5B1"/>
+              <w:left w:val="single" w:sz="6" w:space="0" w:color="9AA5B1"/>
+              <w:bottom w:val="single" w:sz="6" w:space="0" w:color="9AA5B1"/>
+              <w:right w:val="single" w:sz="6" w:space="0" w:color="9AA5B1"/>
+            </w:tcBorders>
+            <w:tcMar>
+              <w:top w:w="80" w:type="dxa"/>
+              <w:left w:w="80" w:type="dxa"/>
+              <w:bottom w:w="80" w:type="dxa"/>
+              <w:right w:w="80" w:type="dxa"/>
+            </w:tcMar>
+            <w:hideMark/>
+          </w:tcPr>
+          <w:p>
+            <w:pPr>
+              <w:rPr>
+                <w:rFonts w:ascii="Segoe UI" w:eastAsia="Times New Roman" w:hAnsi="Segoe UI" w:cs="Segoe UI"/>
+                <w:sz w:val="19"/>
+                <w:szCs w:val="19"/>
+              </w:rPr>
+            </w:pPr>
+            <w:r>
+              <w:rPr>
+                <w:rFonts w:ascii="Segoe UI" w:eastAsia="Times New Roman" w:hAnsi="Segoe UI" w:cs="Segoe UI"/>
+                <w:sz w:val="19"/>
+                <w:szCs w:val="19"/>
+              </w:rPr>
+              <w:t>LJSpeech-style TTS training scripts</w:t>
+            </w:r>
+          </w:p>
+        </w:tc>
+      </w:tr>
+      <w:tr>
+        <w:tc>
+          <w:tcPr>
+            <w:tcW w:w="0" w:type="auto"/>
+            <w:tcBorders>
+              <w:top w:val="single" w:sz="6" w:space="0" w:color="9AA5B1"/>
+              <w:left w:val="single" w:sz="6" w:space="0" w:color="9AA5B1"/>
+              <w:bottom w:val="single" w:sz="6" w:space="0" w:color="9AA5B1"/>
+              <w:right w:val="single" w:sz="6" w:space="0" w:color="9AA5B1"/>
+            </w:tcBorders>
+            <w:tcMar>
+              <w:top w:w="80" w:type="dxa"/>
+              <w:left w:w="80" w:type="dxa"/>
+              <w:bottom w:w="80" w:type="dxa"/>
+              <w:right w:w="80" w:type="dxa"/>
+            </w:tcMar>
+            <w:hideMark/>
+          </w:tcPr>
+          <w:p>
+            <w:pPr>
+              <w:rPr>
+                <w:rFonts w:ascii="Segoe UI" w:eastAsia="Times New Roman" w:hAnsi="Segoe UI" w:cs="Segoe UI"/>
+                <w:sz w:val="19"/>
+                <w:szCs w:val="19"/>
+              </w:rPr>
+            </w:pPr>
+            <w:r>
+              <w:rPr>
+                <w:rStyle w:val="c1"/>
+                <w:rFonts w:eastAsia="Times New Roman" w:cs="Segoe UI"/>
+              </w:rPr>
+              <w:t>manifest.jsonl</w:t>
+            </w:r>
+          </w:p>
+        </w:tc>
+        <w:tc>
+          <w:tcPr>
+            <w:tcW w:w="0" w:type="auto"/>
+            <w:tcBorders>
+              <w:top w:val="single" w:sz="6" w:space="0" w:color="9AA5B1"/>
+              <w:left w:val="single" w:sz="6" w:space="0" w:color="9AA5B1"/>
+              <w:bottom w:val="single" w:sz="6" w:space="0" w:color="9AA5B1"/>
+              <w:right w:val="single" w:sz="6" w:space="0" w:color="9AA5B1"/>
+            </w:tcBorders>
+            <w:tcMar>
+              <w:top w:w="80" w:type="dxa"/>
+              <w:left w:w="80" w:type="dxa"/>
+              <w:bottom w:w="80" w:type="dxa"/>
+              <w:right w:w="80" w:type="dxa"/>
+            </w:tcMar>
+            <w:hideMark/>
+          </w:tcPr>
+          <w:p>
+            <w:pPr>
+              <w:rPr>
+                <w:rFonts w:ascii="Segoe UI" w:eastAsia="Times New Roman" w:hAnsi="Segoe UI" w:cs="Segoe UI"/>
+                <w:sz w:val="19"/>
+                <w:szCs w:val="19"/>
+              </w:rPr>
+            </w:pPr>
+            <w:r>
+              <w:rPr>
+                <w:rFonts w:ascii="Segoe UI" w:eastAsia="Times New Roman" w:hAnsi="Segoe UI" w:cs="Segoe UI"/>
+                <w:sz w:val="19"/>
+                <w:szCs w:val="19"/>
+              </w:rPr>
+              <w:t xml:space="preserve">One JSON object per line: </w:t>
+            </w:r>
+            <w:r>
+              <w:rPr>
+                <w:rStyle w:val="c1"/>
+                <w:rFonts w:eastAsia="Times New Roman" w:cs="Segoe UI"/>
+              </w:rPr>
+              <w:t>audio_filepath</w:t>
+            </w:r>
+            <w:r>
+              <w:rPr>
+                <w:rFonts w:ascii="Segoe UI" w:eastAsia="Times New Roman" w:hAnsi="Segoe UI" w:cs="Segoe UI"/>
+                <w:sz w:val="19"/>
+                <w:szCs w:val="19"/>
+              </w:rPr>
+              <w:t xml:space="preserve">, </w:t>
+            </w:r>
+            <w:r>
+              <w:rPr>
+                <w:rStyle w:val="c1"/>
+                <w:rFonts w:eastAsia="Times New Roman" w:cs="Segoe UI"/>
+              </w:rPr>
+              <w:t>duration</w:t>
+            </w:r>
+            <w:r>
+              <w:rPr>
+                <w:rFonts w:ascii="Segoe UI" w:eastAsia="Times New Roman" w:hAnsi="Segoe UI" w:cs="Segoe UI"/>
+                <w:sz w:val="19"/>
+                <w:szCs w:val="19"/>
+              </w:rPr>
+              <w:t xml:space="preserve">, </w:t>
+            </w:r>
+            <w:r>
+              <w:rPr>
+                <w:rStyle w:val="c1"/>
+                <w:rFonts w:eastAsia="Times New Roman" w:cs="Segoe UI"/>
+              </w:rPr>
+              <w:t>text</w:t>
+            </w:r>
+          </w:p>
+        </w:tc>
+        <w:tc>
+          <w:tcPr>
+            <w:tcW w:w="0" w:type="auto"/>
+            <w:tcBorders>
+              <w:top w:val="single" w:sz="6" w:space="0" w:color="9AA5B1"/>
+              <w:left w:val="single" w:sz="6" w:space="0" w:color="9AA5B1"/>
+              <w:bottom w:val="single" w:sz="6" w:space="0" w:color="9AA5B1"/>
+              <w:right w:val="single" w:sz="6" w:space="0" w:color="9AA5B1"/>
+            </w:tcBorders>
+            <w:tcMar>
+              <w:top w:w="80" w:type="dxa"/>
+              <w:left w:w="80" w:type="dxa"/>
+              <w:bottom w:w="80" w:type="dxa"/>
+              <w:right w:w="80" w:type="dxa"/>
+            </w:tcMar>
+            <w:hideMark/>
+          </w:tcPr>
+          <w:p>
+            <w:pPr>
+              <w:rPr>
+                <w:rFonts w:ascii="Segoe UI" w:eastAsia="Times New Roman" w:hAnsi="Segoe UI" w:cs="Segoe UI"/>
+                <w:sz w:val="19"/>
+                <w:szCs w:val="19"/>
+              </w:rPr>
+            </w:pPr>
+            <w:r>
+              <w:rPr>
+                <w:rFonts w:ascii="Segoe UI" w:eastAsia="Times New Roman" w:hAnsi="Segoe UI" w:cs="Segoe UI"/>
+                <w:sz w:val="19"/>
+                <w:szCs w:val="19"/>
+              </w:rPr>
+              <w:t>Speech-recognition toolkits</w:t>
+            </w:r>
+          </w:p>
+        </w:tc>
+      </w:tr>
+    </w:tbl>
+    <w:p>
+      <w:pPr>
+        <w:pStyle w:val="NormalWeb"/>
+        <w:rPr>
+          <w:rFonts w:ascii="Segoe UI" w:hAnsi="Segoe UI" w:cs="Segoe UI"/>
+          <w:sz w:val="22"/>
+          <w:szCs w:val="22"/>
+        </w:rPr>
+      </w:pPr>
+      <w:r>
+        <w:rPr>
+          <w:rFonts w:ascii="Segoe UI" w:hAnsi="Segoe UI" w:cs="Segoe UI"/>
+          <w:sz w:val="22"/>
+          <w:szCs w:val="22"/>
+        </w:rPr>
+        <w:t>The duration in the manifest is why the WAV header is parsed at all rather than the format merely being validated.</w:t>
+      </w:r>
+    </w:p>
+    <w:p>
+      <w:pPr>
+        <w:pStyle w:val="NormalWeb"/>
+        <w:rPr>
+          <w:rFonts w:ascii="Segoe UI" w:hAnsi="Segoe UI" w:cs="Segoe UI"/>
+          <w:sz w:val="22"/>
+          <w:szCs w:val="22"/>
+        </w:rPr>
+      </w:pPr>
+      <w:r>
+        <w:rPr>
+          <w:rFonts w:ascii="Segoe UI" w:hAnsi="Segoe UI" w:cs="Segoe UI"/>
+          <w:sz w:val="22"/>
+          <w:szCs w:val="22"/>
+        </w:rPr>
+        <w:t>Only clips that have a transcript are written. An untranscribed clip is work not yet done, and including it with an empty string teaches a model to answer silence — a corpus is better short than quietly wrong. A transcript containing a pipe or a newline is</w:t>
+      </w:r>
+      <w:r>
+        <w:rPr>
+          <w:rFonts w:ascii="Segoe UI" w:hAnsi="Segoe UI" w:cs="Segoe UI"/>
+          <w:sz w:val="22"/>
+          <w:szCs w:val="22"/>
+        </w:rPr>
+        <w:t xml:space="preserve"> flattened, since either would split a record into columns or rows that were never meant to exist; the substitution is preferred to rejecting somebody's typing over its punctuation.</w:t>
+      </w:r>
+    </w:p>
+    <w:p>
+      <w:pPr>
+        <w:pStyle w:val="Heading3"/>
+        <w:rPr>
+          <w:rFonts w:ascii="Segoe UI" w:eastAsia="Times New Roman" w:hAnsi="Segoe UI" w:cs="Segoe UI"/>
+        </w:rPr>
+      </w:pPr>
+      <w:r>
+        <w:rPr>
+          <w:rFonts w:ascii="Segoe UI" w:eastAsia="Times New Roman" w:hAnsi="Segoe UI" w:cs="Segoe UI"/>
+        </w:rPr>
+        <w:t>Working through a folder</w:t>
+      </w:r>
+    </w:p>
+    <w:p>
+      <w:pPr>
+        <w:pStyle w:val="NormalWeb"/>
+        <w:rPr>
+          <w:rFonts w:ascii="Segoe UI" w:hAnsi="Segoe UI" w:cs="Segoe UI"/>
+          <w:sz w:val="22"/>
+          <w:szCs w:val="22"/>
+        </w:rPr>
+      </w:pPr>
+      <w:r>
+        <w:rPr>
+          <w:rFonts w:ascii="Segoe UI" w:hAnsi="Segoe UI" w:cs="Segoe UI"/>
+          <w:sz w:val="22"/>
+          <w:szCs w:val="22"/>
+        </w:rPr>
+        <w:t>The middle column plays the current clip and take</w:t>
+      </w:r>
+      <w:r>
+        <w:rPr>
+          <w:rFonts w:ascii="Segoe UI" w:hAnsi="Segoe UI" w:cs="Segoe UI"/>
+          <w:sz w:val="22"/>
+          <w:szCs w:val="22"/>
+        </w:rPr>
+        <w:t>s its transcript; the right column is the text history — every clip, its length, and what has been typed so far, with a tick against the ones that are done. It follows the clip being worked on rather than sitting on page one, and any entry can be clicked t</w:t>
+      </w:r>
+      <w:r>
+        <w:rPr>
+          <w:rFonts w:ascii="Segoe UI" w:hAnsi="Segoe UI" w:cs="Segoe UI"/>
+          <w:sz w:val="22"/>
+          <w:szCs w:val="22"/>
+        </w:rPr>
+        <w:t>o jump to it.</w:t>
+      </w:r>
+    </w:p>
+    <w:p>
+      <w:pPr>
+        <w:pStyle w:val="NormalWeb"/>
+        <w:rPr>
+          <w:rFonts w:ascii="Segoe UI" w:hAnsi="Segoe UI" w:cs="Segoe UI"/>
+          <w:sz w:val="22"/>
+          <w:szCs w:val="22"/>
+        </w:rPr>
+      </w:pPr>
+      <w:r>
+        <w:rPr>
+          <w:rFonts w:ascii="Segoe UI" w:hAnsi="Segoe UI" w:cs="Segoe UI"/>
+          <w:sz w:val="22"/>
+          <w:szCs w:val="22"/>
+        </w:rPr>
+        <w:t xml:space="preserve">Typing is committed on a short delay rather than on each keystroke: writing every character into the clip list re-renders the history beside it, and at a few thousand clips that is felt in the typing. Anything that reads the dataset sees the </w:t>
+      </w:r>
+      <w:r>
+        <w:rPr>
+          <w:rFonts w:ascii="Segoe UI" w:hAnsi="Segoe UI" w:cs="Segoe UI"/>
+          <w:sz w:val="22"/>
+          <w:szCs w:val="22"/>
+        </w:rPr>
+        <w:t>draft, not the last commit, so an export never misses the sentence being typed when the button was pressed.</w:t>
+      </w:r>
+    </w:p>
+    <w:p>
+      <w:pPr>
+        <w:pStyle w:val="NormalWeb"/>
+        <w:rPr>
+          <w:rFonts w:ascii="Segoe UI" w:hAnsi="Segoe UI" w:cs="Segoe UI"/>
+          <w:sz w:val="22"/>
+          <w:szCs w:val="22"/>
+        </w:rPr>
+      </w:pPr>
+      <w:r>
+        <w:rPr>
+          <w:rFonts w:ascii="Segoe UI" w:hAnsi="Segoe UI" w:cs="Segoe UI"/>
+          <w:sz w:val="22"/>
+          <w:szCs w:val="22"/>
+        </w:rPr>
+        <w:t>Ctrl+Enter moves to the next clip — the one shortcut that works while typing, because it is the one needed while typing. With the text box unfocused</w:t>
+      </w:r>
+      <w:r>
+        <w:rPr>
+          <w:rFonts w:ascii="Segoe UI" w:hAnsi="Segoe UI" w:cs="Segoe UI"/>
+          <w:sz w:val="22"/>
+          <w:szCs w:val="22"/>
+        </w:rPr>
+        <w:t>, Space plays and the arrow keys move.</w:t>
+      </w:r>
+    </w:p>
+    <w:p>
+      <w:pPr>
+        <w:pStyle w:val="Heading2"/>
+        <w:rPr>
+          <w:rFonts w:ascii="Segoe UI" w:eastAsia="Times New Roman" w:hAnsi="Segoe UI" w:cs="Segoe UI"/>
+        </w:rPr>
+      </w:pPr>
+      <w:r>
+        <w:rPr>
+          <w:rFonts w:ascii="Segoe UI" w:eastAsia="Times New Roman" w:hAnsi="Segoe UI" w:cs="Segoe UI"/>
+        </w:rPr>
+        <w:t>YOLO labelling</w:t>
+      </w:r>
+    </w:p>
+    <w:p>
+      <w:pPr>
+        <w:pStyle w:val="NormalWeb"/>
+        <w:rPr>
+          <w:rFonts w:ascii="Segoe UI" w:hAnsi="Segoe UI" w:cs="Segoe UI"/>
+          <w:sz w:val="22"/>
+          <w:szCs w:val="22"/>
+        </w:rPr>
+      </w:pPr>
+      <w:r>
+        <w:rPr>
+          <w:rFonts w:ascii="Segoe UI" w:hAnsi="Segoe UI" w:cs="Segoe UI"/>
+          <w:sz w:val="22"/>
+          <w:szCs w:val="22"/>
+        </w:rPr>
+        <w:t>The Labelling tab on the YOLO page turns a folder of images into a YOLO dataset. It runs entirely in the browser: the images are read from a folder you pick and are never uploaded, which is the only san</w:t>
+      </w:r>
+      <w:r>
+        <w:rPr>
+          <w:rFonts w:ascii="Segoe UI" w:hAnsi="Segoe UI" w:cs="Segoe UI"/>
+          <w:sz w:val="22"/>
+          <w:szCs w:val="22"/>
+        </w:rPr>
+        <w:t>e arrangement when a dataset is routinely thousands of files and many gigabytes.</w:t>
+      </w:r>
+    </w:p>
+    <w:p>
+      <w:pPr>
+        <w:pStyle w:val="NormalWeb"/>
+        <w:rPr>
+          <w:rFonts w:ascii="Segoe UI" w:hAnsi="Segoe UI" w:cs="Segoe UI"/>
+          <w:sz w:val="22"/>
+          <w:szCs w:val="22"/>
+        </w:rPr>
+      </w:pPr>
+      <w:r>
+        <w:rPr>
+          <w:rFonts w:ascii="Segoe UI" w:hAnsi="Segoe UI" w:cs="Segoe UI"/>
+          <w:sz w:val="22"/>
+          <w:szCs w:val="22"/>
+        </w:rPr>
+        <w:t>Two tasks, matching the two models asked for:</w:t>
+      </w:r>
+    </w:p>
+    <w:tbl>
+      <w:tblPr>
+        <w:tblW w:w="5000" w:type="pct"/>
+        <w:tblBorders>
+          <w:top w:val="outset" w:sz="6" w:space="0" w:color="auto"/>
+          <w:left w:val="outset" w:sz="6" w:space="0" w:color="auto"/>
+          <w:bottom w:val="outset" w:sz="6" w:space="0" w:color="auto"/>
+          <w:right w:val="outset" w:sz="6" w:space="0" w:color="auto"/>
+        </w:tblBorders>
+        <w:tblCellMar>
+          <w:top w:w="75" w:type="dxa"/>
+          <w:left w:w="75" w:type="dxa"/>
+          <w:bottom w:w="75" w:type="dxa"/>
+          <w:right w:w="75" w:type="dxa"/>
+        </w:tblCellMar>
+        <w:tblLook w:val="04A0" w:firstRow="1" w:lastRow="0" w:firstColumn="1" w:lastColumn="0" w:noHBand="0" w:noVBand="1"/>
+      </w:tblPr>
+      <w:tblGrid>
+        <w:gridCol w:w="480"/>
+        <w:gridCol w:w="480"/>
+        <w:gridCol w:w="480"/>
+      </w:tblGrid>
+      <w:tr>
+        <w:tc>
+          <w:tcPr>
+            <w:tcW w:w="0" w:type="auto"/>
+            <w:tcBorders>
+              <w:top w:val="single" w:sz="6" w:space="0" w:color="9AA5B1"/>
+              <w:left w:val="single" w:sz="6" w:space="0" w:color="9AA5B1"/>
+              <w:bottom w:val="single" w:sz="6" w:space="0" w:color="9AA5B1"/>
+              <w:right w:val="single" w:sz="6" w:space="0" w:color="9AA5B1"/>
+            </w:tcBorders>
+            <w:shd w:val="clear" w:color="auto" w:fill="EEF2F7"/>
+            <w:tcMar>
+              <w:top w:w="80" w:type="dxa"/>
+              <w:left w:w="80" w:type="dxa"/>
+              <w:bottom w:w="80" w:type="dxa"/>
+              <w:right w:w="80" w:type="dxa"/>
+            </w:tcMar>
+            <w:hideMark/>
+          </w:tcPr>
+          <w:p>
+            <w:pPr>
+              <w:rPr>
+                <w:rFonts w:ascii="Segoe UI" w:eastAsia="Times New Roman" w:hAnsi="Segoe UI" w:cs="Segoe UI"/>
+                <w:b/>
+                <w:bCs/>
+                <w:sz w:val="19"/>
+                <w:szCs w:val="19"/>
+              </w:rPr>
+            </w:pPr>
+            <w:r>
+              <w:rPr>
+                <w:rFonts w:ascii="Segoe UI" w:eastAsia="Times New Roman" w:hAnsi="Segoe UI" w:cs="Segoe UI"/>
+                <w:b/>
+                <w:bCs/>
+                <w:sz w:val="19"/>
+                <w:szCs w:val="19"/>
+              </w:rPr>
               <w:t>Task</w:t>
             </w:r>
           </w:p>
@@ -11767,7 +12705,15 @@
                 <w:sz w:val="19"/>
                 <w:szCs w:val="19"/>
               </w:rPr>
-              <w:t>Polygon, clicked point by point</w:t>
+              <w:t>Polygon, clicked point b</w:t>
+            </w:r>
+            <w:r>
+              <w:rPr>
+                <w:rFonts w:ascii="Segoe UI" w:eastAsia="Times New Roman" w:hAnsi="Segoe UI" w:cs="Segoe UI"/>
+                <w:sz w:val="19"/>
+                <w:szCs w:val="19"/>
+              </w:rPr>
+              <w:t>y point</w:t>
             </w:r>
           </w:p>
         </w:tc>
@@ -11851,15 +12797,15 @@
           <w:sz w:val="22"/>
           <w:szCs w:val="22"/>
         </w:rPr>
-        <w:t xml:space="preserve"> The brief listed lines alongside the other two and then said only YOLO26n and YOLO26-seg are supported, so the shape that belongs solel</w:t>
-      </w:r>
-      <w:r>
-        <w:rPr>
-          <w:rFonts w:ascii="Segoe UI" w:hAnsi="Segoe UI" w:cs="Segoe UI"/>
-          <w:sz w:val="22"/>
-          <w:szCs w:val="22"/>
-        </w:rPr>
-        <w:t>y to the third model was left out rather than half-built.</w:t>
+        <w:t xml:space="preserve"> </w:t>
+      </w:r>
+      <w:r>
+        <w:rPr>
+          <w:rFonts w:ascii="Segoe UI" w:hAnsi="Segoe UI" w:cs="Segoe UI"/>
+          <w:sz w:val="22"/>
+          <w:szCs w:val="22"/>
+        </w:rPr>
+        <w:t>The brief listed lines alongside the other two and then said only YOLO26n and YOLO26-seg are supported, so the shape that belongs solely to the third model was left out rather than half-built.</w:t>
       </w:r>
     </w:p>
     <w:p>
@@ -11877,15 +12823,23 @@
           <w:sz w:val="22"/>
           <w:szCs w:val="22"/>
         </w:rPr>
-        <w:t>Drawing: drag for a rectangle; for a polygon, click each point and close it by clicking the first point again or pressing Enter, with Backspace undoing a point. Click a shape to select it, drag it t</w:t>
-      </w:r>
-      <w:r>
-        <w:rPr>
-          <w:rFonts w:ascii="Segoe UI" w:hAnsi="Segoe UI" w:cs="Segoe UI"/>
-          <w:sz w:val="22"/>
-          <w:szCs w:val="22"/>
-        </w:rPr>
-        <w:t>o move it, drag a corner of a box to resize it, Delete to remove it. Arrow keys move between images and the number keys pick a class. Per-vertex editing of an existing polygon is the one obvious omission — a polygon is moved or redrawn, not reshaped.</w:t>
+        <w:t xml:space="preserve">Drawing: drag for a rectangle; for a polygon, click each point </w:t>
+      </w:r>
+      <w:r>
+        <w:rPr>
+          <w:rFonts w:ascii="Segoe UI" w:hAnsi="Segoe UI" w:cs="Segoe UI"/>
+          <w:sz w:val="22"/>
+          <w:szCs w:val="22"/>
+        </w:rPr>
+        <w:t>and close it by clicking the first point again or pressing Enter, with Backspace undoing a point. Click a shape to select it, drag it to move it, drag a corner of a box to resize it, Delete to remove it. Arrow keys move between images and the number keys p</w:t>
+      </w:r>
+      <w:r>
+        <w:rPr>
+          <w:rFonts w:ascii="Segoe UI" w:hAnsi="Segoe UI" w:cs="Segoe UI"/>
+          <w:sz w:val="22"/>
+          <w:szCs w:val="22"/>
+        </w:rPr>
+        <w:t>ick a class. Per-vertex editing of an existing polygon is the one obvious omission — a polygon is moved or redrawn, not reshaped.</w:t>
       </w:r>
     </w:p>
     <w:p>
@@ -11903,23 +12857,15 @@
           <w:sz w:val="22"/>
           <w:szCs w:val="22"/>
         </w:rPr>
-        <w:t>Every</w:t>
-      </w:r>
-      <w:r>
-        <w:rPr>
-          <w:rFonts w:ascii="Segoe UI" w:hAnsi="Segoe UI" w:cs="Segoe UI"/>
-          <w:sz w:val="22"/>
-          <w:szCs w:val="22"/>
-        </w:rPr>
-        <w:t xml:space="preserve"> coordinate is stored normalised to the image (0..1), never in pixels. The canvas is whatever size the window allows and the same image may be labelled at two different zooms in one session, so a pixel value would depend on the monitor it was drawn on. It </w:t>
-      </w:r>
-      <w:r>
-        <w:rPr>
-          <w:rFonts w:ascii="Segoe UI" w:hAnsi="Segoe UI" w:cs="Segoe UI"/>
-          <w:sz w:val="22"/>
-          <w:szCs w:val="22"/>
-        </w:rPr>
-        <w:t>is also what both YOLO formats want, which makes the export a formatting step rather than a conversion.</w:t>
+        <w:t xml:space="preserve">Every coordinate is stored normalised to the image (0..1), never in pixels. The canvas is whatever size the window allows and </w:t>
+      </w:r>
+      <w:r>
+        <w:rPr>
+          <w:rFonts w:ascii="Segoe UI" w:hAnsi="Segoe UI" w:cs="Segoe UI"/>
+          <w:sz w:val="22"/>
+          <w:szCs w:val="22"/>
+        </w:rPr>
+        <w:t>the same image may be labelled at two different zooms in one session, so a pixel value would depend on the monitor it was drawn on. It is also what both YOLO formats want, which makes the export a formatting step rather than a conversion.</w:t>
       </w:r>
     </w:p>
     <w:p>
@@ -11950,7 +12896,14 @@
           <w:rStyle w:val="c1"/>
           <w:rFonts w:cs="Segoe UI"/>
         </w:rPr>
-        <w:t>dataset.csv</w:t>
+        <w:t>da</w:t>
+      </w:r>
+      <w:r>
+        <w:rPr>
+          <w:rStyle w:val="c1"/>
+          <w:rFonts w:cs="Segoe UI"/>
+        </w:rPr>
+        <w:t>taset.csv</w:t>
       </w:r>
       <w:r>
         <w:rPr>
@@ -11966,10 +12919,7 @@
         <w:pStyle w:val="HTMLPreformatted"/>
       </w:pPr>
       <w:r>
-        <w:t>image,im</w:t>
-      </w:r>
-      <w:r>
-        <w:t>age_width,image_height,class_id,class_name,shape,points</w:t>
+        <w:t>image,image_width,image_height,class_id,class_name,shape,points</w:t>
       </w:r>
     </w:p>
     <w:p>
@@ -12026,7 +12976,15 @@
           <w:sz w:val="22"/>
           <w:szCs w:val="22"/>
         </w:rPr>
-        <w:t xml:space="preserve"> row. That is not padding: an empty image is a legitimate background sample, and the row is the only thing distinguishing it from an image nobody has reached yet.</w:t>
+        <w:t xml:space="preserve"> row. That is not padding: an empty image is a legitimate background sample, and the row is the only thing distingu</w:t>
+      </w:r>
+      <w:r>
+        <w:rPr>
+          <w:rFonts w:ascii="Segoe UI" w:hAnsi="Segoe UI" w:cs="Segoe UI"/>
+          <w:sz w:val="22"/>
+          <w:szCs w:val="22"/>
+        </w:rPr>
+        <w:t>ishing it from an image nobody has reached yet.</w:t>
       </w:r>
     </w:p>
     <w:p>
@@ -12051,14 +13009,7 @@
           <w:rStyle w:val="c1"/>
           <w:rFonts w:cs="Segoe UI"/>
         </w:rPr>
-        <w:t>labels/&lt;i</w:t>
-      </w:r>
-      <w:r>
-        <w:rPr>
-          <w:rStyle w:val="c1"/>
-          <w:rFonts w:cs="Segoe UI"/>
-        </w:rPr>
-        <w:t>mage&gt;.txt</w:t>
+        <w:t>labels/&lt;image&gt;.txt</w:t>
       </w:r>
       <w:r>
         <w:rPr>
@@ -12096,15 +13047,15 @@
           <w:sz w:val="22"/>
           <w:szCs w:val="22"/>
         </w:rPr>
-        <w:t>, which is the layout Ultralytics trains from. The images are deliberately not in the archive — they are already in a folder on your machine, and copying them through the browser to hand them straight back is not a service</w:t>
-      </w:r>
-      <w:r>
-        <w:rPr>
-          <w:rFonts w:ascii="Segoe UI" w:hAnsi="Segoe UI" w:cs="Segoe UI"/>
-          <w:sz w:val="22"/>
-          <w:szCs w:val="22"/>
-        </w:rPr>
-        <w:t xml:space="preserve">. </w:t>
+        <w:t>, which is the layout Ultralytics trains from. The images are deliberately not in the archive — they are already in a folder on your machine</w:t>
+      </w:r>
+      <w:r>
+        <w:rPr>
+          <w:rFonts w:ascii="Segoe UI" w:hAnsi="Segoe UI" w:cs="Segoe UI"/>
+          <w:sz w:val="22"/>
+          <w:szCs w:val="22"/>
+        </w:rPr>
+        <w:t xml:space="preserve">, and copying them through the browser to hand them straight back is not a service. </w:t>
       </w:r>
       <w:r>
         <w:rPr>
@@ -12167,15 +13118,15 @@
           <w:sz w:val="22"/>
           <w:szCs w:val="22"/>
         </w:rPr>
-        <w:t>A shape that does not match the chosen task is converted rather than dropped: a polygon exported for detection becomes</w:t>
-      </w:r>
-      <w:r>
-        <w:rPr>
-          <w:rFonts w:ascii="Segoe UI" w:hAnsi="Segoe UI" w:cs="Segoe UI"/>
-          <w:sz w:val="22"/>
-          <w:szCs w:val="22"/>
-        </w:rPr>
-        <w:t xml:space="preserve"> its bounding box, and a box exported for segmentation becomes its four corners. Silently losing labels at export is the worst thing a labelling tool can do.</w:t>
+        <w:t>A shape that does not match the chos</w:t>
+      </w:r>
+      <w:r>
+        <w:rPr>
+          <w:rFonts w:ascii="Segoe UI" w:hAnsi="Segoe UI" w:cs="Segoe UI"/>
+          <w:sz w:val="22"/>
+          <w:szCs w:val="22"/>
+        </w:rPr>
+        <w:t>en task is converted rather than dropped: a polygon exported for detection becomes its bounding box, and a box exported for segmentation becomes its four corners. Silently losing labels at export is the worst thing a labelling tool can do.</w:t>
       </w:r>
     </w:p>
     <w:p>
@@ -12189,7 +13140,13 @@
         <w:rPr>
           <w:rFonts w:ascii="Segoe UI" w:eastAsia="Times New Roman" w:hAnsi="Segoe UI" w:cs="Segoe UI"/>
         </w:rPr>
-        <w:t>Two things worth knowing</w:t>
+        <w:t>Two things worth</w:t>
+      </w:r>
+      <w:r>
+        <w:rPr>
+          <w:rFonts w:ascii="Segoe UI" w:eastAsia="Times New Roman" w:hAnsi="Segoe UI" w:cs="Segoe UI"/>
+        </w:rPr>
+        <w:t xml:space="preserve"> knowing</w:t>
       </w:r>
     </w:p>
     <w:p>
@@ -12224,22 +13181,23 @@
           <w:rStyle w:val="c1"/>
           <w:rFonts w:cs="Segoe UI"/>
         </w:rPr>
-        <w:t>loca</w:t>
-      </w:r>
-      <w:r>
-        <w:rPr>
-          <w:rStyle w:val="c1"/>
-          <w:rFonts w:cs="Segoe UI"/>
-        </w:rPr>
-        <w:t>lStorage</w:t>
-      </w:r>
-      <w:r>
-        <w:rPr>
-          <w:rFonts w:ascii="Segoe UI" w:hAnsi="Segoe UI" w:cs="Segoe UI"/>
-          <w:sz w:val="22"/>
-          <w:szCs w:val="22"/>
-        </w:rPr>
-        <w:t xml:space="preserve"> and matched back by path when you reopen the same folder. A browser cannot hold a directory handle across a reload without the File System Access API, so you do have to pick the folder again.</w:t>
+        <w:t>localStorage</w:t>
+      </w:r>
+      <w:r>
+        <w:rPr>
+          <w:rFonts w:ascii="Segoe UI" w:hAnsi="Segoe UI" w:cs="Segoe UI"/>
+          <w:sz w:val="22"/>
+          <w:szCs w:val="22"/>
+        </w:rPr>
+        <w:t xml:space="preserve"> </w:t>
+      </w:r>
+      <w:r>
+        <w:rPr>
+          <w:rFonts w:ascii="Segoe UI" w:hAnsi="Segoe UI" w:cs="Segoe UI"/>
+          <w:sz w:val="22"/>
+          <w:szCs w:val="22"/>
+        </w:rPr>
+        <w:t>and matched back by path when you reopen the same folder. A browser cannot hold a directory handle across a reload without the File System Access API, so you do have to pick the folder again.</w:t>
       </w:r>
     </w:p>
     <w:p>
@@ -12259,8 +13217,118 @@
           <w:sz w:val="22"/>
           <w:szCs w:val="22"/>
         </w:rPr>
-        <w:t>The path inside the folder is the identity, not the fil</w:t>
-      </w:r>
+        <w:t>The path inside the folder is the identity, not the file name.</w:t>
+      </w:r>
+      <w:r>
+        <w:rPr>
+          <w:rFonts w:ascii="Segoe UI" w:hAnsi="Segoe UI" w:cs="Segoe UI"/>
+          <w:sz w:val="22"/>
+          <w:szCs w:val="22"/>
+        </w:rPr>
+        <w:t xml:space="preserve"> A</w:t>
+      </w:r>
+      <w:r>
+        <w:rPr>
+          <w:rFonts w:ascii="Segoe UI" w:hAnsi="Segoe UI" w:cs="Segoe UI"/>
+          <w:sz w:val="22"/>
+          <w:szCs w:val="22"/>
+        </w:rPr>
+        <w:t xml:space="preserve"> dataset split into </w:t>
+      </w:r>
+      <w:r>
+        <w:rPr>
+          <w:rStyle w:val="c1"/>
+          <w:rFonts w:cs="Segoe UI"/>
+        </w:rPr>
+        <w:t>train/</w:t>
+      </w:r>
+      <w:r>
+        <w:rPr>
+          <w:rFonts w:ascii="Segoe UI" w:hAnsi="Segoe UI" w:cs="Segoe UI"/>
+          <w:sz w:val="22"/>
+          <w:szCs w:val="22"/>
+        </w:rPr>
+        <w:t xml:space="preserve"> and </w:t>
+      </w:r>
+      <w:r>
+        <w:rPr>
+          <w:rStyle w:val="c1"/>
+          <w:rFonts w:cs="Segoe UI"/>
+        </w:rPr>
+        <w:t>val/</w:t>
+      </w:r>
+      <w:r>
+        <w:rPr>
+          <w:rFonts w:ascii="Segoe UI" w:hAnsi="Segoe UI" w:cs="Segoe UI"/>
+          <w:sz w:val="22"/>
+          <w:szCs w:val="22"/>
+        </w:rPr>
+        <w:t xml:space="preserve"> subfolders very often holds the same file name in both, and keying on the name alone would merge their labels and then write two entries to the same path in the archive.</w:t>
+      </w:r>
+    </w:p>
+    <w:p>
+      <w:pPr>
+        <w:pStyle w:val="NormalWeb"/>
+        <w:rPr>
+          <w:rFonts w:ascii="Segoe UI" w:hAnsi="Segoe UI" w:cs="Segoe UI"/>
+          <w:sz w:val="22"/>
+          <w:szCs w:val="22"/>
+        </w:rPr>
+      </w:pPr>
+      <w:r>
+        <w:rPr>
+          <w:rFonts w:ascii="Segoe UI" w:hAnsi="Segoe UI" w:cs="Segoe UI"/>
+          <w:sz w:val="22"/>
+          <w:szCs w:val="22"/>
+        </w:rPr>
+        <w:t xml:space="preserve">The zip is assembled by </w:t>
+      </w:r>
+      <w:r>
+        <w:rPr>
+          <w:rStyle w:val="c1"/>
+          <w:rFonts w:cs="Segoe UI"/>
+        </w:rPr>
+        <w:t>frontend/src/lib/zipWriter</w:t>
+      </w:r>
+      <w:r>
+        <w:rPr>
+          <w:rStyle w:val="c1"/>
+          <w:rFonts w:cs="Segoe UI"/>
+        </w:rPr>
+        <w:t>.js</w:t>
+      </w:r>
+      <w:r>
+        <w:rPr>
+          <w:rFonts w:ascii="Segoe UI" w:hAnsi="Segoe UI" w:cs="Segoe UI"/>
+          <w:sz w:val="22"/>
+          <w:szCs w:val="22"/>
+        </w:rPr>
+        <w:t>, a stored-only (uncompressed) ZIP writer — there is no zip dependency in this project and label files are a few hundred bytes of digits each, so a deflate implementation would be carried for nothing. Every unzip tool reads method 0.</w:t>
+      </w:r>
+    </w:p>
+    <w:p>
+      <w:pPr>
+        <w:pStyle w:val="Heading2"/>
+        <w:rPr>
+          <w:rFonts w:ascii="Segoe UI" w:eastAsia="Times New Roman" w:hAnsi="Segoe UI" w:cs="Segoe UI"/>
+        </w:rPr>
+      </w:pPr>
+      <w:r>
+        <w:rPr>
+          <w:rFonts w:ascii="Segoe UI" w:eastAsia="Times New Roman" w:hAnsi="Segoe UI" w:cs="Segoe UI"/>
+        </w:rPr>
+        <w:t>LVGL converters</w:t>
+      </w:r>
+    </w:p>
+    <w:p>
+      <w:pPr>
+        <w:pStyle w:val="NormalWeb"/>
+        <w:rPr>
+          <w:rFonts w:ascii="Segoe UI" w:hAnsi="Segoe UI" w:cs="Segoe UI"/>
+          <w:sz w:val="22"/>
+          <w:szCs w:val="22"/>
+        </w:rPr>
+      </w:pPr>
       <w:r>
         <w:rPr>
           <w:rFonts w:ascii="Segoe UI" w:hAnsi="Segoe UI" w:cs="Segoe UI"/>
@@ -12269,116 +13337,8 @@
           <w:sz w:val="22"/>
           <w:szCs w:val="22"/>
         </w:rPr>
-        <w:t>e name.</w:t>
-      </w:r>
-      <w:r>
-        <w:rPr>
-          <w:rFonts w:ascii="Segoe UI" w:hAnsi="Segoe UI" w:cs="Segoe UI"/>
-          <w:sz w:val="22"/>
-          <w:szCs w:val="22"/>
-        </w:rPr>
-        <w:t xml:space="preserve"> A dataset split into </w:t>
-      </w:r>
-      <w:r>
-        <w:rPr>
-          <w:rStyle w:val="c1"/>
-          <w:rFonts w:cs="Segoe UI"/>
-        </w:rPr>
-        <w:t>train/</w:t>
-      </w:r>
-      <w:r>
-        <w:rPr>
-          <w:rFonts w:ascii="Segoe UI" w:hAnsi="Segoe UI" w:cs="Segoe UI"/>
-          <w:sz w:val="22"/>
-          <w:szCs w:val="22"/>
-        </w:rPr>
-        <w:t xml:space="preserve"> and </w:t>
-      </w:r>
-      <w:r>
-        <w:rPr>
-          <w:rStyle w:val="c1"/>
-          <w:rFonts w:cs="Segoe UI"/>
-        </w:rPr>
-        <w:t>val/</w:t>
-      </w:r>
-      <w:r>
-        <w:rPr>
-          <w:rFonts w:ascii="Segoe UI" w:hAnsi="Segoe UI" w:cs="Segoe UI"/>
-          <w:sz w:val="22"/>
-          <w:szCs w:val="22"/>
-        </w:rPr>
-        <w:t xml:space="preserve"> subfolders very often holds the same file name in both, and keying on the name alone would merge their labels and then write two entries to the same path in the archive.</w:t>
-      </w:r>
-    </w:p>
-    <w:p>
-      <w:pPr>
-        <w:pStyle w:val="NormalWeb"/>
-        <w:rPr>
-          <w:rFonts w:ascii="Segoe UI" w:hAnsi="Segoe UI" w:cs="Segoe UI"/>
-          <w:sz w:val="22"/>
-          <w:szCs w:val="22"/>
-        </w:rPr>
-      </w:pPr>
-      <w:r>
-        <w:rPr>
-          <w:rFonts w:ascii="Segoe UI" w:hAnsi="Segoe UI" w:cs="Segoe UI"/>
-          <w:sz w:val="22"/>
-          <w:szCs w:val="22"/>
-        </w:rPr>
-        <w:t xml:space="preserve">The zip is assembled by </w:t>
-      </w:r>
-      <w:r>
-        <w:rPr>
-          <w:rStyle w:val="c1"/>
-          <w:rFonts w:cs="Segoe UI"/>
-        </w:rPr>
-        <w:t>frontend/src/lib/</w:t>
-      </w:r>
-      <w:r>
-        <w:rPr>
-          <w:rStyle w:val="c1"/>
-          <w:rFonts w:cs="Segoe UI"/>
-        </w:rPr>
-        <w:t>zipWriter.js</w:t>
-      </w:r>
-      <w:r>
-        <w:rPr>
-          <w:rFonts w:ascii="Segoe UI" w:hAnsi="Segoe UI" w:cs="Segoe UI"/>
-          <w:sz w:val="22"/>
-          <w:szCs w:val="22"/>
-        </w:rPr>
-        <w:t>, a stored-only (uncompressed) ZIP writer — there is no zip dependency in this project and label files are a few hundred bytes of digits each, so a deflate implementation would be carried for nothing. Every unzip tool reads method 0.</w:t>
-      </w:r>
-    </w:p>
-    <w:p>
-      <w:pPr>
-        <w:pStyle w:val="Heading2"/>
-        <w:rPr>
-          <w:rFonts w:ascii="Segoe UI" w:eastAsia="Times New Roman" w:hAnsi="Segoe UI" w:cs="Segoe UI"/>
-        </w:rPr>
-      </w:pPr>
-      <w:r>
-        <w:rPr>
-          <w:rFonts w:ascii="Segoe UI" w:eastAsia="Times New Roman" w:hAnsi="Segoe UI" w:cs="Segoe UI"/>
-        </w:rPr>
-        <w:t>LVGL conve</w:t>
-      </w:r>
-      <w:r>
-        <w:rPr>
-          <w:rFonts w:ascii="Segoe UI" w:eastAsia="Times New Roman" w:hAnsi="Segoe UI" w:cs="Segoe UI"/>
-        </w:rPr>
-        <w:t>rters</w:t>
-      </w:r>
-    </w:p>
-    <w:p>
-      <w:pPr>
-        <w:pStyle w:val="NormalWeb"/>
-        <w:rPr>
-          <w:rFonts w:ascii="Segoe UI" w:hAnsi="Segoe UI" w:cs="Segoe UI"/>
-          <w:sz w:val="22"/>
-          <w:szCs w:val="22"/>
-        </w:rPr>
-      </w:pPr>
+        <w:t>Too</w:t>
+      </w:r>
       <w:r>
         <w:rPr>
           <w:rFonts w:ascii="Segoe UI" w:hAnsi="Segoe UI" w:cs="Segoe UI"/>
@@ -12387,7 +13347,7 @@
           <w:sz w:val="22"/>
           <w:szCs w:val="22"/>
         </w:rPr>
-        <w:t>Tools -&gt; LVGL</w:t>
+        <w:t>ls -&gt; LVGL</w:t>
       </w:r>
       <w:r>
         <w:rPr>
@@ -12505,23 +13465,15 @@
           <w:sz w:val="22"/>
           <w:szCs w:val="22"/>
         </w:rPr>
-        <w:t>It runs on the API rath</w:t>
-      </w:r>
-      <w:r>
-        <w:rPr>
-          <w:rFonts w:ascii="Segoe UI" w:hAnsi="Segoe UI" w:cs="Segoe UI"/>
-          <w:sz w:val="22"/>
-          <w:szCs w:val="22"/>
-        </w:rPr>
-        <w:t xml:space="preserve">er than in the browser because the package is CommonJS built around a FreeType WASM build and Node Buffers. Bundling it for the browser is what the upstream project's own webpack build exists to do, and reproducing that here would add a build step for one </w:t>
-      </w:r>
-      <w:r>
-        <w:rPr>
-          <w:rFonts w:ascii="Segoe UI" w:hAnsi="Segoe UI" w:cs="Segoe UI"/>
-          <w:sz w:val="22"/>
-          <w:szCs w:val="22"/>
-        </w:rPr>
-        <w:t>page.</w:t>
+        <w:t>It runs on the API rather than i</w:t>
+      </w:r>
+      <w:r>
+        <w:rPr>
+          <w:rFonts w:ascii="Segoe UI" w:hAnsi="Segoe UI" w:cs="Segoe UI"/>
+          <w:sz w:val="22"/>
+          <w:szCs w:val="22"/>
+        </w:rPr>
+        <w:t>n the browser because the package is CommonJS built around a FreeType WASM build and Node Buffers. Bundling it for the browser is what the upstream project's own webpack build exists to do, and reproducing that here would add a build step for one page.</w:t>
       </w:r>
     </w:p>
     <w:p>
@@ -12539,7 +13491,15 @@
           <w:sz w:val="22"/>
           <w:szCs w:val="22"/>
         </w:rPr>
-        <w:t xml:space="preserve">Fields map onto the CLI flags: </w:t>
+        <w:t>Fie</w:t>
+      </w:r>
+      <w:r>
+        <w:rPr>
+          <w:rFonts w:ascii="Segoe UI" w:hAnsi="Segoe UI" w:cs="Segoe UI"/>
+          <w:sz w:val="22"/>
+          <w:szCs w:val="22"/>
+        </w:rPr>
+        <w:t xml:space="preserve">lds map onto the CLI flags: </w:t>
       </w:r>
       <w:r>
         <w:rPr>
@@ -12721,7 +13681,15 @@
           <w:sz w:val="22"/>
           <w:szCs w:val="22"/>
         </w:rPr>
-        <w:t xml:space="preserve">Targets </w:t>
+        <w:t>Tar</w:t>
+      </w:r>
+      <w:r>
+        <w:rPr>
+          <w:rFonts w:ascii="Segoe UI" w:hAnsi="Segoe UI" w:cs="Segoe UI"/>
+          <w:sz w:val="22"/>
+          <w:szCs w:val="22"/>
+        </w:rPr>
+        <w:t xml:space="preserve">gets </w:t>
       </w:r>
       <w:r>
         <w:rPr>
@@ -12789,16 +13757,7 @@
             <w:sz w:val="22"/>
             <w:szCs w:val="22"/>
           </w:rPr>
-          <w:t>lvgl.io/tools</w:t>
-        </w:r>
-        <w:r>
-          <w:rPr>
-            <w:rStyle w:val="Hyperlink"/>
-            <w:rFonts w:ascii="Segoe UI" w:hAnsi="Segoe UI" w:cs="Segoe UI"/>
-            <w:sz w:val="22"/>
-            <w:szCs w:val="22"/>
-          </w:rPr>
-          <w:t>/imageconverter</w:t>
+          <w:t>lvgl.io/tools/imageconverter</w:t>
         </w:r>
       </w:hyperlink>
       <w:r>
@@ -12807,7 +13766,15 @@
           <w:sz w:val="22"/>
           <w:szCs w:val="22"/>
         </w:rPr>
-        <w:t xml:space="preserve"> runs. The pixel packing, the ordered RGB565 dither, the background pre-multiply and the emitted C text all follow it.</w:t>
+        <w:t xml:space="preserve"> </w:t>
+      </w:r>
+      <w:r>
+        <w:rPr>
+          <w:rFonts w:ascii="Segoe UI" w:hAnsi="Segoe UI" w:cs="Segoe UI"/>
+          <w:sz w:val="22"/>
+          <w:szCs w:val="22"/>
+        </w:rPr>
+        <w:t>runs. The pixel packing, the ordered RGB565 dither, the background pre-multiply and the emitted C text all follow it.</w:t>
       </w:r>
     </w:p>
     <w:p>
@@ -12825,22 +13792,14 @@
           <w:sz w:val="22"/>
           <w:szCs w:val="22"/>
         </w:rPr>
-        <w:t>It is ported rather than imported because LVGLImage.py is Python, and because a browser already has a canvas to decode wit</w:t>
-      </w:r>
-      <w:r>
-        <w:rPr>
-          <w:rFonts w:ascii="Segoe UI" w:hAnsi="Segoe UI" w:cs="Segoe UI"/>
-          <w:sz w:val="22"/>
-          <w:szCs w:val="22"/>
-        </w:rPr>
-        <w:t>h.</w:t>
+        <w:t>It is ported rather than imported because LVGLImage.py is Python, and because a browser already has a canvas to decode with.</w:t>
       </w:r>
     </w:p>
     <w:p>
       <w:pPr>
         <w:spacing w:before="100" w:after="100"/>
         <w:ind w:left="255" w:right="720"/>
-        <w:divId w:val="924722606"/>
+        <w:divId w:val="705444153"/>
         <w:rPr>
           <w:rFonts w:ascii="Segoe UI" w:eastAsia="Times New Roman" w:hAnsi="Segoe UI" w:cs="Segoe UI"/>
           <w:color w:val="44505C"/>
@@ -12963,7 +13922,16 @@
           <w:sz w:val="22"/>
           <w:szCs w:val="22"/>
         </w:rPr>
-        <w:t xml:space="preserve"> guards. None of that compiles against v9.</w:t>
+        <w:t xml:space="preserve"> </w:t>
+      </w:r>
+      <w:r>
+        <w:rPr>
+          <w:rFonts w:ascii="Segoe UI" w:eastAsia="Times New Roman" w:hAnsi="Segoe UI" w:cs="Segoe UI"/>
+          <w:color w:val="44505C"/>
+          <w:sz w:val="22"/>
+          <w:szCs w:val="22"/>
+        </w:rPr>
+        <w:t>guards. None of that compiles against v9.</w:t>
       </w:r>
     </w:p>
     <w:p>
@@ -13043,7 +14011,10 @@
         <w:pStyle w:val="HTMLPreformatted"/>
       </w:pPr>
       <w:r>
-        <w:t xml:space="preserve">    .cf = LV_COLOR_FORMAT_RGB565A8,</w:t>
+        <w:t xml:space="preserve">    .cf = LV_COLOR_</w:t>
+      </w:r>
+      <w:r>
+        <w:t>FORMAT_RGB565A8,</w:t>
       </w:r>
     </w:p>
     <w:p>
@@ -13760,15 +14731,15 @@
           <w:sz w:val="22"/>
           <w:szCs w:val="22"/>
         </w:rPr>
-        <w:t xml:space="preserve"> </w:t>
-      </w:r>
-      <w:r>
-        <w:rPr>
-          <w:rFonts w:ascii="Segoe UI" w:hAnsi="Segoe UI" w:cs="Segoe UI"/>
-          <w:sz w:val="22"/>
-          <w:szCs w:val="22"/>
-        </w:rPr>
-        <w:t>rather than a divide by 255, so output matches byte for byte. Ordered dithering is offered for the RGB565 family, using the same 8×8 threshold tables.</w:t>
+        <w:t xml:space="preserve"> rather than a divide by 255, so output matches byte for byte. Ordered dithering is offered for the RGB565 family, using the </w:t>
+      </w:r>
+      <w:r>
+        <w:rPr>
+          <w:rFonts w:ascii="Segoe UI" w:hAnsi="Segoe UI" w:cs="Segoe UI"/>
+          <w:sz w:val="22"/>
+          <w:szCs w:val="22"/>
+        </w:rPr>
+        <w:t>same 8×8 threshold tables.</w:t>
       </w:r>
     </w:p>
     <w:p>
@@ -13846,15 +14817,7 @@
           <w:sz w:val="22"/>
           <w:szCs w:val="22"/>
         </w:rPr>
-        <w:t>. A browser</w:t>
-      </w:r>
-      <w:r>
-        <w:rPr>
-          <w:rFonts w:ascii="Segoe UI" w:hAnsi="Segoe UI" w:cs="Segoe UI"/>
-          <w:sz w:val="22"/>
-          <w:szCs w:val="22"/>
-        </w:rPr>
-        <w:t xml:space="preserve"> tool gets handed arbitrary images, so the palette is built here with gifenc (MIT, vendored at </w:t>
+        <w:t xml:space="preserve">. A browser tool gets handed arbitrary images, so the palette is built here with gifenc (MIT, vendored at </w:t>
       </w:r>
       <w:r>
         <w:rPr>
@@ -13869,7 +14832,15 @@
           <w:sz w:val="22"/>
           <w:szCs w:val="22"/>
         </w:rPr>
-        <w:t xml:space="preserve">, imported lazily). The emitted bytes still follow the v9 layout — a padded palette of little-endian </w:t>
+        <w:t>, imported lazil</w:t>
+      </w:r>
+      <w:r>
+        <w:rPr>
+          <w:rFonts w:ascii="Segoe UI" w:hAnsi="Segoe UI" w:cs="Segoe UI"/>
+          <w:sz w:val="22"/>
+          <w:szCs w:val="22"/>
+        </w:rPr>
+        <w:t xml:space="preserve">y). The emitted bytes still follow the v9 layout — a padded palette of little-endian </w:t>
       </w:r>
       <w:r>
         <w:rPr>
@@ -13884,15 +14855,7 @@
           <w:sz w:val="22"/>
           <w:szCs w:val="22"/>
         </w:rPr>
-        <w:t xml:space="preserve"> entries, then row-alig</w:t>
-      </w:r>
-      <w:r>
-        <w:rPr>
-          <w:rFonts w:ascii="Segoe UI" w:hAnsi="Segoe UI" w:cs="Segoe UI"/>
-          <w:sz w:val="22"/>
-          <w:szCs w:val="22"/>
-        </w:rPr>
-        <w:t>ned indices.</w:t>
+        <w:t xml:space="preserve"> entries, then row-aligned indices.</w:t>
       </w:r>
     </w:p>
     <w:p>
@@ -13955,7 +14918,15 @@
           <w:sz w:val="22"/>
           <w:szCs w:val="22"/>
         </w:rPr>
-        <w:t xml:space="preserve">), premultiplied alpha, and custom stride alignment. </w:t>
+        <w:t xml:space="preserve">), premultiplied </w:t>
+      </w:r>
+      <w:r>
+        <w:rPr>
+          <w:rFonts w:ascii="Segoe UI" w:hAnsi="Segoe UI" w:cs="Segoe UI"/>
+          <w:sz w:val="22"/>
+          <w:szCs w:val="22"/>
+        </w:rPr>
+        <w:t xml:space="preserve">alpha, and custom stride alignment. </w:t>
       </w:r>
       <w:r>
         <w:rPr>
@@ -14013,15 +14984,15 @@
           <w:sz w:val="22"/>
           <w:szCs w:val="22"/>
         </w:rPr>
-        <w:t xml:space="preserve"> An SVG is not decoded once and then scaled: it is re-rendered </w:t>
-      </w:r>
-      <w:r>
-        <w:rPr>
-          <w:rFonts w:ascii="Segoe UI" w:hAnsi="Segoe UI" w:cs="Segoe UI"/>
-          <w:sz w:val="22"/>
-          <w:szCs w:val="22"/>
-        </w:rPr>
-        <w:t xml:space="preserve">from the markup at whatever output size is asked for, so a 32×32 icon and a 128×128 one are each drawn at their own resolution. The size is read from the markup too — from </w:t>
+        <w:t xml:space="preserve"> An SVG is not decoded once and then scaled: it is re-rendered from the markup at whatever output size is asked for, so a 32×32 icon and a 128×128 one are each drawn at their own resoluti</w:t>
+      </w:r>
+      <w:r>
+        <w:rPr>
+          <w:rFonts w:ascii="Segoe UI" w:hAnsi="Segoe UI" w:cs="Segoe UI"/>
+          <w:sz w:val="22"/>
+          <w:szCs w:val="22"/>
+        </w:rPr>
+        <w:t xml:space="preserve">on. The size is read from the markup too — from </w:t>
       </w:r>
       <w:r>
         <w:rPr>
@@ -14066,15 +15037,15 @@
           <w:sz w:val="22"/>
           <w:szCs w:val="22"/>
         </w:rPr>
-        <w:t xml:space="preserve"> otherwise, which is the c</w:t>
-      </w:r>
-      <w:r>
-        <w:rPr>
-          <w:rFonts w:ascii="Segoe UI" w:hAnsi="Segoe UI" w:cs="Segoe UI"/>
-          <w:sz w:val="22"/>
-          <w:szCs w:val="22"/>
-        </w:rPr>
-        <w:t>ase a browser declines to measure and reports as nothing at all. The figures shown for a vector are therefore a starting point rather than a limit.</w:t>
+        <w:t xml:space="preserve"> otherwise, which is the case a browser declines to measure and reports as nothing at all. The figures shown for a vector are therefore a starting poi</w:t>
+      </w:r>
+      <w:r>
+        <w:rPr>
+          <w:rFonts w:ascii="Segoe UI" w:hAnsi="Segoe UI" w:cs="Segoe UI"/>
+          <w:sz w:val="22"/>
+          <w:szCs w:val="22"/>
+        </w:rPr>
+        <w:t>nt rather than a limit.</w:t>
       </w:r>
     </w:p>
     <w:p>
@@ -14092,15 +15063,7 @@
           <w:sz w:val="22"/>
           <w:szCs w:val="22"/>
         </w:rPr>
-        <w:t>The one thing that does not work is an SVG that pulls a picture in from another site. That taints the canvas</w:t>
-      </w:r>
-      <w:r>
-        <w:rPr>
-          <w:rFonts w:ascii="Segoe UI" w:hAnsi="Segoe UI" w:cs="Segoe UI"/>
-          <w:sz w:val="22"/>
-          <w:szCs w:val="22"/>
-        </w:rPr>
-        <w:t xml:space="preserve"> and the pixels cannot be read back at all, so the converter says so rather than emitting an empty array.</w:t>
+        <w:t>The one thing that does not work is an SVG that pulls a picture in from another site. That taints the canvas and the pixels cannot be read back at all, so the converter says so rather than emitting an empty array.</w:t>
       </w:r>
     </w:p>
     <w:p>
@@ -14120,23 +15083,25 @@
           <w:sz w:val="22"/>
           <w:szCs w:val="22"/>
         </w:rPr>
-        <w:t>Why the output card says "LVGL v9".</w:t>
-      </w:r>
-      <w:r>
-        <w:rPr>
-          <w:rFonts w:ascii="Segoe UI" w:hAnsi="Segoe UI" w:cs="Segoe UI"/>
-          <w:sz w:val="22"/>
-          <w:szCs w:val="22"/>
-        </w:rPr>
-        <w:t xml:space="preserve"> It used to be labelled "Generated lv_img_conv output", which named the v8 tool this deliberately does not use — th</w:t>
-      </w:r>
-      <w:r>
-        <w:rPr>
-          <w:rFonts w:ascii="Segoe UI" w:hAnsi="Segoe UI" w:cs="Segoe UI"/>
-          <w:sz w:val="22"/>
-          <w:szCs w:val="22"/>
-        </w:rPr>
-        <w:t>e file underneath was always v9, but anyone reading the heading had every reason to believe otherwise.</w:t>
+        <w:t>Why the output car</w:t>
+      </w:r>
+      <w:r>
+        <w:rPr>
+          <w:rFonts w:ascii="Segoe UI" w:hAnsi="Segoe UI" w:cs="Segoe UI"/>
+          <w:b/>
+          <w:bCs/>
+          <w:sz w:val="22"/>
+          <w:szCs w:val="22"/>
+        </w:rPr>
+        <w:t>d says "LVGL v9".</w:t>
+      </w:r>
+      <w:r>
+        <w:rPr>
+          <w:rFonts w:ascii="Segoe UI" w:hAnsi="Segoe UI" w:cs="Segoe UI"/>
+          <w:sz w:val="22"/>
+          <w:szCs w:val="22"/>
+        </w:rPr>
+        <w:t xml:space="preserve"> It used to be labelled "Generated lv_img_conv output", which named the v8 tool this deliberately does not use — the file underneath was always v9, but anyone reading the heading had every reason to believe otherwise.</w:t>
       </w:r>
     </w:p>
     <w:p>
@@ -14150,7 +15115,13 @@
         <w:rPr>
           <w:rFonts w:ascii="Segoe UI" w:eastAsia="Times New Roman" w:hAnsi="Segoe UI" w:cs="Segoe UI"/>
         </w:rPr>
-        <w:t>Font converter and LVGL v9</w:t>
+        <w:t>Font converter and LV</w:t>
+      </w:r>
+      <w:r>
+        <w:rPr>
+          <w:rFonts w:ascii="Segoe UI" w:eastAsia="Times New Roman" w:hAnsi="Segoe UI" w:cs="Segoe UI"/>
+        </w:rPr>
+        <w:t>GL v9</w:t>
       </w:r>
     </w:p>
     <w:p>
@@ -14190,15 +15161,7 @@
           <w:sz w:val="22"/>
           <w:szCs w:val="22"/>
         </w:rPr>
-        <w:t xml:space="preserve"> </w:t>
-      </w:r>
-      <w:r>
-        <w:rPr>
-          <w:rFonts w:ascii="Segoe UI" w:hAnsi="Segoe UI" w:cs="Segoe UI"/>
-          <w:sz w:val="22"/>
-          <w:szCs w:val="22"/>
-        </w:rPr>
-        <w:t xml:space="preserve">around the fields that moved, emits </w:t>
+        <w:t xml:space="preserve"> around the fields that moved, emits </w:t>
       </w:r>
       <w:r>
         <w:rPr>
@@ -14228,7 +15191,15 @@
           <w:sz w:val="22"/>
           <w:szCs w:val="22"/>
         </w:rPr>
-        <w:t xml:space="preserve"> member to v8. The same file compiles on both, so no v9-specific handling is needed on the font side.</w:t>
+        <w:t xml:space="preserve"> member to v8. The same file compiles on both, so no v9</w:t>
+      </w:r>
+      <w:r>
+        <w:rPr>
+          <w:rFonts w:ascii="Segoe UI" w:hAnsi="Segoe UI" w:cs="Segoe UI"/>
+          <w:sz w:val="22"/>
+          <w:szCs w:val="22"/>
+        </w:rPr>
+        <w:t>-specific handling is needed on the font side.</w:t>
       </w:r>
     </w:p>
     <w:sectPr>
@@ -14244,9 +15215,9 @@
 <file path=word/numbering.xml><?xml version="1.0" encoding="utf-8"?>
 <w:numbering xmlns:wpc="http://schemas.microsoft.com/office/word/2010/wordprocessingCanvas" xmlns:cx="http://schemas.microsoft.com/office/drawing/2014/chartex" xmlns:mc="http://schemas.openxmlformats.org/markup-compatibility/2006" xmlns:o="urn:schemas-microsoft-com:office:office" xmlns:r="http://schemas.openxmlformats.org/officeDocument/2006/relationships" xmlns:m="http://schemas.openxmlformats.org/officeDocument/2006/math" xmlns:v="urn:schemas-microsoft-com:vml" xmlns:wp14="http://schemas.microsoft.com/office/word/2010/wordprocessingDrawing" xmlns:wp="http://schemas.openxmlformats.org/drawingml/2006/wordprocessingDrawing" xmlns:w10="urn:schemas-microsoft-com:office:word" xmlns:w="http://schemas.openxmlformats.org/wordprocessingml/2006/main" xmlns:w14="http://schemas.microsoft.com/office/word/2010/wordml" xmlns:w15="http://schemas.microsoft.com/office/word/2012/wordml" xmlns:w16se="http://schemas.microsoft.com/office/word/2015/wordml/symex" xmlns:wpg="http://schemas.microsoft.com/office/word/2010/wordprocessingGroup" xmlns:wpi="http://schemas.microsoft.com/office/word/2010/wordprocessingInk" xmlns:wne="http://schemas.microsoft.com/office/word/2006/wordml" xmlns:wps="http://schemas.microsoft.com/office/word/2010/wordprocessingShape" mc:Ignorable="w14 w15 w16se wp14">
   <w:abstractNum w:abstractNumId="0" w15:restartNumberingAfterBreak="0">
-    <w:nsid w:val="252B2EE7"/>
+    <w:nsid w:val="03C42350"/>
     <w:multiLevelType w:val="multilevel"/>
-    <w:tmpl w:val="22B4DDA4"/>
+    <w:tmpl w:val="C8DE8C66"/>
     <w:lvl w:ilvl="0">
       <w:start w:val="1"/>
       <w:numFmt w:val="bullet"/>
@@ -14393,9 +15364,9 @@
     </w:lvl>
   </w:abstractNum>
   <w:abstractNum w:abstractNumId="1" w15:restartNumberingAfterBreak="0">
-    <w:nsid w:val="2B40737F"/>
+    <w:nsid w:val="2BB4551C"/>
     <w:multiLevelType w:val="multilevel"/>
-    <w:tmpl w:val="611CF86C"/>
+    <w:tmpl w:val="ABFC79AE"/>
     <w:lvl w:ilvl="0">
       <w:start w:val="1"/>
       <w:numFmt w:val="bullet"/>
@@ -14542,9 +15513,9 @@
     </w:lvl>
   </w:abstractNum>
   <w:abstractNum w:abstractNumId="2" w15:restartNumberingAfterBreak="0">
-    <w:nsid w:val="2CEB5D60"/>
+    <w:nsid w:val="2D9F5C4A"/>
     <w:multiLevelType w:val="multilevel"/>
-    <w:tmpl w:val="FAECF970"/>
+    <w:tmpl w:val="9B2EC40C"/>
     <w:lvl w:ilvl="0">
       <w:start w:val="1"/>
       <w:numFmt w:val="bullet"/>
@@ -14691,9 +15662,9 @@
     </w:lvl>
   </w:abstractNum>
   <w:abstractNum w:abstractNumId="3" w15:restartNumberingAfterBreak="0">
-    <w:nsid w:val="324E21DA"/>
+    <w:nsid w:val="371D1B32"/>
     <w:multiLevelType w:val="multilevel"/>
-    <w:tmpl w:val="B26EB1F6"/>
+    <w:tmpl w:val="E18C5662"/>
     <w:lvl w:ilvl="0">
       <w:start w:val="1"/>
       <w:numFmt w:val="bullet"/>
@@ -14840,9 +15811,122 @@
     </w:lvl>
   </w:abstractNum>
   <w:abstractNum w:abstractNumId="4" w15:restartNumberingAfterBreak="0">
-    <w:nsid w:val="48162C24"/>
+    <w:nsid w:val="3F4A364A"/>
     <w:multiLevelType w:val="multilevel"/>
-    <w:tmpl w:val="27123012"/>
+    <w:tmpl w:val="D584AC4C"/>
+    <w:lvl w:ilvl="0">
+      <w:start w:val="1"/>
+      <w:numFmt w:val="decimal"/>
+      <w:lvlText w:val="%1."/>
+      <w:lvlJc w:val="left"/>
+      <w:pPr>
+        <w:tabs>
+          <w:tab w:val="num" w:pos="720"/>
+        </w:tabs>
+        <w:ind w:left="720" w:hanging="360"/>
+      </w:pPr>
+    </w:lvl>
+    <w:lvl w:ilvl="1" w:tentative="1">
+      <w:start w:val="1"/>
+      <w:numFmt w:val="decimal"/>
+      <w:lvlText w:val="%2."/>
+      <w:lvlJc w:val="left"/>
+      <w:pPr>
+        <w:tabs>
+          <w:tab w:val="num" w:pos="1440"/>
+        </w:tabs>
+        <w:ind w:left="1440" w:hanging="360"/>
+      </w:pPr>
+    </w:lvl>
+    <w:lvl w:ilvl="2" w:tentative="1">
+      <w:start w:val="1"/>
+      <w:numFmt w:val="decimal"/>
+      <w:lvlText w:val="%3."/>
+      <w:lvlJc w:val="left"/>
+      <w:pPr>
+        <w:tabs>
+          <w:tab w:val="num" w:pos="2160"/>
+        </w:tabs>
+        <w:ind w:left="2160" w:hanging="360"/>
+      </w:pPr>
+    </w:lvl>
+    <w:lvl w:ilvl="3" w:tentative="1">
+      <w:start w:val="1"/>
+      <w:numFmt w:val="decimal"/>
+      <w:lvlText w:val="%4."/>
+      <w:lvlJc w:val="left"/>
+      <w:pPr>
+        <w:tabs>
+          <w:tab w:val="num" w:pos="2880"/>
+        </w:tabs>
+        <w:ind w:left="2880" w:hanging="360"/>
+      </w:pPr>
+    </w:lvl>
+    <w:lvl w:ilvl="4" w:tentative="1">
+      <w:start w:val="1"/>
+      <w:numFmt w:val="decimal"/>
+      <w:lvlText w:val="%5."/>
+      <w:lvlJc w:val="left"/>
+      <w:pPr>
+        <w:tabs>
+          <w:tab w:val="num" w:pos="3600"/>
+        </w:tabs>
+        <w:ind w:left="3600" w:hanging="360"/>
+      </w:pPr>
+    </w:lvl>
+    <w:lvl w:ilvl="5" w:tentative="1">
+      <w:start w:val="1"/>
+      <w:numFmt w:val="decimal"/>
+      <w:lvlText w:val="%6."/>
+      <w:lvlJc w:val="left"/>
+      <w:pPr>
+        <w:tabs>
+          <w:tab w:val="num" w:pos="4320"/>
+        </w:tabs>
+        <w:ind w:left="4320" w:hanging="360"/>
+      </w:pPr>
+    </w:lvl>
+    <w:lvl w:ilvl="6" w:tentative="1">
+      <w:start w:val="1"/>
+      <w:numFmt w:val="decimal"/>
+      <w:lvlText w:val="%7."/>
+      <w:lvlJc w:val="left"/>
+      <w:pPr>
+        <w:tabs>
+          <w:tab w:val="num" w:pos="5040"/>
+        </w:tabs>
+        <w:ind w:left="5040" w:hanging="360"/>
+      </w:pPr>
+    </w:lvl>
+    <w:lvl w:ilvl="7" w:tentative="1">
+      <w:start w:val="1"/>
+      <w:numFmt w:val="decimal"/>
+      <w:lvlText w:val="%8."/>
+      <w:lvlJc w:val="left"/>
+      <w:pPr>
+        <w:tabs>
+          <w:tab w:val="num" w:pos="5760"/>
+        </w:tabs>
+        <w:ind w:left="5760" w:hanging="360"/>
+      </w:pPr>
+    </w:lvl>
+    <w:lvl w:ilvl="8" w:tentative="1">
+      <w:start w:val="1"/>
+      <w:numFmt w:val="decimal"/>
+      <w:lvlText w:val="%9."/>
+      <w:lvlJc w:val="left"/>
+      <w:pPr>
+        <w:tabs>
+          <w:tab w:val="num" w:pos="6480"/>
+        </w:tabs>
+        <w:ind w:left="6480" w:hanging="360"/>
+      </w:pPr>
+    </w:lvl>
+  </w:abstractNum>
+  <w:abstractNum w:abstractNumId="5" w15:restartNumberingAfterBreak="0">
+    <w:nsid w:val="4310764A"/>
+    <w:multiLevelType w:val="multilevel"/>
+    <w:tmpl w:val="9E3C02D0"/>
     <w:lvl w:ilvl="0">
       <w:start w:val="1"/>
       <w:numFmt w:val="bullet"/>
@@ -14988,123 +16072,10 @@
       </w:rPr>
     </w:lvl>
   </w:abstractNum>
-  <w:abstractNum w:abstractNumId="5" w15:restartNumberingAfterBreak="0">
-    <w:nsid w:val="4F385E84"/>
+  <w:abstractNum w:abstractNumId="6" w15:restartNumberingAfterBreak="0">
+    <w:nsid w:val="47DF028B"/>
     <w:multiLevelType w:val="multilevel"/>
-    <w:tmpl w:val="57A84566"/>
-    <w:lvl w:ilvl="0">
-      <w:start w:val="1"/>
-      <w:numFmt w:val="decimal"/>
-      <w:lvlText w:val="%1."/>
-      <w:lvlJc w:val="left"/>
-      <w:pPr>
-        <w:tabs>
-          <w:tab w:val="num" w:pos="720"/>
-        </w:tabs>
-        <w:ind w:left="720" w:hanging="360"/>
-      </w:pPr>
-    </w:lvl>
-    <w:lvl w:ilvl="1" w:tentative="1">
-      <w:start w:val="1"/>
-      <w:numFmt w:val="decimal"/>
-      <w:lvlText w:val="%2."/>
-      <w:lvlJc w:val="left"/>
-      <w:pPr>
-        <w:tabs>
-          <w:tab w:val="num" w:pos="1440"/>
-        </w:tabs>
-        <w:ind w:left="1440" w:hanging="360"/>
-      </w:pPr>
-    </w:lvl>
-    <w:lvl w:ilvl="2" w:tentative="1">
-      <w:start w:val="1"/>
-      <w:numFmt w:val="decimal"/>
-      <w:lvlText w:val="%3."/>
-      <w:lvlJc w:val="left"/>
-      <w:pPr>
-        <w:tabs>
-          <w:tab w:val="num" w:pos="2160"/>
-        </w:tabs>
-        <w:ind w:left="2160" w:hanging="360"/>
-      </w:pPr>
-    </w:lvl>
-    <w:lvl w:ilvl="3" w:tentative="1">
-      <w:start w:val="1"/>
-      <w:numFmt w:val="decimal"/>
-      <w:lvlText w:val="%4."/>
-      <w:lvlJc w:val="left"/>
-      <w:pPr>
-        <w:tabs>
-          <w:tab w:val="num" w:pos="2880"/>
-        </w:tabs>
-        <w:ind w:left="2880" w:hanging="360"/>
-      </w:pPr>
-    </w:lvl>
-    <w:lvl w:ilvl="4" w:tentative="1">
-      <w:start w:val="1"/>
-      <w:numFmt w:val="decimal"/>
-      <w:lvlText w:val="%5."/>
-      <w:lvlJc w:val="left"/>
-      <w:pPr>
-        <w:tabs>
-          <w:tab w:val="num" w:pos="3600"/>
-        </w:tabs>
-        <w:ind w:left="3600" w:hanging="360"/>
-      </w:pPr>
-    </w:lvl>
-    <w:lvl w:ilvl="5" w:tentative="1">
-      <w:start w:val="1"/>
-      <w:numFmt w:val="decimal"/>
-      <w:lvlText w:val="%6."/>
-      <w:lvlJc w:val="left"/>
-      <w:pPr>
-        <w:tabs>
-          <w:tab w:val="num" w:pos="4320"/>
-        </w:tabs>
-        <w:ind w:left="4320" w:hanging="360"/>
-      </w:pPr>
-    </w:lvl>
-    <w:lvl w:ilvl="6" w:tentative="1">
-      <w:start w:val="1"/>
-      <w:numFmt w:val="decimal"/>
-      <w:lvlText w:val="%7."/>
-      <w:lvlJc w:val="left"/>
-      <w:pPr>
-        <w:tabs>
-          <w:tab w:val="num" w:pos="5040"/>
-        </w:tabs>
-        <w:ind w:left="5040" w:hanging="360"/>
-      </w:pPr>
-    </w:lvl>
-    <w:lvl w:ilvl="7" w:tentative="1">
-      <w:start w:val="1"/>
-      <w:numFmt w:val="decimal"/>
-      <w:lvlText w:val="%8."/>
-      <w:lvlJc w:val="left"/>
-      <w:pPr>
-        <w:tabs>
-          <w:tab w:val="num" w:pos="5760"/>
-        </w:tabs>
-        <w:ind w:left="5760" w:hanging="360"/>
-      </w:pPr>
-    </w:lvl>
-    <w:lvl w:ilvl="8" w:tentative="1">
-      <w:start w:val="1"/>
-      <w:numFmt w:val="decimal"/>
-      <w:lvlText w:val="%9."/>
-      <w:lvlJc w:val="left"/>
-      <w:pPr>
-        <w:tabs>
-          <w:tab w:val="num" w:pos="6480"/>
-        </w:tabs>
-        <w:ind w:left="6480" w:hanging="360"/>
-      </w:pPr>
-    </w:lvl>
-  </w:abstractNum>
-  <w:abstractNum w:abstractNumId="6" w15:restartNumberingAfterBreak="0">
-    <w:nsid w:val="56E67D5B"/>
-    <w:multiLevelType w:val="multilevel"/>
-    <w:tmpl w:val="C4FC9C06"/>
+    <w:tmpl w:val="5B2C29AE"/>
     <w:lvl w:ilvl="0">
       <w:start w:val="1"/>
       <w:numFmt w:val="bullet"/>
@@ -15251,9 +16222,569 @@
     </w:lvl>
   </w:abstractNum>
   <w:abstractNum w:abstractNumId="7" w15:restartNumberingAfterBreak="0">
-    <w:nsid w:val="59BF3C65"/>
+    <w:nsid w:val="49767618"/>
     <w:multiLevelType w:val="multilevel"/>
-    <w:tmpl w:val="691230BC"/>
+    <w:tmpl w:val="B0DED82E"/>
+    <w:lvl w:ilvl="0">
+      <w:start w:val="1"/>
+      <w:numFmt w:val="decimal"/>
+      <w:lvlText w:val="%1."/>
+      <w:lvlJc w:val="left"/>
+      <w:pPr>
+        <w:tabs>
+          <w:tab w:val="num" w:pos="720"/>
+        </w:tabs>
+        <w:ind w:left="720" w:hanging="360"/>
+      </w:pPr>
+    </w:lvl>
+    <w:lvl w:ilvl="1" w:tentative="1">
+      <w:start w:val="1"/>
+      <w:numFmt w:val="decimal"/>
+      <w:lvlText w:val="%2."/>
+      <w:lvlJc w:val="left"/>
+      <w:pPr>
+        <w:tabs>
+          <w:tab w:val="num" w:pos="1440"/>
+        </w:tabs>
+        <w:ind w:left="1440" w:hanging="360"/>
+      </w:pPr>
+    </w:lvl>
+    <w:lvl w:ilvl="2" w:tentative="1">
+      <w:start w:val="1"/>
+      <w:numFmt w:val="decimal"/>
+      <w:lvlText w:val="%3."/>
+      <w:lvlJc w:val="left"/>
+      <w:pPr>
+        <w:tabs>
+          <w:tab w:val="num" w:pos="2160"/>
+        </w:tabs>
+        <w:ind w:left="2160" w:hanging="360"/>
+      </w:pPr>
+    </w:lvl>
+    <w:lvl w:ilvl="3" w:tentative="1">
+      <w:start w:val="1"/>
+      <w:numFmt w:val="decimal"/>
+      <w:lvlText w:val="%4."/>
+      <w:lvlJc w:val="left"/>
+      <w:pPr>
+        <w:tabs>
+          <w:tab w:val="num" w:pos="2880"/>
+        </w:tabs>
+        <w:ind w:left="2880" w:hanging="360"/>
+      </w:pPr>
+    </w:lvl>
+    <w:lvl w:ilvl="4" w:tentative="1">
+      <w:start w:val="1"/>
+      <w:numFmt w:val="decimal"/>
+      <w:lvlText w:val="%5."/>
+      <w:lvlJc w:val="left"/>
+      <w:pPr>
+        <w:tabs>
+          <w:tab w:val="num" w:pos="3600"/>
+        </w:tabs>
+        <w:ind w:left="3600" w:hanging="360"/>
+      </w:pPr>
+    </w:lvl>
+    <w:lvl w:ilvl="5" w:tentative="1">
+      <w:start w:val="1"/>
+      <w:numFmt w:val="decimal"/>
+      <w:lvlText w:val="%6."/>
+      <w:lvlJc w:val="left"/>
+      <w:pPr>
+        <w:tabs>
+          <w:tab w:val="num" w:pos="4320"/>
+        </w:tabs>
+        <w:ind w:left="4320" w:hanging="360"/>
+      </w:pPr>
+    </w:lvl>
+    <w:lvl w:ilvl="6" w:tentative="1">
+      <w:start w:val="1"/>
+      <w:numFmt w:val="decimal"/>
+      <w:lvlText w:val="%7."/>
+      <w:lvlJc w:val="left"/>
+      <w:pPr>
+        <w:tabs>
+          <w:tab w:val="num" w:pos="5040"/>
+        </w:tabs>
+        <w:ind w:left="5040" w:hanging="360"/>
+      </w:pPr>
+    </w:lvl>
+    <w:lvl w:ilvl="7" w:tentative="1">
+      <w:start w:val="1"/>
+      <w:numFmt w:val="decimal"/>
+      <w:lvlText w:val="%8."/>
+      <w:lvlJc w:val="left"/>
+      <w:pPr>
+        <w:tabs>
+          <w:tab w:val="num" w:pos="5760"/>
+        </w:tabs>
+        <w:ind w:left="5760" w:hanging="360"/>
+      </w:pPr>
+    </w:lvl>
+    <w:lvl w:ilvl="8" w:tentative="1">
+      <w:start w:val="1"/>
+      <w:numFmt w:val="decimal"/>
+      <w:lvlText w:val="%9."/>
+      <w:lvlJc w:val="left"/>
+      <w:pPr>
+        <w:tabs>
+          <w:tab w:val="num" w:pos="6480"/>
+        </w:tabs>
+        <w:ind w:left="6480" w:hanging="360"/>
+      </w:pPr>
+    </w:lvl>
+  </w:abstractNum>
+  <w:abstractNum w:abstractNumId="8" w15:restartNumberingAfterBreak="0">
+    <w:nsid w:val="4EE617E0"/>
+    <w:multiLevelType w:val="multilevel"/>
+    <w:tmpl w:val="316E9746"/>
+    <w:lvl w:ilvl="0">
+      <w:start w:val="1"/>
+      <w:numFmt w:val="bullet"/>
+      <w:lvlText w:val=""/>
+      <w:lvlJc w:val="left"/>
+      <w:pPr>
+        <w:tabs>
+          <w:tab w:val="num" w:pos="720"/>
+        </w:tabs>
+        <w:ind w:left="720" w:hanging="360"/>
+      </w:pPr>
+      <w:rPr>
+        <w:rFonts w:ascii="Symbol" w:hAnsi="Symbol" w:hint="default"/>
+        <w:sz w:val="20"/>
+      </w:rPr>
+    </w:lvl>
+    <w:lvl w:ilvl="1" w:tentative="1">
+      <w:start w:val="1"/>
+      <w:numFmt w:val="bullet"/>
+      <w:lvlText w:val="o"/>
+      <w:lvlJc w:val="left"/>
+      <w:pPr>
+        <w:tabs>
+          <w:tab w:val="num" w:pos="1440"/>
+        </w:tabs>
+        <w:ind w:left="1440" w:hanging="360"/>
+      </w:pPr>
+      <w:rPr>
+        <w:rFonts w:ascii="Courier New" w:hAnsi="Courier New" w:hint="default"/>
+        <w:sz w:val="20"/>
+      </w:rPr>
+    </w:lvl>
+    <w:lvl w:ilvl="2" w:tentative="1">
+      <w:start w:val="1"/>
+      <w:numFmt w:val="bullet"/>
+      <w:lvlText w:val=""/>
+      <w:lvlJc w:val="left"/>
+      <w:pPr>
+        <w:tabs>
+          <w:tab w:val="num" w:pos="2160"/>
+        </w:tabs>
+        <w:ind w:left="2160" w:hanging="360"/>
+      </w:pPr>
+      <w:rPr>
+        <w:rFonts w:ascii="Wingdings" w:hAnsi="Wingdings" w:hint="default"/>
+        <w:sz w:val="20"/>
+      </w:rPr>
+    </w:lvl>
+    <w:lvl w:ilvl="3" w:tentative="1">
+      <w:start w:val="1"/>
+      <w:numFmt w:val="bullet"/>
+      <w:lvlText w:val=""/>
+      <w:lvlJc w:val="left"/>
+      <w:pPr>
+        <w:tabs>
+          <w:tab w:val="num" w:pos="2880"/>
+        </w:tabs>
+        <w:ind w:left="2880" w:hanging="360"/>
+      </w:pPr>
+      <w:rPr>
+        <w:rFonts w:ascii="Wingdings" w:hAnsi="Wingdings" w:hint="default"/>
+        <w:sz w:val="20"/>
+      </w:rPr>
+    </w:lvl>
+    <w:lvl w:ilvl="4" w:tentative="1">
+      <w:start w:val="1"/>
+      <w:numFmt w:val="bullet"/>
+      <w:lvlText w:val=""/>
+      <w:lvlJc w:val="left"/>
+      <w:pPr>
+        <w:tabs>
+          <w:tab w:val="num" w:pos="3600"/>
+        </w:tabs>
+        <w:ind w:left="3600" w:hanging="360"/>
+      </w:pPr>
+      <w:rPr>
+        <w:rFonts w:ascii="Wingdings" w:hAnsi="Wingdings" w:hint="default"/>
+        <w:sz w:val="20"/>
+      </w:rPr>
+    </w:lvl>
+    <w:lvl w:ilvl="5" w:tentative="1">
+      <w:start w:val="1"/>
+      <w:numFmt w:val="bullet"/>
+      <w:lvlText w:val=""/>
+      <w:lvlJc w:val="left"/>
+      <w:pPr>
+        <w:tabs>
+          <w:tab w:val="num" w:pos="4320"/>
+        </w:tabs>
+        <w:ind w:left="4320" w:hanging="360"/>
+      </w:pPr>
+      <w:rPr>
+        <w:rFonts w:ascii="Wingdings" w:hAnsi="Wingdings" w:hint="default"/>
+        <w:sz w:val="20"/>
+      </w:rPr>
+    </w:lvl>
+    <w:lvl w:ilvl="6" w:tentative="1">
+      <w:start w:val="1"/>
+      <w:numFmt w:val="bullet"/>
+      <w:lvlText w:val=""/>
+      <w:lvlJc w:val="left"/>
+      <w:pPr>
+        <w:tabs>
+          <w:tab w:val="num" w:pos="5040"/>
+        </w:tabs>
+        <w:ind w:left="5040" w:hanging="360"/>
+      </w:pPr>
+      <w:rPr>
+        <w:rFonts w:ascii="Wingdings" w:hAnsi="Wingdings" w:hint="default"/>
+        <w:sz w:val="20"/>
+      </w:rPr>
+    </w:lvl>
+    <w:lvl w:ilvl="7" w:tentative="1">
+      <w:start w:val="1"/>
+      <w:numFmt w:val="bullet"/>
+      <w:lvlText w:val=""/>
+      <w:lvlJc w:val="left"/>
+      <w:pPr>
+        <w:tabs>
+          <w:tab w:val="num" w:pos="5760"/>
+        </w:tabs>
+        <w:ind w:left="5760" w:hanging="360"/>
+      </w:pPr>
+      <w:rPr>
+        <w:rFonts w:ascii="Wingdings" w:hAnsi="Wingdings" w:hint="default"/>
+        <w:sz w:val="20"/>
+      </w:rPr>
+    </w:lvl>
+    <w:lvl w:ilvl="8" w:tentative="1">
+      <w:start w:val="1"/>
+      <w:numFmt w:val="bullet"/>
+      <w:lvlText w:val=""/>
+      <w:lvlJc w:val="left"/>
+      <w:pPr>
+        <w:tabs>
+          <w:tab w:val="num" w:pos="6480"/>
+        </w:tabs>
+        <w:ind w:left="6480" w:hanging="360"/>
+      </w:pPr>
+      <w:rPr>
+        <w:rFonts w:ascii="Wingdings" w:hAnsi="Wingdings" w:hint="default"/>
+        <w:sz w:val="20"/>
+      </w:rPr>
+    </w:lvl>
+  </w:abstractNum>
+  <w:abstractNum w:abstractNumId="9" w15:restartNumberingAfterBreak="0">
+    <w:nsid w:val="5DF00B3A"/>
+    <w:multiLevelType w:val="multilevel"/>
+    <w:tmpl w:val="D200D98C"/>
+    <w:lvl w:ilvl="0">
+      <w:start w:val="1"/>
+      <w:numFmt w:val="bullet"/>
+      <w:lvlText w:val=""/>
+      <w:lvlJc w:val="left"/>
+      <w:pPr>
+        <w:tabs>
+          <w:tab w:val="num" w:pos="720"/>
+        </w:tabs>
+        <w:ind w:left="720" w:hanging="360"/>
+      </w:pPr>
+      <w:rPr>
+        <w:rFonts w:ascii="Symbol" w:hAnsi="Symbol" w:hint="default"/>
+        <w:sz w:val="20"/>
+      </w:rPr>
+    </w:lvl>
+    <w:lvl w:ilvl="1" w:tentative="1">
+      <w:start w:val="1"/>
+      <w:numFmt w:val="bullet"/>
+      <w:lvlText w:val="o"/>
+      <w:lvlJc w:val="left"/>
+      <w:pPr>
+        <w:tabs>
+          <w:tab w:val="num" w:pos="1440"/>
+        </w:tabs>
+        <w:ind w:left="1440" w:hanging="360"/>
+      </w:pPr>
+      <w:rPr>
+        <w:rFonts w:ascii="Courier New" w:hAnsi="Courier New" w:hint="default"/>
+        <w:sz w:val="20"/>
+      </w:rPr>
+    </w:lvl>
+    <w:lvl w:ilvl="2" w:tentative="1">
+      <w:start w:val="1"/>
+      <w:numFmt w:val="bullet"/>
+      <w:lvlText w:val=""/>
+      <w:lvlJc w:val="left"/>
+      <w:pPr>
+        <w:tabs>
+          <w:tab w:val="num" w:pos="2160"/>
+        </w:tabs>
+        <w:ind w:left="2160" w:hanging="360"/>
+      </w:pPr>
+      <w:rPr>
+        <w:rFonts w:ascii="Wingdings" w:hAnsi="Wingdings" w:hint="default"/>
+        <w:sz w:val="20"/>
+      </w:rPr>
+    </w:lvl>
+    <w:lvl w:ilvl="3" w:tentative="1">
+      <w:start w:val="1"/>
+      <w:numFmt w:val="bullet"/>
+      <w:lvlText w:val=""/>
+      <w:lvlJc w:val="left"/>
+      <w:pPr>
+        <w:tabs>
+          <w:tab w:val="num" w:pos="2880"/>
+        </w:tabs>
+        <w:ind w:left="2880" w:hanging="360"/>
+      </w:pPr>
+      <w:rPr>
+        <w:rFonts w:ascii="Wingdings" w:hAnsi="Wingdings" w:hint="default"/>
+        <w:sz w:val="20"/>
+      </w:rPr>
+    </w:lvl>
+    <w:lvl w:ilvl="4" w:tentative="1">
+      <w:start w:val="1"/>
+      <w:numFmt w:val="bullet"/>
+      <w:lvlText w:val=""/>
+      <w:lvlJc w:val="left"/>
+      <w:pPr>
+        <w:tabs>
+          <w:tab w:val="num" w:pos="3600"/>
+        </w:tabs>
+        <w:ind w:left="3600" w:hanging="360"/>
+      </w:pPr>
+      <w:rPr>
+        <w:rFonts w:ascii="Wingdings" w:hAnsi="Wingdings" w:hint="default"/>
+        <w:sz w:val="20"/>
+      </w:rPr>
+    </w:lvl>
+    <w:lvl w:ilvl="5" w:tentative="1">
+      <w:start w:val="1"/>
+      <w:numFmt w:val="bullet"/>
+      <w:lvlText w:val=""/>
+      <w:lvlJc w:val="left"/>
+      <w:pPr>
+        <w:tabs>
+          <w:tab w:val="num" w:pos="4320"/>
+        </w:tabs>
+        <w:ind w:left="4320" w:hanging="360"/>
+      </w:pPr>
+      <w:rPr>
+        <w:rFonts w:ascii="Wingdings" w:hAnsi="Wingdings" w:hint="default"/>
+        <w:sz w:val="20"/>
+      </w:rPr>
+    </w:lvl>
+    <w:lvl w:ilvl="6" w:tentative="1">
+      <w:start w:val="1"/>
+      <w:numFmt w:val="bullet"/>
+      <w:lvlText w:val=""/>
+      <w:lvlJc w:val="left"/>
+      <w:pPr>
+        <w:tabs>
+          <w:tab w:val="num" w:pos="5040"/>
+        </w:tabs>
+        <w:ind w:left="5040" w:hanging="360"/>
+      </w:pPr>
+      <w:rPr>
+        <w:rFonts w:ascii="Wingdings" w:hAnsi="Wingdings" w:hint="default"/>
+        <w:sz w:val="20"/>
+      </w:rPr>
+    </w:lvl>
+    <w:lvl w:ilvl="7" w:tentative="1">
+      <w:start w:val="1"/>
+      <w:numFmt w:val="bullet"/>
+      <w:lvlText w:val=""/>
+      <w:lvlJc w:val="left"/>
+      <w:pPr>
+        <w:tabs>
+          <w:tab w:val="num" w:pos="5760"/>
+        </w:tabs>
+        <w:ind w:left="5760" w:hanging="360"/>
+      </w:pPr>
+      <w:rPr>
+        <w:rFonts w:ascii="Wingdings" w:hAnsi="Wingdings" w:hint="default"/>
+        <w:sz w:val="20"/>
+      </w:rPr>
+    </w:lvl>
+    <w:lvl w:ilvl="8" w:tentative="1">
+      <w:start w:val="1"/>
+      <w:numFmt w:val="bullet"/>
+      <w:lvlText w:val=""/>
+      <w:lvlJc w:val="left"/>
+      <w:pPr>
+        <w:tabs>
+          <w:tab w:val="num" w:pos="6480"/>
+        </w:tabs>
+        <w:ind w:left="6480" w:hanging="360"/>
+      </w:pPr>
+      <w:rPr>
+        <w:rFonts w:ascii="Wingdings" w:hAnsi="Wingdings" w:hint="default"/>
+        <w:sz w:val="20"/>
+      </w:rPr>
+    </w:lvl>
+  </w:abstractNum>
+  <w:abstractNum w:abstractNumId="10" w15:restartNumberingAfterBreak="0">
+    <w:nsid w:val="627617A8"/>
+    <w:multiLevelType w:val="multilevel"/>
+    <w:tmpl w:val="9D44D704"/>
+    <w:lvl w:ilvl="0">
+      <w:start w:val="1"/>
+      <w:numFmt w:val="bullet"/>
+      <w:lvlText w:val=""/>
+      <w:lvlJc w:val="left"/>
+      <w:pPr>
+        <w:tabs>
+          <w:tab w:val="num" w:pos="720"/>
+        </w:tabs>
+        <w:ind w:left="720" w:hanging="360"/>
+      </w:pPr>
+      <w:rPr>
+        <w:rFonts w:ascii="Symbol" w:hAnsi="Symbol" w:hint="default"/>
+        <w:sz w:val="20"/>
+      </w:rPr>
+    </w:lvl>
+    <w:lvl w:ilvl="1" w:tentative="1">
+      <w:start w:val="1"/>
+      <w:numFmt w:val="bullet"/>
+      <w:lvlText w:val="o"/>
+      <w:lvlJc w:val="left"/>
+      <w:pPr>
+        <w:tabs>
+          <w:tab w:val="num" w:pos="1440"/>
+        </w:tabs>
+        <w:ind w:left="1440" w:hanging="360"/>
+      </w:pPr>
+      <w:rPr>
+        <w:rFonts w:ascii="Courier New" w:hAnsi="Courier New" w:hint="default"/>
+        <w:sz w:val="20"/>
+      </w:rPr>
+    </w:lvl>
+    <w:lvl w:ilvl="2" w:tentative="1">
+      <w:start w:val="1"/>
+      <w:numFmt w:val="bullet"/>
+      <w:lvlText w:val=""/>
+      <w:lvlJc w:val="left"/>
+      <w:pPr>
+        <w:tabs>
+          <w:tab w:val="num" w:pos="2160"/>
+        </w:tabs>
+        <w:ind w:left="2160" w:hanging="360"/>
+      </w:pPr>
+      <w:rPr>
+        <w:rFonts w:ascii="Wingdings" w:hAnsi="Wingdings" w:hint="default"/>
+        <w:sz w:val="20"/>
+      </w:rPr>
+    </w:lvl>
+    <w:lvl w:ilvl="3" w:tentative="1">
+      <w:start w:val="1"/>
+      <w:numFmt w:val="bullet"/>
+      <w:lvlText w:val=""/>
+      <w:lvlJc w:val="left"/>
+      <w:pPr>
+        <w:tabs>
+          <w:tab w:val="num" w:pos="2880"/>
+        </w:tabs>
+        <w:ind w:left="2880" w:hanging="360"/>
+      </w:pPr>
+      <w:rPr>
+        <w:rFonts w:ascii="Wingdings" w:hAnsi="Wingdings" w:hint="default"/>
+        <w:sz w:val="20"/>
+      </w:rPr>
+    </w:lvl>
+    <w:lvl w:ilvl="4" w:tentative="1">
+      <w:start w:val="1"/>
+      <w:numFmt w:val="bullet"/>
+      <w:lvlText w:val=""/>
+      <w:lvlJc w:val="left"/>
+      <w:pPr>
+        <w:tabs>
+          <w:tab w:val="num" w:pos="3600"/>
+        </w:tabs>
+        <w:ind w:left="3600" w:hanging="360"/>
+      </w:pPr>
+      <w:rPr>
+        <w:rFonts w:ascii="Wingdings" w:hAnsi="Wingdings" w:hint="default"/>
+        <w:sz w:val="20"/>
+      </w:rPr>
+    </w:lvl>
+    <w:lvl w:ilvl="5" w:tentative="1">
+      <w:start w:val="1"/>
+      <w:numFmt w:val="bullet"/>
+      <w:lvlText w:val=""/>
+      <w:lvlJc w:val="left"/>
+      <w:pPr>
+        <w:tabs>
+          <w:tab w:val="num" w:pos="4320"/>
+        </w:tabs>
+        <w:ind w:left="4320" w:hanging="360"/>
+      </w:pPr>
+      <w:rPr>
+        <w:rFonts w:ascii="Wingdings" w:hAnsi="Wingdings" w:hint="default"/>
+        <w:sz w:val="20"/>
+      </w:rPr>
+    </w:lvl>
+    <w:lvl w:ilvl="6" w:tentative="1">
+      <w:start w:val="1"/>
+      <w:numFmt w:val="bullet"/>
+      <w:lvlText w:val=""/>
+      <w:lvlJc w:val="left"/>
+      <w:pPr>
+        <w:tabs>
+          <w:tab w:val="num" w:pos="5040"/>
+        </w:tabs>
+        <w:ind w:left="5040" w:hanging="360"/>
+      </w:pPr>
+      <w:rPr>
+        <w:rFonts w:ascii="Wingdings" w:hAnsi="Wingdings" w:hint="default"/>
+        <w:sz w:val="20"/>
+      </w:rPr>
+    </w:lvl>
+    <w:lvl w:ilvl="7" w:tentative="1">
+      <w:start w:val="1"/>
+      <w:numFmt w:val="bullet"/>
+      <w:lvlText w:val=""/>
+      <w:lvlJc w:val="left"/>
+      <w:pPr>
+        <w:tabs>
+          <w:tab w:val="num" w:pos="5760"/>
+        </w:tabs>
+        <w:ind w:left="5760" w:hanging="360"/>
+      </w:pPr>
+      <w:rPr>
+        <w:rFonts w:ascii="Wingdings" w:hAnsi="Wingdings" w:hint="default"/>
+        <w:sz w:val="20"/>
+      </w:rPr>
+    </w:lvl>
+    <w:lvl w:ilvl="8" w:tentative="1">
+      <w:start w:val="1"/>
+      <w:numFmt w:val="bullet"/>
+      <w:lvlText w:val=""/>
+      <w:lvlJc w:val="left"/>
+      <w:pPr>
+        <w:tabs>
+          <w:tab w:val="num" w:pos="6480"/>
+        </w:tabs>
+        <w:ind w:left="6480" w:hanging="360"/>
+      </w:pPr>
+      <w:rPr>
+        <w:rFonts w:ascii="Wingdings" w:hAnsi="Wingdings" w:hint="default"/>
+        <w:sz w:val="20"/>
+      </w:rPr>
+    </w:lvl>
+  </w:abstractNum>
+  <w:abstractNum w:abstractNumId="11" w15:restartNumberingAfterBreak="0">
+    <w:nsid w:val="74D4323A"/>
+    <w:multiLevelType w:val="multilevel"/>
+    <w:tmpl w:val="1E3C4BE8"/>
     <w:lvl w:ilvl="0">
       <w:start w:val="1"/>
       <w:numFmt w:val="decimal"/>
@@ -15367,449 +16898,41 @@
       </w:pPr>
     </w:lvl>
   </w:abstractNum>
-  <w:abstractNum w:abstractNumId="8" w15:restartNumberingAfterBreak="0">
-    <w:nsid w:val="6F002D21"/>
-    <w:multiLevelType w:val="multilevel"/>
-    <w:tmpl w:val="08947C2E"/>
-    <w:lvl w:ilvl="0">
-      <w:start w:val="1"/>
-      <w:numFmt w:val="bullet"/>
-      <w:lvlText w:val=""/>
-      <w:lvlJc w:val="left"/>
-      <w:pPr>
-        <w:tabs>
-          <w:tab w:val="num" w:pos="720"/>
-        </w:tabs>
-        <w:ind w:left="720" w:hanging="360"/>
-      </w:pPr>
-      <w:rPr>
-        <w:rFonts w:ascii="Symbol" w:hAnsi="Symbol" w:hint="default"/>
-        <w:sz w:val="20"/>
-      </w:rPr>
-    </w:lvl>
-    <w:lvl w:ilvl="1" w:tentative="1">
-      <w:start w:val="1"/>
-      <w:numFmt w:val="bullet"/>
-      <w:lvlText w:val="o"/>
-      <w:lvlJc w:val="left"/>
-      <w:pPr>
-        <w:tabs>
-          <w:tab w:val="num" w:pos="1440"/>
-        </w:tabs>
-        <w:ind w:left="1440" w:hanging="360"/>
-      </w:pPr>
-      <w:rPr>
-        <w:rFonts w:ascii="Courier New" w:hAnsi="Courier New" w:hint="default"/>
-        <w:sz w:val="20"/>
-      </w:rPr>
-    </w:lvl>
-    <w:lvl w:ilvl="2" w:tentative="1">
-      <w:start w:val="1"/>
-      <w:numFmt w:val="bullet"/>
-      <w:lvlText w:val=""/>
-      <w:lvlJc w:val="left"/>
-      <w:pPr>
-        <w:tabs>
-          <w:tab w:val="num" w:pos="2160"/>
-        </w:tabs>
-        <w:ind w:left="2160" w:hanging="360"/>
-      </w:pPr>
-      <w:rPr>
-        <w:rFonts w:ascii="Wingdings" w:hAnsi="Wingdings" w:hint="default"/>
-        <w:sz w:val="20"/>
-      </w:rPr>
-    </w:lvl>
-    <w:lvl w:ilvl="3" w:tentative="1">
-      <w:start w:val="1"/>
-      <w:numFmt w:val="bullet"/>
-      <w:lvlText w:val=""/>
-      <w:lvlJc w:val="left"/>
-      <w:pPr>
-        <w:tabs>
-          <w:tab w:val="num" w:pos="2880"/>
-        </w:tabs>
-        <w:ind w:left="2880" w:hanging="360"/>
-      </w:pPr>
-      <w:rPr>
-        <w:rFonts w:ascii="Wingdings" w:hAnsi="Wingdings" w:hint="default"/>
-        <w:sz w:val="20"/>
-      </w:rPr>
-    </w:lvl>
-    <w:lvl w:ilvl="4" w:tentative="1">
-      <w:start w:val="1"/>
-      <w:numFmt w:val="bullet"/>
-      <w:lvlText w:val=""/>
-      <w:lvlJc w:val="left"/>
-      <w:pPr>
-        <w:tabs>
-          <w:tab w:val="num" w:pos="3600"/>
-        </w:tabs>
-        <w:ind w:left="3600" w:hanging="360"/>
-      </w:pPr>
-      <w:rPr>
-        <w:rFonts w:ascii="Wingdings" w:hAnsi="Wingdings" w:hint="default"/>
-        <w:sz w:val="20"/>
-      </w:rPr>
-    </w:lvl>
-    <w:lvl w:ilvl="5" w:tentative="1">
-      <w:start w:val="1"/>
-      <w:numFmt w:val="bullet"/>
-      <w:lvlText w:val=""/>
-      <w:lvlJc w:val="left"/>
-      <w:pPr>
-        <w:tabs>
-          <w:tab w:val="num" w:pos="4320"/>
-        </w:tabs>
-        <w:ind w:left="4320" w:hanging="360"/>
-      </w:pPr>
-      <w:rPr>
-        <w:rFonts w:ascii="Wingdings" w:hAnsi="Wingdings" w:hint="default"/>
-        <w:sz w:val="20"/>
-      </w:rPr>
-    </w:lvl>
-    <w:lvl w:ilvl="6" w:tentative="1">
-      <w:start w:val="1"/>
-      <w:numFmt w:val="bullet"/>
-      <w:lvlText w:val=""/>
-      <w:lvlJc w:val="left"/>
-      <w:pPr>
-        <w:tabs>
-          <w:tab w:val="num" w:pos="5040"/>
-        </w:tabs>
-        <w:ind w:left="5040" w:hanging="360"/>
-      </w:pPr>
-      <w:rPr>
-        <w:rFonts w:ascii="Wingdings" w:hAnsi="Wingdings" w:hint="default"/>
-        <w:sz w:val="20"/>
-      </w:rPr>
-    </w:lvl>
-    <w:lvl w:ilvl="7" w:tentative="1">
-      <w:start w:val="1"/>
-      <w:numFmt w:val="bullet"/>
-      <w:lvlText w:val=""/>
-      <w:lvlJc w:val="left"/>
-      <w:pPr>
-        <w:tabs>
-          <w:tab w:val="num" w:pos="5760"/>
-        </w:tabs>
-        <w:ind w:left="5760" w:hanging="360"/>
-      </w:pPr>
-      <w:rPr>
-        <w:rFonts w:ascii="Wingdings" w:hAnsi="Wingdings" w:hint="default"/>
-        <w:sz w:val="20"/>
-      </w:rPr>
-    </w:lvl>
-    <w:lvl w:ilvl="8" w:tentative="1">
-      <w:start w:val="1"/>
-      <w:numFmt w:val="bullet"/>
-      <w:lvlText w:val=""/>
-      <w:lvlJc w:val="left"/>
-      <w:pPr>
-        <w:tabs>
-          <w:tab w:val="num" w:pos="6480"/>
-        </w:tabs>
-        <w:ind w:left="6480" w:hanging="360"/>
-      </w:pPr>
-      <w:rPr>
-        <w:rFonts w:ascii="Wingdings" w:hAnsi="Wingdings" w:hint="default"/>
-        <w:sz w:val="20"/>
-      </w:rPr>
-    </w:lvl>
-  </w:abstractNum>
-  <w:abstractNum w:abstractNumId="9" w15:restartNumberingAfterBreak="0">
-    <w:nsid w:val="70151BB2"/>
-    <w:multiLevelType w:val="multilevel"/>
-    <w:tmpl w:val="77406B78"/>
-    <w:lvl w:ilvl="0">
-      <w:start w:val="1"/>
-      <w:numFmt w:val="decimal"/>
-      <w:lvlText w:val="%1."/>
-      <w:lvlJc w:val="left"/>
-      <w:pPr>
-        <w:tabs>
-          <w:tab w:val="num" w:pos="720"/>
-        </w:tabs>
-        <w:ind w:left="720" w:hanging="360"/>
-      </w:pPr>
-    </w:lvl>
-    <w:lvl w:ilvl="1" w:tentative="1">
-      <w:start w:val="1"/>
-      <w:numFmt w:val="decimal"/>
-      <w:lvlText w:val="%2."/>
-      <w:lvlJc w:val="left"/>
-      <w:pPr>
-        <w:tabs>
-          <w:tab w:val="num" w:pos="1440"/>
-        </w:tabs>
-        <w:ind w:left="1440" w:hanging="360"/>
-      </w:pPr>
-    </w:lvl>
-    <w:lvl w:ilvl="2" w:tentative="1">
-      <w:start w:val="1"/>
-      <w:numFmt w:val="decimal"/>
-      <w:lvlText w:val="%3."/>
-      <w:lvlJc w:val="left"/>
-      <w:pPr>
-        <w:tabs>
-          <w:tab w:val="num" w:pos="2160"/>
-        </w:tabs>
-        <w:ind w:left="2160" w:hanging="360"/>
-      </w:pPr>
-    </w:lvl>
-    <w:lvl w:ilvl="3" w:tentative="1">
-      <w:start w:val="1"/>
-      <w:numFmt w:val="decimal"/>
-      <w:lvlText w:val="%4."/>
-      <w:lvlJc w:val="left"/>
-      <w:pPr>
-        <w:tabs>
-          <w:tab w:val="num" w:pos="2880"/>
-        </w:tabs>
-        <w:ind w:left="2880" w:hanging="360"/>
-      </w:pPr>
-    </w:lvl>
-    <w:lvl w:ilvl="4" w:tentative="1">
-      <w:start w:val="1"/>
-      <w:numFmt w:val="decimal"/>
-      <w:lvlText w:val="%5."/>
-      <w:lvlJc w:val="left"/>
-      <w:pPr>
-        <w:tabs>
-          <w:tab w:val="num" w:pos="3600"/>
-        </w:tabs>
-        <w:ind w:left="3600" w:hanging="360"/>
-      </w:pPr>
-    </w:lvl>
-    <w:lvl w:ilvl="5" w:tentative="1">
-      <w:start w:val="1"/>
-      <w:numFmt w:val="decimal"/>
-      <w:lvlText w:val="%6."/>
-      <w:lvlJc w:val="left"/>
-      <w:pPr>
-        <w:tabs>
-          <w:tab w:val="num" w:pos="4320"/>
-        </w:tabs>
-        <w:ind w:left="4320" w:hanging="360"/>
-      </w:pPr>
-    </w:lvl>
-    <w:lvl w:ilvl="6" w:tentative="1">
-      <w:start w:val="1"/>
-      <w:numFmt w:val="decimal"/>
-      <w:lvlText w:val="%7."/>
-      <w:lvlJc w:val="left"/>
-      <w:pPr>
-        <w:tabs>
-          <w:tab w:val="num" w:pos="5040"/>
-        </w:tabs>
-        <w:ind w:left="5040" w:hanging="360"/>
-      </w:pPr>
-    </w:lvl>
-    <w:lvl w:ilvl="7" w:tentative="1">
-      <w:start w:val="1"/>
-      <w:numFmt w:val="decimal"/>
-      <w:lvlText w:val="%8."/>
-      <w:lvlJc w:val="left"/>
-      <w:pPr>
-        <w:tabs>
-          <w:tab w:val="num" w:pos="5760"/>
-        </w:tabs>
-        <w:ind w:left="5760" w:hanging="360"/>
-      </w:pPr>
-    </w:lvl>
-    <w:lvl w:ilvl="8" w:tentative="1">
-      <w:start w:val="1"/>
-      <w:numFmt w:val="decimal"/>
-      <w:lvlText w:val="%9."/>
-      <w:lvlJc w:val="left"/>
-      <w:pPr>
-        <w:tabs>
-          <w:tab w:val="num" w:pos="6480"/>
-        </w:tabs>
-        <w:ind w:left="6480" w:hanging="360"/>
-      </w:pPr>
-    </w:lvl>
-  </w:abstractNum>
-  <w:abstractNum w:abstractNumId="10" w15:restartNumberingAfterBreak="0">
-    <w:nsid w:val="7A0557F9"/>
-    <w:multiLevelType w:val="multilevel"/>
-    <w:tmpl w:val="6BBA4AEA"/>
-    <w:lvl w:ilvl="0">
-      <w:start w:val="1"/>
-      <w:numFmt w:val="bullet"/>
-      <w:lvlText w:val=""/>
-      <w:lvlJc w:val="left"/>
-      <w:pPr>
-        <w:tabs>
-          <w:tab w:val="num" w:pos="720"/>
-        </w:tabs>
-        <w:ind w:left="720" w:hanging="360"/>
-      </w:pPr>
-      <w:rPr>
-        <w:rFonts w:ascii="Symbol" w:hAnsi="Symbol" w:hint="default"/>
-        <w:sz w:val="20"/>
-      </w:rPr>
-    </w:lvl>
-    <w:lvl w:ilvl="1" w:tentative="1">
-      <w:start w:val="1"/>
-      <w:numFmt w:val="bullet"/>
-      <w:lvlText w:val="o"/>
-      <w:lvlJc w:val="left"/>
-      <w:pPr>
-        <w:tabs>
-          <w:tab w:val="num" w:pos="1440"/>
-        </w:tabs>
-        <w:ind w:left="1440" w:hanging="360"/>
-      </w:pPr>
-      <w:rPr>
-        <w:rFonts w:ascii="Courier New" w:hAnsi="Courier New" w:hint="default"/>
-        <w:sz w:val="20"/>
-      </w:rPr>
-    </w:lvl>
-    <w:lvl w:ilvl="2" w:tentative="1">
-      <w:start w:val="1"/>
-      <w:numFmt w:val="bullet"/>
-      <w:lvlText w:val=""/>
-      <w:lvlJc w:val="left"/>
-      <w:pPr>
-        <w:tabs>
-          <w:tab w:val="num" w:pos="2160"/>
-        </w:tabs>
-        <w:ind w:left="2160" w:hanging="360"/>
-      </w:pPr>
-      <w:rPr>
-        <w:rFonts w:ascii="Wingdings" w:hAnsi="Wingdings" w:hint="default"/>
-        <w:sz w:val="20"/>
-      </w:rPr>
-    </w:lvl>
-    <w:lvl w:ilvl="3" w:tentative="1">
-      <w:start w:val="1"/>
-      <w:numFmt w:val="bullet"/>
-      <w:lvlText w:val=""/>
-      <w:lvlJc w:val="left"/>
-      <w:pPr>
-        <w:tabs>
-          <w:tab w:val="num" w:pos="2880"/>
-        </w:tabs>
-        <w:ind w:left="2880" w:hanging="360"/>
-      </w:pPr>
-      <w:rPr>
-        <w:rFonts w:ascii="Wingdings" w:hAnsi="Wingdings" w:hint="default"/>
-        <w:sz w:val="20"/>
-      </w:rPr>
-    </w:lvl>
-    <w:lvl w:ilvl="4" w:tentative="1">
-      <w:start w:val="1"/>
-      <w:numFmt w:val="bullet"/>
-      <w:lvlText w:val=""/>
-      <w:lvlJc w:val="left"/>
-      <w:pPr>
-        <w:tabs>
-          <w:tab w:val="num" w:pos="3600"/>
-        </w:tabs>
-        <w:ind w:left="3600" w:hanging="360"/>
-      </w:pPr>
-      <w:rPr>
-        <w:rFonts w:ascii="Wingdings" w:hAnsi="Wingdings" w:hint="default"/>
-        <w:sz w:val="20"/>
-      </w:rPr>
-    </w:lvl>
-    <w:lvl w:ilvl="5" w:tentative="1">
-      <w:start w:val="1"/>
-      <w:numFmt w:val="bullet"/>
-      <w:lvlText w:val=""/>
-      <w:lvlJc w:val="left"/>
-      <w:pPr>
-        <w:tabs>
-          <w:tab w:val="num" w:pos="4320"/>
-        </w:tabs>
-        <w:ind w:left="4320" w:hanging="360"/>
-      </w:pPr>
-      <w:rPr>
-        <w:rFonts w:ascii="Wingdings" w:hAnsi="Wingdings" w:hint="default"/>
-        <w:sz w:val="20"/>
-      </w:rPr>
-    </w:lvl>
-    <w:lvl w:ilvl="6" w:tentative="1">
-      <w:start w:val="1"/>
-      <w:numFmt w:val="bullet"/>
-      <w:lvlText w:val=""/>
-      <w:lvlJc w:val="left"/>
-      <w:pPr>
-        <w:tabs>
-          <w:tab w:val="num" w:pos="5040"/>
-        </w:tabs>
-        <w:ind w:left="5040" w:hanging="360"/>
-      </w:pPr>
-      <w:rPr>
-        <w:rFonts w:ascii="Wingdings" w:hAnsi="Wingdings" w:hint="default"/>
-        <w:sz w:val="20"/>
-      </w:rPr>
-    </w:lvl>
-    <w:lvl w:ilvl="7" w:tentative="1">
-      <w:start w:val="1"/>
-      <w:numFmt w:val="bullet"/>
-      <w:lvlText w:val=""/>
-      <w:lvlJc w:val="left"/>
-      <w:pPr>
-        <w:tabs>
-          <w:tab w:val="num" w:pos="5760"/>
-        </w:tabs>
-        <w:ind w:left="5760" w:hanging="360"/>
-      </w:pPr>
-      <w:rPr>
-        <w:rFonts w:ascii="Wingdings" w:hAnsi="Wingdings" w:hint="default"/>
-        <w:sz w:val="20"/>
-      </w:rPr>
-    </w:lvl>
-    <w:lvl w:ilvl="8" w:tentative="1">
-      <w:start w:val="1"/>
-      <w:numFmt w:val="bullet"/>
-      <w:lvlText w:val=""/>
-      <w:lvlJc w:val="left"/>
-      <w:pPr>
-        <w:tabs>
-          <w:tab w:val="num" w:pos="6480"/>
-        </w:tabs>
-        <w:ind w:left="6480" w:hanging="360"/>
-      </w:pPr>
-      <w:rPr>
-        <w:rFonts w:ascii="Wingdings" w:hAnsi="Wingdings" w:hint="default"/>
-        <w:sz w:val="20"/>
-      </w:rPr>
-    </w:lvl>
-  </w:abstractNum>
   <w:num w:numId="1">
+    <w:abstractNumId w:val="8"/>
+  </w:num>
+  <w:num w:numId="2">
+    <w:abstractNumId w:val="11"/>
+  </w:num>
+  <w:num w:numId="3">
+    <w:abstractNumId w:val="6"/>
+  </w:num>
+  <w:num w:numId="4">
+    <w:abstractNumId w:val="2"/>
+  </w:num>
+  <w:num w:numId="5">
     <w:abstractNumId w:val="4"/>
   </w:num>
-  <w:num w:numId="2">
+  <w:num w:numId="6">
+    <w:abstractNumId w:val="5"/>
+  </w:num>
+  <w:num w:numId="7">
+    <w:abstractNumId w:val="1"/>
+  </w:num>
+  <w:num w:numId="8">
+    <w:abstractNumId w:val="3"/>
+  </w:num>
+  <w:num w:numId="9">
+    <w:abstractNumId w:val="9"/>
+  </w:num>
+  <w:num w:numId="10">
     <w:abstractNumId w:val="7"/>
   </w:num>
-  <w:num w:numId="3">
+  <w:num w:numId="11">
     <w:abstractNumId w:val="0"/>
   </w:num>
-  <w:num w:numId="4">
-    <w:abstractNumId w:val="1"/>
-  </w:num>
-  <w:num w:numId="5">
-    <w:abstractNumId w:val="9"/>
-  </w:num>
-  <w:num w:numId="6">
-    <w:abstractNumId w:val="2"/>
-  </w:num>
-  <w:num w:numId="7">
+  <w:num w:numId="12">
     <w:abstractNumId w:val="10"/>
-  </w:num>
-  <w:num w:numId="8">
-    <w:abstractNumId w:val="8"/>
-  </w:num>
-  <w:num w:numId="9">
-    <w:abstractNumId w:val="3"/>
-  </w:num>
-  <w:num w:numId="10">
-    <w:abstractNumId w:val="5"/>
-  </w:num>
-  <w:num w:numId="11">
-    <w:abstractNumId w:val="6"/>
   </w:num>
 </w:numbering>
 </file>

--- a/README.docx
+++ b/README.docx
@@ -662,8 +662,8 @@
         <w:tblLook w:val="04A0" w:firstRow="1" w:lastRow="0" w:firstColumn="1" w:lastColumn="0" w:noHBand="0" w:noVBand="1"/>
       </w:tblPr>
       <w:tblGrid>
-        <w:gridCol w:w="2465"/>
-        <w:gridCol w:w="6879"/>
+        <w:gridCol w:w="2503"/>
+        <w:gridCol w:w="7148"/>
       </w:tblGrid>
       <w:tr>
         <w:tc>
@@ -935,7 +935,6 @@
                 <w:rStyle w:val="c1"/>
                 <w:rFonts w:eastAsia="Times New Roman" w:cs="Segoe UI"/>
               </w:rPr>
-              <w:lastRenderedPageBreak/>
               <w:t>HTTPS_PORT</w:t>
             </w:r>
           </w:p>
@@ -1108,6 +1107,7 @@
           <w:sz w:val="22"/>
           <w:szCs w:val="22"/>
         </w:rPr>
+        <w:lastRenderedPageBreak/>
         <w:t>The dev server's proxy talks to the API with cer</w:t>
       </w:r>
       <w:r>
@@ -1671,7 +1671,6 @@
           <w:sz w:val="22"/>
           <w:szCs w:val="22"/>
         </w:rPr>
-        <w:lastRenderedPageBreak/>
         <w:t xml:space="preserve">The previous build required the password </w:t>
       </w:r>
       <w:r>
@@ -1768,6 +1767,7 @@
           <w:sz w:val="22"/>
           <w:szCs w:val="22"/>
         </w:rPr>
+        <w:lastRenderedPageBreak/>
         <w:t>An administrator can enrol a face afterwards from the Users page, which already filters on who has one and who does not. There is no way for users to add their own face after signing up — the same is true of their name and</w:t>
       </w:r>
       <w:r>
@@ -2288,6 +2288,7 @@
           <w:sz w:val="22"/>
           <w:szCs w:val="22"/>
         </w:rPr>
+        <w:lastRenderedPageBreak/>
         <w:t>Shared project work is unlinked rather than destroyed.</w:t>
       </w:r>
       <w:r>
@@ -2895,7 +2896,16 @@
           <w:sz w:val="22"/>
           <w:szCs w:val="22"/>
         </w:rPr>
-        <w:t>stamped when a recipient first opens the message is the same fact the sender reads back as "opened at 14:12" — a separate receipt record could drift from the mailbox it describes; this cannot. The stamp is written once, so re-reading never moves it.</w:t>
+        <w:t xml:space="preserve">stamped when a recipient first opens the message is the same fact the sender reads back as </w:t>
+      </w:r>
+      <w:r>
+        <w:rPr>
+          <w:rFonts w:ascii="Segoe UI" w:hAnsi="Segoe UI" w:cs="Segoe UI"/>
+          <w:sz w:val="22"/>
+          <w:szCs w:val="22"/>
+        </w:rPr>
+        <w:lastRenderedPageBreak/>
+        <w:t>"opened at 14:12" — a separate receipt record could drift from the mailbox it describes; this cannot. The stamp is written once, so re-reading never moves it.</w:t>
       </w:r>
     </w:p>
     <w:p>
@@ -3535,6 +3545,7 @@
           <w:sz w:val="22"/>
           <w:szCs w:val="22"/>
         </w:rPr>
+        <w:lastRenderedPageBreak/>
         <w:t>Who is in a room lives in the signalling process</w:t>
       </w:r>
       <w:r>
@@ -4099,7 +4110,16 @@
           <w:sz w:val="22"/>
           <w:szCs w:val="22"/>
         </w:rPr>
-        <w:t>on every boot would undo a revocation an administrator made on purpose. Adding another late default is one entry in that list. The notification polls now log a 403 rather than swallowing it, so the next gap of this kind is visible.</w:t>
+        <w:t xml:space="preserve">on every boot would undo a revocation an </w:t>
+      </w:r>
+      <w:r>
+        <w:rPr>
+          <w:rFonts w:ascii="Segoe UI" w:hAnsi="Segoe UI" w:cs="Segoe UI"/>
+          <w:sz w:val="22"/>
+          <w:szCs w:val="22"/>
+        </w:rPr>
+        <w:lastRenderedPageBreak/>
+        <w:t>administrator made on purpose. Adding another late default is one entry in that list. The notification polls now log a 403 rather than swallowing it, so the next gap of this kind is visible.</w:t>
       </w:r>
     </w:p>
     <w:p>
@@ -4826,6 +4846,7 @@
           <w:sz w:val="22"/>
           <w:szCs w:val="22"/>
         </w:rPr>
+        <w:lastRenderedPageBreak/>
         <w:t xml:space="preserve">Written against this build, in </w:t>
       </w:r>
       <w:r>
@@ -4862,8 +4883,8 @@
         <w:tblLook w:val="04A0" w:firstRow="1" w:lastRow="0" w:firstColumn="1" w:lastColumn="0" w:noHBand="0" w:noVBand="1"/>
       </w:tblPr>
       <w:tblGrid>
-        <w:gridCol w:w="480"/>
-        <w:gridCol w:w="480"/>
+        <w:gridCol w:w="2131"/>
+        <w:gridCol w:w="7520"/>
       </w:tblGrid>
       <w:tr>
         <w:tc>
@@ -5832,6 +5853,7 @@
           <w:rStyle w:val="c1"/>
           <w:rFonts w:cs="Segoe UI"/>
         </w:rPr>
+        <w:lastRenderedPageBreak/>
         <w:t>rs.initiate()</w:t>
       </w:r>
       <w:r>
@@ -6021,8 +6043,8 @@
         <w:tblLook w:val="04A0" w:firstRow="1" w:lastRow="0" w:firstColumn="1" w:lastColumn="0" w:noHBand="0" w:noVBand="1"/>
       </w:tblPr>
       <w:tblGrid>
-        <w:gridCol w:w="480"/>
-        <w:gridCol w:w="480"/>
+        <w:gridCol w:w="2700"/>
+        <w:gridCol w:w="6951"/>
       </w:tblGrid>
       <w:tr>
         <w:tc>
@@ -6847,6 +6869,7 @@
           <w:sz w:val="22"/>
           <w:szCs w:val="22"/>
         </w:rPr>
+        <w:lastRenderedPageBreak/>
         <w:t>A file goes as a message of its o</w:t>
       </w:r>
       <w:r>
@@ -7113,8 +7136,8 @@
         <w:tblLook w:val="04A0" w:firstRow="1" w:lastRow="0" w:firstColumn="1" w:lastColumn="0" w:noHBand="0" w:noVBand="1"/>
       </w:tblPr>
       <w:tblGrid>
-        <w:gridCol w:w="480"/>
-        <w:gridCol w:w="480"/>
+        <w:gridCol w:w="1519"/>
+        <w:gridCol w:w="8132"/>
       </w:tblGrid>
       <w:tr>
         <w:tc>
@@ -7691,6 +7714,7 @@
         <w:rPr>
           <w:rFonts w:ascii="Segoe UI" w:eastAsia="Times New Roman" w:hAnsi="Segoe UI" w:cs="Segoe UI"/>
         </w:rPr>
+        <w:lastRenderedPageBreak/>
         <w:t>Delivery</w:t>
       </w:r>
     </w:p>
@@ -8267,6 +8291,7 @@
           <w:sz w:val="22"/>
           <w:szCs w:val="22"/>
         </w:rPr>
+        <w:lastRenderedPageBreak/>
         <w:t>Nothing converts between them. There is</w:t>
       </w:r>
       <w:r>
@@ -8759,8 +8784,8 @@
         <w:tblLook w:val="04A0" w:firstRow="1" w:lastRow="0" w:firstColumn="1" w:lastColumn="0" w:noHBand="0" w:noVBand="1"/>
       </w:tblPr>
       <w:tblGrid>
-        <w:gridCol w:w="480"/>
-        <w:gridCol w:w="480"/>
+        <w:gridCol w:w="2862"/>
+        <w:gridCol w:w="6789"/>
       </w:tblGrid>
       <w:tr>
         <w:tc>
@@ -8958,6 +8983,7 @@
                 <w:sz w:val="19"/>
                 <w:szCs w:val="19"/>
               </w:rPr>
+              <w:lastRenderedPageBreak/>
               <w:t>In progress</w:t>
             </w:r>
           </w:p>
@@ -9713,6 +9739,7 @@
           <w:rStyle w:val="c1"/>
           <w:rFonts w:cs="Segoe UI"/>
         </w:rPr>
+        <w:lastRenderedPageBreak/>
         <w:t>projects:view</w:t>
       </w:r>
       <w:r>
@@ -9985,9 +10012,9 @@
         <w:tblLook w:val="04A0" w:firstRow="1" w:lastRow="0" w:firstColumn="1" w:lastColumn="0" w:noHBand="0" w:noVBand="1"/>
       </w:tblPr>
       <w:tblGrid>
-        <w:gridCol w:w="480"/>
-        <w:gridCol w:w="480"/>
-        <w:gridCol w:w="480"/>
+        <w:gridCol w:w="4851"/>
+        <w:gridCol w:w="964"/>
+        <w:gridCol w:w="3836"/>
       </w:tblGrid>
       <w:tr>
         <w:tc>
@@ -10811,7 +10838,8 @@
         <w:rPr>
           <w:rFonts w:ascii="Segoe UI" w:eastAsia="Times New Roman" w:hAnsi="Segoe UI" w:cs="Segoe UI"/>
         </w:rPr>
-        <w:t>Converting images to SVG</w:t>
+        <w:lastRenderedPageBreak/>
+        <w:t>PTZ control and automatic attendance</w:t>
       </w:r>
     </w:p>
     <w:p>
@@ -10831,15 +10859,37 @@
           <w:sz w:val="22"/>
           <w:szCs w:val="22"/>
         </w:rPr>
-        <w:t>Tools -&gt; Converting</w:t>
-      </w:r>
-      <w:r>
-        <w:rPr>
-          <w:rFonts w:ascii="Segoe UI" w:hAnsi="Segoe UI" w:cs="Segoe UI"/>
-          <w:sz w:val="22"/>
-          <w:szCs w:val="22"/>
-        </w:rPr>
-        <w:t xml:space="preserve"> outputs PNG, JPG, ICO, GIF and SVG. The first four are pixels; SVG is not, and that difference is the whole feature.</w:t>
+        <w:t>Cameras -&gt; View -&gt; Automatic Attendance</w:t>
+      </w:r>
+      <w:r>
+        <w:rPr>
+          <w:rFonts w:ascii="Segoe UI" w:hAnsi="Segoe UI" w:cs="Segoe UI"/>
+          <w:sz w:val="22"/>
+          <w:szCs w:val="22"/>
+        </w:rPr>
+        <w:t xml:space="preserve"> turns a PTZ camera through an arc, recognises every face it finds, and writes an attendance list. Faces that match nobody are kep</w:t>
+      </w:r>
+      <w:r>
+        <w:rPr>
+          <w:rFonts w:ascii="Segoe UI" w:hAnsi="Segoe UI" w:cs="Segoe UI"/>
+          <w:sz w:val="22"/>
+          <w:szCs w:val="22"/>
+        </w:rPr>
+        <w:t>t so the same person is recognised next time and can be given a name.</w:t>
+      </w:r>
+    </w:p>
+    <w:p>
+      <w:pPr>
+        <w:pStyle w:val="Heading3"/>
+        <w:rPr>
+          <w:rFonts w:ascii="Segoe UI" w:eastAsia="Times New Roman" w:hAnsi="Segoe UI" w:cs="Segoe UI"/>
+        </w:rPr>
+      </w:pPr>
+      <w:r>
+        <w:rPr>
+          <w:rFonts w:ascii="Segoe UI" w:eastAsia="Times New Roman" w:hAnsi="Segoe UI" w:cs="Segoe UI"/>
+        </w:rPr>
+        <w:t>Why the camera is driven from the server</w:t>
       </w:r>
     </w:p>
     <w:p>
@@ -10857,45 +10907,7 @@
           <w:sz w:val="22"/>
           <w:szCs w:val="22"/>
         </w:rPr>
-        <w:t>Plenty of "convert to SVG" tools hand back a</w:t>
-      </w:r>
-      <w:r>
-        <w:rPr>
-          <w:rFonts w:ascii="Segoe UI" w:hAnsi="Segoe UI" w:cs="Segoe UI"/>
-          <w:sz w:val="22"/>
-          <w:szCs w:val="22"/>
-        </w:rPr>
-        <w:t xml:space="preserve"> PNG wrapped in an </w:t>
-      </w:r>
-      <w:r>
-        <w:rPr>
-          <w:rStyle w:val="c1"/>
-          <w:rFonts w:cs="Segoe UI"/>
-        </w:rPr>
-        <w:t>&lt;svg&gt;</w:t>
-      </w:r>
-      <w:r>
-        <w:rPr>
-          <w:rFonts w:ascii="Segoe UI" w:hAnsi="Segoe UI" w:cs="Segoe UI"/>
-          <w:sz w:val="22"/>
-          <w:szCs w:val="22"/>
-        </w:rPr>
-        <w:t xml:space="preserve"> element. The file has the right extension and none of the properties anyone wanted one for: it does not scale, it cannot be recoloured, and it is bigger than what went in. </w:t>
-      </w:r>
-      <w:r>
-        <w:rPr>
-          <w:rStyle w:val="c1"/>
-          <w:rFonts w:cs="Segoe UI"/>
-        </w:rPr>
-        <w:t>frontend/src/lib/imageTrace.js</w:t>
-      </w:r>
-      <w:r>
-        <w:rPr>
-          <w:rFonts w:ascii="Segoe UI" w:hAnsi="Segoe UI" w:cs="Segoe UI"/>
-          <w:sz w:val="22"/>
-          <w:szCs w:val="22"/>
-        </w:rPr>
-        <w:t xml:space="preserve"> traces outlines instead:</w:t>
+        <w:t>None of the control path can run in the browser, and it is worth being explicit about why, because the obvious implementation does not work:</w:t>
       </w:r>
     </w:p>
     <w:p>
@@ -10917,15 +10929,54 @@
           <w:sz w:val="22"/>
           <w:szCs w:val="22"/>
         </w:rPr>
-        <w:t>red</w:t>
-      </w:r>
-      <w:r>
-        <w:rPr>
-          <w:rFonts w:ascii="Segoe UI" w:eastAsia="Times New Roman" w:hAnsi="Segoe UI" w:cs="Segoe UI"/>
-          <w:sz w:val="22"/>
-          <w:szCs w:val="22"/>
-        </w:rPr>
-        <w:t xml:space="preserve">uce the image to a small palette (gifenc, already vendored for GIF), </w:t>
+        <w:t>Came</w:t>
+      </w:r>
+      <w:r>
+        <w:rPr>
+          <w:rFonts w:ascii="Segoe UI" w:eastAsia="Times New Roman" w:hAnsi="Segoe UI" w:cs="Segoe UI"/>
+          <w:sz w:val="22"/>
+          <w:szCs w:val="22"/>
+        </w:rPr>
+        <w:t xml:space="preserve">ras send no </w:t>
+      </w:r>
+      <w:r>
+        <w:rPr>
+          <w:rStyle w:val="c1"/>
+          <w:rFonts w:eastAsia="Times New Roman" w:cs="Segoe UI"/>
+        </w:rPr>
+        <w:t>Access-Control-Allow-Origin</w:t>
+      </w:r>
+      <w:r>
+        <w:rPr>
+          <w:rFonts w:ascii="Segoe UI" w:eastAsia="Times New Roman" w:hAnsi="Segoe UI" w:cs="Segoe UI"/>
+          <w:sz w:val="22"/>
+          <w:szCs w:val="22"/>
+        </w:rPr>
+        <w:t xml:space="preserve">, so </w:t>
+      </w:r>
+      <w:r>
+        <w:rPr>
+          <w:rStyle w:val="c1"/>
+          <w:rFonts w:eastAsia="Times New Roman" w:cs="Segoe UI"/>
+        </w:rPr>
+        <w:t>fetch</w:t>
+      </w:r>
+      <w:r>
+        <w:rPr>
+          <w:rFonts w:ascii="Segoe UI" w:eastAsia="Times New Roman" w:hAnsi="Segoe UI" w:cs="Segoe UI"/>
+          <w:sz w:val="22"/>
+          <w:szCs w:val="22"/>
+        </w:rPr>
+        <w:t xml:space="preserve"> cannot read their </w:t>
+      </w:r>
+      <w:r>
+        <w:rPr>
+          <w:rFonts w:ascii="Segoe UI" w:eastAsia="Times New Roman" w:hAnsi="Segoe UI" w:cs="Segoe UI"/>
+          <w:sz w:val="22"/>
+          <w:szCs w:val="22"/>
+        </w:rPr>
+        <w:br/>
+        <w:t xml:space="preserve">responses and a canvas drawn from their stream is tainted — the same wall the object-detection overlay already hits. </w:t>
       </w:r>
     </w:p>
     <w:p>
@@ -10947,7 +10998,40 @@
           <w:sz w:val="22"/>
           <w:szCs w:val="22"/>
         </w:rPr>
-        <w:t xml:space="preserve">for each colour, walk the boundary between its pixels and everything else, </w:t>
+        <w:t xml:space="preserve">They authenticate with </w:t>
+      </w:r>
+      <w:r>
+        <w:rPr>
+          <w:rFonts w:ascii="Segoe UI" w:eastAsia="Times New Roman" w:hAnsi="Segoe UI" w:cs="Segoe UI"/>
+          <w:b/>
+          <w:bCs/>
+          <w:sz w:val="22"/>
+          <w:szCs w:val="22"/>
+        </w:rPr>
+        <w:t>HTTP Digest</w:t>
+      </w:r>
+      <w:r>
+        <w:rPr>
+          <w:rFonts w:ascii="Segoe UI" w:eastAsia="Times New Roman" w:hAnsi="Segoe UI" w:cs="Segoe UI"/>
+          <w:sz w:val="22"/>
+          <w:szCs w:val="22"/>
+        </w:rPr>
+        <w:t xml:space="preserve">, which </w:t>
+      </w:r>
+      <w:r>
+        <w:rPr>
+          <w:rStyle w:val="c1"/>
+          <w:rFonts w:eastAsia="Times New Roman" w:cs="Segoe UI"/>
+        </w:rPr>
+        <w:t>fetch</w:t>
+      </w:r>
+      <w:r>
+        <w:rPr>
+          <w:rFonts w:ascii="Segoe UI" w:eastAsia="Times New Roman" w:hAnsi="Segoe UI" w:cs="Segoe UI"/>
+          <w:sz w:val="22"/>
+          <w:szCs w:val="22"/>
+        </w:rPr>
+        <w:t xml:space="preserve"> does not implement. </w:t>
       </w:r>
       <w:r>
         <w:rPr>
@@ -10956,7 +11040,21 @@
           <w:szCs w:val="22"/>
         </w:rPr>
         <w:br/>
-        <w:t xml:space="preserve">which gives closed polygons on the pixel grid, </w:t>
+      </w:r>
+      <w:r>
+        <w:rPr>
+          <w:rStyle w:val="c1"/>
+          <w:rFonts w:eastAsia="Times New Roman" w:cs="Segoe UI"/>
+        </w:rPr>
+        <w:t>backend/src/helpers/ptz/httpAuth.js</w:t>
+      </w:r>
+      <w:r>
+        <w:rPr>
+          <w:rFonts w:ascii="Segoe UI" w:eastAsia="Times New Roman" w:hAnsi="Segoe UI" w:cs="Segoe UI"/>
+          <w:sz w:val="22"/>
+          <w:szCs w:val="22"/>
+        </w:rPr>
+        <w:t xml:space="preserve"> implements it, in about sixty lines, because there is no dependency installed that would. </w:t>
       </w:r>
     </w:p>
     <w:p>
@@ -10978,52 +11076,16 @@
           <w:sz w:val="22"/>
           <w:szCs w:val="22"/>
         </w:rPr>
-        <w:t>drop the points that do not change the shape (Ramer-Douglas-Pe</w:t>
-      </w:r>
-      <w:r>
-        <w:rPr>
-          <w:rFonts w:ascii="Segoe UI" w:eastAsia="Times New Roman" w:hAnsi="Segoe UI" w:cs="Segoe UI"/>
-          <w:sz w:val="22"/>
-          <w:szCs w:val="22"/>
-        </w:rPr>
-        <w:t xml:space="preserve">ucker), </w:t>
-      </w:r>
-    </w:p>
-    <w:p>
-      <w:pPr>
-        <w:numPr>
-          <w:ilvl w:val="0"/>
-          <w:numId w:val="10"/>
-        </w:numPr>
-        <w:spacing w:before="100" w:beforeAutospacing="1" w:after="100" w:afterAutospacing="1"/>
-        <w:rPr>
-          <w:rFonts w:ascii="Segoe UI" w:eastAsia="Times New Roman" w:hAnsi="Segoe UI" w:cs="Segoe UI"/>
-          <w:sz w:val="22"/>
-          <w:szCs w:val="22"/>
-        </w:rPr>
-      </w:pPr>
-      <w:r>
-        <w:rPr>
-          <w:rFonts w:ascii="Segoe UI" w:eastAsia="Times New Roman" w:hAnsi="Segoe UI" w:cs="Segoe UI"/>
-          <w:sz w:val="22"/>
-          <w:szCs w:val="22"/>
-        </w:rPr>
-        <w:t xml:space="preserve">emit one </w:t>
-      </w:r>
-      <w:r>
-        <w:rPr>
-          <w:rStyle w:val="c1"/>
-          <w:rFonts w:eastAsia="Times New Roman" w:cs="Segoe UI"/>
-        </w:rPr>
-        <w:t>&lt;path&gt;</w:t>
-      </w:r>
-      <w:r>
-        <w:rPr>
-          <w:rFonts w:ascii="Segoe UI" w:eastAsia="Times New Roman" w:hAnsi="Segoe UI" w:cs="Segoe UI"/>
-          <w:sz w:val="22"/>
-          <w:szCs w:val="22"/>
-        </w:rPr>
-        <w:t xml:space="preserve"> per colour. </w:t>
+        <w:t xml:space="preserve">Doing it client-side would hand the camera's administrative password to every </w:t>
+      </w:r>
+      <w:r>
+        <w:rPr>
+          <w:rFonts w:ascii="Segoe UI" w:eastAsia="Times New Roman" w:hAnsi="Segoe UI" w:cs="Segoe UI"/>
+          <w:sz w:val="22"/>
+          <w:szCs w:val="22"/>
+        </w:rPr>
+        <w:br/>
+        <w:t xml:space="preserve">operator's browser. </w:t>
       </w:r>
     </w:p>
     <w:p>
@@ -11041,51 +11103,30 @@
           <w:sz w:val="22"/>
           <w:szCs w:val="22"/>
         </w:rPr>
-        <w:t xml:space="preserve">Two controls: </w:t>
-      </w:r>
-      <w:r>
-        <w:rPr>
-          <w:rFonts w:ascii="Segoe UI" w:hAnsi="Segoe UI" w:cs="Segoe UI"/>
-          <w:b/>
-          <w:bCs/>
-          <w:sz w:val="22"/>
-          <w:szCs w:val="22"/>
-        </w:rPr>
-        <w:t>Colours</w:t>
-      </w:r>
-      <w:r>
-        <w:rPr>
-          <w:rFonts w:ascii="Segoe UI" w:hAnsi="Segoe UI" w:cs="Segoe UI"/>
-          <w:sz w:val="22"/>
-          <w:szCs w:val="22"/>
-        </w:rPr>
-        <w:t xml:space="preserve"> (2-32) and </w:t>
-      </w:r>
-      <w:r>
-        <w:rPr>
-          <w:rFonts w:ascii="Segoe UI" w:hAnsi="Segoe UI" w:cs="Segoe UI"/>
-          <w:b/>
-          <w:bCs/>
-          <w:sz w:val="22"/>
-          <w:szCs w:val="22"/>
-        </w:rPr>
-        <w:t>Detail</w:t>
-      </w:r>
-      <w:r>
-        <w:rPr>
-          <w:rFonts w:ascii="Segoe UI" w:hAnsi="Segoe UI" w:cs="Segoe UI"/>
-          <w:sz w:val="22"/>
-          <w:szCs w:val="22"/>
-        </w:rPr>
-        <w:t xml:space="preserve"> (0-100, the simplification tolerance inverted). The result is previewed beside the source, because those two settings have no right value in the abstract — only for the picture i</w:t>
-      </w:r>
-      <w:r>
-        <w:rPr>
-          <w:rFonts w:ascii="Segoe UI" w:hAnsi="Segoe UI" w:cs="Segoe UI"/>
-          <w:sz w:val="22"/>
-          <w:szCs w:val="22"/>
-        </w:rPr>
-        <w:t>n front of you, and tuning them by downloading each attempt is not tuning them.</w:t>
+        <w:t>So the server owns the camera</w:t>
+      </w:r>
+      <w:r>
+        <w:rPr>
+          <w:rFonts w:ascii="Segoe UI" w:hAnsi="Segoe UI" w:cs="Segoe UI"/>
+          <w:sz w:val="22"/>
+          <w:szCs w:val="22"/>
+        </w:rPr>
+        <w:t xml:space="preserve">: it moves the head, it fetches frames, and it holds the credentials. </w:t>
+      </w:r>
+      <w:r>
+        <w:rPr>
+          <w:rStyle w:val="c1"/>
+          <w:rFonts w:cs="Segoe UI"/>
+        </w:rPr>
+        <w:t>GET /api/cameras/:id/frame</w:t>
+      </w:r>
+      <w:r>
+        <w:rPr>
+          <w:rFonts w:ascii="Segoe UI" w:hAnsi="Segoe UI" w:cs="Segoe UI"/>
+          <w:sz w:val="22"/>
+          <w:szCs w:val="22"/>
+        </w:rPr>
+        <w:t xml:space="preserve"> proxies a still through this origin, which is what makes the pixels readable to the page at all.</w:t>
       </w:r>
     </w:p>
     <w:p>
@@ -11100,28 +11141,50 @@
       <w:r>
         <w:rPr>
           <w:rFonts w:ascii="Segoe UI" w:hAnsi="Segoe UI" w:cs="Segoe UI"/>
-          <w:b/>
-          <w:bCs/>
-          <w:sz w:val="22"/>
-          <w:szCs w:val="22"/>
-        </w:rPr>
-        <w:t>It suits flat artwork and not photographs.</w:t>
-      </w:r>
-      <w:r>
-        <w:rPr>
-          <w:rFonts w:ascii="Segoe UI" w:hAnsi="Segoe UI" w:cs="Segoe UI"/>
-          <w:sz w:val="22"/>
-          <w:szCs w:val="22"/>
-        </w:rPr>
-        <w:t xml:space="preserve"> Tracing follows areas of one colour, so logos, icons, screenshots and line art come out well. A photograph has no flat areas; it trac</w:t>
-      </w:r>
-      <w:r>
-        <w:rPr>
-          <w:rFonts w:ascii="Segoe UI" w:hAnsi="Segoe UI" w:cs="Segoe UI"/>
-          <w:sz w:val="22"/>
-          <w:szCs w:val="22"/>
-        </w:rPr>
-        <w:t>es into thousands of blotches, larger than the file it came from and worse to look at. The panel says so before the conversion rather than after it.</w:t>
+          <w:sz w:val="22"/>
+          <w:szCs w:val="22"/>
+        </w:rPr>
+        <w:t xml:space="preserve">The page still does the </w:t>
+      </w:r>
+      <w:r>
+        <w:rPr>
+          <w:rFonts w:ascii="Segoe UI" w:hAnsi="Segoe UI" w:cs="Segoe UI"/>
+          <w:i/>
+          <w:iCs/>
+          <w:sz w:val="22"/>
+          <w:szCs w:val="22"/>
+        </w:rPr>
+        <w:t>recognition</w:t>
+      </w:r>
+      <w:r>
+        <w:rPr>
+          <w:rFonts w:ascii="Segoe UI" w:hAnsi="Segoe UI" w:cs="Segoe UI"/>
+          <w:sz w:val="22"/>
+          <w:szCs w:val="22"/>
+        </w:rPr>
+        <w:t>, because face-api runs the</w:t>
+      </w:r>
+      <w:r>
+        <w:rPr>
+          <w:rFonts w:ascii="Segoe UI" w:hAnsi="Segoe UI" w:cs="Segoe UI"/>
+          <w:sz w:val="22"/>
+          <w:szCs w:val="22"/>
+        </w:rPr>
+        <w:t>re and there is no equivalent on the server. It submits descriptors; the server decides whose they are. The browser never sees the roster and never decides who was present.</w:t>
+      </w:r>
+    </w:p>
+    <w:p>
+      <w:pPr>
+        <w:pStyle w:val="Heading3"/>
+        <w:rPr>
+          <w:rFonts w:ascii="Segoe UI" w:eastAsia="Times New Roman" w:hAnsi="Segoe UI" w:cs="Segoe UI"/>
+        </w:rPr>
+      </w:pPr>
+      <w:r>
+        <w:rPr>
+          <w:rFonts w:ascii="Segoe UI" w:eastAsia="Times New Roman" w:hAnsi="Segoe UI" w:cs="Segoe UI"/>
+        </w:rPr>
+        <w:t>ONVIF, spoken directly</w:t>
       </w:r>
     </w:p>
     <w:p>
@@ -11135,11 +11198,41 @@
       </w:pPr>
       <w:r>
         <w:rPr>
-          <w:rFonts w:ascii="Segoe UI" w:hAnsi="Segoe UI" w:cs="Segoe UI"/>
-          <w:sz w:val="22"/>
-          <w:szCs w:val="22"/>
-        </w:rPr>
-        <w:t>Three details that are easy to get wrong:</w:t>
+          <w:rStyle w:val="c1"/>
+          <w:rFonts w:cs="Segoe UI"/>
+        </w:rPr>
+        <w:t>backend/src/helpers/ptz/onvif.js</w:t>
+      </w:r>
+      <w:r>
+        <w:rPr>
+          <w:rFonts w:ascii="Segoe UI" w:hAnsi="Segoe UI" w:cs="Segoe UI"/>
+          <w:sz w:val="22"/>
+          <w:szCs w:val="22"/>
+        </w:rPr>
+        <w:t xml:space="preserve"> writes the SOAP envelopes i</w:t>
+      </w:r>
+      <w:r>
+        <w:rPr>
+          <w:rFonts w:ascii="Segoe UI" w:hAnsi="Segoe UI" w:cs="Segoe UI"/>
+          <w:sz w:val="22"/>
+          <w:szCs w:val="22"/>
+        </w:rPr>
+        <w:t xml:space="preserve">tself rather than pulling in a SOAP client for six calls. Two details in it are the difference between working and a permanent, mystifying </w:t>
+      </w:r>
+      <w:r>
+        <w:rPr>
+          <w:rStyle w:val="c1"/>
+          <w:rFonts w:cs="Segoe UI"/>
+        </w:rPr>
+        <w:t>NotAuthorized</w:t>
+      </w:r>
+      <w:r>
+        <w:rPr>
+          <w:rFonts w:ascii="Segoe UI" w:hAnsi="Segoe UI" w:cs="Segoe UI"/>
+          <w:sz w:val="22"/>
+          <w:szCs w:val="22"/>
+        </w:rPr>
+        <w:t>:</w:t>
       </w:r>
     </w:p>
     <w:p>
@@ -11158,28 +11251,28 @@
       <w:r>
         <w:rPr>
           <w:rFonts w:ascii="Segoe UI" w:eastAsia="Times New Roman" w:hAnsi="Segoe UI" w:cs="Segoe UI"/>
+          <w:sz w:val="22"/>
+          <w:szCs w:val="22"/>
+        </w:rPr>
+        <w:t xml:space="preserve">The WS-Security password digest is SHA1 over the raw nonce </w:t>
+      </w:r>
+      <w:r>
+        <w:rPr>
+          <w:rFonts w:ascii="Segoe UI" w:eastAsia="Times New Roman" w:hAnsi="Segoe UI" w:cs="Segoe UI"/>
           <w:b/>
           <w:bCs/>
           <w:sz w:val="22"/>
           <w:szCs w:val="22"/>
         </w:rPr>
-        <w:t>The winding does the holes.</w:t>
-      </w:r>
-      <w:r>
-        <w:rPr>
-          <w:rFonts w:ascii="Segoe UI" w:eastAsia="Times New Roman" w:hAnsi="Segoe UI" w:cs="Segoe UI"/>
-          <w:sz w:val="22"/>
-          <w:szCs w:val="22"/>
-        </w:rPr>
-        <w:t xml:space="preserve"> Each pixel contributes the sides faci</w:t>
-      </w:r>
-      <w:r>
-        <w:rPr>
-          <w:rFonts w:ascii="Segoe UI" w:eastAsia="Times New Roman" w:hAnsi="Segoe UI" w:cs="Segoe UI"/>
-          <w:sz w:val="22"/>
-          <w:szCs w:val="22"/>
-        </w:rPr>
-        <w:t xml:space="preserve">ng a </w:t>
+        <w:t>bytes</w:t>
+      </w:r>
+      <w:r>
+        <w:rPr>
+          <w:rFonts w:ascii="Segoe UI" w:eastAsia="Times New Roman" w:hAnsi="Segoe UI" w:cs="Segoe UI"/>
+          <w:sz w:val="22"/>
+          <w:szCs w:val="22"/>
+        </w:rPr>
+        <w:t xml:space="preserve"> followed </w:t>
       </w:r>
       <w:r>
         <w:rPr>
@@ -11188,22 +11281,15 @@
           <w:szCs w:val="22"/>
         </w:rPr>
         <w:br/>
-        <w:t xml:space="preserve">different colour, wound clockwise, so chaining them gives outer boundaries clockwise and holes anticlockwise — which is exactly what </w:t>
-      </w:r>
-      <w:r>
-        <w:rPr>
-          <w:rStyle w:val="c1"/>
-          <w:rFonts w:eastAsia="Times New Roman" w:cs="Segoe UI"/>
-        </w:rPr>
-        <w:t>fill-rule="evenodd"</w:t>
-      </w:r>
-      <w:r>
-        <w:rPr>
-          <w:rFonts w:ascii="Segoe UI" w:eastAsia="Times New Roman" w:hAnsi="Segoe UI" w:cs="Segoe UI"/>
-          <w:sz w:val="22"/>
-          <w:szCs w:val="22"/>
-        </w:rPr>
-        <w:t xml:space="preserve"> needs. The letter O comes out with a hole in it and no special case. </w:t>
+        <w:t>by the created timestamp an</w:t>
+      </w:r>
+      <w:r>
+        <w:rPr>
+          <w:rFonts w:ascii="Segoe UI" w:eastAsia="Times New Roman" w:hAnsi="Segoe UI" w:cs="Segoe UI"/>
+          <w:sz w:val="22"/>
+          <w:szCs w:val="22"/>
+        </w:rPr>
+        <w:t xml:space="preserve">d the password. Hashing the base64 text of the nonce instead is the classic way to fail with entirely correct credentials. </w:t>
       </w:r>
     </w:p>
     <w:p>
@@ -11222,49 +11308,25 @@
       <w:r>
         <w:rPr>
           <w:rFonts w:ascii="Segoe UI" w:eastAsia="Times New Roman" w:hAnsi="Segoe UI" w:cs="Segoe UI"/>
-          <w:b/>
-          <w:bCs/>
-          <w:sz w:val="22"/>
-          <w:szCs w:val="22"/>
-        </w:rPr>
-        <w:t>The dominant colour becomes</w:t>
-      </w:r>
-      <w:r>
-        <w:rPr>
-          <w:rFonts w:ascii="Segoe UI" w:eastAsia="Times New Roman" w:hAnsi="Segoe UI" w:cs="Segoe UI"/>
-          <w:b/>
-          <w:bCs/>
-          <w:sz w:val="22"/>
-          <w:szCs w:val="22"/>
-        </w:rPr>
-        <w:t xml:space="preserve"> a </w:t>
+          <w:sz w:val="22"/>
+          <w:szCs w:val="22"/>
+        </w:rPr>
+        <w:t xml:space="preserve">A camera's </w:t>
       </w:r>
       <w:r>
         <w:rPr>
           <w:rStyle w:val="c1"/>
           <w:rFonts w:eastAsia="Times New Roman" w:cs="Segoe UI"/>
-          <w:b/>
-          <w:bCs/>
-        </w:rPr>
-        <w:t>&lt;rect&gt;</w:t>
-      </w:r>
-      <w:r>
-        <w:rPr>
-          <w:rFonts w:ascii="Segoe UI" w:eastAsia="Times New Roman" w:hAnsi="Segoe UI" w:cs="Segoe UI"/>
-          <w:b/>
-          <w:bCs/>
-          <w:sz w:val="22"/>
-          <w:szCs w:val="22"/>
-        </w:rPr>
-        <w:t>,</w:t>
-      </w:r>
-      <w:r>
-        <w:rPr>
-          <w:rFonts w:ascii="Segoe UI" w:eastAsia="Times New Roman" w:hAnsi="Segoe UI" w:cs="Segoe UI"/>
-          <w:sz w:val="22"/>
-          <w:szCs w:val="22"/>
-        </w:rPr>
-        <w:t xml:space="preserve"> when nothing is transparent. It </w:t>
+        </w:rPr>
+        <w:t>GetCapabilities</w:t>
+      </w:r>
+      <w:r>
+        <w:rPr>
+          <w:rFonts w:ascii="Segoe UI" w:eastAsia="Times New Roman" w:hAnsi="Segoe UI" w:cs="Segoe UI"/>
+          <w:sz w:val="22"/>
+          <w:szCs w:val="22"/>
+        </w:rPr>
+        <w:t xml:space="preserve"> reports service URLs containing the IP address it </w:t>
       </w:r>
       <w:r>
         <w:rPr>
@@ -11273,137 +11335,32 @@
           <w:szCs w:val="22"/>
         </w:rPr>
         <w:br/>
-        <w:t>is the single biggest saving in the file, and it removes the hairline seams: neighbouring paths share an edge exactly, but each is anti-aliased independently, so the two halves of a boundary pixel blend to less t</w:t>
-      </w:r>
-      <w:r>
-        <w:rPr>
-          <w:rFonts w:ascii="Segoe UI" w:eastAsia="Times New Roman" w:hAnsi="Segoe UI" w:cs="Segoe UI"/>
-          <w:sz w:val="22"/>
-          <w:szCs w:val="22"/>
-        </w:rPr>
-        <w:t xml:space="preserve">han full coverage and a pale line shows through. A solid layer underneath leaves nothing to show through. </w:t>
-      </w:r>
-    </w:p>
-    <w:p>
-      <w:pPr>
-        <w:numPr>
-          <w:ilvl w:val="0"/>
-          <w:numId w:val="11"/>
-        </w:numPr>
-        <w:spacing w:before="100" w:beforeAutospacing="1" w:after="100" w:afterAutospacing="1"/>
-        <w:rPr>
-          <w:rFonts w:ascii="Segoe UI" w:eastAsia="Times New Roman" w:hAnsi="Segoe UI" w:cs="Segoe UI"/>
-          <w:sz w:val="22"/>
-          <w:szCs w:val="22"/>
-        </w:rPr>
-      </w:pPr>
-      <w:r>
-        <w:rPr>
-          <w:rFonts w:ascii="Segoe UI" w:eastAsia="Times New Roman" w:hAnsi="Segoe UI" w:cs="Segoe UI"/>
-          <w:b/>
-          <w:bCs/>
-          <w:sz w:val="22"/>
-          <w:szCs w:val="22"/>
-        </w:rPr>
-        <w:t>Tracing is capped at 800px</w:t>
-      </w:r>
-      <w:r>
-        <w:rPr>
-          <w:rFonts w:ascii="Segoe UI" w:eastAsia="Times New Roman" w:hAnsi="Segoe UI" w:cs="Segoe UI"/>
-          <w:sz w:val="22"/>
-          <w:szCs w:val="22"/>
-        </w:rPr>
-        <w:t xml:space="preserve"> regardless of the output size. Past that, </w:t>
-      </w:r>
-      <w:r>
-        <w:rPr>
-          <w:rFonts w:ascii="Segoe UI" w:eastAsia="Times New Roman" w:hAnsi="Segoe UI" w:cs="Segoe UI"/>
-          <w:sz w:val="22"/>
-          <w:szCs w:val="22"/>
-        </w:rPr>
-        <w:br/>
-        <w:t>extra pixels stop adding shape and start adding noise along every edge: more po</w:t>
-      </w:r>
-      <w:r>
-        <w:rPr>
-          <w:rFonts w:ascii="Segoe UI" w:eastAsia="Times New Roman" w:hAnsi="Segoe UI" w:cs="Segoe UI"/>
-          <w:sz w:val="22"/>
-          <w:szCs w:val="22"/>
-        </w:rPr>
-        <w:t xml:space="preserve">ints, a bigger file, no more detail. The SVG carries a </w:t>
-      </w:r>
-      <w:r>
-        <w:rPr>
-          <w:rStyle w:val="c1"/>
-          <w:rFonts w:eastAsia="Times New Roman" w:cs="Segoe UI"/>
-        </w:rPr>
-        <w:t>viewBox</w:t>
-      </w:r>
-      <w:r>
-        <w:rPr>
-          <w:rFonts w:ascii="Segoe UI" w:eastAsia="Times New Roman" w:hAnsi="Segoe UI" w:cs="Segoe UI"/>
-          <w:sz w:val="22"/>
-          <w:szCs w:val="22"/>
-        </w:rPr>
-        <w:t xml:space="preserve">, so the result still scales to whatever size was asked for. </w:t>
-      </w:r>
-    </w:p>
-    <w:p>
-      <w:pPr>
-        <w:pStyle w:val="NormalWeb"/>
-        <w:rPr>
-          <w:rFonts w:ascii="Segoe UI" w:hAnsi="Segoe UI" w:cs="Segoe UI"/>
-          <w:sz w:val="22"/>
-          <w:szCs w:val="22"/>
-        </w:rPr>
-      </w:pPr>
-      <w:r>
-        <w:rPr>
-          <w:rFonts w:ascii="Segoe UI" w:hAnsi="Segoe UI" w:cs="Segoe UI"/>
-          <w:sz w:val="22"/>
-          <w:szCs w:val="22"/>
-        </w:rPr>
-        <w:t xml:space="preserve">An SVG converted </w:t>
-      </w:r>
-      <w:r>
-        <w:rPr>
-          <w:rFonts w:ascii="Segoe UI" w:hAnsi="Segoe UI" w:cs="Segoe UI"/>
+      </w:r>
+      <w:r>
+        <w:rPr>
+          <w:rFonts w:ascii="Segoe UI" w:eastAsia="Times New Roman" w:hAnsi="Segoe UI" w:cs="Segoe UI"/>
           <w:i/>
           <w:iCs/>
           <w:sz w:val="22"/>
           <w:szCs w:val="22"/>
         </w:rPr>
-        <w:t>to</w:t>
-      </w:r>
-      <w:r>
-        <w:rPr>
-          <w:rFonts w:ascii="Segoe UI" w:hAnsi="Segoe UI" w:cs="Segoe UI"/>
-          <w:sz w:val="22"/>
-          <w:szCs w:val="22"/>
-        </w:rPr>
-        <w:t xml:space="preserve"> SVG is resized, not traced. Rasterising a drawing that is already made of shapes and then guessing those shapes </w:t>
-      </w:r>
-      <w:r>
-        <w:rPr>
-          <w:rFonts w:ascii="Segoe UI" w:hAnsi="Segoe UI" w:cs="Segoe UI"/>
-          <w:sz w:val="22"/>
-          <w:szCs w:val="22"/>
-        </w:rPr>
-        <w:t>back would lose every one of them.</w:t>
-      </w:r>
-    </w:p>
-    <w:p>
-      <w:pPr>
-        <w:pStyle w:val="Heading2"/>
-        <w:rPr>
-          <w:rFonts w:ascii="Segoe UI" w:eastAsia="Times New Roman" w:hAnsi="Segoe UI" w:cs="Segoe UI"/>
-        </w:rPr>
-      </w:pPr>
-      <w:r>
-        <w:rPr>
-          <w:rFonts w:ascii="Segoe UI" w:eastAsia="Times New Roman" w:hAnsi="Segoe UI" w:cs="Segoe UI"/>
-        </w:rPr>
-        <w:t>TTS speech datasets</w:t>
+        <w:t>believes</w:t>
+      </w:r>
+      <w:r>
+        <w:rPr>
+          <w:rFonts w:ascii="Segoe UI" w:eastAsia="Times New Roman" w:hAnsi="Segoe UI" w:cs="Segoe UI"/>
+          <w:sz w:val="22"/>
+          <w:szCs w:val="22"/>
+        </w:rPr>
+        <w:t xml:space="preserve"> it has. Behind a NAT, a port forward or on a </w:t>
+      </w:r>
+      <w:r>
+        <w:rPr>
+          <w:rFonts w:ascii="Segoe UI" w:eastAsia="Times New Roman" w:hAnsi="Segoe UI" w:cs="Segoe UI"/>
+          <w:sz w:val="22"/>
+          <w:szCs w:val="22"/>
+        </w:rPr>
+        <w:t xml:space="preserve">second subnet that is wrong, so only the path is kept and it is reached at the address that demonstrably answers. </w:t>
       </w:r>
     </w:p>
     <w:p>
@@ -11418,43 +11375,32 @@
       <w:r>
         <w:rPr>
           <w:rFonts w:ascii="Segoe UI" w:hAnsi="Segoe UI" w:cs="Segoe UI"/>
-          <w:b/>
-          <w:bCs/>
-          <w:sz w:val="22"/>
-          <w:szCs w:val="22"/>
-        </w:rPr>
-        <w:t>Tools -&gt; AI -&gt; TTS</w:t>
-      </w:r>
-      <w:r>
-        <w:rPr>
-          <w:rFonts w:ascii="Segoe UI" w:hAnsi="Segoe UI" w:cs="Segoe UI"/>
-          <w:sz w:val="22"/>
-          <w:szCs w:val="22"/>
-        </w:rPr>
-        <w:t xml:space="preserve"> transcribes a folder of speech into a training dataset. Same arrangement as the YOLO labelling tab: the folder is read where it already is, nothing is uploaded, and the transcripts —</w:t>
-      </w:r>
-      <w:r>
-        <w:rPr>
-          <w:rFonts w:ascii="Segoe UI" w:hAnsi="Segoe UI" w:cs="Segoe UI"/>
-          <w:sz w:val="22"/>
-          <w:szCs w:val="22"/>
-        </w:rPr>
-        <w:t xml:space="preserve"> which are small — are mirrored into </w:t>
-      </w:r>
-      <w:r>
-        <w:rPr>
-          <w:rStyle w:val="c1"/>
-          <w:rFonts w:cs="Segoe UI"/>
-        </w:rPr>
-        <w:t>localStorage</w:t>
-      </w:r>
-      <w:r>
-        <w:rPr>
-          <w:rFonts w:ascii="Segoe UI" w:hAnsi="Segoe UI" w:cs="Segoe UI"/>
-          <w:sz w:val="22"/>
-          <w:szCs w:val="22"/>
-        </w:rPr>
-        <w:t xml:space="preserve"> and matched back by file name when the folder is reopened.</w:t>
+          <w:sz w:val="22"/>
+          <w:szCs w:val="22"/>
+        </w:rPr>
+        <w:t xml:space="preserve">Responses are read with regular expressions rather than an XML parser. That is normally a bad idea; it is tolerable here because every field </w:t>
+      </w:r>
+      <w:r>
+        <w:rPr>
+          <w:rFonts w:ascii="Segoe UI" w:hAnsi="Segoe UI" w:cs="Segoe UI"/>
+          <w:sz w:val="22"/>
+          <w:szCs w:val="22"/>
+        </w:rPr>
+        <w:t>read is one well-known element or attribute in a machine-generated document.</w:t>
+      </w:r>
+    </w:p>
+    <w:p>
+      <w:pPr>
+        <w:pStyle w:val="Heading3"/>
+        <w:rPr>
+          <w:rFonts w:ascii="Segoe UI" w:eastAsia="Times New Roman" w:hAnsi="Segoe UI" w:cs="Segoe UI"/>
+        </w:rPr>
+      </w:pPr>
+      <w:r>
+        <w:rPr>
+          <w:rFonts w:ascii="Segoe UI" w:eastAsia="Times New Roman" w:hAnsi="Segoe UI" w:cs="Segoe UI"/>
+        </w:rPr>
+        <w:t>Planning the sweep</w:t>
       </w:r>
     </w:p>
     <w:p>
@@ -11468,111 +11414,47 @@
       </w:pPr>
       <w:r>
         <w:rPr>
-          <w:rFonts w:ascii="Segoe UI" w:hAnsi="Segoe UI" w:cs="Segoe UI"/>
-          <w:b/>
-          <w:bCs/>
-          <w:sz w:val="22"/>
-          <w:szCs w:val="22"/>
-        </w:rPr>
-        <w:t>Only 16 kHz mono PCM WAV is accepted</w:t>
-      </w:r>
-      <w:r>
-        <w:rPr>
-          <w:rFonts w:ascii="Segoe UI" w:hAnsi="Segoe UI" w:cs="Segoe UI"/>
-          <w:sz w:val="22"/>
-          <w:szCs w:val="22"/>
-        </w:rPr>
-        <w:t>, and the folder is checked rather than trusted: a corpus whose clips disagree about sample rate or channel cou</w:t>
-      </w:r>
-      <w:r>
-        <w:rPr>
-          <w:rFonts w:ascii="Segoe UI" w:hAnsi="Segoe UI" w:cs="Segoe UI"/>
-          <w:sz w:val="22"/>
-          <w:szCs w:val="22"/>
-        </w:rPr>
-        <w:t xml:space="preserve">nt trains badly and says nothing about why. </w:t>
-      </w:r>
-      <w:r>
-        <w:rPr>
-          <w:rStyle w:val="c1"/>
-          <w:rFonts w:cs="Segoe UI"/>
-        </w:rPr>
-        <w:t>frontend/src/lib/wavInspect.js</w:t>
-      </w:r>
-      <w:r>
-        <w:rPr>
-          <w:rFonts w:ascii="Segoe UI" w:hAnsi="Segoe UI" w:cs="Segoe UI"/>
-          <w:sz w:val="22"/>
-          <w:szCs w:val="22"/>
-        </w:rPr>
-        <w:t xml:space="preserve"> walks the RIFF chunks and stops at </w:t>
-      </w:r>
-      <w:r>
-        <w:rPr>
-          <w:rStyle w:val="c1"/>
-          <w:rFonts w:cs="Segoe UI"/>
-        </w:rPr>
-        <w:t>data</w:t>
-      </w:r>
-      <w:r>
-        <w:rPr>
-          <w:rFonts w:ascii="Segoe UI" w:hAnsi="Segoe UI" w:cs="Segoe UI"/>
-          <w:sz w:val="22"/>
-          <w:szCs w:val="22"/>
-        </w:rPr>
-        <w:t>, so the check is one 64 KB read per file however large the file is — decoding each one to find out would mean pulling an entire dataset throu</w:t>
-      </w:r>
-      <w:r>
-        <w:rPr>
-          <w:rFonts w:ascii="Segoe UI" w:hAnsi="Segoe UI" w:cs="Segoe UI"/>
-          <w:sz w:val="22"/>
-          <w:szCs w:val="22"/>
-        </w:rPr>
-        <w:t>gh the browser's audio decoder to learn something the first few dozen bytes already state.</w:t>
-      </w:r>
-    </w:p>
-    <w:p>
-      <w:pPr>
-        <w:pStyle w:val="NormalWeb"/>
-        <w:rPr>
-          <w:rFonts w:ascii="Segoe UI" w:hAnsi="Segoe UI" w:cs="Segoe UI"/>
-          <w:sz w:val="22"/>
-          <w:szCs w:val="22"/>
-        </w:rPr>
-      </w:pPr>
-      <w:r>
-        <w:rPr>
-          <w:rFonts w:ascii="Segoe UI" w:hAnsi="Segoe UI" w:cs="Segoe UI"/>
-          <w:sz w:val="22"/>
-          <w:szCs w:val="22"/>
-        </w:rPr>
-        <w:t>Anything rejected is listed with its reason — "44100 Hz; 16000 Hz is required", "Stereo; mono is required" — and never silently dropped. The reason is the useful part: it says what to run over the folder, where a bare rejection sends somebody through it on</w:t>
-      </w:r>
-      <w:r>
-        <w:rPr>
-          <w:rFonts w:ascii="Segoe UI" w:hAnsi="Segoe UI" w:cs="Segoe UI"/>
-          <w:sz w:val="22"/>
-          <w:szCs w:val="22"/>
-        </w:rPr>
-        <w:t>e file at a time.</w:t>
-      </w:r>
-    </w:p>
-    <w:p>
-      <w:pPr>
-        <w:pStyle w:val="NormalWeb"/>
-        <w:rPr>
-          <w:rFonts w:ascii="Segoe UI" w:hAnsi="Segoe UI" w:cs="Segoe UI"/>
-          <w:sz w:val="22"/>
-          <w:szCs w:val="22"/>
-        </w:rPr>
-      </w:pPr>
-      <w:r>
-        <w:rPr>
-          <w:rFonts w:ascii="Segoe UI" w:hAnsi="Segoe UI" w:cs="Segoe UI"/>
-          <w:sz w:val="22"/>
-          <w:szCs w:val="22"/>
-        </w:rPr>
-        <w:t>Two header details that are easy to get wrong, and both produce a wrongly rejected folder rather than an obvious failure:</w:t>
+          <w:rStyle w:val="c1"/>
+          <w:rFonts w:cs="Segoe UI"/>
+        </w:rPr>
+        <w:lastRenderedPageBreak/>
+        <w:t>backend/src/helpers/ptz/sweep.js</w:t>
+      </w:r>
+      <w:r>
+        <w:rPr>
+          <w:rFonts w:ascii="Segoe UI" w:hAnsi="Segoe UI" w:cs="Segoe UI"/>
+          <w:sz w:val="22"/>
+          <w:szCs w:val="22"/>
+        </w:rPr>
+        <w:t xml:space="preserve"> decides where the camera stops. The naive plan — divide 180 by the field of view and turn that many times — misses people </w:t>
+      </w:r>
+      <w:r>
+        <w:rPr>
+          <w:rFonts w:ascii="Segoe UI" w:hAnsi="Segoe UI" w:cs="Segoe UI"/>
+          <w:i/>
+          <w:iCs/>
+          <w:sz w:val="22"/>
+          <w:szCs w:val="22"/>
+        </w:rPr>
+        <w:t>silen</w:t>
+      </w:r>
+      <w:r>
+        <w:rPr>
+          <w:rFonts w:ascii="Segoe UI" w:hAnsi="Segoe UI" w:cs="Segoe UI"/>
+          <w:i/>
+          <w:iCs/>
+          <w:sz w:val="22"/>
+          <w:szCs w:val="22"/>
+        </w:rPr>
+        <w:t>tly</w:t>
+      </w:r>
+      <w:r>
+        <w:rPr>
+          <w:rFonts w:ascii="Segoe UI" w:hAnsi="Segoe UI" w:cs="Segoe UI"/>
+          <w:sz w:val="22"/>
+          <w:szCs w:val="22"/>
+        </w:rPr>
+        <w:t>, which is the worst property an attendance system can have. Two corrections:</w:t>
       </w:r>
     </w:p>
     <w:p>
@@ -11590,62 +11472,106 @@
       </w:pPr>
       <w:r>
         <w:rPr>
+          <w:rFonts w:ascii="Segoe UI" w:eastAsia="Times New Roman" w:hAnsi="Segoe UI" w:cs="Segoe UI"/>
+          <w:sz w:val="22"/>
+          <w:szCs w:val="22"/>
+        </w:rPr>
+        <w:t xml:space="preserve">A camera at pan angle P sees from </w:t>
+      </w:r>
+      <w:r>
+        <w:rPr>
           <w:rStyle w:val="c1"/>
           <w:rFonts w:eastAsia="Times New Roman" w:cs="Segoe UI"/>
+        </w:rPr>
+        <w:t>P - fov/2</w:t>
+      </w:r>
+      <w:r>
+        <w:rPr>
+          <w:rFonts w:ascii="Segoe UI" w:eastAsia="Times New Roman" w:hAnsi="Segoe UI" w:cs="Segoe UI"/>
+          <w:sz w:val="22"/>
+          <w:szCs w:val="22"/>
+        </w:rPr>
+        <w:t xml:space="preserve"> to </w:t>
+      </w:r>
+      <w:r>
+        <w:rPr>
+          <w:rStyle w:val="c1"/>
+          <w:rFonts w:eastAsia="Times New Roman" w:cs="Segoe UI"/>
+        </w:rPr>
+        <w:t>P + fov/2</w:t>
+      </w:r>
+      <w:r>
+        <w:rPr>
+          <w:rFonts w:ascii="Segoe UI" w:eastAsia="Times New Roman" w:hAnsi="Segoe UI" w:cs="Segoe UI"/>
+          <w:sz w:val="22"/>
+          <w:szCs w:val="22"/>
+        </w:rPr>
+        <w:t xml:space="preserve">, so the </w:t>
+      </w:r>
+      <w:r>
+        <w:rPr>
+          <w:rFonts w:ascii="Segoe UI" w:eastAsia="Times New Roman" w:hAnsi="Segoe UI" w:cs="Segoe UI"/>
+          <w:sz w:val="22"/>
+          <w:szCs w:val="22"/>
+        </w:rPr>
+        <w:br/>
+        <w:t xml:space="preserve">outermost stops sit </w:t>
+      </w:r>
+      <w:r>
+        <w:rPr>
+          <w:rFonts w:ascii="Segoe UI" w:eastAsia="Times New Roman" w:hAnsi="Segoe UI" w:cs="Segoe UI"/>
           <w:b/>
           <w:bCs/>
-        </w:rPr>
-        <w:t>WAVE_FORMAT_EXTENSIBLE</w:t>
-      </w:r>
-      <w:r>
-        <w:rPr>
-          <w:rFonts w:ascii="Segoe UI" w:eastAsia="Times New Roman" w:hAnsi="Segoe UI" w:cs="Segoe UI"/>
-          <w:b/>
-          <w:bCs/>
-          <w:sz w:val="22"/>
-          <w:szCs w:val="22"/>
-        </w:rPr>
-        <w:t xml:space="preserve"> (0xFFFE) is a container</w:t>
-      </w:r>
-      <w:r>
-        <w:rPr>
-          <w:rFonts w:ascii="Segoe UI" w:eastAsia="Times New Roman" w:hAnsi="Segoe UI" w:cs="Segoe UI"/>
-          <w:sz w:val="22"/>
-          <w:szCs w:val="22"/>
-        </w:rPr>
-        <w:t xml:space="preserve">, not a format. The </w:t>
-      </w:r>
-      <w:r>
-        <w:rPr>
-          <w:rFonts w:ascii="Segoe UI" w:eastAsia="Times New Roman" w:hAnsi="Segoe UI" w:cs="Segoe UI"/>
-          <w:sz w:val="22"/>
-          <w:szCs w:val="22"/>
-        </w:rPr>
-        <w:br/>
-        <w:t>format that matters is the first two bytes of the</w:t>
-      </w:r>
-      <w:r>
-        <w:rPr>
-          <w:rFonts w:ascii="Segoe UI" w:eastAsia="Times New Roman" w:hAnsi="Segoe UI" w:cs="Segoe UI"/>
-          <w:sz w:val="22"/>
-          <w:szCs w:val="22"/>
-        </w:rPr>
-        <w:t xml:space="preserve"> SubFormat GUID, 24 bytes into the </w:t>
+          <w:sz w:val="22"/>
+          <w:szCs w:val="22"/>
+        </w:rPr>
+        <w:t>half a frame inside</w:t>
+      </w:r>
+      <w:r>
+        <w:rPr>
+          <w:rFonts w:ascii="Segoe UI" w:eastAsia="Times New Roman" w:hAnsi="Segoe UI" w:cs="Segoe UI"/>
+          <w:sz w:val="22"/>
+          <w:szCs w:val="22"/>
+        </w:rPr>
+        <w:t xml:space="preserve"> the arc's edges. The stops span </w:t>
       </w:r>
       <w:r>
         <w:rPr>
           <w:rStyle w:val="c1"/>
           <w:rFonts w:eastAsia="Times New Roman" w:cs="Segoe UI"/>
         </w:rPr>
-        <w:t xml:space="preserve">fmt </w:t>
-      </w:r>
-      <w:r>
-        <w:rPr>
-          <w:rFonts w:ascii="Segoe UI" w:eastAsia="Times New Roman" w:hAnsi="Segoe UI" w:cs="Segoe UI"/>
-          <w:sz w:val="22"/>
-          <w:szCs w:val="22"/>
-        </w:rPr>
-        <w:t xml:space="preserve">chunk. Read naively, ordinary 16-bit PCM from several common recorders reads as "compressed" and the whole folder is refused. </w:t>
+        <w:t>arc - fov</w:t>
+      </w:r>
+      <w:r>
+        <w:rPr>
+          <w:rFonts w:ascii="Segoe UI" w:eastAsia="Times New Roman" w:hAnsi="Segoe UI" w:cs="Segoe UI"/>
+          <w:sz w:val="22"/>
+          <w:szCs w:val="22"/>
+        </w:rPr>
+        <w:t xml:space="preserve">, not </w:t>
+      </w:r>
+      <w:r>
+        <w:rPr>
+          <w:rStyle w:val="c1"/>
+          <w:rFonts w:eastAsia="Times New Roman" w:cs="Segoe UI"/>
+        </w:rPr>
+        <w:t>arc</w:t>
+      </w:r>
+      <w:r>
+        <w:rPr>
+          <w:rFonts w:ascii="Segoe UI" w:eastAsia="Times New Roman" w:hAnsi="Segoe UI" w:cs="Segoe UI"/>
+          <w:sz w:val="22"/>
+          <w:szCs w:val="22"/>
+        </w:rPr>
+        <w:t>. Planning across t</w:t>
+      </w:r>
+      <w:r>
+        <w:rPr>
+          <w:rFonts w:ascii="Segoe UI" w:eastAsia="Times New Roman" w:hAnsi="Segoe UI" w:cs="Segoe UI"/>
+          <w:sz w:val="22"/>
+          <w:szCs w:val="22"/>
+        </w:rPr>
+        <w:t xml:space="preserve">he full arc leaves two blind wedges just inside its edges. </w:t>
       </w:r>
     </w:p>
     <w:p>
@@ -11664,20 +11590,28 @@
       <w:r>
         <w:rPr>
           <w:rFonts w:ascii="Segoe UI" w:eastAsia="Times New Roman" w:hAnsi="Segoe UI" w:cs="Segoe UI"/>
+          <w:sz w:val="22"/>
+          <w:szCs w:val="22"/>
+        </w:rPr>
+        <w:t xml:space="preserve">Frames </w:t>
+      </w:r>
+      <w:r>
+        <w:rPr>
+          <w:rFonts w:ascii="Segoe UI" w:eastAsia="Times New Roman" w:hAnsi="Segoe UI" w:cs="Segoe UI"/>
           <w:b/>
           <w:bCs/>
           <w:sz w:val="22"/>
           <w:szCs w:val="22"/>
         </w:rPr>
-        <w:t>RIFF chunks are word-aligned.</w:t>
-      </w:r>
-      <w:r>
-        <w:rPr>
-          <w:rFonts w:ascii="Segoe UI" w:eastAsia="Times New Roman" w:hAnsi="Segoe UI" w:cs="Segoe UI"/>
-          <w:sz w:val="22"/>
-          <w:szCs w:val="22"/>
-        </w:rPr>
-        <w:t xml:space="preserve"> An odd-length chunk is followed by a pad </w:t>
+        <w:t>overlap</w:t>
+      </w:r>
+      <w:r>
+        <w:rPr>
+          <w:rFonts w:ascii="Segoe UI" w:eastAsia="Times New Roman" w:hAnsi="Segoe UI" w:cs="Segoe UI"/>
+          <w:sz w:val="22"/>
+          <w:szCs w:val="22"/>
+        </w:rPr>
+        <w:t xml:space="preserve"> by a quarter of their width. A face on the seam between </w:t>
       </w:r>
       <w:r>
         <w:rPr>
@@ -11686,45 +11620,14 @@
           <w:szCs w:val="22"/>
         </w:rPr>
         <w:br/>
-        <w:t xml:space="preserve">byte the declared </w:t>
-      </w:r>
-      <w:r>
-        <w:rPr>
-          <w:rFonts w:ascii="Segoe UI" w:eastAsia="Times New Roman" w:hAnsi="Segoe UI" w:cs="Segoe UI"/>
-          <w:sz w:val="22"/>
-          <w:szCs w:val="22"/>
-        </w:rPr>
-        <w:t xml:space="preserve">size does not count, and walking without it lands one byte off and finds no </w:t>
-      </w:r>
-      <w:r>
-        <w:rPr>
-          <w:rStyle w:val="c1"/>
-          <w:rFonts w:eastAsia="Times New Roman" w:cs="Segoe UI"/>
-        </w:rPr>
-        <w:t>data</w:t>
-      </w:r>
-      <w:r>
-        <w:rPr>
-          <w:rFonts w:ascii="Segoe UI" w:eastAsia="Times New Roman" w:hAnsi="Segoe UI" w:cs="Segoe UI"/>
-          <w:sz w:val="22"/>
-          <w:szCs w:val="22"/>
-        </w:rPr>
-        <w:t xml:space="preserve"> chunk at all. Real files hit this: a </w:t>
-      </w:r>
-      <w:r>
-        <w:rPr>
-          <w:rStyle w:val="c1"/>
-          <w:rFonts w:eastAsia="Times New Roman" w:cs="Segoe UI"/>
-        </w:rPr>
-        <w:t>LIST</w:t>
-      </w:r>
-      <w:r>
-        <w:rPr>
-          <w:rFonts w:ascii="Segoe UI" w:eastAsia="Times New Roman" w:hAnsi="Segoe UI" w:cs="Segoe UI"/>
-          <w:sz w:val="22"/>
-          <w:szCs w:val="22"/>
-        </w:rPr>
-        <w:t xml:space="preserve"> chunk holding an odd-length title is the usual way. </w:t>
+      </w:r>
+      <w:r>
+        <w:rPr>
+          <w:rFonts w:ascii="Segoe UI" w:eastAsia="Times New Roman" w:hAnsi="Segoe UI" w:cs="Segoe UI"/>
+          <w:sz w:val="22"/>
+          <w:szCs w:val="22"/>
+        </w:rPr>
+        <w:t xml:space="preserve">two abutting frames is cut in half in both and recognised in neither, so the sweep would report everyone except the person standing at the join. </w:t>
       </w:r>
     </w:p>
     <w:p>
@@ -11742,7 +11645,77 @@
           <w:sz w:val="22"/>
           <w:szCs w:val="22"/>
         </w:rPr>
-        <w:t>A streaming writer that never went back to fix its header leaves the data size at 0 or 0xFFFFFFFF. The duration then comes from the bytes actually on disk, and the clip is tagged as estimated rather than reported as 0:00 or 13 hours.</w:t>
+        <w:t xml:space="preserve">If the requested zoom makes the field of view so narrow that the arc needs more stops than the budget allows, </w:t>
+      </w:r>
+      <w:r>
+        <w:rPr>
+          <w:rFonts w:ascii="Segoe UI" w:hAnsi="Segoe UI" w:cs="Segoe UI"/>
+          <w:sz w:val="22"/>
+          <w:szCs w:val="22"/>
+        </w:rPr>
+        <w:t xml:space="preserve">the sweep covers a </w:t>
+      </w:r>
+      <w:r>
+        <w:rPr>
+          <w:rFonts w:ascii="Segoe UI" w:hAnsi="Segoe UI" w:cs="Segoe UI"/>
+          <w:b/>
+          <w:bCs/>
+          <w:sz w:val="22"/>
+          <w:szCs w:val="22"/>
+        </w:rPr>
+        <w:t>smaller arc properly</w:t>
+      </w:r>
+      <w:r>
+        <w:rPr>
+          <w:rFonts w:ascii="Segoe UI" w:hAnsi="Segoe UI" w:cs="Segoe UI"/>
+          <w:sz w:val="22"/>
+          <w:szCs w:val="22"/>
+        </w:rPr>
+        <w:t xml:space="preserve"> rather than scattering the same few stops across the full one. A narrower arc is reported and can be argued with; a hole between frames cannot.</w:t>
+      </w:r>
+    </w:p>
+    <w:p>
+      <w:pPr>
+        <w:pStyle w:val="NormalWeb"/>
+        <w:rPr>
+          <w:rFonts w:ascii="Segoe UI" w:hAnsi="Segoe UI" w:cs="Segoe UI"/>
+          <w:sz w:val="22"/>
+          <w:szCs w:val="22"/>
+        </w:rPr>
+      </w:pPr>
+      <w:r>
+        <w:rPr>
+          <w:rFonts w:ascii="Segoe UI" w:hAnsi="Segoe UI" w:cs="Segoe UI"/>
+          <w:sz w:val="22"/>
+          <w:szCs w:val="22"/>
+        </w:rPr>
+        <w:t>This maths needs the optics, which ONVIF does not report usefully, so th</w:t>
+      </w:r>
+      <w:r>
+        <w:rPr>
+          <w:rFonts w:ascii="Segoe UI" w:hAnsi="Segoe UI" w:cs="Segoe UI"/>
+          <w:sz w:val="22"/>
+          <w:szCs w:val="22"/>
+        </w:rPr>
+        <w:t xml:space="preserve">e camera form carries them. </w:t>
+      </w:r>
+      <w:r>
+        <w:rPr>
+          <w:rFonts w:ascii="Segoe UI" w:hAnsi="Segoe UI" w:cs="Segoe UI"/>
+          <w:b/>
+          <w:bCs/>
+          <w:sz w:val="22"/>
+          <w:szCs w:val="22"/>
+        </w:rPr>
+        <w:t>Field of view is the one to get right</w:t>
+      </w:r>
+      <w:r>
+        <w:rPr>
+          <w:rFonts w:ascii="Segoe UI" w:hAnsi="Segoe UI" w:cs="Segoe UI"/>
+          <w:sz w:val="22"/>
+          <w:szCs w:val="22"/>
+        </w:rPr>
+        <w:t xml:space="preserve"> — it is precisely what decides whether the frames overlap or leave gaps.</w:t>
       </w:r>
     </w:p>
     <w:p>
@@ -11756,7 +11729,7 @@
         <w:rPr>
           <w:rFonts w:ascii="Segoe UI" w:eastAsia="Times New Roman" w:hAnsi="Segoe UI" w:cs="Segoe UI"/>
         </w:rPr>
-        <w:t>What comes out</w:t>
+        <w:t>Waiting for the head to stop</w:t>
       </w:r>
     </w:p>
     <w:p>
@@ -11770,19 +11743,193 @@
       </w:pPr>
       <w:r>
         <w:rPr>
-          <w:rFonts w:ascii="Segoe UI" w:hAnsi="Segoe UI" w:cs="Segoe UI"/>
-          <w:sz w:val="22"/>
-          <w:szCs w:val="22"/>
-        </w:rPr>
-        <w:t>Two fil</w:t>
-      </w:r>
-      <w:r>
-        <w:rPr>
-          <w:rFonts w:ascii="Segoe UI" w:hAnsi="Segoe UI" w:cs="Segoe UI"/>
-          <w:sz w:val="22"/>
-          <w:szCs w:val="22"/>
-        </w:rPr>
-        <w:t>es, because the same clips and transcripts feed two ecosystems that read different ones:</w:t>
+          <w:rStyle w:val="c1"/>
+          <w:rFonts w:cs="Segoe UI"/>
+        </w:rPr>
+        <w:t>AbsoluteMove</w:t>
+      </w:r>
+      <w:r>
+        <w:rPr>
+          <w:rFonts w:ascii="Segoe UI" w:hAnsi="Segoe UI" w:cs="Segoe UI"/>
+          <w:sz w:val="22"/>
+          <w:szCs w:val="22"/>
+        </w:rPr>
+        <w:t xml:space="preserve"> returns when the camera </w:t>
+      </w:r>
+      <w:r>
+        <w:rPr>
+          <w:rFonts w:ascii="Segoe UI" w:hAnsi="Segoe UI" w:cs="Segoe UI"/>
+          <w:i/>
+          <w:iCs/>
+          <w:sz w:val="22"/>
+          <w:szCs w:val="22"/>
+        </w:rPr>
+        <w:t>accepts</w:t>
+      </w:r>
+      <w:r>
+        <w:rPr>
+          <w:rFonts w:ascii="Segoe UI" w:hAnsi="Segoe UI" w:cs="Segoe UI"/>
+          <w:sz w:val="22"/>
+          <w:szCs w:val="22"/>
+        </w:rPr>
+        <w:t xml:space="preserve"> the command, not when the lens arrives. Gra</w:t>
+      </w:r>
+      <w:r>
+        <w:rPr>
+          <w:rFonts w:ascii="Segoe UI" w:hAnsi="Segoe UI" w:cs="Segoe UI"/>
+          <w:sz w:val="22"/>
+          <w:szCs w:val="22"/>
+        </w:rPr>
+        <w:t xml:space="preserve">bbing a frame immediately afterwards photographs the previous angle, consistently enough that the result looks like a working sweep with a mysteriously poor hit rate. The server polls ONVIF </w:t>
+      </w:r>
+      <w:r>
+        <w:rPr>
+          <w:rStyle w:val="c1"/>
+          <w:rFonts w:cs="Segoe UI"/>
+        </w:rPr>
+        <w:t>GetStatus</w:t>
+      </w:r>
+      <w:r>
+        <w:rPr>
+          <w:rFonts w:ascii="Segoe UI" w:hAnsi="Segoe UI" w:cs="Segoe UI"/>
+          <w:sz w:val="22"/>
+          <w:szCs w:val="22"/>
+        </w:rPr>
+        <w:t xml:space="preserve"> for </w:t>
+      </w:r>
+      <w:r>
+        <w:rPr>
+          <w:rStyle w:val="c1"/>
+          <w:rFonts w:cs="Segoe UI"/>
+        </w:rPr>
+        <w:t>MoveStatus</w:t>
+      </w:r>
+      <w:r>
+        <w:rPr>
+          <w:rFonts w:ascii="Segoe UI" w:hAnsi="Segoe UI" w:cs="Segoe UI"/>
+          <w:sz w:val="22"/>
+          <w:szCs w:val="22"/>
+        </w:rPr>
+        <w:t xml:space="preserve"> and then waits a fixed settle time as wel</w:t>
+      </w:r>
+      <w:r>
+        <w:rPr>
+          <w:rFonts w:ascii="Segoe UI" w:hAnsi="Segoe UI" w:cs="Segoe UI"/>
+          <w:sz w:val="22"/>
+          <w:szCs w:val="22"/>
+        </w:rPr>
+        <w:t xml:space="preserve">l, because plenty of cameras report </w:t>
+      </w:r>
+      <w:r>
+        <w:rPr>
+          <w:rStyle w:val="c1"/>
+          <w:rFonts w:cs="Segoe UI"/>
+        </w:rPr>
+        <w:t>IDLE</w:t>
+      </w:r>
+      <w:r>
+        <w:rPr>
+          <w:rFonts w:ascii="Segoe UI" w:hAnsi="Segoe UI" w:cs="Segoe UI"/>
+          <w:sz w:val="22"/>
+          <w:szCs w:val="22"/>
+        </w:rPr>
+        <w:t xml:space="preserve"> while the head is still visibly ringing.</w:t>
+      </w:r>
+    </w:p>
+    <w:p>
+      <w:pPr>
+        <w:pStyle w:val="Heading3"/>
+        <w:rPr>
+          <w:rFonts w:ascii="Segoe UI" w:eastAsia="Times New Roman" w:hAnsi="Segoe UI" w:cs="Segoe UI"/>
+        </w:rPr>
+      </w:pPr>
+      <w:r>
+        <w:rPr>
+          <w:rFonts w:ascii="Segoe UI" w:eastAsia="Times New Roman" w:hAnsi="Segoe UI" w:cs="Segoe UI"/>
+        </w:rPr>
+        <w:t>Who the faces belong to</w:t>
+      </w:r>
+    </w:p>
+    <w:p>
+      <w:pPr>
+        <w:pStyle w:val="NormalWeb"/>
+        <w:rPr>
+          <w:rFonts w:ascii="Segoe UI" w:hAnsi="Segoe UI" w:cs="Segoe UI"/>
+          <w:sz w:val="22"/>
+          <w:szCs w:val="22"/>
+        </w:rPr>
+      </w:pPr>
+      <w:r>
+        <w:rPr>
+          <w:rFonts w:ascii="Segoe UI" w:hAnsi="Segoe UI" w:cs="Segoe UI"/>
+          <w:sz w:val="22"/>
+          <w:szCs w:val="22"/>
+        </w:rPr>
+        <w:t xml:space="preserve">Matching uses the same function and the same thresholds as face sign-in — </w:t>
+      </w:r>
+      <w:r>
+        <w:rPr>
+          <w:rStyle w:val="c1"/>
+          <w:rFonts w:cs="Segoe UI"/>
+        </w:rPr>
+        <w:t>backend/src/helpers/faceMatch.js</w:t>
+      </w:r>
+      <w:r>
+        <w:rPr>
+          <w:rFonts w:ascii="Segoe UI" w:hAnsi="Segoe UI" w:cs="Segoe UI"/>
+          <w:sz w:val="22"/>
+          <w:szCs w:val="22"/>
+        </w:rPr>
+        <w:t xml:space="preserve">, extracted from </w:t>
+      </w:r>
+      <w:r>
+        <w:rPr>
+          <w:rStyle w:val="c1"/>
+          <w:rFonts w:cs="Segoe UI"/>
+        </w:rPr>
+        <w:t>authController</w:t>
+      </w:r>
+      <w:r>
+        <w:rPr>
+          <w:rFonts w:ascii="Segoe UI" w:hAnsi="Segoe UI" w:cs="Segoe UI"/>
+          <w:sz w:val="22"/>
+          <w:szCs w:val="22"/>
+        </w:rPr>
+        <w:t xml:space="preserve"> for exactly </w:t>
+      </w:r>
+      <w:r>
+        <w:rPr>
+          <w:rFonts w:ascii="Segoe UI" w:hAnsi="Segoe UI" w:cs="Segoe UI"/>
+          <w:sz w:val="22"/>
+          <w:szCs w:val="22"/>
+        </w:rPr>
+        <w:t>this reason. If attendance called two people the same at a distance sign-in would reject, the list would name people the system refuses to let in.</w:t>
+      </w:r>
+    </w:p>
+    <w:p>
+      <w:pPr>
+        <w:pStyle w:val="NormalWeb"/>
+        <w:rPr>
+          <w:rFonts w:ascii="Segoe UI" w:hAnsi="Segoe UI" w:cs="Segoe UI"/>
+          <w:sz w:val="22"/>
+          <w:szCs w:val="22"/>
+        </w:rPr>
+      </w:pPr>
+      <w:r>
+        <w:rPr>
+          <w:rFonts w:ascii="Segoe UI" w:hAnsi="Segoe UI" w:cs="Segoe UI"/>
+          <w:sz w:val="22"/>
+          <w:szCs w:val="22"/>
+        </w:rPr>
+        <w:t>Every submitted face ends in one of five outcomes, and the page is told which, because "we saw eleven faces a</w:t>
+      </w:r>
+      <w:r>
+        <w:rPr>
+          <w:rFonts w:ascii="Segoe UI" w:hAnsi="Segoe UI" w:cs="Segoe UI"/>
+          <w:sz w:val="22"/>
+          <w:szCs w:val="22"/>
+        </w:rPr>
+        <w:t>nd recorded nine people" is only answerable if the other two are accounted for:</w:t>
       </w:r>
     </w:p>
     <w:tbl>
@@ -11803,9 +11950,2934 @@
         <w:tblLook w:val="04A0" w:firstRow="1" w:lastRow="0" w:firstColumn="1" w:lastColumn="0" w:noHBand="0" w:noVBand="1"/>
       </w:tblPr>
       <w:tblGrid>
-        <w:gridCol w:w="480"/>
-        <w:gridCol w:w="480"/>
-        <w:gridCol w:w="480"/>
+        <w:gridCol w:w="2115"/>
+        <w:gridCol w:w="7536"/>
+      </w:tblGrid>
+      <w:tr>
+        <w:tc>
+          <w:tcPr>
+            <w:tcW w:w="0" w:type="auto"/>
+            <w:tcBorders>
+              <w:top w:val="single" w:sz="6" w:space="0" w:color="9AA5B1"/>
+              <w:left w:val="single" w:sz="6" w:space="0" w:color="9AA5B1"/>
+              <w:bottom w:val="single" w:sz="6" w:space="0" w:color="9AA5B1"/>
+              <w:right w:val="single" w:sz="6" w:space="0" w:color="9AA5B1"/>
+            </w:tcBorders>
+            <w:shd w:val="clear" w:color="auto" w:fill="EEF2F7"/>
+            <w:tcMar>
+              <w:top w:w="80" w:type="dxa"/>
+              <w:left w:w="80" w:type="dxa"/>
+              <w:bottom w:w="80" w:type="dxa"/>
+              <w:right w:w="80" w:type="dxa"/>
+            </w:tcMar>
+            <w:hideMark/>
+          </w:tcPr>
+          <w:p>
+            <w:pPr>
+              <w:rPr>
+                <w:rFonts w:ascii="Segoe UI" w:eastAsia="Times New Roman" w:hAnsi="Segoe UI" w:cs="Segoe UI"/>
+                <w:b/>
+                <w:bCs/>
+                <w:sz w:val="19"/>
+                <w:szCs w:val="19"/>
+              </w:rPr>
+            </w:pPr>
+            <w:r>
+              <w:rPr>
+                <w:rFonts w:ascii="Segoe UI" w:eastAsia="Times New Roman" w:hAnsi="Segoe UI" w:cs="Segoe UI"/>
+                <w:b/>
+                <w:bCs/>
+                <w:sz w:val="19"/>
+                <w:szCs w:val="19"/>
+              </w:rPr>
+              <w:t>Outcome</w:t>
+            </w:r>
+          </w:p>
+        </w:tc>
+        <w:tc>
+          <w:tcPr>
+            <w:tcW w:w="0" w:type="auto"/>
+            <w:tcBorders>
+              <w:top w:val="single" w:sz="6" w:space="0" w:color="9AA5B1"/>
+              <w:left w:val="single" w:sz="6" w:space="0" w:color="9AA5B1"/>
+              <w:bottom w:val="single" w:sz="6" w:space="0" w:color="9AA5B1"/>
+              <w:right w:val="single" w:sz="6" w:space="0" w:color="9AA5B1"/>
+            </w:tcBorders>
+            <w:shd w:val="clear" w:color="auto" w:fill="EEF2F7"/>
+            <w:tcMar>
+              <w:top w:w="80" w:type="dxa"/>
+              <w:left w:w="80" w:type="dxa"/>
+              <w:bottom w:w="80" w:type="dxa"/>
+              <w:right w:w="80" w:type="dxa"/>
+            </w:tcMar>
+            <w:hideMark/>
+          </w:tcPr>
+          <w:p>
+            <w:pPr>
+              <w:rPr>
+                <w:rFonts w:ascii="Segoe UI" w:eastAsia="Times New Roman" w:hAnsi="Segoe UI" w:cs="Segoe UI"/>
+                <w:b/>
+                <w:bCs/>
+                <w:sz w:val="19"/>
+                <w:szCs w:val="19"/>
+              </w:rPr>
+            </w:pPr>
+            <w:r>
+              <w:rPr>
+                <w:rFonts w:ascii="Segoe UI" w:eastAsia="Times New Roman" w:hAnsi="Segoe UI" w:cs="Segoe UI"/>
+                <w:b/>
+                <w:bCs/>
+                <w:sz w:val="19"/>
+                <w:szCs w:val="19"/>
+              </w:rPr>
+              <w:t>Meaning</w:t>
+            </w:r>
+          </w:p>
+        </w:tc>
+      </w:tr>
+      <w:tr>
+        <w:tc>
+          <w:tcPr>
+            <w:tcW w:w="0" w:type="auto"/>
+            <w:tcBorders>
+              <w:top w:val="single" w:sz="6" w:space="0" w:color="9AA5B1"/>
+              <w:left w:val="single" w:sz="6" w:space="0" w:color="9AA5B1"/>
+              <w:bottom w:val="single" w:sz="6" w:space="0" w:color="9AA5B1"/>
+              <w:right w:val="single" w:sz="6" w:space="0" w:color="9AA5B1"/>
+            </w:tcBorders>
+            <w:tcMar>
+              <w:top w:w="80" w:type="dxa"/>
+              <w:left w:w="80" w:type="dxa"/>
+              <w:bottom w:w="80" w:type="dxa"/>
+              <w:right w:w="80" w:type="dxa"/>
+            </w:tcMar>
+            <w:hideMark/>
+          </w:tcPr>
+          <w:p>
+            <w:pPr>
+              <w:rPr>
+                <w:rFonts w:ascii="Segoe UI" w:eastAsia="Times New Roman" w:hAnsi="Segoe UI" w:cs="Segoe UI"/>
+                <w:sz w:val="19"/>
+                <w:szCs w:val="19"/>
+              </w:rPr>
+            </w:pPr>
+            <w:r>
+              <w:rPr>
+                <w:rStyle w:val="c1"/>
+                <w:rFonts w:eastAsia="Times New Roman" w:cs="Segoe UI"/>
+              </w:rPr>
+              <w:t>user</w:t>
+            </w:r>
+          </w:p>
+        </w:tc>
+        <w:tc>
+          <w:tcPr>
+            <w:tcW w:w="0" w:type="auto"/>
+            <w:tcBorders>
+              <w:top w:val="single" w:sz="6" w:space="0" w:color="9AA5B1"/>
+              <w:left w:val="single" w:sz="6" w:space="0" w:color="9AA5B1"/>
+              <w:bottom w:val="single" w:sz="6" w:space="0" w:color="9AA5B1"/>
+              <w:right w:val="single" w:sz="6" w:space="0" w:color="9AA5B1"/>
+            </w:tcBorders>
+            <w:tcMar>
+              <w:top w:w="80" w:type="dxa"/>
+              <w:left w:w="80" w:type="dxa"/>
+              <w:bottom w:w="80" w:type="dxa"/>
+              <w:right w:w="80" w:type="dxa"/>
+            </w:tcMar>
+            <w:hideMark/>
+          </w:tcPr>
+          <w:p>
+            <w:pPr>
+              <w:rPr>
+                <w:rFonts w:ascii="Segoe UI" w:eastAsia="Times New Roman" w:hAnsi="Segoe UI" w:cs="Segoe UI"/>
+                <w:sz w:val="19"/>
+                <w:szCs w:val="19"/>
+              </w:rPr>
+            </w:pPr>
+            <w:r>
+              <w:rPr>
+                <w:rFonts w:ascii="Segoe UI" w:eastAsia="Times New Roman" w:hAnsi="Segoe UI" w:cs="Segoe UI"/>
+                <w:sz w:val="19"/>
+                <w:szCs w:val="19"/>
+              </w:rPr>
+              <w:t>matched an enrolled account</w:t>
+            </w:r>
+          </w:p>
+        </w:tc>
+      </w:tr>
+      <w:tr>
+        <w:tc>
+          <w:tcPr>
+            <w:tcW w:w="0" w:type="auto"/>
+            <w:tcBorders>
+              <w:top w:val="single" w:sz="6" w:space="0" w:color="9AA5B1"/>
+              <w:left w:val="single" w:sz="6" w:space="0" w:color="9AA5B1"/>
+              <w:bottom w:val="single" w:sz="6" w:space="0" w:color="9AA5B1"/>
+              <w:right w:val="single" w:sz="6" w:space="0" w:color="9AA5B1"/>
+            </w:tcBorders>
+            <w:tcMar>
+              <w:top w:w="80" w:type="dxa"/>
+              <w:left w:w="80" w:type="dxa"/>
+              <w:bottom w:w="80" w:type="dxa"/>
+              <w:right w:w="80" w:type="dxa"/>
+            </w:tcMar>
+            <w:hideMark/>
+          </w:tcPr>
+          <w:p>
+            <w:pPr>
+              <w:rPr>
+                <w:rFonts w:ascii="Segoe UI" w:eastAsia="Times New Roman" w:hAnsi="Segoe UI" w:cs="Segoe UI"/>
+                <w:sz w:val="19"/>
+                <w:szCs w:val="19"/>
+              </w:rPr>
+            </w:pPr>
+            <w:r>
+              <w:rPr>
+                <w:rStyle w:val="c1"/>
+                <w:rFonts w:eastAsia="Times New Roman" w:cs="Segoe UI"/>
+              </w:rPr>
+              <w:t>visitor</w:t>
+            </w:r>
+          </w:p>
+        </w:tc>
+        <w:tc>
+          <w:tcPr>
+            <w:tcW w:w="0" w:type="auto"/>
+            <w:tcBorders>
+              <w:top w:val="single" w:sz="6" w:space="0" w:color="9AA5B1"/>
+              <w:left w:val="single" w:sz="6" w:space="0" w:color="9AA5B1"/>
+              <w:bottom w:val="single" w:sz="6" w:space="0" w:color="9AA5B1"/>
+              <w:right w:val="single" w:sz="6" w:space="0" w:color="9AA5B1"/>
+            </w:tcBorders>
+            <w:tcMar>
+              <w:top w:w="80" w:type="dxa"/>
+              <w:left w:w="80" w:type="dxa"/>
+              <w:bottom w:w="80" w:type="dxa"/>
+              <w:right w:w="80" w:type="dxa"/>
+            </w:tcMar>
+            <w:hideMark/>
+          </w:tcPr>
+          <w:p>
+            <w:pPr>
+              <w:rPr>
+                <w:rFonts w:ascii="Segoe UI" w:eastAsia="Times New Roman" w:hAnsi="Segoe UI" w:cs="Segoe UI"/>
+                <w:sz w:val="19"/>
+                <w:szCs w:val="19"/>
+              </w:rPr>
+            </w:pPr>
+            <w:r>
+              <w:rPr>
+                <w:rFonts w:ascii="Segoe UI" w:eastAsia="Times New Roman" w:hAnsi="Segoe UI" w:cs="Segoe UI"/>
+                <w:sz w:val="19"/>
+                <w:szCs w:val="19"/>
+              </w:rPr>
+              <w:t>matched a face seen before that has no name yet</w:t>
+            </w:r>
+          </w:p>
+        </w:tc>
+      </w:tr>
+      <w:tr>
+        <w:tc>
+          <w:tcPr>
+            <w:tcW w:w="0" w:type="auto"/>
+            <w:tcBorders>
+              <w:top w:val="single" w:sz="6" w:space="0" w:color="9AA5B1"/>
+              <w:left w:val="single" w:sz="6" w:space="0" w:color="9AA5B1"/>
+              <w:bottom w:val="single" w:sz="6" w:space="0" w:color="9AA5B1"/>
+              <w:right w:val="single" w:sz="6" w:space="0" w:color="9AA5B1"/>
+            </w:tcBorders>
+            <w:tcMar>
+              <w:top w:w="80" w:type="dxa"/>
+              <w:left w:w="80" w:type="dxa"/>
+              <w:bottom w:w="80" w:type="dxa"/>
+              <w:right w:w="80" w:type="dxa"/>
+            </w:tcMar>
+            <w:hideMark/>
+          </w:tcPr>
+          <w:p>
+            <w:pPr>
+              <w:rPr>
+                <w:rFonts w:ascii="Segoe UI" w:eastAsia="Times New Roman" w:hAnsi="Segoe UI" w:cs="Segoe UI"/>
+                <w:sz w:val="19"/>
+                <w:szCs w:val="19"/>
+              </w:rPr>
+            </w:pPr>
+            <w:r>
+              <w:rPr>
+                <w:rStyle w:val="c1"/>
+                <w:rFonts w:eastAsia="Times New Roman" w:cs="Segoe UI"/>
+              </w:rPr>
+              <w:t>registered</w:t>
+            </w:r>
+          </w:p>
+        </w:tc>
+        <w:tc>
+          <w:tcPr>
+            <w:tcW w:w="0" w:type="auto"/>
+            <w:tcBorders>
+              <w:top w:val="single" w:sz="6" w:space="0" w:color="9AA5B1"/>
+              <w:left w:val="single" w:sz="6" w:space="0" w:color="9AA5B1"/>
+              <w:bottom w:val="single" w:sz="6" w:space="0" w:color="9AA5B1"/>
+              <w:right w:val="single" w:sz="6" w:space="0" w:color="9AA5B1"/>
+            </w:tcBorders>
+            <w:tcMar>
+              <w:top w:w="80" w:type="dxa"/>
+              <w:left w:w="80" w:type="dxa"/>
+              <w:bottom w:w="80" w:type="dxa"/>
+              <w:right w:w="80" w:type="dxa"/>
+            </w:tcMar>
+            <w:hideMark/>
+          </w:tcPr>
+          <w:p>
+            <w:pPr>
+              <w:rPr>
+                <w:rFonts w:ascii="Segoe UI" w:eastAsia="Times New Roman" w:hAnsi="Segoe UI" w:cs="Segoe UI"/>
+                <w:sz w:val="19"/>
+                <w:szCs w:val="19"/>
+              </w:rPr>
+            </w:pPr>
+            <w:r>
+              <w:rPr>
+                <w:rFonts w:ascii="Segoe UI" w:eastAsia="Times New Roman" w:hAnsi="Segoe UI" w:cs="Segoe UI"/>
+                <w:sz w:val="19"/>
+                <w:szCs w:val="19"/>
+              </w:rPr>
+              <w:t>nobody has seen this face before; it is now on file</w:t>
+            </w:r>
+          </w:p>
+        </w:tc>
+      </w:tr>
+      <w:tr>
+        <w:tc>
+          <w:tcPr>
+            <w:tcW w:w="0" w:type="auto"/>
+            <w:tcBorders>
+              <w:top w:val="single" w:sz="6" w:space="0" w:color="9AA5B1"/>
+              <w:left w:val="single" w:sz="6" w:space="0" w:color="9AA5B1"/>
+              <w:bottom w:val="single" w:sz="6" w:space="0" w:color="9AA5B1"/>
+              <w:right w:val="single" w:sz="6" w:space="0" w:color="9AA5B1"/>
+            </w:tcBorders>
+            <w:tcMar>
+              <w:top w:w="80" w:type="dxa"/>
+              <w:left w:w="80" w:type="dxa"/>
+              <w:bottom w:w="80" w:type="dxa"/>
+              <w:right w:w="80" w:type="dxa"/>
+            </w:tcMar>
+            <w:hideMark/>
+          </w:tcPr>
+          <w:p>
+            <w:pPr>
+              <w:rPr>
+                <w:rFonts w:ascii="Segoe UI" w:eastAsia="Times New Roman" w:hAnsi="Segoe UI" w:cs="Segoe UI"/>
+                <w:sz w:val="19"/>
+                <w:szCs w:val="19"/>
+              </w:rPr>
+            </w:pPr>
+            <w:r>
+              <w:rPr>
+                <w:rStyle w:val="c1"/>
+                <w:rFonts w:eastAsia="Times New Roman" w:cs="Segoe UI"/>
+              </w:rPr>
+              <w:t>ambiguous</w:t>
+            </w:r>
+          </w:p>
+        </w:tc>
+        <w:tc>
+          <w:tcPr>
+            <w:tcW w:w="0" w:type="auto"/>
+            <w:tcBorders>
+              <w:top w:val="single" w:sz="6" w:space="0" w:color="9AA5B1"/>
+              <w:left w:val="single" w:sz="6" w:space="0" w:color="9AA5B1"/>
+              <w:bottom w:val="single" w:sz="6" w:space="0" w:color="9AA5B1"/>
+              <w:right w:val="single" w:sz="6" w:space="0" w:color="9AA5B1"/>
+            </w:tcBorders>
+            <w:tcMar>
+              <w:top w:w="80" w:type="dxa"/>
+              <w:left w:w="80" w:type="dxa"/>
+              <w:bottom w:w="80" w:type="dxa"/>
+              <w:right w:w="80" w:type="dxa"/>
+            </w:tcMar>
+            <w:hideMark/>
+          </w:tcPr>
+          <w:p>
+            <w:pPr>
+              <w:rPr>
+                <w:rFonts w:ascii="Segoe UI" w:eastAsia="Times New Roman" w:hAnsi="Segoe UI" w:cs="Segoe UI"/>
+                <w:sz w:val="19"/>
+                <w:szCs w:val="19"/>
+              </w:rPr>
+            </w:pPr>
+            <w:r>
+              <w:rPr>
+                <w:rFonts w:ascii="Segoe UI" w:eastAsia="Times New Roman" w:hAnsi="Segoe UI" w:cs="Segoe UI"/>
+                <w:sz w:val="19"/>
+                <w:szCs w:val="19"/>
+              </w:rPr>
+              <w:t>too close to two enrolled people to say which</w:t>
+            </w:r>
+          </w:p>
+        </w:tc>
+      </w:tr>
+      <w:tr>
+        <w:tc>
+          <w:tcPr>
+            <w:tcW w:w="0" w:type="auto"/>
+            <w:tcBorders>
+              <w:top w:val="single" w:sz="6" w:space="0" w:color="9AA5B1"/>
+              <w:left w:val="single" w:sz="6" w:space="0" w:color="9AA5B1"/>
+              <w:bottom w:val="single" w:sz="6" w:space="0" w:color="9AA5B1"/>
+              <w:right w:val="single" w:sz="6" w:space="0" w:color="9AA5B1"/>
+            </w:tcBorders>
+            <w:tcMar>
+              <w:top w:w="80" w:type="dxa"/>
+              <w:left w:w="80" w:type="dxa"/>
+              <w:bottom w:w="80" w:type="dxa"/>
+              <w:right w:w="80" w:type="dxa"/>
+            </w:tcMar>
+            <w:hideMark/>
+          </w:tcPr>
+          <w:p>
+            <w:pPr>
+              <w:rPr>
+                <w:rFonts w:ascii="Segoe UI" w:eastAsia="Times New Roman" w:hAnsi="Segoe UI" w:cs="Segoe UI"/>
+                <w:sz w:val="19"/>
+                <w:szCs w:val="19"/>
+              </w:rPr>
+            </w:pPr>
+            <w:r>
+              <w:rPr>
+                <w:rStyle w:val="c1"/>
+                <w:rFonts w:eastAsia="Times New Roman" w:cs="Segoe UI"/>
+              </w:rPr>
+              <w:t>rejected</w:t>
+            </w:r>
+          </w:p>
+        </w:tc>
+        <w:tc>
+          <w:tcPr>
+            <w:tcW w:w="0" w:type="auto"/>
+            <w:tcBorders>
+              <w:top w:val="single" w:sz="6" w:space="0" w:color="9AA5B1"/>
+              <w:left w:val="single" w:sz="6" w:space="0" w:color="9AA5B1"/>
+              <w:bottom w:val="single" w:sz="6" w:space="0" w:color="9AA5B1"/>
+              <w:right w:val="single" w:sz="6" w:space="0" w:color="9AA5B1"/>
+            </w:tcBorders>
+            <w:tcMar>
+              <w:top w:w="80" w:type="dxa"/>
+              <w:left w:w="80" w:type="dxa"/>
+              <w:bottom w:w="80" w:type="dxa"/>
+              <w:right w:w="80" w:type="dxa"/>
+            </w:tcMar>
+            <w:hideMark/>
+          </w:tcPr>
+          <w:p>
+            <w:pPr>
+              <w:rPr>
+                <w:rFonts w:ascii="Segoe UI" w:eastAsia="Times New Roman" w:hAnsi="Segoe UI" w:cs="Segoe UI"/>
+                <w:sz w:val="19"/>
+                <w:szCs w:val="19"/>
+              </w:rPr>
+            </w:pPr>
+            <w:r>
+              <w:rPr>
+                <w:rFonts w:ascii="Segoe UI" w:eastAsia="Times New Roman" w:hAnsi="Segoe UI" w:cs="Segoe UI"/>
+                <w:sz w:val="19"/>
+                <w:szCs w:val="19"/>
+              </w:rPr>
+              <w:t>too small or too uncertain to be worth matching</w:t>
+            </w:r>
+          </w:p>
+        </w:tc>
+      </w:tr>
+    </w:tbl>
+    <w:p>
+      <w:pPr>
+        <w:pStyle w:val="NormalWeb"/>
+        <w:rPr>
+          <w:rFonts w:ascii="Segoe UI" w:hAnsi="Segoe UI" w:cs="Segoe UI"/>
+          <w:sz w:val="22"/>
+          <w:szCs w:val="22"/>
+        </w:rPr>
+      </w:pPr>
+      <w:r>
+        <w:rPr>
+          <w:rStyle w:val="c1"/>
+          <w:rFonts w:cs="Segoe UI"/>
+        </w:rPr>
+        <w:lastRenderedPageBreak/>
+        <w:t>ambiguous</w:t>
+      </w:r>
+      <w:r>
+        <w:rPr>
+          <w:rFonts w:ascii="Segoe UI" w:hAnsi="Segoe UI" w:cs="Segoe UI"/>
+          <w:sz w:val="22"/>
+          <w:szCs w:val="22"/>
+        </w:rPr>
+        <w:t xml:space="preserve"> deliberately does </w:t>
+      </w:r>
+      <w:r>
+        <w:rPr>
+          <w:rFonts w:ascii="Segoe UI" w:hAnsi="Segoe UI" w:cs="Segoe UI"/>
+          <w:b/>
+          <w:bCs/>
+          <w:sz w:val="22"/>
+          <w:szCs w:val="22"/>
+        </w:rPr>
+        <w:t>not</w:t>
+      </w:r>
+      <w:r>
+        <w:rPr>
+          <w:rFonts w:ascii="Segoe UI" w:hAnsi="Segoe UI" w:cs="Segoe UI"/>
+          <w:sz w:val="22"/>
+          <w:szCs w:val="22"/>
+        </w:rPr>
+        <w:t xml:space="preserve"> fall through to registering a visitor. The person is on the roster; creating a nameless record for them would</w:t>
+      </w:r>
+      <w:r>
+        <w:rPr>
+          <w:rFonts w:ascii="Segoe UI" w:hAnsi="Segoe UI" w:cs="Segoe UI"/>
+          <w:sz w:val="22"/>
+          <w:szCs w:val="22"/>
+        </w:rPr>
+        <w:t xml:space="preserve"> lose the attendance row </w:t>
+      </w:r>
+      <w:r>
+        <w:rPr>
+          <w:rFonts w:ascii="Segoe UI" w:hAnsi="Segoe UI" w:cs="Segoe UI"/>
+          <w:i/>
+          <w:iCs/>
+          <w:sz w:val="22"/>
+          <w:szCs w:val="22"/>
+        </w:rPr>
+        <w:t>and</w:t>
+      </w:r>
+      <w:r>
+        <w:rPr>
+          <w:rFonts w:ascii="Segoe UI" w:hAnsi="Segoe UI" w:cs="Segoe UI"/>
+          <w:sz w:val="22"/>
+          <w:szCs w:val="22"/>
+        </w:rPr>
+        <w:t xml:space="preserve"> add a duplicate biometric record for somebody already enrolled.</w:t>
+      </w:r>
+    </w:p>
+    <w:p>
+      <w:pPr>
+        <w:pStyle w:val="Heading3"/>
+        <w:rPr>
+          <w:rFonts w:ascii="Segoe UI" w:eastAsia="Times New Roman" w:hAnsi="Segoe UI" w:cs="Segoe UI"/>
+        </w:rPr>
+      </w:pPr>
+      <w:r>
+        <w:rPr>
+          <w:rFonts w:ascii="Segoe UI" w:eastAsia="Times New Roman" w:hAnsi="Segoe UI" w:cs="Segoe UI"/>
+        </w:rPr>
+        <w:t>A face is never a credential</w:t>
+      </w:r>
+    </w:p>
+    <w:p>
+      <w:pPr>
+        <w:pStyle w:val="NormalWeb"/>
+        <w:rPr>
+          <w:rFonts w:ascii="Segoe UI" w:hAnsi="Segoe UI" w:cs="Segoe UI"/>
+          <w:sz w:val="22"/>
+          <w:szCs w:val="22"/>
+        </w:rPr>
+      </w:pPr>
+      <w:r>
+        <w:rPr>
+          <w:rFonts w:ascii="Segoe UI" w:hAnsi="Segoe UI" w:cs="Segoe UI"/>
+          <w:sz w:val="22"/>
+          <w:szCs w:val="22"/>
+        </w:rPr>
+        <w:t xml:space="preserve">Registering an unknown face creates a row in </w:t>
+      </w:r>
+      <w:r>
+        <w:rPr>
+          <w:rStyle w:val="c1"/>
+          <w:rFonts w:cs="Segoe UI"/>
+        </w:rPr>
+        <w:t>visitorFaces</w:t>
+      </w:r>
+      <w:r>
+        <w:rPr>
+          <w:rFonts w:ascii="Segoe UI" w:hAnsi="Segoe UI" w:cs="Segoe UI"/>
+          <w:sz w:val="22"/>
+          <w:szCs w:val="22"/>
+        </w:rPr>
+        <w:t xml:space="preserve">, </w:t>
+      </w:r>
+      <w:r>
+        <w:rPr>
+          <w:rFonts w:ascii="Segoe UI" w:hAnsi="Segoe UI" w:cs="Segoe UI"/>
+          <w:b/>
+          <w:bCs/>
+          <w:sz w:val="22"/>
+          <w:szCs w:val="22"/>
+        </w:rPr>
+        <w:t>not a user account</w:t>
+      </w:r>
+      <w:r>
+        <w:rPr>
+          <w:rFonts w:ascii="Segoe UI" w:hAnsi="Segoe UI" w:cs="Segoe UI"/>
+          <w:sz w:val="22"/>
+          <w:szCs w:val="22"/>
+        </w:rPr>
+        <w:t>. Face sign-in identifies against every enrolled account with no password at all, so minting an account from a face that walked past a camera would let anyone who stands in front of it become a user of this system.</w:t>
+      </w:r>
+    </w:p>
+    <w:p>
+      <w:pPr>
+        <w:pStyle w:val="NormalWeb"/>
+        <w:rPr>
+          <w:rFonts w:ascii="Segoe UI" w:hAnsi="Segoe UI" w:cs="Segoe UI"/>
+          <w:sz w:val="22"/>
+          <w:szCs w:val="22"/>
+        </w:rPr>
+      </w:pPr>
+      <w:r>
+        <w:rPr>
+          <w:rFonts w:ascii="Segoe UI" w:hAnsi="Segoe UI" w:cs="Segoe UI"/>
+          <w:sz w:val="22"/>
+          <w:szCs w:val="22"/>
+        </w:rPr>
+        <w:t>Linking a visitor to an account, on the A</w:t>
+      </w:r>
+      <w:r>
+        <w:rPr>
+          <w:rFonts w:ascii="Segoe UI" w:hAnsi="Segoe UI" w:cs="Segoe UI"/>
+          <w:sz w:val="22"/>
+          <w:szCs w:val="22"/>
+        </w:rPr>
+        <w:t xml:space="preserve">ttendance page, records the association for attendance and nothing else. The descriptor is never copied into the account's </w:t>
+      </w:r>
+      <w:r>
+        <w:rPr>
+          <w:rStyle w:val="c1"/>
+          <w:rFonts w:cs="Segoe UI"/>
+        </w:rPr>
+        <w:t>faceDescriptor</w:t>
+      </w:r>
+      <w:r>
+        <w:rPr>
+          <w:rFonts w:ascii="Segoe UI" w:hAnsi="Segoe UI" w:cs="Segoe UI"/>
+          <w:sz w:val="22"/>
+          <w:szCs w:val="22"/>
+        </w:rPr>
+        <w:t xml:space="preserve">, and </w:t>
+      </w:r>
+      <w:r>
+        <w:rPr>
+          <w:rStyle w:val="c1"/>
+          <w:rFonts w:cs="Segoe UI"/>
+        </w:rPr>
+        <w:t>getFaceCandidates</w:t>
+      </w:r>
+      <w:r>
+        <w:rPr>
+          <w:rFonts w:ascii="Segoe UI" w:hAnsi="Segoe UI" w:cs="Segoe UI"/>
+          <w:sz w:val="22"/>
+          <w:szCs w:val="22"/>
+        </w:rPr>
+        <w:t xml:space="preserve"> never reads this collection.</w:t>
+      </w:r>
+    </w:p>
+    <w:p>
+      <w:pPr>
+        <w:pStyle w:val="Heading3"/>
+        <w:rPr>
+          <w:rFonts w:ascii="Segoe UI" w:eastAsia="Times New Roman" w:hAnsi="Segoe UI" w:cs="Segoe UI"/>
+        </w:rPr>
+      </w:pPr>
+      <w:r>
+        <w:rPr>
+          <w:rFonts w:ascii="Segoe UI" w:eastAsia="Times New Roman" w:hAnsi="Segoe UI" w:cs="Segoe UI"/>
+        </w:rPr>
+        <w:t>Retention</w:t>
+      </w:r>
+    </w:p>
+    <w:p>
+      <w:pPr>
+        <w:pStyle w:val="NormalWeb"/>
+        <w:rPr>
+          <w:rFonts w:ascii="Segoe UI" w:hAnsi="Segoe UI" w:cs="Segoe UI"/>
+          <w:sz w:val="22"/>
+          <w:szCs w:val="22"/>
+        </w:rPr>
+      </w:pPr>
+      <w:r>
+        <w:rPr>
+          <w:rFonts w:ascii="Segoe UI" w:hAnsi="Segoe UI" w:cs="Segoe UI"/>
+          <w:sz w:val="22"/>
+          <w:szCs w:val="22"/>
+        </w:rPr>
+        <w:t xml:space="preserve">Unidentified faces are deleted after </w:t>
+      </w:r>
+      <w:r>
+        <w:rPr>
+          <w:rFonts w:ascii="Segoe UI" w:hAnsi="Segoe UI" w:cs="Segoe UI"/>
+          <w:b/>
+          <w:bCs/>
+          <w:sz w:val="22"/>
+          <w:szCs w:val="22"/>
+        </w:rPr>
+        <w:t>30 days</w:t>
+      </w:r>
+      <w:r>
+        <w:rPr>
+          <w:rFonts w:ascii="Segoe UI" w:hAnsi="Segoe UI" w:cs="Segoe UI"/>
+          <w:sz w:val="22"/>
+          <w:szCs w:val="22"/>
+        </w:rPr>
+        <w:t xml:space="preserve"> without a s</w:t>
+      </w:r>
+      <w:r>
+        <w:rPr>
+          <w:rFonts w:ascii="Segoe UI" w:hAnsi="Segoe UI" w:cs="Segoe UI"/>
+          <w:sz w:val="22"/>
+          <w:szCs w:val="22"/>
+        </w:rPr>
+        <w:t>ighting (</w:t>
+      </w:r>
+      <w:r>
+        <w:rPr>
+          <w:rStyle w:val="c1"/>
+          <w:rFonts w:cs="Segoe UI"/>
+        </w:rPr>
+        <w:t>VISITOR_FACE_RETENTION_DAYS</w:t>
+      </w:r>
+      <w:r>
+        <w:rPr>
+          <w:rFonts w:ascii="Segoe UI" w:hAnsi="Segoe UI" w:cs="Segoe UI"/>
+          <w:sz w:val="22"/>
+          <w:szCs w:val="22"/>
+        </w:rPr>
+        <w:t xml:space="preserve">, swept every six hours by </w:t>
+      </w:r>
+      <w:r>
+        <w:rPr>
+          <w:rStyle w:val="c1"/>
+          <w:rFonts w:cs="Segoe UI"/>
+        </w:rPr>
+        <w:t>helpers/visitorRetention.js</w:t>
+      </w:r>
+      <w:r>
+        <w:rPr>
+          <w:rFonts w:ascii="Segoe UI" w:hAnsi="Segoe UI" w:cs="Segoe UI"/>
+          <w:sz w:val="22"/>
+          <w:szCs w:val="22"/>
+        </w:rPr>
+        <w:t>). Faces that have been named or linked are kept.</w:t>
+      </w:r>
+    </w:p>
+    <w:p>
+      <w:pPr>
+        <w:pStyle w:val="NormalWeb"/>
+        <w:rPr>
+          <w:rFonts w:ascii="Segoe UI" w:hAnsi="Segoe UI" w:cs="Segoe UI"/>
+          <w:sz w:val="22"/>
+          <w:szCs w:val="22"/>
+        </w:rPr>
+      </w:pPr>
+      <w:r>
+        <w:rPr>
+          <w:rFonts w:ascii="Segoe UI" w:hAnsi="Segoe UI" w:cs="Segoe UI"/>
+          <w:sz w:val="22"/>
+          <w:szCs w:val="22"/>
+        </w:rPr>
+        <w:t>This is not housekeeping. A face descriptor is biometric data about an identifiable person, and this collection hold</w:t>
+      </w:r>
+      <w:r>
+        <w:rPr>
+          <w:rFonts w:ascii="Segoe UI" w:hAnsi="Segoe UI" w:cs="Segoe UI"/>
+          <w:sz w:val="22"/>
+          <w:szCs w:val="22"/>
+        </w:rPr>
+        <w:t>s descriptors for people who were never asked — anyone who walked in front of a camera. Without an expiry it grows into a permanent biometric record of every passer-by, which is a liability to hold and, in a good many jurisdictions, unlawful to hold indefi</w:t>
+      </w:r>
+      <w:r>
+        <w:rPr>
+          <w:rFonts w:ascii="Segoe UI" w:hAnsi="Segoe UI" w:cs="Segoe UI"/>
+          <w:sz w:val="22"/>
+          <w:szCs w:val="22"/>
+        </w:rPr>
+        <w:t xml:space="preserve">nitely without a reason. Setting the variable to </w:t>
+      </w:r>
+      <w:r>
+        <w:rPr>
+          <w:rStyle w:val="c1"/>
+          <w:rFonts w:cs="Segoe UI"/>
+        </w:rPr>
+        <w:t>0</w:t>
+      </w:r>
+      <w:r>
+        <w:rPr>
+          <w:rFonts w:ascii="Segoe UI" w:hAnsi="Segoe UI" w:cs="Segoe UI"/>
+          <w:sz w:val="22"/>
+          <w:szCs w:val="22"/>
+        </w:rPr>
+        <w:t xml:space="preserve"> keeps them forever, and should be a deliberate decision.</w:t>
+      </w:r>
+    </w:p>
+    <w:p>
+      <w:pPr>
+        <w:pStyle w:val="Heading3"/>
+        <w:rPr>
+          <w:rFonts w:ascii="Segoe UI" w:eastAsia="Times New Roman" w:hAnsi="Segoe UI" w:cs="Segoe UI"/>
+        </w:rPr>
+      </w:pPr>
+      <w:r>
+        <w:rPr>
+          <w:rFonts w:ascii="Segoe UI" w:eastAsia="Times New Roman" w:hAnsi="Segoe UI" w:cs="Segoe UI"/>
+        </w:rPr>
+        <w:t>Permissions</w:t>
+      </w:r>
+    </w:p>
+    <w:p>
+      <w:pPr>
+        <w:pStyle w:val="NormalWeb"/>
+        <w:rPr>
+          <w:rFonts w:ascii="Segoe UI" w:hAnsi="Segoe UI" w:cs="Segoe UI"/>
+          <w:sz w:val="22"/>
+          <w:szCs w:val="22"/>
+        </w:rPr>
+      </w:pPr>
+      <w:r>
+        <w:rPr>
+          <w:rStyle w:val="c1"/>
+          <w:rFonts w:cs="Segoe UI"/>
+        </w:rPr>
+        <w:t>attendance:*</w:t>
+      </w:r>
+      <w:r>
+        <w:rPr>
+          <w:rFonts w:ascii="Segoe UI" w:hAnsi="Segoe UI" w:cs="Segoe UI"/>
+          <w:sz w:val="22"/>
+          <w:szCs w:val="22"/>
+        </w:rPr>
+        <w:t xml:space="preserve"> is </w:t>
+      </w:r>
+      <w:r>
+        <w:rPr>
+          <w:rFonts w:ascii="Segoe UI" w:hAnsi="Segoe UI" w:cs="Segoe UI"/>
+          <w:b/>
+          <w:bCs/>
+          <w:sz w:val="22"/>
+          <w:szCs w:val="22"/>
+        </w:rPr>
+        <w:t>deliberately absent from the defaults</w:t>
+      </w:r>
+      <w:r>
+        <w:rPr>
+          <w:rFonts w:ascii="Segoe UI" w:hAnsi="Segoe UI" w:cs="Segoe UI"/>
+          <w:sz w:val="22"/>
+          <w:szCs w:val="22"/>
+        </w:rPr>
+        <w:t xml:space="preserve">, exactly as </w:t>
+      </w:r>
+      <w:r>
+        <w:rPr>
+          <w:rStyle w:val="c1"/>
+          <w:rFonts w:cs="Segoe UI"/>
+        </w:rPr>
+        <w:t>cameras:*</w:t>
+      </w:r>
+      <w:r>
+        <w:rPr>
+          <w:rFonts w:ascii="Segoe UI" w:hAnsi="Segoe UI" w:cs="Segoe UI"/>
+          <w:sz w:val="22"/>
+          <w:szCs w:val="22"/>
+        </w:rPr>
+        <w:t xml:space="preserve"> is. A sweep turns a camera by remote control and writes a bi</w:t>
+      </w:r>
+      <w:r>
+        <w:rPr>
+          <w:rFonts w:ascii="Segoe UI" w:hAnsi="Segoe UI" w:cs="Segoe UI"/>
+          <w:sz w:val="22"/>
+          <w:szCs w:val="22"/>
+        </w:rPr>
+        <w:t xml:space="preserve">ometric record of everyone in front of it, and the lists it produces say where named people were and when. An administrator grants it per account — which also means there is nothing in </w:t>
+      </w:r>
+      <w:r>
+        <w:rPr>
+          <w:rStyle w:val="c1"/>
+          <w:rFonts w:cs="Segoe UI"/>
+        </w:rPr>
+        <w:t>permissionBackfill.js</w:t>
+      </w:r>
+      <w:r>
+        <w:rPr>
+          <w:rFonts w:ascii="Segoe UI" w:hAnsi="Segoe UI" w:cs="Segoe UI"/>
+          <w:sz w:val="22"/>
+          <w:szCs w:val="22"/>
+        </w:rPr>
+        <w:t xml:space="preserve"> to hand out.</w:t>
+      </w:r>
+    </w:p>
+    <w:p>
+      <w:pPr>
+        <w:pStyle w:val="NormalWeb"/>
+        <w:rPr>
+          <w:rFonts w:ascii="Segoe UI" w:hAnsi="Segoe UI" w:cs="Segoe UI"/>
+          <w:sz w:val="22"/>
+          <w:szCs w:val="22"/>
+        </w:rPr>
+      </w:pPr>
+      <w:r>
+        <w:rPr>
+          <w:rFonts w:ascii="Segoe UI" w:hAnsi="Segoe UI" w:cs="Segoe UI"/>
+          <w:sz w:val="22"/>
+          <w:szCs w:val="22"/>
+        </w:rPr>
+        <w:t xml:space="preserve">Moving a camera needs </w:t>
+      </w:r>
+      <w:r>
+        <w:rPr>
+          <w:rStyle w:val="c1"/>
+          <w:rFonts w:cs="Segoe UI"/>
+        </w:rPr>
+        <w:t>cameras:edit</w:t>
+      </w:r>
+      <w:r>
+        <w:rPr>
+          <w:rFonts w:ascii="Segoe UI" w:hAnsi="Segoe UI" w:cs="Segoe UI"/>
+          <w:sz w:val="22"/>
+          <w:szCs w:val="22"/>
+        </w:rPr>
+        <w:t xml:space="preserve"> r</w:t>
+      </w:r>
+      <w:r>
+        <w:rPr>
+          <w:rFonts w:ascii="Segoe UI" w:hAnsi="Segoe UI" w:cs="Segoe UI"/>
+          <w:sz w:val="22"/>
+          <w:szCs w:val="22"/>
+        </w:rPr>
+        <w:t xml:space="preserve">ather than </w:t>
+      </w:r>
+      <w:r>
+        <w:rPr>
+          <w:rStyle w:val="c1"/>
+          <w:rFonts w:cs="Segoe UI"/>
+        </w:rPr>
+        <w:t>cameras:view</w:t>
+      </w:r>
+      <w:r>
+        <w:rPr>
+          <w:rFonts w:ascii="Segoe UI" w:hAnsi="Segoe UI" w:cs="Segoe UI"/>
+          <w:sz w:val="22"/>
+          <w:szCs w:val="22"/>
+        </w:rPr>
+        <w:t>: it is not a way of looking at a camera, it changes where the camera points for everybody watching it, and it can be used to point one away from whatever it was installed to watch.</w:t>
+      </w:r>
+    </w:p>
+    <w:p>
+      <w:pPr>
+        <w:pStyle w:val="Heading3"/>
+        <w:rPr>
+          <w:rFonts w:ascii="Segoe UI" w:eastAsia="Times New Roman" w:hAnsi="Segoe UI" w:cs="Segoe UI"/>
+        </w:rPr>
+      </w:pPr>
+      <w:r>
+        <w:rPr>
+          <w:rFonts w:ascii="Segoe UI" w:eastAsia="Times New Roman" w:hAnsi="Segoe UI" w:cs="Segoe UI"/>
+        </w:rPr>
+        <w:t>Setting a camera up</w:t>
+      </w:r>
+    </w:p>
+    <w:p>
+      <w:pPr>
+        <w:numPr>
+          <w:ilvl w:val="0"/>
+          <w:numId w:val="13"/>
+        </w:numPr>
+        <w:spacing w:before="100" w:beforeAutospacing="1" w:after="100" w:afterAutospacing="1"/>
+        <w:rPr>
+          <w:rFonts w:ascii="Segoe UI" w:eastAsia="Times New Roman" w:hAnsi="Segoe UI" w:cs="Segoe UI"/>
+          <w:sz w:val="22"/>
+          <w:szCs w:val="22"/>
+        </w:rPr>
+      </w:pPr>
+      <w:r>
+        <w:rPr>
+          <w:rFonts w:ascii="Segoe UI" w:eastAsia="Times New Roman" w:hAnsi="Segoe UI" w:cs="Segoe UI"/>
+          <w:b/>
+          <w:bCs/>
+          <w:sz w:val="22"/>
+          <w:szCs w:val="22"/>
+        </w:rPr>
+        <w:t>Cameras -&gt; Edit -&gt; PTZ and auto</w:t>
+      </w:r>
+      <w:r>
+        <w:rPr>
+          <w:rFonts w:ascii="Segoe UI" w:eastAsia="Times New Roman" w:hAnsi="Segoe UI" w:cs="Segoe UI"/>
+          <w:b/>
+          <w:bCs/>
+          <w:sz w:val="22"/>
+          <w:szCs w:val="22"/>
+        </w:rPr>
+        <w:t>matic attendance</w:t>
+      </w:r>
+      <w:r>
+        <w:rPr>
+          <w:rFonts w:ascii="Segoe UI" w:eastAsia="Times New Roman" w:hAnsi="Segoe UI" w:cs="Segoe UI"/>
+          <w:sz w:val="22"/>
+          <w:szCs w:val="22"/>
+        </w:rPr>
+        <w:t xml:space="preserve">. </w:t>
+      </w:r>
+    </w:p>
+    <w:p>
+      <w:pPr>
+        <w:numPr>
+          <w:ilvl w:val="0"/>
+          <w:numId w:val="13"/>
+        </w:numPr>
+        <w:spacing w:before="100" w:beforeAutospacing="1" w:after="100" w:afterAutospacing="1"/>
+        <w:rPr>
+          <w:rFonts w:ascii="Segoe UI" w:eastAsia="Times New Roman" w:hAnsi="Segoe UI" w:cs="Segoe UI"/>
+          <w:sz w:val="22"/>
+          <w:szCs w:val="22"/>
+        </w:rPr>
+      </w:pPr>
+      <w:r>
+        <w:rPr>
+          <w:rFonts w:ascii="Segoe UI" w:eastAsia="Times New Roman" w:hAnsi="Segoe UI" w:cs="Segoe UI"/>
+          <w:sz w:val="22"/>
+          <w:szCs w:val="22"/>
+        </w:rPr>
+        <w:t xml:space="preserve">Enter the ONVIF service address — usually </w:t>
+      </w:r>
+      <w:r>
+        <w:rPr>
+          <w:rFonts w:ascii="Segoe UI" w:eastAsia="Times New Roman" w:hAnsi="Segoe UI" w:cs="Segoe UI"/>
+          <w:sz w:val="22"/>
+          <w:szCs w:val="22"/>
+        </w:rPr>
+        <w:br/>
+      </w:r>
+      <w:r>
+        <w:rPr>
+          <w:rStyle w:val="c1"/>
+          <w:rFonts w:eastAsia="Times New Roman" w:cs="Segoe UI"/>
+        </w:rPr>
+        <w:t>http://camera-address/onvif/device_service</w:t>
+      </w:r>
+      <w:r>
+        <w:rPr>
+          <w:rFonts w:ascii="Segoe UI" w:eastAsia="Times New Roman" w:hAnsi="Segoe UI" w:cs="Segoe UI"/>
+          <w:sz w:val="22"/>
+          <w:szCs w:val="22"/>
+        </w:rPr>
+        <w:t xml:space="preserve">. This is the control channel, not the video stream. </w:t>
+      </w:r>
+    </w:p>
+    <w:p>
+      <w:pPr>
+        <w:numPr>
+          <w:ilvl w:val="0"/>
+          <w:numId w:val="13"/>
+        </w:numPr>
+        <w:spacing w:before="100" w:beforeAutospacing="1" w:after="100" w:afterAutospacing="1"/>
+        <w:rPr>
+          <w:rFonts w:ascii="Segoe UI" w:eastAsia="Times New Roman" w:hAnsi="Segoe UI" w:cs="Segoe UI"/>
+          <w:sz w:val="22"/>
+          <w:szCs w:val="22"/>
+        </w:rPr>
+      </w:pPr>
+      <w:r>
+        <w:rPr>
+          <w:rFonts w:ascii="Segoe UI" w:eastAsia="Times New Roman" w:hAnsi="Segoe UI" w:cs="Segoe UI"/>
+          <w:sz w:val="22"/>
+          <w:szCs w:val="22"/>
+        </w:rPr>
+        <w:t xml:space="preserve">Enter the PTZ username and password, and </w:t>
+      </w:r>
+      <w:r>
+        <w:rPr>
+          <w:rFonts w:ascii="Segoe UI" w:eastAsia="Times New Roman" w:hAnsi="Segoe UI" w:cs="Segoe UI"/>
+          <w:b/>
+          <w:bCs/>
+          <w:sz w:val="22"/>
+          <w:szCs w:val="22"/>
+        </w:rPr>
+        <w:t>Save</w:t>
+      </w:r>
+      <w:r>
+        <w:rPr>
+          <w:rFonts w:ascii="Segoe UI" w:eastAsia="Times New Roman" w:hAnsi="Segoe UI" w:cs="Segoe UI"/>
+          <w:sz w:val="22"/>
+          <w:szCs w:val="22"/>
+        </w:rPr>
+        <w:t xml:space="preserve">. </w:t>
+      </w:r>
+    </w:p>
+    <w:p>
+      <w:pPr>
+        <w:numPr>
+          <w:ilvl w:val="0"/>
+          <w:numId w:val="13"/>
+        </w:numPr>
+        <w:spacing w:before="100" w:beforeAutospacing="1" w:after="100" w:afterAutospacing="1"/>
+        <w:rPr>
+          <w:rFonts w:ascii="Segoe UI" w:eastAsia="Times New Roman" w:hAnsi="Segoe UI" w:cs="Segoe UI"/>
+          <w:sz w:val="22"/>
+          <w:szCs w:val="22"/>
+        </w:rPr>
+      </w:pPr>
+      <w:r>
+        <w:rPr>
+          <w:rFonts w:ascii="Segoe UI" w:eastAsia="Times New Roman" w:hAnsi="Segoe UI" w:cs="Segoe UI"/>
+          <w:sz w:val="22"/>
+          <w:szCs w:val="22"/>
+        </w:rPr>
+        <w:t xml:space="preserve">Reopen the camera and press </w:t>
+      </w:r>
+      <w:r>
+        <w:rPr>
+          <w:rFonts w:ascii="Segoe UI" w:eastAsia="Times New Roman" w:hAnsi="Segoe UI" w:cs="Segoe UI"/>
+          <w:b/>
+          <w:bCs/>
+          <w:sz w:val="22"/>
+          <w:szCs w:val="22"/>
+        </w:rPr>
+        <w:t>Detect</w:t>
+      </w:r>
+      <w:r>
+        <w:rPr>
+          <w:rFonts w:ascii="Segoe UI" w:eastAsia="Times New Roman" w:hAnsi="Segoe UI" w:cs="Segoe UI"/>
+          <w:sz w:val="22"/>
+          <w:szCs w:val="22"/>
+        </w:rPr>
+        <w:t>. Probing asks t</w:t>
+      </w:r>
+      <w:r>
+        <w:rPr>
+          <w:rFonts w:ascii="Segoe UI" w:eastAsia="Times New Roman" w:hAnsi="Segoe UI" w:cs="Segoe UI"/>
+          <w:sz w:val="22"/>
+          <w:szCs w:val="22"/>
+        </w:rPr>
+        <w:t xml:space="preserve">he </w:t>
+      </w:r>
+      <w:r>
+        <w:rPr>
+          <w:rFonts w:ascii="Segoe UI" w:eastAsia="Times New Roman" w:hAnsi="Segoe UI" w:cs="Segoe UI"/>
+          <w:i/>
+          <w:iCs/>
+          <w:sz w:val="22"/>
+          <w:szCs w:val="22"/>
+        </w:rPr>
+        <w:t>server</w:t>
+      </w:r>
+      <w:r>
+        <w:rPr>
+          <w:rFonts w:ascii="Segoe UI" w:eastAsia="Times New Roman" w:hAnsi="Segoe UI" w:cs="Segoe UI"/>
+          <w:sz w:val="22"/>
+          <w:szCs w:val="22"/>
+        </w:rPr>
+        <w:t xml:space="preserve"> to contact </w:t>
+      </w:r>
+      <w:r>
+        <w:rPr>
+          <w:rFonts w:ascii="Segoe UI" w:eastAsia="Times New Roman" w:hAnsi="Segoe UI" w:cs="Segoe UI"/>
+          <w:sz w:val="22"/>
+          <w:szCs w:val="22"/>
+        </w:rPr>
+        <w:br/>
+        <w:t xml:space="preserve">the camera, so it needs a saved camera to hang the request on; a camera being created has no id yet. </w:t>
+      </w:r>
+    </w:p>
+    <w:p>
+      <w:pPr>
+        <w:numPr>
+          <w:ilvl w:val="0"/>
+          <w:numId w:val="13"/>
+        </w:numPr>
+        <w:spacing w:before="100" w:beforeAutospacing="1" w:after="100" w:afterAutospacing="1"/>
+        <w:rPr>
+          <w:rFonts w:ascii="Segoe UI" w:eastAsia="Times New Roman" w:hAnsi="Segoe UI" w:cs="Segoe UI"/>
+          <w:sz w:val="22"/>
+          <w:szCs w:val="22"/>
+        </w:rPr>
+      </w:pPr>
+      <w:r>
+        <w:rPr>
+          <w:rFonts w:ascii="Segoe UI" w:eastAsia="Times New Roman" w:hAnsi="Segoe UI" w:cs="Segoe UI"/>
+          <w:sz w:val="22"/>
+          <w:szCs w:val="22"/>
+        </w:rPr>
+        <w:t xml:space="preserve">Pick a movable profile, check the optics, and enable PTZ. </w:t>
+      </w:r>
+    </w:p>
+    <w:tbl>
+      <w:tblPr>
+        <w:tblW w:w="5000" w:type="pct"/>
+        <w:tblBorders>
+          <w:top w:val="outset" w:sz="6" w:space="0" w:color="auto"/>
+          <w:left w:val="outset" w:sz="6" w:space="0" w:color="auto"/>
+          <w:bottom w:val="outset" w:sz="6" w:space="0" w:color="auto"/>
+          <w:right w:val="outset" w:sz="6" w:space="0" w:color="auto"/>
+        </w:tblBorders>
+        <w:tblCellMar>
+          <w:top w:w="75" w:type="dxa"/>
+          <w:left w:w="75" w:type="dxa"/>
+          <w:bottom w:w="75" w:type="dxa"/>
+          <w:right w:w="75" w:type="dxa"/>
+        </w:tblCellMar>
+        <w:tblLook w:val="04A0" w:firstRow="1" w:lastRow="0" w:firstColumn="1" w:lastColumn="0" w:noHBand="0" w:noVBand="1"/>
+      </w:tblPr>
+      <w:tblGrid>
+        <w:gridCol w:w="3172"/>
+        <w:gridCol w:w="874"/>
+        <w:gridCol w:w="5605"/>
+      </w:tblGrid>
+      <w:tr>
+        <w:tc>
+          <w:tcPr>
+            <w:tcW w:w="0" w:type="auto"/>
+            <w:tcBorders>
+              <w:top w:val="single" w:sz="6" w:space="0" w:color="9AA5B1"/>
+              <w:left w:val="single" w:sz="6" w:space="0" w:color="9AA5B1"/>
+              <w:bottom w:val="single" w:sz="6" w:space="0" w:color="9AA5B1"/>
+              <w:right w:val="single" w:sz="6" w:space="0" w:color="9AA5B1"/>
+            </w:tcBorders>
+            <w:shd w:val="clear" w:color="auto" w:fill="EEF2F7"/>
+            <w:tcMar>
+              <w:top w:w="80" w:type="dxa"/>
+              <w:left w:w="80" w:type="dxa"/>
+              <w:bottom w:w="80" w:type="dxa"/>
+              <w:right w:w="80" w:type="dxa"/>
+            </w:tcMar>
+            <w:hideMark/>
+          </w:tcPr>
+          <w:p>
+            <w:pPr>
+              <w:rPr>
+                <w:rFonts w:ascii="Segoe UI" w:eastAsia="Times New Roman" w:hAnsi="Segoe UI" w:cs="Segoe UI"/>
+                <w:b/>
+                <w:bCs/>
+                <w:sz w:val="19"/>
+                <w:szCs w:val="19"/>
+              </w:rPr>
+            </w:pPr>
+            <w:r>
+              <w:rPr>
+                <w:rFonts w:ascii="Segoe UI" w:eastAsia="Times New Roman" w:hAnsi="Segoe UI" w:cs="Segoe UI"/>
+                <w:b/>
+                <w:bCs/>
+                <w:sz w:val="19"/>
+                <w:szCs w:val="19"/>
+              </w:rPr>
+              <w:lastRenderedPageBreak/>
+              <w:t>Variable</w:t>
+            </w:r>
+          </w:p>
+        </w:tc>
+        <w:tc>
+          <w:tcPr>
+            <w:tcW w:w="0" w:type="auto"/>
+            <w:tcBorders>
+              <w:top w:val="single" w:sz="6" w:space="0" w:color="9AA5B1"/>
+              <w:left w:val="single" w:sz="6" w:space="0" w:color="9AA5B1"/>
+              <w:bottom w:val="single" w:sz="6" w:space="0" w:color="9AA5B1"/>
+              <w:right w:val="single" w:sz="6" w:space="0" w:color="9AA5B1"/>
+            </w:tcBorders>
+            <w:shd w:val="clear" w:color="auto" w:fill="EEF2F7"/>
+            <w:tcMar>
+              <w:top w:w="80" w:type="dxa"/>
+              <w:left w:w="80" w:type="dxa"/>
+              <w:bottom w:w="80" w:type="dxa"/>
+              <w:right w:w="80" w:type="dxa"/>
+            </w:tcMar>
+            <w:hideMark/>
+          </w:tcPr>
+          <w:p>
+            <w:pPr>
+              <w:rPr>
+                <w:rFonts w:ascii="Segoe UI" w:eastAsia="Times New Roman" w:hAnsi="Segoe UI" w:cs="Segoe UI"/>
+                <w:b/>
+                <w:bCs/>
+                <w:sz w:val="19"/>
+                <w:szCs w:val="19"/>
+              </w:rPr>
+            </w:pPr>
+            <w:r>
+              <w:rPr>
+                <w:rFonts w:ascii="Segoe UI" w:eastAsia="Times New Roman" w:hAnsi="Segoe UI" w:cs="Segoe UI"/>
+                <w:b/>
+                <w:bCs/>
+                <w:sz w:val="19"/>
+                <w:szCs w:val="19"/>
+              </w:rPr>
+              <w:t>Default</w:t>
+            </w:r>
+          </w:p>
+        </w:tc>
+        <w:tc>
+          <w:tcPr>
+            <w:tcW w:w="0" w:type="auto"/>
+            <w:tcBorders>
+              <w:top w:val="single" w:sz="6" w:space="0" w:color="9AA5B1"/>
+              <w:left w:val="single" w:sz="6" w:space="0" w:color="9AA5B1"/>
+              <w:bottom w:val="single" w:sz="6" w:space="0" w:color="9AA5B1"/>
+              <w:right w:val="single" w:sz="6" w:space="0" w:color="9AA5B1"/>
+            </w:tcBorders>
+            <w:shd w:val="clear" w:color="auto" w:fill="EEF2F7"/>
+            <w:tcMar>
+              <w:top w:w="80" w:type="dxa"/>
+              <w:left w:w="80" w:type="dxa"/>
+              <w:bottom w:w="80" w:type="dxa"/>
+              <w:right w:w="80" w:type="dxa"/>
+            </w:tcMar>
+            <w:hideMark/>
+          </w:tcPr>
+          <w:p>
+            <w:pPr>
+              <w:rPr>
+                <w:rFonts w:ascii="Segoe UI" w:eastAsia="Times New Roman" w:hAnsi="Segoe UI" w:cs="Segoe UI"/>
+                <w:b/>
+                <w:bCs/>
+                <w:sz w:val="19"/>
+                <w:szCs w:val="19"/>
+              </w:rPr>
+            </w:pPr>
+            <w:r>
+              <w:rPr>
+                <w:rFonts w:ascii="Segoe UI" w:eastAsia="Times New Roman" w:hAnsi="Segoe UI" w:cs="Segoe UI"/>
+                <w:b/>
+                <w:bCs/>
+                <w:sz w:val="19"/>
+                <w:szCs w:val="19"/>
+              </w:rPr>
+              <w:t>What it does</w:t>
+            </w:r>
+          </w:p>
+        </w:tc>
+      </w:tr>
+      <w:tr>
+        <w:tc>
+          <w:tcPr>
+            <w:tcW w:w="0" w:type="auto"/>
+            <w:tcBorders>
+              <w:top w:val="single" w:sz="6" w:space="0" w:color="9AA5B1"/>
+              <w:left w:val="single" w:sz="6" w:space="0" w:color="9AA5B1"/>
+              <w:bottom w:val="single" w:sz="6" w:space="0" w:color="9AA5B1"/>
+              <w:right w:val="single" w:sz="6" w:space="0" w:color="9AA5B1"/>
+            </w:tcBorders>
+            <w:tcMar>
+              <w:top w:w="80" w:type="dxa"/>
+              <w:left w:w="80" w:type="dxa"/>
+              <w:bottom w:w="80" w:type="dxa"/>
+              <w:right w:w="80" w:type="dxa"/>
+            </w:tcMar>
+            <w:hideMark/>
+          </w:tcPr>
+          <w:p>
+            <w:pPr>
+              <w:rPr>
+                <w:rFonts w:ascii="Segoe UI" w:eastAsia="Times New Roman" w:hAnsi="Segoe UI" w:cs="Segoe UI"/>
+                <w:sz w:val="19"/>
+                <w:szCs w:val="19"/>
+              </w:rPr>
+            </w:pPr>
+            <w:r>
+              <w:rPr>
+                <w:rStyle w:val="c1"/>
+                <w:rFonts w:eastAsia="Times New Roman" w:cs="Segoe UI"/>
+              </w:rPr>
+              <w:t>FACE_MATCH_MAX</w:t>
+            </w:r>
+          </w:p>
+        </w:tc>
+        <w:tc>
+          <w:tcPr>
+            <w:tcW w:w="0" w:type="auto"/>
+            <w:tcBorders>
+              <w:top w:val="single" w:sz="6" w:space="0" w:color="9AA5B1"/>
+              <w:left w:val="single" w:sz="6" w:space="0" w:color="9AA5B1"/>
+              <w:bottom w:val="single" w:sz="6" w:space="0" w:color="9AA5B1"/>
+              <w:right w:val="single" w:sz="6" w:space="0" w:color="9AA5B1"/>
+            </w:tcBorders>
+            <w:tcMar>
+              <w:top w:w="80" w:type="dxa"/>
+              <w:left w:w="80" w:type="dxa"/>
+              <w:bottom w:w="80" w:type="dxa"/>
+              <w:right w:w="80" w:type="dxa"/>
+            </w:tcMar>
+            <w:hideMark/>
+          </w:tcPr>
+          <w:p>
+            <w:pPr>
+              <w:rPr>
+                <w:rFonts w:ascii="Segoe UI" w:eastAsia="Times New Roman" w:hAnsi="Segoe UI" w:cs="Segoe UI"/>
+                <w:sz w:val="19"/>
+                <w:szCs w:val="19"/>
+              </w:rPr>
+            </w:pPr>
+            <w:r>
+              <w:rPr>
+                <w:rStyle w:val="c1"/>
+                <w:rFonts w:eastAsia="Times New Roman" w:cs="Segoe UI"/>
+              </w:rPr>
+              <w:t>0.5</w:t>
+            </w:r>
+          </w:p>
+        </w:tc>
+        <w:tc>
+          <w:tcPr>
+            <w:tcW w:w="0" w:type="auto"/>
+            <w:tcBorders>
+              <w:top w:val="single" w:sz="6" w:space="0" w:color="9AA5B1"/>
+              <w:left w:val="single" w:sz="6" w:space="0" w:color="9AA5B1"/>
+              <w:bottom w:val="single" w:sz="6" w:space="0" w:color="9AA5B1"/>
+              <w:right w:val="single" w:sz="6" w:space="0" w:color="9AA5B1"/>
+            </w:tcBorders>
+            <w:tcMar>
+              <w:top w:w="80" w:type="dxa"/>
+              <w:left w:w="80" w:type="dxa"/>
+              <w:bottom w:w="80" w:type="dxa"/>
+              <w:right w:w="80" w:type="dxa"/>
+            </w:tcMar>
+            <w:hideMark/>
+          </w:tcPr>
+          <w:p>
+            <w:pPr>
+              <w:rPr>
+                <w:rFonts w:ascii="Segoe UI" w:eastAsia="Times New Roman" w:hAnsi="Segoe UI" w:cs="Segoe UI"/>
+                <w:sz w:val="19"/>
+                <w:szCs w:val="19"/>
+              </w:rPr>
+            </w:pPr>
+            <w:r>
+              <w:rPr>
+                <w:rFonts w:ascii="Segoe UI" w:eastAsia="Times New Roman" w:hAnsi="Segoe UI" w:cs="Segoe UI"/>
+                <w:sz w:val="19"/>
+                <w:szCs w:val="19"/>
+              </w:rPr>
+              <w:t>distance below which two descriptors are the same person</w:t>
+            </w:r>
+          </w:p>
+        </w:tc>
+      </w:tr>
+      <w:tr>
+        <w:tc>
+          <w:tcPr>
+            <w:tcW w:w="0" w:type="auto"/>
+            <w:tcBorders>
+              <w:top w:val="single" w:sz="6" w:space="0" w:color="9AA5B1"/>
+              <w:left w:val="single" w:sz="6" w:space="0" w:color="9AA5B1"/>
+              <w:bottom w:val="single" w:sz="6" w:space="0" w:color="9AA5B1"/>
+              <w:right w:val="single" w:sz="6" w:space="0" w:color="9AA5B1"/>
+            </w:tcBorders>
+            <w:tcMar>
+              <w:top w:w="80" w:type="dxa"/>
+              <w:left w:w="80" w:type="dxa"/>
+              <w:bottom w:w="80" w:type="dxa"/>
+              <w:right w:w="80" w:type="dxa"/>
+            </w:tcMar>
+            <w:hideMark/>
+          </w:tcPr>
+          <w:p>
+            <w:pPr>
+              <w:rPr>
+                <w:rFonts w:ascii="Segoe UI" w:eastAsia="Times New Roman" w:hAnsi="Segoe UI" w:cs="Segoe UI"/>
+                <w:sz w:val="19"/>
+                <w:szCs w:val="19"/>
+              </w:rPr>
+            </w:pPr>
+            <w:r>
+              <w:rPr>
+                <w:rStyle w:val="c1"/>
+                <w:rFonts w:eastAsia="Times New Roman" w:cs="Segoe UI"/>
+              </w:rPr>
+              <w:t>FACE_MATCH_MARGIN</w:t>
+            </w:r>
+          </w:p>
+        </w:tc>
+        <w:tc>
+          <w:tcPr>
+            <w:tcW w:w="0" w:type="auto"/>
+            <w:tcBorders>
+              <w:top w:val="single" w:sz="6" w:space="0" w:color="9AA5B1"/>
+              <w:left w:val="single" w:sz="6" w:space="0" w:color="9AA5B1"/>
+              <w:bottom w:val="single" w:sz="6" w:space="0" w:color="9AA5B1"/>
+              <w:right w:val="single" w:sz="6" w:space="0" w:color="9AA5B1"/>
+            </w:tcBorders>
+            <w:tcMar>
+              <w:top w:w="80" w:type="dxa"/>
+              <w:left w:w="80" w:type="dxa"/>
+              <w:bottom w:w="80" w:type="dxa"/>
+              <w:right w:w="80" w:type="dxa"/>
+            </w:tcMar>
+            <w:hideMark/>
+          </w:tcPr>
+          <w:p>
+            <w:pPr>
+              <w:rPr>
+                <w:rFonts w:ascii="Segoe UI" w:eastAsia="Times New Roman" w:hAnsi="Segoe UI" w:cs="Segoe UI"/>
+                <w:sz w:val="19"/>
+                <w:szCs w:val="19"/>
+              </w:rPr>
+            </w:pPr>
+            <w:r>
+              <w:rPr>
+                <w:rStyle w:val="c1"/>
+                <w:rFonts w:eastAsia="Times New Roman" w:cs="Segoe UI"/>
+              </w:rPr>
+              <w:t>0.05</w:t>
+            </w:r>
+          </w:p>
+        </w:tc>
+        <w:tc>
+          <w:tcPr>
+            <w:tcW w:w="0" w:type="auto"/>
+            <w:tcBorders>
+              <w:top w:val="single" w:sz="6" w:space="0" w:color="9AA5B1"/>
+              <w:left w:val="single" w:sz="6" w:space="0" w:color="9AA5B1"/>
+              <w:bottom w:val="single" w:sz="6" w:space="0" w:color="9AA5B1"/>
+              <w:right w:val="single" w:sz="6" w:space="0" w:color="9AA5B1"/>
+            </w:tcBorders>
+            <w:tcMar>
+              <w:top w:w="80" w:type="dxa"/>
+              <w:left w:w="80" w:type="dxa"/>
+              <w:bottom w:w="80" w:type="dxa"/>
+              <w:right w:w="80" w:type="dxa"/>
+            </w:tcMar>
+            <w:hideMark/>
+          </w:tcPr>
+          <w:p>
+            <w:pPr>
+              <w:rPr>
+                <w:rFonts w:ascii="Segoe UI" w:eastAsia="Times New Roman" w:hAnsi="Segoe UI" w:cs="Segoe UI"/>
+                <w:sz w:val="19"/>
+                <w:szCs w:val="19"/>
+              </w:rPr>
+            </w:pPr>
+            <w:r>
+              <w:rPr>
+                <w:rFonts w:ascii="Segoe UI" w:eastAsia="Times New Roman" w:hAnsi="Segoe UI" w:cs="Segoe UI"/>
+                <w:sz w:val="19"/>
+                <w:szCs w:val="19"/>
+              </w:rPr>
+              <w:t>how much closer the best match must be than the runner-up</w:t>
+            </w:r>
+          </w:p>
+        </w:tc>
+      </w:tr>
+      <w:tr>
+        <w:tc>
+          <w:tcPr>
+            <w:tcW w:w="0" w:type="auto"/>
+            <w:tcBorders>
+              <w:top w:val="single" w:sz="6" w:space="0" w:color="9AA5B1"/>
+              <w:left w:val="single" w:sz="6" w:space="0" w:color="9AA5B1"/>
+              <w:bottom w:val="single" w:sz="6" w:space="0" w:color="9AA5B1"/>
+              <w:right w:val="single" w:sz="6" w:space="0" w:color="9AA5B1"/>
+            </w:tcBorders>
+            <w:tcMar>
+              <w:top w:w="80" w:type="dxa"/>
+              <w:left w:w="80" w:type="dxa"/>
+              <w:bottom w:w="80" w:type="dxa"/>
+              <w:right w:w="80" w:type="dxa"/>
+            </w:tcMar>
+            <w:hideMark/>
+          </w:tcPr>
+          <w:p>
+            <w:pPr>
+              <w:rPr>
+                <w:rFonts w:ascii="Segoe UI" w:eastAsia="Times New Roman" w:hAnsi="Segoe UI" w:cs="Segoe UI"/>
+                <w:sz w:val="19"/>
+                <w:szCs w:val="19"/>
+              </w:rPr>
+            </w:pPr>
+            <w:r>
+              <w:rPr>
+                <w:rStyle w:val="c1"/>
+                <w:rFonts w:eastAsia="Times New Roman" w:cs="Segoe UI"/>
+              </w:rPr>
+              <w:t>FACE_SAME_SIGHTING</w:t>
+            </w:r>
+          </w:p>
+        </w:tc>
+        <w:tc>
+          <w:tcPr>
+            <w:tcW w:w="0" w:type="auto"/>
+            <w:tcBorders>
+              <w:top w:val="single" w:sz="6" w:space="0" w:color="9AA5B1"/>
+              <w:left w:val="single" w:sz="6" w:space="0" w:color="9AA5B1"/>
+              <w:bottom w:val="single" w:sz="6" w:space="0" w:color="9AA5B1"/>
+              <w:right w:val="single" w:sz="6" w:space="0" w:color="9AA5B1"/>
+            </w:tcBorders>
+            <w:tcMar>
+              <w:top w:w="80" w:type="dxa"/>
+              <w:left w:w="80" w:type="dxa"/>
+              <w:bottom w:w="80" w:type="dxa"/>
+              <w:right w:w="80" w:type="dxa"/>
+            </w:tcMar>
+            <w:hideMark/>
+          </w:tcPr>
+          <w:p>
+            <w:pPr>
+              <w:rPr>
+                <w:rFonts w:ascii="Segoe UI" w:eastAsia="Times New Roman" w:hAnsi="Segoe UI" w:cs="Segoe UI"/>
+                <w:sz w:val="19"/>
+                <w:szCs w:val="19"/>
+              </w:rPr>
+            </w:pPr>
+            <w:r>
+              <w:rPr>
+                <w:rStyle w:val="c1"/>
+                <w:rFonts w:eastAsia="Times New Roman" w:cs="Segoe UI"/>
+              </w:rPr>
+              <w:t>0.38</w:t>
+            </w:r>
+          </w:p>
+        </w:tc>
+        <w:tc>
+          <w:tcPr>
+            <w:tcW w:w="0" w:type="auto"/>
+            <w:tcBorders>
+              <w:top w:val="single" w:sz="6" w:space="0" w:color="9AA5B1"/>
+              <w:left w:val="single" w:sz="6" w:space="0" w:color="9AA5B1"/>
+              <w:bottom w:val="single" w:sz="6" w:space="0" w:color="9AA5B1"/>
+              <w:right w:val="single" w:sz="6" w:space="0" w:color="9AA5B1"/>
+            </w:tcBorders>
+            <w:tcMar>
+              <w:top w:w="80" w:type="dxa"/>
+              <w:left w:w="80" w:type="dxa"/>
+              <w:bottom w:w="80" w:type="dxa"/>
+              <w:right w:w="80" w:type="dxa"/>
+            </w:tcMar>
+            <w:hideMark/>
+          </w:tcPr>
+          <w:p>
+            <w:pPr>
+              <w:rPr>
+                <w:rFonts w:ascii="Segoe UI" w:eastAsia="Times New Roman" w:hAnsi="Segoe UI" w:cs="Segoe UI"/>
+                <w:sz w:val="19"/>
+                <w:szCs w:val="19"/>
+              </w:rPr>
+            </w:pPr>
+            <w:r>
+              <w:rPr>
+                <w:rFonts w:ascii="Segoe UI" w:eastAsia="Times New Roman" w:hAnsi="Segoe UI" w:cs="Segoe UI"/>
+                <w:sz w:val="19"/>
+                <w:szCs w:val="19"/>
+              </w:rPr>
+              <w:t>distance at which two detections in one frame are one face</w:t>
+            </w:r>
+          </w:p>
+        </w:tc>
+      </w:tr>
+      <w:tr>
+        <w:tc>
+          <w:tcPr>
+            <w:tcW w:w="0" w:type="auto"/>
+            <w:tcBorders>
+              <w:top w:val="single" w:sz="6" w:space="0" w:color="9AA5B1"/>
+              <w:left w:val="single" w:sz="6" w:space="0" w:color="9AA5B1"/>
+              <w:bottom w:val="single" w:sz="6" w:space="0" w:color="9AA5B1"/>
+              <w:right w:val="single" w:sz="6" w:space="0" w:color="9AA5B1"/>
+            </w:tcBorders>
+            <w:tcMar>
+              <w:top w:w="80" w:type="dxa"/>
+              <w:left w:w="80" w:type="dxa"/>
+              <w:bottom w:w="80" w:type="dxa"/>
+              <w:right w:w="80" w:type="dxa"/>
+            </w:tcMar>
+            <w:hideMark/>
+          </w:tcPr>
+          <w:p>
+            <w:pPr>
+              <w:rPr>
+                <w:rFonts w:ascii="Segoe UI" w:eastAsia="Times New Roman" w:hAnsi="Segoe UI" w:cs="Segoe UI"/>
+                <w:sz w:val="19"/>
+                <w:szCs w:val="19"/>
+              </w:rPr>
+            </w:pPr>
+            <w:r>
+              <w:rPr>
+                <w:rStyle w:val="c1"/>
+                <w:rFonts w:eastAsia="Times New Roman" w:cs="Segoe UI"/>
+              </w:rPr>
+              <w:t>VISITOR_FACE_RETENTION_DAYS</w:t>
+            </w:r>
+          </w:p>
+        </w:tc>
+        <w:tc>
+          <w:tcPr>
+            <w:tcW w:w="0" w:type="auto"/>
+            <w:tcBorders>
+              <w:top w:val="single" w:sz="6" w:space="0" w:color="9AA5B1"/>
+              <w:left w:val="single" w:sz="6" w:space="0" w:color="9AA5B1"/>
+              <w:bottom w:val="single" w:sz="6" w:space="0" w:color="9AA5B1"/>
+              <w:right w:val="single" w:sz="6" w:space="0" w:color="9AA5B1"/>
+            </w:tcBorders>
+            <w:tcMar>
+              <w:top w:w="80" w:type="dxa"/>
+              <w:left w:w="80" w:type="dxa"/>
+              <w:bottom w:w="80" w:type="dxa"/>
+              <w:right w:w="80" w:type="dxa"/>
+            </w:tcMar>
+            <w:hideMark/>
+          </w:tcPr>
+          <w:p>
+            <w:pPr>
+              <w:rPr>
+                <w:rFonts w:ascii="Segoe UI" w:eastAsia="Times New Roman" w:hAnsi="Segoe UI" w:cs="Segoe UI"/>
+                <w:sz w:val="19"/>
+                <w:szCs w:val="19"/>
+              </w:rPr>
+            </w:pPr>
+            <w:r>
+              <w:rPr>
+                <w:rStyle w:val="c1"/>
+                <w:rFonts w:eastAsia="Times New Roman" w:cs="Segoe UI"/>
+              </w:rPr>
+              <w:t>30</w:t>
+            </w:r>
+          </w:p>
+        </w:tc>
+        <w:tc>
+          <w:tcPr>
+            <w:tcW w:w="0" w:type="auto"/>
+            <w:tcBorders>
+              <w:top w:val="single" w:sz="6" w:space="0" w:color="9AA5B1"/>
+              <w:left w:val="single" w:sz="6" w:space="0" w:color="9AA5B1"/>
+              <w:bottom w:val="single" w:sz="6" w:space="0" w:color="9AA5B1"/>
+              <w:right w:val="single" w:sz="6" w:space="0" w:color="9AA5B1"/>
+            </w:tcBorders>
+            <w:tcMar>
+              <w:top w:w="80" w:type="dxa"/>
+              <w:left w:w="80" w:type="dxa"/>
+              <w:bottom w:w="80" w:type="dxa"/>
+              <w:right w:w="80" w:type="dxa"/>
+            </w:tcMar>
+            <w:hideMark/>
+          </w:tcPr>
+          <w:p>
+            <w:pPr>
+              <w:rPr>
+                <w:rFonts w:ascii="Segoe UI" w:eastAsia="Times New Roman" w:hAnsi="Segoe UI" w:cs="Segoe UI"/>
+                <w:sz w:val="19"/>
+                <w:szCs w:val="19"/>
+              </w:rPr>
+            </w:pPr>
+            <w:r>
+              <w:rPr>
+                <w:rFonts w:ascii="Segoe UI" w:eastAsia="Times New Roman" w:hAnsi="Segoe UI" w:cs="Segoe UI"/>
+                <w:sz w:val="19"/>
+                <w:szCs w:val="19"/>
+              </w:rPr>
+              <w:t>how long an unidentified face is kept</w:t>
+            </w:r>
+          </w:p>
+        </w:tc>
+      </w:tr>
+    </w:tbl>
+    <w:p>
+      <w:pPr>
+        <w:pStyle w:val="Heading3"/>
+        <w:rPr>
+          <w:rFonts w:ascii="Segoe UI" w:eastAsia="Times New Roman" w:hAnsi="Segoe UI" w:cs="Segoe UI"/>
+        </w:rPr>
+      </w:pPr>
+      <w:r>
+        <w:rPr>
+          <w:rFonts w:ascii="Segoe UI" w:eastAsia="Times New Roman" w:hAnsi="Segoe UI" w:cs="Segoe UI"/>
+        </w:rPr>
+        <w:t>Limitations</w:t>
+      </w:r>
+    </w:p>
+    <w:p>
+      <w:pPr>
+        <w:numPr>
+          <w:ilvl w:val="0"/>
+          <w:numId w:val="14"/>
+        </w:numPr>
+        <w:spacing w:before="100" w:beforeAutospacing="1" w:after="100" w:afterAutospacing="1"/>
+        <w:rPr>
+          <w:rFonts w:ascii="Segoe UI" w:eastAsia="Times New Roman" w:hAnsi="Segoe UI" w:cs="Segoe UI"/>
+          <w:sz w:val="22"/>
+          <w:szCs w:val="22"/>
+        </w:rPr>
+      </w:pPr>
+      <w:r>
+        <w:rPr>
+          <w:rFonts w:ascii="Segoe UI" w:eastAsia="Times New Roman" w:hAnsi="Segoe UI" w:cs="Segoe UI"/>
+          <w:b/>
+          <w:bCs/>
+          <w:sz w:val="22"/>
+          <w:szCs w:val="22"/>
+        </w:rPr>
+        <w:t>ONVIF only.</w:t>
+      </w:r>
+      <w:r>
+        <w:rPr>
+          <w:rFonts w:ascii="Segoe UI" w:eastAsia="Times New Roman" w:hAnsi="Segoe UI" w:cs="Segoe UI"/>
+          <w:sz w:val="22"/>
+          <w:szCs w:val="22"/>
+        </w:rPr>
+        <w:t xml:space="preserve"> Vendor CGI APIs (Hikvision ISAPI, Dahua, Axis VAPIX) are not </w:t>
+      </w:r>
+      <w:r>
+        <w:rPr>
+          <w:rFonts w:ascii="Segoe UI" w:eastAsia="Times New Roman" w:hAnsi="Segoe UI" w:cs="Segoe UI"/>
+          <w:sz w:val="22"/>
+          <w:szCs w:val="22"/>
+        </w:rPr>
+        <w:br/>
+        <w:t xml:space="preserve">implemented. The driver sits behind one interface in </w:t>
+      </w:r>
+      <w:r>
+        <w:rPr>
+          <w:rStyle w:val="c1"/>
+          <w:rFonts w:eastAsia="Times New Roman" w:cs="Segoe UI"/>
+        </w:rPr>
+        <w:t>helpers/ptz/index.js</w:t>
+      </w:r>
+      <w:r>
+        <w:rPr>
+          <w:rFonts w:ascii="Segoe UI" w:eastAsia="Times New Roman" w:hAnsi="Segoe UI" w:cs="Segoe UI"/>
+          <w:sz w:val="22"/>
+          <w:szCs w:val="22"/>
+        </w:rPr>
+        <w:t xml:space="preserve">, so adding one is a new module rather than a change to the sweep. </w:t>
+      </w:r>
+    </w:p>
+    <w:p>
+      <w:pPr>
+        <w:numPr>
+          <w:ilvl w:val="0"/>
+          <w:numId w:val="14"/>
+        </w:numPr>
+        <w:spacing w:before="100" w:beforeAutospacing="1" w:after="100" w:afterAutospacing="1"/>
+        <w:rPr>
+          <w:rFonts w:ascii="Segoe UI" w:eastAsia="Times New Roman" w:hAnsi="Segoe UI" w:cs="Segoe UI"/>
+          <w:sz w:val="22"/>
+          <w:szCs w:val="22"/>
+        </w:rPr>
+      </w:pPr>
+      <w:r>
+        <w:rPr>
+          <w:rFonts w:ascii="Segoe UI" w:eastAsia="Times New Roman" w:hAnsi="Segoe UI" w:cs="Segoe UI"/>
+          <w:b/>
+          <w:bCs/>
+          <w:sz w:val="22"/>
+          <w:szCs w:val="22"/>
+        </w:rPr>
+        <w:t>A still image source is required.</w:t>
+      </w:r>
+      <w:r>
+        <w:rPr>
+          <w:rFonts w:ascii="Segoe UI" w:eastAsia="Times New Roman" w:hAnsi="Segoe UI" w:cs="Segoe UI"/>
+          <w:sz w:val="22"/>
+          <w:szCs w:val="22"/>
+        </w:rPr>
+        <w:t xml:space="preserve"> The ONVIF snapshot URI is used when the </w:t>
+      </w:r>
+      <w:r>
+        <w:rPr>
+          <w:rFonts w:ascii="Segoe UI" w:eastAsia="Times New Roman" w:hAnsi="Segoe UI" w:cs="Segoe UI"/>
+          <w:sz w:val="22"/>
+          <w:szCs w:val="22"/>
+        </w:rPr>
+        <w:br/>
+        <w:t xml:space="preserve">camera offers one, an MJPEG stream is read for a single frame otherwise, and an </w:t>
+      </w:r>
+      <w:r>
+        <w:rPr>
+          <w:rStyle w:val="c1"/>
+          <w:rFonts w:eastAsia="Times New Roman" w:cs="Segoe UI"/>
+        </w:rPr>
+        <w:t>rtsp://</w:t>
+      </w:r>
+      <w:r>
+        <w:rPr>
+          <w:rFonts w:ascii="Segoe UI" w:eastAsia="Times New Roman" w:hAnsi="Segoe UI" w:cs="Segoe UI"/>
+          <w:sz w:val="22"/>
+          <w:szCs w:val="22"/>
+        </w:rPr>
+        <w:t xml:space="preserve"> address alone cannot be r</w:t>
+      </w:r>
+      <w:r>
+        <w:rPr>
+          <w:rFonts w:ascii="Segoe UI" w:eastAsia="Times New Roman" w:hAnsi="Segoe UI" w:cs="Segoe UI"/>
+          <w:sz w:val="22"/>
+          <w:szCs w:val="22"/>
+        </w:rPr>
+        <w:t xml:space="preserve">ead at all — set a snapshot URL. </w:t>
+      </w:r>
+    </w:p>
+    <w:p>
+      <w:pPr>
+        <w:numPr>
+          <w:ilvl w:val="0"/>
+          <w:numId w:val="14"/>
+        </w:numPr>
+        <w:spacing w:before="100" w:beforeAutospacing="1" w:after="100" w:afterAutospacing="1"/>
+        <w:rPr>
+          <w:rFonts w:ascii="Segoe UI" w:eastAsia="Times New Roman" w:hAnsi="Segoe UI" w:cs="Segoe UI"/>
+          <w:sz w:val="22"/>
+          <w:szCs w:val="22"/>
+        </w:rPr>
+      </w:pPr>
+      <w:r>
+        <w:rPr>
+          <w:rFonts w:ascii="Segoe UI" w:eastAsia="Times New Roman" w:hAnsi="Segoe UI" w:cs="Segoe UI"/>
+          <w:b/>
+          <w:bCs/>
+          <w:sz w:val="22"/>
+          <w:szCs w:val="22"/>
+        </w:rPr>
+        <w:t>No liveness check.</w:t>
+      </w:r>
+      <w:r>
+        <w:rPr>
+          <w:rFonts w:ascii="Segoe UI" w:eastAsia="Times New Roman" w:hAnsi="Segoe UI" w:cs="Segoe UI"/>
+          <w:sz w:val="22"/>
+          <w:szCs w:val="22"/>
+        </w:rPr>
+        <w:t xml:space="preserve"> A sweep recognises a photograph of a face as readily as </w:t>
+      </w:r>
+      <w:r>
+        <w:rPr>
+          <w:rFonts w:ascii="Segoe UI" w:eastAsia="Times New Roman" w:hAnsi="Segoe UI" w:cs="Segoe UI"/>
+          <w:sz w:val="22"/>
+          <w:szCs w:val="22"/>
+        </w:rPr>
+        <w:br/>
+        <w:t xml:space="preserve">a face, and nothing here detects the difference. </w:t>
+      </w:r>
+    </w:p>
+    <w:p>
+      <w:pPr>
+        <w:pStyle w:val="Heading2"/>
+        <w:rPr>
+          <w:rFonts w:ascii="Segoe UI" w:eastAsia="Times New Roman" w:hAnsi="Segoe UI" w:cs="Segoe UI"/>
+        </w:rPr>
+      </w:pPr>
+      <w:r>
+        <w:rPr>
+          <w:rFonts w:ascii="Segoe UI" w:eastAsia="Times New Roman" w:hAnsi="Segoe UI" w:cs="Segoe UI"/>
+        </w:rPr>
+        <w:t>Converting images to SVG</w:t>
+      </w:r>
+    </w:p>
+    <w:p>
+      <w:pPr>
+        <w:pStyle w:val="NormalWeb"/>
+        <w:rPr>
+          <w:rFonts w:ascii="Segoe UI" w:hAnsi="Segoe UI" w:cs="Segoe UI"/>
+          <w:sz w:val="22"/>
+          <w:szCs w:val="22"/>
+        </w:rPr>
+      </w:pPr>
+      <w:r>
+        <w:rPr>
+          <w:rFonts w:ascii="Segoe UI" w:hAnsi="Segoe UI" w:cs="Segoe UI"/>
+          <w:b/>
+          <w:bCs/>
+          <w:sz w:val="22"/>
+          <w:szCs w:val="22"/>
+        </w:rPr>
+        <w:t>Tools -&gt; Converting</w:t>
+      </w:r>
+      <w:r>
+        <w:rPr>
+          <w:rFonts w:ascii="Segoe UI" w:hAnsi="Segoe UI" w:cs="Segoe UI"/>
+          <w:sz w:val="22"/>
+          <w:szCs w:val="22"/>
+        </w:rPr>
+        <w:t xml:space="preserve"> outputs PNG, JPG, ICO, GIF and SVG. The first four </w:t>
+      </w:r>
+      <w:r>
+        <w:rPr>
+          <w:rFonts w:ascii="Segoe UI" w:hAnsi="Segoe UI" w:cs="Segoe UI"/>
+          <w:sz w:val="22"/>
+          <w:szCs w:val="22"/>
+        </w:rPr>
+        <w:t>are pixels; SVG is not, and that difference is the whole feature.</w:t>
+      </w:r>
+    </w:p>
+    <w:p>
+      <w:pPr>
+        <w:pStyle w:val="NormalWeb"/>
+        <w:rPr>
+          <w:rFonts w:ascii="Segoe UI" w:hAnsi="Segoe UI" w:cs="Segoe UI"/>
+          <w:sz w:val="22"/>
+          <w:szCs w:val="22"/>
+        </w:rPr>
+      </w:pPr>
+      <w:r>
+        <w:rPr>
+          <w:rFonts w:ascii="Segoe UI" w:hAnsi="Segoe UI" w:cs="Segoe UI"/>
+          <w:sz w:val="22"/>
+          <w:szCs w:val="22"/>
+        </w:rPr>
+        <w:t xml:space="preserve">Plenty of "convert to SVG" tools hand back a PNG wrapped in an </w:t>
+      </w:r>
+      <w:r>
+        <w:rPr>
+          <w:rStyle w:val="c1"/>
+          <w:rFonts w:cs="Segoe UI"/>
+        </w:rPr>
+        <w:t>&lt;svg&gt;</w:t>
+      </w:r>
+      <w:r>
+        <w:rPr>
+          <w:rFonts w:ascii="Segoe UI" w:hAnsi="Segoe UI" w:cs="Segoe UI"/>
+          <w:sz w:val="22"/>
+          <w:szCs w:val="22"/>
+        </w:rPr>
+        <w:t xml:space="preserve"> element. The file has the right extension and none of the properties anyone wanted one for: it does not scale, it cannot </w:t>
+      </w:r>
+      <w:r>
+        <w:rPr>
+          <w:rFonts w:ascii="Segoe UI" w:hAnsi="Segoe UI" w:cs="Segoe UI"/>
+          <w:sz w:val="22"/>
+          <w:szCs w:val="22"/>
+        </w:rPr>
+        <w:t xml:space="preserve">be recoloured, and it is bigger than what went in. </w:t>
+      </w:r>
+      <w:r>
+        <w:rPr>
+          <w:rStyle w:val="c1"/>
+          <w:rFonts w:cs="Segoe UI"/>
+        </w:rPr>
+        <w:t>frontend/src/lib/imageTrace.js</w:t>
+      </w:r>
+      <w:r>
+        <w:rPr>
+          <w:rFonts w:ascii="Segoe UI" w:hAnsi="Segoe UI" w:cs="Segoe UI"/>
+          <w:sz w:val="22"/>
+          <w:szCs w:val="22"/>
+        </w:rPr>
+        <w:t xml:space="preserve"> traces outlines instead:</w:t>
+      </w:r>
+    </w:p>
+    <w:p>
+      <w:pPr>
+        <w:numPr>
+          <w:ilvl w:val="0"/>
+          <w:numId w:val="15"/>
+        </w:numPr>
+        <w:spacing w:before="100" w:beforeAutospacing="1" w:after="100" w:afterAutospacing="1"/>
+        <w:rPr>
+          <w:rFonts w:ascii="Segoe UI" w:eastAsia="Times New Roman" w:hAnsi="Segoe UI" w:cs="Segoe UI"/>
+          <w:sz w:val="22"/>
+          <w:szCs w:val="22"/>
+        </w:rPr>
+      </w:pPr>
+      <w:r>
+        <w:rPr>
+          <w:rFonts w:ascii="Segoe UI" w:eastAsia="Times New Roman" w:hAnsi="Segoe UI" w:cs="Segoe UI"/>
+          <w:sz w:val="22"/>
+          <w:szCs w:val="22"/>
+        </w:rPr>
+        <w:t xml:space="preserve">reduce the image to a small palette (gifenc, already vendored for GIF), </w:t>
+      </w:r>
+    </w:p>
+    <w:p>
+      <w:pPr>
+        <w:numPr>
+          <w:ilvl w:val="0"/>
+          <w:numId w:val="15"/>
+        </w:numPr>
+        <w:spacing w:before="100" w:beforeAutospacing="1" w:after="100" w:afterAutospacing="1"/>
+        <w:rPr>
+          <w:rFonts w:ascii="Segoe UI" w:eastAsia="Times New Roman" w:hAnsi="Segoe UI" w:cs="Segoe UI"/>
+          <w:sz w:val="22"/>
+          <w:szCs w:val="22"/>
+        </w:rPr>
+      </w:pPr>
+      <w:r>
+        <w:rPr>
+          <w:rFonts w:ascii="Segoe UI" w:eastAsia="Times New Roman" w:hAnsi="Segoe UI" w:cs="Segoe UI"/>
+          <w:sz w:val="22"/>
+          <w:szCs w:val="22"/>
+        </w:rPr>
+        <w:t xml:space="preserve">for each colour, walk the boundary between its pixels and everything else, </w:t>
+      </w:r>
+      <w:r>
+        <w:rPr>
+          <w:rFonts w:ascii="Segoe UI" w:eastAsia="Times New Roman" w:hAnsi="Segoe UI" w:cs="Segoe UI"/>
+          <w:sz w:val="22"/>
+          <w:szCs w:val="22"/>
+        </w:rPr>
+        <w:br/>
+      </w:r>
+      <w:r>
+        <w:rPr>
+          <w:rFonts w:ascii="Segoe UI" w:eastAsia="Times New Roman" w:hAnsi="Segoe UI" w:cs="Segoe UI"/>
+          <w:sz w:val="22"/>
+          <w:szCs w:val="22"/>
+        </w:rPr>
+        <w:t xml:space="preserve">which gives closed polygons on the pixel grid, </w:t>
+      </w:r>
+    </w:p>
+    <w:p>
+      <w:pPr>
+        <w:numPr>
+          <w:ilvl w:val="0"/>
+          <w:numId w:val="15"/>
+        </w:numPr>
+        <w:spacing w:before="100" w:beforeAutospacing="1" w:after="100" w:afterAutospacing="1"/>
+        <w:rPr>
+          <w:rFonts w:ascii="Segoe UI" w:eastAsia="Times New Roman" w:hAnsi="Segoe UI" w:cs="Segoe UI"/>
+          <w:sz w:val="22"/>
+          <w:szCs w:val="22"/>
+        </w:rPr>
+      </w:pPr>
+      <w:r>
+        <w:rPr>
+          <w:rFonts w:ascii="Segoe UI" w:eastAsia="Times New Roman" w:hAnsi="Segoe UI" w:cs="Segoe UI"/>
+          <w:sz w:val="22"/>
+          <w:szCs w:val="22"/>
+        </w:rPr>
+        <w:t xml:space="preserve">drop the points that do not change the shape (Ramer-Douglas-Peucker), </w:t>
+      </w:r>
+    </w:p>
+    <w:p>
+      <w:pPr>
+        <w:numPr>
+          <w:ilvl w:val="0"/>
+          <w:numId w:val="15"/>
+        </w:numPr>
+        <w:spacing w:before="100" w:beforeAutospacing="1" w:after="100" w:afterAutospacing="1"/>
+        <w:rPr>
+          <w:rFonts w:ascii="Segoe UI" w:eastAsia="Times New Roman" w:hAnsi="Segoe UI" w:cs="Segoe UI"/>
+          <w:sz w:val="22"/>
+          <w:szCs w:val="22"/>
+        </w:rPr>
+      </w:pPr>
+      <w:r>
+        <w:rPr>
+          <w:rFonts w:ascii="Segoe UI" w:eastAsia="Times New Roman" w:hAnsi="Segoe UI" w:cs="Segoe UI"/>
+          <w:sz w:val="22"/>
+          <w:szCs w:val="22"/>
+        </w:rPr>
+        <w:t xml:space="preserve">emit one </w:t>
+      </w:r>
+      <w:r>
+        <w:rPr>
+          <w:rStyle w:val="c1"/>
+          <w:rFonts w:eastAsia="Times New Roman" w:cs="Segoe UI"/>
+        </w:rPr>
+        <w:t>&lt;path&gt;</w:t>
+      </w:r>
+      <w:r>
+        <w:rPr>
+          <w:rFonts w:ascii="Segoe UI" w:eastAsia="Times New Roman" w:hAnsi="Segoe UI" w:cs="Segoe UI"/>
+          <w:sz w:val="22"/>
+          <w:szCs w:val="22"/>
+        </w:rPr>
+        <w:t xml:space="preserve"> per colour. </w:t>
+      </w:r>
+    </w:p>
+    <w:p>
+      <w:pPr>
+        <w:pStyle w:val="NormalWeb"/>
+        <w:rPr>
+          <w:rFonts w:ascii="Segoe UI" w:hAnsi="Segoe UI" w:cs="Segoe UI"/>
+          <w:sz w:val="22"/>
+          <w:szCs w:val="22"/>
+        </w:rPr>
+      </w:pPr>
+      <w:r>
+        <w:rPr>
+          <w:rFonts w:ascii="Segoe UI" w:hAnsi="Segoe UI" w:cs="Segoe UI"/>
+          <w:sz w:val="22"/>
+          <w:szCs w:val="22"/>
+        </w:rPr>
+        <w:t xml:space="preserve">Two controls: </w:t>
+      </w:r>
+      <w:r>
+        <w:rPr>
+          <w:rFonts w:ascii="Segoe UI" w:hAnsi="Segoe UI" w:cs="Segoe UI"/>
+          <w:b/>
+          <w:bCs/>
+          <w:sz w:val="22"/>
+          <w:szCs w:val="22"/>
+        </w:rPr>
+        <w:t>Colours</w:t>
+      </w:r>
+      <w:r>
+        <w:rPr>
+          <w:rFonts w:ascii="Segoe UI" w:hAnsi="Segoe UI" w:cs="Segoe UI"/>
+          <w:sz w:val="22"/>
+          <w:szCs w:val="22"/>
+        </w:rPr>
+        <w:t xml:space="preserve"> (2-32) and </w:t>
+      </w:r>
+      <w:r>
+        <w:rPr>
+          <w:rFonts w:ascii="Segoe UI" w:hAnsi="Segoe UI" w:cs="Segoe UI"/>
+          <w:b/>
+          <w:bCs/>
+          <w:sz w:val="22"/>
+          <w:szCs w:val="22"/>
+        </w:rPr>
+        <w:t>Detail</w:t>
+      </w:r>
+      <w:r>
+        <w:rPr>
+          <w:rFonts w:ascii="Segoe UI" w:hAnsi="Segoe UI" w:cs="Segoe UI"/>
+          <w:sz w:val="22"/>
+          <w:szCs w:val="22"/>
+        </w:rPr>
+        <w:t xml:space="preserve"> (0-100, the simplification tolerance inverted). The result is previe</w:t>
+      </w:r>
+      <w:r>
+        <w:rPr>
+          <w:rFonts w:ascii="Segoe UI" w:hAnsi="Segoe UI" w:cs="Segoe UI"/>
+          <w:sz w:val="22"/>
+          <w:szCs w:val="22"/>
+        </w:rPr>
+        <w:t>wed beside the source, because those two settings have no right value in the abstract — only for the picture in front of you, and tuning them by downloading each attempt is not tuning them.</w:t>
+      </w:r>
+    </w:p>
+    <w:p>
+      <w:pPr>
+        <w:pStyle w:val="NormalWeb"/>
+        <w:rPr>
+          <w:rFonts w:ascii="Segoe UI" w:hAnsi="Segoe UI" w:cs="Segoe UI"/>
+          <w:sz w:val="22"/>
+          <w:szCs w:val="22"/>
+        </w:rPr>
+      </w:pPr>
+      <w:r>
+        <w:rPr>
+          <w:rFonts w:ascii="Segoe UI" w:hAnsi="Segoe UI" w:cs="Segoe UI"/>
+          <w:b/>
+          <w:bCs/>
+          <w:sz w:val="22"/>
+          <w:szCs w:val="22"/>
+        </w:rPr>
+        <w:t>It suits flat artwork and not photographs.</w:t>
+      </w:r>
+      <w:r>
+        <w:rPr>
+          <w:rFonts w:ascii="Segoe UI" w:hAnsi="Segoe UI" w:cs="Segoe UI"/>
+          <w:sz w:val="22"/>
+          <w:szCs w:val="22"/>
+        </w:rPr>
+        <w:t xml:space="preserve"> Tracing follows areas o</w:t>
+      </w:r>
+      <w:r>
+        <w:rPr>
+          <w:rFonts w:ascii="Segoe UI" w:hAnsi="Segoe UI" w:cs="Segoe UI"/>
+          <w:sz w:val="22"/>
+          <w:szCs w:val="22"/>
+        </w:rPr>
+        <w:t>f one colour, so logos, icons, screenshots and line art come out well. A photograph has no flat areas; it traces into thousands of blotches, larger than the file it came from and worse to look at. The panel says so before the conversion rather than after i</w:t>
+      </w:r>
+      <w:r>
+        <w:rPr>
+          <w:rFonts w:ascii="Segoe UI" w:hAnsi="Segoe UI" w:cs="Segoe UI"/>
+          <w:sz w:val="22"/>
+          <w:szCs w:val="22"/>
+        </w:rPr>
+        <w:t>t.</w:t>
+      </w:r>
+    </w:p>
+    <w:p>
+      <w:pPr>
+        <w:pStyle w:val="NormalWeb"/>
+        <w:rPr>
+          <w:rFonts w:ascii="Segoe UI" w:hAnsi="Segoe UI" w:cs="Segoe UI"/>
+          <w:sz w:val="22"/>
+          <w:szCs w:val="22"/>
+        </w:rPr>
+      </w:pPr>
+      <w:r>
+        <w:rPr>
+          <w:rFonts w:ascii="Segoe UI" w:hAnsi="Segoe UI" w:cs="Segoe UI"/>
+          <w:sz w:val="22"/>
+          <w:szCs w:val="22"/>
+        </w:rPr>
+        <w:t>Three details that are easy to get wrong:</w:t>
+      </w:r>
+    </w:p>
+    <w:p>
+      <w:pPr>
+        <w:numPr>
+          <w:ilvl w:val="0"/>
+          <w:numId w:val="16"/>
+        </w:numPr>
+        <w:spacing w:before="100" w:beforeAutospacing="1" w:after="100" w:afterAutospacing="1"/>
+        <w:rPr>
+          <w:rFonts w:ascii="Segoe UI" w:eastAsia="Times New Roman" w:hAnsi="Segoe UI" w:cs="Segoe UI"/>
+          <w:sz w:val="22"/>
+          <w:szCs w:val="22"/>
+        </w:rPr>
+      </w:pPr>
+      <w:r>
+        <w:rPr>
+          <w:rFonts w:ascii="Segoe UI" w:eastAsia="Times New Roman" w:hAnsi="Segoe UI" w:cs="Segoe UI"/>
+          <w:b/>
+          <w:bCs/>
+          <w:sz w:val="22"/>
+          <w:szCs w:val="22"/>
+        </w:rPr>
+        <w:t>The winding does the holes.</w:t>
+      </w:r>
+      <w:r>
+        <w:rPr>
+          <w:rFonts w:ascii="Segoe UI" w:eastAsia="Times New Roman" w:hAnsi="Segoe UI" w:cs="Segoe UI"/>
+          <w:sz w:val="22"/>
+          <w:szCs w:val="22"/>
+        </w:rPr>
+        <w:t xml:space="preserve"> Each pixel contributes the sides facing a </w:t>
+      </w:r>
+      <w:r>
+        <w:rPr>
+          <w:rFonts w:ascii="Segoe UI" w:eastAsia="Times New Roman" w:hAnsi="Segoe UI" w:cs="Segoe UI"/>
+          <w:sz w:val="22"/>
+          <w:szCs w:val="22"/>
+        </w:rPr>
+        <w:br/>
+        <w:t xml:space="preserve">different colour, wound clockwise, so chaining them gives outer boundaries clockwise and </w:t>
+      </w:r>
+      <w:r>
+        <w:rPr>
+          <w:rFonts w:ascii="Segoe UI" w:eastAsia="Times New Roman" w:hAnsi="Segoe UI" w:cs="Segoe UI"/>
+          <w:sz w:val="22"/>
+          <w:szCs w:val="22"/>
+        </w:rPr>
+        <w:lastRenderedPageBreak/>
+        <w:t xml:space="preserve">holes anticlockwise — which is exactly what </w:t>
+      </w:r>
+      <w:r>
+        <w:rPr>
+          <w:rStyle w:val="c1"/>
+          <w:rFonts w:eastAsia="Times New Roman" w:cs="Segoe UI"/>
+        </w:rPr>
+        <w:t>fill-ru</w:t>
+      </w:r>
+      <w:r>
+        <w:rPr>
+          <w:rStyle w:val="c1"/>
+          <w:rFonts w:eastAsia="Times New Roman" w:cs="Segoe UI"/>
+        </w:rPr>
+        <w:t>le="evenodd"</w:t>
+      </w:r>
+      <w:r>
+        <w:rPr>
+          <w:rFonts w:ascii="Segoe UI" w:eastAsia="Times New Roman" w:hAnsi="Segoe UI" w:cs="Segoe UI"/>
+          <w:sz w:val="22"/>
+          <w:szCs w:val="22"/>
+        </w:rPr>
+        <w:t xml:space="preserve"> needs. The letter O comes out with a hole in it and no special case. </w:t>
+      </w:r>
+    </w:p>
+    <w:p>
+      <w:pPr>
+        <w:numPr>
+          <w:ilvl w:val="0"/>
+          <w:numId w:val="16"/>
+        </w:numPr>
+        <w:spacing w:before="100" w:beforeAutospacing="1" w:after="100" w:afterAutospacing="1"/>
+        <w:rPr>
+          <w:rFonts w:ascii="Segoe UI" w:eastAsia="Times New Roman" w:hAnsi="Segoe UI" w:cs="Segoe UI"/>
+          <w:sz w:val="22"/>
+          <w:szCs w:val="22"/>
+        </w:rPr>
+      </w:pPr>
+      <w:r>
+        <w:rPr>
+          <w:rFonts w:ascii="Segoe UI" w:eastAsia="Times New Roman" w:hAnsi="Segoe UI" w:cs="Segoe UI"/>
+          <w:b/>
+          <w:bCs/>
+          <w:sz w:val="22"/>
+          <w:szCs w:val="22"/>
+        </w:rPr>
+        <w:t xml:space="preserve">The dominant colour becomes a </w:t>
+      </w:r>
+      <w:r>
+        <w:rPr>
+          <w:rStyle w:val="c1"/>
+          <w:rFonts w:eastAsia="Times New Roman" w:cs="Segoe UI"/>
+          <w:b/>
+          <w:bCs/>
+        </w:rPr>
+        <w:t>&lt;rect&gt;</w:t>
+      </w:r>
+      <w:r>
+        <w:rPr>
+          <w:rFonts w:ascii="Segoe UI" w:eastAsia="Times New Roman" w:hAnsi="Segoe UI" w:cs="Segoe UI"/>
+          <w:b/>
+          <w:bCs/>
+          <w:sz w:val="22"/>
+          <w:szCs w:val="22"/>
+        </w:rPr>
+        <w:t>,</w:t>
+      </w:r>
+      <w:r>
+        <w:rPr>
+          <w:rFonts w:ascii="Segoe UI" w:eastAsia="Times New Roman" w:hAnsi="Segoe UI" w:cs="Segoe UI"/>
+          <w:sz w:val="22"/>
+          <w:szCs w:val="22"/>
+        </w:rPr>
+        <w:t xml:space="preserve"> when nothing is transparent. It </w:t>
+      </w:r>
+      <w:r>
+        <w:rPr>
+          <w:rFonts w:ascii="Segoe UI" w:eastAsia="Times New Roman" w:hAnsi="Segoe UI" w:cs="Segoe UI"/>
+          <w:sz w:val="22"/>
+          <w:szCs w:val="22"/>
+        </w:rPr>
+        <w:br/>
+        <w:t xml:space="preserve">is the single biggest saving in the file, and it removes the hairline seams: neighbouring paths share </w:t>
+      </w:r>
+      <w:r>
+        <w:rPr>
+          <w:rFonts w:ascii="Segoe UI" w:eastAsia="Times New Roman" w:hAnsi="Segoe UI" w:cs="Segoe UI"/>
+          <w:sz w:val="22"/>
+          <w:szCs w:val="22"/>
+        </w:rPr>
+        <w:t xml:space="preserve">an edge exactly, but each is anti-aliased independently, so the two halves of a boundary pixel blend to less than full coverage and a pale line shows through. A solid layer underneath leaves nothing to show through. </w:t>
+      </w:r>
+    </w:p>
+    <w:p>
+      <w:pPr>
+        <w:numPr>
+          <w:ilvl w:val="0"/>
+          <w:numId w:val="16"/>
+        </w:numPr>
+        <w:spacing w:before="100" w:beforeAutospacing="1" w:after="100" w:afterAutospacing="1"/>
+        <w:rPr>
+          <w:rFonts w:ascii="Segoe UI" w:eastAsia="Times New Roman" w:hAnsi="Segoe UI" w:cs="Segoe UI"/>
+          <w:sz w:val="22"/>
+          <w:szCs w:val="22"/>
+        </w:rPr>
+      </w:pPr>
+      <w:r>
+        <w:rPr>
+          <w:rFonts w:ascii="Segoe UI" w:eastAsia="Times New Roman" w:hAnsi="Segoe UI" w:cs="Segoe UI"/>
+          <w:b/>
+          <w:bCs/>
+          <w:sz w:val="22"/>
+          <w:szCs w:val="22"/>
+        </w:rPr>
+        <w:t>Tracing is capped at 800px</w:t>
+      </w:r>
+      <w:r>
+        <w:rPr>
+          <w:rFonts w:ascii="Segoe UI" w:eastAsia="Times New Roman" w:hAnsi="Segoe UI" w:cs="Segoe UI"/>
+          <w:sz w:val="22"/>
+          <w:szCs w:val="22"/>
+        </w:rPr>
+        <w:t xml:space="preserve"> regardless o</w:t>
+      </w:r>
+      <w:r>
+        <w:rPr>
+          <w:rFonts w:ascii="Segoe UI" w:eastAsia="Times New Roman" w:hAnsi="Segoe UI" w:cs="Segoe UI"/>
+          <w:sz w:val="22"/>
+          <w:szCs w:val="22"/>
+        </w:rPr>
+        <w:t xml:space="preserve">f the output size. Past that, </w:t>
+      </w:r>
+      <w:r>
+        <w:rPr>
+          <w:rFonts w:ascii="Segoe UI" w:eastAsia="Times New Roman" w:hAnsi="Segoe UI" w:cs="Segoe UI"/>
+          <w:sz w:val="22"/>
+          <w:szCs w:val="22"/>
+        </w:rPr>
+        <w:br/>
+        <w:t xml:space="preserve">extra pixels stop adding shape and start adding noise along every edge: more points, a bigger file, no more detail. The SVG carries a </w:t>
+      </w:r>
+      <w:r>
+        <w:rPr>
+          <w:rStyle w:val="c1"/>
+          <w:rFonts w:eastAsia="Times New Roman" w:cs="Segoe UI"/>
+        </w:rPr>
+        <w:t>viewBox</w:t>
+      </w:r>
+      <w:r>
+        <w:rPr>
+          <w:rFonts w:ascii="Segoe UI" w:eastAsia="Times New Roman" w:hAnsi="Segoe UI" w:cs="Segoe UI"/>
+          <w:sz w:val="22"/>
+          <w:szCs w:val="22"/>
+        </w:rPr>
+        <w:t xml:space="preserve">, so the result still scales to whatever size was asked for. </w:t>
+      </w:r>
+    </w:p>
+    <w:p>
+      <w:pPr>
+        <w:pStyle w:val="NormalWeb"/>
+        <w:rPr>
+          <w:rFonts w:ascii="Segoe UI" w:hAnsi="Segoe UI" w:cs="Segoe UI"/>
+          <w:sz w:val="22"/>
+          <w:szCs w:val="22"/>
+        </w:rPr>
+      </w:pPr>
+      <w:r>
+        <w:rPr>
+          <w:rFonts w:ascii="Segoe UI" w:hAnsi="Segoe UI" w:cs="Segoe UI"/>
+          <w:sz w:val="22"/>
+          <w:szCs w:val="22"/>
+        </w:rPr>
+        <w:t xml:space="preserve">An SVG converted </w:t>
+      </w:r>
+      <w:r>
+        <w:rPr>
+          <w:rFonts w:ascii="Segoe UI" w:hAnsi="Segoe UI" w:cs="Segoe UI"/>
+          <w:i/>
+          <w:iCs/>
+          <w:sz w:val="22"/>
+          <w:szCs w:val="22"/>
+        </w:rPr>
+        <w:t>to</w:t>
+      </w:r>
+      <w:r>
+        <w:rPr>
+          <w:rFonts w:ascii="Segoe UI" w:hAnsi="Segoe UI" w:cs="Segoe UI"/>
+          <w:sz w:val="22"/>
+          <w:szCs w:val="22"/>
+        </w:rPr>
+        <w:t xml:space="preserve"> </w:t>
+      </w:r>
+      <w:r>
+        <w:rPr>
+          <w:rFonts w:ascii="Segoe UI" w:hAnsi="Segoe UI" w:cs="Segoe UI"/>
+          <w:sz w:val="22"/>
+          <w:szCs w:val="22"/>
+        </w:rPr>
+        <w:t>SVG is resized, not traced. Rasterising a drawing that is already made of shapes and then guessing those shapes back would lose every one of them.</w:t>
+      </w:r>
+    </w:p>
+    <w:p>
+      <w:pPr>
+        <w:pStyle w:val="Heading2"/>
+        <w:rPr>
+          <w:rFonts w:ascii="Segoe UI" w:eastAsia="Times New Roman" w:hAnsi="Segoe UI" w:cs="Segoe UI"/>
+        </w:rPr>
+      </w:pPr>
+      <w:r>
+        <w:rPr>
+          <w:rFonts w:ascii="Segoe UI" w:eastAsia="Times New Roman" w:hAnsi="Segoe UI" w:cs="Segoe UI"/>
+        </w:rPr>
+        <w:t>TTS speech datasets</w:t>
+      </w:r>
+    </w:p>
+    <w:p>
+      <w:pPr>
+        <w:pStyle w:val="NormalWeb"/>
+        <w:rPr>
+          <w:rFonts w:ascii="Segoe UI" w:hAnsi="Segoe UI" w:cs="Segoe UI"/>
+          <w:sz w:val="22"/>
+          <w:szCs w:val="22"/>
+        </w:rPr>
+      </w:pPr>
+      <w:r>
+        <w:rPr>
+          <w:rFonts w:ascii="Segoe UI" w:hAnsi="Segoe UI" w:cs="Segoe UI"/>
+          <w:b/>
+          <w:bCs/>
+          <w:sz w:val="22"/>
+          <w:szCs w:val="22"/>
+        </w:rPr>
+        <w:t>Tools -&gt; AI -&gt; TTS</w:t>
+      </w:r>
+      <w:r>
+        <w:rPr>
+          <w:rFonts w:ascii="Segoe UI" w:hAnsi="Segoe UI" w:cs="Segoe UI"/>
+          <w:sz w:val="22"/>
+          <w:szCs w:val="22"/>
+        </w:rPr>
+        <w:t xml:space="preserve"> transcribes a folder of speech into a training dataset. Same arrangeme</w:t>
+      </w:r>
+      <w:r>
+        <w:rPr>
+          <w:rFonts w:ascii="Segoe UI" w:hAnsi="Segoe UI" w:cs="Segoe UI"/>
+          <w:sz w:val="22"/>
+          <w:szCs w:val="22"/>
+        </w:rPr>
+        <w:t xml:space="preserve">nt as the YOLO labelling tab: the folder is read where it already is, nothing is uploaded, and the transcripts — which are small — are mirrored into </w:t>
+      </w:r>
+      <w:r>
+        <w:rPr>
+          <w:rStyle w:val="c1"/>
+          <w:rFonts w:cs="Segoe UI"/>
+        </w:rPr>
+        <w:t>localStorage</w:t>
+      </w:r>
+      <w:r>
+        <w:rPr>
+          <w:rFonts w:ascii="Segoe UI" w:hAnsi="Segoe UI" w:cs="Segoe UI"/>
+          <w:sz w:val="22"/>
+          <w:szCs w:val="22"/>
+        </w:rPr>
+        <w:t xml:space="preserve"> and matched back by file name when the folder is reopened.</w:t>
+      </w:r>
+    </w:p>
+    <w:p>
+      <w:pPr>
+        <w:pStyle w:val="NormalWeb"/>
+        <w:rPr>
+          <w:rFonts w:ascii="Segoe UI" w:hAnsi="Segoe UI" w:cs="Segoe UI"/>
+          <w:sz w:val="22"/>
+          <w:szCs w:val="22"/>
+        </w:rPr>
+      </w:pPr>
+      <w:r>
+        <w:rPr>
+          <w:rFonts w:ascii="Segoe UI" w:hAnsi="Segoe UI" w:cs="Segoe UI"/>
+          <w:b/>
+          <w:bCs/>
+          <w:sz w:val="22"/>
+          <w:szCs w:val="22"/>
+        </w:rPr>
+        <w:t>Only 16 kHz mono PCM WAV is accepte</w:t>
+      </w:r>
+      <w:r>
+        <w:rPr>
+          <w:rFonts w:ascii="Segoe UI" w:hAnsi="Segoe UI" w:cs="Segoe UI"/>
+          <w:b/>
+          <w:bCs/>
+          <w:sz w:val="22"/>
+          <w:szCs w:val="22"/>
+        </w:rPr>
+        <w:t>d</w:t>
+      </w:r>
+      <w:r>
+        <w:rPr>
+          <w:rFonts w:ascii="Segoe UI" w:hAnsi="Segoe UI" w:cs="Segoe UI"/>
+          <w:sz w:val="22"/>
+          <w:szCs w:val="22"/>
+        </w:rPr>
+        <w:t xml:space="preserve">, and the folder is checked rather than trusted: a corpus whose clips disagree about sample rate or channel count trains badly and says nothing about why. </w:t>
+      </w:r>
+      <w:r>
+        <w:rPr>
+          <w:rStyle w:val="c1"/>
+          <w:rFonts w:cs="Segoe UI"/>
+        </w:rPr>
+        <w:t>frontend/src/lib/wavInspect.js</w:t>
+      </w:r>
+      <w:r>
+        <w:rPr>
+          <w:rFonts w:ascii="Segoe UI" w:hAnsi="Segoe UI" w:cs="Segoe UI"/>
+          <w:sz w:val="22"/>
+          <w:szCs w:val="22"/>
+        </w:rPr>
+        <w:t xml:space="preserve"> walks the RIFF chunks and stops at </w:t>
+      </w:r>
+      <w:r>
+        <w:rPr>
+          <w:rStyle w:val="c1"/>
+          <w:rFonts w:cs="Segoe UI"/>
+        </w:rPr>
+        <w:t>data</w:t>
+      </w:r>
+      <w:r>
+        <w:rPr>
+          <w:rFonts w:ascii="Segoe UI" w:hAnsi="Segoe UI" w:cs="Segoe UI"/>
+          <w:sz w:val="22"/>
+          <w:szCs w:val="22"/>
+        </w:rPr>
+        <w:t>, so the check is one 64 KB re</w:t>
+      </w:r>
+      <w:r>
+        <w:rPr>
+          <w:rFonts w:ascii="Segoe UI" w:hAnsi="Segoe UI" w:cs="Segoe UI"/>
+          <w:sz w:val="22"/>
+          <w:szCs w:val="22"/>
+        </w:rPr>
+        <w:t>ad per file however large the file is — decoding each one to find out would mean pulling an entire dataset through the browser's audio decoder to learn something the first few dozen bytes already state.</w:t>
+      </w:r>
+    </w:p>
+    <w:p>
+      <w:pPr>
+        <w:pStyle w:val="NormalWeb"/>
+        <w:rPr>
+          <w:rFonts w:ascii="Segoe UI" w:hAnsi="Segoe UI" w:cs="Segoe UI"/>
+          <w:sz w:val="22"/>
+          <w:szCs w:val="22"/>
+        </w:rPr>
+      </w:pPr>
+      <w:r>
+        <w:rPr>
+          <w:rFonts w:ascii="Segoe UI" w:hAnsi="Segoe UI" w:cs="Segoe UI"/>
+          <w:sz w:val="22"/>
+          <w:szCs w:val="22"/>
+        </w:rPr>
+        <w:t xml:space="preserve">Anything rejected is listed with its reason — "44100 </w:t>
+      </w:r>
+      <w:r>
+        <w:rPr>
+          <w:rFonts w:ascii="Segoe UI" w:hAnsi="Segoe UI" w:cs="Segoe UI"/>
+          <w:sz w:val="22"/>
+          <w:szCs w:val="22"/>
+        </w:rPr>
+        <w:t>Hz; 16000 Hz is required", "Stereo; mono is required" — and never silently dropped. The reason is the useful part: it says what to run over the folder, where a bare rejection sends somebody through it one file at a time.</w:t>
+      </w:r>
+    </w:p>
+    <w:p>
+      <w:pPr>
+        <w:pStyle w:val="NormalWeb"/>
+        <w:rPr>
+          <w:rFonts w:ascii="Segoe UI" w:hAnsi="Segoe UI" w:cs="Segoe UI"/>
+          <w:sz w:val="22"/>
+          <w:szCs w:val="22"/>
+        </w:rPr>
+      </w:pPr>
+      <w:r>
+        <w:rPr>
+          <w:rFonts w:ascii="Segoe UI" w:hAnsi="Segoe UI" w:cs="Segoe UI"/>
+          <w:sz w:val="22"/>
+          <w:szCs w:val="22"/>
+        </w:rPr>
+        <w:t>Two header details that are easy to</w:t>
+      </w:r>
+      <w:r>
+        <w:rPr>
+          <w:rFonts w:ascii="Segoe UI" w:hAnsi="Segoe UI" w:cs="Segoe UI"/>
+          <w:sz w:val="22"/>
+          <w:szCs w:val="22"/>
+        </w:rPr>
+        <w:t xml:space="preserve"> get wrong, and both produce a wrongly rejected folder rather than an obvious failure:</w:t>
+      </w:r>
+    </w:p>
+    <w:p>
+      <w:pPr>
+        <w:numPr>
+          <w:ilvl w:val="0"/>
+          <w:numId w:val="17"/>
+        </w:numPr>
+        <w:spacing w:before="100" w:beforeAutospacing="1" w:after="100" w:afterAutospacing="1"/>
+        <w:rPr>
+          <w:rFonts w:ascii="Segoe UI" w:eastAsia="Times New Roman" w:hAnsi="Segoe UI" w:cs="Segoe UI"/>
+          <w:sz w:val="22"/>
+          <w:szCs w:val="22"/>
+        </w:rPr>
+      </w:pPr>
+      <w:r>
+        <w:rPr>
+          <w:rStyle w:val="c1"/>
+          <w:rFonts w:eastAsia="Times New Roman" w:cs="Segoe UI"/>
+          <w:b/>
+          <w:bCs/>
+        </w:rPr>
+        <w:t>WAVE_FORMAT_EXTENSIBLE</w:t>
+      </w:r>
+      <w:r>
+        <w:rPr>
+          <w:rFonts w:ascii="Segoe UI" w:eastAsia="Times New Roman" w:hAnsi="Segoe UI" w:cs="Segoe UI"/>
+          <w:b/>
+          <w:bCs/>
+          <w:sz w:val="22"/>
+          <w:szCs w:val="22"/>
+        </w:rPr>
+        <w:t xml:space="preserve"> (0xFFFE) is a container</w:t>
+      </w:r>
+      <w:r>
+        <w:rPr>
+          <w:rFonts w:ascii="Segoe UI" w:eastAsia="Times New Roman" w:hAnsi="Segoe UI" w:cs="Segoe UI"/>
+          <w:sz w:val="22"/>
+          <w:szCs w:val="22"/>
+        </w:rPr>
+        <w:t xml:space="preserve">, not a format. The </w:t>
+      </w:r>
+      <w:r>
+        <w:rPr>
+          <w:rFonts w:ascii="Segoe UI" w:eastAsia="Times New Roman" w:hAnsi="Segoe UI" w:cs="Segoe UI"/>
+          <w:sz w:val="22"/>
+          <w:szCs w:val="22"/>
+        </w:rPr>
+        <w:br/>
+        <w:t xml:space="preserve">format that matters is the first two bytes of the SubFormat GUID, 24 bytes into the </w:t>
+      </w:r>
+      <w:r>
+        <w:rPr>
+          <w:rStyle w:val="c1"/>
+          <w:rFonts w:eastAsia="Times New Roman" w:cs="Segoe UI"/>
+        </w:rPr>
+        <w:t xml:space="preserve">fmt </w:t>
+      </w:r>
+      <w:r>
+        <w:rPr>
+          <w:rFonts w:ascii="Segoe UI" w:eastAsia="Times New Roman" w:hAnsi="Segoe UI" w:cs="Segoe UI"/>
+          <w:sz w:val="22"/>
+          <w:szCs w:val="22"/>
+        </w:rPr>
+        <w:t>chunk. Read na</w:t>
+      </w:r>
+      <w:r>
+        <w:rPr>
+          <w:rFonts w:ascii="Segoe UI" w:eastAsia="Times New Roman" w:hAnsi="Segoe UI" w:cs="Segoe UI"/>
+          <w:sz w:val="22"/>
+          <w:szCs w:val="22"/>
+        </w:rPr>
+        <w:t xml:space="preserve">ively, ordinary 16-bit PCM from several common recorders reads as "compressed" and the whole folder is refused. </w:t>
+      </w:r>
+    </w:p>
+    <w:p>
+      <w:pPr>
+        <w:numPr>
+          <w:ilvl w:val="0"/>
+          <w:numId w:val="17"/>
+        </w:numPr>
+        <w:spacing w:before="100" w:beforeAutospacing="1" w:after="100" w:afterAutospacing="1"/>
+        <w:rPr>
+          <w:rFonts w:ascii="Segoe UI" w:eastAsia="Times New Roman" w:hAnsi="Segoe UI" w:cs="Segoe UI"/>
+          <w:sz w:val="22"/>
+          <w:szCs w:val="22"/>
+        </w:rPr>
+      </w:pPr>
+      <w:r>
+        <w:rPr>
+          <w:rFonts w:ascii="Segoe UI" w:eastAsia="Times New Roman" w:hAnsi="Segoe UI" w:cs="Segoe UI"/>
+          <w:b/>
+          <w:bCs/>
+          <w:sz w:val="22"/>
+          <w:szCs w:val="22"/>
+        </w:rPr>
+        <w:t>RIFF chunks are word-aligned.</w:t>
+      </w:r>
+      <w:r>
+        <w:rPr>
+          <w:rFonts w:ascii="Segoe UI" w:eastAsia="Times New Roman" w:hAnsi="Segoe UI" w:cs="Segoe UI"/>
+          <w:sz w:val="22"/>
+          <w:szCs w:val="22"/>
+        </w:rPr>
+        <w:t xml:space="preserve"> An odd-length chunk is followed by a pad </w:t>
+      </w:r>
+      <w:r>
+        <w:rPr>
+          <w:rFonts w:ascii="Segoe UI" w:eastAsia="Times New Roman" w:hAnsi="Segoe UI" w:cs="Segoe UI"/>
+          <w:sz w:val="22"/>
+          <w:szCs w:val="22"/>
+        </w:rPr>
+        <w:br/>
+      </w:r>
+      <w:r>
+        <w:rPr>
+          <w:rFonts w:ascii="Segoe UI" w:eastAsia="Times New Roman" w:hAnsi="Segoe UI" w:cs="Segoe UI"/>
+          <w:sz w:val="22"/>
+          <w:szCs w:val="22"/>
+        </w:rPr>
+        <w:t xml:space="preserve">byte the declared size does not count, and walking without it lands one byte off and finds no </w:t>
+      </w:r>
+      <w:r>
+        <w:rPr>
+          <w:rStyle w:val="c1"/>
+          <w:rFonts w:eastAsia="Times New Roman" w:cs="Segoe UI"/>
+        </w:rPr>
+        <w:t>data</w:t>
+      </w:r>
+      <w:r>
+        <w:rPr>
+          <w:rFonts w:ascii="Segoe UI" w:eastAsia="Times New Roman" w:hAnsi="Segoe UI" w:cs="Segoe UI"/>
+          <w:sz w:val="22"/>
+          <w:szCs w:val="22"/>
+        </w:rPr>
+        <w:t xml:space="preserve"> chunk at all. Real files hit this: a </w:t>
+      </w:r>
+      <w:r>
+        <w:rPr>
+          <w:rStyle w:val="c1"/>
+          <w:rFonts w:eastAsia="Times New Roman" w:cs="Segoe UI"/>
+        </w:rPr>
+        <w:t>LIST</w:t>
+      </w:r>
+      <w:r>
+        <w:rPr>
+          <w:rFonts w:ascii="Segoe UI" w:eastAsia="Times New Roman" w:hAnsi="Segoe UI" w:cs="Segoe UI"/>
+          <w:sz w:val="22"/>
+          <w:szCs w:val="22"/>
+        </w:rPr>
+        <w:t xml:space="preserve"> chunk holding an odd-length title is the usual way. </w:t>
+      </w:r>
+    </w:p>
+    <w:p>
+      <w:pPr>
+        <w:pStyle w:val="NormalWeb"/>
+        <w:rPr>
+          <w:rFonts w:ascii="Segoe UI" w:hAnsi="Segoe UI" w:cs="Segoe UI"/>
+          <w:sz w:val="22"/>
+          <w:szCs w:val="22"/>
+        </w:rPr>
+      </w:pPr>
+      <w:r>
+        <w:rPr>
+          <w:rFonts w:ascii="Segoe UI" w:hAnsi="Segoe UI" w:cs="Segoe UI"/>
+          <w:sz w:val="22"/>
+          <w:szCs w:val="22"/>
+        </w:rPr>
+        <w:t>A streaming writer that never went back to fix its header leav</w:t>
+      </w:r>
+      <w:r>
+        <w:rPr>
+          <w:rFonts w:ascii="Segoe UI" w:hAnsi="Segoe UI" w:cs="Segoe UI"/>
+          <w:sz w:val="22"/>
+          <w:szCs w:val="22"/>
+        </w:rPr>
+        <w:t>es the data size at 0 or 0xFFFFFFFF. The duration then comes from the bytes actually on disk, and the clip is tagged as estimated rather than reported as 0:00 or 13 hours.</w:t>
+      </w:r>
+    </w:p>
+    <w:p>
+      <w:pPr>
+        <w:pStyle w:val="Heading3"/>
+        <w:rPr>
+          <w:rFonts w:ascii="Segoe UI" w:eastAsia="Times New Roman" w:hAnsi="Segoe UI" w:cs="Segoe UI"/>
+        </w:rPr>
+      </w:pPr>
+      <w:r>
+        <w:rPr>
+          <w:rFonts w:ascii="Segoe UI" w:eastAsia="Times New Roman" w:hAnsi="Segoe UI" w:cs="Segoe UI"/>
+        </w:rPr>
+        <w:lastRenderedPageBreak/>
+        <w:t>What comes out</w:t>
+      </w:r>
+    </w:p>
+    <w:p>
+      <w:pPr>
+        <w:pStyle w:val="NormalWeb"/>
+        <w:rPr>
+          <w:rFonts w:ascii="Segoe UI" w:hAnsi="Segoe UI" w:cs="Segoe UI"/>
+          <w:sz w:val="22"/>
+          <w:szCs w:val="22"/>
+        </w:rPr>
+      </w:pPr>
+      <w:r>
+        <w:rPr>
+          <w:rFonts w:ascii="Segoe UI" w:hAnsi="Segoe UI" w:cs="Segoe UI"/>
+          <w:sz w:val="22"/>
+          <w:szCs w:val="22"/>
+        </w:rPr>
+        <w:t>Two files, because the same clips and transcripts feed two ecosystems</w:t>
+      </w:r>
+      <w:r>
+        <w:rPr>
+          <w:rFonts w:ascii="Segoe UI" w:hAnsi="Segoe UI" w:cs="Segoe UI"/>
+          <w:sz w:val="22"/>
+          <w:szCs w:val="22"/>
+        </w:rPr>
+        <w:t xml:space="preserve"> that read different ones:</w:t>
+      </w:r>
+    </w:p>
+    <w:tbl>
+      <w:tblPr>
+        <w:tblW w:w="5000" w:type="pct"/>
+        <w:tblBorders>
+          <w:top w:val="outset" w:sz="6" w:space="0" w:color="auto"/>
+          <w:left w:val="outset" w:sz="6" w:space="0" w:color="auto"/>
+          <w:bottom w:val="outset" w:sz="6" w:space="0" w:color="auto"/>
+          <w:right w:val="outset" w:sz="6" w:space="0" w:color="auto"/>
+        </w:tblBorders>
+        <w:tblCellMar>
+          <w:top w:w="75" w:type="dxa"/>
+          <w:left w:w="75" w:type="dxa"/>
+          <w:bottom w:w="75" w:type="dxa"/>
+          <w:right w:w="75" w:type="dxa"/>
+        </w:tblCellMar>
+        <w:tblLook w:val="04A0" w:firstRow="1" w:lastRow="0" w:firstColumn="1" w:lastColumn="0" w:noHBand="0" w:noVBand="1"/>
+      </w:tblPr>
+      <w:tblGrid>
+        <w:gridCol w:w="1623"/>
+        <w:gridCol w:w="5117"/>
+        <w:gridCol w:w="2911"/>
       </w:tblGrid>
       <w:tr>
         <w:tc>
@@ -12201,7 +15273,15 @@
           <w:sz w:val="22"/>
           <w:szCs w:val="22"/>
         </w:rPr>
-        <w:t>The duration in the manifest is why the WAV header is parsed at all rather than the format merely being validated.</w:t>
+        <w:t xml:space="preserve">The duration in </w:t>
+      </w:r>
+      <w:r>
+        <w:rPr>
+          <w:rFonts w:ascii="Segoe UI" w:hAnsi="Segoe UI" w:cs="Segoe UI"/>
+          <w:sz w:val="22"/>
+          <w:szCs w:val="22"/>
+        </w:rPr>
+        <w:t>the manifest is why the WAV header is parsed at all rather than the format merely being validated.</w:t>
       </w:r>
     </w:p>
     <w:p>
@@ -12219,15 +15299,23 @@
           <w:sz w:val="22"/>
           <w:szCs w:val="22"/>
         </w:rPr>
-        <w:t>Only clips that have a transcript are written. An untranscribed clip is work not yet done, and including it with an empty string teaches a model to answer silence — a corpus is better short than quietly wrong. A transcript containing a pipe or a newline is</w:t>
-      </w:r>
-      <w:r>
-        <w:rPr>
-          <w:rFonts w:ascii="Segoe UI" w:hAnsi="Segoe UI" w:cs="Segoe UI"/>
-          <w:sz w:val="22"/>
-          <w:szCs w:val="22"/>
-        </w:rPr>
-        <w:t xml:space="preserve"> flattened, since either would split a record into columns or rows that were never meant to exist; the substitution is preferred to rejecting somebody's typing over its punctuation.</w:t>
+        <w:t>Only clips that have a transcript are written. An untranscribed clip is work not yet done, and including it with an empty string teaches a model to answer si</w:t>
+      </w:r>
+      <w:r>
+        <w:rPr>
+          <w:rFonts w:ascii="Segoe UI" w:hAnsi="Segoe UI" w:cs="Segoe UI"/>
+          <w:sz w:val="22"/>
+          <w:szCs w:val="22"/>
+        </w:rPr>
+        <w:t>lence — a corpus is better short than quietly wrong. A transcript containing a pipe or a newline is flattened, since either would split a record into columns or rows that were never meant to exist; the substitution is preferred to rejecting somebody's typi</w:t>
+      </w:r>
+      <w:r>
+        <w:rPr>
+          <w:rFonts w:ascii="Segoe UI" w:hAnsi="Segoe UI" w:cs="Segoe UI"/>
+          <w:sz w:val="22"/>
+          <w:szCs w:val="22"/>
+        </w:rPr>
+        <w:t>ng over its punctuation.</w:t>
       </w:r>
     </w:p>
     <w:p>
@@ -12259,23 +15347,15 @@
           <w:sz w:val="22"/>
           <w:szCs w:val="22"/>
         </w:rPr>
-        <w:t>The middle column plays the current clip and take</w:t>
-      </w:r>
-      <w:r>
-        <w:rPr>
-          <w:rFonts w:ascii="Segoe UI" w:hAnsi="Segoe UI" w:cs="Segoe UI"/>
-          <w:sz w:val="22"/>
-          <w:szCs w:val="22"/>
-        </w:rPr>
-        <w:t>s its transcript; the right column is the text history — every clip, its length, and what has been typed so far, with a tick against the ones that are done. It follows the clip being worked on rather than sitting on page one, and any entry can be clicked t</w:t>
-      </w:r>
-      <w:r>
-        <w:rPr>
-          <w:rFonts w:ascii="Segoe UI" w:hAnsi="Segoe UI" w:cs="Segoe UI"/>
-          <w:sz w:val="22"/>
-          <w:szCs w:val="22"/>
-        </w:rPr>
-        <w:t>o jump to it.</w:t>
+        <w:t>The middle column plays the current clip and takes its transcript; the right column is the text history — every clip, its length, and what has been typed so far, with a tick against the ones that are done. It follows the clip being worked on rather than si</w:t>
+      </w:r>
+      <w:r>
+        <w:rPr>
+          <w:rFonts w:ascii="Segoe UI" w:hAnsi="Segoe UI" w:cs="Segoe UI"/>
+          <w:sz w:val="22"/>
+          <w:szCs w:val="22"/>
+        </w:rPr>
+        <w:t>tting on page one, and any entry can be clicked to jump to it.</w:t>
       </w:r>
     </w:p>
     <w:p>
@@ -12293,15 +15373,15 @@
           <w:sz w:val="22"/>
           <w:szCs w:val="22"/>
         </w:rPr>
-        <w:t xml:space="preserve">Typing is committed on a short delay rather than on each keystroke: writing every character into the clip list re-renders the history beside it, and at a few thousand clips that is felt in the typing. Anything that reads the dataset sees the </w:t>
-      </w:r>
-      <w:r>
-        <w:rPr>
-          <w:rFonts w:ascii="Segoe UI" w:hAnsi="Segoe UI" w:cs="Segoe UI"/>
-          <w:sz w:val="22"/>
-          <w:szCs w:val="22"/>
-        </w:rPr>
-        <w:t>draft, not the last commit, so an export never misses the sentence being typed when the button was pressed.</w:t>
+        <w:t xml:space="preserve">Typing is committed on a short delay rather than on each keystroke: writing every character into the clip list re-renders the history beside it, and at a few thousand clips that is felt in the </w:t>
+      </w:r>
+      <w:r>
+        <w:rPr>
+          <w:rFonts w:ascii="Segoe UI" w:hAnsi="Segoe UI" w:cs="Segoe UI"/>
+          <w:sz w:val="22"/>
+          <w:szCs w:val="22"/>
+        </w:rPr>
+        <w:t>typing. Anything that reads the dataset sees the draft, not the last commit, so an export never misses the sentence being typed when the button was pressed.</w:t>
       </w:r>
     </w:p>
     <w:p>
@@ -12319,15 +15399,15 @@
           <w:sz w:val="22"/>
           <w:szCs w:val="22"/>
         </w:rPr>
-        <w:t>Ctrl+Enter moves to the next clip — the one shortcut that works while typing, because it is the one needed while typing. With the text box unfocused</w:t>
-      </w:r>
-      <w:r>
-        <w:rPr>
-          <w:rFonts w:ascii="Segoe UI" w:hAnsi="Segoe UI" w:cs="Segoe UI"/>
-          <w:sz w:val="22"/>
-          <w:szCs w:val="22"/>
-        </w:rPr>
-        <w:t>, Space plays and the arrow keys move.</w:t>
+        <w:t>Ctrl+Enter moves to the next clip — the one shortcut that works while typing, because it is the one</w:t>
+      </w:r>
+      <w:r>
+        <w:rPr>
+          <w:rFonts w:ascii="Segoe UI" w:hAnsi="Segoe UI" w:cs="Segoe UI"/>
+          <w:sz w:val="22"/>
+          <w:szCs w:val="22"/>
+        </w:rPr>
+        <w:t xml:space="preserve"> needed while typing. With the text box unfocused, Space plays and the arrow keys move.</w:t>
       </w:r>
     </w:p>
     <w:p>
@@ -12359,15 +15439,15 @@
           <w:sz w:val="22"/>
           <w:szCs w:val="22"/>
         </w:rPr>
-        <w:t>The Labelling tab on the YOLO page turns a folder of images into a YOLO dataset. It runs entirely in the browser: the images are read from a folder you pick and are never uploaded, which is the only san</w:t>
-      </w:r>
-      <w:r>
-        <w:rPr>
-          <w:rFonts w:ascii="Segoe UI" w:hAnsi="Segoe UI" w:cs="Segoe UI"/>
-          <w:sz w:val="22"/>
-          <w:szCs w:val="22"/>
-        </w:rPr>
-        <w:t>e arrangement when a dataset is routinely thousands of files and many gigabytes.</w:t>
+        <w:t>The Labelling tab on the YOLO page turns a folder of images into a YOLO dataset. It runs entirely in the browser: the images are read from a folder you p</w:t>
+      </w:r>
+      <w:r>
+        <w:rPr>
+          <w:rFonts w:ascii="Segoe UI" w:hAnsi="Segoe UI" w:cs="Segoe UI"/>
+          <w:sz w:val="22"/>
+          <w:szCs w:val="22"/>
+        </w:rPr>
+        <w:t>ick and are never uploaded, which is the only sane arrangement when a dataset is routinely thousands of files and many gigabytes.</w:t>
       </w:r>
     </w:p>
     <w:p>
@@ -12406,9 +15486,9 @@
         <w:tblLook w:val="04A0" w:firstRow="1" w:lastRow="0" w:firstColumn="1" w:lastColumn="0" w:noHBand="0" w:noVBand="1"/>
       </w:tblPr>
       <w:tblGrid>
-        <w:gridCol w:w="480"/>
-        <w:gridCol w:w="480"/>
-        <w:gridCol w:w="480"/>
+        <w:gridCol w:w="3413"/>
+        <w:gridCol w:w="3507"/>
+        <w:gridCol w:w="2731"/>
       </w:tblGrid>
       <w:tr>
         <w:tc>
@@ -12705,15 +15785,7 @@
                 <w:sz w:val="19"/>
                 <w:szCs w:val="19"/>
               </w:rPr>
-              <w:t>Polygon, clicked point b</w:t>
-            </w:r>
-            <w:r>
-              <w:rPr>
-                <w:rFonts w:ascii="Segoe UI" w:eastAsia="Times New Roman" w:hAnsi="Segoe UI" w:cs="Segoe UI"/>
-                <w:sz w:val="19"/>
-                <w:szCs w:val="19"/>
-              </w:rPr>
-              <w:t>y point</w:t>
+              <w:t>Polygon, clicked point by point</w:t>
             </w:r>
           </w:p>
         </w:tc>
@@ -12770,6 +15842,7 @@
           <w:sz w:val="22"/>
           <w:szCs w:val="22"/>
         </w:rPr>
+        <w:lastRenderedPageBreak/>
         <w:t>Pose (</w:t>
       </w:r>
       <w:r>
@@ -12797,15 +15870,15 @@
           <w:sz w:val="22"/>
           <w:szCs w:val="22"/>
         </w:rPr>
-        <w:t xml:space="preserve"> </w:t>
-      </w:r>
-      <w:r>
-        <w:rPr>
-          <w:rFonts w:ascii="Segoe UI" w:hAnsi="Segoe UI" w:cs="Segoe UI"/>
-          <w:sz w:val="22"/>
-          <w:szCs w:val="22"/>
-        </w:rPr>
-        <w:t>The brief listed lines alongside the other two and then said only YOLO26n and YOLO26-seg are supported, so the shape that belongs solely to the third model was left out rather than half-built.</w:t>
+        <w:t xml:space="preserve"> The brief listed lines alongside the other two and then said only YOLO26n and YOLO26-seg are supported, so th</w:t>
+      </w:r>
+      <w:r>
+        <w:rPr>
+          <w:rFonts w:ascii="Segoe UI" w:hAnsi="Segoe UI" w:cs="Segoe UI"/>
+          <w:sz w:val="22"/>
+          <w:szCs w:val="22"/>
+        </w:rPr>
+        <w:t>e shape that belongs solely to the third model was left out rather than half-built.</w:t>
       </w:r>
     </w:p>
     <w:p>
@@ -12823,23 +15896,23 @@
           <w:sz w:val="22"/>
           <w:szCs w:val="22"/>
         </w:rPr>
-        <w:t xml:space="preserve">Drawing: drag for a rectangle; for a polygon, click each point </w:t>
-      </w:r>
-      <w:r>
-        <w:rPr>
-          <w:rFonts w:ascii="Segoe UI" w:hAnsi="Segoe UI" w:cs="Segoe UI"/>
-          <w:sz w:val="22"/>
-          <w:szCs w:val="22"/>
-        </w:rPr>
-        <w:t>and close it by clicking the first point again or pressing Enter, with Backspace undoing a point. Click a shape to select it, drag it to move it, drag a corner of a box to resize it, Delete to remove it. Arrow keys move between images and the number keys p</w:t>
-      </w:r>
-      <w:r>
-        <w:rPr>
-          <w:rFonts w:ascii="Segoe UI" w:hAnsi="Segoe UI" w:cs="Segoe UI"/>
-          <w:sz w:val="22"/>
-          <w:szCs w:val="22"/>
-        </w:rPr>
-        <w:t>ick a class. Per-vertex editing of an existing polygon is the one obvious omission — a polygon is moved or redrawn, not reshaped.</w:t>
+        <w:t>Drawing: drag for a rectangle; for a polygon, click each point and close it by clicking the first point again or pressing Enter, with Backspace undoing a point. Click a sha</w:t>
+      </w:r>
+      <w:r>
+        <w:rPr>
+          <w:rFonts w:ascii="Segoe UI" w:hAnsi="Segoe UI" w:cs="Segoe UI"/>
+          <w:sz w:val="22"/>
+          <w:szCs w:val="22"/>
+        </w:rPr>
+        <w:t>pe to select it, drag it to move it, drag a corner of a box to resize it, Delete to remove it. Arrow keys move between images and the number keys pick a class. Per-vertex editing of an existing polygon is the one obvious omission — a polygon is moved or re</w:t>
+      </w:r>
+      <w:r>
+        <w:rPr>
+          <w:rFonts w:ascii="Segoe UI" w:hAnsi="Segoe UI" w:cs="Segoe UI"/>
+          <w:sz w:val="22"/>
+          <w:szCs w:val="22"/>
+        </w:rPr>
+        <w:t>drawn, not reshaped.</w:t>
       </w:r>
     </w:p>
     <w:p>
@@ -12857,15 +15930,15 @@
           <w:sz w:val="22"/>
           <w:szCs w:val="22"/>
         </w:rPr>
-        <w:t xml:space="preserve">Every coordinate is stored normalised to the image (0..1), never in pixels. The canvas is whatever size the window allows and </w:t>
-      </w:r>
-      <w:r>
-        <w:rPr>
-          <w:rFonts w:ascii="Segoe UI" w:hAnsi="Segoe UI" w:cs="Segoe UI"/>
-          <w:sz w:val="22"/>
-          <w:szCs w:val="22"/>
-        </w:rPr>
-        <w:t>the same image may be labelled at two different zooms in one session, so a pixel value would depend on the monitor it was drawn on. It is also what both YOLO formats want, which makes the export a formatting step rather than a conversion.</w:t>
+        <w:t>Every coordinate is stored normalised to the image (0..1), never in pixels. The canvas is whatever size the window allows and the same image may be labelled at two different zooms in one session, so a pixel value would depend on the monitor it was drawn on</w:t>
+      </w:r>
+      <w:r>
+        <w:rPr>
+          <w:rFonts w:ascii="Segoe UI" w:hAnsi="Segoe UI" w:cs="Segoe UI"/>
+          <w:sz w:val="22"/>
+          <w:szCs w:val="22"/>
+        </w:rPr>
+        <w:t>. It is also what both YOLO formats want, which makes the export a formatting step rather than a conversion.</w:t>
       </w:r>
     </w:p>
     <w:p>
@@ -12896,14 +15969,7 @@
           <w:rStyle w:val="c1"/>
           <w:rFonts w:cs="Segoe UI"/>
         </w:rPr>
-        <w:t>da</w:t>
-      </w:r>
-      <w:r>
-        <w:rPr>
-          <w:rStyle w:val="c1"/>
-          <w:rFonts w:cs="Segoe UI"/>
-        </w:rPr>
-        <w:t>taset.csv</w:t>
+        <w:t>dataset.csv</w:t>
       </w:r>
       <w:r>
         <w:rPr>
@@ -12919,7 +15985,10 @@
         <w:pStyle w:val="HTMLPreformatted"/>
       </w:pPr>
       <w:r>
-        <w:t>image,image_width,image_height,class_id,class_name,shape,points</w:t>
+        <w:t>ima</w:t>
+      </w:r>
+      <w:r>
+        <w:t>ge,image_width,image_height,class_id,class_name,shape,points</w:t>
       </w:r>
     </w:p>
     <w:p>
@@ -12961,7 +16030,15 @@
           <w:sz w:val="22"/>
           <w:szCs w:val="22"/>
         </w:rPr>
-        <w:t xml:space="preserve">An image you opened and deliberately left empty gets a </w:t>
+        <w:t xml:space="preserve">An image you opened and deliberately left empty </w:t>
+      </w:r>
+      <w:r>
+        <w:rPr>
+          <w:rFonts w:ascii="Segoe UI" w:hAnsi="Segoe UI" w:cs="Segoe UI"/>
+          <w:sz w:val="22"/>
+          <w:szCs w:val="22"/>
+        </w:rPr>
+        <w:t xml:space="preserve">gets a </w:t>
       </w:r>
       <w:r>
         <w:rPr>
@@ -12976,15 +16053,7 @@
           <w:sz w:val="22"/>
           <w:szCs w:val="22"/>
         </w:rPr>
-        <w:t xml:space="preserve"> row. That is not padding: an empty image is a legitimate background sample, and the row is the only thing distingu</w:t>
-      </w:r>
-      <w:r>
-        <w:rPr>
-          <w:rFonts w:ascii="Segoe UI" w:hAnsi="Segoe UI" w:cs="Segoe UI"/>
-          <w:sz w:val="22"/>
-          <w:szCs w:val="22"/>
-        </w:rPr>
-        <w:t>ishing it from an image nobody has reached yet.</w:t>
+        <w:t xml:space="preserve"> row. That is not padding: an empty image is a legitimate background sample, and the row is the only thing distinguishing it from an image nobody has reached yet.</w:t>
       </w:r>
     </w:p>
     <w:p>
@@ -13047,15 +16116,15 @@
           <w:sz w:val="22"/>
           <w:szCs w:val="22"/>
         </w:rPr>
-        <w:t>, which is the layout Ultralytics trains from. The images are deliberately not in the archive — they are already in a folder on your machine</w:t>
-      </w:r>
-      <w:r>
-        <w:rPr>
-          <w:rFonts w:ascii="Segoe UI" w:hAnsi="Segoe UI" w:cs="Segoe UI"/>
-          <w:sz w:val="22"/>
-          <w:szCs w:val="22"/>
-        </w:rPr>
-        <w:t xml:space="preserve">, and copying them through the browser to hand them straight back is not a service. </w:t>
+        <w:t>, which is the</w:t>
+      </w:r>
+      <w:r>
+        <w:rPr>
+          <w:rFonts w:ascii="Segoe UI" w:hAnsi="Segoe UI" w:cs="Segoe UI"/>
+          <w:sz w:val="22"/>
+          <w:szCs w:val="22"/>
+        </w:rPr>
+        <w:t xml:space="preserve"> layout Ultralytics trains from. The images are deliberately not in the archive — they are already in a folder on your machine, and copying them through the browser to hand them straight back is not a service. </w:t>
       </w:r>
       <w:r>
         <w:rPr>
@@ -13100,7 +16169,15 @@
           <w:sz w:val="22"/>
           <w:szCs w:val="22"/>
         </w:rPr>
-        <w:t xml:space="preserve"> at the same folder and says so in a comment; split them before training or the numbers will flatter you.</w:t>
+        <w:t xml:space="preserve"> at the same fol</w:t>
+      </w:r>
+      <w:r>
+        <w:rPr>
+          <w:rFonts w:ascii="Segoe UI" w:hAnsi="Segoe UI" w:cs="Segoe UI"/>
+          <w:sz w:val="22"/>
+          <w:szCs w:val="22"/>
+        </w:rPr>
+        <w:t>der and says so in a comment; split them before training or the numbers will flatter you.</w:t>
       </w:r>
     </w:p>
     <w:p>
@@ -13118,15 +16195,15 @@
           <w:sz w:val="22"/>
           <w:szCs w:val="22"/>
         </w:rPr>
-        <w:t>A shape that does not match the chos</w:t>
-      </w:r>
-      <w:r>
-        <w:rPr>
-          <w:rFonts w:ascii="Segoe UI" w:hAnsi="Segoe UI" w:cs="Segoe UI"/>
-          <w:sz w:val="22"/>
-          <w:szCs w:val="22"/>
-        </w:rPr>
-        <w:t>en task is converted rather than dropped: a polygon exported for detection becomes its bounding box, and a box exported for segmentation becomes its four corners. Silently losing labels at export is the worst thing a labelling tool can do.</w:t>
+        <w:t>A shape that does not match the chosen task is converted rather than dropped: a polygon exported for detection becomes its bounding box, and a box exported for segmen</w:t>
+      </w:r>
+      <w:r>
+        <w:rPr>
+          <w:rFonts w:ascii="Segoe UI" w:hAnsi="Segoe UI" w:cs="Segoe UI"/>
+          <w:sz w:val="22"/>
+          <w:szCs w:val="22"/>
+        </w:rPr>
+        <w:t>tation becomes its four corners. Silently losing labels at export is the worst thing a labelling tool can do.</w:t>
       </w:r>
     </w:p>
     <w:p>
@@ -13140,13 +16217,7 @@
         <w:rPr>
           <w:rFonts w:ascii="Segoe UI" w:eastAsia="Times New Roman" w:hAnsi="Segoe UI" w:cs="Segoe UI"/>
         </w:rPr>
-        <w:t>Two things worth</w:t>
-      </w:r>
-      <w:r>
-        <w:rPr>
-          <w:rFonts w:ascii="Segoe UI" w:eastAsia="Times New Roman" w:hAnsi="Segoe UI" w:cs="Segoe UI"/>
-        </w:rPr>
-        <w:t xml:space="preserve"> knowing</w:t>
+        <w:t>Two things worth knowing</w:t>
       </w:r>
     </w:p>
     <w:p>
@@ -13189,15 +16260,15 @@
           <w:sz w:val="22"/>
           <w:szCs w:val="22"/>
         </w:rPr>
-        <w:t xml:space="preserve"> </w:t>
-      </w:r>
-      <w:r>
-        <w:rPr>
-          <w:rFonts w:ascii="Segoe UI" w:hAnsi="Segoe UI" w:cs="Segoe UI"/>
-          <w:sz w:val="22"/>
-          <w:szCs w:val="22"/>
-        </w:rPr>
-        <w:t>and matched back by path when you reopen the same folder. A browser cannot hold a directory handle across a reload without the File System Access API, so you do have to pick the folder again.</w:t>
+        <w:t xml:space="preserve"> and matched back by path when you reope</w:t>
+      </w:r>
+      <w:r>
+        <w:rPr>
+          <w:rFonts w:ascii="Segoe UI" w:hAnsi="Segoe UI" w:cs="Segoe UI"/>
+          <w:sz w:val="22"/>
+          <w:szCs w:val="22"/>
+        </w:rPr>
+        <w:t>n the same folder. A browser cannot hold a directory handle across a reload without the File System Access API, so you do have to pick the folder again.</w:t>
       </w:r>
     </w:p>
     <w:p>
@@ -13225,15 +16296,7 @@
           <w:sz w:val="22"/>
           <w:szCs w:val="22"/>
         </w:rPr>
-        <w:t xml:space="preserve"> A</w:t>
-      </w:r>
-      <w:r>
-        <w:rPr>
-          <w:rFonts w:ascii="Segoe UI" w:hAnsi="Segoe UI" w:cs="Segoe UI"/>
-          <w:sz w:val="22"/>
-          <w:szCs w:val="22"/>
-        </w:rPr>
-        <w:t xml:space="preserve"> dataset split into </w:t>
+        <w:t xml:space="preserve"> A dataset split into </w:t>
       </w:r>
       <w:r>
         <w:rPr>
@@ -13263,7 +16326,15 @@
           <w:sz w:val="22"/>
           <w:szCs w:val="22"/>
         </w:rPr>
-        <w:t xml:space="preserve"> subfolders very often holds the same file name in both, and keying on the name alone would merge their labels and then write two entries to the same path in the archive.</w:t>
+        <w:t xml:space="preserve"> sub</w:t>
+      </w:r>
+      <w:r>
+        <w:rPr>
+          <w:rFonts w:ascii="Segoe UI" w:hAnsi="Segoe UI" w:cs="Segoe UI"/>
+          <w:sz w:val="22"/>
+          <w:szCs w:val="22"/>
+        </w:rPr>
+        <w:t>folders very often holds the same file name in both, and keying on the name alone would merge their labels and then write two entries to the same path in the archive.</w:t>
       </w:r>
     </w:p>
     <w:p>
@@ -13281,6 +16352,7 @@
           <w:sz w:val="22"/>
           <w:szCs w:val="22"/>
         </w:rPr>
+        <w:lastRenderedPageBreak/>
         <w:t xml:space="preserve">The zip is assembled by </w:t>
       </w:r>
       <w:r>
@@ -13288,22 +16360,23 @@
           <w:rStyle w:val="c1"/>
           <w:rFonts w:cs="Segoe UI"/>
         </w:rPr>
-        <w:t>frontend/src/lib/zipWriter</w:t>
-      </w:r>
-      <w:r>
-        <w:rPr>
-          <w:rStyle w:val="c1"/>
-          <w:rFonts w:cs="Segoe UI"/>
-        </w:rPr>
-        <w:t>.js</w:t>
-      </w:r>
-      <w:r>
-        <w:rPr>
-          <w:rFonts w:ascii="Segoe UI" w:hAnsi="Segoe UI" w:cs="Segoe UI"/>
-          <w:sz w:val="22"/>
-          <w:szCs w:val="22"/>
-        </w:rPr>
-        <w:t>, a stored-only (uncompressed) ZIP writer — there is no zip dependency in this project and label files are a few hundred bytes of digits each, so a deflate implementation would be carried for nothing. Every unzip tool reads method 0.</w:t>
+        <w:t>frontend/src/lib/zipWriter.js</w:t>
+      </w:r>
+      <w:r>
+        <w:rPr>
+          <w:rFonts w:ascii="Segoe UI" w:hAnsi="Segoe UI" w:cs="Segoe UI"/>
+          <w:sz w:val="22"/>
+          <w:szCs w:val="22"/>
+        </w:rPr>
+        <w:t>, a stored-only (uncompressed) ZIP w</w:t>
+      </w:r>
+      <w:r>
+        <w:rPr>
+          <w:rFonts w:ascii="Segoe UI" w:hAnsi="Segoe UI" w:cs="Segoe UI"/>
+          <w:sz w:val="22"/>
+          <w:szCs w:val="22"/>
+        </w:rPr>
+        <w:t>riter — there is no zip dependency in this project and label files are a few hundred bytes of digits each, so a deflate implementation would be carried for nothing. Every unzip tool reads method 0.</w:t>
       </w:r>
     </w:p>
     <w:p>
@@ -13337,25 +16410,23 @@
           <w:sz w:val="22"/>
           <w:szCs w:val="22"/>
         </w:rPr>
-        <w:t>Too</w:t>
-      </w:r>
-      <w:r>
-        <w:rPr>
-          <w:rFonts w:ascii="Segoe UI" w:hAnsi="Segoe UI" w:cs="Segoe UI"/>
-          <w:b/>
-          <w:bCs/>
-          <w:sz w:val="22"/>
-          <w:szCs w:val="22"/>
-        </w:rPr>
-        <w:t>ls -&gt; LVGL</w:t>
-      </w:r>
-      <w:r>
-        <w:rPr>
-          <w:rFonts w:ascii="Segoe UI" w:hAnsi="Segoe UI" w:cs="Segoe UI"/>
-          <w:sz w:val="22"/>
-          <w:szCs w:val="22"/>
-        </w:rPr>
-        <w:t xml:space="preserve"> turns fonts and images into LVGL-ready C source and downloads the </w:t>
+        <w:t>Tools -&gt; LVGL</w:t>
+      </w:r>
+      <w:r>
+        <w:rPr>
+          <w:rFonts w:ascii="Segoe UI" w:hAnsi="Segoe UI" w:cs="Segoe UI"/>
+          <w:sz w:val="22"/>
+          <w:szCs w:val="22"/>
+        </w:rPr>
+        <w:t xml:space="preserve"> turns fonts and images into </w:t>
+      </w:r>
+      <w:r>
+        <w:rPr>
+          <w:rFonts w:ascii="Segoe UI" w:hAnsi="Segoe UI" w:cs="Segoe UI"/>
+          <w:sz w:val="22"/>
+          <w:szCs w:val="22"/>
+        </w:rPr>
+        <w:t xml:space="preserve">LVGL-ready C source and downloads the </w:t>
       </w:r>
       <w:r>
         <w:rPr>
@@ -13465,15 +16536,15 @@
           <w:sz w:val="22"/>
           <w:szCs w:val="22"/>
         </w:rPr>
-        <w:t>It runs on the API rather than i</w:t>
-      </w:r>
-      <w:r>
-        <w:rPr>
-          <w:rFonts w:ascii="Segoe UI" w:hAnsi="Segoe UI" w:cs="Segoe UI"/>
-          <w:sz w:val="22"/>
-          <w:szCs w:val="22"/>
-        </w:rPr>
-        <w:t>n the browser because the package is CommonJS built around a FreeType WASM build and Node Buffers. Bundling it for the browser is what the upstream project's own webpack build exists to do, and reproducing that here would add a build step for one page.</w:t>
+        <w:t>It runs on the API rather than in the browser because the package is Co</w:t>
+      </w:r>
+      <w:r>
+        <w:rPr>
+          <w:rFonts w:ascii="Segoe UI" w:hAnsi="Segoe UI" w:cs="Segoe UI"/>
+          <w:sz w:val="22"/>
+          <w:szCs w:val="22"/>
+        </w:rPr>
+        <w:t>mmonJS built around a FreeType WASM build and Node Buffers. Bundling it for the browser is what the upstream project's own webpack build exists to do, and reproducing that here would add a build step for one page.</w:t>
       </w:r>
     </w:p>
     <w:p>
@@ -13491,15 +16562,7 @@
           <w:sz w:val="22"/>
           <w:szCs w:val="22"/>
         </w:rPr>
-        <w:t>Fie</w:t>
-      </w:r>
-      <w:r>
-        <w:rPr>
-          <w:rFonts w:ascii="Segoe UI" w:hAnsi="Segoe UI" w:cs="Segoe UI"/>
-          <w:sz w:val="22"/>
-          <w:szCs w:val="22"/>
-        </w:rPr>
-        <w:t xml:space="preserve">lds map onto the CLI flags: </w:t>
+        <w:t xml:space="preserve">Fields map onto the CLI flags: </w:t>
       </w:r>
       <w:r>
         <w:rPr>
@@ -13529,7 +16592,15 @@
           <w:sz w:val="22"/>
           <w:szCs w:val="22"/>
         </w:rPr>
-        <w:t xml:space="preserve"> (1/2/3/4/8), </w:t>
+        <w:t xml:space="preserve"> (</w:t>
+      </w:r>
+      <w:r>
+        <w:rPr>
+          <w:rFonts w:ascii="Segoe UI" w:hAnsi="Segoe UI" w:cs="Segoe UI"/>
+          <w:sz w:val="22"/>
+          <w:szCs w:val="22"/>
+        </w:rPr>
+        <w:t xml:space="preserve">1/2/3/4/8), </w:t>
       </w:r>
       <w:r>
         <w:rPr>
@@ -13681,15 +16752,7 @@
           <w:sz w:val="22"/>
           <w:szCs w:val="22"/>
         </w:rPr>
-        <w:t>Tar</w:t>
-      </w:r>
-      <w:r>
-        <w:rPr>
-          <w:rFonts w:ascii="Segoe UI" w:hAnsi="Segoe UI" w:cs="Segoe UI"/>
-          <w:sz w:val="22"/>
-          <w:szCs w:val="22"/>
-        </w:rPr>
-        <w:t xml:space="preserve">gets </w:t>
+        <w:t xml:space="preserve">Targets </w:t>
       </w:r>
       <w:r>
         <w:rPr>
@@ -13724,7 +16787,14 @@
           <w:rStyle w:val="c1"/>
           <w:rFonts w:cs="Segoe UI"/>
         </w:rPr>
-        <w:t>frontend/src/lib/lvglImage.js</w:t>
+        <w:t>frontend/src/lib/lvg</w:t>
+      </w:r>
+      <w:r>
+        <w:rPr>
+          <w:rStyle w:val="c1"/>
+          <w:rFonts w:cs="Segoe UI"/>
+        </w:rPr>
+        <w:t>lImage.js</w:t>
       </w:r>
       <w:r>
         <w:rPr>
@@ -13766,15 +16836,15 @@
           <w:sz w:val="22"/>
           <w:szCs w:val="22"/>
         </w:rPr>
-        <w:t xml:space="preserve"> </w:t>
-      </w:r>
-      <w:r>
-        <w:rPr>
-          <w:rFonts w:ascii="Segoe UI" w:hAnsi="Segoe UI" w:cs="Segoe UI"/>
-          <w:sz w:val="22"/>
-          <w:szCs w:val="22"/>
-        </w:rPr>
-        <w:t>runs. The pixel packing, the ordered RGB565 dither, the background pre-multiply and the emitted C text all follow it.</w:t>
+        <w:t xml:space="preserve"> runs. The pixel packing, the ordered RGB565 dither, the </w:t>
+      </w:r>
+      <w:r>
+        <w:rPr>
+          <w:rFonts w:ascii="Segoe UI" w:hAnsi="Segoe UI" w:cs="Segoe UI"/>
+          <w:sz w:val="22"/>
+          <w:szCs w:val="22"/>
+        </w:rPr>
+        <w:t>background pre-multiply and the emitted C text all follow it.</w:t>
       </w:r>
     </w:p>
     <w:p>
@@ -13797,9 +16867,7 @@
     </w:p>
     <w:p>
       <w:pPr>
-        <w:spacing w:before="100" w:after="100"/>
-        <w:ind w:left="255" w:right="720"/>
-        <w:divId w:val="705444153"/>
+        <w:divId w:val="1798910793"/>
         <w:rPr>
           <w:rFonts w:ascii="Segoe UI" w:eastAsia="Times New Roman" w:hAnsi="Segoe UI" w:cs="Segoe UI"/>
           <w:color w:val="44505C"/>
@@ -13824,7 +16892,16 @@
             <w:sz w:val="22"/>
             <w:szCs w:val="22"/>
           </w:rPr>
-          <w:t>lv_img_conv</w:t>
+          <w:t>lv_img_</w:t>
+        </w:r>
+        <w:r>
+          <w:rPr>
+            <w:rStyle w:val="Hyperlink"/>
+            <w:rFonts w:ascii="Segoe UI" w:eastAsia="Times New Roman" w:hAnsi="Segoe UI" w:cs="Segoe UI"/>
+            <w:sz w:val="22"/>
+            <w:szCs w:val="22"/>
+          </w:rPr>
+          <w:t>conv</w:t>
         </w:r>
       </w:hyperlink>
       <w:r>
@@ -13922,16 +16999,7 @@
           <w:sz w:val="22"/>
           <w:szCs w:val="22"/>
         </w:rPr>
-        <w:t xml:space="preserve"> </w:t>
-      </w:r>
-      <w:r>
-        <w:rPr>
-          <w:rFonts w:ascii="Segoe UI" w:eastAsia="Times New Roman" w:hAnsi="Segoe UI" w:cs="Segoe UI"/>
-          <w:color w:val="44505C"/>
-          <w:sz w:val="22"/>
-          <w:szCs w:val="22"/>
-        </w:rPr>
-        <w:t>guards. None of that compiles against v9.</w:t>
+        <w:t xml:space="preserve"> guards. None of that compiles against v9.</w:t>
       </w:r>
     </w:p>
     <w:p>
@@ -14011,10 +17079,7 @@
         <w:pStyle w:val="HTMLPreformatted"/>
       </w:pPr>
       <w:r>
-        <w:t xml:space="preserve">    .cf = LV_COLOR_</w:t>
-      </w:r>
-      <w:r>
-        <w:t>FORMAT_RGB565A8,</w:t>
+        <w:t xml:space="preserve">    .cf = LV_COLOR_FORMAT_RGB565A8,</w:t>
       </w:r>
     </w:p>
     <w:p>
@@ -14061,8 +17126,8 @@
         <w:tblLook w:val="04A0" w:firstRow="1" w:lastRow="0" w:firstColumn="1" w:lastColumn="0" w:noHBand="0" w:noVBand="1"/>
       </w:tblPr>
       <w:tblGrid>
-        <w:gridCol w:w="480"/>
-        <w:gridCol w:w="480"/>
+        <w:gridCol w:w="1363"/>
+        <w:gridCol w:w="8288"/>
       </w:tblGrid>
       <w:tr>
         <w:tc>
@@ -14101,6 +17166,7 @@
                 <w:sz w:val="19"/>
                 <w:szCs w:val="19"/>
               </w:rPr>
+              <w:lastRenderedPageBreak/>
               <w:t>Group</w:t>
             </w:r>
           </w:p>
@@ -14731,15 +17797,7 @@
           <w:sz w:val="22"/>
           <w:szCs w:val="22"/>
         </w:rPr>
-        <w:t xml:space="preserve"> rather than a divide by 255, so output matches byte for byte. Ordered dithering is offered for the RGB565 family, using the </w:t>
-      </w:r>
-      <w:r>
-        <w:rPr>
-          <w:rFonts w:ascii="Segoe UI" w:hAnsi="Segoe UI" w:cs="Segoe UI"/>
-          <w:sz w:val="22"/>
-          <w:szCs w:val="22"/>
-        </w:rPr>
-        <w:t>same 8×8 threshold tables.</w:t>
+        <w:t xml:space="preserve"> rather than a divide by 255, so output matches byte for byte. Ordered dithering is offered for the RGB565 family, using the same 8×8 threshold tables.</w:t>
       </w:r>
     </w:p>
     <w:p>
@@ -14832,15 +17890,15 @@
           <w:sz w:val="22"/>
           <w:szCs w:val="22"/>
         </w:rPr>
-        <w:t>, imported lazil</w:t>
-      </w:r>
-      <w:r>
-        <w:rPr>
-          <w:rFonts w:ascii="Segoe UI" w:hAnsi="Segoe UI" w:cs="Segoe UI"/>
-          <w:sz w:val="22"/>
-          <w:szCs w:val="22"/>
-        </w:rPr>
-        <w:t xml:space="preserve">y). The emitted bytes still follow the v9 layout — a padded palette of little-endian </w:t>
+        <w:t>, imported lazily). The emitted bytes still</w:t>
+      </w:r>
+      <w:r>
+        <w:rPr>
+          <w:rFonts w:ascii="Segoe UI" w:hAnsi="Segoe UI" w:cs="Segoe UI"/>
+          <w:sz w:val="22"/>
+          <w:szCs w:val="22"/>
+        </w:rPr>
+        <w:t xml:space="preserve"> follow the v9 layout — a padded palette of little-endian </w:t>
       </w:r>
       <w:r>
         <w:rPr>
@@ -14918,15 +17976,15 @@
           <w:sz w:val="22"/>
           <w:szCs w:val="22"/>
         </w:rPr>
-        <w:t xml:space="preserve">), premultiplied </w:t>
-      </w:r>
-      <w:r>
-        <w:rPr>
-          <w:rFonts w:ascii="Segoe UI" w:hAnsi="Segoe UI" w:cs="Segoe UI"/>
-          <w:sz w:val="22"/>
-          <w:szCs w:val="22"/>
-        </w:rPr>
-        <w:t xml:space="preserve">alpha, and custom stride alignment. </w:t>
+        <w:t>), premultiplied alpha, and custom stride al</w:t>
+      </w:r>
+      <w:r>
+        <w:rPr>
+          <w:rFonts w:ascii="Segoe UI" w:hAnsi="Segoe UI" w:cs="Segoe UI"/>
+          <w:sz w:val="22"/>
+          <w:szCs w:val="22"/>
+        </w:rPr>
+        <w:t xml:space="preserve">ignment. </w:t>
       </w:r>
       <w:r>
         <w:rPr>
@@ -14984,15 +18042,15 @@
           <w:sz w:val="22"/>
           <w:szCs w:val="22"/>
         </w:rPr>
-        <w:t xml:space="preserve"> An SVG is not decoded once and then scaled: it is re-rendered from the markup at whatever output size is asked for, so a 32×32 icon and a 128×128 one are each drawn at their own resoluti</w:t>
-      </w:r>
-      <w:r>
-        <w:rPr>
-          <w:rFonts w:ascii="Segoe UI" w:hAnsi="Segoe UI" w:cs="Segoe UI"/>
-          <w:sz w:val="22"/>
-          <w:szCs w:val="22"/>
-        </w:rPr>
-        <w:t xml:space="preserve">on. The size is read from the markup too — from </w:t>
+        <w:t xml:space="preserve"> An SVG is not decoded once and then scaled: it is re-rendered from the markup at whatever output size is asked for, so a 32×32 icon and a 128×128 one are each drawn at their own resolution. The size is read from t</w:t>
+      </w:r>
+      <w:r>
+        <w:rPr>
+          <w:rFonts w:ascii="Segoe UI" w:hAnsi="Segoe UI" w:cs="Segoe UI"/>
+          <w:sz w:val="22"/>
+          <w:szCs w:val="22"/>
+        </w:rPr>
+        <w:t xml:space="preserve">he markup too — from </w:t>
       </w:r>
       <w:r>
         <w:rPr>
@@ -15037,15 +18095,7 @@
           <w:sz w:val="22"/>
           <w:szCs w:val="22"/>
         </w:rPr>
-        <w:t xml:space="preserve"> otherwise, which is the case a browser declines to measure and reports as nothing at all. The figures shown for a vector are therefore a starting poi</w:t>
-      </w:r>
-      <w:r>
-        <w:rPr>
-          <w:rFonts w:ascii="Segoe UI" w:hAnsi="Segoe UI" w:cs="Segoe UI"/>
-          <w:sz w:val="22"/>
-          <w:szCs w:val="22"/>
-        </w:rPr>
-        <w:t>nt rather than a limit.</w:t>
+        <w:t xml:space="preserve"> otherwise, which is the case a browser declines to measure and reports as nothing at all. The figures shown for a vector are therefore a starting point rather than a limit.</w:t>
       </w:r>
     </w:p>
     <w:p>
@@ -15063,7 +18113,15 @@
           <w:sz w:val="22"/>
           <w:szCs w:val="22"/>
         </w:rPr>
-        <w:t>The one thing that does not work is an SVG that pulls a picture in from another site. That taints the canvas and the pixels cannot be read back at all, so the converter says so rather than emitting an empty array.</w:t>
+        <w:t>The</w:t>
+      </w:r>
+      <w:r>
+        <w:rPr>
+          <w:rFonts w:ascii="Segoe UI" w:hAnsi="Segoe UI" w:cs="Segoe UI"/>
+          <w:sz w:val="22"/>
+          <w:szCs w:val="22"/>
+        </w:rPr>
+        <w:t xml:space="preserve"> one thing that does not work is an SVG that pulls a picture in from another site. That taints the canvas and the pixels cannot be read back at all, so the converter says so rather than emitting an empty array.</w:t>
       </w:r>
     </w:p>
     <w:p>
@@ -15083,25 +18141,23 @@
           <w:sz w:val="22"/>
           <w:szCs w:val="22"/>
         </w:rPr>
-        <w:t>Why the output car</w:t>
-      </w:r>
-      <w:r>
-        <w:rPr>
-          <w:rFonts w:ascii="Segoe UI" w:hAnsi="Segoe UI" w:cs="Segoe UI"/>
-          <w:b/>
-          <w:bCs/>
-          <w:sz w:val="22"/>
-          <w:szCs w:val="22"/>
-        </w:rPr>
-        <w:t>d says "LVGL v9".</w:t>
-      </w:r>
-      <w:r>
-        <w:rPr>
-          <w:rFonts w:ascii="Segoe UI" w:hAnsi="Segoe UI" w:cs="Segoe UI"/>
-          <w:sz w:val="22"/>
-          <w:szCs w:val="22"/>
-        </w:rPr>
-        <w:t xml:space="preserve"> It used to be labelled "Generated lv_img_conv output", which named the v8 tool this deliberately does not use — the file underneath was always v9, but anyone reading the heading had every reason to believe otherwise.</w:t>
+        <w:t>Why the output card says "LVGL v9".</w:t>
+      </w:r>
+      <w:r>
+        <w:rPr>
+          <w:rFonts w:ascii="Segoe UI" w:hAnsi="Segoe UI" w:cs="Segoe UI"/>
+          <w:sz w:val="22"/>
+          <w:szCs w:val="22"/>
+        </w:rPr>
+        <w:t xml:space="preserve"> It used t</w:t>
+      </w:r>
+      <w:r>
+        <w:rPr>
+          <w:rFonts w:ascii="Segoe UI" w:hAnsi="Segoe UI" w:cs="Segoe UI"/>
+          <w:sz w:val="22"/>
+          <w:szCs w:val="22"/>
+        </w:rPr>
+        <w:t>o be labelled "Generated lv_img_conv output", which named the v8 tool this deliberately does not use — the file underneath was always v9, but anyone reading the heading had every reason to believe otherwise.</w:t>
       </w:r>
     </w:p>
     <w:p>
@@ -15115,13 +18171,7 @@
         <w:rPr>
           <w:rFonts w:ascii="Segoe UI" w:eastAsia="Times New Roman" w:hAnsi="Segoe UI" w:cs="Segoe UI"/>
         </w:rPr>
-        <w:t>Font converter and LV</w:t>
-      </w:r>
-      <w:r>
-        <w:rPr>
-          <w:rFonts w:ascii="Segoe UI" w:eastAsia="Times New Roman" w:hAnsi="Segoe UI" w:cs="Segoe UI"/>
-        </w:rPr>
-        <w:t>GL v9</w:t>
+        <w:t>Font converter and LVGL v9</w:t>
       </w:r>
     </w:p>
     <w:p>
@@ -15146,7 +18196,15 @@
           <w:sz w:val="22"/>
           <w:szCs w:val="22"/>
         </w:rPr>
-        <w:t xml:space="preserve"> output is version-guarded rather than v8-only: the generated C carries </w:t>
+        <w:t xml:space="preserve"> output i</w:t>
+      </w:r>
+      <w:r>
+        <w:rPr>
+          <w:rFonts w:ascii="Segoe UI" w:hAnsi="Segoe UI" w:cs="Segoe UI"/>
+          <w:sz w:val="22"/>
+          <w:szCs w:val="22"/>
+        </w:rPr>
+        <w:t xml:space="preserve">s version-guarded rather than v8-only: the generated C carries </w:t>
       </w:r>
       <w:r>
         <w:rPr>
@@ -15191,19 +18249,19 @@
           <w:sz w:val="22"/>
           <w:szCs w:val="22"/>
         </w:rPr>
-        <w:t xml:space="preserve"> member to v8. The same file compiles on both, so no v9</w:t>
-      </w:r>
-      <w:r>
-        <w:rPr>
-          <w:rFonts w:ascii="Segoe UI" w:hAnsi="Segoe UI" w:cs="Segoe UI"/>
-          <w:sz w:val="22"/>
-          <w:szCs w:val="22"/>
-        </w:rPr>
-        <w:t>-specific handling is needed on the font side.</w:t>
+        <w:t xml:space="preserve"> member to v8. The same file compiles on both, so no v9-specific handling is neede</w:t>
+      </w:r>
+      <w:r>
+        <w:rPr>
+          <w:rFonts w:ascii="Segoe UI" w:hAnsi="Segoe UI" w:cs="Segoe UI"/>
+          <w:sz w:val="22"/>
+          <w:szCs w:val="22"/>
+        </w:rPr>
+        <w:t>d on the font side.</w:t>
       </w:r>
     </w:p>
     <w:sectPr>
-      <w:pgSz w:w="12240" w:h="15840"/>
+      <w:pgSz w:w="11907" w:h="16839"/>
       <w:pgMar w:top="1120" w:right="1120" w:bottom="1120" w:left="1120" w:header="720" w:footer="720" w:gutter="0"/>
       <w:cols w:space="720"/>
       <w:docGrid w:linePitch="360"/>
@@ -15215,9 +18273,9 @@
 <file path=word/numbering.xml><?xml version="1.0" encoding="utf-8"?>
 <w:numbering xmlns:wpc="http://schemas.microsoft.com/office/word/2010/wordprocessingCanvas" xmlns:cx="http://schemas.microsoft.com/office/drawing/2014/chartex" xmlns:mc="http://schemas.openxmlformats.org/markup-compatibility/2006" xmlns:o="urn:schemas-microsoft-com:office:office" xmlns:r="http://schemas.openxmlformats.org/officeDocument/2006/relationships" xmlns:m="http://schemas.openxmlformats.org/officeDocument/2006/math" xmlns:v="urn:schemas-microsoft-com:vml" xmlns:wp14="http://schemas.microsoft.com/office/word/2010/wordprocessingDrawing" xmlns:wp="http://schemas.openxmlformats.org/drawingml/2006/wordprocessingDrawing" xmlns:w10="urn:schemas-microsoft-com:office:word" xmlns:w="http://schemas.openxmlformats.org/wordprocessingml/2006/main" xmlns:w14="http://schemas.microsoft.com/office/word/2010/wordml" xmlns:w15="http://schemas.microsoft.com/office/word/2012/wordml" xmlns:w16se="http://schemas.microsoft.com/office/word/2015/wordml/symex" xmlns:wpg="http://schemas.microsoft.com/office/word/2010/wordprocessingGroup" xmlns:wpi="http://schemas.microsoft.com/office/word/2010/wordprocessingInk" xmlns:wne="http://schemas.microsoft.com/office/word/2006/wordml" xmlns:wps="http://schemas.microsoft.com/office/word/2010/wordprocessingShape" mc:Ignorable="w14 w15 w16se wp14">
   <w:abstractNum w:abstractNumId="0" w15:restartNumberingAfterBreak="0">
-    <w:nsid w:val="03C42350"/>
+    <w:nsid w:val="0F7649D4"/>
     <w:multiLevelType w:val="multilevel"/>
-    <w:tmpl w:val="C8DE8C66"/>
+    <w:tmpl w:val="1EA02D0E"/>
     <w:lvl w:ilvl="0">
       <w:start w:val="1"/>
       <w:numFmt w:val="bullet"/>
@@ -15364,9 +18422,9 @@
     </w:lvl>
   </w:abstractNum>
   <w:abstractNum w:abstractNumId="1" w15:restartNumberingAfterBreak="0">
-    <w:nsid w:val="2BB4551C"/>
+    <w:nsid w:val="17873E40"/>
     <w:multiLevelType w:val="multilevel"/>
-    <w:tmpl w:val="ABFC79AE"/>
+    <w:tmpl w:val="DB70D54E"/>
     <w:lvl w:ilvl="0">
       <w:start w:val="1"/>
       <w:numFmt w:val="bullet"/>
@@ -15513,9 +18571,9 @@
     </w:lvl>
   </w:abstractNum>
   <w:abstractNum w:abstractNumId="2" w15:restartNumberingAfterBreak="0">
-    <w:nsid w:val="2D9F5C4A"/>
+    <w:nsid w:val="187319BE"/>
     <w:multiLevelType w:val="multilevel"/>
-    <w:tmpl w:val="9B2EC40C"/>
+    <w:tmpl w:val="8B70AF20"/>
     <w:lvl w:ilvl="0">
       <w:start w:val="1"/>
       <w:numFmt w:val="bullet"/>
@@ -15662,9 +18720,9 @@
     </w:lvl>
   </w:abstractNum>
   <w:abstractNum w:abstractNumId="3" w15:restartNumberingAfterBreak="0">
-    <w:nsid w:val="371D1B32"/>
+    <w:nsid w:val="2C8656A4"/>
     <w:multiLevelType w:val="multilevel"/>
-    <w:tmpl w:val="E18C5662"/>
+    <w:tmpl w:val="54BE51EC"/>
     <w:lvl w:ilvl="0">
       <w:start w:val="1"/>
       <w:numFmt w:val="bullet"/>
@@ -15811,9 +18869,9 @@
     </w:lvl>
   </w:abstractNum>
   <w:abstractNum w:abstractNumId="4" w15:restartNumberingAfterBreak="0">
-    <w:nsid w:val="3F4A364A"/>
+    <w:nsid w:val="312B095A"/>
     <w:multiLevelType w:val="multilevel"/>
-    <w:tmpl w:val="D584AC4C"/>
+    <w:tmpl w:val="F828A904"/>
     <w:lvl w:ilvl="0">
       <w:start w:val="1"/>
       <w:numFmt w:val="decimal"/>
@@ -15924,9 +18982,9 @@
     </w:lvl>
   </w:abstractNum>
   <w:abstractNum w:abstractNumId="5" w15:restartNumberingAfterBreak="0">
-    <w:nsid w:val="4310764A"/>
+    <w:nsid w:val="349C0F57"/>
     <w:multiLevelType w:val="multilevel"/>
-    <w:tmpl w:val="9E3C02D0"/>
+    <w:tmpl w:val="6C66FCCC"/>
     <w:lvl w:ilvl="0">
       <w:start w:val="1"/>
       <w:numFmt w:val="bullet"/>
@@ -16073,9 +19131,9 @@
     </w:lvl>
   </w:abstractNum>
   <w:abstractNum w:abstractNumId="6" w15:restartNumberingAfterBreak="0">
-    <w:nsid w:val="47DF028B"/>
+    <w:nsid w:val="3F793A34"/>
     <w:multiLevelType w:val="multilevel"/>
-    <w:tmpl w:val="5B2C29AE"/>
+    <w:tmpl w:val="3788CA3C"/>
     <w:lvl w:ilvl="0">
       <w:start w:val="1"/>
       <w:numFmt w:val="bullet"/>
@@ -16222,122 +19280,9 @@
     </w:lvl>
   </w:abstractNum>
   <w:abstractNum w:abstractNumId="7" w15:restartNumberingAfterBreak="0">
-    <w:nsid w:val="49767618"/>
+    <w:nsid w:val="42CE1406"/>
     <w:multiLevelType w:val="multilevel"/>
-    <w:tmpl w:val="B0DED82E"/>
-    <w:lvl w:ilvl="0">
-      <w:start w:val="1"/>
-      <w:numFmt w:val="decimal"/>
-      <w:lvlText w:val="%1."/>
-      <w:lvlJc w:val="left"/>
-      <w:pPr>
-        <w:tabs>
-          <w:tab w:val="num" w:pos="720"/>
-        </w:tabs>
-        <w:ind w:left="720" w:hanging="360"/>
-      </w:pPr>
-    </w:lvl>
-    <w:lvl w:ilvl="1" w:tentative="1">
-      <w:start w:val="1"/>
-      <w:numFmt w:val="decimal"/>
-      <w:lvlText w:val="%2."/>
-      <w:lvlJc w:val="left"/>
-      <w:pPr>
-        <w:tabs>
-          <w:tab w:val="num" w:pos="1440"/>
-        </w:tabs>
-        <w:ind w:left="1440" w:hanging="360"/>
-      </w:pPr>
-    </w:lvl>
-    <w:lvl w:ilvl="2" w:tentative="1">
-      <w:start w:val="1"/>
-      <w:numFmt w:val="decimal"/>
-      <w:lvlText w:val="%3."/>
-      <w:lvlJc w:val="left"/>
-      <w:pPr>
-        <w:tabs>
-          <w:tab w:val="num" w:pos="2160"/>
-        </w:tabs>
-        <w:ind w:left="2160" w:hanging="360"/>
-      </w:pPr>
-    </w:lvl>
-    <w:lvl w:ilvl="3" w:tentative="1">
-      <w:start w:val="1"/>
-      <w:numFmt w:val="decimal"/>
-      <w:lvlText w:val="%4."/>
-      <w:lvlJc w:val="left"/>
-      <w:pPr>
-        <w:tabs>
-          <w:tab w:val="num" w:pos="2880"/>
-        </w:tabs>
-        <w:ind w:left="2880" w:hanging="360"/>
-      </w:pPr>
-    </w:lvl>
-    <w:lvl w:ilvl="4" w:tentative="1">
-      <w:start w:val="1"/>
-      <w:numFmt w:val="decimal"/>
-      <w:lvlText w:val="%5."/>
-      <w:lvlJc w:val="left"/>
-      <w:pPr>
-        <w:tabs>
-          <w:tab w:val="num" w:pos="3600"/>
-        </w:tabs>
-        <w:ind w:left="3600" w:hanging="360"/>
-      </w:pPr>
-    </w:lvl>
-    <w:lvl w:ilvl="5" w:tentative="1">
-      <w:start w:val="1"/>
-      <w:numFmt w:val="decimal"/>
-      <w:lvlText w:val="%6."/>
-      <w:lvlJc w:val="left"/>
-      <w:pPr>
-        <w:tabs>
-          <w:tab w:val="num" w:pos="4320"/>
-        </w:tabs>
-        <w:ind w:left="4320" w:hanging="360"/>
-      </w:pPr>
-    </w:lvl>
-    <w:lvl w:ilvl="6" w:tentative="1">
-      <w:start w:val="1"/>
-      <w:numFmt w:val="decimal"/>
-      <w:lvlText w:val="%7."/>
-      <w:lvlJc w:val="left"/>
-      <w:pPr>
-        <w:tabs>
-          <w:tab w:val="num" w:pos="5040"/>
-        </w:tabs>
-        <w:ind w:left="5040" w:hanging="360"/>
-      </w:pPr>
-    </w:lvl>
-    <w:lvl w:ilvl="7" w:tentative="1">
-      <w:start w:val="1"/>
-      <w:numFmt w:val="decimal"/>
-      <w:lvlText w:val="%8."/>
-      <w:lvlJc w:val="left"/>
-      <w:pPr>
-        <w:tabs>
-          <w:tab w:val="num" w:pos="5760"/>
-        </w:tabs>
-        <w:ind w:left="5760" w:hanging="360"/>
-      </w:pPr>
-    </w:lvl>
-    <w:lvl w:ilvl="8" w:tentative="1">
-      <w:start w:val="1"/>
-      <w:numFmt w:val="decimal"/>
-      <w:lvlText w:val="%9."/>
-      <w:lvlJc w:val="left"/>
-      <w:pPr>
-        <w:tabs>
-          <w:tab w:val="num" w:pos="6480"/>
-        </w:tabs>
-        <w:ind w:left="6480" w:hanging="360"/>
-      </w:pPr>
-    </w:lvl>
-  </w:abstractNum>
-  <w:abstractNum w:abstractNumId="8" w15:restartNumberingAfterBreak="0">
-    <w:nsid w:val="4EE617E0"/>
-    <w:multiLevelType w:val="multilevel"/>
-    <w:tmpl w:val="316E9746"/>
+    <w:tmpl w:val="B10CA454"/>
     <w:lvl w:ilvl="0">
       <w:start w:val="1"/>
       <w:numFmt w:val="bullet"/>
@@ -16483,10 +19428,236 @@
       </w:rPr>
     </w:lvl>
   </w:abstractNum>
+  <w:abstractNum w:abstractNumId="8" w15:restartNumberingAfterBreak="0">
+    <w:nsid w:val="4AC51E3F"/>
+    <w:multiLevelType w:val="multilevel"/>
+    <w:tmpl w:val="37D8D362"/>
+    <w:lvl w:ilvl="0">
+      <w:start w:val="1"/>
+      <w:numFmt w:val="decimal"/>
+      <w:lvlText w:val="%1."/>
+      <w:lvlJc w:val="left"/>
+      <w:pPr>
+        <w:tabs>
+          <w:tab w:val="num" w:pos="720"/>
+        </w:tabs>
+        <w:ind w:left="720" w:hanging="360"/>
+      </w:pPr>
+    </w:lvl>
+    <w:lvl w:ilvl="1" w:tentative="1">
+      <w:start w:val="1"/>
+      <w:numFmt w:val="decimal"/>
+      <w:lvlText w:val="%2."/>
+      <w:lvlJc w:val="left"/>
+      <w:pPr>
+        <w:tabs>
+          <w:tab w:val="num" w:pos="1440"/>
+        </w:tabs>
+        <w:ind w:left="1440" w:hanging="360"/>
+      </w:pPr>
+    </w:lvl>
+    <w:lvl w:ilvl="2" w:tentative="1">
+      <w:start w:val="1"/>
+      <w:numFmt w:val="decimal"/>
+      <w:lvlText w:val="%3."/>
+      <w:lvlJc w:val="left"/>
+      <w:pPr>
+        <w:tabs>
+          <w:tab w:val="num" w:pos="2160"/>
+        </w:tabs>
+        <w:ind w:left="2160" w:hanging="360"/>
+      </w:pPr>
+    </w:lvl>
+    <w:lvl w:ilvl="3" w:tentative="1">
+      <w:start w:val="1"/>
+      <w:numFmt w:val="decimal"/>
+      <w:lvlText w:val="%4."/>
+      <w:lvlJc w:val="left"/>
+      <w:pPr>
+        <w:tabs>
+          <w:tab w:val="num" w:pos="2880"/>
+        </w:tabs>
+        <w:ind w:left="2880" w:hanging="360"/>
+      </w:pPr>
+    </w:lvl>
+    <w:lvl w:ilvl="4" w:tentative="1">
+      <w:start w:val="1"/>
+      <w:numFmt w:val="decimal"/>
+      <w:lvlText w:val="%5."/>
+      <w:lvlJc w:val="left"/>
+      <w:pPr>
+        <w:tabs>
+          <w:tab w:val="num" w:pos="3600"/>
+        </w:tabs>
+        <w:ind w:left="3600" w:hanging="360"/>
+      </w:pPr>
+    </w:lvl>
+    <w:lvl w:ilvl="5" w:tentative="1">
+      <w:start w:val="1"/>
+      <w:numFmt w:val="decimal"/>
+      <w:lvlText w:val="%6."/>
+      <w:lvlJc w:val="left"/>
+      <w:pPr>
+        <w:tabs>
+          <w:tab w:val="num" w:pos="4320"/>
+        </w:tabs>
+        <w:ind w:left="4320" w:hanging="360"/>
+      </w:pPr>
+    </w:lvl>
+    <w:lvl w:ilvl="6" w:tentative="1">
+      <w:start w:val="1"/>
+      <w:numFmt w:val="decimal"/>
+      <w:lvlText w:val="%7."/>
+      <w:lvlJc w:val="left"/>
+      <w:pPr>
+        <w:tabs>
+          <w:tab w:val="num" w:pos="5040"/>
+        </w:tabs>
+        <w:ind w:left="5040" w:hanging="360"/>
+      </w:pPr>
+    </w:lvl>
+    <w:lvl w:ilvl="7" w:tentative="1">
+      <w:start w:val="1"/>
+      <w:numFmt w:val="decimal"/>
+      <w:lvlText w:val="%8."/>
+      <w:lvlJc w:val="left"/>
+      <w:pPr>
+        <w:tabs>
+          <w:tab w:val="num" w:pos="5760"/>
+        </w:tabs>
+        <w:ind w:left="5760" w:hanging="360"/>
+      </w:pPr>
+    </w:lvl>
+    <w:lvl w:ilvl="8" w:tentative="1">
+      <w:start w:val="1"/>
+      <w:numFmt w:val="decimal"/>
+      <w:lvlText w:val="%9."/>
+      <w:lvlJc w:val="left"/>
+      <w:pPr>
+        <w:tabs>
+          <w:tab w:val="num" w:pos="6480"/>
+        </w:tabs>
+        <w:ind w:left="6480" w:hanging="360"/>
+      </w:pPr>
+    </w:lvl>
+  </w:abstractNum>
   <w:abstractNum w:abstractNumId="9" w15:restartNumberingAfterBreak="0">
-    <w:nsid w:val="5DF00B3A"/>
+    <w:nsid w:val="5A7E6FCA"/>
     <w:multiLevelType w:val="multilevel"/>
-    <w:tmpl w:val="D200D98C"/>
+    <w:tmpl w:val="C0CE2FF6"/>
+    <w:lvl w:ilvl="0">
+      <w:start w:val="1"/>
+      <w:numFmt w:val="decimal"/>
+      <w:lvlText w:val="%1."/>
+      <w:lvlJc w:val="left"/>
+      <w:pPr>
+        <w:tabs>
+          <w:tab w:val="num" w:pos="720"/>
+        </w:tabs>
+        <w:ind w:left="720" w:hanging="360"/>
+      </w:pPr>
+    </w:lvl>
+    <w:lvl w:ilvl="1" w:tentative="1">
+      <w:start w:val="1"/>
+      <w:numFmt w:val="decimal"/>
+      <w:lvlText w:val="%2."/>
+      <w:lvlJc w:val="left"/>
+      <w:pPr>
+        <w:tabs>
+          <w:tab w:val="num" w:pos="1440"/>
+        </w:tabs>
+        <w:ind w:left="1440" w:hanging="360"/>
+      </w:pPr>
+    </w:lvl>
+    <w:lvl w:ilvl="2" w:tentative="1">
+      <w:start w:val="1"/>
+      <w:numFmt w:val="decimal"/>
+      <w:lvlText w:val="%3."/>
+      <w:lvlJc w:val="left"/>
+      <w:pPr>
+        <w:tabs>
+          <w:tab w:val="num" w:pos="2160"/>
+        </w:tabs>
+        <w:ind w:left="2160" w:hanging="360"/>
+      </w:pPr>
+    </w:lvl>
+    <w:lvl w:ilvl="3" w:tentative="1">
+      <w:start w:val="1"/>
+      <w:numFmt w:val="decimal"/>
+      <w:lvlText w:val="%4."/>
+      <w:lvlJc w:val="left"/>
+      <w:pPr>
+        <w:tabs>
+          <w:tab w:val="num" w:pos="2880"/>
+        </w:tabs>
+        <w:ind w:left="2880" w:hanging="360"/>
+      </w:pPr>
+    </w:lvl>
+    <w:lvl w:ilvl="4" w:tentative="1">
+      <w:start w:val="1"/>
+      <w:numFmt w:val="decimal"/>
+      <w:lvlText w:val="%5."/>
+      <w:lvlJc w:val="left"/>
+      <w:pPr>
+        <w:tabs>
+          <w:tab w:val="num" w:pos="3600"/>
+        </w:tabs>
+        <w:ind w:left="3600" w:hanging="360"/>
+      </w:pPr>
+    </w:lvl>
+    <w:lvl w:ilvl="5" w:tentative="1">
+      <w:start w:val="1"/>
+      <w:numFmt w:val="decimal"/>
+      <w:lvlText w:val="%6."/>
+      <w:lvlJc w:val="left"/>
+      <w:pPr>
+        <w:tabs>
+          <w:tab w:val="num" w:pos="4320"/>
+        </w:tabs>
+        <w:ind w:left="4320" w:hanging="360"/>
+      </w:pPr>
+    </w:lvl>
+    <w:lvl w:ilvl="6" w:tentative="1">
+      <w:start w:val="1"/>
+      <w:numFmt w:val="decimal"/>
+      <w:lvlText w:val="%7."/>
+      <w:lvlJc w:val="left"/>
+      <w:pPr>
+        <w:tabs>
+          <w:tab w:val="num" w:pos="5040"/>
+        </w:tabs>
+        <w:ind w:left="5040" w:hanging="360"/>
+      </w:pPr>
+    </w:lvl>
+    <w:lvl w:ilvl="7" w:tentative="1">
+      <w:start w:val="1"/>
+      <w:numFmt w:val="decimal"/>
+      <w:lvlText w:val="%8."/>
+      <w:lvlJc w:val="left"/>
+      <w:pPr>
+        <w:tabs>
+          <w:tab w:val="num" w:pos="5760"/>
+        </w:tabs>
+        <w:ind w:left="5760" w:hanging="360"/>
+      </w:pPr>
+    </w:lvl>
+    <w:lvl w:ilvl="8" w:tentative="1">
+      <w:start w:val="1"/>
+      <w:numFmt w:val="decimal"/>
+      <w:lvlText w:val="%9."/>
+      <w:lvlJc w:val="left"/>
+      <w:pPr>
+        <w:tabs>
+          <w:tab w:val="num" w:pos="6480"/>
+        </w:tabs>
+        <w:ind w:left="6480" w:hanging="360"/>
+      </w:pPr>
+    </w:lvl>
+  </w:abstractNum>
+  <w:abstractNum w:abstractNumId="10" w15:restartNumberingAfterBreak="0">
+    <w:nsid w:val="5C1E43AA"/>
+    <w:multiLevelType w:val="multilevel"/>
+    <w:tmpl w:val="4B42A6AA"/>
     <w:lvl w:ilvl="0">
       <w:start w:val="1"/>
       <w:numFmt w:val="bullet"/>
@@ -16632,10 +19803,10 @@
       </w:rPr>
     </w:lvl>
   </w:abstractNum>
-  <w:abstractNum w:abstractNumId="10" w15:restartNumberingAfterBreak="0">
-    <w:nsid w:val="627617A8"/>
+  <w:abstractNum w:abstractNumId="11" w15:restartNumberingAfterBreak="0">
+    <w:nsid w:val="5F021CAD"/>
     <w:multiLevelType w:val="multilevel"/>
-    <w:tmpl w:val="9D44D704"/>
+    <w:tmpl w:val="9A3EE4D6"/>
     <w:lvl w:ilvl="0">
       <w:start w:val="1"/>
       <w:numFmt w:val="bullet"/>
@@ -16781,10 +19952,10 @@
       </w:rPr>
     </w:lvl>
   </w:abstractNum>
-  <w:abstractNum w:abstractNumId="11" w15:restartNumberingAfterBreak="0">
-    <w:nsid w:val="74D4323A"/>
+  <w:abstractNum w:abstractNumId="12" w15:restartNumberingAfterBreak="0">
+    <w:nsid w:val="60BF39F2"/>
     <w:multiLevelType w:val="multilevel"/>
-    <w:tmpl w:val="1E3C4BE8"/>
+    <w:tmpl w:val="69649B7A"/>
     <w:lvl w:ilvl="0">
       <w:start w:val="1"/>
       <w:numFmt w:val="decimal"/>
@@ -16898,41 +20069,616 @@
       </w:pPr>
     </w:lvl>
   </w:abstractNum>
+  <w:abstractNum w:abstractNumId="13" w15:restartNumberingAfterBreak="0">
+    <w:nsid w:val="765607E0"/>
+    <w:multiLevelType w:val="multilevel"/>
+    <w:tmpl w:val="A07C502C"/>
+    <w:lvl w:ilvl="0">
+      <w:start w:val="1"/>
+      <w:numFmt w:val="decimal"/>
+      <w:lvlText w:val="%1."/>
+      <w:lvlJc w:val="left"/>
+      <w:pPr>
+        <w:tabs>
+          <w:tab w:val="num" w:pos="720"/>
+        </w:tabs>
+        <w:ind w:left="720" w:hanging="360"/>
+      </w:pPr>
+    </w:lvl>
+    <w:lvl w:ilvl="1" w:tentative="1">
+      <w:start w:val="1"/>
+      <w:numFmt w:val="decimal"/>
+      <w:lvlText w:val="%2."/>
+      <w:lvlJc w:val="left"/>
+      <w:pPr>
+        <w:tabs>
+          <w:tab w:val="num" w:pos="1440"/>
+        </w:tabs>
+        <w:ind w:left="1440" w:hanging="360"/>
+      </w:pPr>
+    </w:lvl>
+    <w:lvl w:ilvl="2" w:tentative="1">
+      <w:start w:val="1"/>
+      <w:numFmt w:val="decimal"/>
+      <w:lvlText w:val="%3."/>
+      <w:lvlJc w:val="left"/>
+      <w:pPr>
+        <w:tabs>
+          <w:tab w:val="num" w:pos="2160"/>
+        </w:tabs>
+        <w:ind w:left="2160" w:hanging="360"/>
+      </w:pPr>
+    </w:lvl>
+    <w:lvl w:ilvl="3" w:tentative="1">
+      <w:start w:val="1"/>
+      <w:numFmt w:val="decimal"/>
+      <w:lvlText w:val="%4."/>
+      <w:lvlJc w:val="left"/>
+      <w:pPr>
+        <w:tabs>
+          <w:tab w:val="num" w:pos="2880"/>
+        </w:tabs>
+        <w:ind w:left="2880" w:hanging="360"/>
+      </w:pPr>
+    </w:lvl>
+    <w:lvl w:ilvl="4" w:tentative="1">
+      <w:start w:val="1"/>
+      <w:numFmt w:val="decimal"/>
+      <w:lvlText w:val="%5."/>
+      <w:lvlJc w:val="left"/>
+      <w:pPr>
+        <w:tabs>
+          <w:tab w:val="num" w:pos="3600"/>
+        </w:tabs>
+        <w:ind w:left="3600" w:hanging="360"/>
+      </w:pPr>
+    </w:lvl>
+    <w:lvl w:ilvl="5" w:tentative="1">
+      <w:start w:val="1"/>
+      <w:numFmt w:val="decimal"/>
+      <w:lvlText w:val="%6."/>
+      <w:lvlJc w:val="left"/>
+      <w:pPr>
+        <w:tabs>
+          <w:tab w:val="num" w:pos="4320"/>
+        </w:tabs>
+        <w:ind w:left="4320" w:hanging="360"/>
+      </w:pPr>
+    </w:lvl>
+    <w:lvl w:ilvl="6" w:tentative="1">
+      <w:start w:val="1"/>
+      <w:numFmt w:val="decimal"/>
+      <w:lvlText w:val="%7."/>
+      <w:lvlJc w:val="left"/>
+      <w:pPr>
+        <w:tabs>
+          <w:tab w:val="num" w:pos="5040"/>
+        </w:tabs>
+        <w:ind w:left="5040" w:hanging="360"/>
+      </w:pPr>
+    </w:lvl>
+    <w:lvl w:ilvl="7" w:tentative="1">
+      <w:start w:val="1"/>
+      <w:numFmt w:val="decimal"/>
+      <w:lvlText w:val="%8."/>
+      <w:lvlJc w:val="left"/>
+      <w:pPr>
+        <w:tabs>
+          <w:tab w:val="num" w:pos="5760"/>
+        </w:tabs>
+        <w:ind w:left="5760" w:hanging="360"/>
+      </w:pPr>
+    </w:lvl>
+    <w:lvl w:ilvl="8" w:tentative="1">
+      <w:start w:val="1"/>
+      <w:numFmt w:val="decimal"/>
+      <w:lvlText w:val="%9."/>
+      <w:lvlJc w:val="left"/>
+      <w:pPr>
+        <w:tabs>
+          <w:tab w:val="num" w:pos="6480"/>
+        </w:tabs>
+        <w:ind w:left="6480" w:hanging="360"/>
+      </w:pPr>
+    </w:lvl>
+  </w:abstractNum>
+  <w:abstractNum w:abstractNumId="14" w15:restartNumberingAfterBreak="0">
+    <w:nsid w:val="79BC774A"/>
+    <w:multiLevelType w:val="multilevel"/>
+    <w:tmpl w:val="375ADB36"/>
+    <w:lvl w:ilvl="0">
+      <w:start w:val="1"/>
+      <w:numFmt w:val="bullet"/>
+      <w:lvlText w:val=""/>
+      <w:lvlJc w:val="left"/>
+      <w:pPr>
+        <w:tabs>
+          <w:tab w:val="num" w:pos="720"/>
+        </w:tabs>
+        <w:ind w:left="720" w:hanging="360"/>
+      </w:pPr>
+      <w:rPr>
+        <w:rFonts w:ascii="Symbol" w:hAnsi="Symbol" w:hint="default"/>
+        <w:sz w:val="20"/>
+      </w:rPr>
+    </w:lvl>
+    <w:lvl w:ilvl="1" w:tentative="1">
+      <w:start w:val="1"/>
+      <w:numFmt w:val="bullet"/>
+      <w:lvlText w:val="o"/>
+      <w:lvlJc w:val="left"/>
+      <w:pPr>
+        <w:tabs>
+          <w:tab w:val="num" w:pos="1440"/>
+        </w:tabs>
+        <w:ind w:left="1440" w:hanging="360"/>
+      </w:pPr>
+      <w:rPr>
+        <w:rFonts w:ascii="Courier New" w:hAnsi="Courier New" w:hint="default"/>
+        <w:sz w:val="20"/>
+      </w:rPr>
+    </w:lvl>
+    <w:lvl w:ilvl="2" w:tentative="1">
+      <w:start w:val="1"/>
+      <w:numFmt w:val="bullet"/>
+      <w:lvlText w:val=""/>
+      <w:lvlJc w:val="left"/>
+      <w:pPr>
+        <w:tabs>
+          <w:tab w:val="num" w:pos="2160"/>
+        </w:tabs>
+        <w:ind w:left="2160" w:hanging="360"/>
+      </w:pPr>
+      <w:rPr>
+        <w:rFonts w:ascii="Wingdings" w:hAnsi="Wingdings" w:hint="default"/>
+        <w:sz w:val="20"/>
+      </w:rPr>
+    </w:lvl>
+    <w:lvl w:ilvl="3" w:tentative="1">
+      <w:start w:val="1"/>
+      <w:numFmt w:val="bullet"/>
+      <w:lvlText w:val=""/>
+      <w:lvlJc w:val="left"/>
+      <w:pPr>
+        <w:tabs>
+          <w:tab w:val="num" w:pos="2880"/>
+        </w:tabs>
+        <w:ind w:left="2880" w:hanging="360"/>
+      </w:pPr>
+      <w:rPr>
+        <w:rFonts w:ascii="Wingdings" w:hAnsi="Wingdings" w:hint="default"/>
+        <w:sz w:val="20"/>
+      </w:rPr>
+    </w:lvl>
+    <w:lvl w:ilvl="4" w:tentative="1">
+      <w:start w:val="1"/>
+      <w:numFmt w:val="bullet"/>
+      <w:lvlText w:val=""/>
+      <w:lvlJc w:val="left"/>
+      <w:pPr>
+        <w:tabs>
+          <w:tab w:val="num" w:pos="3600"/>
+        </w:tabs>
+        <w:ind w:left="3600" w:hanging="360"/>
+      </w:pPr>
+      <w:rPr>
+        <w:rFonts w:ascii="Wingdings" w:hAnsi="Wingdings" w:hint="default"/>
+        <w:sz w:val="20"/>
+      </w:rPr>
+    </w:lvl>
+    <w:lvl w:ilvl="5" w:tentative="1">
+      <w:start w:val="1"/>
+      <w:numFmt w:val="bullet"/>
+      <w:lvlText w:val=""/>
+      <w:lvlJc w:val="left"/>
+      <w:pPr>
+        <w:tabs>
+          <w:tab w:val="num" w:pos="4320"/>
+        </w:tabs>
+        <w:ind w:left="4320" w:hanging="360"/>
+      </w:pPr>
+      <w:rPr>
+        <w:rFonts w:ascii="Wingdings" w:hAnsi="Wingdings" w:hint="default"/>
+        <w:sz w:val="20"/>
+      </w:rPr>
+    </w:lvl>
+    <w:lvl w:ilvl="6" w:tentative="1">
+      <w:start w:val="1"/>
+      <w:numFmt w:val="bullet"/>
+      <w:lvlText w:val=""/>
+      <w:lvlJc w:val="left"/>
+      <w:pPr>
+        <w:tabs>
+          <w:tab w:val="num" w:pos="5040"/>
+        </w:tabs>
+        <w:ind w:left="5040" w:hanging="360"/>
+      </w:pPr>
+      <w:rPr>
+        <w:rFonts w:ascii="Wingdings" w:hAnsi="Wingdings" w:hint="default"/>
+        <w:sz w:val="20"/>
+      </w:rPr>
+    </w:lvl>
+    <w:lvl w:ilvl="7" w:tentative="1">
+      <w:start w:val="1"/>
+      <w:numFmt w:val="bullet"/>
+      <w:lvlText w:val=""/>
+      <w:lvlJc w:val="left"/>
+      <w:pPr>
+        <w:tabs>
+          <w:tab w:val="num" w:pos="5760"/>
+        </w:tabs>
+        <w:ind w:left="5760" w:hanging="360"/>
+      </w:pPr>
+      <w:rPr>
+        <w:rFonts w:ascii="Wingdings" w:hAnsi="Wingdings" w:hint="default"/>
+        <w:sz w:val="20"/>
+      </w:rPr>
+    </w:lvl>
+    <w:lvl w:ilvl="8" w:tentative="1">
+      <w:start w:val="1"/>
+      <w:numFmt w:val="bullet"/>
+      <w:lvlText w:val=""/>
+      <w:lvlJc w:val="left"/>
+      <w:pPr>
+        <w:tabs>
+          <w:tab w:val="num" w:pos="6480"/>
+        </w:tabs>
+        <w:ind w:left="6480" w:hanging="360"/>
+      </w:pPr>
+      <w:rPr>
+        <w:rFonts w:ascii="Wingdings" w:hAnsi="Wingdings" w:hint="default"/>
+        <w:sz w:val="20"/>
+      </w:rPr>
+    </w:lvl>
+  </w:abstractNum>
+  <w:abstractNum w:abstractNumId="15" w15:restartNumberingAfterBreak="0">
+    <w:nsid w:val="7C29744D"/>
+    <w:multiLevelType w:val="multilevel"/>
+    <w:tmpl w:val="242E6402"/>
+    <w:lvl w:ilvl="0">
+      <w:start w:val="1"/>
+      <w:numFmt w:val="bullet"/>
+      <w:lvlText w:val=""/>
+      <w:lvlJc w:val="left"/>
+      <w:pPr>
+        <w:tabs>
+          <w:tab w:val="num" w:pos="720"/>
+        </w:tabs>
+        <w:ind w:left="720" w:hanging="360"/>
+      </w:pPr>
+      <w:rPr>
+        <w:rFonts w:ascii="Symbol" w:hAnsi="Symbol" w:hint="default"/>
+        <w:sz w:val="20"/>
+      </w:rPr>
+    </w:lvl>
+    <w:lvl w:ilvl="1" w:tentative="1">
+      <w:start w:val="1"/>
+      <w:numFmt w:val="bullet"/>
+      <w:lvlText w:val="o"/>
+      <w:lvlJc w:val="left"/>
+      <w:pPr>
+        <w:tabs>
+          <w:tab w:val="num" w:pos="1440"/>
+        </w:tabs>
+        <w:ind w:left="1440" w:hanging="360"/>
+      </w:pPr>
+      <w:rPr>
+        <w:rFonts w:ascii="Courier New" w:hAnsi="Courier New" w:hint="default"/>
+        <w:sz w:val="20"/>
+      </w:rPr>
+    </w:lvl>
+    <w:lvl w:ilvl="2" w:tentative="1">
+      <w:start w:val="1"/>
+      <w:numFmt w:val="bullet"/>
+      <w:lvlText w:val=""/>
+      <w:lvlJc w:val="left"/>
+      <w:pPr>
+        <w:tabs>
+          <w:tab w:val="num" w:pos="2160"/>
+        </w:tabs>
+        <w:ind w:left="2160" w:hanging="360"/>
+      </w:pPr>
+      <w:rPr>
+        <w:rFonts w:ascii="Wingdings" w:hAnsi="Wingdings" w:hint="default"/>
+        <w:sz w:val="20"/>
+      </w:rPr>
+    </w:lvl>
+    <w:lvl w:ilvl="3" w:tentative="1">
+      <w:start w:val="1"/>
+      <w:numFmt w:val="bullet"/>
+      <w:lvlText w:val=""/>
+      <w:lvlJc w:val="left"/>
+      <w:pPr>
+        <w:tabs>
+          <w:tab w:val="num" w:pos="2880"/>
+        </w:tabs>
+        <w:ind w:left="2880" w:hanging="360"/>
+      </w:pPr>
+      <w:rPr>
+        <w:rFonts w:ascii="Wingdings" w:hAnsi="Wingdings" w:hint="default"/>
+        <w:sz w:val="20"/>
+      </w:rPr>
+    </w:lvl>
+    <w:lvl w:ilvl="4" w:tentative="1">
+      <w:start w:val="1"/>
+      <w:numFmt w:val="bullet"/>
+      <w:lvlText w:val=""/>
+      <w:lvlJc w:val="left"/>
+      <w:pPr>
+        <w:tabs>
+          <w:tab w:val="num" w:pos="3600"/>
+        </w:tabs>
+        <w:ind w:left="3600" w:hanging="360"/>
+      </w:pPr>
+      <w:rPr>
+        <w:rFonts w:ascii="Wingdings" w:hAnsi="Wingdings" w:hint="default"/>
+        <w:sz w:val="20"/>
+      </w:rPr>
+    </w:lvl>
+    <w:lvl w:ilvl="5" w:tentative="1">
+      <w:start w:val="1"/>
+      <w:numFmt w:val="bullet"/>
+      <w:lvlText w:val=""/>
+      <w:lvlJc w:val="left"/>
+      <w:pPr>
+        <w:tabs>
+          <w:tab w:val="num" w:pos="4320"/>
+        </w:tabs>
+        <w:ind w:left="4320" w:hanging="360"/>
+      </w:pPr>
+      <w:rPr>
+        <w:rFonts w:ascii="Wingdings" w:hAnsi="Wingdings" w:hint="default"/>
+        <w:sz w:val="20"/>
+      </w:rPr>
+    </w:lvl>
+    <w:lvl w:ilvl="6" w:tentative="1">
+      <w:start w:val="1"/>
+      <w:numFmt w:val="bullet"/>
+      <w:lvlText w:val=""/>
+      <w:lvlJc w:val="left"/>
+      <w:pPr>
+        <w:tabs>
+          <w:tab w:val="num" w:pos="5040"/>
+        </w:tabs>
+        <w:ind w:left="5040" w:hanging="360"/>
+      </w:pPr>
+      <w:rPr>
+        <w:rFonts w:ascii="Wingdings" w:hAnsi="Wingdings" w:hint="default"/>
+        <w:sz w:val="20"/>
+      </w:rPr>
+    </w:lvl>
+    <w:lvl w:ilvl="7" w:tentative="1">
+      <w:start w:val="1"/>
+      <w:numFmt w:val="bullet"/>
+      <w:lvlText w:val=""/>
+      <w:lvlJc w:val="left"/>
+      <w:pPr>
+        <w:tabs>
+          <w:tab w:val="num" w:pos="5760"/>
+        </w:tabs>
+        <w:ind w:left="5760" w:hanging="360"/>
+      </w:pPr>
+      <w:rPr>
+        <w:rFonts w:ascii="Wingdings" w:hAnsi="Wingdings" w:hint="default"/>
+        <w:sz w:val="20"/>
+      </w:rPr>
+    </w:lvl>
+    <w:lvl w:ilvl="8" w:tentative="1">
+      <w:start w:val="1"/>
+      <w:numFmt w:val="bullet"/>
+      <w:lvlText w:val=""/>
+      <w:lvlJc w:val="left"/>
+      <w:pPr>
+        <w:tabs>
+          <w:tab w:val="num" w:pos="6480"/>
+        </w:tabs>
+        <w:ind w:left="6480" w:hanging="360"/>
+      </w:pPr>
+      <w:rPr>
+        <w:rFonts w:ascii="Wingdings" w:hAnsi="Wingdings" w:hint="default"/>
+        <w:sz w:val="20"/>
+      </w:rPr>
+    </w:lvl>
+  </w:abstractNum>
+  <w:abstractNum w:abstractNumId="16" w15:restartNumberingAfterBreak="0">
+    <w:nsid w:val="7DB54F3C"/>
+    <w:multiLevelType w:val="multilevel"/>
+    <w:tmpl w:val="E4D8EFB6"/>
+    <w:lvl w:ilvl="0">
+      <w:start w:val="1"/>
+      <w:numFmt w:val="bullet"/>
+      <w:lvlText w:val=""/>
+      <w:lvlJc w:val="left"/>
+      <w:pPr>
+        <w:tabs>
+          <w:tab w:val="num" w:pos="720"/>
+        </w:tabs>
+        <w:ind w:left="720" w:hanging="360"/>
+      </w:pPr>
+      <w:rPr>
+        <w:rFonts w:ascii="Symbol" w:hAnsi="Symbol" w:hint="default"/>
+        <w:sz w:val="20"/>
+      </w:rPr>
+    </w:lvl>
+    <w:lvl w:ilvl="1" w:tentative="1">
+      <w:start w:val="1"/>
+      <w:numFmt w:val="bullet"/>
+      <w:lvlText w:val="o"/>
+      <w:lvlJc w:val="left"/>
+      <w:pPr>
+        <w:tabs>
+          <w:tab w:val="num" w:pos="1440"/>
+        </w:tabs>
+        <w:ind w:left="1440" w:hanging="360"/>
+      </w:pPr>
+      <w:rPr>
+        <w:rFonts w:ascii="Courier New" w:hAnsi="Courier New" w:hint="default"/>
+        <w:sz w:val="20"/>
+      </w:rPr>
+    </w:lvl>
+    <w:lvl w:ilvl="2" w:tentative="1">
+      <w:start w:val="1"/>
+      <w:numFmt w:val="bullet"/>
+      <w:lvlText w:val=""/>
+      <w:lvlJc w:val="left"/>
+      <w:pPr>
+        <w:tabs>
+          <w:tab w:val="num" w:pos="2160"/>
+        </w:tabs>
+        <w:ind w:left="2160" w:hanging="360"/>
+      </w:pPr>
+      <w:rPr>
+        <w:rFonts w:ascii="Wingdings" w:hAnsi="Wingdings" w:hint="default"/>
+        <w:sz w:val="20"/>
+      </w:rPr>
+    </w:lvl>
+    <w:lvl w:ilvl="3" w:tentative="1">
+      <w:start w:val="1"/>
+      <w:numFmt w:val="bullet"/>
+      <w:lvlText w:val=""/>
+      <w:lvlJc w:val="left"/>
+      <w:pPr>
+        <w:tabs>
+          <w:tab w:val="num" w:pos="2880"/>
+        </w:tabs>
+        <w:ind w:left="2880" w:hanging="360"/>
+      </w:pPr>
+      <w:rPr>
+        <w:rFonts w:ascii="Wingdings" w:hAnsi="Wingdings" w:hint="default"/>
+        <w:sz w:val="20"/>
+      </w:rPr>
+    </w:lvl>
+    <w:lvl w:ilvl="4" w:tentative="1">
+      <w:start w:val="1"/>
+      <w:numFmt w:val="bullet"/>
+      <w:lvlText w:val=""/>
+      <w:lvlJc w:val="left"/>
+      <w:pPr>
+        <w:tabs>
+          <w:tab w:val="num" w:pos="3600"/>
+        </w:tabs>
+        <w:ind w:left="3600" w:hanging="360"/>
+      </w:pPr>
+      <w:rPr>
+        <w:rFonts w:ascii="Wingdings" w:hAnsi="Wingdings" w:hint="default"/>
+        <w:sz w:val="20"/>
+      </w:rPr>
+    </w:lvl>
+    <w:lvl w:ilvl="5" w:tentative="1">
+      <w:start w:val="1"/>
+      <w:numFmt w:val="bullet"/>
+      <w:lvlText w:val=""/>
+      <w:lvlJc w:val="left"/>
+      <w:pPr>
+        <w:tabs>
+          <w:tab w:val="num" w:pos="4320"/>
+        </w:tabs>
+        <w:ind w:left="4320" w:hanging="360"/>
+      </w:pPr>
+      <w:rPr>
+        <w:rFonts w:ascii="Wingdings" w:hAnsi="Wingdings" w:hint="default"/>
+        <w:sz w:val="20"/>
+      </w:rPr>
+    </w:lvl>
+    <w:lvl w:ilvl="6" w:tentative="1">
+      <w:start w:val="1"/>
+      <w:numFmt w:val="bullet"/>
+      <w:lvlText w:val=""/>
+      <w:lvlJc w:val="left"/>
+      <w:pPr>
+        <w:tabs>
+          <w:tab w:val="num" w:pos="5040"/>
+        </w:tabs>
+        <w:ind w:left="5040" w:hanging="360"/>
+      </w:pPr>
+      <w:rPr>
+        <w:rFonts w:ascii="Wingdings" w:hAnsi="Wingdings" w:hint="default"/>
+        <w:sz w:val="20"/>
+      </w:rPr>
+    </w:lvl>
+    <w:lvl w:ilvl="7" w:tentative="1">
+      <w:start w:val="1"/>
+      <w:numFmt w:val="bullet"/>
+      <w:lvlText w:val=""/>
+      <w:lvlJc w:val="left"/>
+      <w:pPr>
+        <w:tabs>
+          <w:tab w:val="num" w:pos="5760"/>
+        </w:tabs>
+        <w:ind w:left="5760" w:hanging="360"/>
+      </w:pPr>
+      <w:rPr>
+        <w:rFonts w:ascii="Wingdings" w:hAnsi="Wingdings" w:hint="default"/>
+        <w:sz w:val="20"/>
+      </w:rPr>
+    </w:lvl>
+    <w:lvl w:ilvl="8" w:tentative="1">
+      <w:start w:val="1"/>
+      <w:numFmt w:val="bullet"/>
+      <w:lvlText w:val=""/>
+      <w:lvlJc w:val="left"/>
+      <w:pPr>
+        <w:tabs>
+          <w:tab w:val="num" w:pos="6480"/>
+        </w:tabs>
+        <w:ind w:left="6480" w:hanging="360"/>
+      </w:pPr>
+      <w:rPr>
+        <w:rFonts w:ascii="Wingdings" w:hAnsi="Wingdings" w:hint="default"/>
+        <w:sz w:val="20"/>
+      </w:rPr>
+    </w:lvl>
+  </w:abstractNum>
   <w:num w:numId="1">
-    <w:abstractNumId w:val="8"/>
+    <w:abstractNumId w:val="7"/>
   </w:num>
   <w:num w:numId="2">
+    <w:abstractNumId w:val="12"/>
+  </w:num>
+  <w:num w:numId="3">
     <w:abstractNumId w:val="11"/>
   </w:num>
-  <w:num w:numId="3">
+  <w:num w:numId="4">
     <w:abstractNumId w:val="6"/>
   </w:num>
-  <w:num w:numId="4">
-    <w:abstractNumId w:val="2"/>
-  </w:num>
   <w:num w:numId="5">
-    <w:abstractNumId w:val="4"/>
+    <w:abstractNumId w:val="13"/>
   </w:num>
   <w:num w:numId="6">
-    <w:abstractNumId w:val="5"/>
+    <w:abstractNumId w:val="15"/>
   </w:num>
   <w:num w:numId="7">
-    <w:abstractNumId w:val="1"/>
+    <w:abstractNumId w:val="2"/>
   </w:num>
   <w:num w:numId="8">
     <w:abstractNumId w:val="3"/>
   </w:num>
   <w:num w:numId="9">
+    <w:abstractNumId w:val="0"/>
+  </w:num>
+  <w:num w:numId="10">
+    <w:abstractNumId w:val="16"/>
+  </w:num>
+  <w:num w:numId="11">
+    <w:abstractNumId w:val="10"/>
+  </w:num>
+  <w:num w:numId="12">
+    <w:abstractNumId w:val="4"/>
+  </w:num>
+  <w:num w:numId="13">
     <w:abstractNumId w:val="9"/>
   </w:num>
-  <w:num w:numId="10">
-    <w:abstractNumId w:val="7"/>
+  <w:num w:numId="14">
+    <w:abstractNumId w:val="1"/>
   </w:num>
-  <w:num w:numId="11">
-    <w:abstractNumId w:val="0"/>
+  <w:num w:numId="15">
+    <w:abstractNumId w:val="8"/>
   </w:num>
-  <w:num w:numId="12">
-    <w:abstractNumId w:val="10"/>
+  <w:num w:numId="16">
+    <w:abstractNumId w:val="14"/>
+  </w:num>
+  <w:num w:numId="17">
+    <w:abstractNumId w:val="5"/>
   </w:num>
 </w:numbering>
 </file>
